--- a/answers-of-two-digit_number_divided_by_one-digit_number.docx
+++ b/answers-of-two-digit_number_divided_by_one-digit_number.docx
@@ -40,7 +40,7 @@
                 <w:rFonts w:ascii="TimeNewRoman" w:hAnsi="TimeNewRoman"/>
                 <w:sz w:val="30"/>
               </w:rPr>
-              <w:t>33÷9=3, 6</w:t>
+              <w:t>70÷8=8, 6</w:t>
             </w:r>
           </w:p>
         </w:tc>
@@ -57,7 +57,7 @@
                 <w:rFonts w:ascii="TimeNewRoman" w:hAnsi="TimeNewRoman"/>
                 <w:sz w:val="30"/>
               </w:rPr>
-              <w:t>57÷2=28, 1</w:t>
+              <w:t>61÷6=10, 1</w:t>
             </w:r>
           </w:p>
         </w:tc>
@@ -74,7 +74,7 @@
                 <w:rFonts w:ascii="TimeNewRoman" w:hAnsi="TimeNewRoman"/>
                 <w:sz w:val="30"/>
               </w:rPr>
-              <w:t>41÷5=8, 1</w:t>
+              <w:t>77÷3=25, 2</w:t>
             </w:r>
           </w:p>
         </w:tc>
@@ -91,7 +91,7 @@
                 <w:rFonts w:ascii="TimeNewRoman" w:hAnsi="TimeNewRoman"/>
                 <w:sz w:val="30"/>
               </w:rPr>
-              <w:t>25÷6=4, 1</w:t>
+              <w:t>21÷7=3, 0</w:t>
             </w:r>
           </w:p>
         </w:tc>
@@ -108,7 +108,7 @@
                 <w:rFonts w:ascii="TimeNewRoman" w:hAnsi="TimeNewRoman"/>
                 <w:sz w:val="30"/>
               </w:rPr>
-              <w:t>85÷9=9, 4</w:t>
+              <w:t>58÷7=8, 2</w:t>
             </w:r>
           </w:p>
         </w:tc>
@@ -223,7 +223,7 @@
                 <w:rFonts w:ascii="TimeNewRoman" w:hAnsi="TimeNewRoman"/>
                 <w:sz w:val="30"/>
               </w:rPr>
-              <w:t>81÷7=11, 4</w:t>
+              <w:t>13÷5=2, 3</w:t>
             </w:r>
           </w:p>
         </w:tc>
@@ -240,7 +240,7 @@
                 <w:rFonts w:ascii="TimeNewRoman" w:hAnsi="TimeNewRoman"/>
                 <w:sz w:val="30"/>
               </w:rPr>
-              <w:t>50÷5=10, 0</w:t>
+              <w:t>23÷3=7, 2</w:t>
             </w:r>
           </w:p>
         </w:tc>
@@ -257,7 +257,7 @@
                 <w:rFonts w:ascii="TimeNewRoman" w:hAnsi="TimeNewRoman"/>
                 <w:sz w:val="30"/>
               </w:rPr>
-              <w:t>39÷2=19, 1</w:t>
+              <w:t>60÷8=7, 4</w:t>
             </w:r>
           </w:p>
         </w:tc>
@@ -274,7 +274,7 @@
                 <w:rFonts w:ascii="TimeNewRoman" w:hAnsi="TimeNewRoman"/>
                 <w:sz w:val="30"/>
               </w:rPr>
-              <w:t>82÷7=11, 5</w:t>
+              <w:t>55÷9=6, 1</w:t>
             </w:r>
           </w:p>
         </w:tc>
@@ -291,7 +291,7 @@
                 <w:rFonts w:ascii="TimeNewRoman" w:hAnsi="TimeNewRoman"/>
                 <w:sz w:val="30"/>
               </w:rPr>
-              <w:t>65÷5=13, 0</w:t>
+              <w:t>78÷4=19, 2</w:t>
             </w:r>
           </w:p>
         </w:tc>
@@ -406,7 +406,7 @@
                 <w:rFonts w:ascii="TimeNewRoman" w:hAnsi="TimeNewRoman"/>
                 <w:sz w:val="30"/>
               </w:rPr>
-              <w:t>78÷5=15, 3</w:t>
+              <w:t>82÷7=11, 5</w:t>
             </w:r>
           </w:p>
         </w:tc>
@@ -423,7 +423,7 @@
                 <w:rFonts w:ascii="TimeNewRoman" w:hAnsi="TimeNewRoman"/>
                 <w:sz w:val="30"/>
               </w:rPr>
-              <w:t>17÷2=8, 1</w:t>
+              <w:t>57÷6=9, 3</w:t>
             </w:r>
           </w:p>
         </w:tc>
@@ -440,7 +440,7 @@
                 <w:rFonts w:ascii="TimeNewRoman" w:hAnsi="TimeNewRoman"/>
                 <w:sz w:val="30"/>
               </w:rPr>
-              <w:t>16÷4=4, 0</w:t>
+              <w:t>64÷4=16, 0</w:t>
             </w:r>
           </w:p>
         </w:tc>
@@ -457,7 +457,7 @@
                 <w:rFonts w:ascii="TimeNewRoman" w:hAnsi="TimeNewRoman"/>
                 <w:sz w:val="30"/>
               </w:rPr>
-              <w:t>91÷9=10, 1</w:t>
+              <w:t>40÷7=5, 5</w:t>
             </w:r>
           </w:p>
         </w:tc>
@@ -474,7 +474,7 @@
                 <w:rFonts w:ascii="TimeNewRoman" w:hAnsi="TimeNewRoman"/>
                 <w:sz w:val="30"/>
               </w:rPr>
-              <w:t>51÷6=8, 3</w:t>
+              <w:t>71÷9=7, 8</w:t>
             </w:r>
           </w:p>
         </w:tc>
@@ -589,7 +589,7 @@
                 <w:rFonts w:ascii="TimeNewRoman" w:hAnsi="TimeNewRoman"/>
                 <w:sz w:val="30"/>
               </w:rPr>
-              <w:t>10÷6=1, 4</w:t>
+              <w:t>38÷5=7, 3</w:t>
             </w:r>
           </w:p>
         </w:tc>
@@ -606,7 +606,7 @@
                 <w:rFonts w:ascii="TimeNewRoman" w:hAnsi="TimeNewRoman"/>
                 <w:sz w:val="30"/>
               </w:rPr>
-              <w:t>15÷6=2, 3</w:t>
+              <w:t>22÷8=2, 6</w:t>
             </w:r>
           </w:p>
         </w:tc>
@@ -623,7 +623,7 @@
                 <w:rFonts w:ascii="TimeNewRoman" w:hAnsi="TimeNewRoman"/>
                 <w:sz w:val="30"/>
               </w:rPr>
-              <w:t>83÷7=11, 6</w:t>
+              <w:t>68÷7=9, 5</w:t>
             </w:r>
           </w:p>
         </w:tc>
@@ -640,7 +640,7 @@
                 <w:rFonts w:ascii="TimeNewRoman" w:hAnsi="TimeNewRoman"/>
                 <w:sz w:val="30"/>
               </w:rPr>
-              <w:t>76÷2=38, 0</w:t>
+              <w:t>48÷8=6, 0</w:t>
             </w:r>
           </w:p>
         </w:tc>
@@ -657,7 +657,7 @@
                 <w:rFonts w:ascii="TimeNewRoman" w:hAnsi="TimeNewRoman"/>
                 <w:sz w:val="30"/>
               </w:rPr>
-              <w:t>72÷8=9, 0</w:t>
+              <w:t>23÷8=2, 7</w:t>
             </w:r>
           </w:p>
         </w:tc>
@@ -772,7 +772,7 @@
                 <w:rFonts w:ascii="TimeNewRoman" w:hAnsi="TimeNewRoman"/>
                 <w:sz w:val="30"/>
               </w:rPr>
-              <w:t>38÷9=4, 2</w:t>
+              <w:t>32÷3=10, 2</w:t>
             </w:r>
           </w:p>
         </w:tc>
@@ -789,7 +789,7 @@
                 <w:rFonts w:ascii="TimeNewRoman" w:hAnsi="TimeNewRoman"/>
                 <w:sz w:val="30"/>
               </w:rPr>
-              <w:t>80÷3=26, 2</w:t>
+              <w:t>99÷5=19, 4</w:t>
             </w:r>
           </w:p>
         </w:tc>
@@ -806,7 +806,7 @@
                 <w:rFonts w:ascii="TimeNewRoman" w:hAnsi="TimeNewRoman"/>
                 <w:sz w:val="30"/>
               </w:rPr>
-              <w:t>36÷8=4, 4</w:t>
+              <w:t>68÷2=34, 0</w:t>
             </w:r>
           </w:p>
         </w:tc>
@@ -823,7 +823,7 @@
                 <w:rFonts w:ascii="TimeNewRoman" w:hAnsi="TimeNewRoman"/>
                 <w:sz w:val="30"/>
               </w:rPr>
-              <w:t>23÷3=7, 2</w:t>
+              <w:t>27÷9=3, 0</w:t>
             </w:r>
           </w:p>
         </w:tc>
@@ -840,7 +840,7 @@
                 <w:rFonts w:ascii="TimeNewRoman" w:hAnsi="TimeNewRoman"/>
                 <w:sz w:val="30"/>
               </w:rPr>
-              <w:t>83÷2=41, 1</w:t>
+              <w:t>99÷3=33, 0</w:t>
             </w:r>
           </w:p>
         </w:tc>

--- a/answers-of-two-digit_number_divided_by_one-digit_number.docx
+++ b/answers-of-two-digit_number_divided_by_one-digit_number.docx
@@ -11,7 +11,7 @@
           <w:rFonts w:ascii="Arial" w:hAnsi="Arial"/>
           <w:sz w:val="30"/>
         </w:rPr>
-        <w:t>2026-09-12 Saturday</w:t>
+        <w:t>2026-09-13 Sunday</w:t>
       </w:r>
     </w:p>
     <w:tbl>
@@ -40,7 +40,7 @@
                 <w:rFonts w:ascii="TimeNewRoman" w:hAnsi="TimeNewRoman"/>
                 <w:sz w:val="30"/>
               </w:rPr>
-              <w:t>70÷8=8, 6</w:t>
+              <w:t>33÷6=5, 3</w:t>
             </w:r>
           </w:p>
         </w:tc>
@@ -57,7 +57,7 @@
                 <w:rFonts w:ascii="TimeNewRoman" w:hAnsi="TimeNewRoman"/>
                 <w:sz w:val="30"/>
               </w:rPr>
-              <w:t>61÷6=10, 1</w:t>
+              <w:t>83÷6=13, 5</w:t>
             </w:r>
           </w:p>
         </w:tc>
@@ -74,7 +74,7 @@
                 <w:rFonts w:ascii="TimeNewRoman" w:hAnsi="TimeNewRoman"/>
                 <w:sz w:val="30"/>
               </w:rPr>
-              <w:t>77÷3=25, 2</w:t>
+              <w:t>11÷2=5, 1</w:t>
             </w:r>
           </w:p>
         </w:tc>
@@ -91,7 +91,7 @@
                 <w:rFonts w:ascii="TimeNewRoman" w:hAnsi="TimeNewRoman"/>
                 <w:sz w:val="30"/>
               </w:rPr>
-              <w:t>21÷7=3, 0</w:t>
+              <w:t>26÷7=3, 5</w:t>
             </w:r>
           </w:p>
         </w:tc>
@@ -108,7 +108,7 @@
                 <w:rFonts w:ascii="TimeNewRoman" w:hAnsi="TimeNewRoman"/>
                 <w:sz w:val="30"/>
               </w:rPr>
-              <w:t>58÷7=8, 2</w:t>
+              <w:t>84÷4=21, 0</w:t>
             </w:r>
           </w:p>
         </w:tc>
@@ -223,7 +223,7 @@
                 <w:rFonts w:ascii="TimeNewRoman" w:hAnsi="TimeNewRoman"/>
                 <w:sz w:val="30"/>
               </w:rPr>
-              <w:t>13÷5=2, 3</w:t>
+              <w:t>19÷6=3, 1</w:t>
             </w:r>
           </w:p>
         </w:tc>
@@ -240,7 +240,7 @@
                 <w:rFonts w:ascii="TimeNewRoman" w:hAnsi="TimeNewRoman"/>
                 <w:sz w:val="30"/>
               </w:rPr>
-              <w:t>23÷3=7, 2</w:t>
+              <w:t>69÷8=8, 5</w:t>
             </w:r>
           </w:p>
         </w:tc>
@@ -257,7 +257,7 @@
                 <w:rFonts w:ascii="TimeNewRoman" w:hAnsi="TimeNewRoman"/>
                 <w:sz w:val="30"/>
               </w:rPr>
-              <w:t>60÷8=7, 4</w:t>
+              <w:t>41÷2=20, 1</w:t>
             </w:r>
           </w:p>
         </w:tc>
@@ -274,7 +274,7 @@
                 <w:rFonts w:ascii="TimeNewRoman" w:hAnsi="TimeNewRoman"/>
                 <w:sz w:val="30"/>
               </w:rPr>
-              <w:t>55÷9=6, 1</w:t>
+              <w:t>72÷6=12, 0</w:t>
             </w:r>
           </w:p>
         </w:tc>
@@ -291,7 +291,7 @@
                 <w:rFonts w:ascii="TimeNewRoman" w:hAnsi="TimeNewRoman"/>
                 <w:sz w:val="30"/>
               </w:rPr>
-              <w:t>78÷4=19, 2</w:t>
+              <w:t>44÷9=4, 8</w:t>
             </w:r>
           </w:p>
         </w:tc>
@@ -406,7 +406,7 @@
                 <w:rFonts w:ascii="TimeNewRoman" w:hAnsi="TimeNewRoman"/>
                 <w:sz w:val="30"/>
               </w:rPr>
-              <w:t>82÷7=11, 5</w:t>
+              <w:t>20÷5=4, 0</w:t>
             </w:r>
           </w:p>
         </w:tc>
@@ -423,7 +423,7 @@
                 <w:rFonts w:ascii="TimeNewRoman" w:hAnsi="TimeNewRoman"/>
                 <w:sz w:val="30"/>
               </w:rPr>
-              <w:t>57÷6=9, 3</w:t>
+              <w:t>81÷7=11, 4</w:t>
             </w:r>
           </w:p>
         </w:tc>
@@ -440,7 +440,7 @@
                 <w:rFonts w:ascii="TimeNewRoman" w:hAnsi="TimeNewRoman"/>
                 <w:sz w:val="30"/>
               </w:rPr>
-              <w:t>64÷4=16, 0</w:t>
+              <w:t>38÷6=6, 2</w:t>
             </w:r>
           </w:p>
         </w:tc>
@@ -457,7 +457,7 @@
                 <w:rFonts w:ascii="TimeNewRoman" w:hAnsi="TimeNewRoman"/>
                 <w:sz w:val="30"/>
               </w:rPr>
-              <w:t>40÷7=5, 5</w:t>
+              <w:t>24÷7=3, 3</w:t>
             </w:r>
           </w:p>
         </w:tc>
@@ -474,7 +474,7 @@
                 <w:rFonts w:ascii="TimeNewRoman" w:hAnsi="TimeNewRoman"/>
                 <w:sz w:val="30"/>
               </w:rPr>
-              <w:t>71÷9=7, 8</w:t>
+              <w:t>35÷7=5, 0</w:t>
             </w:r>
           </w:p>
         </w:tc>
@@ -589,7 +589,7 @@
                 <w:rFonts w:ascii="TimeNewRoman" w:hAnsi="TimeNewRoman"/>
                 <w:sz w:val="30"/>
               </w:rPr>
-              <w:t>38÷5=7, 3</w:t>
+              <w:t>19÷7=2, 5</w:t>
             </w:r>
           </w:p>
         </w:tc>
@@ -606,7 +606,7 @@
                 <w:rFonts w:ascii="TimeNewRoman" w:hAnsi="TimeNewRoman"/>
                 <w:sz w:val="30"/>
               </w:rPr>
-              <w:t>22÷8=2, 6</w:t>
+              <w:t>76÷6=12, 4</w:t>
             </w:r>
           </w:p>
         </w:tc>
@@ -623,7 +623,7 @@
                 <w:rFonts w:ascii="TimeNewRoman" w:hAnsi="TimeNewRoman"/>
                 <w:sz w:val="30"/>
               </w:rPr>
-              <w:t>68÷7=9, 5</w:t>
+              <w:t>23÷7=3, 2</w:t>
             </w:r>
           </w:p>
         </w:tc>
@@ -640,7 +640,7 @@
                 <w:rFonts w:ascii="TimeNewRoman" w:hAnsi="TimeNewRoman"/>
                 <w:sz w:val="30"/>
               </w:rPr>
-              <w:t>48÷8=6, 0</w:t>
+              <w:t>36÷6=6, 0</w:t>
             </w:r>
           </w:p>
         </w:tc>
@@ -657,7 +657,7 @@
                 <w:rFonts w:ascii="TimeNewRoman" w:hAnsi="TimeNewRoman"/>
                 <w:sz w:val="30"/>
               </w:rPr>
-              <w:t>23÷8=2, 7</w:t>
+              <w:t>18÷8=2, 2</w:t>
             </w:r>
           </w:p>
         </w:tc>
@@ -772,7 +772,7 @@
                 <w:rFonts w:ascii="TimeNewRoman" w:hAnsi="TimeNewRoman"/>
                 <w:sz w:val="30"/>
               </w:rPr>
-              <w:t>32÷3=10, 2</w:t>
+              <w:t>63÷5=12, 3</w:t>
             </w:r>
           </w:p>
         </w:tc>
@@ -789,7 +789,7 @@
                 <w:rFonts w:ascii="TimeNewRoman" w:hAnsi="TimeNewRoman"/>
                 <w:sz w:val="30"/>
               </w:rPr>
-              <w:t>99÷5=19, 4</w:t>
+              <w:t>15÷6=2, 3</w:t>
             </w:r>
           </w:p>
         </w:tc>
@@ -806,7 +806,7 @@
                 <w:rFonts w:ascii="TimeNewRoman" w:hAnsi="TimeNewRoman"/>
                 <w:sz w:val="30"/>
               </w:rPr>
-              <w:t>68÷2=34, 0</w:t>
+              <w:t>23÷9=2, 5</w:t>
             </w:r>
           </w:p>
         </w:tc>
@@ -823,7 +823,7 @@
                 <w:rFonts w:ascii="TimeNewRoman" w:hAnsi="TimeNewRoman"/>
                 <w:sz w:val="30"/>
               </w:rPr>
-              <w:t>27÷9=3, 0</w:t>
+              <w:t>10÷6=1, 4</w:t>
             </w:r>
           </w:p>
         </w:tc>
@@ -840,7 +840,7 @@
                 <w:rFonts w:ascii="TimeNewRoman" w:hAnsi="TimeNewRoman"/>
                 <w:sz w:val="30"/>
               </w:rPr>
-              <w:t>99÷3=33, 0</w:t>
+              <w:t>31÷5=6, 1</w:t>
             </w:r>
           </w:p>
         </w:tc>

--- a/answers-of-two-digit_number_divided_by_one-digit_number.docx
+++ b/answers-of-two-digit_number_divided_by_one-digit_number.docx
@@ -40,7 +40,7 @@
                 <w:rFonts w:ascii="TimeNewRoman" w:hAnsi="TimeNewRoman"/>
                 <w:sz w:val="30"/>
               </w:rPr>
-              <w:t>33÷6=5, 3</w:t>
+              <w:t>76÷5=15, 1</w:t>
             </w:r>
           </w:p>
         </w:tc>
@@ -57,7 +57,7 @@
                 <w:rFonts w:ascii="TimeNewRoman" w:hAnsi="TimeNewRoman"/>
                 <w:sz w:val="30"/>
               </w:rPr>
-              <w:t>83÷6=13, 5</w:t>
+              <w:t>90÷7=12, 6</w:t>
             </w:r>
           </w:p>
         </w:tc>
@@ -74,7 +74,7 @@
                 <w:rFonts w:ascii="TimeNewRoman" w:hAnsi="TimeNewRoman"/>
                 <w:sz w:val="30"/>
               </w:rPr>
-              <w:t>11÷2=5, 1</w:t>
+              <w:t>15÷6=2, 3</w:t>
             </w:r>
           </w:p>
         </w:tc>
@@ -91,7 +91,7 @@
                 <w:rFonts w:ascii="TimeNewRoman" w:hAnsi="TimeNewRoman"/>
                 <w:sz w:val="30"/>
               </w:rPr>
-              <w:t>26÷7=3, 5</w:t>
+              <w:t>66÷8=8, 2</w:t>
             </w:r>
           </w:p>
         </w:tc>
@@ -108,7 +108,190 @@
                 <w:rFonts w:ascii="TimeNewRoman" w:hAnsi="TimeNewRoman"/>
                 <w:sz w:val="30"/>
               </w:rPr>
-              <w:t>84÷4=21, 0</w:t>
+              <w:t>30÷5=6, 0</w:t>
+            </w:r>
+          </w:p>
+        </w:tc>
+      </w:tr>
+      <w:tr>
+        <w:tc>
+          <w:tcPr>
+            <w:tcW w:type="dxa" w:w="1987"/>
+          </w:tcPr>
+          <w:p/>
+        </w:tc>
+        <w:tc>
+          <w:tcPr>
+            <w:tcW w:type="dxa" w:w="1987"/>
+          </w:tcPr>
+          <w:p/>
+        </w:tc>
+        <w:tc>
+          <w:tcPr>
+            <w:tcW w:type="dxa" w:w="1987"/>
+          </w:tcPr>
+          <w:p/>
+        </w:tc>
+        <w:tc>
+          <w:tcPr>
+            <w:tcW w:type="dxa" w:w="1987"/>
+          </w:tcPr>
+          <w:p/>
+        </w:tc>
+        <w:tc>
+          <w:tcPr>
+            <w:tcW w:type="dxa" w:w="1987"/>
+          </w:tcPr>
+          <w:p/>
+        </w:tc>
+      </w:tr>
+      <w:tr>
+        <w:tc>
+          <w:tcPr>
+            <w:tcW w:type="dxa" w:w="1987"/>
+          </w:tcPr>
+          <w:p/>
+        </w:tc>
+        <w:tc>
+          <w:tcPr>
+            <w:tcW w:type="dxa" w:w="1987"/>
+          </w:tcPr>
+          <w:p/>
+        </w:tc>
+        <w:tc>
+          <w:tcPr>
+            <w:tcW w:type="dxa" w:w="1987"/>
+          </w:tcPr>
+          <w:p/>
+        </w:tc>
+        <w:tc>
+          <w:tcPr>
+            <w:tcW w:type="dxa" w:w="1987"/>
+          </w:tcPr>
+          <w:p/>
+        </w:tc>
+        <w:tc>
+          <w:tcPr>
+            <w:tcW w:type="dxa" w:w="1987"/>
+          </w:tcPr>
+          <w:p/>
+        </w:tc>
+      </w:tr>
+      <w:tr>
+        <w:tc>
+          <w:tcPr>
+            <w:tcW w:type="dxa" w:w="1987"/>
+          </w:tcPr>
+          <w:p/>
+        </w:tc>
+        <w:tc>
+          <w:tcPr>
+            <w:tcW w:type="dxa" w:w="1987"/>
+          </w:tcPr>
+          <w:p/>
+        </w:tc>
+        <w:tc>
+          <w:tcPr>
+            <w:tcW w:type="dxa" w:w="1987"/>
+          </w:tcPr>
+          <w:p/>
+        </w:tc>
+        <w:tc>
+          <w:tcPr>
+            <w:tcW w:type="dxa" w:w="1987"/>
+          </w:tcPr>
+          <w:p/>
+        </w:tc>
+        <w:tc>
+          <w:tcPr>
+            <w:tcW w:type="dxa" w:w="1987"/>
+          </w:tcPr>
+          <w:p/>
+        </w:tc>
+      </w:tr>
+      <w:tr>
+        <w:tc>
+          <w:tcPr>
+            <w:tcW w:type="dxa" w:w="1987"/>
+          </w:tcPr>
+          <w:p>
+            <w:pPr>
+              <w:jc w:val="left"/>
+            </w:pPr>
+            <w:r>
+              <w:rPr>
+                <w:rFonts w:ascii="TimeNewRoman" w:hAnsi="TimeNewRoman"/>
+                <w:sz w:val="30"/>
+              </w:rPr>
+              <w:t>60÷2=30, 0</w:t>
+            </w:r>
+          </w:p>
+        </w:tc>
+        <w:tc>
+          <w:tcPr>
+            <w:tcW w:type="dxa" w:w="1987"/>
+          </w:tcPr>
+          <w:p>
+            <w:pPr>
+              <w:jc w:val="left"/>
+            </w:pPr>
+            <w:r>
+              <w:rPr>
+                <w:rFonts w:ascii="TimeNewRoman" w:hAnsi="TimeNewRoman"/>
+                <w:sz w:val="30"/>
+              </w:rPr>
+              <w:t>33÷2=16, 1</w:t>
+            </w:r>
+          </w:p>
+        </w:tc>
+        <w:tc>
+          <w:tcPr>
+            <w:tcW w:type="dxa" w:w="1987"/>
+          </w:tcPr>
+          <w:p>
+            <w:pPr>
+              <w:jc w:val="left"/>
+            </w:pPr>
+            <w:r>
+              <w:rPr>
+                <w:rFonts w:ascii="TimeNewRoman" w:hAnsi="TimeNewRoman"/>
+                <w:sz w:val="30"/>
+              </w:rPr>
+              <w:t>70÷4=17, 2</w:t>
+            </w:r>
+          </w:p>
+        </w:tc>
+        <w:tc>
+          <w:tcPr>
+            <w:tcW w:type="dxa" w:w="1987"/>
+          </w:tcPr>
+          <w:p>
+            <w:pPr>
+              <w:jc w:val="left"/>
+            </w:pPr>
+            <w:r>
+              <w:rPr>
+                <w:rFonts w:ascii="TimeNewRoman" w:hAnsi="TimeNewRoman"/>
+                <w:sz w:val="30"/>
+              </w:rPr>
+              <w:t>23÷5=4, 3</w:t>
+            </w:r>
+          </w:p>
+        </w:tc>
+        <w:tc>
+          <w:tcPr>
+            <w:tcW w:type="dxa" w:w="1987"/>
+          </w:tcPr>
+          <w:p>
+            <w:pPr>
+              <w:jc w:val="left"/>
+            </w:pPr>
+            <w:r>
+              <w:rPr>
+                <w:rFonts w:ascii="TimeNewRoman" w:hAnsi="TimeNewRoman"/>
+                <w:sz w:val="30"/>
+              </w:rPr>
+              <w:t>84÷9=9, 3</w:t>
             </w:r>
           </w:p>
         </w:tc>
@@ -240,7 +423,7 @@
                 <w:rFonts w:ascii="TimeNewRoman" w:hAnsi="TimeNewRoman"/>
                 <w:sz w:val="30"/>
               </w:rPr>
-              <w:t>69÷8=8, 5</w:t>
+              <w:t>54÷8=6, 6</w:t>
             </w:r>
           </w:p>
         </w:tc>
@@ -257,7 +440,7 @@
                 <w:rFonts w:ascii="TimeNewRoman" w:hAnsi="TimeNewRoman"/>
                 <w:sz w:val="30"/>
               </w:rPr>
-              <w:t>41÷2=20, 1</w:t>
+              <w:t>98÷8=12, 2</w:t>
             </w:r>
           </w:p>
         </w:tc>
@@ -274,7 +457,7 @@
                 <w:rFonts w:ascii="TimeNewRoman" w:hAnsi="TimeNewRoman"/>
                 <w:sz w:val="30"/>
               </w:rPr>
-              <w:t>72÷6=12, 0</w:t>
+              <w:t>68÷8=8, 4</w:t>
             </w:r>
           </w:p>
         </w:tc>
@@ -291,7 +474,7 @@
                 <w:rFonts w:ascii="TimeNewRoman" w:hAnsi="TimeNewRoman"/>
                 <w:sz w:val="30"/>
               </w:rPr>
-              <w:t>44÷9=4, 8</w:t>
+              <w:t>56÷7=8, 0</w:t>
             </w:r>
           </w:p>
         </w:tc>
@@ -406,7 +589,7 @@
                 <w:rFonts w:ascii="TimeNewRoman" w:hAnsi="TimeNewRoman"/>
                 <w:sz w:val="30"/>
               </w:rPr>
-              <w:t>20÷5=4, 0</w:t>
+              <w:t>93÷9=10, 3</w:t>
             </w:r>
           </w:p>
         </w:tc>
@@ -423,7 +606,7 @@
                 <w:rFonts w:ascii="TimeNewRoman" w:hAnsi="TimeNewRoman"/>
                 <w:sz w:val="30"/>
               </w:rPr>
-              <w:t>81÷7=11, 4</w:t>
+              <w:t>80÷2=40, 0</w:t>
             </w:r>
           </w:p>
         </w:tc>
@@ -440,7 +623,7 @@
                 <w:rFonts w:ascii="TimeNewRoman" w:hAnsi="TimeNewRoman"/>
                 <w:sz w:val="30"/>
               </w:rPr>
-              <w:t>38÷6=6, 2</w:t>
+              <w:t>98÷2=49, 0</w:t>
             </w:r>
           </w:p>
         </w:tc>
@@ -457,7 +640,7 @@
                 <w:rFonts w:ascii="TimeNewRoman" w:hAnsi="TimeNewRoman"/>
                 <w:sz w:val="30"/>
               </w:rPr>
-              <w:t>24÷7=3, 3</w:t>
+              <w:t>95÷5=19, 0</w:t>
             </w:r>
           </w:p>
         </w:tc>
@@ -474,7 +657,7 @@
                 <w:rFonts w:ascii="TimeNewRoman" w:hAnsi="TimeNewRoman"/>
                 <w:sz w:val="30"/>
               </w:rPr>
-              <w:t>35÷7=5, 0</w:t>
+              <w:t>94÷8=11, 6</w:t>
             </w:r>
           </w:p>
         </w:tc>
@@ -589,7 +772,7 @@
                 <w:rFonts w:ascii="TimeNewRoman" w:hAnsi="TimeNewRoman"/>
                 <w:sz w:val="30"/>
               </w:rPr>
-              <w:t>19÷7=2, 5</w:t>
+              <w:t>89÷2=44, 1</w:t>
             </w:r>
           </w:p>
         </w:tc>
@@ -606,7 +789,7 @@
                 <w:rFonts w:ascii="TimeNewRoman" w:hAnsi="TimeNewRoman"/>
                 <w:sz w:val="30"/>
               </w:rPr>
-              <w:t>76÷6=12, 4</w:t>
+              <w:t>82÷4=20, 2</w:t>
             </w:r>
           </w:p>
         </w:tc>
@@ -623,7 +806,7 @@
                 <w:rFonts w:ascii="TimeNewRoman" w:hAnsi="TimeNewRoman"/>
                 <w:sz w:val="30"/>
               </w:rPr>
-              <w:t>23÷7=3, 2</w:t>
+              <w:t>87÷6=14, 3</w:t>
             </w:r>
           </w:p>
         </w:tc>
@@ -640,7 +823,7 @@
                 <w:rFonts w:ascii="TimeNewRoman" w:hAnsi="TimeNewRoman"/>
                 <w:sz w:val="30"/>
               </w:rPr>
-              <w:t>36÷6=6, 0</w:t>
+              <w:t>97÷5=19, 2</w:t>
             </w:r>
           </w:p>
         </w:tc>
@@ -657,190 +840,7 @@
                 <w:rFonts w:ascii="TimeNewRoman" w:hAnsi="TimeNewRoman"/>
                 <w:sz w:val="30"/>
               </w:rPr>
-              <w:t>18÷8=2, 2</w:t>
-            </w:r>
-          </w:p>
-        </w:tc>
-      </w:tr>
-      <w:tr>
-        <w:tc>
-          <w:tcPr>
-            <w:tcW w:type="dxa" w:w="1987"/>
-          </w:tcPr>
-          <w:p/>
-        </w:tc>
-        <w:tc>
-          <w:tcPr>
-            <w:tcW w:type="dxa" w:w="1987"/>
-          </w:tcPr>
-          <w:p/>
-        </w:tc>
-        <w:tc>
-          <w:tcPr>
-            <w:tcW w:type="dxa" w:w="1987"/>
-          </w:tcPr>
-          <w:p/>
-        </w:tc>
-        <w:tc>
-          <w:tcPr>
-            <w:tcW w:type="dxa" w:w="1987"/>
-          </w:tcPr>
-          <w:p/>
-        </w:tc>
-        <w:tc>
-          <w:tcPr>
-            <w:tcW w:type="dxa" w:w="1987"/>
-          </w:tcPr>
-          <w:p/>
-        </w:tc>
-      </w:tr>
-      <w:tr>
-        <w:tc>
-          <w:tcPr>
-            <w:tcW w:type="dxa" w:w="1987"/>
-          </w:tcPr>
-          <w:p/>
-        </w:tc>
-        <w:tc>
-          <w:tcPr>
-            <w:tcW w:type="dxa" w:w="1987"/>
-          </w:tcPr>
-          <w:p/>
-        </w:tc>
-        <w:tc>
-          <w:tcPr>
-            <w:tcW w:type="dxa" w:w="1987"/>
-          </w:tcPr>
-          <w:p/>
-        </w:tc>
-        <w:tc>
-          <w:tcPr>
-            <w:tcW w:type="dxa" w:w="1987"/>
-          </w:tcPr>
-          <w:p/>
-        </w:tc>
-        <w:tc>
-          <w:tcPr>
-            <w:tcW w:type="dxa" w:w="1987"/>
-          </w:tcPr>
-          <w:p/>
-        </w:tc>
-      </w:tr>
-      <w:tr>
-        <w:tc>
-          <w:tcPr>
-            <w:tcW w:type="dxa" w:w="1987"/>
-          </w:tcPr>
-          <w:p/>
-        </w:tc>
-        <w:tc>
-          <w:tcPr>
-            <w:tcW w:type="dxa" w:w="1987"/>
-          </w:tcPr>
-          <w:p/>
-        </w:tc>
-        <w:tc>
-          <w:tcPr>
-            <w:tcW w:type="dxa" w:w="1987"/>
-          </w:tcPr>
-          <w:p/>
-        </w:tc>
-        <w:tc>
-          <w:tcPr>
-            <w:tcW w:type="dxa" w:w="1987"/>
-          </w:tcPr>
-          <w:p/>
-        </w:tc>
-        <w:tc>
-          <w:tcPr>
-            <w:tcW w:type="dxa" w:w="1987"/>
-          </w:tcPr>
-          <w:p/>
-        </w:tc>
-      </w:tr>
-      <w:tr>
-        <w:tc>
-          <w:tcPr>
-            <w:tcW w:type="dxa" w:w="1987"/>
-          </w:tcPr>
-          <w:p>
-            <w:pPr>
-              <w:jc w:val="left"/>
-            </w:pPr>
-            <w:r>
-              <w:rPr>
-                <w:rFonts w:ascii="TimeNewRoman" w:hAnsi="TimeNewRoman"/>
-                <w:sz w:val="30"/>
-              </w:rPr>
-              <w:t>63÷5=12, 3</w:t>
-            </w:r>
-          </w:p>
-        </w:tc>
-        <w:tc>
-          <w:tcPr>
-            <w:tcW w:type="dxa" w:w="1987"/>
-          </w:tcPr>
-          <w:p>
-            <w:pPr>
-              <w:jc w:val="left"/>
-            </w:pPr>
-            <w:r>
-              <w:rPr>
-                <w:rFonts w:ascii="TimeNewRoman" w:hAnsi="TimeNewRoman"/>
-                <w:sz w:val="30"/>
-              </w:rPr>
-              <w:t>15÷6=2, 3</w:t>
-            </w:r>
-          </w:p>
-        </w:tc>
-        <w:tc>
-          <w:tcPr>
-            <w:tcW w:type="dxa" w:w="1987"/>
-          </w:tcPr>
-          <w:p>
-            <w:pPr>
-              <w:jc w:val="left"/>
-            </w:pPr>
-            <w:r>
-              <w:rPr>
-                <w:rFonts w:ascii="TimeNewRoman" w:hAnsi="TimeNewRoman"/>
-                <w:sz w:val="30"/>
-              </w:rPr>
-              <w:t>23÷9=2, 5</w:t>
-            </w:r>
-          </w:p>
-        </w:tc>
-        <w:tc>
-          <w:tcPr>
-            <w:tcW w:type="dxa" w:w="1987"/>
-          </w:tcPr>
-          <w:p>
-            <w:pPr>
-              <w:jc w:val="left"/>
-            </w:pPr>
-            <w:r>
-              <w:rPr>
-                <w:rFonts w:ascii="TimeNewRoman" w:hAnsi="TimeNewRoman"/>
-                <w:sz w:val="30"/>
-              </w:rPr>
-              <w:t>10÷6=1, 4</w:t>
-            </w:r>
-          </w:p>
-        </w:tc>
-        <w:tc>
-          <w:tcPr>
-            <w:tcW w:type="dxa" w:w="1987"/>
-          </w:tcPr>
-          <w:p>
-            <w:pPr>
-              <w:jc w:val="left"/>
-            </w:pPr>
-            <w:r>
-              <w:rPr>
-                <w:rFonts w:ascii="TimeNewRoman" w:hAnsi="TimeNewRoman"/>
-                <w:sz w:val="30"/>
-              </w:rPr>
-              <w:t>31÷5=6, 1</w:t>
+              <w:t>44÷5=8, 4</w:t>
             </w:r>
           </w:p>
         </w:tc>

--- a/answers-of-two-digit_number_divided_by_one-digit_number.docx
+++ b/answers-of-two-digit_number_divided_by_one-digit_number.docx
@@ -11,7 +11,7 @@
           <w:rFonts w:ascii="Arial" w:hAnsi="Arial"/>
           <w:sz w:val="30"/>
         </w:rPr>
-        <w:t>2026-09-13 Sunday</w:t>
+        <w:t>2026-09-14 Monday</w:t>
       </w:r>
     </w:p>
     <w:tbl>
@@ -40,7 +40,7 @@
                 <w:rFonts w:ascii="TimeNewRoman" w:hAnsi="TimeNewRoman"/>
                 <w:sz w:val="30"/>
               </w:rPr>
-              <w:t>76÷5=15, 1</w:t>
+              <w:t>27÷8=3, 3</w:t>
             </w:r>
           </w:p>
         </w:tc>
@@ -57,7 +57,7 @@
                 <w:rFonts w:ascii="TimeNewRoman" w:hAnsi="TimeNewRoman"/>
                 <w:sz w:val="30"/>
               </w:rPr>
-              <w:t>90÷7=12, 6</w:t>
+              <w:t>37÷8=4, 5</w:t>
             </w:r>
           </w:p>
         </w:tc>
@@ -74,7 +74,7 @@
                 <w:rFonts w:ascii="TimeNewRoman" w:hAnsi="TimeNewRoman"/>
                 <w:sz w:val="30"/>
               </w:rPr>
-              <w:t>15÷6=2, 3</w:t>
+              <w:t>31÷8=3, 7</w:t>
             </w:r>
           </w:p>
         </w:tc>
@@ -91,7 +91,7 @@
                 <w:rFonts w:ascii="TimeNewRoman" w:hAnsi="TimeNewRoman"/>
                 <w:sz w:val="30"/>
               </w:rPr>
-              <w:t>66÷8=8, 2</w:t>
+              <w:t>59÷7=8, 3</w:t>
             </w:r>
           </w:p>
         </w:tc>
@@ -108,7 +108,7 @@
                 <w:rFonts w:ascii="TimeNewRoman" w:hAnsi="TimeNewRoman"/>
                 <w:sz w:val="30"/>
               </w:rPr>
-              <w:t>30÷5=6, 0</w:t>
+              <w:t>32÷5=6, 2</w:t>
             </w:r>
           </w:p>
         </w:tc>
@@ -223,7 +223,7 @@
                 <w:rFonts w:ascii="TimeNewRoman" w:hAnsi="TimeNewRoman"/>
                 <w:sz w:val="30"/>
               </w:rPr>
-              <w:t>60÷2=30, 0</w:t>
+              <w:t>38÷4=9, 2</w:t>
             </w:r>
           </w:p>
         </w:tc>
@@ -240,7 +240,7 @@
                 <w:rFonts w:ascii="TimeNewRoman" w:hAnsi="TimeNewRoman"/>
                 <w:sz w:val="30"/>
               </w:rPr>
-              <w:t>33÷2=16, 1</w:t>
+              <w:t>26÷8=3, 2</w:t>
             </w:r>
           </w:p>
         </w:tc>
@@ -257,7 +257,7 @@
                 <w:rFonts w:ascii="TimeNewRoman" w:hAnsi="TimeNewRoman"/>
                 <w:sz w:val="30"/>
               </w:rPr>
-              <w:t>70÷4=17, 2</w:t>
+              <w:t>89÷8=11, 1</w:t>
             </w:r>
           </w:p>
         </w:tc>
@@ -274,7 +274,7 @@
                 <w:rFonts w:ascii="TimeNewRoman" w:hAnsi="TimeNewRoman"/>
                 <w:sz w:val="30"/>
               </w:rPr>
-              <w:t>23÷5=4, 3</w:t>
+              <w:t>71÷2=35, 1</w:t>
             </w:r>
           </w:p>
         </w:tc>
@@ -291,7 +291,7 @@
                 <w:rFonts w:ascii="TimeNewRoman" w:hAnsi="TimeNewRoman"/>
                 <w:sz w:val="30"/>
               </w:rPr>
-              <w:t>84÷9=9, 3</w:t>
+              <w:t>93÷4=23, 1</w:t>
             </w:r>
           </w:p>
         </w:tc>
@@ -406,7 +406,7 @@
                 <w:rFonts w:ascii="TimeNewRoman" w:hAnsi="TimeNewRoman"/>
                 <w:sz w:val="30"/>
               </w:rPr>
-              <w:t>19÷6=3, 1</w:t>
+              <w:t>26÷8=3, 2</w:t>
             </w:r>
           </w:p>
         </w:tc>
@@ -423,7 +423,7 @@
                 <w:rFonts w:ascii="TimeNewRoman" w:hAnsi="TimeNewRoman"/>
                 <w:sz w:val="30"/>
               </w:rPr>
-              <w:t>54÷8=6, 6</w:t>
+              <w:t>44÷6=7, 2</w:t>
             </w:r>
           </w:p>
         </w:tc>
@@ -440,7 +440,7 @@
                 <w:rFonts w:ascii="TimeNewRoman" w:hAnsi="TimeNewRoman"/>
                 <w:sz w:val="30"/>
               </w:rPr>
-              <w:t>98÷8=12, 2</w:t>
+              <w:t>62÷8=7, 6</w:t>
             </w:r>
           </w:p>
         </w:tc>
@@ -457,7 +457,7 @@
                 <w:rFonts w:ascii="TimeNewRoman" w:hAnsi="TimeNewRoman"/>
                 <w:sz w:val="30"/>
               </w:rPr>
-              <w:t>68÷8=8, 4</w:t>
+              <w:t>60÷3=20, 0</w:t>
             </w:r>
           </w:p>
         </w:tc>
@@ -474,7 +474,7 @@
                 <w:rFonts w:ascii="TimeNewRoman" w:hAnsi="TimeNewRoman"/>
                 <w:sz w:val="30"/>
               </w:rPr>
-              <w:t>56÷7=8, 0</w:t>
+              <w:t>22÷9=2, 4</w:t>
             </w:r>
           </w:p>
         </w:tc>
@@ -589,7 +589,7 @@
                 <w:rFonts w:ascii="TimeNewRoman" w:hAnsi="TimeNewRoman"/>
                 <w:sz w:val="30"/>
               </w:rPr>
-              <w:t>93÷9=10, 3</w:t>
+              <w:t>69÷8=8, 5</w:t>
             </w:r>
           </w:p>
         </w:tc>
@@ -606,7 +606,7 @@
                 <w:rFonts w:ascii="TimeNewRoman" w:hAnsi="TimeNewRoman"/>
                 <w:sz w:val="30"/>
               </w:rPr>
-              <w:t>80÷2=40, 0</w:t>
+              <w:t>77÷9=8, 5</w:t>
             </w:r>
           </w:p>
         </w:tc>
@@ -623,7 +623,7 @@
                 <w:rFonts w:ascii="TimeNewRoman" w:hAnsi="TimeNewRoman"/>
                 <w:sz w:val="30"/>
               </w:rPr>
-              <w:t>98÷2=49, 0</w:t>
+              <w:t>56÷4=14, 0</w:t>
             </w:r>
           </w:p>
         </w:tc>
@@ -640,7 +640,7 @@
                 <w:rFonts w:ascii="TimeNewRoman" w:hAnsi="TimeNewRoman"/>
                 <w:sz w:val="30"/>
               </w:rPr>
-              <w:t>95÷5=19, 0</w:t>
+              <w:t>58÷2=29, 0</w:t>
             </w:r>
           </w:p>
         </w:tc>
@@ -657,7 +657,7 @@
                 <w:rFonts w:ascii="TimeNewRoman" w:hAnsi="TimeNewRoman"/>
                 <w:sz w:val="30"/>
               </w:rPr>
-              <w:t>94÷8=11, 6</w:t>
+              <w:t>29÷3=9, 2</w:t>
             </w:r>
           </w:p>
         </w:tc>
@@ -772,7 +772,7 @@
                 <w:rFonts w:ascii="TimeNewRoman" w:hAnsi="TimeNewRoman"/>
                 <w:sz w:val="30"/>
               </w:rPr>
-              <w:t>89÷2=44, 1</w:t>
+              <w:t>80÷8=10, 0</w:t>
             </w:r>
           </w:p>
         </w:tc>
@@ -789,7 +789,7 @@
                 <w:rFonts w:ascii="TimeNewRoman" w:hAnsi="TimeNewRoman"/>
                 <w:sz w:val="30"/>
               </w:rPr>
-              <w:t>82÷4=20, 2</w:t>
+              <w:t>21÷5=4, 1</w:t>
             </w:r>
           </w:p>
         </w:tc>
@@ -806,7 +806,7 @@
                 <w:rFonts w:ascii="TimeNewRoman" w:hAnsi="TimeNewRoman"/>
                 <w:sz w:val="30"/>
               </w:rPr>
-              <w:t>87÷6=14, 3</w:t>
+              <w:t>12÷6=2, 0</w:t>
             </w:r>
           </w:p>
         </w:tc>
@@ -823,7 +823,7 @@
                 <w:rFonts w:ascii="TimeNewRoman" w:hAnsi="TimeNewRoman"/>
                 <w:sz w:val="30"/>
               </w:rPr>
-              <w:t>97÷5=19, 2</w:t>
+              <w:t>43÷6=7, 1</w:t>
             </w:r>
           </w:p>
         </w:tc>
@@ -840,7 +840,7 @@
                 <w:rFonts w:ascii="TimeNewRoman" w:hAnsi="TimeNewRoman"/>
                 <w:sz w:val="30"/>
               </w:rPr>
-              <w:t>44÷5=8, 4</w:t>
+              <w:t>66÷2=33, 0</w:t>
             </w:r>
           </w:p>
         </w:tc>

--- a/answers-of-two-digit_number_divided_by_one-digit_number.docx
+++ b/answers-of-two-digit_number_divided_by_one-digit_number.docx
@@ -40,7 +40,7 @@
                 <w:rFonts w:ascii="TimeNewRoman" w:hAnsi="TimeNewRoman"/>
                 <w:sz w:val="30"/>
               </w:rPr>
-              <w:t>27÷8=3, 3</w:t>
+              <w:t>95÷6=15, 5</w:t>
             </w:r>
           </w:p>
         </w:tc>
@@ -57,7 +57,7 @@
                 <w:rFonts w:ascii="TimeNewRoman" w:hAnsi="TimeNewRoman"/>
                 <w:sz w:val="30"/>
               </w:rPr>
-              <w:t>37÷8=4, 5</w:t>
+              <w:t>70÷8=8, 6</w:t>
             </w:r>
           </w:p>
         </w:tc>
@@ -74,7 +74,7 @@
                 <w:rFonts w:ascii="TimeNewRoman" w:hAnsi="TimeNewRoman"/>
                 <w:sz w:val="30"/>
               </w:rPr>
-              <w:t>31÷8=3, 7</w:t>
+              <w:t>12÷7=1, 5</w:t>
             </w:r>
           </w:p>
         </w:tc>
@@ -91,7 +91,7 @@
                 <w:rFonts w:ascii="TimeNewRoman" w:hAnsi="TimeNewRoman"/>
                 <w:sz w:val="30"/>
               </w:rPr>
-              <w:t>59÷7=8, 3</w:t>
+              <w:t>73÷2=36, 1</w:t>
             </w:r>
           </w:p>
         </w:tc>
@@ -108,7 +108,7 @@
                 <w:rFonts w:ascii="TimeNewRoman" w:hAnsi="TimeNewRoman"/>
                 <w:sz w:val="30"/>
               </w:rPr>
-              <w:t>32÷5=6, 2</w:t>
+              <w:t>65÷6=10, 5</w:t>
             </w:r>
           </w:p>
         </w:tc>
@@ -223,7 +223,7 @@
                 <w:rFonts w:ascii="TimeNewRoman" w:hAnsi="TimeNewRoman"/>
                 <w:sz w:val="30"/>
               </w:rPr>
-              <w:t>38÷4=9, 2</w:t>
+              <w:t>70÷2=35, 0</w:t>
             </w:r>
           </w:p>
         </w:tc>
@@ -240,7 +240,7 @@
                 <w:rFonts w:ascii="TimeNewRoman" w:hAnsi="TimeNewRoman"/>
                 <w:sz w:val="30"/>
               </w:rPr>
-              <w:t>26÷8=3, 2</w:t>
+              <w:t>53÷2=26, 1</w:t>
             </w:r>
           </w:p>
         </w:tc>
@@ -257,7 +257,7 @@
                 <w:rFonts w:ascii="TimeNewRoman" w:hAnsi="TimeNewRoman"/>
                 <w:sz w:val="30"/>
               </w:rPr>
-              <w:t>89÷8=11, 1</w:t>
+              <w:t>83÷2=41, 1</w:t>
             </w:r>
           </w:p>
         </w:tc>
@@ -274,7 +274,7 @@
                 <w:rFonts w:ascii="TimeNewRoman" w:hAnsi="TimeNewRoman"/>
                 <w:sz w:val="30"/>
               </w:rPr>
-              <w:t>71÷2=35, 1</w:t>
+              <w:t>35÷4=8, 3</w:t>
             </w:r>
           </w:p>
         </w:tc>
@@ -291,7 +291,7 @@
                 <w:rFonts w:ascii="TimeNewRoman" w:hAnsi="TimeNewRoman"/>
                 <w:sz w:val="30"/>
               </w:rPr>
-              <w:t>93÷4=23, 1</w:t>
+              <w:t>39÷7=5, 4</w:t>
             </w:r>
           </w:p>
         </w:tc>
@@ -406,7 +406,7 @@
                 <w:rFonts w:ascii="TimeNewRoman" w:hAnsi="TimeNewRoman"/>
                 <w:sz w:val="30"/>
               </w:rPr>
-              <w:t>26÷8=3, 2</w:t>
+              <w:t>79÷6=13, 1</w:t>
             </w:r>
           </w:p>
         </w:tc>
@@ -423,7 +423,7 @@
                 <w:rFonts w:ascii="TimeNewRoman" w:hAnsi="TimeNewRoman"/>
                 <w:sz w:val="30"/>
               </w:rPr>
-              <w:t>44÷6=7, 2</w:t>
+              <w:t>55÷3=18, 1</w:t>
             </w:r>
           </w:p>
         </w:tc>
@@ -440,7 +440,7 @@
                 <w:rFonts w:ascii="TimeNewRoman" w:hAnsi="TimeNewRoman"/>
                 <w:sz w:val="30"/>
               </w:rPr>
-              <w:t>62÷8=7, 6</w:t>
+              <w:t>28÷6=4, 4</w:t>
             </w:r>
           </w:p>
         </w:tc>
@@ -457,7 +457,7 @@
                 <w:rFonts w:ascii="TimeNewRoman" w:hAnsi="TimeNewRoman"/>
                 <w:sz w:val="30"/>
               </w:rPr>
-              <w:t>60÷3=20, 0</w:t>
+              <w:t>54÷6=9, 0</w:t>
             </w:r>
           </w:p>
         </w:tc>
@@ -474,7 +474,7 @@
                 <w:rFonts w:ascii="TimeNewRoman" w:hAnsi="TimeNewRoman"/>
                 <w:sz w:val="30"/>
               </w:rPr>
-              <w:t>22÷9=2, 4</w:t>
+              <w:t>35÷6=5, 5</w:t>
             </w:r>
           </w:p>
         </w:tc>
@@ -589,7 +589,7 @@
                 <w:rFonts w:ascii="TimeNewRoman" w:hAnsi="TimeNewRoman"/>
                 <w:sz w:val="30"/>
               </w:rPr>
-              <w:t>69÷8=8, 5</w:t>
+              <w:t>93÷6=15, 3</w:t>
             </w:r>
           </w:p>
         </w:tc>
@@ -606,7 +606,7 @@
                 <w:rFonts w:ascii="TimeNewRoman" w:hAnsi="TimeNewRoman"/>
                 <w:sz w:val="30"/>
               </w:rPr>
-              <w:t>77÷9=8, 5</w:t>
+              <w:t>80÷2=40, 0</w:t>
             </w:r>
           </w:p>
         </w:tc>
@@ -623,7 +623,7 @@
                 <w:rFonts w:ascii="TimeNewRoman" w:hAnsi="TimeNewRoman"/>
                 <w:sz w:val="30"/>
               </w:rPr>
-              <w:t>56÷4=14, 0</w:t>
+              <w:t>61÷5=12, 1</w:t>
             </w:r>
           </w:p>
         </w:tc>
@@ -640,7 +640,7 @@
                 <w:rFonts w:ascii="TimeNewRoman" w:hAnsi="TimeNewRoman"/>
                 <w:sz w:val="30"/>
               </w:rPr>
-              <w:t>58÷2=29, 0</w:t>
+              <w:t>79÷8=9, 7</w:t>
             </w:r>
           </w:p>
         </w:tc>
@@ -657,7 +657,7 @@
                 <w:rFonts w:ascii="TimeNewRoman" w:hAnsi="TimeNewRoman"/>
                 <w:sz w:val="30"/>
               </w:rPr>
-              <w:t>29÷3=9, 2</w:t>
+              <w:t>37÷8=4, 5</w:t>
             </w:r>
           </w:p>
         </w:tc>
@@ -772,7 +772,7 @@
                 <w:rFonts w:ascii="TimeNewRoman" w:hAnsi="TimeNewRoman"/>
                 <w:sz w:val="30"/>
               </w:rPr>
-              <w:t>80÷8=10, 0</w:t>
+              <w:t>35÷9=3, 8</w:t>
             </w:r>
           </w:p>
         </w:tc>
@@ -789,7 +789,7 @@
                 <w:rFonts w:ascii="TimeNewRoman" w:hAnsi="TimeNewRoman"/>
                 <w:sz w:val="30"/>
               </w:rPr>
-              <w:t>21÷5=4, 1</w:t>
+              <w:t>71÷9=7, 8</w:t>
             </w:r>
           </w:p>
         </w:tc>
@@ -806,7 +806,7 @@
                 <w:rFonts w:ascii="TimeNewRoman" w:hAnsi="TimeNewRoman"/>
                 <w:sz w:val="30"/>
               </w:rPr>
-              <w:t>12÷6=2, 0</w:t>
+              <w:t>16÷4=4, 0</w:t>
             </w:r>
           </w:p>
         </w:tc>
@@ -823,7 +823,7 @@
                 <w:rFonts w:ascii="TimeNewRoman" w:hAnsi="TimeNewRoman"/>
                 <w:sz w:val="30"/>
               </w:rPr>
-              <w:t>43÷6=7, 1</w:t>
+              <w:t>82÷6=13, 4</w:t>
             </w:r>
           </w:p>
         </w:tc>
@@ -840,7 +840,7 @@
                 <w:rFonts w:ascii="TimeNewRoman" w:hAnsi="TimeNewRoman"/>
                 <w:sz w:val="30"/>
               </w:rPr>
-              <w:t>66÷2=33, 0</w:t>
+              <w:t>73÷6=12, 1</w:t>
             </w:r>
           </w:p>
         </w:tc>

--- a/answers-of-two-digit_number_divided_by_one-digit_number.docx
+++ b/answers-of-two-digit_number_divided_by_one-digit_number.docx
@@ -11,7 +11,7 @@
           <w:rFonts w:ascii="Arial" w:hAnsi="Arial"/>
           <w:sz w:val="30"/>
         </w:rPr>
-        <w:t>2026-09-14 Monday</w:t>
+        <w:t>2026-09-15 Tuesday</w:t>
       </w:r>
     </w:p>
     <w:tbl>
@@ -40,7 +40,7 @@
                 <w:rFonts w:ascii="TimeNewRoman" w:hAnsi="TimeNewRoman"/>
                 <w:sz w:val="30"/>
               </w:rPr>
-              <w:t>95÷6=15, 5</w:t>
+              <w:t>63÷2=31, 1</w:t>
             </w:r>
           </w:p>
         </w:tc>
@@ -57,7 +57,7 @@
                 <w:rFonts w:ascii="TimeNewRoman" w:hAnsi="TimeNewRoman"/>
                 <w:sz w:val="30"/>
               </w:rPr>
-              <w:t>70÷8=8, 6</w:t>
+              <w:t>97÷2=48, 1</w:t>
             </w:r>
           </w:p>
         </w:tc>
@@ -74,7 +74,7 @@
                 <w:rFonts w:ascii="TimeNewRoman" w:hAnsi="TimeNewRoman"/>
                 <w:sz w:val="30"/>
               </w:rPr>
-              <w:t>12÷7=1, 5</w:t>
+              <w:t>26÷7=3, 5</w:t>
             </w:r>
           </w:p>
         </w:tc>
@@ -91,7 +91,7 @@
                 <w:rFonts w:ascii="TimeNewRoman" w:hAnsi="TimeNewRoman"/>
                 <w:sz w:val="30"/>
               </w:rPr>
-              <w:t>73÷2=36, 1</w:t>
+              <w:t>36÷7=5, 1</w:t>
             </w:r>
           </w:p>
         </w:tc>
@@ -108,7 +108,7 @@
                 <w:rFonts w:ascii="TimeNewRoman" w:hAnsi="TimeNewRoman"/>
                 <w:sz w:val="30"/>
               </w:rPr>
-              <w:t>65÷6=10, 5</w:t>
+              <w:t>45÷5=9, 0</w:t>
             </w:r>
           </w:p>
         </w:tc>
@@ -223,7 +223,7 @@
                 <w:rFonts w:ascii="TimeNewRoman" w:hAnsi="TimeNewRoman"/>
                 <w:sz w:val="30"/>
               </w:rPr>
-              <w:t>70÷2=35, 0</w:t>
+              <w:t>51÷9=5, 6</w:t>
             </w:r>
           </w:p>
         </w:tc>
@@ -240,7 +240,7 @@
                 <w:rFonts w:ascii="TimeNewRoman" w:hAnsi="TimeNewRoman"/>
                 <w:sz w:val="30"/>
               </w:rPr>
-              <w:t>53÷2=26, 1</w:t>
+              <w:t>22÷2=11, 0</w:t>
             </w:r>
           </w:p>
         </w:tc>
@@ -257,7 +257,7 @@
                 <w:rFonts w:ascii="TimeNewRoman" w:hAnsi="TimeNewRoman"/>
                 <w:sz w:val="30"/>
               </w:rPr>
-              <w:t>83÷2=41, 1</w:t>
+              <w:t>62÷8=7, 6</w:t>
             </w:r>
           </w:p>
         </w:tc>
@@ -274,7 +274,7 @@
                 <w:rFonts w:ascii="TimeNewRoman" w:hAnsi="TimeNewRoman"/>
                 <w:sz w:val="30"/>
               </w:rPr>
-              <w:t>35÷4=8, 3</w:t>
+              <w:t>39÷3=13, 0</w:t>
             </w:r>
           </w:p>
         </w:tc>
@@ -291,7 +291,7 @@
                 <w:rFonts w:ascii="TimeNewRoman" w:hAnsi="TimeNewRoman"/>
                 <w:sz w:val="30"/>
               </w:rPr>
-              <w:t>39÷7=5, 4</w:t>
+              <w:t>25÷9=2, 7</w:t>
             </w:r>
           </w:p>
         </w:tc>
@@ -406,7 +406,7 @@
                 <w:rFonts w:ascii="TimeNewRoman" w:hAnsi="TimeNewRoman"/>
                 <w:sz w:val="30"/>
               </w:rPr>
-              <w:t>79÷6=13, 1</w:t>
+              <w:t>45÷2=22, 1</w:t>
             </w:r>
           </w:p>
         </w:tc>
@@ -423,7 +423,7 @@
                 <w:rFonts w:ascii="TimeNewRoman" w:hAnsi="TimeNewRoman"/>
                 <w:sz w:val="30"/>
               </w:rPr>
-              <w:t>55÷3=18, 1</w:t>
+              <w:t>76÷2=38, 0</w:t>
             </w:r>
           </w:p>
         </w:tc>
@@ -440,7 +440,7 @@
                 <w:rFonts w:ascii="TimeNewRoman" w:hAnsi="TimeNewRoman"/>
                 <w:sz w:val="30"/>
               </w:rPr>
-              <w:t>28÷6=4, 4</w:t>
+              <w:t>30÷8=3, 6</w:t>
             </w:r>
           </w:p>
         </w:tc>
@@ -457,7 +457,7 @@
                 <w:rFonts w:ascii="TimeNewRoman" w:hAnsi="TimeNewRoman"/>
                 <w:sz w:val="30"/>
               </w:rPr>
-              <w:t>54÷6=9, 0</w:t>
+              <w:t>88÷2=44, 0</w:t>
             </w:r>
           </w:p>
         </w:tc>
@@ -474,7 +474,7 @@
                 <w:rFonts w:ascii="TimeNewRoman" w:hAnsi="TimeNewRoman"/>
                 <w:sz w:val="30"/>
               </w:rPr>
-              <w:t>35÷6=5, 5</w:t>
+              <w:t>53÷4=13, 1</w:t>
             </w:r>
           </w:p>
         </w:tc>
@@ -589,7 +589,7 @@
                 <w:rFonts w:ascii="TimeNewRoman" w:hAnsi="TimeNewRoman"/>
                 <w:sz w:val="30"/>
               </w:rPr>
-              <w:t>93÷6=15, 3</w:t>
+              <w:t>55÷8=6, 7</w:t>
             </w:r>
           </w:p>
         </w:tc>
@@ -606,7 +606,7 @@
                 <w:rFonts w:ascii="TimeNewRoman" w:hAnsi="TimeNewRoman"/>
                 <w:sz w:val="30"/>
               </w:rPr>
-              <w:t>80÷2=40, 0</w:t>
+              <w:t>10÷2=5, 0</w:t>
             </w:r>
           </w:p>
         </w:tc>
@@ -623,7 +623,7 @@
                 <w:rFonts w:ascii="TimeNewRoman" w:hAnsi="TimeNewRoman"/>
                 <w:sz w:val="30"/>
               </w:rPr>
-              <w:t>61÷5=12, 1</w:t>
+              <w:t>90÷7=12, 6</w:t>
             </w:r>
           </w:p>
         </w:tc>
@@ -640,7 +640,7 @@
                 <w:rFonts w:ascii="TimeNewRoman" w:hAnsi="TimeNewRoman"/>
                 <w:sz w:val="30"/>
               </w:rPr>
-              <w:t>79÷8=9, 7</w:t>
+              <w:t>22÷9=2, 4</w:t>
             </w:r>
           </w:p>
         </w:tc>
@@ -657,7 +657,7 @@
                 <w:rFonts w:ascii="TimeNewRoman" w:hAnsi="TimeNewRoman"/>
                 <w:sz w:val="30"/>
               </w:rPr>
-              <w:t>37÷8=4, 5</w:t>
+              <w:t>62÷6=10, 2</w:t>
             </w:r>
           </w:p>
         </w:tc>
@@ -772,7 +772,7 @@
                 <w:rFonts w:ascii="TimeNewRoman" w:hAnsi="TimeNewRoman"/>
                 <w:sz w:val="30"/>
               </w:rPr>
-              <w:t>35÷9=3, 8</w:t>
+              <w:t>11÷7=1, 4</w:t>
             </w:r>
           </w:p>
         </w:tc>
@@ -789,7 +789,7 @@
                 <w:rFonts w:ascii="TimeNewRoman" w:hAnsi="TimeNewRoman"/>
                 <w:sz w:val="30"/>
               </w:rPr>
-              <w:t>71÷9=7, 8</w:t>
+              <w:t>50÷4=12, 2</w:t>
             </w:r>
           </w:p>
         </w:tc>
@@ -806,7 +806,7 @@
                 <w:rFonts w:ascii="TimeNewRoman" w:hAnsi="TimeNewRoman"/>
                 <w:sz w:val="30"/>
               </w:rPr>
-              <w:t>16÷4=4, 0</w:t>
+              <w:t>64÷8=8, 0</w:t>
             </w:r>
           </w:p>
         </w:tc>
@@ -823,7 +823,7 @@
                 <w:rFonts w:ascii="TimeNewRoman" w:hAnsi="TimeNewRoman"/>
                 <w:sz w:val="30"/>
               </w:rPr>
-              <w:t>82÷6=13, 4</w:t>
+              <w:t>59÷2=29, 1</w:t>
             </w:r>
           </w:p>
         </w:tc>
@@ -840,7 +840,7 @@
                 <w:rFonts w:ascii="TimeNewRoman" w:hAnsi="TimeNewRoman"/>
                 <w:sz w:val="30"/>
               </w:rPr>
-              <w:t>73÷6=12, 1</w:t>
+              <w:t>76÷4=19, 0</w:t>
             </w:r>
           </w:p>
         </w:tc>

--- a/answers-of-two-digit_number_divided_by_one-digit_number.docx
+++ b/answers-of-two-digit_number_divided_by_one-digit_number.docx
@@ -40,7 +40,7 @@
                 <w:rFonts w:ascii="TimeNewRoman" w:hAnsi="TimeNewRoman"/>
                 <w:sz w:val="30"/>
               </w:rPr>
-              <w:t>63÷2=31, 1</w:t>
+              <w:t>31÷8=3, 7</w:t>
             </w:r>
           </w:p>
         </w:tc>
@@ -57,7 +57,7 @@
                 <w:rFonts w:ascii="TimeNewRoman" w:hAnsi="TimeNewRoman"/>
                 <w:sz w:val="30"/>
               </w:rPr>
-              <w:t>97÷2=48, 1</w:t>
+              <w:t>56÷7=8, 0</w:t>
             </w:r>
           </w:p>
         </w:tc>
@@ -74,7 +74,7 @@
                 <w:rFonts w:ascii="TimeNewRoman" w:hAnsi="TimeNewRoman"/>
                 <w:sz w:val="30"/>
               </w:rPr>
-              <w:t>26÷7=3, 5</w:t>
+              <w:t>67÷3=22, 1</w:t>
             </w:r>
           </w:p>
         </w:tc>
@@ -91,7 +91,7 @@
                 <w:rFonts w:ascii="TimeNewRoman" w:hAnsi="TimeNewRoman"/>
                 <w:sz w:val="30"/>
               </w:rPr>
-              <w:t>36÷7=5, 1</w:t>
+              <w:t>92÷9=10, 2</w:t>
             </w:r>
           </w:p>
         </w:tc>
@@ -108,7 +108,7 @@
                 <w:rFonts w:ascii="TimeNewRoman" w:hAnsi="TimeNewRoman"/>
                 <w:sz w:val="30"/>
               </w:rPr>
-              <w:t>45÷5=9, 0</w:t>
+              <w:t>83÷4=20, 3</w:t>
             </w:r>
           </w:p>
         </w:tc>
@@ -223,7 +223,7 @@
                 <w:rFonts w:ascii="TimeNewRoman" w:hAnsi="TimeNewRoman"/>
                 <w:sz w:val="30"/>
               </w:rPr>
-              <w:t>51÷9=5, 6</w:t>
+              <w:t>74÷4=18, 2</w:t>
             </w:r>
           </w:p>
         </w:tc>
@@ -240,7 +240,7 @@
                 <w:rFonts w:ascii="TimeNewRoman" w:hAnsi="TimeNewRoman"/>
                 <w:sz w:val="30"/>
               </w:rPr>
-              <w:t>22÷2=11, 0</w:t>
+              <w:t>13÷2=6, 1</w:t>
             </w:r>
           </w:p>
         </w:tc>
@@ -257,7 +257,7 @@
                 <w:rFonts w:ascii="TimeNewRoman" w:hAnsi="TimeNewRoman"/>
                 <w:sz w:val="30"/>
               </w:rPr>
-              <w:t>62÷8=7, 6</w:t>
+              <w:t>18÷5=3, 3</w:t>
             </w:r>
           </w:p>
         </w:tc>
@@ -274,7 +274,7 @@
                 <w:rFonts w:ascii="TimeNewRoman" w:hAnsi="TimeNewRoman"/>
                 <w:sz w:val="30"/>
               </w:rPr>
-              <w:t>39÷3=13, 0</w:t>
+              <w:t>82÷9=9, 1</w:t>
             </w:r>
           </w:p>
         </w:tc>
@@ -291,7 +291,7 @@
                 <w:rFonts w:ascii="TimeNewRoman" w:hAnsi="TimeNewRoman"/>
                 <w:sz w:val="30"/>
               </w:rPr>
-              <w:t>25÷9=2, 7</w:t>
+              <w:t>21÷7=3, 0</w:t>
             </w:r>
           </w:p>
         </w:tc>
@@ -406,7 +406,7 @@
                 <w:rFonts w:ascii="TimeNewRoman" w:hAnsi="TimeNewRoman"/>
                 <w:sz w:val="30"/>
               </w:rPr>
-              <w:t>45÷2=22, 1</w:t>
+              <w:t>53÷4=13, 1</w:t>
             </w:r>
           </w:p>
         </w:tc>
@@ -423,7 +423,7 @@
                 <w:rFonts w:ascii="TimeNewRoman" w:hAnsi="TimeNewRoman"/>
                 <w:sz w:val="30"/>
               </w:rPr>
-              <w:t>76÷2=38, 0</w:t>
+              <w:t>58÷3=19, 1</w:t>
             </w:r>
           </w:p>
         </w:tc>
@@ -440,7 +440,7 @@
                 <w:rFonts w:ascii="TimeNewRoman" w:hAnsi="TimeNewRoman"/>
                 <w:sz w:val="30"/>
               </w:rPr>
-              <w:t>30÷8=3, 6</w:t>
+              <w:t>81÷9=9, 0</w:t>
             </w:r>
           </w:p>
         </w:tc>
@@ -457,7 +457,7 @@
                 <w:rFonts w:ascii="TimeNewRoman" w:hAnsi="TimeNewRoman"/>
                 <w:sz w:val="30"/>
               </w:rPr>
-              <w:t>88÷2=44, 0</w:t>
+              <w:t>55÷4=13, 3</w:t>
             </w:r>
           </w:p>
         </w:tc>
@@ -474,7 +474,7 @@
                 <w:rFonts w:ascii="TimeNewRoman" w:hAnsi="TimeNewRoman"/>
                 <w:sz w:val="30"/>
               </w:rPr>
-              <w:t>53÷4=13, 1</w:t>
+              <w:t>54÷7=7, 5</w:t>
             </w:r>
           </w:p>
         </w:tc>
@@ -589,7 +589,7 @@
                 <w:rFonts w:ascii="TimeNewRoman" w:hAnsi="TimeNewRoman"/>
                 <w:sz w:val="30"/>
               </w:rPr>
-              <w:t>55÷8=6, 7</w:t>
+              <w:t>43÷3=14, 1</w:t>
             </w:r>
           </w:p>
         </w:tc>
@@ -606,7 +606,7 @@
                 <w:rFonts w:ascii="TimeNewRoman" w:hAnsi="TimeNewRoman"/>
                 <w:sz w:val="30"/>
               </w:rPr>
-              <w:t>10÷2=5, 0</w:t>
+              <w:t>18÷7=2, 4</w:t>
             </w:r>
           </w:p>
         </w:tc>
@@ -623,7 +623,7 @@
                 <w:rFonts w:ascii="TimeNewRoman" w:hAnsi="TimeNewRoman"/>
                 <w:sz w:val="30"/>
               </w:rPr>
-              <w:t>90÷7=12, 6</w:t>
+              <w:t>92÷7=13, 1</w:t>
             </w:r>
           </w:p>
         </w:tc>
@@ -640,7 +640,7 @@
                 <w:rFonts w:ascii="TimeNewRoman" w:hAnsi="TimeNewRoman"/>
                 <w:sz w:val="30"/>
               </w:rPr>
-              <w:t>22÷9=2, 4</w:t>
+              <w:t>38÷2=19, 0</w:t>
             </w:r>
           </w:p>
         </w:tc>
@@ -657,7 +657,7 @@
                 <w:rFonts w:ascii="TimeNewRoman" w:hAnsi="TimeNewRoman"/>
                 <w:sz w:val="30"/>
               </w:rPr>
-              <w:t>62÷6=10, 2</w:t>
+              <w:t>44÷9=4, 8</w:t>
             </w:r>
           </w:p>
         </w:tc>
@@ -772,7 +772,7 @@
                 <w:rFonts w:ascii="TimeNewRoman" w:hAnsi="TimeNewRoman"/>
                 <w:sz w:val="30"/>
               </w:rPr>
-              <w:t>11÷7=1, 4</w:t>
+              <w:t>80÷6=13, 2</w:t>
             </w:r>
           </w:p>
         </w:tc>
@@ -789,7 +789,7 @@
                 <w:rFonts w:ascii="TimeNewRoman" w:hAnsi="TimeNewRoman"/>
                 <w:sz w:val="30"/>
               </w:rPr>
-              <w:t>50÷4=12, 2</w:t>
+              <w:t>75÷5=15, 0</w:t>
             </w:r>
           </w:p>
         </w:tc>
@@ -806,7 +806,7 @@
                 <w:rFonts w:ascii="TimeNewRoman" w:hAnsi="TimeNewRoman"/>
                 <w:sz w:val="30"/>
               </w:rPr>
-              <w:t>64÷8=8, 0</w:t>
+              <w:t>85÷8=10, 5</w:t>
             </w:r>
           </w:p>
         </w:tc>
@@ -823,7 +823,7 @@
                 <w:rFonts w:ascii="TimeNewRoman" w:hAnsi="TimeNewRoman"/>
                 <w:sz w:val="30"/>
               </w:rPr>
-              <w:t>59÷2=29, 1</w:t>
+              <w:t>15÷6=2, 3</w:t>
             </w:r>
           </w:p>
         </w:tc>
@@ -840,7 +840,7 @@
                 <w:rFonts w:ascii="TimeNewRoman" w:hAnsi="TimeNewRoman"/>
                 <w:sz w:val="30"/>
               </w:rPr>
-              <w:t>76÷4=19, 0</w:t>
+              <w:t>74÷9=8, 2</w:t>
             </w:r>
           </w:p>
         </w:tc>

--- a/answers-of-two-digit_number_divided_by_one-digit_number.docx
+++ b/answers-of-two-digit_number_divided_by_one-digit_number.docx
@@ -11,7 +11,7 @@
           <w:rFonts w:ascii="Arial" w:hAnsi="Arial"/>
           <w:sz w:val="30"/>
         </w:rPr>
-        <w:t>2026-09-15 Tuesday</w:t>
+        <w:t>2026-09-16 Wednesday</w:t>
       </w:r>
     </w:p>
     <w:tbl>
@@ -40,7 +40,7 @@
                 <w:rFonts w:ascii="TimeNewRoman" w:hAnsi="TimeNewRoman"/>
                 <w:sz w:val="30"/>
               </w:rPr>
-              <w:t>31÷8=3, 7</w:t>
+              <w:t>87÷2=43, 1</w:t>
             </w:r>
           </w:p>
         </w:tc>
@@ -57,7 +57,7 @@
                 <w:rFonts w:ascii="TimeNewRoman" w:hAnsi="TimeNewRoman"/>
                 <w:sz w:val="30"/>
               </w:rPr>
-              <w:t>56÷7=8, 0</w:t>
+              <w:t>30÷6=5, 0</w:t>
             </w:r>
           </w:p>
         </w:tc>
@@ -74,7 +74,7 @@
                 <w:rFonts w:ascii="TimeNewRoman" w:hAnsi="TimeNewRoman"/>
                 <w:sz w:val="30"/>
               </w:rPr>
-              <w:t>67÷3=22, 1</w:t>
+              <w:t>43÷4=10, 3</w:t>
             </w:r>
           </w:p>
         </w:tc>
@@ -91,7 +91,7 @@
                 <w:rFonts w:ascii="TimeNewRoman" w:hAnsi="TimeNewRoman"/>
                 <w:sz w:val="30"/>
               </w:rPr>
-              <w:t>92÷9=10, 2</w:t>
+              <w:t>43÷6=7, 1</w:t>
             </w:r>
           </w:p>
         </w:tc>
@@ -108,7 +108,7 @@
                 <w:rFonts w:ascii="TimeNewRoman" w:hAnsi="TimeNewRoman"/>
                 <w:sz w:val="30"/>
               </w:rPr>
-              <w:t>83÷4=20, 3</w:t>
+              <w:t>68÷9=7, 5</w:t>
             </w:r>
           </w:p>
         </w:tc>
@@ -223,7 +223,7 @@
                 <w:rFonts w:ascii="TimeNewRoman" w:hAnsi="TimeNewRoman"/>
                 <w:sz w:val="30"/>
               </w:rPr>
-              <w:t>74÷4=18, 2</w:t>
+              <w:t>81÷5=16, 1</w:t>
             </w:r>
           </w:p>
         </w:tc>
@@ -240,7 +240,7 @@
                 <w:rFonts w:ascii="TimeNewRoman" w:hAnsi="TimeNewRoman"/>
                 <w:sz w:val="30"/>
               </w:rPr>
-              <w:t>13÷2=6, 1</w:t>
+              <w:t>94÷6=15, 4</w:t>
             </w:r>
           </w:p>
         </w:tc>
@@ -257,7 +257,7 @@
                 <w:rFonts w:ascii="TimeNewRoman" w:hAnsi="TimeNewRoman"/>
                 <w:sz w:val="30"/>
               </w:rPr>
-              <w:t>18÷5=3, 3</w:t>
+              <w:t>59÷8=7, 3</w:t>
             </w:r>
           </w:p>
         </w:tc>
@@ -274,7 +274,7 @@
                 <w:rFonts w:ascii="TimeNewRoman" w:hAnsi="TimeNewRoman"/>
                 <w:sz w:val="30"/>
               </w:rPr>
-              <w:t>82÷9=9, 1</w:t>
+              <w:t>21÷4=5, 1</w:t>
             </w:r>
           </w:p>
         </w:tc>
@@ -291,7 +291,7 @@
                 <w:rFonts w:ascii="TimeNewRoman" w:hAnsi="TimeNewRoman"/>
                 <w:sz w:val="30"/>
               </w:rPr>
-              <w:t>21÷7=3, 0</w:t>
+              <w:t>93÷5=18, 3</w:t>
             </w:r>
           </w:p>
         </w:tc>
@@ -406,7 +406,7 @@
                 <w:rFonts w:ascii="TimeNewRoman" w:hAnsi="TimeNewRoman"/>
                 <w:sz w:val="30"/>
               </w:rPr>
-              <w:t>53÷4=13, 1</w:t>
+              <w:t>65÷6=10, 5</w:t>
             </w:r>
           </w:p>
         </w:tc>
@@ -423,7 +423,7 @@
                 <w:rFonts w:ascii="TimeNewRoman" w:hAnsi="TimeNewRoman"/>
                 <w:sz w:val="30"/>
               </w:rPr>
-              <w:t>58÷3=19, 1</w:t>
+              <w:t>91÷8=11, 3</w:t>
             </w:r>
           </w:p>
         </w:tc>
@@ -440,7 +440,7 @@
                 <w:rFonts w:ascii="TimeNewRoman" w:hAnsi="TimeNewRoman"/>
                 <w:sz w:val="30"/>
               </w:rPr>
-              <w:t>81÷9=9, 0</w:t>
+              <w:t>56÷7=8, 0</w:t>
             </w:r>
           </w:p>
         </w:tc>
@@ -457,7 +457,7 @@
                 <w:rFonts w:ascii="TimeNewRoman" w:hAnsi="TimeNewRoman"/>
                 <w:sz w:val="30"/>
               </w:rPr>
-              <w:t>55÷4=13, 3</w:t>
+              <w:t>80÷4=20, 0</w:t>
             </w:r>
           </w:p>
         </w:tc>
@@ -474,7 +474,7 @@
                 <w:rFonts w:ascii="TimeNewRoman" w:hAnsi="TimeNewRoman"/>
                 <w:sz w:val="30"/>
               </w:rPr>
-              <w:t>54÷7=7, 5</w:t>
+              <w:t>38÷4=9, 2</w:t>
             </w:r>
           </w:p>
         </w:tc>
@@ -589,7 +589,7 @@
                 <w:rFonts w:ascii="TimeNewRoman" w:hAnsi="TimeNewRoman"/>
                 <w:sz w:val="30"/>
               </w:rPr>
-              <w:t>43÷3=14, 1</w:t>
+              <w:t>85÷8=10, 5</w:t>
             </w:r>
           </w:p>
         </w:tc>
@@ -606,7 +606,7 @@
                 <w:rFonts w:ascii="TimeNewRoman" w:hAnsi="TimeNewRoman"/>
                 <w:sz w:val="30"/>
               </w:rPr>
-              <w:t>18÷7=2, 4</w:t>
+              <w:t>88÷6=14, 4</w:t>
             </w:r>
           </w:p>
         </w:tc>
@@ -623,7 +623,7 @@
                 <w:rFonts w:ascii="TimeNewRoman" w:hAnsi="TimeNewRoman"/>
                 <w:sz w:val="30"/>
               </w:rPr>
-              <w:t>92÷7=13, 1</w:t>
+              <w:t>28÷5=5, 3</w:t>
             </w:r>
           </w:p>
         </w:tc>
@@ -640,7 +640,7 @@
                 <w:rFonts w:ascii="TimeNewRoman" w:hAnsi="TimeNewRoman"/>
                 <w:sz w:val="30"/>
               </w:rPr>
-              <w:t>38÷2=19, 0</w:t>
+              <w:t>89÷8=11, 1</w:t>
             </w:r>
           </w:p>
         </w:tc>
@@ -657,7 +657,7 @@
                 <w:rFonts w:ascii="TimeNewRoman" w:hAnsi="TimeNewRoman"/>
                 <w:sz w:val="30"/>
               </w:rPr>
-              <w:t>44÷9=4, 8</w:t>
+              <w:t>18÷6=3, 0</w:t>
             </w:r>
           </w:p>
         </w:tc>
@@ -772,7 +772,7 @@
                 <w:rFonts w:ascii="TimeNewRoman" w:hAnsi="TimeNewRoman"/>
                 <w:sz w:val="30"/>
               </w:rPr>
-              <w:t>80÷6=13, 2</w:t>
+              <w:t>78÷4=19, 2</w:t>
             </w:r>
           </w:p>
         </w:tc>
@@ -789,7 +789,7 @@
                 <w:rFonts w:ascii="TimeNewRoman" w:hAnsi="TimeNewRoman"/>
                 <w:sz w:val="30"/>
               </w:rPr>
-              <w:t>75÷5=15, 0</w:t>
+              <w:t>91÷4=22, 3</w:t>
             </w:r>
           </w:p>
         </w:tc>
@@ -806,7 +806,7 @@
                 <w:rFonts w:ascii="TimeNewRoman" w:hAnsi="TimeNewRoman"/>
                 <w:sz w:val="30"/>
               </w:rPr>
-              <w:t>85÷8=10, 5</w:t>
+              <w:t>55÷9=6, 1</w:t>
             </w:r>
           </w:p>
         </w:tc>
@@ -823,7 +823,7 @@
                 <w:rFonts w:ascii="TimeNewRoman" w:hAnsi="TimeNewRoman"/>
                 <w:sz w:val="30"/>
               </w:rPr>
-              <w:t>15÷6=2, 3</w:t>
+              <w:t>89÷2=44, 1</w:t>
             </w:r>
           </w:p>
         </w:tc>
@@ -840,7 +840,7 @@
                 <w:rFonts w:ascii="TimeNewRoman" w:hAnsi="TimeNewRoman"/>
                 <w:sz w:val="30"/>
               </w:rPr>
-              <w:t>74÷9=8, 2</w:t>
+              <w:t>53÷8=6, 5</w:t>
             </w:r>
           </w:p>
         </w:tc>

--- a/answers-of-two-digit_number_divided_by_one-digit_number.docx
+++ b/answers-of-two-digit_number_divided_by_one-digit_number.docx
@@ -40,7 +40,7 @@
                 <w:rFonts w:ascii="TimeNewRoman" w:hAnsi="TimeNewRoman"/>
                 <w:sz w:val="30"/>
               </w:rPr>
-              <w:t>87÷2=43, 1</w:t>
+              <w:t>46÷5=9, 1</w:t>
             </w:r>
           </w:p>
         </w:tc>
@@ -57,7 +57,7 @@
                 <w:rFonts w:ascii="TimeNewRoman" w:hAnsi="TimeNewRoman"/>
                 <w:sz w:val="30"/>
               </w:rPr>
-              <w:t>30÷6=5, 0</w:t>
+              <w:t>67÷2=33, 1</w:t>
             </w:r>
           </w:p>
         </w:tc>
@@ -74,7 +74,7 @@
                 <w:rFonts w:ascii="TimeNewRoman" w:hAnsi="TimeNewRoman"/>
                 <w:sz w:val="30"/>
               </w:rPr>
-              <w:t>43÷4=10, 3</w:t>
+              <w:t>40÷5=8, 0</w:t>
             </w:r>
           </w:p>
         </w:tc>
@@ -91,7 +91,7 @@
                 <w:rFonts w:ascii="TimeNewRoman" w:hAnsi="TimeNewRoman"/>
                 <w:sz w:val="30"/>
               </w:rPr>
-              <w:t>43÷6=7, 1</w:t>
+              <w:t>12÷9=1, 3</w:t>
             </w:r>
           </w:p>
         </w:tc>
@@ -108,7 +108,7 @@
                 <w:rFonts w:ascii="TimeNewRoman" w:hAnsi="TimeNewRoman"/>
                 <w:sz w:val="30"/>
               </w:rPr>
-              <w:t>68÷9=7, 5</w:t>
+              <w:t>90÷6=15, 0</w:t>
             </w:r>
           </w:p>
         </w:tc>
@@ -223,7 +223,7 @@
                 <w:rFonts w:ascii="TimeNewRoman" w:hAnsi="TimeNewRoman"/>
                 <w:sz w:val="30"/>
               </w:rPr>
-              <w:t>81÷5=16, 1</w:t>
+              <w:t>52÷8=6, 4</w:t>
             </w:r>
           </w:p>
         </w:tc>
@@ -240,7 +240,7 @@
                 <w:rFonts w:ascii="TimeNewRoman" w:hAnsi="TimeNewRoman"/>
                 <w:sz w:val="30"/>
               </w:rPr>
-              <w:t>94÷6=15, 4</w:t>
+              <w:t>52÷8=6, 4</w:t>
             </w:r>
           </w:p>
         </w:tc>
@@ -257,7 +257,7 @@
                 <w:rFonts w:ascii="TimeNewRoman" w:hAnsi="TimeNewRoman"/>
                 <w:sz w:val="30"/>
               </w:rPr>
-              <w:t>59÷8=7, 3</w:t>
+              <w:t>40÷5=8, 0</w:t>
             </w:r>
           </w:p>
         </w:tc>
@@ -274,7 +274,7 @@
                 <w:rFonts w:ascii="TimeNewRoman" w:hAnsi="TimeNewRoman"/>
                 <w:sz w:val="30"/>
               </w:rPr>
-              <w:t>21÷4=5, 1</w:t>
+              <w:t>54÷3=18, 0</w:t>
             </w:r>
           </w:p>
         </w:tc>
@@ -291,7 +291,7 @@
                 <w:rFonts w:ascii="TimeNewRoman" w:hAnsi="TimeNewRoman"/>
                 <w:sz w:val="30"/>
               </w:rPr>
-              <w:t>93÷5=18, 3</w:t>
+              <w:t>64÷8=8, 0</w:t>
             </w:r>
           </w:p>
         </w:tc>
@@ -406,7 +406,7 @@
                 <w:rFonts w:ascii="TimeNewRoman" w:hAnsi="TimeNewRoman"/>
                 <w:sz w:val="30"/>
               </w:rPr>
-              <w:t>65÷6=10, 5</w:t>
+              <w:t>60÷7=8, 4</w:t>
             </w:r>
           </w:p>
         </w:tc>
@@ -423,7 +423,7 @@
                 <w:rFonts w:ascii="TimeNewRoman" w:hAnsi="TimeNewRoman"/>
                 <w:sz w:val="30"/>
               </w:rPr>
-              <w:t>91÷8=11, 3</w:t>
+              <w:t>47÷3=15, 2</w:t>
             </w:r>
           </w:p>
         </w:tc>
@@ -440,7 +440,7 @@
                 <w:rFonts w:ascii="TimeNewRoman" w:hAnsi="TimeNewRoman"/>
                 <w:sz w:val="30"/>
               </w:rPr>
-              <w:t>56÷7=8, 0</w:t>
+              <w:t>61÷7=8, 5</w:t>
             </w:r>
           </w:p>
         </w:tc>
@@ -457,7 +457,7 @@
                 <w:rFonts w:ascii="TimeNewRoman" w:hAnsi="TimeNewRoman"/>
                 <w:sz w:val="30"/>
               </w:rPr>
-              <w:t>80÷4=20, 0</w:t>
+              <w:t>34÷2=17, 0</w:t>
             </w:r>
           </w:p>
         </w:tc>
@@ -474,7 +474,7 @@
                 <w:rFonts w:ascii="TimeNewRoman" w:hAnsi="TimeNewRoman"/>
                 <w:sz w:val="30"/>
               </w:rPr>
-              <w:t>38÷4=9, 2</w:t>
+              <w:t>36÷4=9, 0</w:t>
             </w:r>
           </w:p>
         </w:tc>
@@ -589,7 +589,7 @@
                 <w:rFonts w:ascii="TimeNewRoman" w:hAnsi="TimeNewRoman"/>
                 <w:sz w:val="30"/>
               </w:rPr>
-              <w:t>85÷8=10, 5</w:t>
+              <w:t>36÷4=9, 0</w:t>
             </w:r>
           </w:p>
         </w:tc>
@@ -606,7 +606,7 @@
                 <w:rFonts w:ascii="TimeNewRoman" w:hAnsi="TimeNewRoman"/>
                 <w:sz w:val="30"/>
               </w:rPr>
-              <w:t>88÷6=14, 4</w:t>
+              <w:t>71÷6=11, 5</w:t>
             </w:r>
           </w:p>
         </w:tc>
@@ -623,7 +623,7 @@
                 <w:rFonts w:ascii="TimeNewRoman" w:hAnsi="TimeNewRoman"/>
                 <w:sz w:val="30"/>
               </w:rPr>
-              <w:t>28÷5=5, 3</w:t>
+              <w:t>39÷2=19, 1</w:t>
             </w:r>
           </w:p>
         </w:tc>
@@ -640,7 +640,7 @@
                 <w:rFonts w:ascii="TimeNewRoman" w:hAnsi="TimeNewRoman"/>
                 <w:sz w:val="30"/>
               </w:rPr>
-              <w:t>89÷8=11, 1</w:t>
+              <w:t>44÷9=4, 8</w:t>
             </w:r>
           </w:p>
         </w:tc>
@@ -657,7 +657,7 @@
                 <w:rFonts w:ascii="TimeNewRoman" w:hAnsi="TimeNewRoman"/>
                 <w:sz w:val="30"/>
               </w:rPr>
-              <w:t>18÷6=3, 0</w:t>
+              <w:t>87÷6=14, 3</w:t>
             </w:r>
           </w:p>
         </w:tc>
@@ -772,7 +772,7 @@
                 <w:rFonts w:ascii="TimeNewRoman" w:hAnsi="TimeNewRoman"/>
                 <w:sz w:val="30"/>
               </w:rPr>
-              <w:t>78÷4=19, 2</w:t>
+              <w:t>95÷9=10, 5</w:t>
             </w:r>
           </w:p>
         </w:tc>
@@ -789,7 +789,7 @@
                 <w:rFonts w:ascii="TimeNewRoman" w:hAnsi="TimeNewRoman"/>
                 <w:sz w:val="30"/>
               </w:rPr>
-              <w:t>91÷4=22, 3</w:t>
+              <w:t>31÷7=4, 3</w:t>
             </w:r>
           </w:p>
         </w:tc>
@@ -806,7 +806,7 @@
                 <w:rFonts w:ascii="TimeNewRoman" w:hAnsi="TimeNewRoman"/>
                 <w:sz w:val="30"/>
               </w:rPr>
-              <w:t>55÷9=6, 1</w:t>
+              <w:t>60÷9=6, 6</w:t>
             </w:r>
           </w:p>
         </w:tc>
@@ -823,7 +823,7 @@
                 <w:rFonts w:ascii="TimeNewRoman" w:hAnsi="TimeNewRoman"/>
                 <w:sz w:val="30"/>
               </w:rPr>
-              <w:t>89÷2=44, 1</w:t>
+              <w:t>68÷4=17, 0</w:t>
             </w:r>
           </w:p>
         </w:tc>
@@ -840,7 +840,7 @@
                 <w:rFonts w:ascii="TimeNewRoman" w:hAnsi="TimeNewRoman"/>
                 <w:sz w:val="30"/>
               </w:rPr>
-              <w:t>53÷8=6, 5</w:t>
+              <w:t>80÷4=20, 0</w:t>
             </w:r>
           </w:p>
         </w:tc>

--- a/answers-of-two-digit_number_divided_by_one-digit_number.docx
+++ b/answers-of-two-digit_number_divided_by_one-digit_number.docx
@@ -11,7 +11,7 @@
           <w:rFonts w:ascii="Arial" w:hAnsi="Arial"/>
           <w:sz w:val="30"/>
         </w:rPr>
-        <w:t>2026-09-16 Wednesday</w:t>
+        <w:t>2026-09-17 Thursday</w:t>
       </w:r>
     </w:p>
     <w:tbl>
@@ -40,7 +40,7 @@
                 <w:rFonts w:ascii="TimeNewRoman" w:hAnsi="TimeNewRoman"/>
                 <w:sz w:val="30"/>
               </w:rPr>
-              <w:t>46÷5=9, 1</w:t>
+              <w:t>83÷3=27, 2</w:t>
             </w:r>
           </w:p>
         </w:tc>
@@ -57,7 +57,7 @@
                 <w:rFonts w:ascii="TimeNewRoman" w:hAnsi="TimeNewRoman"/>
                 <w:sz w:val="30"/>
               </w:rPr>
-              <w:t>67÷2=33, 1</w:t>
+              <w:t>59÷7=8, 3</w:t>
             </w:r>
           </w:p>
         </w:tc>
@@ -74,7 +74,7 @@
                 <w:rFonts w:ascii="TimeNewRoman" w:hAnsi="TimeNewRoman"/>
                 <w:sz w:val="30"/>
               </w:rPr>
-              <w:t>40÷5=8, 0</w:t>
+              <w:t>30÷8=3, 6</w:t>
             </w:r>
           </w:p>
         </w:tc>
@@ -91,7 +91,7 @@
                 <w:rFonts w:ascii="TimeNewRoman" w:hAnsi="TimeNewRoman"/>
                 <w:sz w:val="30"/>
               </w:rPr>
-              <w:t>12÷9=1, 3</w:t>
+              <w:t>68÷7=9, 5</w:t>
             </w:r>
           </w:p>
         </w:tc>
@@ -108,7 +108,7 @@
                 <w:rFonts w:ascii="TimeNewRoman" w:hAnsi="TimeNewRoman"/>
                 <w:sz w:val="30"/>
               </w:rPr>
-              <w:t>90÷6=15, 0</w:t>
+              <w:t>55÷6=9, 1</w:t>
             </w:r>
           </w:p>
         </w:tc>
@@ -223,7 +223,7 @@
                 <w:rFonts w:ascii="TimeNewRoman" w:hAnsi="TimeNewRoman"/>
                 <w:sz w:val="30"/>
               </w:rPr>
-              <w:t>52÷8=6, 4</w:t>
+              <w:t>97÷7=13, 6</w:t>
             </w:r>
           </w:p>
         </w:tc>
@@ -240,7 +240,7 @@
                 <w:rFonts w:ascii="TimeNewRoman" w:hAnsi="TimeNewRoman"/>
                 <w:sz w:val="30"/>
               </w:rPr>
-              <w:t>52÷8=6, 4</w:t>
+              <w:t>36÷6=6, 0</w:t>
             </w:r>
           </w:p>
         </w:tc>
@@ -257,7 +257,7 @@
                 <w:rFonts w:ascii="TimeNewRoman" w:hAnsi="TimeNewRoman"/>
                 <w:sz w:val="30"/>
               </w:rPr>
-              <w:t>40÷5=8, 0</w:t>
+              <w:t>76÷3=25, 1</w:t>
             </w:r>
           </w:p>
         </w:tc>
@@ -274,7 +274,7 @@
                 <w:rFonts w:ascii="TimeNewRoman" w:hAnsi="TimeNewRoman"/>
                 <w:sz w:val="30"/>
               </w:rPr>
-              <w:t>54÷3=18, 0</w:t>
+              <w:t>34÷4=8, 2</w:t>
             </w:r>
           </w:p>
         </w:tc>
@@ -291,7 +291,7 @@
                 <w:rFonts w:ascii="TimeNewRoman" w:hAnsi="TimeNewRoman"/>
                 <w:sz w:val="30"/>
               </w:rPr>
-              <w:t>64÷8=8, 0</w:t>
+              <w:t>33÷3=11, 0</w:t>
             </w:r>
           </w:p>
         </w:tc>
@@ -406,7 +406,7 @@
                 <w:rFonts w:ascii="TimeNewRoman" w:hAnsi="TimeNewRoman"/>
                 <w:sz w:val="30"/>
               </w:rPr>
-              <w:t>60÷7=8, 4</w:t>
+              <w:t>66÷9=7, 3</w:t>
             </w:r>
           </w:p>
         </w:tc>
@@ -423,7 +423,7 @@
                 <w:rFonts w:ascii="TimeNewRoman" w:hAnsi="TimeNewRoman"/>
                 <w:sz w:val="30"/>
               </w:rPr>
-              <w:t>47÷3=15, 2</w:t>
+              <w:t>88÷6=14, 4</w:t>
             </w:r>
           </w:p>
         </w:tc>
@@ -440,7 +440,7 @@
                 <w:rFonts w:ascii="TimeNewRoman" w:hAnsi="TimeNewRoman"/>
                 <w:sz w:val="30"/>
               </w:rPr>
-              <w:t>61÷7=8, 5</w:t>
+              <w:t>55÷6=9, 1</w:t>
             </w:r>
           </w:p>
         </w:tc>
@@ -457,7 +457,7 @@
                 <w:rFonts w:ascii="TimeNewRoman" w:hAnsi="TimeNewRoman"/>
                 <w:sz w:val="30"/>
               </w:rPr>
-              <w:t>34÷2=17, 0</w:t>
+              <w:t>75÷6=12, 3</w:t>
             </w:r>
           </w:p>
         </w:tc>
@@ -474,7 +474,7 @@
                 <w:rFonts w:ascii="TimeNewRoman" w:hAnsi="TimeNewRoman"/>
                 <w:sz w:val="30"/>
               </w:rPr>
-              <w:t>36÷4=9, 0</w:t>
+              <w:t>18÷5=3, 3</w:t>
             </w:r>
           </w:p>
         </w:tc>
@@ -589,7 +589,7 @@
                 <w:rFonts w:ascii="TimeNewRoman" w:hAnsi="TimeNewRoman"/>
                 <w:sz w:val="30"/>
               </w:rPr>
-              <w:t>36÷4=9, 0</w:t>
+              <w:t>45÷8=5, 5</w:t>
             </w:r>
           </w:p>
         </w:tc>
@@ -606,7 +606,7 @@
                 <w:rFonts w:ascii="TimeNewRoman" w:hAnsi="TimeNewRoman"/>
                 <w:sz w:val="30"/>
               </w:rPr>
-              <w:t>71÷6=11, 5</w:t>
+              <w:t>83÷3=27, 2</w:t>
             </w:r>
           </w:p>
         </w:tc>
@@ -623,7 +623,7 @@
                 <w:rFonts w:ascii="TimeNewRoman" w:hAnsi="TimeNewRoman"/>
                 <w:sz w:val="30"/>
               </w:rPr>
-              <w:t>39÷2=19, 1</w:t>
+              <w:t>69÷9=7, 6</w:t>
             </w:r>
           </w:p>
         </w:tc>
@@ -640,7 +640,7 @@
                 <w:rFonts w:ascii="TimeNewRoman" w:hAnsi="TimeNewRoman"/>
                 <w:sz w:val="30"/>
               </w:rPr>
-              <w:t>44÷9=4, 8</w:t>
+              <w:t>91÷3=30, 1</w:t>
             </w:r>
           </w:p>
         </w:tc>
@@ -657,7 +657,7 @@
                 <w:rFonts w:ascii="TimeNewRoman" w:hAnsi="TimeNewRoman"/>
                 <w:sz w:val="30"/>
               </w:rPr>
-              <w:t>87÷6=14, 3</w:t>
+              <w:t>41÷5=8, 1</w:t>
             </w:r>
           </w:p>
         </w:tc>
@@ -772,7 +772,7 @@
                 <w:rFonts w:ascii="TimeNewRoman" w:hAnsi="TimeNewRoman"/>
                 <w:sz w:val="30"/>
               </w:rPr>
-              <w:t>95÷9=10, 5</w:t>
+              <w:t>67÷2=33, 1</w:t>
             </w:r>
           </w:p>
         </w:tc>
@@ -789,7 +789,7 @@
                 <w:rFonts w:ascii="TimeNewRoman" w:hAnsi="TimeNewRoman"/>
                 <w:sz w:val="30"/>
               </w:rPr>
-              <w:t>31÷7=4, 3</w:t>
+              <w:t>57÷4=14, 1</w:t>
             </w:r>
           </w:p>
         </w:tc>
@@ -806,7 +806,7 @@
                 <w:rFonts w:ascii="TimeNewRoman" w:hAnsi="TimeNewRoman"/>
                 <w:sz w:val="30"/>
               </w:rPr>
-              <w:t>60÷9=6, 6</w:t>
+              <w:t>88÷9=9, 7</w:t>
             </w:r>
           </w:p>
         </w:tc>
@@ -823,7 +823,7 @@
                 <w:rFonts w:ascii="TimeNewRoman" w:hAnsi="TimeNewRoman"/>
                 <w:sz w:val="30"/>
               </w:rPr>
-              <w:t>68÷4=17, 0</w:t>
+              <w:t>61÷8=7, 5</w:t>
             </w:r>
           </w:p>
         </w:tc>
@@ -840,7 +840,7 @@
                 <w:rFonts w:ascii="TimeNewRoman" w:hAnsi="TimeNewRoman"/>
                 <w:sz w:val="30"/>
               </w:rPr>
-              <w:t>80÷4=20, 0</w:t>
+              <w:t>36÷4=9, 0</w:t>
             </w:r>
           </w:p>
         </w:tc>

--- a/answers-of-two-digit_number_divided_by_one-digit_number.docx
+++ b/answers-of-two-digit_number_divided_by_one-digit_number.docx
@@ -40,7 +40,7 @@
                 <w:rFonts w:ascii="TimeNewRoman" w:hAnsi="TimeNewRoman"/>
                 <w:sz w:val="30"/>
               </w:rPr>
-              <w:t>83÷3=27, 2</w:t>
+              <w:t>64÷7=9, 1</w:t>
             </w:r>
           </w:p>
         </w:tc>
@@ -57,7 +57,7 @@
                 <w:rFonts w:ascii="TimeNewRoman" w:hAnsi="TimeNewRoman"/>
                 <w:sz w:val="30"/>
               </w:rPr>
-              <w:t>59÷7=8, 3</w:t>
+              <w:t>59÷5=11, 4</w:t>
             </w:r>
           </w:p>
         </w:tc>
@@ -74,7 +74,7 @@
                 <w:rFonts w:ascii="TimeNewRoman" w:hAnsi="TimeNewRoman"/>
                 <w:sz w:val="30"/>
               </w:rPr>
-              <w:t>30÷8=3, 6</w:t>
+              <w:t>83÷2=41, 1</w:t>
             </w:r>
           </w:p>
         </w:tc>
@@ -91,7 +91,7 @@
                 <w:rFonts w:ascii="TimeNewRoman" w:hAnsi="TimeNewRoman"/>
                 <w:sz w:val="30"/>
               </w:rPr>
-              <w:t>68÷7=9, 5</w:t>
+              <w:t>87÷6=14, 3</w:t>
             </w:r>
           </w:p>
         </w:tc>
@@ -108,7 +108,7 @@
                 <w:rFonts w:ascii="TimeNewRoman" w:hAnsi="TimeNewRoman"/>
                 <w:sz w:val="30"/>
               </w:rPr>
-              <w:t>55÷6=9, 1</w:t>
+              <w:t>88÷9=9, 7</w:t>
             </w:r>
           </w:p>
         </w:tc>
@@ -223,7 +223,7 @@
                 <w:rFonts w:ascii="TimeNewRoman" w:hAnsi="TimeNewRoman"/>
                 <w:sz w:val="30"/>
               </w:rPr>
-              <w:t>97÷7=13, 6</w:t>
+              <w:t>32÷7=4, 4</w:t>
             </w:r>
           </w:p>
         </w:tc>
@@ -240,7 +240,7 @@
                 <w:rFonts w:ascii="TimeNewRoman" w:hAnsi="TimeNewRoman"/>
                 <w:sz w:val="30"/>
               </w:rPr>
-              <w:t>36÷6=6, 0</w:t>
+              <w:t>84÷6=14, 0</w:t>
             </w:r>
           </w:p>
         </w:tc>
@@ -257,7 +257,7 @@
                 <w:rFonts w:ascii="TimeNewRoman" w:hAnsi="TimeNewRoman"/>
                 <w:sz w:val="30"/>
               </w:rPr>
-              <w:t>76÷3=25, 1</w:t>
+              <w:t>97÷8=12, 1</w:t>
             </w:r>
           </w:p>
         </w:tc>
@@ -274,7 +274,7 @@
                 <w:rFonts w:ascii="TimeNewRoman" w:hAnsi="TimeNewRoman"/>
                 <w:sz w:val="30"/>
               </w:rPr>
-              <w:t>34÷4=8, 2</w:t>
+              <w:t>25÷3=8, 1</w:t>
             </w:r>
           </w:p>
         </w:tc>
@@ -291,7 +291,7 @@
                 <w:rFonts w:ascii="TimeNewRoman" w:hAnsi="TimeNewRoman"/>
                 <w:sz w:val="30"/>
               </w:rPr>
-              <w:t>33÷3=11, 0</w:t>
+              <w:t>74÷9=8, 2</w:t>
             </w:r>
           </w:p>
         </w:tc>
@@ -406,7 +406,7 @@
                 <w:rFonts w:ascii="TimeNewRoman" w:hAnsi="TimeNewRoman"/>
                 <w:sz w:val="30"/>
               </w:rPr>
-              <w:t>66÷9=7, 3</w:t>
+              <w:t>52÷5=10, 2</w:t>
             </w:r>
           </w:p>
         </w:tc>
@@ -423,7 +423,7 @@
                 <w:rFonts w:ascii="TimeNewRoman" w:hAnsi="TimeNewRoman"/>
                 <w:sz w:val="30"/>
               </w:rPr>
-              <w:t>88÷6=14, 4</w:t>
+              <w:t>43÷5=8, 3</w:t>
             </w:r>
           </w:p>
         </w:tc>
@@ -440,7 +440,7 @@
                 <w:rFonts w:ascii="TimeNewRoman" w:hAnsi="TimeNewRoman"/>
                 <w:sz w:val="30"/>
               </w:rPr>
-              <w:t>55÷6=9, 1</w:t>
+              <w:t>26÷3=8, 2</w:t>
             </w:r>
           </w:p>
         </w:tc>
@@ -457,7 +457,7 @@
                 <w:rFonts w:ascii="TimeNewRoman" w:hAnsi="TimeNewRoman"/>
                 <w:sz w:val="30"/>
               </w:rPr>
-              <w:t>75÷6=12, 3</w:t>
+              <w:t>96÷5=19, 1</w:t>
             </w:r>
           </w:p>
         </w:tc>
@@ -474,7 +474,7 @@
                 <w:rFonts w:ascii="TimeNewRoman" w:hAnsi="TimeNewRoman"/>
                 <w:sz w:val="30"/>
               </w:rPr>
-              <w:t>18÷5=3, 3</w:t>
+              <w:t>60÷9=6, 6</w:t>
             </w:r>
           </w:p>
         </w:tc>
@@ -589,7 +589,7 @@
                 <w:rFonts w:ascii="TimeNewRoman" w:hAnsi="TimeNewRoman"/>
                 <w:sz w:val="30"/>
               </w:rPr>
-              <w:t>45÷8=5, 5</w:t>
+              <w:t>31÷6=5, 1</w:t>
             </w:r>
           </w:p>
         </w:tc>
@@ -606,7 +606,7 @@
                 <w:rFonts w:ascii="TimeNewRoman" w:hAnsi="TimeNewRoman"/>
                 <w:sz w:val="30"/>
               </w:rPr>
-              <w:t>83÷3=27, 2</w:t>
+              <w:t>53÷8=6, 5</w:t>
             </w:r>
           </w:p>
         </w:tc>
@@ -623,7 +623,7 @@
                 <w:rFonts w:ascii="TimeNewRoman" w:hAnsi="TimeNewRoman"/>
                 <w:sz w:val="30"/>
               </w:rPr>
-              <w:t>69÷9=7, 6</w:t>
+              <w:t>26÷5=5, 1</w:t>
             </w:r>
           </w:p>
         </w:tc>
@@ -640,7 +640,7 @@
                 <w:rFonts w:ascii="TimeNewRoman" w:hAnsi="TimeNewRoman"/>
                 <w:sz w:val="30"/>
               </w:rPr>
-              <w:t>91÷3=30, 1</w:t>
+              <w:t>89÷7=12, 5</w:t>
             </w:r>
           </w:p>
         </w:tc>
@@ -657,7 +657,7 @@
                 <w:rFonts w:ascii="TimeNewRoman" w:hAnsi="TimeNewRoman"/>
                 <w:sz w:val="30"/>
               </w:rPr>
-              <w:t>41÷5=8, 1</w:t>
+              <w:t>71÷5=14, 1</w:t>
             </w:r>
           </w:p>
         </w:tc>
@@ -772,7 +772,7 @@
                 <w:rFonts w:ascii="TimeNewRoman" w:hAnsi="TimeNewRoman"/>
                 <w:sz w:val="30"/>
               </w:rPr>
-              <w:t>67÷2=33, 1</w:t>
+              <w:t>30÷8=3, 6</w:t>
             </w:r>
           </w:p>
         </w:tc>
@@ -789,7 +789,7 @@
                 <w:rFonts w:ascii="TimeNewRoman" w:hAnsi="TimeNewRoman"/>
                 <w:sz w:val="30"/>
               </w:rPr>
-              <w:t>57÷4=14, 1</w:t>
+              <w:t>62÷6=10, 2</w:t>
             </w:r>
           </w:p>
         </w:tc>
@@ -806,7 +806,7 @@
                 <w:rFonts w:ascii="TimeNewRoman" w:hAnsi="TimeNewRoman"/>
                 <w:sz w:val="30"/>
               </w:rPr>
-              <w:t>88÷9=9, 7</w:t>
+              <w:t>67÷3=22, 1</w:t>
             </w:r>
           </w:p>
         </w:tc>
@@ -823,7 +823,7 @@
                 <w:rFonts w:ascii="TimeNewRoman" w:hAnsi="TimeNewRoman"/>
                 <w:sz w:val="30"/>
               </w:rPr>
-              <w:t>61÷8=7, 5</w:t>
+              <w:t>30÷3=10, 0</w:t>
             </w:r>
           </w:p>
         </w:tc>
@@ -840,7 +840,7 @@
                 <w:rFonts w:ascii="TimeNewRoman" w:hAnsi="TimeNewRoman"/>
                 <w:sz w:val="30"/>
               </w:rPr>
-              <w:t>36÷4=9, 0</w:t>
+              <w:t>92÷3=30, 2</w:t>
             </w:r>
           </w:p>
         </w:tc>

--- a/answers-of-two-digit_number_divided_by_one-digit_number.docx
+++ b/answers-of-two-digit_number_divided_by_one-digit_number.docx
@@ -11,7 +11,7 @@
           <w:rFonts w:ascii="Arial" w:hAnsi="Arial"/>
           <w:sz w:val="30"/>
         </w:rPr>
-        <w:t>2026-09-17 Thursday</w:t>
+        <w:t>2026-09-18 Friday</w:t>
       </w:r>
     </w:p>
     <w:tbl>
@@ -40,7 +40,7 @@
                 <w:rFonts w:ascii="TimeNewRoman" w:hAnsi="TimeNewRoman"/>
                 <w:sz w:val="30"/>
               </w:rPr>
-              <w:t>64÷7=9, 1</w:t>
+              <w:t>92÷2=46, 0</w:t>
             </w:r>
           </w:p>
         </w:tc>
@@ -57,7 +57,7 @@
                 <w:rFonts w:ascii="TimeNewRoman" w:hAnsi="TimeNewRoman"/>
                 <w:sz w:val="30"/>
               </w:rPr>
-              <w:t>59÷5=11, 4</w:t>
+              <w:t>85÷6=14, 1</w:t>
             </w:r>
           </w:p>
         </w:tc>
@@ -74,7 +74,7 @@
                 <w:rFonts w:ascii="TimeNewRoman" w:hAnsi="TimeNewRoman"/>
                 <w:sz w:val="30"/>
               </w:rPr>
-              <w:t>83÷2=41, 1</w:t>
+              <w:t>82÷5=16, 2</w:t>
             </w:r>
           </w:p>
         </w:tc>
@@ -91,7 +91,7 @@
                 <w:rFonts w:ascii="TimeNewRoman" w:hAnsi="TimeNewRoman"/>
                 <w:sz w:val="30"/>
               </w:rPr>
-              <w:t>87÷6=14, 3</w:t>
+              <w:t>35÷9=3, 8</w:t>
             </w:r>
           </w:p>
         </w:tc>
@@ -108,7 +108,7 @@
                 <w:rFonts w:ascii="TimeNewRoman" w:hAnsi="TimeNewRoman"/>
                 <w:sz w:val="30"/>
               </w:rPr>
-              <w:t>88÷9=9, 7</w:t>
+              <w:t>83÷4=20, 3</w:t>
             </w:r>
           </w:p>
         </w:tc>
@@ -223,7 +223,7 @@
                 <w:rFonts w:ascii="TimeNewRoman" w:hAnsi="TimeNewRoman"/>
                 <w:sz w:val="30"/>
               </w:rPr>
-              <w:t>32÷7=4, 4</w:t>
+              <w:t>13÷8=1, 5</w:t>
             </w:r>
           </w:p>
         </w:tc>
@@ -240,7 +240,7 @@
                 <w:rFonts w:ascii="TimeNewRoman" w:hAnsi="TimeNewRoman"/>
                 <w:sz w:val="30"/>
               </w:rPr>
-              <w:t>84÷6=14, 0</w:t>
+              <w:t>56÷3=18, 2</w:t>
             </w:r>
           </w:p>
         </w:tc>
@@ -257,7 +257,7 @@
                 <w:rFonts w:ascii="TimeNewRoman" w:hAnsi="TimeNewRoman"/>
                 <w:sz w:val="30"/>
               </w:rPr>
-              <w:t>97÷8=12, 1</w:t>
+              <w:t>41÷7=5, 6</w:t>
             </w:r>
           </w:p>
         </w:tc>
@@ -274,7 +274,7 @@
                 <w:rFonts w:ascii="TimeNewRoman" w:hAnsi="TimeNewRoman"/>
                 <w:sz w:val="30"/>
               </w:rPr>
-              <w:t>25÷3=8, 1</w:t>
+              <w:t>69÷3=23, 0</w:t>
             </w:r>
           </w:p>
         </w:tc>
@@ -291,7 +291,7 @@
                 <w:rFonts w:ascii="TimeNewRoman" w:hAnsi="TimeNewRoman"/>
                 <w:sz w:val="30"/>
               </w:rPr>
-              <w:t>74÷9=8, 2</w:t>
+              <w:t>29÷3=9, 2</w:t>
             </w:r>
           </w:p>
         </w:tc>
@@ -406,7 +406,7 @@
                 <w:rFonts w:ascii="TimeNewRoman" w:hAnsi="TimeNewRoman"/>
                 <w:sz w:val="30"/>
               </w:rPr>
-              <w:t>52÷5=10, 2</w:t>
+              <w:t>32÷5=6, 2</w:t>
             </w:r>
           </w:p>
         </w:tc>
@@ -423,7 +423,7 @@
                 <w:rFonts w:ascii="TimeNewRoman" w:hAnsi="TimeNewRoman"/>
                 <w:sz w:val="30"/>
               </w:rPr>
-              <w:t>43÷5=8, 3</w:t>
+              <w:t>14÷3=4, 2</w:t>
             </w:r>
           </w:p>
         </w:tc>
@@ -440,7 +440,7 @@
                 <w:rFonts w:ascii="TimeNewRoman" w:hAnsi="TimeNewRoman"/>
                 <w:sz w:val="30"/>
               </w:rPr>
-              <w:t>26÷3=8, 2</w:t>
+              <w:t>17÷4=4, 1</w:t>
             </w:r>
           </w:p>
         </w:tc>
@@ -457,7 +457,7 @@
                 <w:rFonts w:ascii="TimeNewRoman" w:hAnsi="TimeNewRoman"/>
                 <w:sz w:val="30"/>
               </w:rPr>
-              <w:t>96÷5=19, 1</w:t>
+              <w:t>20÷7=2, 6</w:t>
             </w:r>
           </w:p>
         </w:tc>
@@ -474,7 +474,7 @@
                 <w:rFonts w:ascii="TimeNewRoman" w:hAnsi="TimeNewRoman"/>
                 <w:sz w:val="30"/>
               </w:rPr>
-              <w:t>60÷9=6, 6</w:t>
+              <w:t>44÷2=22, 0</w:t>
             </w:r>
           </w:p>
         </w:tc>
@@ -589,7 +589,7 @@
                 <w:rFonts w:ascii="TimeNewRoman" w:hAnsi="TimeNewRoman"/>
                 <w:sz w:val="30"/>
               </w:rPr>
-              <w:t>31÷6=5, 1</w:t>
+              <w:t>17÷3=5, 2</w:t>
             </w:r>
           </w:p>
         </w:tc>
@@ -606,7 +606,7 @@
                 <w:rFonts w:ascii="TimeNewRoman" w:hAnsi="TimeNewRoman"/>
                 <w:sz w:val="30"/>
               </w:rPr>
-              <w:t>53÷8=6, 5</w:t>
+              <w:t>12÷3=4, 0</w:t>
             </w:r>
           </w:p>
         </w:tc>
@@ -623,7 +623,7 @@
                 <w:rFonts w:ascii="TimeNewRoman" w:hAnsi="TimeNewRoman"/>
                 <w:sz w:val="30"/>
               </w:rPr>
-              <w:t>26÷5=5, 1</w:t>
+              <w:t>22÷6=3, 4</w:t>
             </w:r>
           </w:p>
         </w:tc>
@@ -640,7 +640,7 @@
                 <w:rFonts w:ascii="TimeNewRoman" w:hAnsi="TimeNewRoman"/>
                 <w:sz w:val="30"/>
               </w:rPr>
-              <w:t>89÷7=12, 5</w:t>
+              <w:t>13÷5=2, 3</w:t>
             </w:r>
           </w:p>
         </w:tc>
@@ -657,7 +657,7 @@
                 <w:rFonts w:ascii="TimeNewRoman" w:hAnsi="TimeNewRoman"/>
                 <w:sz w:val="30"/>
               </w:rPr>
-              <w:t>71÷5=14, 1</w:t>
+              <w:t>93÷8=11, 5</w:t>
             </w:r>
           </w:p>
         </w:tc>
@@ -772,7 +772,7 @@
                 <w:rFonts w:ascii="TimeNewRoman" w:hAnsi="TimeNewRoman"/>
                 <w:sz w:val="30"/>
               </w:rPr>
-              <w:t>30÷8=3, 6</w:t>
+              <w:t>79÷5=15, 4</w:t>
             </w:r>
           </w:p>
         </w:tc>
@@ -789,7 +789,7 @@
                 <w:rFonts w:ascii="TimeNewRoman" w:hAnsi="TimeNewRoman"/>
                 <w:sz w:val="30"/>
               </w:rPr>
-              <w:t>62÷6=10, 2</w:t>
+              <w:t>36÷6=6, 0</w:t>
             </w:r>
           </w:p>
         </w:tc>
@@ -806,7 +806,7 @@
                 <w:rFonts w:ascii="TimeNewRoman" w:hAnsi="TimeNewRoman"/>
                 <w:sz w:val="30"/>
               </w:rPr>
-              <w:t>67÷3=22, 1</w:t>
+              <w:t>83÷6=13, 5</w:t>
             </w:r>
           </w:p>
         </w:tc>
@@ -823,7 +823,7 @@
                 <w:rFonts w:ascii="TimeNewRoman" w:hAnsi="TimeNewRoman"/>
                 <w:sz w:val="30"/>
               </w:rPr>
-              <w:t>30÷3=10, 0</w:t>
+              <w:t>78÷4=19, 2</w:t>
             </w:r>
           </w:p>
         </w:tc>
@@ -840,7 +840,7 @@
                 <w:rFonts w:ascii="TimeNewRoman" w:hAnsi="TimeNewRoman"/>
                 <w:sz w:val="30"/>
               </w:rPr>
-              <w:t>92÷3=30, 2</w:t>
+              <w:t>39÷3=13, 0</w:t>
             </w:r>
           </w:p>
         </w:tc>

--- a/answers-of-two-digit_number_divided_by_one-digit_number.docx
+++ b/answers-of-two-digit_number_divided_by_one-digit_number.docx
@@ -40,7 +40,7 @@
                 <w:rFonts w:ascii="TimeNewRoman" w:hAnsi="TimeNewRoman"/>
                 <w:sz w:val="30"/>
               </w:rPr>
-              <w:t>92÷2=46, 0</w:t>
+              <w:t>33÷6=5, 3</w:t>
             </w:r>
           </w:p>
         </w:tc>
@@ -57,7 +57,7 @@
                 <w:rFonts w:ascii="TimeNewRoman" w:hAnsi="TimeNewRoman"/>
                 <w:sz w:val="30"/>
               </w:rPr>
-              <w:t>85÷6=14, 1</w:t>
+              <w:t>53÷4=13, 1</w:t>
             </w:r>
           </w:p>
         </w:tc>
@@ -74,7 +74,7 @@
                 <w:rFonts w:ascii="TimeNewRoman" w:hAnsi="TimeNewRoman"/>
                 <w:sz w:val="30"/>
               </w:rPr>
-              <w:t>82÷5=16, 2</w:t>
+              <w:t>22÷9=2, 4</w:t>
             </w:r>
           </w:p>
         </w:tc>
@@ -91,7 +91,7 @@
                 <w:rFonts w:ascii="TimeNewRoman" w:hAnsi="TimeNewRoman"/>
                 <w:sz w:val="30"/>
               </w:rPr>
-              <w:t>35÷9=3, 8</w:t>
+              <w:t>45÷2=22, 1</w:t>
             </w:r>
           </w:p>
         </w:tc>
@@ -108,7 +108,7 @@
                 <w:rFonts w:ascii="TimeNewRoman" w:hAnsi="TimeNewRoman"/>
                 <w:sz w:val="30"/>
               </w:rPr>
-              <w:t>83÷4=20, 3</w:t>
+              <w:t>80÷2=40, 0</w:t>
             </w:r>
           </w:p>
         </w:tc>
@@ -223,7 +223,7 @@
                 <w:rFonts w:ascii="TimeNewRoman" w:hAnsi="TimeNewRoman"/>
                 <w:sz w:val="30"/>
               </w:rPr>
-              <w:t>13÷8=1, 5</w:t>
+              <w:t>53÷6=8, 5</w:t>
             </w:r>
           </w:p>
         </w:tc>
@@ -240,7 +240,7 @@
                 <w:rFonts w:ascii="TimeNewRoman" w:hAnsi="TimeNewRoman"/>
                 <w:sz w:val="30"/>
               </w:rPr>
-              <w:t>56÷3=18, 2</w:t>
+              <w:t>28÷7=4, 0</w:t>
             </w:r>
           </w:p>
         </w:tc>
@@ -257,7 +257,7 @@
                 <w:rFonts w:ascii="TimeNewRoman" w:hAnsi="TimeNewRoman"/>
                 <w:sz w:val="30"/>
               </w:rPr>
-              <w:t>41÷7=5, 6</w:t>
+              <w:t>19÷2=9, 1</w:t>
             </w:r>
           </w:p>
         </w:tc>
@@ -274,7 +274,7 @@
                 <w:rFonts w:ascii="TimeNewRoman" w:hAnsi="TimeNewRoman"/>
                 <w:sz w:val="30"/>
               </w:rPr>
-              <w:t>69÷3=23, 0</w:t>
+              <w:t>85÷2=42, 1</w:t>
             </w:r>
           </w:p>
         </w:tc>
@@ -291,7 +291,7 @@
                 <w:rFonts w:ascii="TimeNewRoman" w:hAnsi="TimeNewRoman"/>
                 <w:sz w:val="30"/>
               </w:rPr>
-              <w:t>29÷3=9, 2</w:t>
+              <w:t>84÷8=10, 4</w:t>
             </w:r>
           </w:p>
         </w:tc>
@@ -406,7 +406,7 @@
                 <w:rFonts w:ascii="TimeNewRoman" w:hAnsi="TimeNewRoman"/>
                 <w:sz w:val="30"/>
               </w:rPr>
-              <w:t>32÷5=6, 2</w:t>
+              <w:t>34÷6=5, 4</w:t>
             </w:r>
           </w:p>
         </w:tc>
@@ -423,7 +423,7 @@
                 <w:rFonts w:ascii="TimeNewRoman" w:hAnsi="TimeNewRoman"/>
                 <w:sz w:val="30"/>
               </w:rPr>
-              <w:t>14÷3=4, 2</w:t>
+              <w:t>47÷5=9, 2</w:t>
             </w:r>
           </w:p>
         </w:tc>
@@ -440,7 +440,7 @@
                 <w:rFonts w:ascii="TimeNewRoman" w:hAnsi="TimeNewRoman"/>
                 <w:sz w:val="30"/>
               </w:rPr>
-              <w:t>17÷4=4, 1</w:t>
+              <w:t>76÷6=12, 4</w:t>
             </w:r>
           </w:p>
         </w:tc>
@@ -457,7 +457,7 @@
                 <w:rFonts w:ascii="TimeNewRoman" w:hAnsi="TimeNewRoman"/>
                 <w:sz w:val="30"/>
               </w:rPr>
-              <w:t>20÷7=2, 6</w:t>
+              <w:t>27÷6=4, 3</w:t>
             </w:r>
           </w:p>
         </w:tc>
@@ -474,7 +474,7 @@
                 <w:rFonts w:ascii="TimeNewRoman" w:hAnsi="TimeNewRoman"/>
                 <w:sz w:val="30"/>
               </w:rPr>
-              <w:t>44÷2=22, 0</w:t>
+              <w:t>76÷5=15, 1</w:t>
             </w:r>
           </w:p>
         </w:tc>
@@ -589,7 +589,7 @@
                 <w:rFonts w:ascii="TimeNewRoman" w:hAnsi="TimeNewRoman"/>
                 <w:sz w:val="30"/>
               </w:rPr>
-              <w:t>17÷3=5, 2</w:t>
+              <w:t>19÷7=2, 5</w:t>
             </w:r>
           </w:p>
         </w:tc>
@@ -606,7 +606,7 @@
                 <w:rFonts w:ascii="TimeNewRoman" w:hAnsi="TimeNewRoman"/>
                 <w:sz w:val="30"/>
               </w:rPr>
-              <w:t>12÷3=4, 0</w:t>
+              <w:t>28÷2=14, 0</w:t>
             </w:r>
           </w:p>
         </w:tc>
@@ -623,7 +623,7 @@
                 <w:rFonts w:ascii="TimeNewRoman" w:hAnsi="TimeNewRoman"/>
                 <w:sz w:val="30"/>
               </w:rPr>
-              <w:t>22÷6=3, 4</w:t>
+              <w:t>37÷8=4, 5</w:t>
             </w:r>
           </w:p>
         </w:tc>
@@ -640,7 +640,7 @@
                 <w:rFonts w:ascii="TimeNewRoman" w:hAnsi="TimeNewRoman"/>
                 <w:sz w:val="30"/>
               </w:rPr>
-              <w:t>13÷5=2, 3</w:t>
+              <w:t>26÷8=3, 2</w:t>
             </w:r>
           </w:p>
         </w:tc>
@@ -657,7 +657,7 @@
                 <w:rFonts w:ascii="TimeNewRoman" w:hAnsi="TimeNewRoman"/>
                 <w:sz w:val="30"/>
               </w:rPr>
-              <w:t>93÷8=11, 5</w:t>
+              <w:t>77÷2=38, 1</w:t>
             </w:r>
           </w:p>
         </w:tc>
@@ -772,7 +772,7 @@
                 <w:rFonts w:ascii="TimeNewRoman" w:hAnsi="TimeNewRoman"/>
                 <w:sz w:val="30"/>
               </w:rPr>
-              <w:t>79÷5=15, 4</w:t>
+              <w:t>66÷2=33, 0</w:t>
             </w:r>
           </w:p>
         </w:tc>
@@ -789,7 +789,7 @@
                 <w:rFonts w:ascii="TimeNewRoman" w:hAnsi="TimeNewRoman"/>
                 <w:sz w:val="30"/>
               </w:rPr>
-              <w:t>36÷6=6, 0</w:t>
+              <w:t>11÷4=2, 3</w:t>
             </w:r>
           </w:p>
         </w:tc>
@@ -806,7 +806,7 @@
                 <w:rFonts w:ascii="TimeNewRoman" w:hAnsi="TimeNewRoman"/>
                 <w:sz w:val="30"/>
               </w:rPr>
-              <w:t>83÷6=13, 5</w:t>
+              <w:t>85÷6=14, 1</w:t>
             </w:r>
           </w:p>
         </w:tc>
@@ -823,7 +823,7 @@
                 <w:rFonts w:ascii="TimeNewRoman" w:hAnsi="TimeNewRoman"/>
                 <w:sz w:val="30"/>
               </w:rPr>
-              <w:t>78÷4=19, 2</w:t>
+              <w:t>13÷5=2, 3</w:t>
             </w:r>
           </w:p>
         </w:tc>
@@ -840,7 +840,7 @@
                 <w:rFonts w:ascii="TimeNewRoman" w:hAnsi="TimeNewRoman"/>
                 <w:sz w:val="30"/>
               </w:rPr>
-              <w:t>39÷3=13, 0</w:t>
+              <w:t>66÷4=16, 2</w:t>
             </w:r>
           </w:p>
         </w:tc>

--- a/answers-of-two-digit_number_divided_by_one-digit_number.docx
+++ b/answers-of-two-digit_number_divided_by_one-digit_number.docx
@@ -11,7 +11,7 @@
           <w:rFonts w:ascii="Arial" w:hAnsi="Arial"/>
           <w:sz w:val="30"/>
         </w:rPr>
-        <w:t>2026-09-18 Friday</w:t>
+        <w:t>2026-09-19 Saturday</w:t>
       </w:r>
     </w:p>
     <w:tbl>
@@ -40,7 +40,7 @@
                 <w:rFonts w:ascii="TimeNewRoman" w:hAnsi="TimeNewRoman"/>
                 <w:sz w:val="30"/>
               </w:rPr>
-              <w:t>33÷6=5, 3</w:t>
+              <w:t>33÷8=4, 1</w:t>
             </w:r>
           </w:p>
         </w:tc>
@@ -57,7 +57,7 @@
                 <w:rFonts w:ascii="TimeNewRoman" w:hAnsi="TimeNewRoman"/>
                 <w:sz w:val="30"/>
               </w:rPr>
-              <w:t>53÷4=13, 1</w:t>
+              <w:t>98÷5=19, 3</w:t>
             </w:r>
           </w:p>
         </w:tc>
@@ -74,7 +74,7 @@
                 <w:rFonts w:ascii="TimeNewRoman" w:hAnsi="TimeNewRoman"/>
                 <w:sz w:val="30"/>
               </w:rPr>
-              <w:t>22÷9=2, 4</w:t>
+              <w:t>69÷6=11, 3</w:t>
             </w:r>
           </w:p>
         </w:tc>
@@ -91,7 +91,7 @@
                 <w:rFonts w:ascii="TimeNewRoman" w:hAnsi="TimeNewRoman"/>
                 <w:sz w:val="30"/>
               </w:rPr>
-              <w:t>45÷2=22, 1</w:t>
+              <w:t>79÷7=11, 2</w:t>
             </w:r>
           </w:p>
         </w:tc>
@@ -108,7 +108,7 @@
                 <w:rFonts w:ascii="TimeNewRoman" w:hAnsi="TimeNewRoman"/>
                 <w:sz w:val="30"/>
               </w:rPr>
-              <w:t>80÷2=40, 0</w:t>
+              <w:t>29÷3=9, 2</w:t>
             </w:r>
           </w:p>
         </w:tc>
@@ -223,7 +223,7 @@
                 <w:rFonts w:ascii="TimeNewRoman" w:hAnsi="TimeNewRoman"/>
                 <w:sz w:val="30"/>
               </w:rPr>
-              <w:t>53÷6=8, 5</w:t>
+              <w:t>28÷4=7, 0</w:t>
             </w:r>
           </w:p>
         </w:tc>
@@ -240,7 +240,7 @@
                 <w:rFonts w:ascii="TimeNewRoman" w:hAnsi="TimeNewRoman"/>
                 <w:sz w:val="30"/>
               </w:rPr>
-              <w:t>28÷7=4, 0</w:t>
+              <w:t>86÷8=10, 6</w:t>
             </w:r>
           </w:p>
         </w:tc>
@@ -257,7 +257,7 @@
                 <w:rFonts w:ascii="TimeNewRoman" w:hAnsi="TimeNewRoman"/>
                 <w:sz w:val="30"/>
               </w:rPr>
-              <w:t>19÷2=9, 1</w:t>
+              <w:t>98÷6=16, 2</w:t>
             </w:r>
           </w:p>
         </w:tc>
@@ -274,7 +274,7 @@
                 <w:rFonts w:ascii="TimeNewRoman" w:hAnsi="TimeNewRoman"/>
                 <w:sz w:val="30"/>
               </w:rPr>
-              <w:t>85÷2=42, 1</w:t>
+              <w:t>87÷7=12, 3</w:t>
             </w:r>
           </w:p>
         </w:tc>
@@ -291,7 +291,7 @@
                 <w:rFonts w:ascii="TimeNewRoman" w:hAnsi="TimeNewRoman"/>
                 <w:sz w:val="30"/>
               </w:rPr>
-              <w:t>84÷8=10, 4</w:t>
+              <w:t>95÷7=13, 4</w:t>
             </w:r>
           </w:p>
         </w:tc>
@@ -406,7 +406,7 @@
                 <w:rFonts w:ascii="TimeNewRoman" w:hAnsi="TimeNewRoman"/>
                 <w:sz w:val="30"/>
               </w:rPr>
-              <w:t>34÷6=5, 4</w:t>
+              <w:t>36÷3=12, 0</w:t>
             </w:r>
           </w:p>
         </w:tc>
@@ -423,7 +423,7 @@
                 <w:rFonts w:ascii="TimeNewRoman" w:hAnsi="TimeNewRoman"/>
                 <w:sz w:val="30"/>
               </w:rPr>
-              <w:t>47÷5=9, 2</w:t>
+              <w:t>30÷8=3, 6</w:t>
             </w:r>
           </w:p>
         </w:tc>
@@ -440,7 +440,7 @@
                 <w:rFonts w:ascii="TimeNewRoman" w:hAnsi="TimeNewRoman"/>
                 <w:sz w:val="30"/>
               </w:rPr>
-              <w:t>76÷6=12, 4</w:t>
+              <w:t>91÷2=45, 1</w:t>
             </w:r>
           </w:p>
         </w:tc>
@@ -457,7 +457,7 @@
                 <w:rFonts w:ascii="TimeNewRoman" w:hAnsi="TimeNewRoman"/>
                 <w:sz w:val="30"/>
               </w:rPr>
-              <w:t>27÷6=4, 3</w:t>
+              <w:t>32÷9=3, 5</w:t>
             </w:r>
           </w:p>
         </w:tc>
@@ -474,7 +474,7 @@
                 <w:rFonts w:ascii="TimeNewRoman" w:hAnsi="TimeNewRoman"/>
                 <w:sz w:val="30"/>
               </w:rPr>
-              <w:t>76÷5=15, 1</w:t>
+              <w:t>89÷7=12, 5</w:t>
             </w:r>
           </w:p>
         </w:tc>
@@ -589,7 +589,7 @@
                 <w:rFonts w:ascii="TimeNewRoman" w:hAnsi="TimeNewRoman"/>
                 <w:sz w:val="30"/>
               </w:rPr>
-              <w:t>19÷7=2, 5</w:t>
+              <w:t>33÷9=3, 6</w:t>
             </w:r>
           </w:p>
         </w:tc>
@@ -606,7 +606,7 @@
                 <w:rFonts w:ascii="TimeNewRoman" w:hAnsi="TimeNewRoman"/>
                 <w:sz w:val="30"/>
               </w:rPr>
-              <w:t>28÷2=14, 0</w:t>
+              <w:t>11÷8=1, 3</w:t>
             </w:r>
           </w:p>
         </w:tc>
@@ -623,7 +623,7 @@
                 <w:rFonts w:ascii="TimeNewRoman" w:hAnsi="TimeNewRoman"/>
                 <w:sz w:val="30"/>
               </w:rPr>
-              <w:t>37÷8=4, 5</w:t>
+              <w:t>50÷5=10, 0</w:t>
             </w:r>
           </w:p>
         </w:tc>
@@ -640,7 +640,7 @@
                 <w:rFonts w:ascii="TimeNewRoman" w:hAnsi="TimeNewRoman"/>
                 <w:sz w:val="30"/>
               </w:rPr>
-              <w:t>26÷8=3, 2</w:t>
+              <w:t>67÷3=22, 1</w:t>
             </w:r>
           </w:p>
         </w:tc>
@@ -657,7 +657,7 @@
                 <w:rFonts w:ascii="TimeNewRoman" w:hAnsi="TimeNewRoman"/>
                 <w:sz w:val="30"/>
               </w:rPr>
-              <w:t>77÷2=38, 1</w:t>
+              <w:t>81÷9=9, 0</w:t>
             </w:r>
           </w:p>
         </w:tc>
@@ -772,7 +772,7 @@
                 <w:rFonts w:ascii="TimeNewRoman" w:hAnsi="TimeNewRoman"/>
                 <w:sz w:val="30"/>
               </w:rPr>
-              <w:t>66÷2=33, 0</w:t>
+              <w:t>52÷4=13, 0</w:t>
             </w:r>
           </w:p>
         </w:tc>
@@ -789,7 +789,7 @@
                 <w:rFonts w:ascii="TimeNewRoman" w:hAnsi="TimeNewRoman"/>
                 <w:sz w:val="30"/>
               </w:rPr>
-              <w:t>11÷4=2, 3</w:t>
+              <w:t>79÷6=13, 1</w:t>
             </w:r>
           </w:p>
         </w:tc>
@@ -806,7 +806,7 @@
                 <w:rFonts w:ascii="TimeNewRoman" w:hAnsi="TimeNewRoman"/>
                 <w:sz w:val="30"/>
               </w:rPr>
-              <w:t>85÷6=14, 1</w:t>
+              <w:t>20÷9=2, 2</w:t>
             </w:r>
           </w:p>
         </w:tc>
@@ -823,7 +823,7 @@
                 <w:rFonts w:ascii="TimeNewRoman" w:hAnsi="TimeNewRoman"/>
                 <w:sz w:val="30"/>
               </w:rPr>
-              <w:t>13÷5=2, 3</w:t>
+              <w:t>24÷5=4, 4</w:t>
             </w:r>
           </w:p>
         </w:tc>
@@ -840,7 +840,7 @@
                 <w:rFonts w:ascii="TimeNewRoman" w:hAnsi="TimeNewRoman"/>
                 <w:sz w:val="30"/>
               </w:rPr>
-              <w:t>66÷4=16, 2</w:t>
+              <w:t>36÷9=4, 0</w:t>
             </w:r>
           </w:p>
         </w:tc>

--- a/answers-of-two-digit_number_divided_by_one-digit_number.docx
+++ b/answers-of-two-digit_number_divided_by_one-digit_number.docx
@@ -40,7 +40,7 @@
                 <w:rFonts w:ascii="TimeNewRoman" w:hAnsi="TimeNewRoman"/>
                 <w:sz w:val="30"/>
               </w:rPr>
-              <w:t>33÷8=4, 1</w:t>
+              <w:t>76÷6=12, 4</w:t>
             </w:r>
           </w:p>
         </w:tc>
@@ -57,7 +57,7 @@
                 <w:rFonts w:ascii="TimeNewRoman" w:hAnsi="TimeNewRoman"/>
                 <w:sz w:val="30"/>
               </w:rPr>
-              <w:t>98÷5=19, 3</w:t>
+              <w:t>17÷3=5, 2</w:t>
             </w:r>
           </w:p>
         </w:tc>
@@ -74,7 +74,7 @@
                 <w:rFonts w:ascii="TimeNewRoman" w:hAnsi="TimeNewRoman"/>
                 <w:sz w:val="30"/>
               </w:rPr>
-              <w:t>69÷6=11, 3</w:t>
+              <w:t>29÷7=4, 1</w:t>
             </w:r>
           </w:p>
         </w:tc>
@@ -91,7 +91,7 @@
                 <w:rFonts w:ascii="TimeNewRoman" w:hAnsi="TimeNewRoman"/>
                 <w:sz w:val="30"/>
               </w:rPr>
-              <w:t>79÷7=11, 2</w:t>
+              <w:t>38÷4=9, 2</w:t>
             </w:r>
           </w:p>
         </w:tc>
@@ -108,7 +108,7 @@
                 <w:rFonts w:ascii="TimeNewRoman" w:hAnsi="TimeNewRoman"/>
                 <w:sz w:val="30"/>
               </w:rPr>
-              <w:t>29÷3=9, 2</w:t>
+              <w:t>12÷9=1, 3</w:t>
             </w:r>
           </w:p>
         </w:tc>
@@ -223,7 +223,7 @@
                 <w:rFonts w:ascii="TimeNewRoman" w:hAnsi="TimeNewRoman"/>
                 <w:sz w:val="30"/>
               </w:rPr>
-              <w:t>28÷4=7, 0</w:t>
+              <w:t>31÷9=3, 4</w:t>
             </w:r>
           </w:p>
         </w:tc>
@@ -240,7 +240,7 @@
                 <w:rFonts w:ascii="TimeNewRoman" w:hAnsi="TimeNewRoman"/>
                 <w:sz w:val="30"/>
               </w:rPr>
-              <w:t>86÷8=10, 6</w:t>
+              <w:t>18÷3=6, 0</w:t>
             </w:r>
           </w:p>
         </w:tc>
@@ -257,7 +257,7 @@
                 <w:rFonts w:ascii="TimeNewRoman" w:hAnsi="TimeNewRoman"/>
                 <w:sz w:val="30"/>
               </w:rPr>
-              <w:t>98÷6=16, 2</w:t>
+              <w:t>14÷3=4, 2</w:t>
             </w:r>
           </w:p>
         </w:tc>
@@ -274,7 +274,7 @@
                 <w:rFonts w:ascii="TimeNewRoman" w:hAnsi="TimeNewRoman"/>
                 <w:sz w:val="30"/>
               </w:rPr>
-              <w:t>87÷7=12, 3</w:t>
+              <w:t>66÷5=13, 1</w:t>
             </w:r>
           </w:p>
         </w:tc>
@@ -291,7 +291,7 @@
                 <w:rFonts w:ascii="TimeNewRoman" w:hAnsi="TimeNewRoman"/>
                 <w:sz w:val="30"/>
               </w:rPr>
-              <w:t>95÷7=13, 4</w:t>
+              <w:t>82÷9=9, 1</w:t>
             </w:r>
           </w:p>
         </w:tc>
@@ -406,7 +406,7 @@
                 <w:rFonts w:ascii="TimeNewRoman" w:hAnsi="TimeNewRoman"/>
                 <w:sz w:val="30"/>
               </w:rPr>
-              <w:t>36÷3=12, 0</w:t>
+              <w:t>61÷7=8, 5</w:t>
             </w:r>
           </w:p>
         </w:tc>
@@ -423,7 +423,7 @@
                 <w:rFonts w:ascii="TimeNewRoman" w:hAnsi="TimeNewRoman"/>
                 <w:sz w:val="30"/>
               </w:rPr>
-              <w:t>30÷8=3, 6</w:t>
+              <w:t>96÷6=16, 0</w:t>
             </w:r>
           </w:p>
         </w:tc>
@@ -440,7 +440,7 @@
                 <w:rFonts w:ascii="TimeNewRoman" w:hAnsi="TimeNewRoman"/>
                 <w:sz w:val="30"/>
               </w:rPr>
-              <w:t>91÷2=45, 1</w:t>
+              <w:t>27÷6=4, 3</w:t>
             </w:r>
           </w:p>
         </w:tc>
@@ -457,7 +457,7 @@
                 <w:rFonts w:ascii="TimeNewRoman" w:hAnsi="TimeNewRoman"/>
                 <w:sz w:val="30"/>
               </w:rPr>
-              <w:t>32÷9=3, 5</w:t>
+              <w:t>24÷2=12, 0</w:t>
             </w:r>
           </w:p>
         </w:tc>
@@ -474,7 +474,7 @@
                 <w:rFonts w:ascii="TimeNewRoman" w:hAnsi="TimeNewRoman"/>
                 <w:sz w:val="30"/>
               </w:rPr>
-              <w:t>89÷7=12, 5</w:t>
+              <w:t>76÷9=8, 4</w:t>
             </w:r>
           </w:p>
         </w:tc>
@@ -589,7 +589,7 @@
                 <w:rFonts w:ascii="TimeNewRoman" w:hAnsi="TimeNewRoman"/>
                 <w:sz w:val="30"/>
               </w:rPr>
-              <w:t>33÷9=3, 6</w:t>
+              <w:t>18÷4=4, 2</w:t>
             </w:r>
           </w:p>
         </w:tc>
@@ -606,7 +606,7 @@
                 <w:rFonts w:ascii="TimeNewRoman" w:hAnsi="TimeNewRoman"/>
                 <w:sz w:val="30"/>
               </w:rPr>
-              <w:t>11÷8=1, 3</w:t>
+              <w:t>49÷7=7, 0</w:t>
             </w:r>
           </w:p>
         </w:tc>
@@ -623,7 +623,7 @@
                 <w:rFonts w:ascii="TimeNewRoman" w:hAnsi="TimeNewRoman"/>
                 <w:sz w:val="30"/>
               </w:rPr>
-              <w:t>50÷5=10, 0</w:t>
+              <w:t>14÷3=4, 2</w:t>
             </w:r>
           </w:p>
         </w:tc>
@@ -640,7 +640,7 @@
                 <w:rFonts w:ascii="TimeNewRoman" w:hAnsi="TimeNewRoman"/>
                 <w:sz w:val="30"/>
               </w:rPr>
-              <w:t>67÷3=22, 1</w:t>
+              <w:t>64÷9=7, 1</w:t>
             </w:r>
           </w:p>
         </w:tc>
@@ -657,7 +657,7 @@
                 <w:rFonts w:ascii="TimeNewRoman" w:hAnsi="TimeNewRoman"/>
                 <w:sz w:val="30"/>
               </w:rPr>
-              <w:t>81÷9=9, 0</w:t>
+              <w:t>85÷9=9, 4</w:t>
             </w:r>
           </w:p>
         </w:tc>
@@ -772,7 +772,7 @@
                 <w:rFonts w:ascii="TimeNewRoman" w:hAnsi="TimeNewRoman"/>
                 <w:sz w:val="30"/>
               </w:rPr>
-              <w:t>52÷4=13, 0</w:t>
+              <w:t>59÷9=6, 5</w:t>
             </w:r>
           </w:p>
         </w:tc>
@@ -789,7 +789,7 @@
                 <w:rFonts w:ascii="TimeNewRoman" w:hAnsi="TimeNewRoman"/>
                 <w:sz w:val="30"/>
               </w:rPr>
-              <w:t>79÷6=13, 1</w:t>
+              <w:t>10÷5=2, 0</w:t>
             </w:r>
           </w:p>
         </w:tc>
@@ -806,7 +806,7 @@
                 <w:rFonts w:ascii="TimeNewRoman" w:hAnsi="TimeNewRoman"/>
                 <w:sz w:val="30"/>
               </w:rPr>
-              <w:t>20÷9=2, 2</w:t>
+              <w:t>58÷4=14, 2</w:t>
             </w:r>
           </w:p>
         </w:tc>
@@ -823,7 +823,7 @@
                 <w:rFonts w:ascii="TimeNewRoman" w:hAnsi="TimeNewRoman"/>
                 <w:sz w:val="30"/>
               </w:rPr>
-              <w:t>24÷5=4, 4</w:t>
+              <w:t>27÷2=13, 1</w:t>
             </w:r>
           </w:p>
         </w:tc>
@@ -840,7 +840,7 @@
                 <w:rFonts w:ascii="TimeNewRoman" w:hAnsi="TimeNewRoman"/>
                 <w:sz w:val="30"/>
               </w:rPr>
-              <w:t>36÷9=4, 0</w:t>
+              <w:t>52÷5=10, 2</w:t>
             </w:r>
           </w:p>
         </w:tc>

--- a/answers-of-two-digit_number_divided_by_one-digit_number.docx
+++ b/answers-of-two-digit_number_divided_by_one-digit_number.docx
@@ -11,7 +11,7 @@
           <w:rFonts w:ascii="Arial" w:hAnsi="Arial"/>
           <w:sz w:val="30"/>
         </w:rPr>
-        <w:t>2026-09-19 Saturday</w:t>
+        <w:t>2026-09-20 Sunday</w:t>
       </w:r>
     </w:p>
     <w:tbl>
@@ -40,7 +40,7 @@
                 <w:rFonts w:ascii="TimeNewRoman" w:hAnsi="TimeNewRoman"/>
                 <w:sz w:val="30"/>
               </w:rPr>
-              <w:t>76÷6=12, 4</w:t>
+              <w:t>16÷6=2, 4</w:t>
             </w:r>
           </w:p>
         </w:tc>
@@ -57,7 +57,7 @@
                 <w:rFonts w:ascii="TimeNewRoman" w:hAnsi="TimeNewRoman"/>
                 <w:sz w:val="30"/>
               </w:rPr>
-              <w:t>17÷3=5, 2</w:t>
+              <w:t>22÷9=2, 4</w:t>
             </w:r>
           </w:p>
         </w:tc>
@@ -74,7 +74,7 @@
                 <w:rFonts w:ascii="TimeNewRoman" w:hAnsi="TimeNewRoman"/>
                 <w:sz w:val="30"/>
               </w:rPr>
-              <w:t>29÷7=4, 1</w:t>
+              <w:t>70÷3=23, 1</w:t>
             </w:r>
           </w:p>
         </w:tc>
@@ -91,7 +91,7 @@
                 <w:rFonts w:ascii="TimeNewRoman" w:hAnsi="TimeNewRoman"/>
                 <w:sz w:val="30"/>
               </w:rPr>
-              <w:t>38÷4=9, 2</w:t>
+              <w:t>82÷5=16, 2</w:t>
             </w:r>
           </w:p>
         </w:tc>
@@ -108,7 +108,7 @@
                 <w:rFonts w:ascii="TimeNewRoman" w:hAnsi="TimeNewRoman"/>
                 <w:sz w:val="30"/>
               </w:rPr>
-              <w:t>12÷9=1, 3</w:t>
+              <w:t>21÷7=3, 0</w:t>
             </w:r>
           </w:p>
         </w:tc>
@@ -223,7 +223,7 @@
                 <w:rFonts w:ascii="TimeNewRoman" w:hAnsi="TimeNewRoman"/>
                 <w:sz w:val="30"/>
               </w:rPr>
-              <w:t>31÷9=3, 4</w:t>
+              <w:t>44÷6=7, 2</w:t>
             </w:r>
           </w:p>
         </w:tc>
@@ -240,7 +240,7 @@
                 <w:rFonts w:ascii="TimeNewRoman" w:hAnsi="TimeNewRoman"/>
                 <w:sz w:val="30"/>
               </w:rPr>
-              <w:t>18÷3=6, 0</w:t>
+              <w:t>54÷2=27, 0</w:t>
             </w:r>
           </w:p>
         </w:tc>
@@ -257,7 +257,7 @@
                 <w:rFonts w:ascii="TimeNewRoman" w:hAnsi="TimeNewRoman"/>
                 <w:sz w:val="30"/>
               </w:rPr>
-              <w:t>14÷3=4, 2</w:t>
+              <w:t>47÷7=6, 5</w:t>
             </w:r>
           </w:p>
         </w:tc>
@@ -274,7 +274,7 @@
                 <w:rFonts w:ascii="TimeNewRoman" w:hAnsi="TimeNewRoman"/>
                 <w:sz w:val="30"/>
               </w:rPr>
-              <w:t>66÷5=13, 1</w:t>
+              <w:t>98÷3=32, 2</w:t>
             </w:r>
           </w:p>
         </w:tc>
@@ -291,7 +291,7 @@
                 <w:rFonts w:ascii="TimeNewRoman" w:hAnsi="TimeNewRoman"/>
                 <w:sz w:val="30"/>
               </w:rPr>
-              <w:t>82÷9=9, 1</w:t>
+              <w:t>10÷9=1, 1</w:t>
             </w:r>
           </w:p>
         </w:tc>
@@ -406,7 +406,7 @@
                 <w:rFonts w:ascii="TimeNewRoman" w:hAnsi="TimeNewRoman"/>
                 <w:sz w:val="30"/>
               </w:rPr>
-              <w:t>61÷7=8, 5</w:t>
+              <w:t>82÷8=10, 2</w:t>
             </w:r>
           </w:p>
         </w:tc>
@@ -423,7 +423,7 @@
                 <w:rFonts w:ascii="TimeNewRoman" w:hAnsi="TimeNewRoman"/>
                 <w:sz w:val="30"/>
               </w:rPr>
-              <w:t>96÷6=16, 0</w:t>
+              <w:t>55÷8=6, 7</w:t>
             </w:r>
           </w:p>
         </w:tc>
@@ -440,7 +440,7 @@
                 <w:rFonts w:ascii="TimeNewRoman" w:hAnsi="TimeNewRoman"/>
                 <w:sz w:val="30"/>
               </w:rPr>
-              <w:t>27÷6=4, 3</w:t>
+              <w:t>26÷7=3, 5</w:t>
             </w:r>
           </w:p>
         </w:tc>
@@ -457,7 +457,7 @@
                 <w:rFonts w:ascii="TimeNewRoman" w:hAnsi="TimeNewRoman"/>
                 <w:sz w:val="30"/>
               </w:rPr>
-              <w:t>24÷2=12, 0</w:t>
+              <w:t>58÷5=11, 3</w:t>
             </w:r>
           </w:p>
         </w:tc>
@@ -474,7 +474,7 @@
                 <w:rFonts w:ascii="TimeNewRoman" w:hAnsi="TimeNewRoman"/>
                 <w:sz w:val="30"/>
               </w:rPr>
-              <w:t>76÷9=8, 4</w:t>
+              <w:t>41÷9=4, 5</w:t>
             </w:r>
           </w:p>
         </w:tc>
@@ -589,7 +589,7 @@
                 <w:rFonts w:ascii="TimeNewRoman" w:hAnsi="TimeNewRoman"/>
                 <w:sz w:val="30"/>
               </w:rPr>
-              <w:t>18÷4=4, 2</w:t>
+              <w:t>97÷5=19, 2</w:t>
             </w:r>
           </w:p>
         </w:tc>
@@ -606,7 +606,7 @@
                 <w:rFonts w:ascii="TimeNewRoman" w:hAnsi="TimeNewRoman"/>
                 <w:sz w:val="30"/>
               </w:rPr>
-              <w:t>49÷7=7, 0</w:t>
+              <w:t>24÷6=4, 0</w:t>
             </w:r>
           </w:p>
         </w:tc>
@@ -623,7 +623,7 @@
                 <w:rFonts w:ascii="TimeNewRoman" w:hAnsi="TimeNewRoman"/>
                 <w:sz w:val="30"/>
               </w:rPr>
-              <w:t>14÷3=4, 2</w:t>
+              <w:t>64÷7=9, 1</w:t>
             </w:r>
           </w:p>
         </w:tc>
@@ -640,7 +640,7 @@
                 <w:rFonts w:ascii="TimeNewRoman" w:hAnsi="TimeNewRoman"/>
                 <w:sz w:val="30"/>
               </w:rPr>
-              <w:t>64÷9=7, 1</w:t>
+              <w:t>35÷8=4, 3</w:t>
             </w:r>
           </w:p>
         </w:tc>
@@ -657,7 +657,7 @@
                 <w:rFonts w:ascii="TimeNewRoman" w:hAnsi="TimeNewRoman"/>
                 <w:sz w:val="30"/>
               </w:rPr>
-              <w:t>85÷9=9, 4</w:t>
+              <w:t>49÷4=12, 1</w:t>
             </w:r>
           </w:p>
         </w:tc>
@@ -772,7 +772,7 @@
                 <w:rFonts w:ascii="TimeNewRoman" w:hAnsi="TimeNewRoman"/>
                 <w:sz w:val="30"/>
               </w:rPr>
-              <w:t>59÷9=6, 5</w:t>
+              <w:t>65÷6=10, 5</w:t>
             </w:r>
           </w:p>
         </w:tc>
@@ -789,7 +789,7 @@
                 <w:rFonts w:ascii="TimeNewRoman" w:hAnsi="TimeNewRoman"/>
                 <w:sz w:val="30"/>
               </w:rPr>
-              <w:t>10÷5=2, 0</w:t>
+              <w:t>37÷8=4, 5</w:t>
             </w:r>
           </w:p>
         </w:tc>
@@ -806,7 +806,7 @@
                 <w:rFonts w:ascii="TimeNewRoman" w:hAnsi="TimeNewRoman"/>
                 <w:sz w:val="30"/>
               </w:rPr>
-              <w:t>58÷4=14, 2</w:t>
+              <w:t>32÷4=8, 0</w:t>
             </w:r>
           </w:p>
         </w:tc>
@@ -823,7 +823,7 @@
                 <w:rFonts w:ascii="TimeNewRoman" w:hAnsi="TimeNewRoman"/>
                 <w:sz w:val="30"/>
               </w:rPr>
-              <w:t>27÷2=13, 1</w:t>
+              <w:t>46÷3=15, 1</w:t>
             </w:r>
           </w:p>
         </w:tc>
@@ -840,7 +840,7 @@
                 <w:rFonts w:ascii="TimeNewRoman" w:hAnsi="TimeNewRoman"/>
                 <w:sz w:val="30"/>
               </w:rPr>
-              <w:t>52÷5=10, 2</w:t>
+              <w:t>33÷8=4, 1</w:t>
             </w:r>
           </w:p>
         </w:tc>

--- a/answers-of-two-digit_number_divided_by_one-digit_number.docx
+++ b/answers-of-two-digit_number_divided_by_one-digit_number.docx
@@ -40,7 +40,7 @@
                 <w:rFonts w:ascii="TimeNewRoman" w:hAnsi="TimeNewRoman"/>
                 <w:sz w:val="30"/>
               </w:rPr>
-              <w:t>16÷6=2, 4</w:t>
+              <w:t>26÷6=4, 2</w:t>
             </w:r>
           </w:p>
         </w:tc>
@@ -57,7 +57,7 @@
                 <w:rFonts w:ascii="TimeNewRoman" w:hAnsi="TimeNewRoman"/>
                 <w:sz w:val="30"/>
               </w:rPr>
-              <w:t>22÷9=2, 4</w:t>
+              <w:t>96÷7=13, 5</w:t>
             </w:r>
           </w:p>
         </w:tc>
@@ -74,7 +74,7 @@
                 <w:rFonts w:ascii="TimeNewRoman" w:hAnsi="TimeNewRoman"/>
                 <w:sz w:val="30"/>
               </w:rPr>
-              <w:t>70÷3=23, 1</w:t>
+              <w:t>12÷2=6, 0</w:t>
             </w:r>
           </w:p>
         </w:tc>
@@ -91,7 +91,7 @@
                 <w:rFonts w:ascii="TimeNewRoman" w:hAnsi="TimeNewRoman"/>
                 <w:sz w:val="30"/>
               </w:rPr>
-              <w:t>82÷5=16, 2</w:t>
+              <w:t>52÷3=17, 1</w:t>
             </w:r>
           </w:p>
         </w:tc>
@@ -108,7 +108,7 @@
                 <w:rFonts w:ascii="TimeNewRoman" w:hAnsi="TimeNewRoman"/>
                 <w:sz w:val="30"/>
               </w:rPr>
-              <w:t>21÷7=3, 0</w:t>
+              <w:t>48÷8=6, 0</w:t>
             </w:r>
           </w:p>
         </w:tc>
@@ -223,7 +223,7 @@
                 <w:rFonts w:ascii="TimeNewRoman" w:hAnsi="TimeNewRoman"/>
                 <w:sz w:val="30"/>
               </w:rPr>
-              <w:t>44÷6=7, 2</w:t>
+              <w:t>13÷5=2, 3</w:t>
             </w:r>
           </w:p>
         </w:tc>
@@ -240,7 +240,7 @@
                 <w:rFonts w:ascii="TimeNewRoman" w:hAnsi="TimeNewRoman"/>
                 <w:sz w:val="30"/>
               </w:rPr>
-              <w:t>54÷2=27, 0</w:t>
+              <w:t>40÷5=8, 0</w:t>
             </w:r>
           </w:p>
         </w:tc>
@@ -257,7 +257,7 @@
                 <w:rFonts w:ascii="TimeNewRoman" w:hAnsi="TimeNewRoman"/>
                 <w:sz w:val="30"/>
               </w:rPr>
-              <w:t>47÷7=6, 5</w:t>
+              <w:t>75÷2=37, 1</w:t>
             </w:r>
           </w:p>
         </w:tc>
@@ -274,7 +274,7 @@
                 <w:rFonts w:ascii="TimeNewRoman" w:hAnsi="TimeNewRoman"/>
                 <w:sz w:val="30"/>
               </w:rPr>
-              <w:t>98÷3=32, 2</w:t>
+              <w:t>53÷9=5, 8</w:t>
             </w:r>
           </w:p>
         </w:tc>
@@ -291,7 +291,7 @@
                 <w:rFonts w:ascii="TimeNewRoman" w:hAnsi="TimeNewRoman"/>
                 <w:sz w:val="30"/>
               </w:rPr>
-              <w:t>10÷9=1, 1</w:t>
+              <w:t>22÷8=2, 6</w:t>
             </w:r>
           </w:p>
         </w:tc>
@@ -406,7 +406,7 @@
                 <w:rFonts w:ascii="TimeNewRoman" w:hAnsi="TimeNewRoman"/>
                 <w:sz w:val="30"/>
               </w:rPr>
-              <w:t>82÷8=10, 2</w:t>
+              <w:t>84÷3=28, 0</w:t>
             </w:r>
           </w:p>
         </w:tc>
@@ -423,7 +423,7 @@
                 <w:rFonts w:ascii="TimeNewRoman" w:hAnsi="TimeNewRoman"/>
                 <w:sz w:val="30"/>
               </w:rPr>
-              <w:t>55÷8=6, 7</w:t>
+              <w:t>14÷9=1, 5</w:t>
             </w:r>
           </w:p>
         </w:tc>
@@ -440,7 +440,7 @@
                 <w:rFonts w:ascii="TimeNewRoman" w:hAnsi="TimeNewRoman"/>
                 <w:sz w:val="30"/>
               </w:rPr>
-              <w:t>26÷7=3, 5</w:t>
+              <w:t>74÷8=9, 2</w:t>
             </w:r>
           </w:p>
         </w:tc>
@@ -457,7 +457,7 @@
                 <w:rFonts w:ascii="TimeNewRoman" w:hAnsi="TimeNewRoman"/>
                 <w:sz w:val="30"/>
               </w:rPr>
-              <w:t>58÷5=11, 3</w:t>
+              <w:t>57÷9=6, 3</w:t>
             </w:r>
           </w:p>
         </w:tc>
@@ -474,7 +474,7 @@
                 <w:rFonts w:ascii="TimeNewRoman" w:hAnsi="TimeNewRoman"/>
                 <w:sz w:val="30"/>
               </w:rPr>
-              <w:t>41÷9=4, 5</w:t>
+              <w:t>17÷7=2, 3</w:t>
             </w:r>
           </w:p>
         </w:tc>
@@ -589,7 +589,7 @@
                 <w:rFonts w:ascii="TimeNewRoman" w:hAnsi="TimeNewRoman"/>
                 <w:sz w:val="30"/>
               </w:rPr>
-              <w:t>97÷5=19, 2</w:t>
+              <w:t>85÷8=10, 5</w:t>
             </w:r>
           </w:p>
         </w:tc>
@@ -606,7 +606,7 @@
                 <w:rFonts w:ascii="TimeNewRoman" w:hAnsi="TimeNewRoman"/>
                 <w:sz w:val="30"/>
               </w:rPr>
-              <w:t>24÷6=4, 0</w:t>
+              <w:t>25÷9=2, 7</w:t>
             </w:r>
           </w:p>
         </w:tc>
@@ -623,7 +623,7 @@
                 <w:rFonts w:ascii="TimeNewRoman" w:hAnsi="TimeNewRoman"/>
                 <w:sz w:val="30"/>
               </w:rPr>
-              <w:t>64÷7=9, 1</w:t>
+              <w:t>34÷6=5, 4</w:t>
             </w:r>
           </w:p>
         </w:tc>
@@ -640,7 +640,7 @@
                 <w:rFonts w:ascii="TimeNewRoman" w:hAnsi="TimeNewRoman"/>
                 <w:sz w:val="30"/>
               </w:rPr>
-              <w:t>35÷8=4, 3</w:t>
+              <w:t>16÷7=2, 2</w:t>
             </w:r>
           </w:p>
         </w:tc>
@@ -657,7 +657,7 @@
                 <w:rFonts w:ascii="TimeNewRoman" w:hAnsi="TimeNewRoman"/>
                 <w:sz w:val="30"/>
               </w:rPr>
-              <w:t>49÷4=12, 1</w:t>
+              <w:t>51÷5=10, 1</w:t>
             </w:r>
           </w:p>
         </w:tc>
@@ -772,7 +772,7 @@
                 <w:rFonts w:ascii="TimeNewRoman" w:hAnsi="TimeNewRoman"/>
                 <w:sz w:val="30"/>
               </w:rPr>
-              <w:t>65÷6=10, 5</w:t>
+              <w:t>80÷6=13, 2</w:t>
             </w:r>
           </w:p>
         </w:tc>
@@ -789,7 +789,7 @@
                 <w:rFonts w:ascii="TimeNewRoman" w:hAnsi="TimeNewRoman"/>
                 <w:sz w:val="30"/>
               </w:rPr>
-              <w:t>37÷8=4, 5</w:t>
+              <w:t>16÷2=8, 0</w:t>
             </w:r>
           </w:p>
         </w:tc>
@@ -806,7 +806,7 @@
                 <w:rFonts w:ascii="TimeNewRoman" w:hAnsi="TimeNewRoman"/>
                 <w:sz w:val="30"/>
               </w:rPr>
-              <w:t>32÷4=8, 0</w:t>
+              <w:t>64÷6=10, 4</w:t>
             </w:r>
           </w:p>
         </w:tc>
@@ -823,7 +823,7 @@
                 <w:rFonts w:ascii="TimeNewRoman" w:hAnsi="TimeNewRoman"/>
                 <w:sz w:val="30"/>
               </w:rPr>
-              <w:t>46÷3=15, 1</w:t>
+              <w:t>37÷3=12, 1</w:t>
             </w:r>
           </w:p>
         </w:tc>
@@ -840,7 +840,7 @@
                 <w:rFonts w:ascii="TimeNewRoman" w:hAnsi="TimeNewRoman"/>
                 <w:sz w:val="30"/>
               </w:rPr>
-              <w:t>33÷8=4, 1</w:t>
+              <w:t>34÷8=4, 2</w:t>
             </w:r>
           </w:p>
         </w:tc>

--- a/answers-of-two-digit_number_divided_by_one-digit_number.docx
+++ b/answers-of-two-digit_number_divided_by_one-digit_number.docx
@@ -11,7 +11,7 @@
           <w:rFonts w:ascii="Arial" w:hAnsi="Arial"/>
           <w:sz w:val="30"/>
         </w:rPr>
-        <w:t>2026-09-20 Sunday</w:t>
+        <w:t>2026-09-21 Monday</w:t>
       </w:r>
     </w:p>
     <w:tbl>
@@ -40,7 +40,7 @@
                 <w:rFonts w:ascii="TimeNewRoman" w:hAnsi="TimeNewRoman"/>
                 <w:sz w:val="30"/>
               </w:rPr>
-              <w:t>26÷6=4, 2</w:t>
+              <w:t>21÷7=3, 0</w:t>
             </w:r>
           </w:p>
         </w:tc>
@@ -57,7 +57,7 @@
                 <w:rFonts w:ascii="TimeNewRoman" w:hAnsi="TimeNewRoman"/>
                 <w:sz w:val="30"/>
               </w:rPr>
-              <w:t>96÷7=13, 5</w:t>
+              <w:t>98÷7=14, 0</w:t>
             </w:r>
           </w:p>
         </w:tc>
@@ -74,7 +74,7 @@
                 <w:rFonts w:ascii="TimeNewRoman" w:hAnsi="TimeNewRoman"/>
                 <w:sz w:val="30"/>
               </w:rPr>
-              <w:t>12÷2=6, 0</w:t>
+              <w:t>37÷6=6, 1</w:t>
             </w:r>
           </w:p>
         </w:tc>
@@ -91,7 +91,7 @@
                 <w:rFonts w:ascii="TimeNewRoman" w:hAnsi="TimeNewRoman"/>
                 <w:sz w:val="30"/>
               </w:rPr>
-              <w:t>52÷3=17, 1</w:t>
+              <w:t>57÷7=8, 1</w:t>
             </w:r>
           </w:p>
         </w:tc>
@@ -108,7 +108,7 @@
                 <w:rFonts w:ascii="TimeNewRoman" w:hAnsi="TimeNewRoman"/>
                 <w:sz w:val="30"/>
               </w:rPr>
-              <w:t>48÷8=6, 0</w:t>
+              <w:t>33÷3=11, 0</w:t>
             </w:r>
           </w:p>
         </w:tc>
@@ -223,7 +223,7 @@
                 <w:rFonts w:ascii="TimeNewRoman" w:hAnsi="TimeNewRoman"/>
                 <w:sz w:val="30"/>
               </w:rPr>
-              <w:t>13÷5=2, 3</w:t>
+              <w:t>68÷9=7, 5</w:t>
             </w:r>
           </w:p>
         </w:tc>
@@ -240,7 +240,7 @@
                 <w:rFonts w:ascii="TimeNewRoman" w:hAnsi="TimeNewRoman"/>
                 <w:sz w:val="30"/>
               </w:rPr>
-              <w:t>40÷5=8, 0</w:t>
+              <w:t>35÷6=5, 5</w:t>
             </w:r>
           </w:p>
         </w:tc>
@@ -257,7 +257,7 @@
                 <w:rFonts w:ascii="TimeNewRoman" w:hAnsi="TimeNewRoman"/>
                 <w:sz w:val="30"/>
               </w:rPr>
-              <w:t>75÷2=37, 1</w:t>
+              <w:t>23÷2=11, 1</w:t>
             </w:r>
           </w:p>
         </w:tc>
@@ -274,7 +274,7 @@
                 <w:rFonts w:ascii="TimeNewRoman" w:hAnsi="TimeNewRoman"/>
                 <w:sz w:val="30"/>
               </w:rPr>
-              <w:t>53÷9=5, 8</w:t>
+              <w:t>21÷2=10, 1</w:t>
             </w:r>
           </w:p>
         </w:tc>
@@ -291,7 +291,7 @@
                 <w:rFonts w:ascii="TimeNewRoman" w:hAnsi="TimeNewRoman"/>
                 <w:sz w:val="30"/>
               </w:rPr>
-              <w:t>22÷8=2, 6</w:t>
+              <w:t>76÷2=38, 0</w:t>
             </w:r>
           </w:p>
         </w:tc>
@@ -406,7 +406,7 @@
                 <w:rFonts w:ascii="TimeNewRoman" w:hAnsi="TimeNewRoman"/>
                 <w:sz w:val="30"/>
               </w:rPr>
-              <w:t>84÷3=28, 0</w:t>
+              <w:t>69÷3=23, 0</w:t>
             </w:r>
           </w:p>
         </w:tc>
@@ -423,7 +423,7 @@
                 <w:rFonts w:ascii="TimeNewRoman" w:hAnsi="TimeNewRoman"/>
                 <w:sz w:val="30"/>
               </w:rPr>
-              <w:t>14÷9=1, 5</w:t>
+              <w:t>19÷7=2, 5</w:t>
             </w:r>
           </w:p>
         </w:tc>
@@ -440,7 +440,7 @@
                 <w:rFonts w:ascii="TimeNewRoman" w:hAnsi="TimeNewRoman"/>
                 <w:sz w:val="30"/>
               </w:rPr>
-              <w:t>74÷8=9, 2</w:t>
+              <w:t>37÷4=9, 1</w:t>
             </w:r>
           </w:p>
         </w:tc>
@@ -457,7 +457,7 @@
                 <w:rFonts w:ascii="TimeNewRoman" w:hAnsi="TimeNewRoman"/>
                 <w:sz w:val="30"/>
               </w:rPr>
-              <w:t>57÷9=6, 3</w:t>
+              <w:t>51÷8=6, 3</w:t>
             </w:r>
           </w:p>
         </w:tc>
@@ -474,7 +474,7 @@
                 <w:rFonts w:ascii="TimeNewRoman" w:hAnsi="TimeNewRoman"/>
                 <w:sz w:val="30"/>
               </w:rPr>
-              <w:t>17÷7=2, 3</w:t>
+              <w:t>56÷9=6, 2</w:t>
             </w:r>
           </w:p>
         </w:tc>
@@ -589,7 +589,7 @@
                 <w:rFonts w:ascii="TimeNewRoman" w:hAnsi="TimeNewRoman"/>
                 <w:sz w:val="30"/>
               </w:rPr>
-              <w:t>85÷8=10, 5</w:t>
+              <w:t>82÷9=9, 1</w:t>
             </w:r>
           </w:p>
         </w:tc>
@@ -606,7 +606,7 @@
                 <w:rFonts w:ascii="TimeNewRoman" w:hAnsi="TimeNewRoman"/>
                 <w:sz w:val="30"/>
               </w:rPr>
-              <w:t>25÷9=2, 7</w:t>
+              <w:t>94÷4=23, 2</w:t>
             </w:r>
           </w:p>
         </w:tc>
@@ -623,7 +623,7 @@
                 <w:rFonts w:ascii="TimeNewRoman" w:hAnsi="TimeNewRoman"/>
                 <w:sz w:val="30"/>
               </w:rPr>
-              <w:t>34÷6=5, 4</w:t>
+              <w:t>48÷9=5, 3</w:t>
             </w:r>
           </w:p>
         </w:tc>
@@ -640,7 +640,7 @@
                 <w:rFonts w:ascii="TimeNewRoman" w:hAnsi="TimeNewRoman"/>
                 <w:sz w:val="30"/>
               </w:rPr>
-              <w:t>16÷7=2, 2</w:t>
+              <w:t>22÷5=4, 2</w:t>
             </w:r>
           </w:p>
         </w:tc>
@@ -657,7 +657,7 @@
                 <w:rFonts w:ascii="TimeNewRoman" w:hAnsi="TimeNewRoman"/>
                 <w:sz w:val="30"/>
               </w:rPr>
-              <w:t>51÷5=10, 1</w:t>
+              <w:t>10÷7=1, 3</w:t>
             </w:r>
           </w:p>
         </w:tc>
@@ -772,7 +772,7 @@
                 <w:rFonts w:ascii="TimeNewRoman" w:hAnsi="TimeNewRoman"/>
                 <w:sz w:val="30"/>
               </w:rPr>
-              <w:t>80÷6=13, 2</w:t>
+              <w:t>96÷9=10, 6</w:t>
             </w:r>
           </w:p>
         </w:tc>
@@ -789,7 +789,7 @@
                 <w:rFonts w:ascii="TimeNewRoman" w:hAnsi="TimeNewRoman"/>
                 <w:sz w:val="30"/>
               </w:rPr>
-              <w:t>16÷2=8, 0</w:t>
+              <w:t>62÷3=20, 2</w:t>
             </w:r>
           </w:p>
         </w:tc>
@@ -806,7 +806,7 @@
                 <w:rFonts w:ascii="TimeNewRoman" w:hAnsi="TimeNewRoman"/>
                 <w:sz w:val="30"/>
               </w:rPr>
-              <w:t>64÷6=10, 4</w:t>
+              <w:t>45÷9=5, 0</w:t>
             </w:r>
           </w:p>
         </w:tc>
@@ -823,7 +823,7 @@
                 <w:rFonts w:ascii="TimeNewRoman" w:hAnsi="TimeNewRoman"/>
                 <w:sz w:val="30"/>
               </w:rPr>
-              <w:t>37÷3=12, 1</w:t>
+              <w:t>61÷4=15, 1</w:t>
             </w:r>
           </w:p>
         </w:tc>
@@ -840,7 +840,7 @@
                 <w:rFonts w:ascii="TimeNewRoman" w:hAnsi="TimeNewRoman"/>
                 <w:sz w:val="30"/>
               </w:rPr>
-              <w:t>34÷8=4, 2</w:t>
+              <w:t>89÷4=22, 1</w:t>
             </w:r>
           </w:p>
         </w:tc>

--- a/answers-of-two-digit_number_divided_by_one-digit_number.docx
+++ b/answers-of-two-digit_number_divided_by_one-digit_number.docx
@@ -40,7 +40,7 @@
                 <w:rFonts w:ascii="TimeNewRoman" w:hAnsi="TimeNewRoman"/>
                 <w:sz w:val="30"/>
               </w:rPr>
-              <w:t>21÷7=3, 0</w:t>
+              <w:t>56÷2=28, 0</w:t>
             </w:r>
           </w:p>
         </w:tc>
@@ -57,7 +57,7 @@
                 <w:rFonts w:ascii="TimeNewRoman" w:hAnsi="TimeNewRoman"/>
                 <w:sz w:val="30"/>
               </w:rPr>
-              <w:t>98÷7=14, 0</w:t>
+              <w:t>50÷5=10, 0</w:t>
             </w:r>
           </w:p>
         </w:tc>
@@ -74,7 +74,7 @@
                 <w:rFonts w:ascii="TimeNewRoman" w:hAnsi="TimeNewRoman"/>
                 <w:sz w:val="30"/>
               </w:rPr>
-              <w:t>37÷6=6, 1</w:t>
+              <w:t>32÷6=5, 2</w:t>
             </w:r>
           </w:p>
         </w:tc>
@@ -91,7 +91,7 @@
                 <w:rFonts w:ascii="TimeNewRoman" w:hAnsi="TimeNewRoman"/>
                 <w:sz w:val="30"/>
               </w:rPr>
-              <w:t>57÷7=8, 1</w:t>
+              <w:t>81÷6=13, 3</w:t>
             </w:r>
           </w:p>
         </w:tc>
@@ -108,7 +108,7 @@
                 <w:rFonts w:ascii="TimeNewRoman" w:hAnsi="TimeNewRoman"/>
                 <w:sz w:val="30"/>
               </w:rPr>
-              <w:t>33÷3=11, 0</w:t>
+              <w:t>75÷7=10, 5</w:t>
             </w:r>
           </w:p>
         </w:tc>
@@ -223,7 +223,7 @@
                 <w:rFonts w:ascii="TimeNewRoman" w:hAnsi="TimeNewRoman"/>
                 <w:sz w:val="30"/>
               </w:rPr>
-              <w:t>68÷9=7, 5</w:t>
+              <w:t>39÷5=7, 4</w:t>
             </w:r>
           </w:p>
         </w:tc>
@@ -240,7 +240,7 @@
                 <w:rFonts w:ascii="TimeNewRoman" w:hAnsi="TimeNewRoman"/>
                 <w:sz w:val="30"/>
               </w:rPr>
-              <w:t>35÷6=5, 5</w:t>
+              <w:t>44÷2=22, 0</w:t>
             </w:r>
           </w:p>
         </w:tc>
@@ -257,7 +257,7 @@
                 <w:rFonts w:ascii="TimeNewRoman" w:hAnsi="TimeNewRoman"/>
                 <w:sz w:val="30"/>
               </w:rPr>
-              <w:t>23÷2=11, 1</w:t>
+              <w:t>97÷2=48, 1</w:t>
             </w:r>
           </w:p>
         </w:tc>
@@ -274,7 +274,7 @@
                 <w:rFonts w:ascii="TimeNewRoman" w:hAnsi="TimeNewRoman"/>
                 <w:sz w:val="30"/>
               </w:rPr>
-              <w:t>21÷2=10, 1</w:t>
+              <w:t>91÷2=45, 1</w:t>
             </w:r>
           </w:p>
         </w:tc>
@@ -291,7 +291,7 @@
                 <w:rFonts w:ascii="TimeNewRoman" w:hAnsi="TimeNewRoman"/>
                 <w:sz w:val="30"/>
               </w:rPr>
-              <w:t>76÷2=38, 0</w:t>
+              <w:t>71÷3=23, 2</w:t>
             </w:r>
           </w:p>
         </w:tc>
@@ -406,7 +406,7 @@
                 <w:rFonts w:ascii="TimeNewRoman" w:hAnsi="TimeNewRoman"/>
                 <w:sz w:val="30"/>
               </w:rPr>
-              <w:t>69÷3=23, 0</w:t>
+              <w:t>33÷3=11, 0</w:t>
             </w:r>
           </w:p>
         </w:tc>
@@ -423,7 +423,7 @@
                 <w:rFonts w:ascii="TimeNewRoman" w:hAnsi="TimeNewRoman"/>
                 <w:sz w:val="30"/>
               </w:rPr>
-              <w:t>19÷7=2, 5</w:t>
+              <w:t>42÷2=21, 0</w:t>
             </w:r>
           </w:p>
         </w:tc>
@@ -440,7 +440,7 @@
                 <w:rFonts w:ascii="TimeNewRoman" w:hAnsi="TimeNewRoman"/>
                 <w:sz w:val="30"/>
               </w:rPr>
-              <w:t>37÷4=9, 1</w:t>
+              <w:t>25÷8=3, 1</w:t>
             </w:r>
           </w:p>
         </w:tc>
@@ -457,7 +457,7 @@
                 <w:rFonts w:ascii="TimeNewRoman" w:hAnsi="TimeNewRoman"/>
                 <w:sz w:val="30"/>
               </w:rPr>
-              <w:t>51÷8=6, 3</w:t>
+              <w:t>14÷3=4, 2</w:t>
             </w:r>
           </w:p>
         </w:tc>
@@ -474,7 +474,7 @@
                 <w:rFonts w:ascii="TimeNewRoman" w:hAnsi="TimeNewRoman"/>
                 <w:sz w:val="30"/>
               </w:rPr>
-              <w:t>56÷9=6, 2</w:t>
+              <w:t>25÷7=3, 4</w:t>
             </w:r>
           </w:p>
         </w:tc>
@@ -589,7 +589,7 @@
                 <w:rFonts w:ascii="TimeNewRoman" w:hAnsi="TimeNewRoman"/>
                 <w:sz w:val="30"/>
               </w:rPr>
-              <w:t>82÷9=9, 1</w:t>
+              <w:t>11÷7=1, 4</w:t>
             </w:r>
           </w:p>
         </w:tc>
@@ -606,7 +606,7 @@
                 <w:rFonts w:ascii="TimeNewRoman" w:hAnsi="TimeNewRoman"/>
                 <w:sz w:val="30"/>
               </w:rPr>
-              <w:t>94÷4=23, 2</w:t>
+              <w:t>35÷9=3, 8</w:t>
             </w:r>
           </w:p>
         </w:tc>
@@ -623,7 +623,7 @@
                 <w:rFonts w:ascii="TimeNewRoman" w:hAnsi="TimeNewRoman"/>
                 <w:sz w:val="30"/>
               </w:rPr>
-              <w:t>48÷9=5, 3</w:t>
+              <w:t>36÷3=12, 0</w:t>
             </w:r>
           </w:p>
         </w:tc>
@@ -640,7 +640,7 @@
                 <w:rFonts w:ascii="TimeNewRoman" w:hAnsi="TimeNewRoman"/>
                 <w:sz w:val="30"/>
               </w:rPr>
-              <w:t>22÷5=4, 2</w:t>
+              <w:t>43÷8=5, 3</w:t>
             </w:r>
           </w:p>
         </w:tc>
@@ -657,7 +657,7 @@
                 <w:rFonts w:ascii="TimeNewRoman" w:hAnsi="TimeNewRoman"/>
                 <w:sz w:val="30"/>
               </w:rPr>
-              <w:t>10÷7=1, 3</w:t>
+              <w:t>73÷3=24, 1</w:t>
             </w:r>
           </w:p>
         </w:tc>
@@ -772,7 +772,7 @@
                 <w:rFonts w:ascii="TimeNewRoman" w:hAnsi="TimeNewRoman"/>
                 <w:sz w:val="30"/>
               </w:rPr>
-              <w:t>96÷9=10, 6</w:t>
+              <w:t>89÷3=29, 2</w:t>
             </w:r>
           </w:p>
         </w:tc>
@@ -789,7 +789,7 @@
                 <w:rFonts w:ascii="TimeNewRoman" w:hAnsi="TimeNewRoman"/>
                 <w:sz w:val="30"/>
               </w:rPr>
-              <w:t>62÷3=20, 2</w:t>
+              <w:t>45÷3=15, 0</w:t>
             </w:r>
           </w:p>
         </w:tc>
@@ -806,7 +806,7 @@
                 <w:rFonts w:ascii="TimeNewRoman" w:hAnsi="TimeNewRoman"/>
                 <w:sz w:val="30"/>
               </w:rPr>
-              <w:t>45÷9=5, 0</w:t>
+              <w:t>44÷7=6, 2</w:t>
             </w:r>
           </w:p>
         </w:tc>
@@ -823,7 +823,7 @@
                 <w:rFonts w:ascii="TimeNewRoman" w:hAnsi="TimeNewRoman"/>
                 <w:sz w:val="30"/>
               </w:rPr>
-              <w:t>61÷4=15, 1</w:t>
+              <w:t>98÷5=19, 3</w:t>
             </w:r>
           </w:p>
         </w:tc>
@@ -840,7 +840,7 @@
                 <w:rFonts w:ascii="TimeNewRoman" w:hAnsi="TimeNewRoman"/>
                 <w:sz w:val="30"/>
               </w:rPr>
-              <w:t>89÷4=22, 1</w:t>
+              <w:t>25÷7=3, 4</w:t>
             </w:r>
           </w:p>
         </w:tc>

--- a/answers-of-two-digit_number_divided_by_one-digit_number.docx
+++ b/answers-of-two-digit_number_divided_by_one-digit_number.docx
@@ -11,7 +11,7 @@
           <w:rFonts w:ascii="Arial" w:hAnsi="Arial"/>
           <w:sz w:val="30"/>
         </w:rPr>
-        <w:t>2026-09-21 Monday</w:t>
+        <w:t>2026-09-22 Tuesday</w:t>
       </w:r>
     </w:p>
     <w:tbl>
@@ -40,7 +40,7 @@
                 <w:rFonts w:ascii="TimeNewRoman" w:hAnsi="TimeNewRoman"/>
                 <w:sz w:val="30"/>
               </w:rPr>
-              <w:t>56÷2=28, 0</w:t>
+              <w:t>86÷4=21, 2</w:t>
             </w:r>
           </w:p>
         </w:tc>
@@ -57,7 +57,7 @@
                 <w:rFonts w:ascii="TimeNewRoman" w:hAnsi="TimeNewRoman"/>
                 <w:sz w:val="30"/>
               </w:rPr>
-              <w:t>50÷5=10, 0</w:t>
+              <w:t>66÷3=22, 0</w:t>
             </w:r>
           </w:p>
         </w:tc>
@@ -74,7 +74,7 @@
                 <w:rFonts w:ascii="TimeNewRoman" w:hAnsi="TimeNewRoman"/>
                 <w:sz w:val="30"/>
               </w:rPr>
-              <w:t>32÷6=5, 2</w:t>
+              <w:t>45÷2=22, 1</w:t>
             </w:r>
           </w:p>
         </w:tc>
@@ -91,7 +91,7 @@
                 <w:rFonts w:ascii="TimeNewRoman" w:hAnsi="TimeNewRoman"/>
                 <w:sz w:val="30"/>
               </w:rPr>
-              <w:t>81÷6=13, 3</w:t>
+              <w:t>53÷4=13, 1</w:t>
             </w:r>
           </w:p>
         </w:tc>
@@ -108,7 +108,7 @@
                 <w:rFonts w:ascii="TimeNewRoman" w:hAnsi="TimeNewRoman"/>
                 <w:sz w:val="30"/>
               </w:rPr>
-              <w:t>75÷7=10, 5</w:t>
+              <w:t>24÷5=4, 4</w:t>
             </w:r>
           </w:p>
         </w:tc>
@@ -223,7 +223,7 @@
                 <w:rFonts w:ascii="TimeNewRoman" w:hAnsi="TimeNewRoman"/>
                 <w:sz w:val="30"/>
               </w:rPr>
-              <w:t>39÷5=7, 4</w:t>
+              <w:t>41÷4=10, 1</w:t>
             </w:r>
           </w:p>
         </w:tc>
@@ -240,7 +240,7 @@
                 <w:rFonts w:ascii="TimeNewRoman" w:hAnsi="TimeNewRoman"/>
                 <w:sz w:val="30"/>
               </w:rPr>
-              <w:t>44÷2=22, 0</w:t>
+              <w:t>59÷7=8, 3</w:t>
             </w:r>
           </w:p>
         </w:tc>
@@ -257,7 +257,7 @@
                 <w:rFonts w:ascii="TimeNewRoman" w:hAnsi="TimeNewRoman"/>
                 <w:sz w:val="30"/>
               </w:rPr>
-              <w:t>97÷2=48, 1</w:t>
+              <w:t>22÷8=2, 6</w:t>
             </w:r>
           </w:p>
         </w:tc>
@@ -274,7 +274,7 @@
                 <w:rFonts w:ascii="TimeNewRoman" w:hAnsi="TimeNewRoman"/>
                 <w:sz w:val="30"/>
               </w:rPr>
-              <w:t>91÷2=45, 1</w:t>
+              <w:t>19÷9=2, 1</w:t>
             </w:r>
           </w:p>
         </w:tc>
@@ -291,7 +291,7 @@
                 <w:rFonts w:ascii="TimeNewRoman" w:hAnsi="TimeNewRoman"/>
                 <w:sz w:val="30"/>
               </w:rPr>
-              <w:t>71÷3=23, 2</w:t>
+              <w:t>36÷6=6, 0</w:t>
             </w:r>
           </w:p>
         </w:tc>
@@ -406,7 +406,7 @@
                 <w:rFonts w:ascii="TimeNewRoman" w:hAnsi="TimeNewRoman"/>
                 <w:sz w:val="30"/>
               </w:rPr>
-              <w:t>33÷3=11, 0</w:t>
+              <w:t>15÷2=7, 1</w:t>
             </w:r>
           </w:p>
         </w:tc>
@@ -423,7 +423,7 @@
                 <w:rFonts w:ascii="TimeNewRoman" w:hAnsi="TimeNewRoman"/>
                 <w:sz w:val="30"/>
               </w:rPr>
-              <w:t>42÷2=21, 0</w:t>
+              <w:t>59÷8=7, 3</w:t>
             </w:r>
           </w:p>
         </w:tc>
@@ -440,7 +440,7 @@
                 <w:rFonts w:ascii="TimeNewRoman" w:hAnsi="TimeNewRoman"/>
                 <w:sz w:val="30"/>
               </w:rPr>
-              <w:t>25÷8=3, 1</w:t>
+              <w:t>65÷3=21, 2</w:t>
             </w:r>
           </w:p>
         </w:tc>
@@ -457,7 +457,7 @@
                 <w:rFonts w:ascii="TimeNewRoman" w:hAnsi="TimeNewRoman"/>
                 <w:sz w:val="30"/>
               </w:rPr>
-              <w:t>14÷3=4, 2</w:t>
+              <w:t>29÷9=3, 2</w:t>
             </w:r>
           </w:p>
         </w:tc>
@@ -474,7 +474,7 @@
                 <w:rFonts w:ascii="TimeNewRoman" w:hAnsi="TimeNewRoman"/>
                 <w:sz w:val="30"/>
               </w:rPr>
-              <w:t>25÷7=3, 4</w:t>
+              <w:t>38÷4=9, 2</w:t>
             </w:r>
           </w:p>
         </w:tc>
@@ -589,7 +589,7 @@
                 <w:rFonts w:ascii="TimeNewRoman" w:hAnsi="TimeNewRoman"/>
                 <w:sz w:val="30"/>
               </w:rPr>
-              <w:t>11÷7=1, 4</w:t>
+              <w:t>90÷9=10, 0</w:t>
             </w:r>
           </w:p>
         </w:tc>
@@ -606,7 +606,7 @@
                 <w:rFonts w:ascii="TimeNewRoman" w:hAnsi="TimeNewRoman"/>
                 <w:sz w:val="30"/>
               </w:rPr>
-              <w:t>35÷9=3, 8</w:t>
+              <w:t>89÷6=14, 5</w:t>
             </w:r>
           </w:p>
         </w:tc>
@@ -623,7 +623,7 @@
                 <w:rFonts w:ascii="TimeNewRoman" w:hAnsi="TimeNewRoman"/>
                 <w:sz w:val="30"/>
               </w:rPr>
-              <w:t>36÷3=12, 0</w:t>
+              <w:t>47÷9=5, 2</w:t>
             </w:r>
           </w:p>
         </w:tc>
@@ -640,7 +640,7 @@
                 <w:rFonts w:ascii="TimeNewRoman" w:hAnsi="TimeNewRoman"/>
                 <w:sz w:val="30"/>
               </w:rPr>
-              <w:t>43÷8=5, 3</w:t>
+              <w:t>37÷6=6, 1</w:t>
             </w:r>
           </w:p>
         </w:tc>
@@ -657,7 +657,7 @@
                 <w:rFonts w:ascii="TimeNewRoman" w:hAnsi="TimeNewRoman"/>
                 <w:sz w:val="30"/>
               </w:rPr>
-              <w:t>73÷3=24, 1</w:t>
+              <w:t>39÷9=4, 3</w:t>
             </w:r>
           </w:p>
         </w:tc>
@@ -772,7 +772,7 @@
                 <w:rFonts w:ascii="TimeNewRoman" w:hAnsi="TimeNewRoman"/>
                 <w:sz w:val="30"/>
               </w:rPr>
-              <w:t>89÷3=29, 2</w:t>
+              <w:t>71÷7=10, 1</w:t>
             </w:r>
           </w:p>
         </w:tc>
@@ -789,7 +789,7 @@
                 <w:rFonts w:ascii="TimeNewRoman" w:hAnsi="TimeNewRoman"/>
                 <w:sz w:val="30"/>
               </w:rPr>
-              <w:t>45÷3=15, 0</w:t>
+              <w:t>38÷9=4, 2</w:t>
             </w:r>
           </w:p>
         </w:tc>
@@ -806,7 +806,7 @@
                 <w:rFonts w:ascii="TimeNewRoman" w:hAnsi="TimeNewRoman"/>
                 <w:sz w:val="30"/>
               </w:rPr>
-              <w:t>44÷7=6, 2</w:t>
+              <w:t>53÷8=6, 5</w:t>
             </w:r>
           </w:p>
         </w:tc>
@@ -823,7 +823,7 @@
                 <w:rFonts w:ascii="TimeNewRoman" w:hAnsi="TimeNewRoman"/>
                 <w:sz w:val="30"/>
               </w:rPr>
-              <w:t>98÷5=19, 3</w:t>
+              <w:t>51÷6=8, 3</w:t>
             </w:r>
           </w:p>
         </w:tc>
@@ -840,7 +840,7 @@
                 <w:rFonts w:ascii="TimeNewRoman" w:hAnsi="TimeNewRoman"/>
                 <w:sz w:val="30"/>
               </w:rPr>
-              <w:t>25÷7=3, 4</w:t>
+              <w:t>10÷3=3, 1</w:t>
             </w:r>
           </w:p>
         </w:tc>

--- a/answers-of-two-digit_number_divided_by_one-digit_number.docx
+++ b/answers-of-two-digit_number_divided_by_one-digit_number.docx
@@ -40,7 +40,7 @@
                 <w:rFonts w:ascii="TimeNewRoman" w:hAnsi="TimeNewRoman"/>
                 <w:sz w:val="30"/>
               </w:rPr>
-              <w:t>86÷4=21, 2</w:t>
+              <w:t>72÷2=36, 0</w:t>
             </w:r>
           </w:p>
         </w:tc>
@@ -57,7 +57,7 @@
                 <w:rFonts w:ascii="TimeNewRoman" w:hAnsi="TimeNewRoman"/>
                 <w:sz w:val="30"/>
               </w:rPr>
-              <w:t>66÷3=22, 0</w:t>
+              <w:t>93÷4=23, 1</w:t>
             </w:r>
           </w:p>
         </w:tc>
@@ -74,7 +74,7 @@
                 <w:rFonts w:ascii="TimeNewRoman" w:hAnsi="TimeNewRoman"/>
                 <w:sz w:val="30"/>
               </w:rPr>
-              <w:t>45÷2=22, 1</w:t>
+              <w:t>59÷2=29, 1</w:t>
             </w:r>
           </w:p>
         </w:tc>
@@ -91,7 +91,7 @@
                 <w:rFonts w:ascii="TimeNewRoman" w:hAnsi="TimeNewRoman"/>
                 <w:sz w:val="30"/>
               </w:rPr>
-              <w:t>53÷4=13, 1</w:t>
+              <w:t>52÷8=6, 4</w:t>
             </w:r>
           </w:p>
         </w:tc>
@@ -108,7 +108,7 @@
                 <w:rFonts w:ascii="TimeNewRoman" w:hAnsi="TimeNewRoman"/>
                 <w:sz w:val="30"/>
               </w:rPr>
-              <w:t>24÷5=4, 4</w:t>
+              <w:t>42÷4=10, 2</w:t>
             </w:r>
           </w:p>
         </w:tc>
@@ -223,7 +223,7 @@
                 <w:rFonts w:ascii="TimeNewRoman" w:hAnsi="TimeNewRoman"/>
                 <w:sz w:val="30"/>
               </w:rPr>
-              <w:t>41÷4=10, 1</w:t>
+              <w:t>77÷6=12, 5</w:t>
             </w:r>
           </w:p>
         </w:tc>
@@ -240,7 +240,7 @@
                 <w:rFonts w:ascii="TimeNewRoman" w:hAnsi="TimeNewRoman"/>
                 <w:sz w:val="30"/>
               </w:rPr>
-              <w:t>59÷7=8, 3</w:t>
+              <w:t>63÷5=12, 3</w:t>
             </w:r>
           </w:p>
         </w:tc>
@@ -257,7 +257,7 @@
                 <w:rFonts w:ascii="TimeNewRoman" w:hAnsi="TimeNewRoman"/>
                 <w:sz w:val="30"/>
               </w:rPr>
-              <w:t>22÷8=2, 6</w:t>
+              <w:t>92÷9=10, 2</w:t>
             </w:r>
           </w:p>
         </w:tc>
@@ -274,7 +274,7 @@
                 <w:rFonts w:ascii="TimeNewRoman" w:hAnsi="TimeNewRoman"/>
                 <w:sz w:val="30"/>
               </w:rPr>
-              <w:t>19÷9=2, 1</w:t>
+              <w:t>87÷9=9, 6</w:t>
             </w:r>
           </w:p>
         </w:tc>
@@ -291,7 +291,7 @@
                 <w:rFonts w:ascii="TimeNewRoman" w:hAnsi="TimeNewRoman"/>
                 <w:sz w:val="30"/>
               </w:rPr>
-              <w:t>36÷6=6, 0</w:t>
+              <w:t>48÷4=12, 0</w:t>
             </w:r>
           </w:p>
         </w:tc>
@@ -406,7 +406,7 @@
                 <w:rFonts w:ascii="TimeNewRoman" w:hAnsi="TimeNewRoman"/>
                 <w:sz w:val="30"/>
               </w:rPr>
-              <w:t>15÷2=7, 1</w:t>
+              <w:t>25÷2=12, 1</w:t>
             </w:r>
           </w:p>
         </w:tc>
@@ -423,7 +423,7 @@
                 <w:rFonts w:ascii="TimeNewRoman" w:hAnsi="TimeNewRoman"/>
                 <w:sz w:val="30"/>
               </w:rPr>
-              <w:t>59÷8=7, 3</w:t>
+              <w:t>27÷3=9, 0</w:t>
             </w:r>
           </w:p>
         </w:tc>
@@ -440,7 +440,7 @@
                 <w:rFonts w:ascii="TimeNewRoman" w:hAnsi="TimeNewRoman"/>
                 <w:sz w:val="30"/>
               </w:rPr>
-              <w:t>65÷3=21, 2</w:t>
+              <w:t>15÷9=1, 6</w:t>
             </w:r>
           </w:p>
         </w:tc>
@@ -457,7 +457,7 @@
                 <w:rFonts w:ascii="TimeNewRoman" w:hAnsi="TimeNewRoman"/>
                 <w:sz w:val="30"/>
               </w:rPr>
-              <w:t>29÷9=3, 2</w:t>
+              <w:t>25÷2=12, 1</w:t>
             </w:r>
           </w:p>
         </w:tc>
@@ -474,7 +474,7 @@
                 <w:rFonts w:ascii="TimeNewRoman" w:hAnsi="TimeNewRoman"/>
                 <w:sz w:val="30"/>
               </w:rPr>
-              <w:t>38÷4=9, 2</w:t>
+              <w:t>82÷5=16, 2</w:t>
             </w:r>
           </w:p>
         </w:tc>
@@ -589,7 +589,7 @@
                 <w:rFonts w:ascii="TimeNewRoman" w:hAnsi="TimeNewRoman"/>
                 <w:sz w:val="30"/>
               </w:rPr>
-              <w:t>90÷9=10, 0</w:t>
+              <w:t>77÷3=25, 2</w:t>
             </w:r>
           </w:p>
         </w:tc>
@@ -606,7 +606,7 @@
                 <w:rFonts w:ascii="TimeNewRoman" w:hAnsi="TimeNewRoman"/>
                 <w:sz w:val="30"/>
               </w:rPr>
-              <w:t>89÷6=14, 5</w:t>
+              <w:t>36÷7=5, 1</w:t>
             </w:r>
           </w:p>
         </w:tc>
@@ -623,7 +623,7 @@
                 <w:rFonts w:ascii="TimeNewRoman" w:hAnsi="TimeNewRoman"/>
                 <w:sz w:val="30"/>
               </w:rPr>
-              <w:t>47÷9=5, 2</w:t>
+              <w:t>25÷3=8, 1</w:t>
             </w:r>
           </w:p>
         </w:tc>
@@ -640,7 +640,7 @@
                 <w:rFonts w:ascii="TimeNewRoman" w:hAnsi="TimeNewRoman"/>
                 <w:sz w:val="30"/>
               </w:rPr>
-              <w:t>37÷6=6, 1</w:t>
+              <w:t>62÷9=6, 8</w:t>
             </w:r>
           </w:p>
         </w:tc>
@@ -657,7 +657,7 @@
                 <w:rFonts w:ascii="TimeNewRoman" w:hAnsi="TimeNewRoman"/>
                 <w:sz w:val="30"/>
               </w:rPr>
-              <w:t>39÷9=4, 3</w:t>
+              <w:t>95÷5=19, 0</w:t>
             </w:r>
           </w:p>
         </w:tc>
@@ -772,7 +772,7 @@
                 <w:rFonts w:ascii="TimeNewRoman" w:hAnsi="TimeNewRoman"/>
                 <w:sz w:val="30"/>
               </w:rPr>
-              <w:t>71÷7=10, 1</w:t>
+              <w:t>85÷2=42, 1</w:t>
             </w:r>
           </w:p>
         </w:tc>
@@ -789,7 +789,7 @@
                 <w:rFonts w:ascii="TimeNewRoman" w:hAnsi="TimeNewRoman"/>
                 <w:sz w:val="30"/>
               </w:rPr>
-              <w:t>38÷9=4, 2</w:t>
+              <w:t>60÷2=30, 0</w:t>
             </w:r>
           </w:p>
         </w:tc>
@@ -806,7 +806,7 @@
                 <w:rFonts w:ascii="TimeNewRoman" w:hAnsi="TimeNewRoman"/>
                 <w:sz w:val="30"/>
               </w:rPr>
-              <w:t>53÷8=6, 5</w:t>
+              <w:t>21÷2=10, 1</w:t>
             </w:r>
           </w:p>
         </w:tc>
@@ -823,7 +823,7 @@
                 <w:rFonts w:ascii="TimeNewRoman" w:hAnsi="TimeNewRoman"/>
                 <w:sz w:val="30"/>
               </w:rPr>
-              <w:t>51÷6=8, 3</w:t>
+              <w:t>66÷6=11, 0</w:t>
             </w:r>
           </w:p>
         </w:tc>
@@ -840,7 +840,7 @@
                 <w:rFonts w:ascii="TimeNewRoman" w:hAnsi="TimeNewRoman"/>
                 <w:sz w:val="30"/>
               </w:rPr>
-              <w:t>10÷3=3, 1</w:t>
+              <w:t>47÷4=11, 3</w:t>
             </w:r>
           </w:p>
         </w:tc>

--- a/answers-of-two-digit_number_divided_by_one-digit_number.docx
+++ b/answers-of-two-digit_number_divided_by_one-digit_number.docx
@@ -11,7 +11,7 @@
           <w:rFonts w:ascii="Arial" w:hAnsi="Arial"/>
           <w:sz w:val="30"/>
         </w:rPr>
-        <w:t>2026-09-22 Tuesday</w:t>
+        <w:t>2026-09-23 Wednesday</w:t>
       </w:r>
     </w:p>
     <w:tbl>
@@ -40,7 +40,7 @@
                 <w:rFonts w:ascii="TimeNewRoman" w:hAnsi="TimeNewRoman"/>
                 <w:sz w:val="30"/>
               </w:rPr>
-              <w:t>72÷2=36, 0</w:t>
+              <w:t>15÷2=7, 1</w:t>
             </w:r>
           </w:p>
         </w:tc>
@@ -57,7 +57,7 @@
                 <w:rFonts w:ascii="TimeNewRoman" w:hAnsi="TimeNewRoman"/>
                 <w:sz w:val="30"/>
               </w:rPr>
-              <w:t>93÷4=23, 1</w:t>
+              <w:t>29÷9=3, 2</w:t>
             </w:r>
           </w:p>
         </w:tc>
@@ -74,7 +74,7 @@
                 <w:rFonts w:ascii="TimeNewRoman" w:hAnsi="TimeNewRoman"/>
                 <w:sz w:val="30"/>
               </w:rPr>
-              <w:t>59÷2=29, 1</w:t>
+              <w:t>41÷9=4, 5</w:t>
             </w:r>
           </w:p>
         </w:tc>
@@ -91,7 +91,7 @@
                 <w:rFonts w:ascii="TimeNewRoman" w:hAnsi="TimeNewRoman"/>
                 <w:sz w:val="30"/>
               </w:rPr>
-              <w:t>52÷8=6, 4</w:t>
+              <w:t>69÷2=34, 1</w:t>
             </w:r>
           </w:p>
         </w:tc>
@@ -108,7 +108,7 @@
                 <w:rFonts w:ascii="TimeNewRoman" w:hAnsi="TimeNewRoman"/>
                 <w:sz w:val="30"/>
               </w:rPr>
-              <w:t>42÷4=10, 2</w:t>
+              <w:t>39÷3=13, 0</w:t>
             </w:r>
           </w:p>
         </w:tc>
@@ -223,7 +223,7 @@
                 <w:rFonts w:ascii="TimeNewRoman" w:hAnsi="TimeNewRoman"/>
                 <w:sz w:val="30"/>
               </w:rPr>
-              <w:t>77÷6=12, 5</w:t>
+              <w:t>99÷3=33, 0</w:t>
             </w:r>
           </w:p>
         </w:tc>
@@ -240,7 +240,7 @@
                 <w:rFonts w:ascii="TimeNewRoman" w:hAnsi="TimeNewRoman"/>
                 <w:sz w:val="30"/>
               </w:rPr>
-              <w:t>63÷5=12, 3</w:t>
+              <w:t>13÷9=1, 4</w:t>
             </w:r>
           </w:p>
         </w:tc>
@@ -257,7 +257,7 @@
                 <w:rFonts w:ascii="TimeNewRoman" w:hAnsi="TimeNewRoman"/>
                 <w:sz w:val="30"/>
               </w:rPr>
-              <w:t>92÷9=10, 2</w:t>
+              <w:t>92÷7=13, 1</w:t>
             </w:r>
           </w:p>
         </w:tc>
@@ -274,7 +274,7 @@
                 <w:rFonts w:ascii="TimeNewRoman" w:hAnsi="TimeNewRoman"/>
                 <w:sz w:val="30"/>
               </w:rPr>
-              <w:t>87÷9=9, 6</w:t>
+              <w:t>62÷6=10, 2</w:t>
             </w:r>
           </w:p>
         </w:tc>
@@ -291,7 +291,7 @@
                 <w:rFonts w:ascii="TimeNewRoman" w:hAnsi="TimeNewRoman"/>
                 <w:sz w:val="30"/>
               </w:rPr>
-              <w:t>48÷4=12, 0</w:t>
+              <w:t>15÷5=3, 0</w:t>
             </w:r>
           </w:p>
         </w:tc>
@@ -406,7 +406,7 @@
                 <w:rFonts w:ascii="TimeNewRoman" w:hAnsi="TimeNewRoman"/>
                 <w:sz w:val="30"/>
               </w:rPr>
-              <w:t>25÷2=12, 1</w:t>
+              <w:t>57÷9=6, 3</w:t>
             </w:r>
           </w:p>
         </w:tc>
@@ -423,7 +423,7 @@
                 <w:rFonts w:ascii="TimeNewRoman" w:hAnsi="TimeNewRoman"/>
                 <w:sz w:val="30"/>
               </w:rPr>
-              <w:t>27÷3=9, 0</w:t>
+              <w:t>46÷6=7, 4</w:t>
             </w:r>
           </w:p>
         </w:tc>
@@ -440,7 +440,7 @@
                 <w:rFonts w:ascii="TimeNewRoman" w:hAnsi="TimeNewRoman"/>
                 <w:sz w:val="30"/>
               </w:rPr>
-              <w:t>15÷9=1, 6</w:t>
+              <w:t>33÷4=8, 1</w:t>
             </w:r>
           </w:p>
         </w:tc>
@@ -457,7 +457,7 @@
                 <w:rFonts w:ascii="TimeNewRoman" w:hAnsi="TimeNewRoman"/>
                 <w:sz w:val="30"/>
               </w:rPr>
-              <w:t>25÷2=12, 1</w:t>
+              <w:t>93÷7=13, 2</w:t>
             </w:r>
           </w:p>
         </w:tc>
@@ -474,7 +474,7 @@
                 <w:rFonts w:ascii="TimeNewRoman" w:hAnsi="TimeNewRoman"/>
                 <w:sz w:val="30"/>
               </w:rPr>
-              <w:t>82÷5=16, 2</w:t>
+              <w:t>74÷4=18, 2</w:t>
             </w:r>
           </w:p>
         </w:tc>
@@ -589,7 +589,7 @@
                 <w:rFonts w:ascii="TimeNewRoman" w:hAnsi="TimeNewRoman"/>
                 <w:sz w:val="30"/>
               </w:rPr>
-              <w:t>77÷3=25, 2</w:t>
+              <w:t>83÷4=20, 3</w:t>
             </w:r>
           </w:p>
         </w:tc>
@@ -606,7 +606,7 @@
                 <w:rFonts w:ascii="TimeNewRoman" w:hAnsi="TimeNewRoman"/>
                 <w:sz w:val="30"/>
               </w:rPr>
-              <w:t>36÷7=5, 1</w:t>
+              <w:t>75÷7=10, 5</w:t>
             </w:r>
           </w:p>
         </w:tc>
@@ -623,7 +623,7 @@
                 <w:rFonts w:ascii="TimeNewRoman" w:hAnsi="TimeNewRoman"/>
                 <w:sz w:val="30"/>
               </w:rPr>
-              <w:t>25÷3=8, 1</w:t>
+              <w:t>44÷7=6, 2</w:t>
             </w:r>
           </w:p>
         </w:tc>
@@ -640,7 +640,7 @@
                 <w:rFonts w:ascii="TimeNewRoman" w:hAnsi="TimeNewRoman"/>
                 <w:sz w:val="30"/>
               </w:rPr>
-              <w:t>62÷9=6, 8</w:t>
+              <w:t>16÷7=2, 2</w:t>
             </w:r>
           </w:p>
         </w:tc>
@@ -657,7 +657,7 @@
                 <w:rFonts w:ascii="TimeNewRoman" w:hAnsi="TimeNewRoman"/>
                 <w:sz w:val="30"/>
               </w:rPr>
-              <w:t>95÷5=19, 0</w:t>
+              <w:t>40÷3=13, 1</w:t>
             </w:r>
           </w:p>
         </w:tc>
@@ -772,7 +772,7 @@
                 <w:rFonts w:ascii="TimeNewRoman" w:hAnsi="TimeNewRoman"/>
                 <w:sz w:val="30"/>
               </w:rPr>
-              <w:t>85÷2=42, 1</w:t>
+              <w:t>97÷9=10, 7</w:t>
             </w:r>
           </w:p>
         </w:tc>
@@ -789,7 +789,7 @@
                 <w:rFonts w:ascii="TimeNewRoman" w:hAnsi="TimeNewRoman"/>
                 <w:sz w:val="30"/>
               </w:rPr>
-              <w:t>60÷2=30, 0</w:t>
+              <w:t>58÷8=7, 2</w:t>
             </w:r>
           </w:p>
         </w:tc>
@@ -806,7 +806,7 @@
                 <w:rFonts w:ascii="TimeNewRoman" w:hAnsi="TimeNewRoman"/>
                 <w:sz w:val="30"/>
               </w:rPr>
-              <w:t>21÷2=10, 1</w:t>
+              <w:t>56÷8=7, 0</w:t>
             </w:r>
           </w:p>
         </w:tc>
@@ -823,7 +823,7 @@
                 <w:rFonts w:ascii="TimeNewRoman" w:hAnsi="TimeNewRoman"/>
                 <w:sz w:val="30"/>
               </w:rPr>
-              <w:t>66÷6=11, 0</w:t>
+              <w:t>76÷3=25, 1</w:t>
             </w:r>
           </w:p>
         </w:tc>
@@ -840,7 +840,7 @@
                 <w:rFonts w:ascii="TimeNewRoman" w:hAnsi="TimeNewRoman"/>
                 <w:sz w:val="30"/>
               </w:rPr>
-              <w:t>47÷4=11, 3</w:t>
+              <w:t>61÷2=30, 1</w:t>
             </w:r>
           </w:p>
         </w:tc>

--- a/answers-of-two-digit_number_divided_by_one-digit_number.docx
+++ b/answers-of-two-digit_number_divided_by_one-digit_number.docx
@@ -40,7 +40,41 @@
                 <w:rFonts w:ascii="TimeNewRoman" w:hAnsi="TimeNewRoman"/>
                 <w:sz w:val="30"/>
               </w:rPr>
-              <w:t>15÷2=7, 1</w:t>
+              <w:t>13÷6=2, 1</w:t>
+            </w:r>
+          </w:p>
+        </w:tc>
+        <w:tc>
+          <w:tcPr>
+            <w:tcW w:type="dxa" w:w="1987"/>
+          </w:tcPr>
+          <w:p>
+            <w:pPr>
+              <w:jc w:val="left"/>
+            </w:pPr>
+            <w:r>
+              <w:rPr>
+                <w:rFonts w:ascii="TimeNewRoman" w:hAnsi="TimeNewRoman"/>
+                <w:sz w:val="30"/>
+              </w:rPr>
+              <w:t>68÷5=13, 3</w:t>
+            </w:r>
+          </w:p>
+        </w:tc>
+        <w:tc>
+          <w:tcPr>
+            <w:tcW w:type="dxa" w:w="1987"/>
+          </w:tcPr>
+          <w:p>
+            <w:pPr>
+              <w:jc w:val="left"/>
+            </w:pPr>
+            <w:r>
+              <w:rPr>
+                <w:rFonts w:ascii="TimeNewRoman" w:hAnsi="TimeNewRoman"/>
+                <w:sz w:val="30"/>
+              </w:rPr>
+              <w:t>16÷7=2, 2</w:t>
             </w:r>
           </w:p>
         </w:tc>
@@ -74,41 +108,7 @@
                 <w:rFonts w:ascii="TimeNewRoman" w:hAnsi="TimeNewRoman"/>
                 <w:sz w:val="30"/>
               </w:rPr>
-              <w:t>41÷9=4, 5</w:t>
-            </w:r>
-          </w:p>
-        </w:tc>
-        <w:tc>
-          <w:tcPr>
-            <w:tcW w:type="dxa" w:w="1987"/>
-          </w:tcPr>
-          <w:p>
-            <w:pPr>
-              <w:jc w:val="left"/>
-            </w:pPr>
-            <w:r>
-              <w:rPr>
-                <w:rFonts w:ascii="TimeNewRoman" w:hAnsi="TimeNewRoman"/>
-                <w:sz w:val="30"/>
-              </w:rPr>
-              <w:t>69÷2=34, 1</w:t>
-            </w:r>
-          </w:p>
-        </w:tc>
-        <w:tc>
-          <w:tcPr>
-            <w:tcW w:type="dxa" w:w="1987"/>
-          </w:tcPr>
-          <w:p>
-            <w:pPr>
-              <w:jc w:val="left"/>
-            </w:pPr>
-            <w:r>
-              <w:rPr>
-                <w:rFonts w:ascii="TimeNewRoman" w:hAnsi="TimeNewRoman"/>
-                <w:sz w:val="30"/>
-              </w:rPr>
-              <w:t>39÷3=13, 0</w:t>
+              <w:t>96÷7=13, 5</w:t>
             </w:r>
           </w:p>
         </w:tc>
@@ -223,7 +223,7 @@
                 <w:rFonts w:ascii="TimeNewRoman" w:hAnsi="TimeNewRoman"/>
                 <w:sz w:val="30"/>
               </w:rPr>
-              <w:t>99÷3=33, 0</w:t>
+              <w:t>47÷3=15, 2</w:t>
             </w:r>
           </w:p>
         </w:tc>
@@ -240,7 +240,7 @@
                 <w:rFonts w:ascii="TimeNewRoman" w:hAnsi="TimeNewRoman"/>
                 <w:sz w:val="30"/>
               </w:rPr>
-              <w:t>13÷9=1, 4</w:t>
+              <w:t>70÷7=10, 0</w:t>
             </w:r>
           </w:p>
         </w:tc>
@@ -257,7 +257,7 @@
                 <w:rFonts w:ascii="TimeNewRoman" w:hAnsi="TimeNewRoman"/>
                 <w:sz w:val="30"/>
               </w:rPr>
-              <w:t>92÷7=13, 1</w:t>
+              <w:t>20÷7=2, 6</w:t>
             </w:r>
           </w:p>
         </w:tc>
@@ -274,7 +274,7 @@
                 <w:rFonts w:ascii="TimeNewRoman" w:hAnsi="TimeNewRoman"/>
                 <w:sz w:val="30"/>
               </w:rPr>
-              <w:t>62÷6=10, 2</w:t>
+              <w:t>88÷2=44, 0</w:t>
             </w:r>
           </w:p>
         </w:tc>
@@ -291,7 +291,7 @@
                 <w:rFonts w:ascii="TimeNewRoman" w:hAnsi="TimeNewRoman"/>
                 <w:sz w:val="30"/>
               </w:rPr>
-              <w:t>15÷5=3, 0</w:t>
+              <w:t>71÷5=14, 1</w:t>
             </w:r>
           </w:p>
         </w:tc>
@@ -406,7 +406,7 @@
                 <w:rFonts w:ascii="TimeNewRoman" w:hAnsi="TimeNewRoman"/>
                 <w:sz w:val="30"/>
               </w:rPr>
-              <w:t>57÷9=6, 3</w:t>
+              <w:t>35÷8=4, 3</w:t>
             </w:r>
           </w:p>
         </w:tc>
@@ -423,7 +423,7 @@
                 <w:rFonts w:ascii="TimeNewRoman" w:hAnsi="TimeNewRoman"/>
                 <w:sz w:val="30"/>
               </w:rPr>
-              <w:t>46÷6=7, 4</w:t>
+              <w:t>37÷8=4, 5</w:t>
             </w:r>
           </w:p>
         </w:tc>
@@ -440,7 +440,7 @@
                 <w:rFonts w:ascii="TimeNewRoman" w:hAnsi="TimeNewRoman"/>
                 <w:sz w:val="30"/>
               </w:rPr>
-              <w:t>33÷4=8, 1</w:t>
+              <w:t>81÷9=9, 0</w:t>
             </w:r>
           </w:p>
         </w:tc>
@@ -457,7 +457,7 @@
                 <w:rFonts w:ascii="TimeNewRoman" w:hAnsi="TimeNewRoman"/>
                 <w:sz w:val="30"/>
               </w:rPr>
-              <w:t>93÷7=13, 2</w:t>
+              <w:t>68÷6=11, 2</w:t>
             </w:r>
           </w:p>
         </w:tc>
@@ -474,7 +474,7 @@
                 <w:rFonts w:ascii="TimeNewRoman" w:hAnsi="TimeNewRoman"/>
                 <w:sz w:val="30"/>
               </w:rPr>
-              <w:t>74÷4=18, 2</w:t>
+              <w:t>54÷6=9, 0</w:t>
             </w:r>
           </w:p>
         </w:tc>
@@ -589,7 +589,7 @@
                 <w:rFonts w:ascii="TimeNewRoman" w:hAnsi="TimeNewRoman"/>
                 <w:sz w:val="30"/>
               </w:rPr>
-              <w:t>83÷4=20, 3</w:t>
+              <w:t>20÷3=6, 2</w:t>
             </w:r>
           </w:p>
         </w:tc>
@@ -606,7 +606,7 @@
                 <w:rFonts w:ascii="TimeNewRoman" w:hAnsi="TimeNewRoman"/>
                 <w:sz w:val="30"/>
               </w:rPr>
-              <w:t>75÷7=10, 5</w:t>
+              <w:t>55÷4=13, 3</w:t>
             </w:r>
           </w:p>
         </w:tc>
@@ -623,7 +623,7 @@
                 <w:rFonts w:ascii="TimeNewRoman" w:hAnsi="TimeNewRoman"/>
                 <w:sz w:val="30"/>
               </w:rPr>
-              <w:t>44÷7=6, 2</w:t>
+              <w:t>65÷6=10, 5</w:t>
             </w:r>
           </w:p>
         </w:tc>
@@ -640,7 +640,7 @@
                 <w:rFonts w:ascii="TimeNewRoman" w:hAnsi="TimeNewRoman"/>
                 <w:sz w:val="30"/>
               </w:rPr>
-              <w:t>16÷7=2, 2</w:t>
+              <w:t>30÷3=10, 0</w:t>
             </w:r>
           </w:p>
         </w:tc>
@@ -657,7 +657,7 @@
                 <w:rFonts w:ascii="TimeNewRoman" w:hAnsi="TimeNewRoman"/>
                 <w:sz w:val="30"/>
               </w:rPr>
-              <w:t>40÷3=13, 1</w:t>
+              <w:t>13÷5=2, 3</w:t>
             </w:r>
           </w:p>
         </w:tc>
@@ -772,7 +772,7 @@
                 <w:rFonts w:ascii="TimeNewRoman" w:hAnsi="TimeNewRoman"/>
                 <w:sz w:val="30"/>
               </w:rPr>
-              <w:t>97÷9=10, 7</w:t>
+              <w:t>11÷5=2, 1</w:t>
             </w:r>
           </w:p>
         </w:tc>
@@ -789,7 +789,7 @@
                 <w:rFonts w:ascii="TimeNewRoman" w:hAnsi="TimeNewRoman"/>
                 <w:sz w:val="30"/>
               </w:rPr>
-              <w:t>58÷8=7, 2</w:t>
+              <w:t>96÷8=12, 0</w:t>
             </w:r>
           </w:p>
         </w:tc>
@@ -806,7 +806,7 @@
                 <w:rFonts w:ascii="TimeNewRoman" w:hAnsi="TimeNewRoman"/>
                 <w:sz w:val="30"/>
               </w:rPr>
-              <w:t>56÷8=7, 0</w:t>
+              <w:t>46÷9=5, 1</w:t>
             </w:r>
           </w:p>
         </w:tc>
@@ -823,7 +823,7 @@
                 <w:rFonts w:ascii="TimeNewRoman" w:hAnsi="TimeNewRoman"/>
                 <w:sz w:val="30"/>
               </w:rPr>
-              <w:t>76÷3=25, 1</w:t>
+              <w:t>70÷4=17, 2</w:t>
             </w:r>
           </w:p>
         </w:tc>
@@ -840,7 +840,7 @@
                 <w:rFonts w:ascii="TimeNewRoman" w:hAnsi="TimeNewRoman"/>
                 <w:sz w:val="30"/>
               </w:rPr>
-              <w:t>61÷2=30, 1</w:t>
+              <w:t>13÷2=6, 1</w:t>
             </w:r>
           </w:p>
         </w:tc>

--- a/answers-of-two-digit_number_divided_by_one-digit_number.docx
+++ b/answers-of-two-digit_number_divided_by_one-digit_number.docx
@@ -11,7 +11,7 @@
           <w:rFonts w:ascii="Arial" w:hAnsi="Arial"/>
           <w:sz w:val="30"/>
         </w:rPr>
-        <w:t>2026-09-23 Wednesday</w:t>
+        <w:t>2026-09-24 Thursday</w:t>
       </w:r>
     </w:p>
     <w:tbl>
@@ -40,7 +40,7 @@
                 <w:rFonts w:ascii="TimeNewRoman" w:hAnsi="TimeNewRoman"/>
                 <w:sz w:val="30"/>
               </w:rPr>
-              <w:t>13÷6=2, 1</w:t>
+              <w:t>86÷3=28, 2</w:t>
             </w:r>
           </w:p>
         </w:tc>
@@ -57,7 +57,7 @@
                 <w:rFonts w:ascii="TimeNewRoman" w:hAnsi="TimeNewRoman"/>
                 <w:sz w:val="30"/>
               </w:rPr>
-              <w:t>68÷5=13, 3</w:t>
+              <w:t>11÷7=1, 4</w:t>
             </w:r>
           </w:p>
         </w:tc>
@@ -74,7 +74,7 @@
                 <w:rFonts w:ascii="TimeNewRoman" w:hAnsi="TimeNewRoman"/>
                 <w:sz w:val="30"/>
               </w:rPr>
-              <w:t>16÷7=2, 2</w:t>
+              <w:t>48÷5=9, 3</w:t>
             </w:r>
           </w:p>
         </w:tc>
@@ -91,7 +91,7 @@
                 <w:rFonts w:ascii="TimeNewRoman" w:hAnsi="TimeNewRoman"/>
                 <w:sz w:val="30"/>
               </w:rPr>
-              <w:t>29÷9=3, 2</w:t>
+              <w:t>17÷8=2, 1</w:t>
             </w:r>
           </w:p>
         </w:tc>
@@ -108,7 +108,7 @@
                 <w:rFonts w:ascii="TimeNewRoman" w:hAnsi="TimeNewRoman"/>
                 <w:sz w:val="30"/>
               </w:rPr>
-              <w:t>96÷7=13, 5</w:t>
+              <w:t>21÷2=10, 1</w:t>
             </w:r>
           </w:p>
         </w:tc>
@@ -223,7 +223,7 @@
                 <w:rFonts w:ascii="TimeNewRoman" w:hAnsi="TimeNewRoman"/>
                 <w:sz w:val="30"/>
               </w:rPr>
-              <w:t>47÷3=15, 2</w:t>
+              <w:t>14÷7=2, 0</w:t>
             </w:r>
           </w:p>
         </w:tc>
@@ -240,7 +240,7 @@
                 <w:rFonts w:ascii="TimeNewRoman" w:hAnsi="TimeNewRoman"/>
                 <w:sz w:val="30"/>
               </w:rPr>
-              <w:t>70÷7=10, 0</w:t>
+              <w:t>49÷7=7, 0</w:t>
             </w:r>
           </w:p>
         </w:tc>
@@ -257,7 +257,7 @@
                 <w:rFonts w:ascii="TimeNewRoman" w:hAnsi="TimeNewRoman"/>
                 <w:sz w:val="30"/>
               </w:rPr>
-              <w:t>20÷7=2, 6</w:t>
+              <w:t>15÷2=7, 1</w:t>
             </w:r>
           </w:p>
         </w:tc>
@@ -274,7 +274,7 @@
                 <w:rFonts w:ascii="TimeNewRoman" w:hAnsi="TimeNewRoman"/>
                 <w:sz w:val="30"/>
               </w:rPr>
-              <w:t>88÷2=44, 0</w:t>
+              <w:t>57÷6=9, 3</w:t>
             </w:r>
           </w:p>
         </w:tc>
@@ -291,7 +291,7 @@
                 <w:rFonts w:ascii="TimeNewRoman" w:hAnsi="TimeNewRoman"/>
                 <w:sz w:val="30"/>
               </w:rPr>
-              <w:t>71÷5=14, 1</w:t>
+              <w:t>42÷5=8, 2</w:t>
             </w:r>
           </w:p>
         </w:tc>
@@ -406,7 +406,7 @@
                 <w:rFonts w:ascii="TimeNewRoman" w:hAnsi="TimeNewRoman"/>
                 <w:sz w:val="30"/>
               </w:rPr>
-              <w:t>35÷8=4, 3</w:t>
+              <w:t>96÷6=16, 0</w:t>
             </w:r>
           </w:p>
         </w:tc>
@@ -423,7 +423,7 @@
                 <w:rFonts w:ascii="TimeNewRoman" w:hAnsi="TimeNewRoman"/>
                 <w:sz w:val="30"/>
               </w:rPr>
-              <w:t>37÷8=4, 5</w:t>
+              <w:t>20÷7=2, 6</w:t>
             </w:r>
           </w:p>
         </w:tc>
@@ -440,7 +440,7 @@
                 <w:rFonts w:ascii="TimeNewRoman" w:hAnsi="TimeNewRoman"/>
                 <w:sz w:val="30"/>
               </w:rPr>
-              <w:t>81÷9=9, 0</w:t>
+              <w:t>27÷7=3, 6</w:t>
             </w:r>
           </w:p>
         </w:tc>
@@ -457,7 +457,7 @@
                 <w:rFonts w:ascii="TimeNewRoman" w:hAnsi="TimeNewRoman"/>
                 <w:sz w:val="30"/>
               </w:rPr>
-              <w:t>68÷6=11, 2</w:t>
+              <w:t>20÷5=4, 0</w:t>
             </w:r>
           </w:p>
         </w:tc>
@@ -474,7 +474,7 @@
                 <w:rFonts w:ascii="TimeNewRoman" w:hAnsi="TimeNewRoman"/>
                 <w:sz w:val="30"/>
               </w:rPr>
-              <w:t>54÷6=9, 0</w:t>
+              <w:t>48÷3=16, 0</w:t>
             </w:r>
           </w:p>
         </w:tc>
@@ -589,7 +589,7 @@
                 <w:rFonts w:ascii="TimeNewRoman" w:hAnsi="TimeNewRoman"/>
                 <w:sz w:val="30"/>
               </w:rPr>
-              <w:t>20÷3=6, 2</w:t>
+              <w:t>86÷4=21, 2</w:t>
             </w:r>
           </w:p>
         </w:tc>
@@ -606,7 +606,7 @@
                 <w:rFonts w:ascii="TimeNewRoman" w:hAnsi="TimeNewRoman"/>
                 <w:sz w:val="30"/>
               </w:rPr>
-              <w:t>55÷4=13, 3</w:t>
+              <w:t>48÷4=12, 0</w:t>
             </w:r>
           </w:p>
         </w:tc>
@@ -623,7 +623,7 @@
                 <w:rFonts w:ascii="TimeNewRoman" w:hAnsi="TimeNewRoman"/>
                 <w:sz w:val="30"/>
               </w:rPr>
-              <w:t>65÷6=10, 5</w:t>
+              <w:t>18÷4=4, 2</w:t>
             </w:r>
           </w:p>
         </w:tc>
@@ -640,7 +640,7 @@
                 <w:rFonts w:ascii="TimeNewRoman" w:hAnsi="TimeNewRoman"/>
                 <w:sz w:val="30"/>
               </w:rPr>
-              <w:t>30÷3=10, 0</w:t>
+              <w:t>87÷6=14, 3</w:t>
             </w:r>
           </w:p>
         </w:tc>
@@ -657,7 +657,7 @@
                 <w:rFonts w:ascii="TimeNewRoman" w:hAnsi="TimeNewRoman"/>
                 <w:sz w:val="30"/>
               </w:rPr>
-              <w:t>13÷5=2, 3</w:t>
+              <w:t>12÷9=1, 3</w:t>
             </w:r>
           </w:p>
         </w:tc>
@@ -772,7 +772,7 @@
                 <w:rFonts w:ascii="TimeNewRoman" w:hAnsi="TimeNewRoman"/>
                 <w:sz w:val="30"/>
               </w:rPr>
-              <w:t>11÷5=2, 1</w:t>
+              <w:t>99÷9=11, 0</w:t>
             </w:r>
           </w:p>
         </w:tc>
@@ -789,7 +789,7 @@
                 <w:rFonts w:ascii="TimeNewRoman" w:hAnsi="TimeNewRoman"/>
                 <w:sz w:val="30"/>
               </w:rPr>
-              <w:t>96÷8=12, 0</w:t>
+              <w:t>74÷3=24, 2</w:t>
             </w:r>
           </w:p>
         </w:tc>
@@ -806,7 +806,7 @@
                 <w:rFonts w:ascii="TimeNewRoman" w:hAnsi="TimeNewRoman"/>
                 <w:sz w:val="30"/>
               </w:rPr>
-              <w:t>46÷9=5, 1</w:t>
+              <w:t>68÷5=13, 3</w:t>
             </w:r>
           </w:p>
         </w:tc>
@@ -823,7 +823,7 @@
                 <w:rFonts w:ascii="TimeNewRoman" w:hAnsi="TimeNewRoman"/>
                 <w:sz w:val="30"/>
               </w:rPr>
-              <w:t>70÷4=17, 2</w:t>
+              <w:t>62÷4=15, 2</w:t>
             </w:r>
           </w:p>
         </w:tc>
@@ -840,7 +840,7 @@
                 <w:rFonts w:ascii="TimeNewRoman" w:hAnsi="TimeNewRoman"/>
                 <w:sz w:val="30"/>
               </w:rPr>
-              <w:t>13÷2=6, 1</w:t>
+              <w:t>57÷3=19, 0</w:t>
             </w:r>
           </w:p>
         </w:tc>

--- a/answers-of-two-digit_number_divided_by_one-digit_number.docx
+++ b/answers-of-two-digit_number_divided_by_one-digit_number.docx
@@ -40,7 +40,7 @@
                 <w:rFonts w:ascii="TimeNewRoman" w:hAnsi="TimeNewRoman"/>
                 <w:sz w:val="30"/>
               </w:rPr>
-              <w:t>86÷3=28, 2</w:t>
+              <w:t>56÷3=18, 2</w:t>
             </w:r>
           </w:p>
         </w:tc>
@@ -57,7 +57,7 @@
                 <w:rFonts w:ascii="TimeNewRoman" w:hAnsi="TimeNewRoman"/>
                 <w:sz w:val="30"/>
               </w:rPr>
-              <w:t>11÷7=1, 4</w:t>
+              <w:t>71÷5=14, 1</w:t>
             </w:r>
           </w:p>
         </w:tc>
@@ -74,7 +74,7 @@
                 <w:rFonts w:ascii="TimeNewRoman" w:hAnsi="TimeNewRoman"/>
                 <w:sz w:val="30"/>
               </w:rPr>
-              <w:t>48÷5=9, 3</w:t>
+              <w:t>58÷8=7, 2</w:t>
             </w:r>
           </w:p>
         </w:tc>
@@ -91,7 +91,7 @@
                 <w:rFonts w:ascii="TimeNewRoman" w:hAnsi="TimeNewRoman"/>
                 <w:sz w:val="30"/>
               </w:rPr>
-              <w:t>17÷8=2, 1</w:t>
+              <w:t>11÷9=1, 2</w:t>
             </w:r>
           </w:p>
         </w:tc>
@@ -108,7 +108,7 @@
                 <w:rFonts w:ascii="TimeNewRoman" w:hAnsi="TimeNewRoman"/>
                 <w:sz w:val="30"/>
               </w:rPr>
-              <w:t>21÷2=10, 1</w:t>
+              <w:t>33÷7=4, 5</w:t>
             </w:r>
           </w:p>
         </w:tc>
@@ -223,7 +223,7 @@
                 <w:rFonts w:ascii="TimeNewRoman" w:hAnsi="TimeNewRoman"/>
                 <w:sz w:val="30"/>
               </w:rPr>
-              <w:t>14÷7=2, 0</w:t>
+              <w:t>22÷7=3, 1</w:t>
             </w:r>
           </w:p>
         </w:tc>
@@ -240,7 +240,7 @@
                 <w:rFonts w:ascii="TimeNewRoman" w:hAnsi="TimeNewRoman"/>
                 <w:sz w:val="30"/>
               </w:rPr>
-              <w:t>49÷7=7, 0</w:t>
+              <w:t>14÷4=3, 2</w:t>
             </w:r>
           </w:p>
         </w:tc>
@@ -257,7 +257,7 @@
                 <w:rFonts w:ascii="TimeNewRoman" w:hAnsi="TimeNewRoman"/>
                 <w:sz w:val="30"/>
               </w:rPr>
-              <w:t>15÷2=7, 1</w:t>
+              <w:t>61÷4=15, 1</w:t>
             </w:r>
           </w:p>
         </w:tc>
@@ -274,7 +274,7 @@
                 <w:rFonts w:ascii="TimeNewRoman" w:hAnsi="TimeNewRoman"/>
                 <w:sz w:val="30"/>
               </w:rPr>
-              <w:t>57÷6=9, 3</w:t>
+              <w:t>49÷4=12, 1</w:t>
             </w:r>
           </w:p>
         </w:tc>
@@ -291,7 +291,7 @@
                 <w:rFonts w:ascii="TimeNewRoman" w:hAnsi="TimeNewRoman"/>
                 <w:sz w:val="30"/>
               </w:rPr>
-              <w:t>42÷5=8, 2</w:t>
+              <w:t>75÷7=10, 5</w:t>
             </w:r>
           </w:p>
         </w:tc>
@@ -406,7 +406,7 @@
                 <w:rFonts w:ascii="TimeNewRoman" w:hAnsi="TimeNewRoman"/>
                 <w:sz w:val="30"/>
               </w:rPr>
-              <w:t>96÷6=16, 0</w:t>
+              <w:t>72÷6=12, 0</w:t>
             </w:r>
           </w:p>
         </w:tc>
@@ -423,7 +423,7 @@
                 <w:rFonts w:ascii="TimeNewRoman" w:hAnsi="TimeNewRoman"/>
                 <w:sz w:val="30"/>
               </w:rPr>
-              <w:t>20÷7=2, 6</w:t>
+              <w:t>17÷9=1, 8</w:t>
             </w:r>
           </w:p>
         </w:tc>
@@ -440,7 +440,7 @@
                 <w:rFonts w:ascii="TimeNewRoman" w:hAnsi="TimeNewRoman"/>
                 <w:sz w:val="30"/>
               </w:rPr>
-              <w:t>27÷7=3, 6</w:t>
+              <w:t>76÷7=10, 6</w:t>
             </w:r>
           </w:p>
         </w:tc>
@@ -457,7 +457,7 @@
                 <w:rFonts w:ascii="TimeNewRoman" w:hAnsi="TimeNewRoman"/>
                 <w:sz w:val="30"/>
               </w:rPr>
-              <w:t>20÷5=4, 0</w:t>
+              <w:t>92÷8=11, 4</w:t>
             </w:r>
           </w:p>
         </w:tc>
@@ -474,7 +474,7 @@
                 <w:rFonts w:ascii="TimeNewRoman" w:hAnsi="TimeNewRoman"/>
                 <w:sz w:val="30"/>
               </w:rPr>
-              <w:t>48÷3=16, 0</w:t>
+              <w:t>17÷7=2, 3</w:t>
             </w:r>
           </w:p>
         </w:tc>
@@ -589,7 +589,7 @@
                 <w:rFonts w:ascii="TimeNewRoman" w:hAnsi="TimeNewRoman"/>
                 <w:sz w:val="30"/>
               </w:rPr>
-              <w:t>86÷4=21, 2</w:t>
+              <w:t>51÷2=25, 1</w:t>
             </w:r>
           </w:p>
         </w:tc>
@@ -606,7 +606,7 @@
                 <w:rFonts w:ascii="TimeNewRoman" w:hAnsi="TimeNewRoman"/>
                 <w:sz w:val="30"/>
               </w:rPr>
-              <w:t>48÷4=12, 0</w:t>
+              <w:t>60÷5=12, 0</w:t>
             </w:r>
           </w:p>
         </w:tc>
@@ -623,7 +623,7 @@
                 <w:rFonts w:ascii="TimeNewRoman" w:hAnsi="TimeNewRoman"/>
                 <w:sz w:val="30"/>
               </w:rPr>
-              <w:t>18÷4=4, 2</w:t>
+              <w:t>56÷8=7, 0</w:t>
             </w:r>
           </w:p>
         </w:tc>
@@ -640,7 +640,7 @@
                 <w:rFonts w:ascii="TimeNewRoman" w:hAnsi="TimeNewRoman"/>
                 <w:sz w:val="30"/>
               </w:rPr>
-              <w:t>87÷6=14, 3</w:t>
+              <w:t>59÷3=19, 2</w:t>
             </w:r>
           </w:p>
         </w:tc>
@@ -657,7 +657,7 @@
                 <w:rFonts w:ascii="TimeNewRoman" w:hAnsi="TimeNewRoman"/>
                 <w:sz w:val="30"/>
               </w:rPr>
-              <w:t>12÷9=1, 3</w:t>
+              <w:t>72÷5=14, 2</w:t>
             </w:r>
           </w:p>
         </w:tc>
@@ -772,7 +772,7 @@
                 <w:rFonts w:ascii="TimeNewRoman" w:hAnsi="TimeNewRoman"/>
                 <w:sz w:val="30"/>
               </w:rPr>
-              <w:t>99÷9=11, 0</w:t>
+              <w:t>44÷3=14, 2</w:t>
             </w:r>
           </w:p>
         </w:tc>
@@ -789,7 +789,7 @@
                 <w:rFonts w:ascii="TimeNewRoman" w:hAnsi="TimeNewRoman"/>
                 <w:sz w:val="30"/>
               </w:rPr>
-              <w:t>74÷3=24, 2</w:t>
+              <w:t>97÷7=13, 6</w:t>
             </w:r>
           </w:p>
         </w:tc>
@@ -806,7 +806,7 @@
                 <w:rFonts w:ascii="TimeNewRoman" w:hAnsi="TimeNewRoman"/>
                 <w:sz w:val="30"/>
               </w:rPr>
-              <w:t>68÷5=13, 3</w:t>
+              <w:t>93÷6=15, 3</w:t>
             </w:r>
           </w:p>
         </w:tc>
@@ -823,7 +823,7 @@
                 <w:rFonts w:ascii="TimeNewRoman" w:hAnsi="TimeNewRoman"/>
                 <w:sz w:val="30"/>
               </w:rPr>
-              <w:t>62÷4=15, 2</w:t>
+              <w:t>28÷9=3, 1</w:t>
             </w:r>
           </w:p>
         </w:tc>
@@ -840,7 +840,7 @@
                 <w:rFonts w:ascii="TimeNewRoman" w:hAnsi="TimeNewRoman"/>
                 <w:sz w:val="30"/>
               </w:rPr>
-              <w:t>57÷3=19, 0</w:t>
+              <w:t>66÷4=16, 2</w:t>
             </w:r>
           </w:p>
         </w:tc>

--- a/answers-of-two-digit_number_divided_by_one-digit_number.docx
+++ b/answers-of-two-digit_number_divided_by_one-digit_number.docx
@@ -11,7 +11,7 @@
           <w:rFonts w:ascii="Arial" w:hAnsi="Arial"/>
           <w:sz w:val="30"/>
         </w:rPr>
-        <w:t>2026-09-24 Thursday</w:t>
+        <w:t>2026-09-25 Friday</w:t>
       </w:r>
     </w:p>
     <w:tbl>
@@ -40,7 +40,7 @@
                 <w:rFonts w:ascii="TimeNewRoman" w:hAnsi="TimeNewRoman"/>
                 <w:sz w:val="30"/>
               </w:rPr>
-              <w:t>56÷3=18, 2</w:t>
+              <w:t>89÷7=12, 5</w:t>
             </w:r>
           </w:p>
         </w:tc>
@@ -57,7 +57,7 @@
                 <w:rFonts w:ascii="TimeNewRoman" w:hAnsi="TimeNewRoman"/>
                 <w:sz w:val="30"/>
               </w:rPr>
-              <w:t>71÷5=14, 1</w:t>
+              <w:t>69÷7=9, 6</w:t>
             </w:r>
           </w:p>
         </w:tc>
@@ -74,7 +74,7 @@
                 <w:rFonts w:ascii="TimeNewRoman" w:hAnsi="TimeNewRoman"/>
                 <w:sz w:val="30"/>
               </w:rPr>
-              <w:t>58÷8=7, 2</w:t>
+              <w:t>92÷5=18, 2</w:t>
             </w:r>
           </w:p>
         </w:tc>
@@ -91,7 +91,7 @@
                 <w:rFonts w:ascii="TimeNewRoman" w:hAnsi="TimeNewRoman"/>
                 <w:sz w:val="30"/>
               </w:rPr>
-              <w:t>11÷9=1, 2</w:t>
+              <w:t>28÷5=5, 3</w:t>
             </w:r>
           </w:p>
         </w:tc>
@@ -108,7 +108,7 @@
                 <w:rFonts w:ascii="TimeNewRoman" w:hAnsi="TimeNewRoman"/>
                 <w:sz w:val="30"/>
               </w:rPr>
-              <w:t>33÷7=4, 5</w:t>
+              <w:t>71÷6=11, 5</w:t>
             </w:r>
           </w:p>
         </w:tc>
@@ -223,7 +223,7 @@
                 <w:rFonts w:ascii="TimeNewRoman" w:hAnsi="TimeNewRoman"/>
                 <w:sz w:val="30"/>
               </w:rPr>
-              <w:t>22÷7=3, 1</w:t>
+              <w:t>14÷9=1, 5</w:t>
             </w:r>
           </w:p>
         </w:tc>
@@ -240,7 +240,7 @@
                 <w:rFonts w:ascii="TimeNewRoman" w:hAnsi="TimeNewRoman"/>
                 <w:sz w:val="30"/>
               </w:rPr>
-              <w:t>14÷4=3, 2</w:t>
+              <w:t>83÷5=16, 3</w:t>
             </w:r>
           </w:p>
         </w:tc>
@@ -257,7 +257,7 @@
                 <w:rFonts w:ascii="TimeNewRoman" w:hAnsi="TimeNewRoman"/>
                 <w:sz w:val="30"/>
               </w:rPr>
-              <w:t>61÷4=15, 1</w:t>
+              <w:t>90÷6=15, 0</w:t>
             </w:r>
           </w:p>
         </w:tc>
@@ -274,7 +274,7 @@
                 <w:rFonts w:ascii="TimeNewRoman" w:hAnsi="TimeNewRoman"/>
                 <w:sz w:val="30"/>
               </w:rPr>
-              <w:t>49÷4=12, 1</w:t>
+              <w:t>67÷3=22, 1</w:t>
             </w:r>
           </w:p>
         </w:tc>
@@ -291,7 +291,7 @@
                 <w:rFonts w:ascii="TimeNewRoman" w:hAnsi="TimeNewRoman"/>
                 <w:sz w:val="30"/>
               </w:rPr>
-              <w:t>75÷7=10, 5</w:t>
+              <w:t>53÷3=17, 2</w:t>
             </w:r>
           </w:p>
         </w:tc>
@@ -406,7 +406,7 @@
                 <w:rFonts w:ascii="TimeNewRoman" w:hAnsi="TimeNewRoman"/>
                 <w:sz w:val="30"/>
               </w:rPr>
-              <w:t>72÷6=12, 0</w:t>
+              <w:t>20÷8=2, 4</w:t>
             </w:r>
           </w:p>
         </w:tc>
@@ -423,7 +423,7 @@
                 <w:rFonts w:ascii="TimeNewRoman" w:hAnsi="TimeNewRoman"/>
                 <w:sz w:val="30"/>
               </w:rPr>
-              <w:t>17÷9=1, 8</w:t>
+              <w:t>40÷7=5, 5</w:t>
             </w:r>
           </w:p>
         </w:tc>
@@ -440,7 +440,7 @@
                 <w:rFonts w:ascii="TimeNewRoman" w:hAnsi="TimeNewRoman"/>
                 <w:sz w:val="30"/>
               </w:rPr>
-              <w:t>76÷7=10, 6</w:t>
+              <w:t>54÷3=18, 0</w:t>
             </w:r>
           </w:p>
         </w:tc>
@@ -457,7 +457,7 @@
                 <w:rFonts w:ascii="TimeNewRoman" w:hAnsi="TimeNewRoman"/>
                 <w:sz w:val="30"/>
               </w:rPr>
-              <w:t>92÷8=11, 4</w:t>
+              <w:t>44÷4=11, 0</w:t>
             </w:r>
           </w:p>
         </w:tc>
@@ -474,7 +474,7 @@
                 <w:rFonts w:ascii="TimeNewRoman" w:hAnsi="TimeNewRoman"/>
                 <w:sz w:val="30"/>
               </w:rPr>
-              <w:t>17÷7=2, 3</w:t>
+              <w:t>54÷5=10, 4</w:t>
             </w:r>
           </w:p>
         </w:tc>
@@ -589,7 +589,7 @@
                 <w:rFonts w:ascii="TimeNewRoman" w:hAnsi="TimeNewRoman"/>
                 <w:sz w:val="30"/>
               </w:rPr>
-              <w:t>51÷2=25, 1</w:t>
+              <w:t>24÷8=3, 0</w:t>
             </w:r>
           </w:p>
         </w:tc>
@@ -606,7 +606,7 @@
                 <w:rFonts w:ascii="TimeNewRoman" w:hAnsi="TimeNewRoman"/>
                 <w:sz w:val="30"/>
               </w:rPr>
-              <w:t>60÷5=12, 0</w:t>
+              <w:t>17÷6=2, 5</w:t>
             </w:r>
           </w:p>
         </w:tc>
@@ -623,7 +623,7 @@
                 <w:rFonts w:ascii="TimeNewRoman" w:hAnsi="TimeNewRoman"/>
                 <w:sz w:val="30"/>
               </w:rPr>
-              <w:t>56÷8=7, 0</w:t>
+              <w:t>90÷8=11, 2</w:t>
             </w:r>
           </w:p>
         </w:tc>
@@ -640,7 +640,7 @@
                 <w:rFonts w:ascii="TimeNewRoman" w:hAnsi="TimeNewRoman"/>
                 <w:sz w:val="30"/>
               </w:rPr>
-              <w:t>59÷3=19, 2</w:t>
+              <w:t>81÷7=11, 4</w:t>
             </w:r>
           </w:p>
         </w:tc>
@@ -657,7 +657,7 @@
                 <w:rFonts w:ascii="TimeNewRoman" w:hAnsi="TimeNewRoman"/>
                 <w:sz w:val="30"/>
               </w:rPr>
-              <w:t>72÷5=14, 2</w:t>
+              <w:t>72÷9=8, 0</w:t>
             </w:r>
           </w:p>
         </w:tc>
@@ -772,7 +772,7 @@
                 <w:rFonts w:ascii="TimeNewRoman" w:hAnsi="TimeNewRoman"/>
                 <w:sz w:val="30"/>
               </w:rPr>
-              <w:t>44÷3=14, 2</w:t>
+              <w:t>13÷7=1, 6</w:t>
             </w:r>
           </w:p>
         </w:tc>
@@ -789,7 +789,7 @@
                 <w:rFonts w:ascii="TimeNewRoman" w:hAnsi="TimeNewRoman"/>
                 <w:sz w:val="30"/>
               </w:rPr>
-              <w:t>97÷7=13, 6</w:t>
+              <w:t>77÷2=38, 1</w:t>
             </w:r>
           </w:p>
         </w:tc>
@@ -806,7 +806,7 @@
                 <w:rFonts w:ascii="TimeNewRoman" w:hAnsi="TimeNewRoman"/>
                 <w:sz w:val="30"/>
               </w:rPr>
-              <w:t>93÷6=15, 3</w:t>
+              <w:t>87÷3=29, 0</w:t>
             </w:r>
           </w:p>
         </w:tc>
@@ -823,7 +823,7 @@
                 <w:rFonts w:ascii="TimeNewRoman" w:hAnsi="TimeNewRoman"/>
                 <w:sz w:val="30"/>
               </w:rPr>
-              <w:t>28÷9=3, 1</w:t>
+              <w:t>42÷6=7, 0</w:t>
             </w:r>
           </w:p>
         </w:tc>
@@ -840,7 +840,7 @@
                 <w:rFonts w:ascii="TimeNewRoman" w:hAnsi="TimeNewRoman"/>
                 <w:sz w:val="30"/>
               </w:rPr>
-              <w:t>66÷4=16, 2</w:t>
+              <w:t>15÷9=1, 6</w:t>
             </w:r>
           </w:p>
         </w:tc>

--- a/answers-of-two-digit_number_divided_by_one-digit_number.docx
+++ b/answers-of-two-digit_number_divided_by_one-digit_number.docx
@@ -40,7 +40,7 @@
                 <w:rFonts w:ascii="TimeNewRoman" w:hAnsi="TimeNewRoman"/>
                 <w:sz w:val="30"/>
               </w:rPr>
-              <w:t>89÷7=12, 5</w:t>
+              <w:t>91÷6=15, 1</w:t>
             </w:r>
           </w:p>
         </w:tc>
@@ -57,7 +57,7 @@
                 <w:rFonts w:ascii="TimeNewRoman" w:hAnsi="TimeNewRoman"/>
                 <w:sz w:val="30"/>
               </w:rPr>
-              <w:t>69÷7=9, 6</w:t>
+              <w:t>83÷2=41, 1</w:t>
             </w:r>
           </w:p>
         </w:tc>
@@ -74,7 +74,7 @@
                 <w:rFonts w:ascii="TimeNewRoman" w:hAnsi="TimeNewRoman"/>
                 <w:sz w:val="30"/>
               </w:rPr>
-              <w:t>92÷5=18, 2</w:t>
+              <w:t>82÷3=27, 1</w:t>
             </w:r>
           </w:p>
         </w:tc>
@@ -91,7 +91,7 @@
                 <w:rFonts w:ascii="TimeNewRoman" w:hAnsi="TimeNewRoman"/>
                 <w:sz w:val="30"/>
               </w:rPr>
-              <w:t>28÷5=5, 3</w:t>
+              <w:t>94÷4=23, 2</w:t>
             </w:r>
           </w:p>
         </w:tc>
@@ -108,7 +108,7 @@
                 <w:rFonts w:ascii="TimeNewRoman" w:hAnsi="TimeNewRoman"/>
                 <w:sz w:val="30"/>
               </w:rPr>
-              <w:t>71÷6=11, 5</w:t>
+              <w:t>66÷3=22, 0</w:t>
             </w:r>
           </w:p>
         </w:tc>
@@ -223,7 +223,7 @@
                 <w:rFonts w:ascii="TimeNewRoman" w:hAnsi="TimeNewRoman"/>
                 <w:sz w:val="30"/>
               </w:rPr>
-              <w:t>14÷9=1, 5</w:t>
+              <w:t>31÷6=5, 1</w:t>
             </w:r>
           </w:p>
         </w:tc>
@@ -240,7 +240,7 @@
                 <w:rFonts w:ascii="TimeNewRoman" w:hAnsi="TimeNewRoman"/>
                 <w:sz w:val="30"/>
               </w:rPr>
-              <w:t>83÷5=16, 3</w:t>
+              <w:t>88÷2=44, 0</w:t>
             </w:r>
           </w:p>
         </w:tc>
@@ -257,7 +257,7 @@
                 <w:rFonts w:ascii="TimeNewRoman" w:hAnsi="TimeNewRoman"/>
                 <w:sz w:val="30"/>
               </w:rPr>
-              <w:t>90÷6=15, 0</w:t>
+              <w:t>92÷9=10, 2</w:t>
             </w:r>
           </w:p>
         </w:tc>
@@ -274,7 +274,7 @@
                 <w:rFonts w:ascii="TimeNewRoman" w:hAnsi="TimeNewRoman"/>
                 <w:sz w:val="30"/>
               </w:rPr>
-              <w:t>67÷3=22, 1</w:t>
+              <w:t>69÷9=7, 6</w:t>
             </w:r>
           </w:p>
         </w:tc>
@@ -291,7 +291,7 @@
                 <w:rFonts w:ascii="TimeNewRoman" w:hAnsi="TimeNewRoman"/>
                 <w:sz w:val="30"/>
               </w:rPr>
-              <w:t>53÷3=17, 2</w:t>
+              <w:t>32÷5=6, 2</w:t>
             </w:r>
           </w:p>
         </w:tc>
@@ -406,7 +406,7 @@
                 <w:rFonts w:ascii="TimeNewRoman" w:hAnsi="TimeNewRoman"/>
                 <w:sz w:val="30"/>
               </w:rPr>
-              <w:t>20÷8=2, 4</w:t>
+              <w:t>83÷2=41, 1</w:t>
             </w:r>
           </w:p>
         </w:tc>
@@ -423,7 +423,7 @@
                 <w:rFonts w:ascii="TimeNewRoman" w:hAnsi="TimeNewRoman"/>
                 <w:sz w:val="30"/>
               </w:rPr>
-              <w:t>40÷7=5, 5</w:t>
+              <w:t>28÷3=9, 1</w:t>
             </w:r>
           </w:p>
         </w:tc>
@@ -440,7 +440,7 @@
                 <w:rFonts w:ascii="TimeNewRoman" w:hAnsi="TimeNewRoman"/>
                 <w:sz w:val="30"/>
               </w:rPr>
-              <w:t>54÷3=18, 0</w:t>
+              <w:t>32÷7=4, 4</w:t>
             </w:r>
           </w:p>
         </w:tc>
@@ -457,7 +457,7 @@
                 <w:rFonts w:ascii="TimeNewRoman" w:hAnsi="TimeNewRoman"/>
                 <w:sz w:val="30"/>
               </w:rPr>
-              <w:t>44÷4=11, 0</w:t>
+              <w:t>31÷5=6, 1</w:t>
             </w:r>
           </w:p>
         </w:tc>
@@ -474,7 +474,7 @@
                 <w:rFonts w:ascii="TimeNewRoman" w:hAnsi="TimeNewRoman"/>
                 <w:sz w:val="30"/>
               </w:rPr>
-              <w:t>54÷5=10, 4</w:t>
+              <w:t>30÷2=15, 0</w:t>
             </w:r>
           </w:p>
         </w:tc>
@@ -589,7 +589,7 @@
                 <w:rFonts w:ascii="TimeNewRoman" w:hAnsi="TimeNewRoman"/>
                 <w:sz w:val="30"/>
               </w:rPr>
-              <w:t>24÷8=3, 0</w:t>
+              <w:t>77÷6=12, 5</w:t>
             </w:r>
           </w:p>
         </w:tc>
@@ -606,7 +606,7 @@
                 <w:rFonts w:ascii="TimeNewRoman" w:hAnsi="TimeNewRoman"/>
                 <w:sz w:val="30"/>
               </w:rPr>
-              <w:t>17÷6=2, 5</w:t>
+              <w:t>39÷3=13, 0</w:t>
             </w:r>
           </w:p>
         </w:tc>
@@ -623,7 +623,7 @@
                 <w:rFonts w:ascii="TimeNewRoman" w:hAnsi="TimeNewRoman"/>
                 <w:sz w:val="30"/>
               </w:rPr>
-              <w:t>90÷8=11, 2</w:t>
+              <w:t>62÷5=12, 2</w:t>
             </w:r>
           </w:p>
         </w:tc>
@@ -640,7 +640,7 @@
                 <w:rFonts w:ascii="TimeNewRoman" w:hAnsi="TimeNewRoman"/>
                 <w:sz w:val="30"/>
               </w:rPr>
-              <w:t>81÷7=11, 4</w:t>
+              <w:t>24÷7=3, 3</w:t>
             </w:r>
           </w:p>
         </w:tc>
@@ -657,7 +657,7 @@
                 <w:rFonts w:ascii="TimeNewRoman" w:hAnsi="TimeNewRoman"/>
                 <w:sz w:val="30"/>
               </w:rPr>
-              <w:t>72÷9=8, 0</w:t>
+              <w:t>76÷8=9, 4</w:t>
             </w:r>
           </w:p>
         </w:tc>
@@ -772,7 +772,7 @@
                 <w:rFonts w:ascii="TimeNewRoman" w:hAnsi="TimeNewRoman"/>
                 <w:sz w:val="30"/>
               </w:rPr>
-              <w:t>13÷7=1, 6</w:t>
+              <w:t>16÷2=8, 0</w:t>
             </w:r>
           </w:p>
         </w:tc>
@@ -789,7 +789,7 @@
                 <w:rFonts w:ascii="TimeNewRoman" w:hAnsi="TimeNewRoman"/>
                 <w:sz w:val="30"/>
               </w:rPr>
-              <w:t>77÷2=38, 1</w:t>
+              <w:t>39÷8=4, 7</w:t>
             </w:r>
           </w:p>
         </w:tc>
@@ -806,7 +806,7 @@
                 <w:rFonts w:ascii="TimeNewRoman" w:hAnsi="TimeNewRoman"/>
                 <w:sz w:val="30"/>
               </w:rPr>
-              <w:t>87÷3=29, 0</w:t>
+              <w:t>88÷6=14, 4</w:t>
             </w:r>
           </w:p>
         </w:tc>
@@ -823,7 +823,7 @@
                 <w:rFonts w:ascii="TimeNewRoman" w:hAnsi="TimeNewRoman"/>
                 <w:sz w:val="30"/>
               </w:rPr>
-              <w:t>42÷6=7, 0</w:t>
+              <w:t>56÷3=18, 2</w:t>
             </w:r>
           </w:p>
         </w:tc>
@@ -840,7 +840,7 @@
                 <w:rFonts w:ascii="TimeNewRoman" w:hAnsi="TimeNewRoman"/>
                 <w:sz w:val="30"/>
               </w:rPr>
-              <w:t>15÷9=1, 6</w:t>
+              <w:t>21÷6=3, 3</w:t>
             </w:r>
           </w:p>
         </w:tc>

--- a/answers-of-two-digit_number_divided_by_one-digit_number.docx
+++ b/answers-of-two-digit_number_divided_by_one-digit_number.docx
@@ -11,7 +11,7 @@
           <w:rFonts w:ascii="Arial" w:hAnsi="Arial"/>
           <w:sz w:val="30"/>
         </w:rPr>
-        <w:t>2026-09-25 Friday</w:t>
+        <w:t>2026-09-26 Saturday</w:t>
       </w:r>
     </w:p>
     <w:tbl>
@@ -40,7 +40,7 @@
                 <w:rFonts w:ascii="TimeNewRoman" w:hAnsi="TimeNewRoman"/>
                 <w:sz w:val="30"/>
               </w:rPr>
-              <w:t>91÷6=15, 1</w:t>
+              <w:t>16÷7=2, 2</w:t>
             </w:r>
           </w:p>
         </w:tc>
@@ -57,7 +57,7 @@
                 <w:rFonts w:ascii="TimeNewRoman" w:hAnsi="TimeNewRoman"/>
                 <w:sz w:val="30"/>
               </w:rPr>
-              <w:t>83÷2=41, 1</w:t>
+              <w:t>66÷4=16, 2</w:t>
             </w:r>
           </w:p>
         </w:tc>
@@ -74,7 +74,7 @@
                 <w:rFonts w:ascii="TimeNewRoman" w:hAnsi="TimeNewRoman"/>
                 <w:sz w:val="30"/>
               </w:rPr>
-              <w:t>82÷3=27, 1</w:t>
+              <w:t>12÷4=3, 0</w:t>
             </w:r>
           </w:p>
         </w:tc>
@@ -91,7 +91,7 @@
                 <w:rFonts w:ascii="TimeNewRoman" w:hAnsi="TimeNewRoman"/>
                 <w:sz w:val="30"/>
               </w:rPr>
-              <w:t>94÷4=23, 2</w:t>
+              <w:t>61÷9=6, 7</w:t>
             </w:r>
           </w:p>
         </w:tc>
@@ -108,7 +108,7 @@
                 <w:rFonts w:ascii="TimeNewRoman" w:hAnsi="TimeNewRoman"/>
                 <w:sz w:val="30"/>
               </w:rPr>
-              <w:t>66÷3=22, 0</w:t>
+              <w:t>31÷2=15, 1</w:t>
             </w:r>
           </w:p>
         </w:tc>
@@ -223,7 +223,7 @@
                 <w:rFonts w:ascii="TimeNewRoman" w:hAnsi="TimeNewRoman"/>
                 <w:sz w:val="30"/>
               </w:rPr>
-              <w:t>31÷6=5, 1</w:t>
+              <w:t>31÷5=6, 1</w:t>
             </w:r>
           </w:p>
         </w:tc>
@@ -240,7 +240,7 @@
                 <w:rFonts w:ascii="TimeNewRoman" w:hAnsi="TimeNewRoman"/>
                 <w:sz w:val="30"/>
               </w:rPr>
-              <w:t>88÷2=44, 0</w:t>
+              <w:t>63÷4=15, 3</w:t>
             </w:r>
           </w:p>
         </w:tc>
@@ -257,7 +257,7 @@
                 <w:rFonts w:ascii="TimeNewRoman" w:hAnsi="TimeNewRoman"/>
                 <w:sz w:val="30"/>
               </w:rPr>
-              <w:t>92÷9=10, 2</w:t>
+              <w:t>53÷4=13, 1</w:t>
             </w:r>
           </w:p>
         </w:tc>
@@ -274,7 +274,7 @@
                 <w:rFonts w:ascii="TimeNewRoman" w:hAnsi="TimeNewRoman"/>
                 <w:sz w:val="30"/>
               </w:rPr>
-              <w:t>69÷9=7, 6</w:t>
+              <w:t>99÷6=16, 3</w:t>
             </w:r>
           </w:p>
         </w:tc>
@@ -291,7 +291,7 @@
                 <w:rFonts w:ascii="TimeNewRoman" w:hAnsi="TimeNewRoman"/>
                 <w:sz w:val="30"/>
               </w:rPr>
-              <w:t>32÷5=6, 2</w:t>
+              <w:t>46÷7=6, 4</w:t>
             </w:r>
           </w:p>
         </w:tc>
@@ -406,7 +406,7 @@
                 <w:rFonts w:ascii="TimeNewRoman" w:hAnsi="TimeNewRoman"/>
                 <w:sz w:val="30"/>
               </w:rPr>
-              <w:t>83÷2=41, 1</w:t>
+              <w:t>47÷7=6, 5</w:t>
             </w:r>
           </w:p>
         </w:tc>
@@ -423,7 +423,7 @@
                 <w:rFonts w:ascii="TimeNewRoman" w:hAnsi="TimeNewRoman"/>
                 <w:sz w:val="30"/>
               </w:rPr>
-              <w:t>28÷3=9, 1</w:t>
+              <w:t>14÷3=4, 2</w:t>
             </w:r>
           </w:p>
         </w:tc>
@@ -440,7 +440,7 @@
                 <w:rFonts w:ascii="TimeNewRoman" w:hAnsi="TimeNewRoman"/>
                 <w:sz w:val="30"/>
               </w:rPr>
-              <w:t>32÷7=4, 4</w:t>
+              <w:t>51÷5=10, 1</w:t>
             </w:r>
           </w:p>
         </w:tc>
@@ -457,7 +457,7 @@
                 <w:rFonts w:ascii="TimeNewRoman" w:hAnsi="TimeNewRoman"/>
                 <w:sz w:val="30"/>
               </w:rPr>
-              <w:t>31÷5=6, 1</w:t>
+              <w:t>33÷7=4, 5</w:t>
             </w:r>
           </w:p>
         </w:tc>
@@ -474,7 +474,7 @@
                 <w:rFonts w:ascii="TimeNewRoman" w:hAnsi="TimeNewRoman"/>
                 <w:sz w:val="30"/>
               </w:rPr>
-              <w:t>30÷2=15, 0</w:t>
+              <w:t>76÷2=38, 0</w:t>
             </w:r>
           </w:p>
         </w:tc>
@@ -589,7 +589,7 @@
                 <w:rFonts w:ascii="TimeNewRoman" w:hAnsi="TimeNewRoman"/>
                 <w:sz w:val="30"/>
               </w:rPr>
-              <w:t>77÷6=12, 5</w:t>
+              <w:t>14÷5=2, 4</w:t>
             </w:r>
           </w:p>
         </w:tc>
@@ -606,7 +606,7 @@
                 <w:rFonts w:ascii="TimeNewRoman" w:hAnsi="TimeNewRoman"/>
                 <w:sz w:val="30"/>
               </w:rPr>
-              <w:t>39÷3=13, 0</w:t>
+              <w:t>67÷6=11, 1</w:t>
             </w:r>
           </w:p>
         </w:tc>
@@ -623,7 +623,7 @@
                 <w:rFonts w:ascii="TimeNewRoman" w:hAnsi="TimeNewRoman"/>
                 <w:sz w:val="30"/>
               </w:rPr>
-              <w:t>62÷5=12, 2</w:t>
+              <w:t>80÷8=10, 0</w:t>
             </w:r>
           </w:p>
         </w:tc>
@@ -640,7 +640,7 @@
                 <w:rFonts w:ascii="TimeNewRoman" w:hAnsi="TimeNewRoman"/>
                 <w:sz w:val="30"/>
               </w:rPr>
-              <w:t>24÷7=3, 3</w:t>
+              <w:t>54÷7=7, 5</w:t>
             </w:r>
           </w:p>
         </w:tc>
@@ -657,7 +657,7 @@
                 <w:rFonts w:ascii="TimeNewRoman" w:hAnsi="TimeNewRoman"/>
                 <w:sz w:val="30"/>
               </w:rPr>
-              <w:t>76÷8=9, 4</w:t>
+              <w:t>38÷5=7, 3</w:t>
             </w:r>
           </w:p>
         </w:tc>
@@ -772,7 +772,7 @@
                 <w:rFonts w:ascii="TimeNewRoman" w:hAnsi="TimeNewRoman"/>
                 <w:sz w:val="30"/>
               </w:rPr>
-              <w:t>16÷2=8, 0</w:t>
+              <w:t>66÷9=7, 3</w:t>
             </w:r>
           </w:p>
         </w:tc>
@@ -789,7 +789,7 @@
                 <w:rFonts w:ascii="TimeNewRoman" w:hAnsi="TimeNewRoman"/>
                 <w:sz w:val="30"/>
               </w:rPr>
-              <w:t>39÷8=4, 7</w:t>
+              <w:t>75÷2=37, 1</w:t>
             </w:r>
           </w:p>
         </w:tc>
@@ -806,7 +806,7 @@
                 <w:rFonts w:ascii="TimeNewRoman" w:hAnsi="TimeNewRoman"/>
                 <w:sz w:val="30"/>
               </w:rPr>
-              <w:t>88÷6=14, 4</w:t>
+              <w:t>27÷2=13, 1</w:t>
             </w:r>
           </w:p>
         </w:tc>
@@ -823,7 +823,7 @@
                 <w:rFonts w:ascii="TimeNewRoman" w:hAnsi="TimeNewRoman"/>
                 <w:sz w:val="30"/>
               </w:rPr>
-              <w:t>56÷3=18, 2</w:t>
+              <w:t>53÷7=7, 4</w:t>
             </w:r>
           </w:p>
         </w:tc>
@@ -840,7 +840,7 @@
                 <w:rFonts w:ascii="TimeNewRoman" w:hAnsi="TimeNewRoman"/>
                 <w:sz w:val="30"/>
               </w:rPr>
-              <w:t>21÷6=3, 3</w:t>
+              <w:t>13÷8=1, 5</w:t>
             </w:r>
           </w:p>
         </w:tc>

--- a/answers-of-two-digit_number_divided_by_one-digit_number.docx
+++ b/answers-of-two-digit_number_divided_by_one-digit_number.docx
@@ -40,7 +40,7 @@
                 <w:rFonts w:ascii="TimeNewRoman" w:hAnsi="TimeNewRoman"/>
                 <w:sz w:val="30"/>
               </w:rPr>
-              <w:t>16÷7=2, 2</w:t>
+              <w:t>23÷7=3, 2</w:t>
             </w:r>
           </w:p>
         </w:tc>
@@ -57,7 +57,7 @@
                 <w:rFonts w:ascii="TimeNewRoman" w:hAnsi="TimeNewRoman"/>
                 <w:sz w:val="30"/>
               </w:rPr>
-              <w:t>66÷4=16, 2</w:t>
+              <w:t>39÷6=6, 3</w:t>
             </w:r>
           </w:p>
         </w:tc>
@@ -74,7 +74,7 @@
                 <w:rFonts w:ascii="TimeNewRoman" w:hAnsi="TimeNewRoman"/>
                 <w:sz w:val="30"/>
               </w:rPr>
-              <w:t>12÷4=3, 0</w:t>
+              <w:t>10÷5=2, 0</w:t>
             </w:r>
           </w:p>
         </w:tc>
@@ -91,7 +91,7 @@
                 <w:rFonts w:ascii="TimeNewRoman" w:hAnsi="TimeNewRoman"/>
                 <w:sz w:val="30"/>
               </w:rPr>
-              <w:t>61÷9=6, 7</w:t>
+              <w:t>20÷3=6, 2</w:t>
             </w:r>
           </w:p>
         </w:tc>
@@ -108,7 +108,7 @@
                 <w:rFonts w:ascii="TimeNewRoman" w:hAnsi="TimeNewRoman"/>
                 <w:sz w:val="30"/>
               </w:rPr>
-              <w:t>31÷2=15, 1</w:t>
+              <w:t>45÷9=5, 0</w:t>
             </w:r>
           </w:p>
         </w:tc>
@@ -223,7 +223,7 @@
                 <w:rFonts w:ascii="TimeNewRoman" w:hAnsi="TimeNewRoman"/>
                 <w:sz w:val="30"/>
               </w:rPr>
-              <w:t>31÷5=6, 1</w:t>
+              <w:t>36÷3=12, 0</w:t>
             </w:r>
           </w:p>
         </w:tc>
@@ -240,7 +240,7 @@
                 <w:rFonts w:ascii="TimeNewRoman" w:hAnsi="TimeNewRoman"/>
                 <w:sz w:val="30"/>
               </w:rPr>
-              <w:t>63÷4=15, 3</w:t>
+              <w:t>78÷5=15, 3</w:t>
             </w:r>
           </w:p>
         </w:tc>
@@ -257,7 +257,7 @@
                 <w:rFonts w:ascii="TimeNewRoman" w:hAnsi="TimeNewRoman"/>
                 <w:sz w:val="30"/>
               </w:rPr>
-              <w:t>53÷4=13, 1</w:t>
+              <w:t>24÷7=3, 3</w:t>
             </w:r>
           </w:p>
         </w:tc>
@@ -274,7 +274,7 @@
                 <w:rFonts w:ascii="TimeNewRoman" w:hAnsi="TimeNewRoman"/>
                 <w:sz w:val="30"/>
               </w:rPr>
-              <w:t>99÷6=16, 3</w:t>
+              <w:t>29÷8=3, 5</w:t>
             </w:r>
           </w:p>
         </w:tc>
@@ -291,7 +291,7 @@
                 <w:rFonts w:ascii="TimeNewRoman" w:hAnsi="TimeNewRoman"/>
                 <w:sz w:val="30"/>
               </w:rPr>
-              <w:t>46÷7=6, 4</w:t>
+              <w:t>22÷9=2, 4</w:t>
             </w:r>
           </w:p>
         </w:tc>
@@ -406,7 +406,7 @@
                 <w:rFonts w:ascii="TimeNewRoman" w:hAnsi="TimeNewRoman"/>
                 <w:sz w:val="30"/>
               </w:rPr>
-              <w:t>47÷7=6, 5</w:t>
+              <w:t>65÷8=8, 1</w:t>
             </w:r>
           </w:p>
         </w:tc>
@@ -423,7 +423,7 @@
                 <w:rFonts w:ascii="TimeNewRoman" w:hAnsi="TimeNewRoman"/>
                 <w:sz w:val="30"/>
               </w:rPr>
-              <w:t>14÷3=4, 2</w:t>
+              <w:t>43÷5=8, 3</w:t>
             </w:r>
           </w:p>
         </w:tc>
@@ -440,7 +440,7 @@
                 <w:rFonts w:ascii="TimeNewRoman" w:hAnsi="TimeNewRoman"/>
                 <w:sz w:val="30"/>
               </w:rPr>
-              <w:t>51÷5=10, 1</w:t>
+              <w:t>15÷9=1, 6</w:t>
             </w:r>
           </w:p>
         </w:tc>
@@ -457,7 +457,7 @@
                 <w:rFonts w:ascii="TimeNewRoman" w:hAnsi="TimeNewRoman"/>
                 <w:sz w:val="30"/>
               </w:rPr>
-              <w:t>33÷7=4, 5</w:t>
+              <w:t>78÷4=19, 2</w:t>
             </w:r>
           </w:p>
         </w:tc>
@@ -474,7 +474,7 @@
                 <w:rFonts w:ascii="TimeNewRoman" w:hAnsi="TimeNewRoman"/>
                 <w:sz w:val="30"/>
               </w:rPr>
-              <w:t>76÷2=38, 0</w:t>
+              <w:t>56÷3=18, 2</w:t>
             </w:r>
           </w:p>
         </w:tc>
@@ -589,7 +589,7 @@
                 <w:rFonts w:ascii="TimeNewRoman" w:hAnsi="TimeNewRoman"/>
                 <w:sz w:val="30"/>
               </w:rPr>
-              <w:t>14÷5=2, 4</w:t>
+              <w:t>27÷6=4, 3</w:t>
             </w:r>
           </w:p>
         </w:tc>
@@ -606,7 +606,7 @@
                 <w:rFonts w:ascii="TimeNewRoman" w:hAnsi="TimeNewRoman"/>
                 <w:sz w:val="30"/>
               </w:rPr>
-              <w:t>67÷6=11, 1</w:t>
+              <w:t>17÷2=8, 1</w:t>
             </w:r>
           </w:p>
         </w:tc>
@@ -623,7 +623,7 @@
                 <w:rFonts w:ascii="TimeNewRoman" w:hAnsi="TimeNewRoman"/>
                 <w:sz w:val="30"/>
               </w:rPr>
-              <w:t>80÷8=10, 0</w:t>
+              <w:t>86÷8=10, 6</w:t>
             </w:r>
           </w:p>
         </w:tc>
@@ -640,7 +640,7 @@
                 <w:rFonts w:ascii="TimeNewRoman" w:hAnsi="TimeNewRoman"/>
                 <w:sz w:val="30"/>
               </w:rPr>
-              <w:t>54÷7=7, 5</w:t>
+              <w:t>86÷2=43, 0</w:t>
             </w:r>
           </w:p>
         </w:tc>
@@ -657,7 +657,7 @@
                 <w:rFonts w:ascii="TimeNewRoman" w:hAnsi="TimeNewRoman"/>
                 <w:sz w:val="30"/>
               </w:rPr>
-              <w:t>38÷5=7, 3</w:t>
+              <w:t>97÷5=19, 2</w:t>
             </w:r>
           </w:p>
         </w:tc>
@@ -772,7 +772,7 @@
                 <w:rFonts w:ascii="TimeNewRoman" w:hAnsi="TimeNewRoman"/>
                 <w:sz w:val="30"/>
               </w:rPr>
-              <w:t>66÷9=7, 3</w:t>
+              <w:t>18÷5=3, 3</w:t>
             </w:r>
           </w:p>
         </w:tc>
@@ -789,7 +789,7 @@
                 <w:rFonts w:ascii="TimeNewRoman" w:hAnsi="TimeNewRoman"/>
                 <w:sz w:val="30"/>
               </w:rPr>
-              <w:t>75÷2=37, 1</w:t>
+              <w:t>94÷3=31, 1</w:t>
             </w:r>
           </w:p>
         </w:tc>
@@ -806,7 +806,7 @@
                 <w:rFonts w:ascii="TimeNewRoman" w:hAnsi="TimeNewRoman"/>
                 <w:sz w:val="30"/>
               </w:rPr>
-              <w:t>27÷2=13, 1</w:t>
+              <w:t>75÷8=9, 3</w:t>
             </w:r>
           </w:p>
         </w:tc>
@@ -823,7 +823,7 @@
                 <w:rFonts w:ascii="TimeNewRoman" w:hAnsi="TimeNewRoman"/>
                 <w:sz w:val="30"/>
               </w:rPr>
-              <w:t>53÷7=7, 4</w:t>
+              <w:t>33÷4=8, 1</w:t>
             </w:r>
           </w:p>
         </w:tc>
@@ -840,7 +840,7 @@
                 <w:rFonts w:ascii="TimeNewRoman" w:hAnsi="TimeNewRoman"/>
                 <w:sz w:val="30"/>
               </w:rPr>
-              <w:t>13÷8=1, 5</w:t>
+              <w:t>48÷3=16, 0</w:t>
             </w:r>
           </w:p>
         </w:tc>

--- a/answers-of-two-digit_number_divided_by_one-digit_number.docx
+++ b/answers-of-two-digit_number_divided_by_one-digit_number.docx
@@ -11,7 +11,7 @@
           <w:rFonts w:ascii="Arial" w:hAnsi="Arial"/>
           <w:sz w:val="30"/>
         </w:rPr>
-        <w:t>2026-09-26 Saturday</w:t>
+        <w:t>2026-09-27 Sunday</w:t>
       </w:r>
     </w:p>
     <w:tbl>
@@ -40,7 +40,7 @@
                 <w:rFonts w:ascii="TimeNewRoman" w:hAnsi="TimeNewRoman"/>
                 <w:sz w:val="30"/>
               </w:rPr>
-              <w:t>23÷7=3, 2</w:t>
+              <w:t>73÷8=9, 1</w:t>
             </w:r>
           </w:p>
         </w:tc>
@@ -57,7 +57,7 @@
                 <w:rFonts w:ascii="TimeNewRoman" w:hAnsi="TimeNewRoman"/>
                 <w:sz w:val="30"/>
               </w:rPr>
-              <w:t>39÷6=6, 3</w:t>
+              <w:t>73÷2=36, 1</w:t>
             </w:r>
           </w:p>
         </w:tc>
@@ -74,7 +74,7 @@
                 <w:rFonts w:ascii="TimeNewRoman" w:hAnsi="TimeNewRoman"/>
                 <w:sz w:val="30"/>
               </w:rPr>
-              <w:t>10÷5=2, 0</w:t>
+              <w:t>17÷4=4, 1</w:t>
             </w:r>
           </w:p>
         </w:tc>
@@ -91,7 +91,7 @@
                 <w:rFonts w:ascii="TimeNewRoman" w:hAnsi="TimeNewRoman"/>
                 <w:sz w:val="30"/>
               </w:rPr>
-              <w:t>20÷3=6, 2</w:t>
+              <w:t>24÷8=3, 0</w:t>
             </w:r>
           </w:p>
         </w:tc>
@@ -108,7 +108,7 @@
                 <w:rFonts w:ascii="TimeNewRoman" w:hAnsi="TimeNewRoman"/>
                 <w:sz w:val="30"/>
               </w:rPr>
-              <w:t>45÷9=5, 0</w:t>
+              <w:t>92÷7=13, 1</w:t>
             </w:r>
           </w:p>
         </w:tc>
@@ -223,7 +223,7 @@
                 <w:rFonts w:ascii="TimeNewRoman" w:hAnsi="TimeNewRoman"/>
                 <w:sz w:val="30"/>
               </w:rPr>
-              <w:t>36÷3=12, 0</w:t>
+              <w:t>40÷4=10, 0</w:t>
             </w:r>
           </w:p>
         </w:tc>
@@ -240,7 +240,7 @@
                 <w:rFonts w:ascii="TimeNewRoman" w:hAnsi="TimeNewRoman"/>
                 <w:sz w:val="30"/>
               </w:rPr>
-              <w:t>78÷5=15, 3</w:t>
+              <w:t>41÷8=5, 1</w:t>
             </w:r>
           </w:p>
         </w:tc>
@@ -257,7 +257,7 @@
                 <w:rFonts w:ascii="TimeNewRoman" w:hAnsi="TimeNewRoman"/>
                 <w:sz w:val="30"/>
               </w:rPr>
-              <w:t>24÷7=3, 3</w:t>
+              <w:t>29÷4=7, 1</w:t>
             </w:r>
           </w:p>
         </w:tc>
@@ -274,7 +274,7 @@
                 <w:rFonts w:ascii="TimeNewRoman" w:hAnsi="TimeNewRoman"/>
                 <w:sz w:val="30"/>
               </w:rPr>
-              <w:t>29÷8=3, 5</w:t>
+              <w:t>83÷6=13, 5</w:t>
             </w:r>
           </w:p>
         </w:tc>
@@ -291,7 +291,7 @@
                 <w:rFonts w:ascii="TimeNewRoman" w:hAnsi="TimeNewRoman"/>
                 <w:sz w:val="30"/>
               </w:rPr>
-              <w:t>22÷9=2, 4</w:t>
+              <w:t>69÷8=8, 5</w:t>
             </w:r>
           </w:p>
         </w:tc>
@@ -406,7 +406,7 @@
                 <w:rFonts w:ascii="TimeNewRoman" w:hAnsi="TimeNewRoman"/>
                 <w:sz w:val="30"/>
               </w:rPr>
-              <w:t>65÷8=8, 1</w:t>
+              <w:t>48÷3=16, 0</w:t>
             </w:r>
           </w:p>
         </w:tc>
@@ -423,7 +423,7 @@
                 <w:rFonts w:ascii="TimeNewRoman" w:hAnsi="TimeNewRoman"/>
                 <w:sz w:val="30"/>
               </w:rPr>
-              <w:t>43÷5=8, 3</w:t>
+              <w:t>80÷3=26, 2</w:t>
             </w:r>
           </w:p>
         </w:tc>
@@ -440,7 +440,7 @@
                 <w:rFonts w:ascii="TimeNewRoman" w:hAnsi="TimeNewRoman"/>
                 <w:sz w:val="30"/>
               </w:rPr>
-              <w:t>15÷9=1, 6</w:t>
+              <w:t>91÷7=13, 0</w:t>
             </w:r>
           </w:p>
         </w:tc>
@@ -457,7 +457,7 @@
                 <w:rFonts w:ascii="TimeNewRoman" w:hAnsi="TimeNewRoman"/>
                 <w:sz w:val="30"/>
               </w:rPr>
-              <w:t>78÷4=19, 2</w:t>
+              <w:t>32÷5=6, 2</w:t>
             </w:r>
           </w:p>
         </w:tc>
@@ -474,7 +474,7 @@
                 <w:rFonts w:ascii="TimeNewRoman" w:hAnsi="TimeNewRoman"/>
                 <w:sz w:val="30"/>
               </w:rPr>
-              <w:t>56÷3=18, 2</w:t>
+              <w:t>86÷3=28, 2</w:t>
             </w:r>
           </w:p>
         </w:tc>
@@ -589,7 +589,7 @@
                 <w:rFonts w:ascii="TimeNewRoman" w:hAnsi="TimeNewRoman"/>
                 <w:sz w:val="30"/>
               </w:rPr>
-              <w:t>27÷6=4, 3</w:t>
+              <w:t>40÷8=5, 0</w:t>
             </w:r>
           </w:p>
         </w:tc>
@@ -606,7 +606,7 @@
                 <w:rFonts w:ascii="TimeNewRoman" w:hAnsi="TimeNewRoman"/>
                 <w:sz w:val="30"/>
               </w:rPr>
-              <w:t>17÷2=8, 1</w:t>
+              <w:t>99÷5=19, 4</w:t>
             </w:r>
           </w:p>
         </w:tc>
@@ -623,7 +623,7 @@
                 <w:rFonts w:ascii="TimeNewRoman" w:hAnsi="TimeNewRoman"/>
                 <w:sz w:val="30"/>
               </w:rPr>
-              <w:t>86÷8=10, 6</w:t>
+              <w:t>18÷9=2, 0</w:t>
             </w:r>
           </w:p>
         </w:tc>
@@ -640,7 +640,7 @@
                 <w:rFonts w:ascii="TimeNewRoman" w:hAnsi="TimeNewRoman"/>
                 <w:sz w:val="30"/>
               </w:rPr>
-              <w:t>86÷2=43, 0</w:t>
+              <w:t>58÷5=11, 3</w:t>
             </w:r>
           </w:p>
         </w:tc>
@@ -657,7 +657,7 @@
                 <w:rFonts w:ascii="TimeNewRoman" w:hAnsi="TimeNewRoman"/>
                 <w:sz w:val="30"/>
               </w:rPr>
-              <w:t>97÷5=19, 2</w:t>
+              <w:t>37÷2=18, 1</w:t>
             </w:r>
           </w:p>
         </w:tc>
@@ -772,7 +772,7 @@
                 <w:rFonts w:ascii="TimeNewRoman" w:hAnsi="TimeNewRoman"/>
                 <w:sz w:val="30"/>
               </w:rPr>
-              <w:t>18÷5=3, 3</w:t>
+              <w:t>22÷5=4, 2</w:t>
             </w:r>
           </w:p>
         </w:tc>
@@ -789,7 +789,7 @@
                 <w:rFonts w:ascii="TimeNewRoman" w:hAnsi="TimeNewRoman"/>
                 <w:sz w:val="30"/>
               </w:rPr>
-              <w:t>94÷3=31, 1</w:t>
+              <w:t>88÷2=44, 0</w:t>
             </w:r>
           </w:p>
         </w:tc>
@@ -806,7 +806,7 @@
                 <w:rFonts w:ascii="TimeNewRoman" w:hAnsi="TimeNewRoman"/>
                 <w:sz w:val="30"/>
               </w:rPr>
-              <w:t>75÷8=9, 3</w:t>
+              <w:t>44÷3=14, 2</w:t>
             </w:r>
           </w:p>
         </w:tc>
@@ -823,7 +823,7 @@
                 <w:rFonts w:ascii="TimeNewRoman" w:hAnsi="TimeNewRoman"/>
                 <w:sz w:val="30"/>
               </w:rPr>
-              <w:t>33÷4=8, 1</w:t>
+              <w:t>71÷2=35, 1</w:t>
             </w:r>
           </w:p>
         </w:tc>
@@ -840,7 +840,7 @@
                 <w:rFonts w:ascii="TimeNewRoman" w:hAnsi="TimeNewRoman"/>
                 <w:sz w:val="30"/>
               </w:rPr>
-              <w:t>48÷3=16, 0</w:t>
+              <w:t>97÷2=48, 1</w:t>
             </w:r>
           </w:p>
         </w:tc>

--- a/answers-of-two-digit_number_divided_by_one-digit_number.docx
+++ b/answers-of-two-digit_number_divided_by_one-digit_number.docx
@@ -40,7 +40,7 @@
                 <w:rFonts w:ascii="TimeNewRoman" w:hAnsi="TimeNewRoman"/>
                 <w:sz w:val="30"/>
               </w:rPr>
-              <w:t>73÷8=9, 1</w:t>
+              <w:t>74÷3=24, 2</w:t>
             </w:r>
           </w:p>
         </w:tc>
@@ -57,7 +57,7 @@
                 <w:rFonts w:ascii="TimeNewRoman" w:hAnsi="TimeNewRoman"/>
                 <w:sz w:val="30"/>
               </w:rPr>
-              <w:t>73÷2=36, 1</w:t>
+              <w:t>82÷3=27, 1</w:t>
             </w:r>
           </w:p>
         </w:tc>
@@ -74,7 +74,7 @@
                 <w:rFonts w:ascii="TimeNewRoman" w:hAnsi="TimeNewRoman"/>
                 <w:sz w:val="30"/>
               </w:rPr>
-              <w:t>17÷4=4, 1</w:t>
+              <w:t>94÷6=15, 4</w:t>
             </w:r>
           </w:p>
         </w:tc>
@@ -91,7 +91,7 @@
                 <w:rFonts w:ascii="TimeNewRoman" w:hAnsi="TimeNewRoman"/>
                 <w:sz w:val="30"/>
               </w:rPr>
-              <w:t>24÷8=3, 0</w:t>
+              <w:t>51÷8=6, 3</w:t>
             </w:r>
           </w:p>
         </w:tc>
@@ -108,7 +108,7 @@
                 <w:rFonts w:ascii="TimeNewRoman" w:hAnsi="TimeNewRoman"/>
                 <w:sz w:val="30"/>
               </w:rPr>
-              <w:t>92÷7=13, 1</w:t>
+              <w:t>52÷2=26, 0</w:t>
             </w:r>
           </w:p>
         </w:tc>
@@ -223,7 +223,7 @@
                 <w:rFonts w:ascii="TimeNewRoman" w:hAnsi="TimeNewRoman"/>
                 <w:sz w:val="30"/>
               </w:rPr>
-              <w:t>40÷4=10, 0</w:t>
+              <w:t>99÷6=16, 3</w:t>
             </w:r>
           </w:p>
         </w:tc>
@@ -240,7 +240,7 @@
                 <w:rFonts w:ascii="TimeNewRoman" w:hAnsi="TimeNewRoman"/>
                 <w:sz w:val="30"/>
               </w:rPr>
-              <w:t>41÷8=5, 1</w:t>
+              <w:t>68÷3=22, 2</w:t>
             </w:r>
           </w:p>
         </w:tc>
@@ -257,7 +257,7 @@
                 <w:rFonts w:ascii="TimeNewRoman" w:hAnsi="TimeNewRoman"/>
                 <w:sz w:val="30"/>
               </w:rPr>
-              <w:t>29÷4=7, 1</w:t>
+              <w:t>43÷2=21, 1</w:t>
             </w:r>
           </w:p>
         </w:tc>
@@ -274,7 +274,7 @@
                 <w:rFonts w:ascii="TimeNewRoman" w:hAnsi="TimeNewRoman"/>
                 <w:sz w:val="30"/>
               </w:rPr>
-              <w:t>83÷6=13, 5</w:t>
+              <w:t>88÷9=9, 7</w:t>
             </w:r>
           </w:p>
         </w:tc>
@@ -291,7 +291,7 @@
                 <w:rFonts w:ascii="TimeNewRoman" w:hAnsi="TimeNewRoman"/>
                 <w:sz w:val="30"/>
               </w:rPr>
-              <w:t>69÷8=8, 5</w:t>
+              <w:t>89÷7=12, 5</w:t>
             </w:r>
           </w:p>
         </w:tc>
@@ -406,7 +406,7 @@
                 <w:rFonts w:ascii="TimeNewRoman" w:hAnsi="TimeNewRoman"/>
                 <w:sz w:val="30"/>
               </w:rPr>
-              <w:t>48÷3=16, 0</w:t>
+              <w:t>47÷9=5, 2</w:t>
             </w:r>
           </w:p>
         </w:tc>
@@ -423,7 +423,7 @@
                 <w:rFonts w:ascii="TimeNewRoman" w:hAnsi="TimeNewRoman"/>
                 <w:sz w:val="30"/>
               </w:rPr>
-              <w:t>80÷3=26, 2</w:t>
+              <w:t>58÷5=11, 3</w:t>
             </w:r>
           </w:p>
         </w:tc>
@@ -440,7 +440,7 @@
                 <w:rFonts w:ascii="TimeNewRoman" w:hAnsi="TimeNewRoman"/>
                 <w:sz w:val="30"/>
               </w:rPr>
-              <w:t>91÷7=13, 0</w:t>
+              <w:t>98÷2=49, 0</w:t>
             </w:r>
           </w:p>
         </w:tc>
@@ -457,7 +457,7 @@
                 <w:rFonts w:ascii="TimeNewRoman" w:hAnsi="TimeNewRoman"/>
                 <w:sz w:val="30"/>
               </w:rPr>
-              <w:t>32÷5=6, 2</w:t>
+              <w:t>25÷5=5, 0</w:t>
             </w:r>
           </w:p>
         </w:tc>
@@ -474,7 +474,7 @@
                 <w:rFonts w:ascii="TimeNewRoman" w:hAnsi="TimeNewRoman"/>
                 <w:sz w:val="30"/>
               </w:rPr>
-              <w:t>86÷3=28, 2</w:t>
+              <w:t>72÷5=14, 2</w:t>
             </w:r>
           </w:p>
         </w:tc>
@@ -589,7 +589,7 @@
                 <w:rFonts w:ascii="TimeNewRoman" w:hAnsi="TimeNewRoman"/>
                 <w:sz w:val="30"/>
               </w:rPr>
-              <w:t>40÷8=5, 0</w:t>
+              <w:t>44÷9=4, 8</w:t>
             </w:r>
           </w:p>
         </w:tc>
@@ -606,7 +606,7 @@
                 <w:rFonts w:ascii="TimeNewRoman" w:hAnsi="TimeNewRoman"/>
                 <w:sz w:val="30"/>
               </w:rPr>
-              <w:t>99÷5=19, 4</w:t>
+              <w:t>80÷9=8, 8</w:t>
             </w:r>
           </w:p>
         </w:tc>
@@ -623,7 +623,7 @@
                 <w:rFonts w:ascii="TimeNewRoman" w:hAnsi="TimeNewRoman"/>
                 <w:sz w:val="30"/>
               </w:rPr>
-              <w:t>18÷9=2, 0</w:t>
+              <w:t>32÷4=8, 0</w:t>
             </w:r>
           </w:p>
         </w:tc>
@@ -640,7 +640,7 @@
                 <w:rFonts w:ascii="TimeNewRoman" w:hAnsi="TimeNewRoman"/>
                 <w:sz w:val="30"/>
               </w:rPr>
-              <w:t>58÷5=11, 3</w:t>
+              <w:t>66÷7=9, 3</w:t>
             </w:r>
           </w:p>
         </w:tc>
@@ -657,7 +657,7 @@
                 <w:rFonts w:ascii="TimeNewRoman" w:hAnsi="TimeNewRoman"/>
                 <w:sz w:val="30"/>
               </w:rPr>
-              <w:t>37÷2=18, 1</w:t>
+              <w:t>52÷9=5, 7</w:t>
             </w:r>
           </w:p>
         </w:tc>
@@ -772,7 +772,7 @@
                 <w:rFonts w:ascii="TimeNewRoman" w:hAnsi="TimeNewRoman"/>
                 <w:sz w:val="30"/>
               </w:rPr>
-              <w:t>22÷5=4, 2</w:t>
+              <w:t>26÷4=6, 2</w:t>
             </w:r>
           </w:p>
         </w:tc>
@@ -789,7 +789,7 @@
                 <w:rFonts w:ascii="TimeNewRoman" w:hAnsi="TimeNewRoman"/>
                 <w:sz w:val="30"/>
               </w:rPr>
-              <w:t>88÷2=44, 0</w:t>
+              <w:t>44÷7=6, 2</w:t>
             </w:r>
           </w:p>
         </w:tc>
@@ -806,7 +806,7 @@
                 <w:rFonts w:ascii="TimeNewRoman" w:hAnsi="TimeNewRoman"/>
                 <w:sz w:val="30"/>
               </w:rPr>
-              <w:t>44÷3=14, 2</w:t>
+              <w:t>84÷4=21, 0</w:t>
             </w:r>
           </w:p>
         </w:tc>
@@ -823,7 +823,7 @@
                 <w:rFonts w:ascii="TimeNewRoman" w:hAnsi="TimeNewRoman"/>
                 <w:sz w:val="30"/>
               </w:rPr>
-              <w:t>71÷2=35, 1</w:t>
+              <w:t>69÷2=34, 1</w:t>
             </w:r>
           </w:p>
         </w:tc>
@@ -840,7 +840,7 @@
                 <w:rFonts w:ascii="TimeNewRoman" w:hAnsi="TimeNewRoman"/>
                 <w:sz w:val="30"/>
               </w:rPr>
-              <w:t>97÷2=48, 1</w:t>
+              <w:t>49÷7=7, 0</w:t>
             </w:r>
           </w:p>
         </w:tc>

--- a/answers-of-two-digit_number_divided_by_one-digit_number.docx
+++ b/answers-of-two-digit_number_divided_by_one-digit_number.docx
@@ -11,7 +11,7 @@
           <w:rFonts w:ascii="Arial" w:hAnsi="Arial"/>
           <w:sz w:val="30"/>
         </w:rPr>
-        <w:t>2026-09-27 Sunday</w:t>
+        <w:t>2026-09-28 Monday</w:t>
       </w:r>
     </w:p>
     <w:tbl>
@@ -40,7 +40,7 @@
                 <w:rFonts w:ascii="TimeNewRoman" w:hAnsi="TimeNewRoman"/>
                 <w:sz w:val="30"/>
               </w:rPr>
-              <w:t>74÷3=24, 2</w:t>
+              <w:t>81÷3=27, 0</w:t>
             </w:r>
           </w:p>
         </w:tc>
@@ -57,7 +57,7 @@
                 <w:rFonts w:ascii="TimeNewRoman" w:hAnsi="TimeNewRoman"/>
                 <w:sz w:val="30"/>
               </w:rPr>
-              <w:t>82÷3=27, 1</w:t>
+              <w:t>80÷3=26, 2</w:t>
             </w:r>
           </w:p>
         </w:tc>
@@ -74,7 +74,7 @@
                 <w:rFonts w:ascii="TimeNewRoman" w:hAnsi="TimeNewRoman"/>
                 <w:sz w:val="30"/>
               </w:rPr>
-              <w:t>94÷6=15, 4</w:t>
+              <w:t>57÷6=9, 3</w:t>
             </w:r>
           </w:p>
         </w:tc>
@@ -91,7 +91,7 @@
                 <w:rFonts w:ascii="TimeNewRoman" w:hAnsi="TimeNewRoman"/>
                 <w:sz w:val="30"/>
               </w:rPr>
-              <w:t>51÷8=6, 3</w:t>
+              <w:t>97÷5=19, 2</w:t>
             </w:r>
           </w:p>
         </w:tc>
@@ -108,7 +108,7 @@
                 <w:rFonts w:ascii="TimeNewRoman" w:hAnsi="TimeNewRoman"/>
                 <w:sz w:val="30"/>
               </w:rPr>
-              <w:t>52÷2=26, 0</w:t>
+              <w:t>67÷8=8, 3</w:t>
             </w:r>
           </w:p>
         </w:tc>
@@ -223,7 +223,7 @@
                 <w:rFonts w:ascii="TimeNewRoman" w:hAnsi="TimeNewRoman"/>
                 <w:sz w:val="30"/>
               </w:rPr>
-              <w:t>99÷6=16, 3</w:t>
+              <w:t>73÷5=14, 3</w:t>
             </w:r>
           </w:p>
         </w:tc>
@@ -240,7 +240,7 @@
                 <w:rFonts w:ascii="TimeNewRoman" w:hAnsi="TimeNewRoman"/>
                 <w:sz w:val="30"/>
               </w:rPr>
-              <w:t>68÷3=22, 2</w:t>
+              <w:t>43÷4=10, 3</w:t>
             </w:r>
           </w:p>
         </w:tc>
@@ -257,7 +257,7 @@
                 <w:rFonts w:ascii="TimeNewRoman" w:hAnsi="TimeNewRoman"/>
                 <w:sz w:val="30"/>
               </w:rPr>
-              <w:t>43÷2=21, 1</w:t>
+              <w:t>37÷4=9, 1</w:t>
             </w:r>
           </w:p>
         </w:tc>
@@ -274,7 +274,7 @@
                 <w:rFonts w:ascii="TimeNewRoman" w:hAnsi="TimeNewRoman"/>
                 <w:sz w:val="30"/>
               </w:rPr>
-              <w:t>88÷9=9, 7</w:t>
+              <w:t>90÷5=18, 0</w:t>
             </w:r>
           </w:p>
         </w:tc>
@@ -291,7 +291,7 @@
                 <w:rFonts w:ascii="TimeNewRoman" w:hAnsi="TimeNewRoman"/>
                 <w:sz w:val="30"/>
               </w:rPr>
-              <w:t>89÷7=12, 5</w:t>
+              <w:t>56÷5=11, 1</w:t>
             </w:r>
           </w:p>
         </w:tc>
@@ -406,7 +406,7 @@
                 <w:rFonts w:ascii="TimeNewRoman" w:hAnsi="TimeNewRoman"/>
                 <w:sz w:val="30"/>
               </w:rPr>
-              <w:t>47÷9=5, 2</w:t>
+              <w:t>21÷9=2, 3</w:t>
             </w:r>
           </w:p>
         </w:tc>
@@ -423,7 +423,7 @@
                 <w:rFonts w:ascii="TimeNewRoman" w:hAnsi="TimeNewRoman"/>
                 <w:sz w:val="30"/>
               </w:rPr>
-              <w:t>58÷5=11, 3</w:t>
+              <w:t>40÷5=8, 0</w:t>
             </w:r>
           </w:p>
         </w:tc>
@@ -440,7 +440,7 @@
                 <w:rFonts w:ascii="TimeNewRoman" w:hAnsi="TimeNewRoman"/>
                 <w:sz w:val="30"/>
               </w:rPr>
-              <w:t>98÷2=49, 0</w:t>
+              <w:t>60÷4=15, 0</w:t>
             </w:r>
           </w:p>
         </w:tc>
@@ -457,7 +457,7 @@
                 <w:rFonts w:ascii="TimeNewRoman" w:hAnsi="TimeNewRoman"/>
                 <w:sz w:val="30"/>
               </w:rPr>
-              <w:t>25÷5=5, 0</w:t>
+              <w:t>47÷6=7, 5</w:t>
             </w:r>
           </w:p>
         </w:tc>
@@ -474,7 +474,7 @@
                 <w:rFonts w:ascii="TimeNewRoman" w:hAnsi="TimeNewRoman"/>
                 <w:sz w:val="30"/>
               </w:rPr>
-              <w:t>72÷5=14, 2</w:t>
+              <w:t>96÷6=16, 0</w:t>
             </w:r>
           </w:p>
         </w:tc>
@@ -589,7 +589,7 @@
                 <w:rFonts w:ascii="TimeNewRoman" w:hAnsi="TimeNewRoman"/>
                 <w:sz w:val="30"/>
               </w:rPr>
-              <w:t>44÷9=4, 8</w:t>
+              <w:t>76÷6=12, 4</w:t>
             </w:r>
           </w:p>
         </w:tc>
@@ -606,7 +606,7 @@
                 <w:rFonts w:ascii="TimeNewRoman" w:hAnsi="TimeNewRoman"/>
                 <w:sz w:val="30"/>
               </w:rPr>
-              <w:t>80÷9=8, 8</w:t>
+              <w:t>93÷8=11, 5</w:t>
             </w:r>
           </w:p>
         </w:tc>
@@ -623,7 +623,7 @@
                 <w:rFonts w:ascii="TimeNewRoman" w:hAnsi="TimeNewRoman"/>
                 <w:sz w:val="30"/>
               </w:rPr>
-              <w:t>32÷4=8, 0</w:t>
+              <w:t>76÷2=38, 0</w:t>
             </w:r>
           </w:p>
         </w:tc>
@@ -640,7 +640,7 @@
                 <w:rFonts w:ascii="TimeNewRoman" w:hAnsi="TimeNewRoman"/>
                 <w:sz w:val="30"/>
               </w:rPr>
-              <w:t>66÷7=9, 3</w:t>
+              <w:t>25÷4=6, 1</w:t>
             </w:r>
           </w:p>
         </w:tc>
@@ -657,7 +657,7 @@
                 <w:rFonts w:ascii="TimeNewRoman" w:hAnsi="TimeNewRoman"/>
                 <w:sz w:val="30"/>
               </w:rPr>
-              <w:t>52÷9=5, 7</w:t>
+              <w:t>47÷3=15, 2</w:t>
             </w:r>
           </w:p>
         </w:tc>
@@ -772,7 +772,7 @@
                 <w:rFonts w:ascii="TimeNewRoman" w:hAnsi="TimeNewRoman"/>
                 <w:sz w:val="30"/>
               </w:rPr>
-              <w:t>26÷4=6, 2</w:t>
+              <w:t>86÷5=17, 1</w:t>
             </w:r>
           </w:p>
         </w:tc>
@@ -789,7 +789,7 @@
                 <w:rFonts w:ascii="TimeNewRoman" w:hAnsi="TimeNewRoman"/>
                 <w:sz w:val="30"/>
               </w:rPr>
-              <w:t>44÷7=6, 2</w:t>
+              <w:t>37÷7=5, 2</w:t>
             </w:r>
           </w:p>
         </w:tc>
@@ -806,7 +806,7 @@
                 <w:rFonts w:ascii="TimeNewRoman" w:hAnsi="TimeNewRoman"/>
                 <w:sz w:val="30"/>
               </w:rPr>
-              <w:t>84÷4=21, 0</w:t>
+              <w:t>64÷4=16, 0</w:t>
             </w:r>
           </w:p>
         </w:tc>
@@ -823,7 +823,7 @@
                 <w:rFonts w:ascii="TimeNewRoman" w:hAnsi="TimeNewRoman"/>
                 <w:sz w:val="30"/>
               </w:rPr>
-              <w:t>69÷2=34, 1</w:t>
+              <w:t>32÷6=5, 2</w:t>
             </w:r>
           </w:p>
         </w:tc>
@@ -840,7 +840,7 @@
                 <w:rFonts w:ascii="TimeNewRoman" w:hAnsi="TimeNewRoman"/>
                 <w:sz w:val="30"/>
               </w:rPr>
-              <w:t>49÷7=7, 0</w:t>
+              <w:t>75÷5=15, 0</w:t>
             </w:r>
           </w:p>
         </w:tc>

--- a/answers-of-two-digit_number_divided_by_one-digit_number.docx
+++ b/answers-of-two-digit_number_divided_by_one-digit_number.docx
@@ -40,7 +40,7 @@
                 <w:rFonts w:ascii="TimeNewRoman" w:hAnsi="TimeNewRoman"/>
                 <w:sz w:val="30"/>
               </w:rPr>
-              <w:t>81÷3=27, 0</w:t>
+              <w:t>12÷3=4, 0</w:t>
             </w:r>
           </w:p>
         </w:tc>
@@ -57,7 +57,7 @@
                 <w:rFonts w:ascii="TimeNewRoman" w:hAnsi="TimeNewRoman"/>
                 <w:sz w:val="30"/>
               </w:rPr>
-              <w:t>80÷3=26, 2</w:t>
+              <w:t>57÷5=11, 2</w:t>
             </w:r>
           </w:p>
         </w:tc>
@@ -74,7 +74,7 @@
                 <w:rFonts w:ascii="TimeNewRoman" w:hAnsi="TimeNewRoman"/>
                 <w:sz w:val="30"/>
               </w:rPr>
-              <w:t>57÷6=9, 3</w:t>
+              <w:t>94÷5=18, 4</w:t>
             </w:r>
           </w:p>
         </w:tc>
@@ -91,7 +91,7 @@
                 <w:rFonts w:ascii="TimeNewRoman" w:hAnsi="TimeNewRoman"/>
                 <w:sz w:val="30"/>
               </w:rPr>
-              <w:t>97÷5=19, 2</w:t>
+              <w:t>76÷6=12, 4</w:t>
             </w:r>
           </w:p>
         </w:tc>
@@ -108,7 +108,7 @@
                 <w:rFonts w:ascii="TimeNewRoman" w:hAnsi="TimeNewRoman"/>
                 <w:sz w:val="30"/>
               </w:rPr>
-              <w:t>67÷8=8, 3</w:t>
+              <w:t>46÷8=5, 6</w:t>
             </w:r>
           </w:p>
         </w:tc>
@@ -223,7 +223,7 @@
                 <w:rFonts w:ascii="TimeNewRoman" w:hAnsi="TimeNewRoman"/>
                 <w:sz w:val="30"/>
               </w:rPr>
-              <w:t>73÷5=14, 3</w:t>
+              <w:t>11÷5=2, 1</w:t>
             </w:r>
           </w:p>
         </w:tc>
@@ -240,7 +240,7 @@
                 <w:rFonts w:ascii="TimeNewRoman" w:hAnsi="TimeNewRoman"/>
                 <w:sz w:val="30"/>
               </w:rPr>
-              <w:t>43÷4=10, 3</w:t>
+              <w:t>22÷5=4, 2</w:t>
             </w:r>
           </w:p>
         </w:tc>
@@ -257,7 +257,7 @@
                 <w:rFonts w:ascii="TimeNewRoman" w:hAnsi="TimeNewRoman"/>
                 <w:sz w:val="30"/>
               </w:rPr>
-              <w:t>37÷4=9, 1</w:t>
+              <w:t>59÷9=6, 5</w:t>
             </w:r>
           </w:p>
         </w:tc>
@@ -274,7 +274,7 @@
                 <w:rFonts w:ascii="TimeNewRoman" w:hAnsi="TimeNewRoman"/>
                 <w:sz w:val="30"/>
               </w:rPr>
-              <w:t>90÷5=18, 0</w:t>
+              <w:t>10÷2=5, 0</w:t>
             </w:r>
           </w:p>
         </w:tc>
@@ -291,7 +291,7 @@
                 <w:rFonts w:ascii="TimeNewRoman" w:hAnsi="TimeNewRoman"/>
                 <w:sz w:val="30"/>
               </w:rPr>
-              <w:t>56÷5=11, 1</w:t>
+              <w:t>14÷8=1, 6</w:t>
             </w:r>
           </w:p>
         </w:tc>
@@ -406,7 +406,7 @@
                 <w:rFonts w:ascii="TimeNewRoman" w:hAnsi="TimeNewRoman"/>
                 <w:sz w:val="30"/>
               </w:rPr>
-              <w:t>21÷9=2, 3</w:t>
+              <w:t>93÷3=31, 0</w:t>
             </w:r>
           </w:p>
         </w:tc>
@@ -423,7 +423,7 @@
                 <w:rFonts w:ascii="TimeNewRoman" w:hAnsi="TimeNewRoman"/>
                 <w:sz w:val="30"/>
               </w:rPr>
-              <w:t>40÷5=8, 0</w:t>
+              <w:t>97÷9=10, 7</w:t>
             </w:r>
           </w:p>
         </w:tc>
@@ -440,7 +440,7 @@
                 <w:rFonts w:ascii="TimeNewRoman" w:hAnsi="TimeNewRoman"/>
                 <w:sz w:val="30"/>
               </w:rPr>
-              <w:t>60÷4=15, 0</w:t>
+              <w:t>13÷9=1, 4</w:t>
             </w:r>
           </w:p>
         </w:tc>
@@ -457,7 +457,7 @@
                 <w:rFonts w:ascii="TimeNewRoman" w:hAnsi="TimeNewRoman"/>
                 <w:sz w:val="30"/>
               </w:rPr>
-              <w:t>47÷6=7, 5</w:t>
+              <w:t>85÷3=28, 1</w:t>
             </w:r>
           </w:p>
         </w:tc>
@@ -474,7 +474,7 @@
                 <w:rFonts w:ascii="TimeNewRoman" w:hAnsi="TimeNewRoman"/>
                 <w:sz w:val="30"/>
               </w:rPr>
-              <w:t>96÷6=16, 0</w:t>
+              <w:t>12÷3=4, 0</w:t>
             </w:r>
           </w:p>
         </w:tc>
@@ -589,7 +589,7 @@
                 <w:rFonts w:ascii="TimeNewRoman" w:hAnsi="TimeNewRoman"/>
                 <w:sz w:val="30"/>
               </w:rPr>
-              <w:t>76÷6=12, 4</w:t>
+              <w:t>36÷8=4, 4</w:t>
             </w:r>
           </w:p>
         </w:tc>
@@ -606,7 +606,7 @@
                 <w:rFonts w:ascii="TimeNewRoman" w:hAnsi="TimeNewRoman"/>
                 <w:sz w:val="30"/>
               </w:rPr>
-              <w:t>93÷8=11, 5</w:t>
+              <w:t>43÷3=14, 1</w:t>
             </w:r>
           </w:p>
         </w:tc>
@@ -623,7 +623,7 @@
                 <w:rFonts w:ascii="TimeNewRoman" w:hAnsi="TimeNewRoman"/>
                 <w:sz w:val="30"/>
               </w:rPr>
-              <w:t>76÷2=38, 0</w:t>
+              <w:t>80÷4=20, 0</w:t>
             </w:r>
           </w:p>
         </w:tc>
@@ -640,7 +640,7 @@
                 <w:rFonts w:ascii="TimeNewRoman" w:hAnsi="TimeNewRoman"/>
                 <w:sz w:val="30"/>
               </w:rPr>
-              <w:t>25÷4=6, 1</w:t>
+              <w:t>60÷4=15, 0</w:t>
             </w:r>
           </w:p>
         </w:tc>
@@ -657,7 +657,7 @@
                 <w:rFonts w:ascii="TimeNewRoman" w:hAnsi="TimeNewRoman"/>
                 <w:sz w:val="30"/>
               </w:rPr>
-              <w:t>47÷3=15, 2</w:t>
+              <w:t>93÷6=15, 3</w:t>
             </w:r>
           </w:p>
         </w:tc>
@@ -772,7 +772,7 @@
                 <w:rFonts w:ascii="TimeNewRoman" w:hAnsi="TimeNewRoman"/>
                 <w:sz w:val="30"/>
               </w:rPr>
-              <w:t>86÷5=17, 1</w:t>
+              <w:t>98÷5=19, 3</w:t>
             </w:r>
           </w:p>
         </w:tc>
@@ -789,7 +789,7 @@
                 <w:rFonts w:ascii="TimeNewRoman" w:hAnsi="TimeNewRoman"/>
                 <w:sz w:val="30"/>
               </w:rPr>
-              <w:t>37÷7=5, 2</w:t>
+              <w:t>29÷7=4, 1</w:t>
             </w:r>
           </w:p>
         </w:tc>
@@ -806,7 +806,7 @@
                 <w:rFonts w:ascii="TimeNewRoman" w:hAnsi="TimeNewRoman"/>
                 <w:sz w:val="30"/>
               </w:rPr>
-              <w:t>64÷4=16, 0</w:t>
+              <w:t>64÷8=8, 0</w:t>
             </w:r>
           </w:p>
         </w:tc>
@@ -823,7 +823,7 @@
                 <w:rFonts w:ascii="TimeNewRoman" w:hAnsi="TimeNewRoman"/>
                 <w:sz w:val="30"/>
               </w:rPr>
-              <w:t>32÷6=5, 2</w:t>
+              <w:t>33÷3=11, 0</w:t>
             </w:r>
           </w:p>
         </w:tc>
@@ -840,7 +840,7 @@
                 <w:rFonts w:ascii="TimeNewRoman" w:hAnsi="TimeNewRoman"/>
                 <w:sz w:val="30"/>
               </w:rPr>
-              <w:t>75÷5=15, 0</w:t>
+              <w:t>99÷3=33, 0</w:t>
             </w:r>
           </w:p>
         </w:tc>

--- a/answers-of-two-digit_number_divided_by_one-digit_number.docx
+++ b/answers-of-two-digit_number_divided_by_one-digit_number.docx
@@ -11,7 +11,7 @@
           <w:rFonts w:ascii="Arial" w:hAnsi="Arial"/>
           <w:sz w:val="30"/>
         </w:rPr>
-        <w:t>2026-09-28 Monday</w:t>
+        <w:t>2026-09-29 Tuesday</w:t>
       </w:r>
     </w:p>
     <w:tbl>
@@ -40,7 +40,7 @@
                 <w:rFonts w:ascii="TimeNewRoman" w:hAnsi="TimeNewRoman"/>
                 <w:sz w:val="30"/>
               </w:rPr>
-              <w:t>12÷3=4, 0</w:t>
+              <w:t>99÷2=49, 1</w:t>
             </w:r>
           </w:p>
         </w:tc>
@@ -57,7 +57,7 @@
                 <w:rFonts w:ascii="TimeNewRoman" w:hAnsi="TimeNewRoman"/>
                 <w:sz w:val="30"/>
               </w:rPr>
-              <w:t>57÷5=11, 2</w:t>
+              <w:t>85÷3=28, 1</w:t>
             </w:r>
           </w:p>
         </w:tc>
@@ -74,7 +74,7 @@
                 <w:rFonts w:ascii="TimeNewRoman" w:hAnsi="TimeNewRoman"/>
                 <w:sz w:val="30"/>
               </w:rPr>
-              <w:t>94÷5=18, 4</w:t>
+              <w:t>51÷6=8, 3</w:t>
             </w:r>
           </w:p>
         </w:tc>
@@ -91,7 +91,7 @@
                 <w:rFonts w:ascii="TimeNewRoman" w:hAnsi="TimeNewRoman"/>
                 <w:sz w:val="30"/>
               </w:rPr>
-              <w:t>76÷6=12, 4</w:t>
+              <w:t>46÷9=5, 1</w:t>
             </w:r>
           </w:p>
         </w:tc>
@@ -108,7 +108,7 @@
                 <w:rFonts w:ascii="TimeNewRoman" w:hAnsi="TimeNewRoman"/>
                 <w:sz w:val="30"/>
               </w:rPr>
-              <w:t>46÷8=5, 6</w:t>
+              <w:t>49÷8=6, 1</w:t>
             </w:r>
           </w:p>
         </w:tc>
@@ -223,7 +223,7 @@
                 <w:rFonts w:ascii="TimeNewRoman" w:hAnsi="TimeNewRoman"/>
                 <w:sz w:val="30"/>
               </w:rPr>
-              <w:t>11÷5=2, 1</w:t>
+              <w:t>40÷2=20, 0</w:t>
             </w:r>
           </w:p>
         </w:tc>
@@ -240,7 +240,7 @@
                 <w:rFonts w:ascii="TimeNewRoman" w:hAnsi="TimeNewRoman"/>
                 <w:sz w:val="30"/>
               </w:rPr>
-              <w:t>22÷5=4, 2</w:t>
+              <w:t>20÷7=2, 6</w:t>
             </w:r>
           </w:p>
         </w:tc>
@@ -257,7 +257,7 @@
                 <w:rFonts w:ascii="TimeNewRoman" w:hAnsi="TimeNewRoman"/>
                 <w:sz w:val="30"/>
               </w:rPr>
-              <w:t>59÷9=6, 5</w:t>
+              <w:t>87÷7=12, 3</w:t>
             </w:r>
           </w:p>
         </w:tc>
@@ -274,7 +274,7 @@
                 <w:rFonts w:ascii="TimeNewRoman" w:hAnsi="TimeNewRoman"/>
                 <w:sz w:val="30"/>
               </w:rPr>
-              <w:t>10÷2=5, 0</w:t>
+              <w:t>42÷6=7, 0</w:t>
             </w:r>
           </w:p>
         </w:tc>
@@ -291,7 +291,7 @@
                 <w:rFonts w:ascii="TimeNewRoman" w:hAnsi="TimeNewRoman"/>
                 <w:sz w:val="30"/>
               </w:rPr>
-              <w:t>14÷8=1, 6</w:t>
+              <w:t>56÷3=18, 2</w:t>
             </w:r>
           </w:p>
         </w:tc>
@@ -406,7 +406,7 @@
                 <w:rFonts w:ascii="TimeNewRoman" w:hAnsi="TimeNewRoman"/>
                 <w:sz w:val="30"/>
               </w:rPr>
-              <w:t>93÷3=31, 0</w:t>
+              <w:t>12÷7=1, 5</w:t>
             </w:r>
           </w:p>
         </w:tc>
@@ -423,7 +423,7 @@
                 <w:rFonts w:ascii="TimeNewRoman" w:hAnsi="TimeNewRoman"/>
                 <w:sz w:val="30"/>
               </w:rPr>
-              <w:t>97÷9=10, 7</w:t>
+              <w:t>16÷6=2, 4</w:t>
             </w:r>
           </w:p>
         </w:tc>
@@ -440,7 +440,7 @@
                 <w:rFonts w:ascii="TimeNewRoman" w:hAnsi="TimeNewRoman"/>
                 <w:sz w:val="30"/>
               </w:rPr>
-              <w:t>13÷9=1, 4</w:t>
+              <w:t>21÷3=7, 0</w:t>
             </w:r>
           </w:p>
         </w:tc>
@@ -457,7 +457,7 @@
                 <w:rFonts w:ascii="TimeNewRoman" w:hAnsi="TimeNewRoman"/>
                 <w:sz w:val="30"/>
               </w:rPr>
-              <w:t>85÷3=28, 1</w:t>
+              <w:t>52÷7=7, 3</w:t>
             </w:r>
           </w:p>
         </w:tc>
@@ -474,7 +474,7 @@
                 <w:rFonts w:ascii="TimeNewRoman" w:hAnsi="TimeNewRoman"/>
                 <w:sz w:val="30"/>
               </w:rPr>
-              <w:t>12÷3=4, 0</w:t>
+              <w:t>35÷6=5, 5</w:t>
             </w:r>
           </w:p>
         </w:tc>
@@ -589,7 +589,7 @@
                 <w:rFonts w:ascii="TimeNewRoman" w:hAnsi="TimeNewRoman"/>
                 <w:sz w:val="30"/>
               </w:rPr>
-              <w:t>36÷8=4, 4</w:t>
+              <w:t>84÷3=28, 0</w:t>
             </w:r>
           </w:p>
         </w:tc>
@@ -606,7 +606,7 @@
                 <w:rFonts w:ascii="TimeNewRoman" w:hAnsi="TimeNewRoman"/>
                 <w:sz w:val="30"/>
               </w:rPr>
-              <w:t>43÷3=14, 1</w:t>
+              <w:t>66÷2=33, 0</w:t>
             </w:r>
           </w:p>
         </w:tc>
@@ -623,7 +623,7 @@
                 <w:rFonts w:ascii="TimeNewRoman" w:hAnsi="TimeNewRoman"/>
                 <w:sz w:val="30"/>
               </w:rPr>
-              <w:t>80÷4=20, 0</w:t>
+              <w:t>31÷8=3, 7</w:t>
             </w:r>
           </w:p>
         </w:tc>
@@ -640,7 +640,7 @@
                 <w:rFonts w:ascii="TimeNewRoman" w:hAnsi="TimeNewRoman"/>
                 <w:sz w:val="30"/>
               </w:rPr>
-              <w:t>60÷4=15, 0</w:t>
+              <w:t>16÷6=2, 4</w:t>
             </w:r>
           </w:p>
         </w:tc>
@@ -657,7 +657,7 @@
                 <w:rFonts w:ascii="TimeNewRoman" w:hAnsi="TimeNewRoman"/>
                 <w:sz w:val="30"/>
               </w:rPr>
-              <w:t>93÷6=15, 3</w:t>
+              <w:t>15÷4=3, 3</w:t>
             </w:r>
           </w:p>
         </w:tc>
@@ -772,7 +772,7 @@
                 <w:rFonts w:ascii="TimeNewRoman" w:hAnsi="TimeNewRoman"/>
                 <w:sz w:val="30"/>
               </w:rPr>
-              <w:t>98÷5=19, 3</w:t>
+              <w:t>93÷8=11, 5</w:t>
             </w:r>
           </w:p>
         </w:tc>
@@ -789,7 +789,7 @@
                 <w:rFonts w:ascii="TimeNewRoman" w:hAnsi="TimeNewRoman"/>
                 <w:sz w:val="30"/>
               </w:rPr>
-              <w:t>29÷7=4, 1</w:t>
+              <w:t>66÷9=7, 3</w:t>
             </w:r>
           </w:p>
         </w:tc>
@@ -806,7 +806,7 @@
                 <w:rFonts w:ascii="TimeNewRoman" w:hAnsi="TimeNewRoman"/>
                 <w:sz w:val="30"/>
               </w:rPr>
-              <w:t>64÷8=8, 0</w:t>
+              <w:t>23÷8=2, 7</w:t>
             </w:r>
           </w:p>
         </w:tc>
@@ -823,7 +823,7 @@
                 <w:rFonts w:ascii="TimeNewRoman" w:hAnsi="TimeNewRoman"/>
                 <w:sz w:val="30"/>
               </w:rPr>
-              <w:t>33÷3=11, 0</w:t>
+              <w:t>76÷9=8, 4</w:t>
             </w:r>
           </w:p>
         </w:tc>
@@ -840,7 +840,7 @@
                 <w:rFonts w:ascii="TimeNewRoman" w:hAnsi="TimeNewRoman"/>
                 <w:sz w:val="30"/>
               </w:rPr>
-              <w:t>99÷3=33, 0</w:t>
+              <w:t>56÷4=14, 0</w:t>
             </w:r>
           </w:p>
         </w:tc>

--- a/answers-of-two-digit_number_divided_by_one-digit_number.docx
+++ b/answers-of-two-digit_number_divided_by_one-digit_number.docx
@@ -40,7 +40,7 @@
                 <w:rFonts w:ascii="TimeNewRoman" w:hAnsi="TimeNewRoman"/>
                 <w:sz w:val="30"/>
               </w:rPr>
-              <w:t>99÷2=49, 1</w:t>
+              <w:t>72÷2=36, 0</w:t>
             </w:r>
           </w:p>
         </w:tc>
@@ -57,7 +57,7 @@
                 <w:rFonts w:ascii="TimeNewRoman" w:hAnsi="TimeNewRoman"/>
                 <w:sz w:val="30"/>
               </w:rPr>
-              <w:t>85÷3=28, 1</w:t>
+              <w:t>76÷9=8, 4</w:t>
             </w:r>
           </w:p>
         </w:tc>
@@ -74,7 +74,7 @@
                 <w:rFonts w:ascii="TimeNewRoman" w:hAnsi="TimeNewRoman"/>
                 <w:sz w:val="30"/>
               </w:rPr>
-              <w:t>51÷6=8, 3</w:t>
+              <w:t>73÷5=14, 3</w:t>
             </w:r>
           </w:p>
         </w:tc>
@@ -91,7 +91,7 @@
                 <w:rFonts w:ascii="TimeNewRoman" w:hAnsi="TimeNewRoman"/>
                 <w:sz w:val="30"/>
               </w:rPr>
-              <w:t>46÷9=5, 1</w:t>
+              <w:t>45÷3=15, 0</w:t>
             </w:r>
           </w:p>
         </w:tc>
@@ -108,7 +108,7 @@
                 <w:rFonts w:ascii="TimeNewRoman" w:hAnsi="TimeNewRoman"/>
                 <w:sz w:val="30"/>
               </w:rPr>
-              <w:t>49÷8=6, 1</w:t>
+              <w:t>71÷2=35, 1</w:t>
             </w:r>
           </w:p>
         </w:tc>
@@ -223,7 +223,7 @@
                 <w:rFonts w:ascii="TimeNewRoman" w:hAnsi="TimeNewRoman"/>
                 <w:sz w:val="30"/>
               </w:rPr>
-              <w:t>40÷2=20, 0</w:t>
+              <w:t>38÷4=9, 2</w:t>
             </w:r>
           </w:p>
         </w:tc>
@@ -240,7 +240,7 @@
                 <w:rFonts w:ascii="TimeNewRoman" w:hAnsi="TimeNewRoman"/>
                 <w:sz w:val="30"/>
               </w:rPr>
-              <w:t>20÷7=2, 6</w:t>
+              <w:t>21÷5=4, 1</w:t>
             </w:r>
           </w:p>
         </w:tc>
@@ -257,7 +257,7 @@
                 <w:rFonts w:ascii="TimeNewRoman" w:hAnsi="TimeNewRoman"/>
                 <w:sz w:val="30"/>
               </w:rPr>
-              <w:t>87÷7=12, 3</w:t>
+              <w:t>30÷7=4, 2</w:t>
             </w:r>
           </w:p>
         </w:tc>
@@ -274,7 +274,7 @@
                 <w:rFonts w:ascii="TimeNewRoman" w:hAnsi="TimeNewRoman"/>
                 <w:sz w:val="30"/>
               </w:rPr>
-              <w:t>42÷6=7, 0</w:t>
+              <w:t>27÷8=3, 3</w:t>
             </w:r>
           </w:p>
         </w:tc>
@@ -291,7 +291,7 @@
                 <w:rFonts w:ascii="TimeNewRoman" w:hAnsi="TimeNewRoman"/>
                 <w:sz w:val="30"/>
               </w:rPr>
-              <w:t>56÷3=18, 2</w:t>
+              <w:t>43÷9=4, 7</w:t>
             </w:r>
           </w:p>
         </w:tc>
@@ -406,7 +406,7 @@
                 <w:rFonts w:ascii="TimeNewRoman" w:hAnsi="TimeNewRoman"/>
                 <w:sz w:val="30"/>
               </w:rPr>
-              <w:t>12÷7=1, 5</w:t>
+              <w:t>78÷6=13, 0</w:t>
             </w:r>
           </w:p>
         </w:tc>
@@ -423,7 +423,7 @@
                 <w:rFonts w:ascii="TimeNewRoman" w:hAnsi="TimeNewRoman"/>
                 <w:sz w:val="30"/>
               </w:rPr>
-              <w:t>16÷6=2, 4</w:t>
+              <w:t>49÷4=12, 1</w:t>
             </w:r>
           </w:p>
         </w:tc>
@@ -440,7 +440,7 @@
                 <w:rFonts w:ascii="TimeNewRoman" w:hAnsi="TimeNewRoman"/>
                 <w:sz w:val="30"/>
               </w:rPr>
-              <w:t>21÷3=7, 0</w:t>
+              <w:t>36÷6=6, 0</w:t>
             </w:r>
           </w:p>
         </w:tc>
@@ -457,7 +457,7 @@
                 <w:rFonts w:ascii="TimeNewRoman" w:hAnsi="TimeNewRoman"/>
                 <w:sz w:val="30"/>
               </w:rPr>
-              <w:t>52÷7=7, 3</w:t>
+              <w:t>78÷4=19, 2</w:t>
             </w:r>
           </w:p>
         </w:tc>
@@ -474,7 +474,7 @@
                 <w:rFonts w:ascii="TimeNewRoman" w:hAnsi="TimeNewRoman"/>
                 <w:sz w:val="30"/>
               </w:rPr>
-              <w:t>35÷6=5, 5</w:t>
+              <w:t>69÷4=17, 1</w:t>
             </w:r>
           </w:p>
         </w:tc>
@@ -589,7 +589,7 @@
                 <w:rFonts w:ascii="TimeNewRoman" w:hAnsi="TimeNewRoman"/>
                 <w:sz w:val="30"/>
               </w:rPr>
-              <w:t>84÷3=28, 0</w:t>
+              <w:t>64÷4=16, 0</w:t>
             </w:r>
           </w:p>
         </w:tc>
@@ -606,7 +606,7 @@
                 <w:rFonts w:ascii="TimeNewRoman" w:hAnsi="TimeNewRoman"/>
                 <w:sz w:val="30"/>
               </w:rPr>
-              <w:t>66÷2=33, 0</w:t>
+              <w:t>68÷6=11, 2</w:t>
             </w:r>
           </w:p>
         </w:tc>
@@ -623,7 +623,7 @@
                 <w:rFonts w:ascii="TimeNewRoman" w:hAnsi="TimeNewRoman"/>
                 <w:sz w:val="30"/>
               </w:rPr>
-              <w:t>31÷8=3, 7</w:t>
+              <w:t>59÷7=8, 3</w:t>
             </w:r>
           </w:p>
         </w:tc>
@@ -640,7 +640,7 @@
                 <w:rFonts w:ascii="TimeNewRoman" w:hAnsi="TimeNewRoman"/>
                 <w:sz w:val="30"/>
               </w:rPr>
-              <w:t>16÷6=2, 4</w:t>
+              <w:t>17÷6=2, 5</w:t>
             </w:r>
           </w:p>
         </w:tc>
@@ -657,7 +657,7 @@
                 <w:rFonts w:ascii="TimeNewRoman" w:hAnsi="TimeNewRoman"/>
                 <w:sz w:val="30"/>
               </w:rPr>
-              <w:t>15÷4=3, 3</w:t>
+              <w:t>99÷8=12, 3</w:t>
             </w:r>
           </w:p>
         </w:tc>
@@ -772,7 +772,7 @@
                 <w:rFonts w:ascii="TimeNewRoman" w:hAnsi="TimeNewRoman"/>
                 <w:sz w:val="30"/>
               </w:rPr>
-              <w:t>93÷8=11, 5</w:t>
+              <w:t>24÷6=4, 0</w:t>
             </w:r>
           </w:p>
         </w:tc>
@@ -789,7 +789,7 @@
                 <w:rFonts w:ascii="TimeNewRoman" w:hAnsi="TimeNewRoman"/>
                 <w:sz w:val="30"/>
               </w:rPr>
-              <w:t>66÷9=7, 3</w:t>
+              <w:t>65÷5=13, 0</w:t>
             </w:r>
           </w:p>
         </w:tc>
@@ -806,7 +806,7 @@
                 <w:rFonts w:ascii="TimeNewRoman" w:hAnsi="TimeNewRoman"/>
                 <w:sz w:val="30"/>
               </w:rPr>
-              <w:t>23÷8=2, 7</w:t>
+              <w:t>87÷7=12, 3</w:t>
             </w:r>
           </w:p>
         </w:tc>
@@ -823,7 +823,7 @@
                 <w:rFonts w:ascii="TimeNewRoman" w:hAnsi="TimeNewRoman"/>
                 <w:sz w:val="30"/>
               </w:rPr>
-              <w:t>76÷9=8, 4</w:t>
+              <w:t>15÷7=2, 1</w:t>
             </w:r>
           </w:p>
         </w:tc>
@@ -840,7 +840,7 @@
                 <w:rFonts w:ascii="TimeNewRoman" w:hAnsi="TimeNewRoman"/>
                 <w:sz w:val="30"/>
               </w:rPr>
-              <w:t>56÷4=14, 0</w:t>
+              <w:t>93÷4=23, 1</w:t>
             </w:r>
           </w:p>
         </w:tc>

--- a/answers-of-two-digit_number_divided_by_one-digit_number.docx
+++ b/answers-of-two-digit_number_divided_by_one-digit_number.docx
@@ -11,7 +11,7 @@
           <w:rFonts w:ascii="Arial" w:hAnsi="Arial"/>
           <w:sz w:val="30"/>
         </w:rPr>
-        <w:t>2026-09-29 Tuesday</w:t>
+        <w:t>2026-09-30 Wednesday</w:t>
       </w:r>
     </w:p>
     <w:tbl>
@@ -40,7 +40,7 @@
                 <w:rFonts w:ascii="TimeNewRoman" w:hAnsi="TimeNewRoman"/>
                 <w:sz w:val="30"/>
               </w:rPr>
-              <w:t>72÷2=36, 0</w:t>
+              <w:t>18÷6=3, 0</w:t>
             </w:r>
           </w:p>
         </w:tc>
@@ -57,7 +57,7 @@
                 <w:rFonts w:ascii="TimeNewRoman" w:hAnsi="TimeNewRoman"/>
                 <w:sz w:val="30"/>
               </w:rPr>
-              <w:t>76÷9=8, 4</w:t>
+              <w:t>60÷2=30, 0</w:t>
             </w:r>
           </w:p>
         </w:tc>
@@ -74,7 +74,7 @@
                 <w:rFonts w:ascii="TimeNewRoman" w:hAnsi="TimeNewRoman"/>
                 <w:sz w:val="30"/>
               </w:rPr>
-              <w:t>73÷5=14, 3</w:t>
+              <w:t>18÷9=2, 0</w:t>
             </w:r>
           </w:p>
         </w:tc>
@@ -91,7 +91,7 @@
                 <w:rFonts w:ascii="TimeNewRoman" w:hAnsi="TimeNewRoman"/>
                 <w:sz w:val="30"/>
               </w:rPr>
-              <w:t>45÷3=15, 0</w:t>
+              <w:t>96÷9=10, 6</w:t>
             </w:r>
           </w:p>
         </w:tc>
@@ -108,7 +108,7 @@
                 <w:rFonts w:ascii="TimeNewRoman" w:hAnsi="TimeNewRoman"/>
                 <w:sz w:val="30"/>
               </w:rPr>
-              <w:t>71÷2=35, 1</w:t>
+              <w:t>87÷7=12, 3</w:t>
             </w:r>
           </w:p>
         </w:tc>
@@ -223,7 +223,7 @@
                 <w:rFonts w:ascii="TimeNewRoman" w:hAnsi="TimeNewRoman"/>
                 <w:sz w:val="30"/>
               </w:rPr>
-              <w:t>38÷4=9, 2</w:t>
+              <w:t>49÷7=7, 0</w:t>
             </w:r>
           </w:p>
         </w:tc>
@@ -240,7 +240,7 @@
                 <w:rFonts w:ascii="TimeNewRoman" w:hAnsi="TimeNewRoman"/>
                 <w:sz w:val="30"/>
               </w:rPr>
-              <w:t>21÷5=4, 1</w:t>
+              <w:t>99÷7=14, 1</w:t>
             </w:r>
           </w:p>
         </w:tc>
@@ -257,7 +257,7 @@
                 <w:rFonts w:ascii="TimeNewRoman" w:hAnsi="TimeNewRoman"/>
                 <w:sz w:val="30"/>
               </w:rPr>
-              <w:t>30÷7=4, 2</w:t>
+              <w:t>24÷3=8, 0</w:t>
             </w:r>
           </w:p>
         </w:tc>
@@ -274,7 +274,7 @@
                 <w:rFonts w:ascii="TimeNewRoman" w:hAnsi="TimeNewRoman"/>
                 <w:sz w:val="30"/>
               </w:rPr>
-              <w:t>27÷8=3, 3</w:t>
+              <w:t>56÷8=7, 0</w:t>
             </w:r>
           </w:p>
         </w:tc>
@@ -291,7 +291,7 @@
                 <w:rFonts w:ascii="TimeNewRoman" w:hAnsi="TimeNewRoman"/>
                 <w:sz w:val="30"/>
               </w:rPr>
-              <w:t>43÷9=4, 7</w:t>
+              <w:t>95÷3=31, 2</w:t>
             </w:r>
           </w:p>
         </w:tc>
@@ -406,7 +406,7 @@
                 <w:rFonts w:ascii="TimeNewRoman" w:hAnsi="TimeNewRoman"/>
                 <w:sz w:val="30"/>
               </w:rPr>
-              <w:t>78÷6=13, 0</w:t>
+              <w:t>85÷6=14, 1</w:t>
             </w:r>
           </w:p>
         </w:tc>
@@ -423,7 +423,7 @@
                 <w:rFonts w:ascii="TimeNewRoman" w:hAnsi="TimeNewRoman"/>
                 <w:sz w:val="30"/>
               </w:rPr>
-              <w:t>49÷4=12, 1</w:t>
+              <w:t>63÷3=21, 0</w:t>
             </w:r>
           </w:p>
         </w:tc>
@@ -440,7 +440,7 @@
                 <w:rFonts w:ascii="TimeNewRoman" w:hAnsi="TimeNewRoman"/>
                 <w:sz w:val="30"/>
               </w:rPr>
-              <w:t>36÷6=6, 0</w:t>
+              <w:t>32÷5=6, 2</w:t>
             </w:r>
           </w:p>
         </w:tc>
@@ -457,7 +457,7 @@
                 <w:rFonts w:ascii="TimeNewRoman" w:hAnsi="TimeNewRoman"/>
                 <w:sz w:val="30"/>
               </w:rPr>
-              <w:t>78÷4=19, 2</w:t>
+              <w:t>94÷2=47, 0</w:t>
             </w:r>
           </w:p>
         </w:tc>
@@ -474,7 +474,7 @@
                 <w:rFonts w:ascii="TimeNewRoman" w:hAnsi="TimeNewRoman"/>
                 <w:sz w:val="30"/>
               </w:rPr>
-              <w:t>69÷4=17, 1</w:t>
+              <w:t>56÷7=8, 0</w:t>
             </w:r>
           </w:p>
         </w:tc>
@@ -589,7 +589,7 @@
                 <w:rFonts w:ascii="TimeNewRoman" w:hAnsi="TimeNewRoman"/>
                 <w:sz w:val="30"/>
               </w:rPr>
-              <w:t>64÷4=16, 0</w:t>
+              <w:t>28÷4=7, 0</w:t>
             </w:r>
           </w:p>
         </w:tc>
@@ -606,7 +606,7 @@
                 <w:rFonts w:ascii="TimeNewRoman" w:hAnsi="TimeNewRoman"/>
                 <w:sz w:val="30"/>
               </w:rPr>
-              <w:t>68÷6=11, 2</w:t>
+              <w:t>43÷3=14, 1</w:t>
             </w:r>
           </w:p>
         </w:tc>
@@ -623,7 +623,7 @@
                 <w:rFonts w:ascii="TimeNewRoman" w:hAnsi="TimeNewRoman"/>
                 <w:sz w:val="30"/>
               </w:rPr>
-              <w:t>59÷7=8, 3</w:t>
+              <w:t>62÷6=10, 2</w:t>
             </w:r>
           </w:p>
         </w:tc>
@@ -640,7 +640,7 @@
                 <w:rFonts w:ascii="TimeNewRoman" w:hAnsi="TimeNewRoman"/>
                 <w:sz w:val="30"/>
               </w:rPr>
-              <w:t>17÷6=2, 5</w:t>
+              <w:t>42÷2=21, 0</w:t>
             </w:r>
           </w:p>
         </w:tc>
@@ -657,7 +657,7 @@
                 <w:rFonts w:ascii="TimeNewRoman" w:hAnsi="TimeNewRoman"/>
                 <w:sz w:val="30"/>
               </w:rPr>
-              <w:t>99÷8=12, 3</w:t>
+              <w:t>85÷2=42, 1</w:t>
             </w:r>
           </w:p>
         </w:tc>
@@ -772,7 +772,7 @@
                 <w:rFonts w:ascii="TimeNewRoman" w:hAnsi="TimeNewRoman"/>
                 <w:sz w:val="30"/>
               </w:rPr>
-              <w:t>24÷6=4, 0</w:t>
+              <w:t>54÷2=27, 0</w:t>
             </w:r>
           </w:p>
         </w:tc>
@@ -789,7 +789,7 @@
                 <w:rFonts w:ascii="TimeNewRoman" w:hAnsi="TimeNewRoman"/>
                 <w:sz w:val="30"/>
               </w:rPr>
-              <w:t>65÷5=13, 0</w:t>
+              <w:t>66÷3=22, 0</w:t>
             </w:r>
           </w:p>
         </w:tc>
@@ -806,7 +806,7 @@
                 <w:rFonts w:ascii="TimeNewRoman" w:hAnsi="TimeNewRoman"/>
                 <w:sz w:val="30"/>
               </w:rPr>
-              <w:t>87÷7=12, 3</w:t>
+              <w:t>40÷9=4, 4</w:t>
             </w:r>
           </w:p>
         </w:tc>
@@ -823,7 +823,7 @@
                 <w:rFonts w:ascii="TimeNewRoman" w:hAnsi="TimeNewRoman"/>
                 <w:sz w:val="30"/>
               </w:rPr>
-              <w:t>15÷7=2, 1</w:t>
+              <w:t>40÷5=8, 0</w:t>
             </w:r>
           </w:p>
         </w:tc>
@@ -840,7 +840,7 @@
                 <w:rFonts w:ascii="TimeNewRoman" w:hAnsi="TimeNewRoman"/>
                 <w:sz w:val="30"/>
               </w:rPr>
-              <w:t>93÷4=23, 1</w:t>
+              <w:t>34÷9=3, 7</w:t>
             </w:r>
           </w:p>
         </w:tc>

--- a/answers-of-two-digit_number_divided_by_one-digit_number.docx
+++ b/answers-of-two-digit_number_divided_by_one-digit_number.docx
@@ -40,7 +40,7 @@
                 <w:rFonts w:ascii="TimeNewRoman" w:hAnsi="TimeNewRoman"/>
                 <w:sz w:val="30"/>
               </w:rPr>
-              <w:t>18÷6=3, 0</w:t>
+              <w:t>69÷2=34, 1</w:t>
             </w:r>
           </w:p>
         </w:tc>
@@ -57,7 +57,7 @@
                 <w:rFonts w:ascii="TimeNewRoman" w:hAnsi="TimeNewRoman"/>
                 <w:sz w:val="30"/>
               </w:rPr>
-              <w:t>60÷2=30, 0</w:t>
+              <w:t>36÷5=7, 1</w:t>
             </w:r>
           </w:p>
         </w:tc>
@@ -74,7 +74,7 @@
                 <w:rFonts w:ascii="TimeNewRoman" w:hAnsi="TimeNewRoman"/>
                 <w:sz w:val="30"/>
               </w:rPr>
-              <w:t>18÷9=2, 0</w:t>
+              <w:t>75÷9=8, 3</w:t>
             </w:r>
           </w:p>
         </w:tc>
@@ -91,7 +91,7 @@
                 <w:rFonts w:ascii="TimeNewRoman" w:hAnsi="TimeNewRoman"/>
                 <w:sz w:val="30"/>
               </w:rPr>
-              <w:t>96÷9=10, 6</w:t>
+              <w:t>10÷7=1, 3</w:t>
             </w:r>
           </w:p>
         </w:tc>
@@ -108,7 +108,7 @@
                 <w:rFonts w:ascii="TimeNewRoman" w:hAnsi="TimeNewRoman"/>
                 <w:sz w:val="30"/>
               </w:rPr>
-              <w:t>87÷7=12, 3</w:t>
+              <w:t>40÷6=6, 4</w:t>
             </w:r>
           </w:p>
         </w:tc>
@@ -223,7 +223,7 @@
                 <w:rFonts w:ascii="TimeNewRoman" w:hAnsi="TimeNewRoman"/>
                 <w:sz w:val="30"/>
               </w:rPr>
-              <w:t>49÷7=7, 0</w:t>
+              <w:t>54÷4=13, 2</w:t>
             </w:r>
           </w:p>
         </w:tc>
@@ -240,7 +240,7 @@
                 <w:rFonts w:ascii="TimeNewRoman" w:hAnsi="TimeNewRoman"/>
                 <w:sz w:val="30"/>
               </w:rPr>
-              <w:t>99÷7=14, 1</w:t>
+              <w:t>84÷6=14, 0</w:t>
             </w:r>
           </w:p>
         </w:tc>
@@ -257,7 +257,7 @@
                 <w:rFonts w:ascii="TimeNewRoman" w:hAnsi="TimeNewRoman"/>
                 <w:sz w:val="30"/>
               </w:rPr>
-              <w:t>24÷3=8, 0</w:t>
+              <w:t>86÷7=12, 2</w:t>
             </w:r>
           </w:p>
         </w:tc>
@@ -274,7 +274,7 @@
                 <w:rFonts w:ascii="TimeNewRoman" w:hAnsi="TimeNewRoman"/>
                 <w:sz w:val="30"/>
               </w:rPr>
-              <w:t>56÷8=7, 0</w:t>
+              <w:t>38÷7=5, 3</w:t>
             </w:r>
           </w:p>
         </w:tc>
@@ -291,7 +291,7 @@
                 <w:rFonts w:ascii="TimeNewRoman" w:hAnsi="TimeNewRoman"/>
                 <w:sz w:val="30"/>
               </w:rPr>
-              <w:t>95÷3=31, 2</w:t>
+              <w:t>87÷5=17, 2</w:t>
             </w:r>
           </w:p>
         </w:tc>
@@ -406,7 +406,7 @@
                 <w:rFonts w:ascii="TimeNewRoman" w:hAnsi="TimeNewRoman"/>
                 <w:sz w:val="30"/>
               </w:rPr>
-              <w:t>85÷6=14, 1</w:t>
+              <w:t>20÷8=2, 4</w:t>
             </w:r>
           </w:p>
         </w:tc>
@@ -423,7 +423,7 @@
                 <w:rFonts w:ascii="TimeNewRoman" w:hAnsi="TimeNewRoman"/>
                 <w:sz w:val="30"/>
               </w:rPr>
-              <w:t>63÷3=21, 0</w:t>
+              <w:t>89÷3=29, 2</w:t>
             </w:r>
           </w:p>
         </w:tc>
@@ -440,7 +440,7 @@
                 <w:rFonts w:ascii="TimeNewRoman" w:hAnsi="TimeNewRoman"/>
                 <w:sz w:val="30"/>
               </w:rPr>
-              <w:t>32÷5=6, 2</w:t>
+              <w:t>53÷6=8, 5</w:t>
             </w:r>
           </w:p>
         </w:tc>
@@ -457,7 +457,7 @@
                 <w:rFonts w:ascii="TimeNewRoman" w:hAnsi="TimeNewRoman"/>
                 <w:sz w:val="30"/>
               </w:rPr>
-              <w:t>94÷2=47, 0</w:t>
+              <w:t>34÷6=5, 4</w:t>
             </w:r>
           </w:p>
         </w:tc>
@@ -474,7 +474,7 @@
                 <w:rFonts w:ascii="TimeNewRoman" w:hAnsi="TimeNewRoman"/>
                 <w:sz w:val="30"/>
               </w:rPr>
-              <w:t>56÷7=8, 0</w:t>
+              <w:t>67÷8=8, 3</w:t>
             </w:r>
           </w:p>
         </w:tc>
@@ -589,7 +589,7 @@
                 <w:rFonts w:ascii="TimeNewRoman" w:hAnsi="TimeNewRoman"/>
                 <w:sz w:val="30"/>
               </w:rPr>
-              <w:t>28÷4=7, 0</w:t>
+              <w:t>73÷9=8, 1</w:t>
             </w:r>
           </w:p>
         </w:tc>
@@ -606,7 +606,7 @@
                 <w:rFonts w:ascii="TimeNewRoman" w:hAnsi="TimeNewRoman"/>
                 <w:sz w:val="30"/>
               </w:rPr>
-              <w:t>43÷3=14, 1</w:t>
+              <w:t>44÷4=11, 0</w:t>
             </w:r>
           </w:p>
         </w:tc>
@@ -623,7 +623,7 @@
                 <w:rFonts w:ascii="TimeNewRoman" w:hAnsi="TimeNewRoman"/>
                 <w:sz w:val="30"/>
               </w:rPr>
-              <w:t>62÷6=10, 2</w:t>
+              <w:t>65÷6=10, 5</w:t>
             </w:r>
           </w:p>
         </w:tc>
@@ -640,7 +640,7 @@
                 <w:rFonts w:ascii="TimeNewRoman" w:hAnsi="TimeNewRoman"/>
                 <w:sz w:val="30"/>
               </w:rPr>
-              <w:t>42÷2=21, 0</w:t>
+              <w:t>32÷3=10, 2</w:t>
             </w:r>
           </w:p>
         </w:tc>
@@ -657,7 +657,7 @@
                 <w:rFonts w:ascii="TimeNewRoman" w:hAnsi="TimeNewRoman"/>
                 <w:sz w:val="30"/>
               </w:rPr>
-              <w:t>85÷2=42, 1</w:t>
+              <w:t>10÷6=1, 4</w:t>
             </w:r>
           </w:p>
         </w:tc>
@@ -772,7 +772,7 @@
                 <w:rFonts w:ascii="TimeNewRoman" w:hAnsi="TimeNewRoman"/>
                 <w:sz w:val="30"/>
               </w:rPr>
-              <w:t>54÷2=27, 0</w:t>
+              <w:t>68÷3=22, 2</w:t>
             </w:r>
           </w:p>
         </w:tc>
@@ -789,7 +789,7 @@
                 <w:rFonts w:ascii="TimeNewRoman" w:hAnsi="TimeNewRoman"/>
                 <w:sz w:val="30"/>
               </w:rPr>
-              <w:t>66÷3=22, 0</w:t>
+              <w:t>11÷4=2, 3</w:t>
             </w:r>
           </w:p>
         </w:tc>
@@ -806,7 +806,7 @@
                 <w:rFonts w:ascii="TimeNewRoman" w:hAnsi="TimeNewRoman"/>
                 <w:sz w:val="30"/>
               </w:rPr>
-              <w:t>40÷9=4, 4</w:t>
+              <w:t>72÷8=9, 0</w:t>
             </w:r>
           </w:p>
         </w:tc>
@@ -823,7 +823,7 @@
                 <w:rFonts w:ascii="TimeNewRoman" w:hAnsi="TimeNewRoman"/>
                 <w:sz w:val="30"/>
               </w:rPr>
-              <w:t>40÷5=8, 0</w:t>
+              <w:t>85÷9=9, 4</w:t>
             </w:r>
           </w:p>
         </w:tc>
@@ -840,7 +840,7 @@
                 <w:rFonts w:ascii="TimeNewRoman" w:hAnsi="TimeNewRoman"/>
                 <w:sz w:val="30"/>
               </w:rPr>
-              <w:t>34÷9=3, 7</w:t>
+              <w:t>90÷5=18, 0</w:t>
             </w:r>
           </w:p>
         </w:tc>

--- a/answers-of-two-digit_number_divided_by_one-digit_number.docx
+++ b/answers-of-two-digit_number_divided_by_one-digit_number.docx
@@ -11,7 +11,7 @@
           <w:rFonts w:ascii="Arial" w:hAnsi="Arial"/>
           <w:sz w:val="30"/>
         </w:rPr>
-        <w:t>2026-09-30 Wednesday</w:t>
+        <w:t>2026-10-01 Thursday</w:t>
       </w:r>
     </w:p>
     <w:tbl>
@@ -40,7 +40,7 @@
                 <w:rFonts w:ascii="TimeNewRoman" w:hAnsi="TimeNewRoman"/>
                 <w:sz w:val="30"/>
               </w:rPr>
-              <w:t>69÷2=34, 1</w:t>
+              <w:t>78÷5=15, 3</w:t>
             </w:r>
           </w:p>
         </w:tc>
@@ -57,7 +57,7 @@
                 <w:rFonts w:ascii="TimeNewRoman" w:hAnsi="TimeNewRoman"/>
                 <w:sz w:val="30"/>
               </w:rPr>
-              <w:t>36÷5=7, 1</w:t>
+              <w:t>61÷6=10, 1</w:t>
             </w:r>
           </w:p>
         </w:tc>
@@ -74,7 +74,7 @@
                 <w:rFonts w:ascii="TimeNewRoman" w:hAnsi="TimeNewRoman"/>
                 <w:sz w:val="30"/>
               </w:rPr>
-              <w:t>75÷9=8, 3</w:t>
+              <w:t>91÷7=13, 0</w:t>
             </w:r>
           </w:p>
         </w:tc>
@@ -91,7 +91,7 @@
                 <w:rFonts w:ascii="TimeNewRoman" w:hAnsi="TimeNewRoman"/>
                 <w:sz w:val="30"/>
               </w:rPr>
-              <w:t>10÷7=1, 3</w:t>
+              <w:t>51÷9=5, 6</w:t>
             </w:r>
           </w:p>
         </w:tc>
@@ -108,7 +108,7 @@
                 <w:rFonts w:ascii="TimeNewRoman" w:hAnsi="TimeNewRoman"/>
                 <w:sz w:val="30"/>
               </w:rPr>
-              <w:t>40÷6=6, 4</w:t>
+              <w:t>50÷9=5, 5</w:t>
             </w:r>
           </w:p>
         </w:tc>
@@ -223,7 +223,7 @@
                 <w:rFonts w:ascii="TimeNewRoman" w:hAnsi="TimeNewRoman"/>
                 <w:sz w:val="30"/>
               </w:rPr>
-              <w:t>54÷4=13, 2</w:t>
+              <w:t>20÷6=3, 2</w:t>
             </w:r>
           </w:p>
         </w:tc>
@@ -240,7 +240,7 @@
                 <w:rFonts w:ascii="TimeNewRoman" w:hAnsi="TimeNewRoman"/>
                 <w:sz w:val="30"/>
               </w:rPr>
-              <w:t>84÷6=14, 0</w:t>
+              <w:t>68÷9=7, 5</w:t>
             </w:r>
           </w:p>
         </w:tc>
@@ -257,7 +257,7 @@
                 <w:rFonts w:ascii="TimeNewRoman" w:hAnsi="TimeNewRoman"/>
                 <w:sz w:val="30"/>
               </w:rPr>
-              <w:t>86÷7=12, 2</w:t>
+              <w:t>18÷6=3, 0</w:t>
             </w:r>
           </w:p>
         </w:tc>
@@ -274,7 +274,7 @@
                 <w:rFonts w:ascii="TimeNewRoman" w:hAnsi="TimeNewRoman"/>
                 <w:sz w:val="30"/>
               </w:rPr>
-              <w:t>38÷7=5, 3</w:t>
+              <w:t>63÷4=15, 3</w:t>
             </w:r>
           </w:p>
         </w:tc>
@@ -291,7 +291,7 @@
                 <w:rFonts w:ascii="TimeNewRoman" w:hAnsi="TimeNewRoman"/>
                 <w:sz w:val="30"/>
               </w:rPr>
-              <w:t>87÷5=17, 2</w:t>
+              <w:t>11÷9=1, 2</w:t>
             </w:r>
           </w:p>
         </w:tc>
@@ -406,7 +406,7 @@
                 <w:rFonts w:ascii="TimeNewRoman" w:hAnsi="TimeNewRoman"/>
                 <w:sz w:val="30"/>
               </w:rPr>
-              <w:t>20÷8=2, 4</w:t>
+              <w:t>95÷7=13, 4</w:t>
             </w:r>
           </w:p>
         </w:tc>
@@ -423,7 +423,7 @@
                 <w:rFonts w:ascii="TimeNewRoman" w:hAnsi="TimeNewRoman"/>
                 <w:sz w:val="30"/>
               </w:rPr>
-              <w:t>89÷3=29, 2</w:t>
+              <w:t>67÷2=33, 1</w:t>
             </w:r>
           </w:p>
         </w:tc>
@@ -440,7 +440,7 @@
                 <w:rFonts w:ascii="TimeNewRoman" w:hAnsi="TimeNewRoman"/>
                 <w:sz w:val="30"/>
               </w:rPr>
-              <w:t>53÷6=8, 5</w:t>
+              <w:t>65÷6=10, 5</w:t>
             </w:r>
           </w:p>
         </w:tc>
@@ -457,7 +457,7 @@
                 <w:rFonts w:ascii="TimeNewRoman" w:hAnsi="TimeNewRoman"/>
                 <w:sz w:val="30"/>
               </w:rPr>
-              <w:t>34÷6=5, 4</w:t>
+              <w:t>10÷9=1, 1</w:t>
             </w:r>
           </w:p>
         </w:tc>
@@ -474,7 +474,7 @@
                 <w:rFonts w:ascii="TimeNewRoman" w:hAnsi="TimeNewRoman"/>
                 <w:sz w:val="30"/>
               </w:rPr>
-              <w:t>67÷8=8, 3</w:t>
+              <w:t>21÷7=3, 0</w:t>
             </w:r>
           </w:p>
         </w:tc>
@@ -589,7 +589,7 @@
                 <w:rFonts w:ascii="TimeNewRoman" w:hAnsi="TimeNewRoman"/>
                 <w:sz w:val="30"/>
               </w:rPr>
-              <w:t>73÷9=8, 1</w:t>
+              <w:t>14÷5=2, 4</w:t>
             </w:r>
           </w:p>
         </w:tc>
@@ -606,7 +606,7 @@
                 <w:rFonts w:ascii="TimeNewRoman" w:hAnsi="TimeNewRoman"/>
                 <w:sz w:val="30"/>
               </w:rPr>
-              <w:t>44÷4=11, 0</w:t>
+              <w:t>98÷6=16, 2</w:t>
             </w:r>
           </w:p>
         </w:tc>
@@ -623,7 +623,7 @@
                 <w:rFonts w:ascii="TimeNewRoman" w:hAnsi="TimeNewRoman"/>
                 <w:sz w:val="30"/>
               </w:rPr>
-              <w:t>65÷6=10, 5</w:t>
+              <w:t>26÷2=13, 0</w:t>
             </w:r>
           </w:p>
         </w:tc>
@@ -640,7 +640,7 @@
                 <w:rFonts w:ascii="TimeNewRoman" w:hAnsi="TimeNewRoman"/>
                 <w:sz w:val="30"/>
               </w:rPr>
-              <w:t>32÷3=10, 2</w:t>
+              <w:t>25÷6=4, 1</w:t>
             </w:r>
           </w:p>
         </w:tc>
@@ -657,7 +657,7 @@
                 <w:rFonts w:ascii="TimeNewRoman" w:hAnsi="TimeNewRoman"/>
                 <w:sz w:val="30"/>
               </w:rPr>
-              <w:t>10÷6=1, 4</w:t>
+              <w:t>84÷6=14, 0</w:t>
             </w:r>
           </w:p>
         </w:tc>
@@ -772,7 +772,7 @@
                 <w:rFonts w:ascii="TimeNewRoman" w:hAnsi="TimeNewRoman"/>
                 <w:sz w:val="30"/>
               </w:rPr>
-              <w:t>68÷3=22, 2</w:t>
+              <w:t>25÷6=4, 1</w:t>
             </w:r>
           </w:p>
         </w:tc>
@@ -789,7 +789,7 @@
                 <w:rFonts w:ascii="TimeNewRoman" w:hAnsi="TimeNewRoman"/>
                 <w:sz w:val="30"/>
               </w:rPr>
-              <w:t>11÷4=2, 3</w:t>
+              <w:t>67÷5=13, 2</w:t>
             </w:r>
           </w:p>
         </w:tc>
@@ -806,7 +806,7 @@
                 <w:rFonts w:ascii="TimeNewRoman" w:hAnsi="TimeNewRoman"/>
                 <w:sz w:val="30"/>
               </w:rPr>
-              <w:t>72÷8=9, 0</w:t>
+              <w:t>74÷4=18, 2</w:t>
             </w:r>
           </w:p>
         </w:tc>
@@ -823,7 +823,7 @@
                 <w:rFonts w:ascii="TimeNewRoman" w:hAnsi="TimeNewRoman"/>
                 <w:sz w:val="30"/>
               </w:rPr>
-              <w:t>85÷9=9, 4</w:t>
+              <w:t>52÷2=26, 0</w:t>
             </w:r>
           </w:p>
         </w:tc>
@@ -840,7 +840,7 @@
                 <w:rFonts w:ascii="TimeNewRoman" w:hAnsi="TimeNewRoman"/>
                 <w:sz w:val="30"/>
               </w:rPr>
-              <w:t>90÷5=18, 0</w:t>
+              <w:t>68÷6=11, 2</w:t>
             </w:r>
           </w:p>
         </w:tc>

--- a/answers-of-two-digit_number_divided_by_one-digit_number.docx
+++ b/answers-of-two-digit_number_divided_by_one-digit_number.docx
@@ -40,7 +40,7 @@
                 <w:rFonts w:ascii="TimeNewRoman" w:hAnsi="TimeNewRoman"/>
                 <w:sz w:val="30"/>
               </w:rPr>
-              <w:t>78÷5=15, 3</w:t>
+              <w:t>96÷8=12, 0</w:t>
             </w:r>
           </w:p>
         </w:tc>
@@ -57,7 +57,7 @@
                 <w:rFonts w:ascii="TimeNewRoman" w:hAnsi="TimeNewRoman"/>
                 <w:sz w:val="30"/>
               </w:rPr>
-              <w:t>61÷6=10, 1</w:t>
+              <w:t>80÷9=8, 8</w:t>
             </w:r>
           </w:p>
         </w:tc>
@@ -74,7 +74,7 @@
                 <w:rFonts w:ascii="TimeNewRoman" w:hAnsi="TimeNewRoman"/>
                 <w:sz w:val="30"/>
               </w:rPr>
-              <w:t>91÷7=13, 0</w:t>
+              <w:t>66÷3=22, 0</w:t>
             </w:r>
           </w:p>
         </w:tc>
@@ -91,7 +91,7 @@
                 <w:rFonts w:ascii="TimeNewRoman" w:hAnsi="TimeNewRoman"/>
                 <w:sz w:val="30"/>
               </w:rPr>
-              <w:t>51÷9=5, 6</w:t>
+              <w:t>60÷6=10, 0</w:t>
             </w:r>
           </w:p>
         </w:tc>
@@ -108,7 +108,7 @@
                 <w:rFonts w:ascii="TimeNewRoman" w:hAnsi="TimeNewRoman"/>
                 <w:sz w:val="30"/>
               </w:rPr>
-              <w:t>50÷9=5, 5</w:t>
+              <w:t>19÷2=9, 1</w:t>
             </w:r>
           </w:p>
         </w:tc>
@@ -223,7 +223,7 @@
                 <w:rFonts w:ascii="TimeNewRoman" w:hAnsi="TimeNewRoman"/>
                 <w:sz w:val="30"/>
               </w:rPr>
-              <w:t>20÷6=3, 2</w:t>
+              <w:t>15÷3=5, 0</w:t>
             </w:r>
           </w:p>
         </w:tc>
@@ -240,7 +240,7 @@
                 <w:rFonts w:ascii="TimeNewRoman" w:hAnsi="TimeNewRoman"/>
                 <w:sz w:val="30"/>
               </w:rPr>
-              <w:t>68÷9=7, 5</w:t>
+              <w:t>55÷6=9, 1</w:t>
             </w:r>
           </w:p>
         </w:tc>
@@ -257,7 +257,7 @@
                 <w:rFonts w:ascii="TimeNewRoman" w:hAnsi="TimeNewRoman"/>
                 <w:sz w:val="30"/>
               </w:rPr>
-              <w:t>18÷6=3, 0</w:t>
+              <w:t>21÷5=4, 1</w:t>
             </w:r>
           </w:p>
         </w:tc>
@@ -274,7 +274,7 @@
                 <w:rFonts w:ascii="TimeNewRoman" w:hAnsi="TimeNewRoman"/>
                 <w:sz w:val="30"/>
               </w:rPr>
-              <w:t>63÷4=15, 3</w:t>
+              <w:t>50÷3=16, 2</w:t>
             </w:r>
           </w:p>
         </w:tc>
@@ -291,7 +291,7 @@
                 <w:rFonts w:ascii="TimeNewRoman" w:hAnsi="TimeNewRoman"/>
                 <w:sz w:val="30"/>
               </w:rPr>
-              <w:t>11÷9=1, 2</w:t>
+              <w:t>82÷2=41, 0</w:t>
             </w:r>
           </w:p>
         </w:tc>
@@ -406,7 +406,7 @@
                 <w:rFonts w:ascii="TimeNewRoman" w:hAnsi="TimeNewRoman"/>
                 <w:sz w:val="30"/>
               </w:rPr>
-              <w:t>95÷7=13, 4</w:t>
+              <w:t>30÷5=6, 0</w:t>
             </w:r>
           </w:p>
         </w:tc>
@@ -423,7 +423,7 @@
                 <w:rFonts w:ascii="TimeNewRoman" w:hAnsi="TimeNewRoman"/>
                 <w:sz w:val="30"/>
               </w:rPr>
-              <w:t>67÷2=33, 1</w:t>
+              <w:t>80÷9=8, 8</w:t>
             </w:r>
           </w:p>
         </w:tc>
@@ -440,7 +440,7 @@
                 <w:rFonts w:ascii="TimeNewRoman" w:hAnsi="TimeNewRoman"/>
                 <w:sz w:val="30"/>
               </w:rPr>
-              <w:t>65÷6=10, 5</w:t>
+              <w:t>78÷2=39, 0</w:t>
             </w:r>
           </w:p>
         </w:tc>
@@ -457,7 +457,7 @@
                 <w:rFonts w:ascii="TimeNewRoman" w:hAnsi="TimeNewRoman"/>
                 <w:sz w:val="30"/>
               </w:rPr>
-              <w:t>10÷9=1, 1</w:t>
+              <w:t>81÷3=27, 0</w:t>
             </w:r>
           </w:p>
         </w:tc>
@@ -474,7 +474,7 @@
                 <w:rFonts w:ascii="TimeNewRoman" w:hAnsi="TimeNewRoman"/>
                 <w:sz w:val="30"/>
               </w:rPr>
-              <w:t>21÷7=3, 0</w:t>
+              <w:t>98÷7=14, 0</w:t>
             </w:r>
           </w:p>
         </w:tc>
@@ -589,7 +589,7 @@
                 <w:rFonts w:ascii="TimeNewRoman" w:hAnsi="TimeNewRoman"/>
                 <w:sz w:val="30"/>
               </w:rPr>
-              <w:t>14÷5=2, 4</w:t>
+              <w:t>54÷6=9, 0</w:t>
             </w:r>
           </w:p>
         </w:tc>
@@ -606,7 +606,7 @@
                 <w:rFonts w:ascii="TimeNewRoman" w:hAnsi="TimeNewRoman"/>
                 <w:sz w:val="30"/>
               </w:rPr>
-              <w:t>98÷6=16, 2</w:t>
+              <w:t>95÷3=31, 2</w:t>
             </w:r>
           </w:p>
         </w:tc>
@@ -623,7 +623,7 @@
                 <w:rFonts w:ascii="TimeNewRoman" w:hAnsi="TimeNewRoman"/>
                 <w:sz w:val="30"/>
               </w:rPr>
-              <w:t>26÷2=13, 0</w:t>
+              <w:t>32÷6=5, 2</w:t>
             </w:r>
           </w:p>
         </w:tc>
@@ -640,7 +640,7 @@
                 <w:rFonts w:ascii="TimeNewRoman" w:hAnsi="TimeNewRoman"/>
                 <w:sz w:val="30"/>
               </w:rPr>
-              <w:t>25÷6=4, 1</w:t>
+              <w:t>50÷4=12, 2</w:t>
             </w:r>
           </w:p>
         </w:tc>
@@ -657,7 +657,7 @@
                 <w:rFonts w:ascii="TimeNewRoman" w:hAnsi="TimeNewRoman"/>
                 <w:sz w:val="30"/>
               </w:rPr>
-              <w:t>84÷6=14, 0</w:t>
+              <w:t>19÷7=2, 5</w:t>
             </w:r>
           </w:p>
         </w:tc>
@@ -772,7 +772,7 @@
                 <w:rFonts w:ascii="TimeNewRoman" w:hAnsi="TimeNewRoman"/>
                 <w:sz w:val="30"/>
               </w:rPr>
-              <w:t>25÷6=4, 1</w:t>
+              <w:t>12÷7=1, 5</w:t>
             </w:r>
           </w:p>
         </w:tc>
@@ -789,7 +789,7 @@
                 <w:rFonts w:ascii="TimeNewRoman" w:hAnsi="TimeNewRoman"/>
                 <w:sz w:val="30"/>
               </w:rPr>
-              <w:t>67÷5=13, 2</w:t>
+              <w:t>38÷7=5, 3</w:t>
             </w:r>
           </w:p>
         </w:tc>
@@ -806,7 +806,7 @@
                 <w:rFonts w:ascii="TimeNewRoman" w:hAnsi="TimeNewRoman"/>
                 <w:sz w:val="30"/>
               </w:rPr>
-              <w:t>74÷4=18, 2</w:t>
+              <w:t>23÷4=5, 3</w:t>
             </w:r>
           </w:p>
         </w:tc>
@@ -823,7 +823,7 @@
                 <w:rFonts w:ascii="TimeNewRoman" w:hAnsi="TimeNewRoman"/>
                 <w:sz w:val="30"/>
               </w:rPr>
-              <w:t>52÷2=26, 0</w:t>
+              <w:t>81÷2=40, 1</w:t>
             </w:r>
           </w:p>
         </w:tc>
@@ -840,7 +840,7 @@
                 <w:rFonts w:ascii="TimeNewRoman" w:hAnsi="TimeNewRoman"/>
                 <w:sz w:val="30"/>
               </w:rPr>
-              <w:t>68÷6=11, 2</w:t>
+              <w:t>99÷4=24, 3</w:t>
             </w:r>
           </w:p>
         </w:tc>

--- a/answers-of-two-digit_number_divided_by_one-digit_number.docx
+++ b/answers-of-two-digit_number_divided_by_one-digit_number.docx
@@ -11,7 +11,7 @@
           <w:rFonts w:ascii="Arial" w:hAnsi="Arial"/>
           <w:sz w:val="30"/>
         </w:rPr>
-        <w:t>2026-10-01 Thursday</w:t>
+        <w:t>2026-10-02 Friday</w:t>
       </w:r>
     </w:p>
     <w:tbl>
@@ -40,7 +40,7 @@
                 <w:rFonts w:ascii="TimeNewRoman" w:hAnsi="TimeNewRoman"/>
                 <w:sz w:val="30"/>
               </w:rPr>
-              <w:t>96÷8=12, 0</w:t>
+              <w:t>67÷4=16, 3</w:t>
             </w:r>
           </w:p>
         </w:tc>
@@ -57,7 +57,7 @@
                 <w:rFonts w:ascii="TimeNewRoman" w:hAnsi="TimeNewRoman"/>
                 <w:sz w:val="30"/>
               </w:rPr>
-              <w:t>80÷9=8, 8</w:t>
+              <w:t>93÷9=10, 3</w:t>
             </w:r>
           </w:p>
         </w:tc>
@@ -74,7 +74,7 @@
                 <w:rFonts w:ascii="TimeNewRoman" w:hAnsi="TimeNewRoman"/>
                 <w:sz w:val="30"/>
               </w:rPr>
-              <w:t>66÷3=22, 0</w:t>
+              <w:t>48÷2=24, 0</w:t>
             </w:r>
           </w:p>
         </w:tc>
@@ -91,7 +91,7 @@
                 <w:rFonts w:ascii="TimeNewRoman" w:hAnsi="TimeNewRoman"/>
                 <w:sz w:val="30"/>
               </w:rPr>
-              <w:t>60÷6=10, 0</w:t>
+              <w:t>93÷8=11, 5</w:t>
             </w:r>
           </w:p>
         </w:tc>
@@ -108,7 +108,7 @@
                 <w:rFonts w:ascii="TimeNewRoman" w:hAnsi="TimeNewRoman"/>
                 <w:sz w:val="30"/>
               </w:rPr>
-              <w:t>19÷2=9, 1</w:t>
+              <w:t>66÷5=13, 1</w:t>
             </w:r>
           </w:p>
         </w:tc>
@@ -223,7 +223,7 @@
                 <w:rFonts w:ascii="TimeNewRoman" w:hAnsi="TimeNewRoman"/>
                 <w:sz w:val="30"/>
               </w:rPr>
-              <w:t>15÷3=5, 0</w:t>
+              <w:t>57÷5=11, 2</w:t>
             </w:r>
           </w:p>
         </w:tc>
@@ -240,7 +240,7 @@
                 <w:rFonts w:ascii="TimeNewRoman" w:hAnsi="TimeNewRoman"/>
                 <w:sz w:val="30"/>
               </w:rPr>
-              <w:t>55÷6=9, 1</w:t>
+              <w:t>89÷2=44, 1</w:t>
             </w:r>
           </w:p>
         </w:tc>
@@ -257,7 +257,7 @@
                 <w:rFonts w:ascii="TimeNewRoman" w:hAnsi="TimeNewRoman"/>
                 <w:sz w:val="30"/>
               </w:rPr>
-              <w:t>21÷5=4, 1</w:t>
+              <w:t>31÷7=4, 3</w:t>
             </w:r>
           </w:p>
         </w:tc>
@@ -274,7 +274,7 @@
                 <w:rFonts w:ascii="TimeNewRoman" w:hAnsi="TimeNewRoman"/>
                 <w:sz w:val="30"/>
               </w:rPr>
-              <w:t>50÷3=16, 2</w:t>
+              <w:t>24÷2=12, 0</w:t>
             </w:r>
           </w:p>
         </w:tc>
@@ -291,7 +291,7 @@
                 <w:rFonts w:ascii="TimeNewRoman" w:hAnsi="TimeNewRoman"/>
                 <w:sz w:val="30"/>
               </w:rPr>
-              <w:t>82÷2=41, 0</w:t>
+              <w:t>16÷4=4, 0</w:t>
             </w:r>
           </w:p>
         </w:tc>
@@ -406,7 +406,7 @@
                 <w:rFonts w:ascii="TimeNewRoman" w:hAnsi="TimeNewRoman"/>
                 <w:sz w:val="30"/>
               </w:rPr>
-              <w:t>30÷5=6, 0</w:t>
+              <w:t>20÷9=2, 2</w:t>
             </w:r>
           </w:p>
         </w:tc>
@@ -423,7 +423,7 @@
                 <w:rFonts w:ascii="TimeNewRoman" w:hAnsi="TimeNewRoman"/>
                 <w:sz w:val="30"/>
               </w:rPr>
-              <w:t>80÷9=8, 8</w:t>
+              <w:t>31÷9=3, 4</w:t>
             </w:r>
           </w:p>
         </w:tc>
@@ -440,7 +440,7 @@
                 <w:rFonts w:ascii="TimeNewRoman" w:hAnsi="TimeNewRoman"/>
                 <w:sz w:val="30"/>
               </w:rPr>
-              <w:t>78÷2=39, 0</w:t>
+              <w:t>91÷3=30, 1</w:t>
             </w:r>
           </w:p>
         </w:tc>
@@ -457,7 +457,7 @@
                 <w:rFonts w:ascii="TimeNewRoman" w:hAnsi="TimeNewRoman"/>
                 <w:sz w:val="30"/>
               </w:rPr>
-              <w:t>81÷3=27, 0</w:t>
+              <w:t>13÷5=2, 3</w:t>
             </w:r>
           </w:p>
         </w:tc>
@@ -474,7 +474,7 @@
                 <w:rFonts w:ascii="TimeNewRoman" w:hAnsi="TimeNewRoman"/>
                 <w:sz w:val="30"/>
               </w:rPr>
-              <w:t>98÷7=14, 0</w:t>
+              <w:t>46÷7=6, 4</w:t>
             </w:r>
           </w:p>
         </w:tc>
@@ -589,7 +589,7 @@
                 <w:rFonts w:ascii="TimeNewRoman" w:hAnsi="TimeNewRoman"/>
                 <w:sz w:val="30"/>
               </w:rPr>
-              <w:t>54÷6=9, 0</w:t>
+              <w:t>11÷4=2, 3</w:t>
             </w:r>
           </w:p>
         </w:tc>
@@ -606,7 +606,7 @@
                 <w:rFonts w:ascii="TimeNewRoman" w:hAnsi="TimeNewRoman"/>
                 <w:sz w:val="30"/>
               </w:rPr>
-              <w:t>95÷3=31, 2</w:t>
+              <w:t>72÷3=24, 0</w:t>
             </w:r>
           </w:p>
         </w:tc>
@@ -623,7 +623,7 @@
                 <w:rFonts w:ascii="TimeNewRoman" w:hAnsi="TimeNewRoman"/>
                 <w:sz w:val="30"/>
               </w:rPr>
-              <w:t>32÷6=5, 2</w:t>
+              <w:t>68÷2=34, 0</w:t>
             </w:r>
           </w:p>
         </w:tc>
@@ -640,7 +640,7 @@
                 <w:rFonts w:ascii="TimeNewRoman" w:hAnsi="TimeNewRoman"/>
                 <w:sz w:val="30"/>
               </w:rPr>
-              <w:t>50÷4=12, 2</w:t>
+              <w:t>75÷3=25, 0</w:t>
             </w:r>
           </w:p>
         </w:tc>
@@ -657,7 +657,7 @@
                 <w:rFonts w:ascii="TimeNewRoman" w:hAnsi="TimeNewRoman"/>
                 <w:sz w:val="30"/>
               </w:rPr>
-              <w:t>19÷7=2, 5</w:t>
+              <w:t>60÷7=8, 4</w:t>
             </w:r>
           </w:p>
         </w:tc>
@@ -772,7 +772,7 @@
                 <w:rFonts w:ascii="TimeNewRoman" w:hAnsi="TimeNewRoman"/>
                 <w:sz w:val="30"/>
               </w:rPr>
-              <w:t>12÷7=1, 5</w:t>
+              <w:t>31÷3=10, 1</w:t>
             </w:r>
           </w:p>
         </w:tc>
@@ -789,7 +789,7 @@
                 <w:rFonts w:ascii="TimeNewRoman" w:hAnsi="TimeNewRoman"/>
                 <w:sz w:val="30"/>
               </w:rPr>
-              <w:t>38÷7=5, 3</w:t>
+              <w:t>21÷7=3, 0</w:t>
             </w:r>
           </w:p>
         </w:tc>
@@ -806,7 +806,7 @@
                 <w:rFonts w:ascii="TimeNewRoman" w:hAnsi="TimeNewRoman"/>
                 <w:sz w:val="30"/>
               </w:rPr>
-              <w:t>23÷4=5, 3</w:t>
+              <w:t>66÷7=9, 3</w:t>
             </w:r>
           </w:p>
         </w:tc>
@@ -823,7 +823,7 @@
                 <w:rFonts w:ascii="TimeNewRoman" w:hAnsi="TimeNewRoman"/>
                 <w:sz w:val="30"/>
               </w:rPr>
-              <w:t>81÷2=40, 1</w:t>
+              <w:t>10÷4=2, 2</w:t>
             </w:r>
           </w:p>
         </w:tc>
@@ -840,7 +840,7 @@
                 <w:rFonts w:ascii="TimeNewRoman" w:hAnsi="TimeNewRoman"/>
                 <w:sz w:val="30"/>
               </w:rPr>
-              <w:t>99÷4=24, 3</w:t>
+              <w:t>36÷4=9, 0</w:t>
             </w:r>
           </w:p>
         </w:tc>

--- a/answers-of-two-digit_number_divided_by_one-digit_number.docx
+++ b/answers-of-two-digit_number_divided_by_one-digit_number.docx
@@ -40,7 +40,7 @@
                 <w:rFonts w:ascii="TimeNewRoman" w:hAnsi="TimeNewRoman"/>
                 <w:sz w:val="30"/>
               </w:rPr>
-              <w:t>67÷4=16, 3</w:t>
+              <w:t>68÷2=34, 0</w:t>
             </w:r>
           </w:p>
         </w:tc>
@@ -57,7 +57,7 @@
                 <w:rFonts w:ascii="TimeNewRoman" w:hAnsi="TimeNewRoman"/>
                 <w:sz w:val="30"/>
               </w:rPr>
-              <w:t>93÷9=10, 3</w:t>
+              <w:t>32÷3=10, 2</w:t>
             </w:r>
           </w:p>
         </w:tc>
@@ -74,7 +74,7 @@
                 <w:rFonts w:ascii="TimeNewRoman" w:hAnsi="TimeNewRoman"/>
                 <w:sz w:val="30"/>
               </w:rPr>
-              <w:t>48÷2=24, 0</w:t>
+              <w:t>88÷5=17, 3</w:t>
             </w:r>
           </w:p>
         </w:tc>
@@ -91,7 +91,7 @@
                 <w:rFonts w:ascii="TimeNewRoman" w:hAnsi="TimeNewRoman"/>
                 <w:sz w:val="30"/>
               </w:rPr>
-              <w:t>93÷8=11, 5</w:t>
+              <w:t>88÷8=11, 0</w:t>
             </w:r>
           </w:p>
         </w:tc>
@@ -108,7 +108,7 @@
                 <w:rFonts w:ascii="TimeNewRoman" w:hAnsi="TimeNewRoman"/>
                 <w:sz w:val="30"/>
               </w:rPr>
-              <w:t>66÷5=13, 1</w:t>
+              <w:t>21÷7=3, 0</w:t>
             </w:r>
           </w:p>
         </w:tc>
@@ -223,7 +223,7 @@
                 <w:rFonts w:ascii="TimeNewRoman" w:hAnsi="TimeNewRoman"/>
                 <w:sz w:val="30"/>
               </w:rPr>
-              <w:t>57÷5=11, 2</w:t>
+              <w:t>91÷7=13, 0</w:t>
             </w:r>
           </w:p>
         </w:tc>
@@ -240,7 +240,7 @@
                 <w:rFonts w:ascii="TimeNewRoman" w:hAnsi="TimeNewRoman"/>
                 <w:sz w:val="30"/>
               </w:rPr>
-              <w:t>89÷2=44, 1</w:t>
+              <w:t>73÷3=24, 1</w:t>
             </w:r>
           </w:p>
         </w:tc>
@@ -257,7 +257,7 @@
                 <w:rFonts w:ascii="TimeNewRoman" w:hAnsi="TimeNewRoman"/>
                 <w:sz w:val="30"/>
               </w:rPr>
-              <w:t>31÷7=4, 3</w:t>
+              <w:t>53÷2=26, 1</w:t>
             </w:r>
           </w:p>
         </w:tc>
@@ -274,7 +274,7 @@
                 <w:rFonts w:ascii="TimeNewRoman" w:hAnsi="TimeNewRoman"/>
                 <w:sz w:val="30"/>
               </w:rPr>
-              <w:t>24÷2=12, 0</w:t>
+              <w:t>76÷9=8, 4</w:t>
             </w:r>
           </w:p>
         </w:tc>
@@ -291,7 +291,7 @@
                 <w:rFonts w:ascii="TimeNewRoman" w:hAnsi="TimeNewRoman"/>
                 <w:sz w:val="30"/>
               </w:rPr>
-              <w:t>16÷4=4, 0</w:t>
+              <w:t>58÷7=8, 2</w:t>
             </w:r>
           </w:p>
         </w:tc>
@@ -406,7 +406,7 @@
                 <w:rFonts w:ascii="TimeNewRoman" w:hAnsi="TimeNewRoman"/>
                 <w:sz w:val="30"/>
               </w:rPr>
-              <w:t>20÷9=2, 2</w:t>
+              <w:t>73÷4=18, 1</w:t>
             </w:r>
           </w:p>
         </w:tc>
@@ -423,7 +423,7 @@
                 <w:rFonts w:ascii="TimeNewRoman" w:hAnsi="TimeNewRoman"/>
                 <w:sz w:val="30"/>
               </w:rPr>
-              <w:t>31÷9=3, 4</w:t>
+              <w:t>37÷2=18, 1</w:t>
             </w:r>
           </w:p>
         </w:tc>
@@ -440,7 +440,7 @@
                 <w:rFonts w:ascii="TimeNewRoman" w:hAnsi="TimeNewRoman"/>
                 <w:sz w:val="30"/>
               </w:rPr>
-              <w:t>91÷3=30, 1</w:t>
+              <w:t>23÷7=3, 2</w:t>
             </w:r>
           </w:p>
         </w:tc>
@@ -457,7 +457,7 @@
                 <w:rFonts w:ascii="TimeNewRoman" w:hAnsi="TimeNewRoman"/>
                 <w:sz w:val="30"/>
               </w:rPr>
-              <w:t>13÷5=2, 3</w:t>
+              <w:t>44÷2=22, 0</w:t>
             </w:r>
           </w:p>
         </w:tc>
@@ -474,7 +474,7 @@
                 <w:rFonts w:ascii="TimeNewRoman" w:hAnsi="TimeNewRoman"/>
                 <w:sz w:val="30"/>
               </w:rPr>
-              <w:t>46÷7=6, 4</w:t>
+              <w:t>54÷9=6, 0</w:t>
             </w:r>
           </w:p>
         </w:tc>
@@ -589,7 +589,7 @@
                 <w:rFonts w:ascii="TimeNewRoman" w:hAnsi="TimeNewRoman"/>
                 <w:sz w:val="30"/>
               </w:rPr>
-              <w:t>11÷4=2, 3</w:t>
+              <w:t>58÷3=19, 1</w:t>
             </w:r>
           </w:p>
         </w:tc>
@@ -606,7 +606,7 @@
                 <w:rFonts w:ascii="TimeNewRoman" w:hAnsi="TimeNewRoman"/>
                 <w:sz w:val="30"/>
               </w:rPr>
-              <w:t>72÷3=24, 0</w:t>
+              <w:t>35÷4=8, 3</w:t>
             </w:r>
           </w:p>
         </w:tc>
@@ -623,7 +623,7 @@
                 <w:rFonts w:ascii="TimeNewRoman" w:hAnsi="TimeNewRoman"/>
                 <w:sz w:val="30"/>
               </w:rPr>
-              <w:t>68÷2=34, 0</w:t>
+              <w:t>47÷5=9, 2</w:t>
             </w:r>
           </w:p>
         </w:tc>
@@ -640,7 +640,7 @@
                 <w:rFonts w:ascii="TimeNewRoman" w:hAnsi="TimeNewRoman"/>
                 <w:sz w:val="30"/>
               </w:rPr>
-              <w:t>75÷3=25, 0</w:t>
+              <w:t>57÷3=19, 0</w:t>
             </w:r>
           </w:p>
         </w:tc>
@@ -657,7 +657,7 @@
                 <w:rFonts w:ascii="TimeNewRoman" w:hAnsi="TimeNewRoman"/>
                 <w:sz w:val="30"/>
               </w:rPr>
-              <w:t>60÷7=8, 4</w:t>
+              <w:t>45÷6=7, 3</w:t>
             </w:r>
           </w:p>
         </w:tc>
@@ -772,7 +772,7 @@
                 <w:rFonts w:ascii="TimeNewRoman" w:hAnsi="TimeNewRoman"/>
                 <w:sz w:val="30"/>
               </w:rPr>
-              <w:t>31÷3=10, 1</w:t>
+              <w:t>89÷8=11, 1</w:t>
             </w:r>
           </w:p>
         </w:tc>
@@ -789,7 +789,7 @@
                 <w:rFonts w:ascii="TimeNewRoman" w:hAnsi="TimeNewRoman"/>
                 <w:sz w:val="30"/>
               </w:rPr>
-              <w:t>21÷7=3, 0</w:t>
+              <w:t>19÷8=2, 3</w:t>
             </w:r>
           </w:p>
         </w:tc>
@@ -806,7 +806,7 @@
                 <w:rFonts w:ascii="TimeNewRoman" w:hAnsi="TimeNewRoman"/>
                 <w:sz w:val="30"/>
               </w:rPr>
-              <w:t>66÷7=9, 3</w:t>
+              <w:t>17÷4=4, 1</w:t>
             </w:r>
           </w:p>
         </w:tc>
@@ -823,7 +823,7 @@
                 <w:rFonts w:ascii="TimeNewRoman" w:hAnsi="TimeNewRoman"/>
                 <w:sz w:val="30"/>
               </w:rPr>
-              <w:t>10÷4=2, 2</w:t>
+              <w:t>38÷5=7, 3</w:t>
             </w:r>
           </w:p>
         </w:tc>
@@ -840,7 +840,7 @@
                 <w:rFonts w:ascii="TimeNewRoman" w:hAnsi="TimeNewRoman"/>
                 <w:sz w:val="30"/>
               </w:rPr>
-              <w:t>36÷4=9, 0</w:t>
+              <w:t>76÷9=8, 4</w:t>
             </w:r>
           </w:p>
         </w:tc>

--- a/answers-of-two-digit_number_divided_by_one-digit_number.docx
+++ b/answers-of-two-digit_number_divided_by_one-digit_number.docx
@@ -11,7 +11,7 @@
           <w:rFonts w:ascii="Arial" w:hAnsi="Arial"/>
           <w:sz w:val="30"/>
         </w:rPr>
-        <w:t>2026-10-02 Friday</w:t>
+        <w:t>2026-10-03 Saturday</w:t>
       </w:r>
     </w:p>
     <w:tbl>
@@ -40,7 +40,7 @@
                 <w:rFonts w:ascii="TimeNewRoman" w:hAnsi="TimeNewRoman"/>
                 <w:sz w:val="30"/>
               </w:rPr>
-              <w:t>68÷2=34, 0</w:t>
+              <w:t>56÷8=7, 0</w:t>
             </w:r>
           </w:p>
         </w:tc>
@@ -57,7 +57,7 @@
                 <w:rFonts w:ascii="TimeNewRoman" w:hAnsi="TimeNewRoman"/>
                 <w:sz w:val="30"/>
               </w:rPr>
-              <w:t>32÷3=10, 2</w:t>
+              <w:t>25÷3=8, 1</w:t>
             </w:r>
           </w:p>
         </w:tc>
@@ -74,7 +74,7 @@
                 <w:rFonts w:ascii="TimeNewRoman" w:hAnsi="TimeNewRoman"/>
                 <w:sz w:val="30"/>
               </w:rPr>
-              <w:t>88÷5=17, 3</w:t>
+              <w:t>88÷6=14, 4</w:t>
             </w:r>
           </w:p>
         </w:tc>
@@ -91,7 +91,7 @@
                 <w:rFonts w:ascii="TimeNewRoman" w:hAnsi="TimeNewRoman"/>
                 <w:sz w:val="30"/>
               </w:rPr>
-              <w:t>88÷8=11, 0</w:t>
+              <w:t>32÷7=4, 4</w:t>
             </w:r>
           </w:p>
         </w:tc>
@@ -108,7 +108,7 @@
                 <w:rFonts w:ascii="TimeNewRoman" w:hAnsi="TimeNewRoman"/>
                 <w:sz w:val="30"/>
               </w:rPr>
-              <w:t>21÷7=3, 0</w:t>
+              <w:t>94÷9=10, 4</w:t>
             </w:r>
           </w:p>
         </w:tc>
@@ -223,7 +223,7 @@
                 <w:rFonts w:ascii="TimeNewRoman" w:hAnsi="TimeNewRoman"/>
                 <w:sz w:val="30"/>
               </w:rPr>
-              <w:t>91÷7=13, 0</w:t>
+              <w:t>40÷5=8, 0</w:t>
             </w:r>
           </w:p>
         </w:tc>
@@ -240,7 +240,7 @@
                 <w:rFonts w:ascii="TimeNewRoman" w:hAnsi="TimeNewRoman"/>
                 <w:sz w:val="30"/>
               </w:rPr>
-              <w:t>73÷3=24, 1</w:t>
+              <w:t>27÷4=6, 3</w:t>
             </w:r>
           </w:p>
         </w:tc>
@@ -257,7 +257,7 @@
                 <w:rFonts w:ascii="TimeNewRoman" w:hAnsi="TimeNewRoman"/>
                 <w:sz w:val="30"/>
               </w:rPr>
-              <w:t>53÷2=26, 1</w:t>
+              <w:t>53÷8=6, 5</w:t>
             </w:r>
           </w:p>
         </w:tc>
@@ -274,7 +274,7 @@
                 <w:rFonts w:ascii="TimeNewRoman" w:hAnsi="TimeNewRoman"/>
                 <w:sz w:val="30"/>
               </w:rPr>
-              <w:t>76÷9=8, 4</w:t>
+              <w:t>39÷8=4, 7</w:t>
             </w:r>
           </w:p>
         </w:tc>
@@ -291,7 +291,7 @@
                 <w:rFonts w:ascii="TimeNewRoman" w:hAnsi="TimeNewRoman"/>
                 <w:sz w:val="30"/>
               </w:rPr>
-              <w:t>58÷7=8, 2</w:t>
+              <w:t>78÷4=19, 2</w:t>
             </w:r>
           </w:p>
         </w:tc>
@@ -406,7 +406,7 @@
                 <w:rFonts w:ascii="TimeNewRoman" w:hAnsi="TimeNewRoman"/>
                 <w:sz w:val="30"/>
               </w:rPr>
-              <w:t>73÷4=18, 1</w:t>
+              <w:t>86÷5=17, 1</w:t>
             </w:r>
           </w:p>
         </w:tc>
@@ -423,7 +423,7 @@
                 <w:rFonts w:ascii="TimeNewRoman" w:hAnsi="TimeNewRoman"/>
                 <w:sz w:val="30"/>
               </w:rPr>
-              <w:t>37÷2=18, 1</w:t>
+              <w:t>76÷5=15, 1</w:t>
             </w:r>
           </w:p>
         </w:tc>
@@ -440,24 +440,7 @@
                 <w:rFonts w:ascii="TimeNewRoman" w:hAnsi="TimeNewRoman"/>
                 <w:sz w:val="30"/>
               </w:rPr>
-              <w:t>23÷7=3, 2</w:t>
-            </w:r>
-          </w:p>
-        </w:tc>
-        <w:tc>
-          <w:tcPr>
-            <w:tcW w:type="dxa" w:w="1987"/>
-          </w:tcPr>
-          <w:p>
-            <w:pPr>
-              <w:jc w:val="left"/>
-            </w:pPr>
-            <w:r>
-              <w:rPr>
-                <w:rFonts w:ascii="TimeNewRoman" w:hAnsi="TimeNewRoman"/>
-                <w:sz w:val="30"/>
-              </w:rPr>
-              <w:t>44÷2=22, 0</w:t>
+              <w:t>34÷9=3, 7</w:t>
             </w:r>
           </w:p>
         </w:tc>
@@ -475,6 +458,23 @@
                 <w:sz w:val="30"/>
               </w:rPr>
               <w:t>54÷9=6, 0</w:t>
+            </w:r>
+          </w:p>
+        </w:tc>
+        <w:tc>
+          <w:tcPr>
+            <w:tcW w:type="dxa" w:w="1987"/>
+          </w:tcPr>
+          <w:p>
+            <w:pPr>
+              <w:jc w:val="left"/>
+            </w:pPr>
+            <w:r>
+              <w:rPr>
+                <w:rFonts w:ascii="TimeNewRoman" w:hAnsi="TimeNewRoman"/>
+                <w:sz w:val="30"/>
+              </w:rPr>
+              <w:t>12÷8=1, 4</w:t>
             </w:r>
           </w:p>
         </w:tc>
@@ -589,7 +589,7 @@
                 <w:rFonts w:ascii="TimeNewRoman" w:hAnsi="TimeNewRoman"/>
                 <w:sz w:val="30"/>
               </w:rPr>
-              <w:t>58÷3=19, 1</w:t>
+              <w:t>44÷5=8, 4</w:t>
             </w:r>
           </w:p>
         </w:tc>
@@ -606,7 +606,7 @@
                 <w:rFonts w:ascii="TimeNewRoman" w:hAnsi="TimeNewRoman"/>
                 <w:sz w:val="30"/>
               </w:rPr>
-              <w:t>35÷4=8, 3</w:t>
+              <w:t>82÷4=20, 2</w:t>
             </w:r>
           </w:p>
         </w:tc>
@@ -623,7 +623,7 @@
                 <w:rFonts w:ascii="TimeNewRoman" w:hAnsi="TimeNewRoman"/>
                 <w:sz w:val="30"/>
               </w:rPr>
-              <w:t>47÷5=9, 2</w:t>
+              <w:t>95÷9=10, 5</w:t>
             </w:r>
           </w:p>
         </w:tc>
@@ -640,7 +640,7 @@
                 <w:rFonts w:ascii="TimeNewRoman" w:hAnsi="TimeNewRoman"/>
                 <w:sz w:val="30"/>
               </w:rPr>
-              <w:t>57÷3=19, 0</w:t>
+              <w:t>84÷3=28, 0</w:t>
             </w:r>
           </w:p>
         </w:tc>
@@ -657,7 +657,7 @@
                 <w:rFonts w:ascii="TimeNewRoman" w:hAnsi="TimeNewRoman"/>
                 <w:sz w:val="30"/>
               </w:rPr>
-              <w:t>45÷6=7, 3</w:t>
+              <w:t>39÷7=5, 4</w:t>
             </w:r>
           </w:p>
         </w:tc>
@@ -772,7 +772,7 @@
                 <w:rFonts w:ascii="TimeNewRoman" w:hAnsi="TimeNewRoman"/>
                 <w:sz w:val="30"/>
               </w:rPr>
-              <w:t>89÷8=11, 1</w:t>
+              <w:t>35÷5=7, 0</w:t>
             </w:r>
           </w:p>
         </w:tc>
@@ -789,7 +789,7 @@
                 <w:rFonts w:ascii="TimeNewRoman" w:hAnsi="TimeNewRoman"/>
                 <w:sz w:val="30"/>
               </w:rPr>
-              <w:t>19÷8=2, 3</w:t>
+              <w:t>64÷8=8, 0</w:t>
             </w:r>
           </w:p>
         </w:tc>
@@ -806,7 +806,7 @@
                 <w:rFonts w:ascii="TimeNewRoman" w:hAnsi="TimeNewRoman"/>
                 <w:sz w:val="30"/>
               </w:rPr>
-              <w:t>17÷4=4, 1</w:t>
+              <w:t>44÷7=6, 2</w:t>
             </w:r>
           </w:p>
         </w:tc>
@@ -823,7 +823,7 @@
                 <w:rFonts w:ascii="TimeNewRoman" w:hAnsi="TimeNewRoman"/>
                 <w:sz w:val="30"/>
               </w:rPr>
-              <w:t>38÷5=7, 3</w:t>
+              <w:t>12÷2=6, 0</w:t>
             </w:r>
           </w:p>
         </w:tc>
@@ -840,7 +840,7 @@
                 <w:rFonts w:ascii="TimeNewRoman" w:hAnsi="TimeNewRoman"/>
                 <w:sz w:val="30"/>
               </w:rPr>
-              <w:t>76÷9=8, 4</w:t>
+              <w:t>99÷3=33, 0</w:t>
             </w:r>
           </w:p>
         </w:tc>

--- a/answers-of-two-digit_number_divided_by_one-digit_number.docx
+++ b/answers-of-two-digit_number_divided_by_one-digit_number.docx
@@ -40,7 +40,7 @@
                 <w:rFonts w:ascii="TimeNewRoman" w:hAnsi="TimeNewRoman"/>
                 <w:sz w:val="30"/>
               </w:rPr>
-              <w:t>56÷8=7, 0</w:t>
+              <w:t>20÷2=10, 0</w:t>
             </w:r>
           </w:p>
         </w:tc>
@@ -57,7 +57,7 @@
                 <w:rFonts w:ascii="TimeNewRoman" w:hAnsi="TimeNewRoman"/>
                 <w:sz w:val="30"/>
               </w:rPr>
-              <w:t>25÷3=8, 1</w:t>
+              <w:t>92÷6=15, 2</w:t>
             </w:r>
           </w:p>
         </w:tc>
@@ -74,7 +74,7 @@
                 <w:rFonts w:ascii="TimeNewRoman" w:hAnsi="TimeNewRoman"/>
                 <w:sz w:val="30"/>
               </w:rPr>
-              <w:t>88÷6=14, 4</w:t>
+              <w:t>15÷3=5, 0</w:t>
             </w:r>
           </w:p>
         </w:tc>
@@ -91,7 +91,7 @@
                 <w:rFonts w:ascii="TimeNewRoman" w:hAnsi="TimeNewRoman"/>
                 <w:sz w:val="30"/>
               </w:rPr>
-              <w:t>32÷7=4, 4</w:t>
+              <w:t>89÷4=22, 1</w:t>
             </w:r>
           </w:p>
         </w:tc>
@@ -108,7 +108,7 @@
                 <w:rFonts w:ascii="TimeNewRoman" w:hAnsi="TimeNewRoman"/>
                 <w:sz w:val="30"/>
               </w:rPr>
-              <w:t>94÷9=10, 4</w:t>
+              <w:t>86÷8=10, 6</w:t>
             </w:r>
           </w:p>
         </w:tc>
@@ -223,7 +223,7 @@
                 <w:rFonts w:ascii="TimeNewRoman" w:hAnsi="TimeNewRoman"/>
                 <w:sz w:val="30"/>
               </w:rPr>
-              <w:t>40÷5=8, 0</w:t>
+              <w:t>47÷2=23, 1</w:t>
             </w:r>
           </w:p>
         </w:tc>
@@ -240,7 +240,7 @@
                 <w:rFonts w:ascii="TimeNewRoman" w:hAnsi="TimeNewRoman"/>
                 <w:sz w:val="30"/>
               </w:rPr>
-              <w:t>27÷4=6, 3</w:t>
+              <w:t>92÷6=15, 2</w:t>
             </w:r>
           </w:p>
         </w:tc>
@@ -257,7 +257,7 @@
                 <w:rFonts w:ascii="TimeNewRoman" w:hAnsi="TimeNewRoman"/>
                 <w:sz w:val="30"/>
               </w:rPr>
-              <w:t>53÷8=6, 5</w:t>
+              <w:t>10÷3=3, 1</w:t>
             </w:r>
           </w:p>
         </w:tc>
@@ -274,7 +274,7 @@
                 <w:rFonts w:ascii="TimeNewRoman" w:hAnsi="TimeNewRoman"/>
                 <w:sz w:val="30"/>
               </w:rPr>
-              <w:t>39÷8=4, 7</w:t>
+              <w:t>49÷6=8, 1</w:t>
             </w:r>
           </w:p>
         </w:tc>
@@ -291,7 +291,7 @@
                 <w:rFonts w:ascii="TimeNewRoman" w:hAnsi="TimeNewRoman"/>
                 <w:sz w:val="30"/>
               </w:rPr>
-              <w:t>78÷4=19, 2</w:t>
+              <w:t>72÷5=14, 2</w:t>
             </w:r>
           </w:p>
         </w:tc>
@@ -406,7 +406,7 @@
                 <w:rFonts w:ascii="TimeNewRoman" w:hAnsi="TimeNewRoman"/>
                 <w:sz w:val="30"/>
               </w:rPr>
-              <w:t>86÷5=17, 1</w:t>
+              <w:t>30÷7=4, 2</w:t>
             </w:r>
           </w:p>
         </w:tc>
@@ -423,7 +423,7 @@
                 <w:rFonts w:ascii="TimeNewRoman" w:hAnsi="TimeNewRoman"/>
                 <w:sz w:val="30"/>
               </w:rPr>
-              <w:t>76÷5=15, 1</w:t>
+              <w:t>38÷4=9, 2</w:t>
             </w:r>
           </w:p>
         </w:tc>
@@ -440,7 +440,7 @@
                 <w:rFonts w:ascii="TimeNewRoman" w:hAnsi="TimeNewRoman"/>
                 <w:sz w:val="30"/>
               </w:rPr>
-              <w:t>34÷9=3, 7</w:t>
+              <w:t>89÷9=9, 8</w:t>
             </w:r>
           </w:p>
         </w:tc>
@@ -457,7 +457,7 @@
                 <w:rFonts w:ascii="TimeNewRoman" w:hAnsi="TimeNewRoman"/>
                 <w:sz w:val="30"/>
               </w:rPr>
-              <w:t>54÷9=6, 0</w:t>
+              <w:t>85÷9=9, 4</w:t>
             </w:r>
           </w:p>
         </w:tc>
@@ -474,7 +474,7 @@
                 <w:rFonts w:ascii="TimeNewRoman" w:hAnsi="TimeNewRoman"/>
                 <w:sz w:val="30"/>
               </w:rPr>
-              <w:t>12÷8=1, 4</w:t>
+              <w:t>61÷2=30, 1</w:t>
             </w:r>
           </w:p>
         </w:tc>
@@ -589,7 +589,7 @@
                 <w:rFonts w:ascii="TimeNewRoman" w:hAnsi="TimeNewRoman"/>
                 <w:sz w:val="30"/>
               </w:rPr>
-              <w:t>44÷5=8, 4</w:t>
+              <w:t>10÷2=5, 0</w:t>
             </w:r>
           </w:p>
         </w:tc>
@@ -606,7 +606,7 @@
                 <w:rFonts w:ascii="TimeNewRoman" w:hAnsi="TimeNewRoman"/>
                 <w:sz w:val="30"/>
               </w:rPr>
-              <w:t>82÷4=20, 2</w:t>
+              <w:t>66÷7=9, 3</w:t>
             </w:r>
           </w:p>
         </w:tc>
@@ -623,7 +623,7 @@
                 <w:rFonts w:ascii="TimeNewRoman" w:hAnsi="TimeNewRoman"/>
                 <w:sz w:val="30"/>
               </w:rPr>
-              <w:t>95÷9=10, 5</w:t>
+              <w:t>48÷2=24, 0</w:t>
             </w:r>
           </w:p>
         </w:tc>
@@ -640,7 +640,7 @@
                 <w:rFonts w:ascii="TimeNewRoman" w:hAnsi="TimeNewRoman"/>
                 <w:sz w:val="30"/>
               </w:rPr>
-              <w:t>84÷3=28, 0</w:t>
+              <w:t>62÷2=31, 0</w:t>
             </w:r>
           </w:p>
         </w:tc>
@@ -657,7 +657,7 @@
                 <w:rFonts w:ascii="TimeNewRoman" w:hAnsi="TimeNewRoman"/>
                 <w:sz w:val="30"/>
               </w:rPr>
-              <w:t>39÷7=5, 4</w:t>
+              <w:t>28÷6=4, 4</w:t>
             </w:r>
           </w:p>
         </w:tc>
@@ -772,7 +772,7 @@
                 <w:rFonts w:ascii="TimeNewRoman" w:hAnsi="TimeNewRoman"/>
                 <w:sz w:val="30"/>
               </w:rPr>
-              <w:t>35÷5=7, 0</w:t>
+              <w:t>25÷5=5, 0</w:t>
             </w:r>
           </w:p>
         </w:tc>
@@ -789,7 +789,7 @@
                 <w:rFonts w:ascii="TimeNewRoman" w:hAnsi="TimeNewRoman"/>
                 <w:sz w:val="30"/>
               </w:rPr>
-              <w:t>64÷8=8, 0</w:t>
+              <w:t>78÷8=9, 6</w:t>
             </w:r>
           </w:p>
         </w:tc>
@@ -806,7 +806,7 @@
                 <w:rFonts w:ascii="TimeNewRoman" w:hAnsi="TimeNewRoman"/>
                 <w:sz w:val="30"/>
               </w:rPr>
-              <w:t>44÷7=6, 2</w:t>
+              <w:t>62÷6=10, 2</w:t>
             </w:r>
           </w:p>
         </w:tc>
@@ -823,7 +823,7 @@
                 <w:rFonts w:ascii="TimeNewRoman" w:hAnsi="TimeNewRoman"/>
                 <w:sz w:val="30"/>
               </w:rPr>
-              <w:t>12÷2=6, 0</w:t>
+              <w:t>67÷4=16, 3</w:t>
             </w:r>
           </w:p>
         </w:tc>
@@ -840,7 +840,7 @@
                 <w:rFonts w:ascii="TimeNewRoman" w:hAnsi="TimeNewRoman"/>
                 <w:sz w:val="30"/>
               </w:rPr>
-              <w:t>99÷3=33, 0</w:t>
+              <w:t>62÷4=15, 2</w:t>
             </w:r>
           </w:p>
         </w:tc>

--- a/answers-of-two-digit_number_divided_by_one-digit_number.docx
+++ b/answers-of-two-digit_number_divided_by_one-digit_number.docx
@@ -11,7 +11,7 @@
           <w:rFonts w:ascii="Arial" w:hAnsi="Arial"/>
           <w:sz w:val="30"/>
         </w:rPr>
-        <w:t>2026-10-03 Saturday</w:t>
+        <w:t>2026-10-04 Sunday</w:t>
       </w:r>
     </w:p>
     <w:tbl>
@@ -40,7 +40,7 @@
                 <w:rFonts w:ascii="TimeNewRoman" w:hAnsi="TimeNewRoman"/>
                 <w:sz w:val="30"/>
               </w:rPr>
-              <w:t>20÷2=10, 0</w:t>
+              <w:t>50÷6=8, 2</w:t>
             </w:r>
           </w:p>
         </w:tc>
@@ -57,7 +57,7 @@
                 <w:rFonts w:ascii="TimeNewRoman" w:hAnsi="TimeNewRoman"/>
                 <w:sz w:val="30"/>
               </w:rPr>
-              <w:t>92÷6=15, 2</w:t>
+              <w:t>65÷7=9, 2</w:t>
             </w:r>
           </w:p>
         </w:tc>
@@ -74,7 +74,7 @@
                 <w:rFonts w:ascii="TimeNewRoman" w:hAnsi="TimeNewRoman"/>
                 <w:sz w:val="30"/>
               </w:rPr>
-              <w:t>15÷3=5, 0</w:t>
+              <w:t>25÷2=12, 1</w:t>
             </w:r>
           </w:p>
         </w:tc>
@@ -91,7 +91,7 @@
                 <w:rFonts w:ascii="TimeNewRoman" w:hAnsi="TimeNewRoman"/>
                 <w:sz w:val="30"/>
               </w:rPr>
-              <w:t>89÷4=22, 1</w:t>
+              <w:t>58÷7=8, 2</w:t>
             </w:r>
           </w:p>
         </w:tc>
@@ -108,7 +108,7 @@
                 <w:rFonts w:ascii="TimeNewRoman" w:hAnsi="TimeNewRoman"/>
                 <w:sz w:val="30"/>
               </w:rPr>
-              <w:t>86÷8=10, 6</w:t>
+              <w:t>38÷3=12, 2</w:t>
             </w:r>
           </w:p>
         </w:tc>
@@ -223,7 +223,7 @@
                 <w:rFonts w:ascii="TimeNewRoman" w:hAnsi="TimeNewRoman"/>
                 <w:sz w:val="30"/>
               </w:rPr>
-              <w:t>47÷2=23, 1</w:t>
+              <w:t>42÷3=14, 0</w:t>
             </w:r>
           </w:p>
         </w:tc>
@@ -240,7 +240,7 @@
                 <w:rFonts w:ascii="TimeNewRoman" w:hAnsi="TimeNewRoman"/>
                 <w:sz w:val="30"/>
               </w:rPr>
-              <w:t>92÷6=15, 2</w:t>
+              <w:t>23÷2=11, 1</w:t>
             </w:r>
           </w:p>
         </w:tc>
@@ -257,7 +257,7 @@
                 <w:rFonts w:ascii="TimeNewRoman" w:hAnsi="TimeNewRoman"/>
                 <w:sz w:val="30"/>
               </w:rPr>
-              <w:t>10÷3=3, 1</w:t>
+              <w:t>35÷9=3, 8</w:t>
             </w:r>
           </w:p>
         </w:tc>
@@ -274,7 +274,7 @@
                 <w:rFonts w:ascii="TimeNewRoman" w:hAnsi="TimeNewRoman"/>
                 <w:sz w:val="30"/>
               </w:rPr>
-              <w:t>49÷6=8, 1</w:t>
+              <w:t>88÷6=14, 4</w:t>
             </w:r>
           </w:p>
         </w:tc>
@@ -291,7 +291,7 @@
                 <w:rFonts w:ascii="TimeNewRoman" w:hAnsi="TimeNewRoman"/>
                 <w:sz w:val="30"/>
               </w:rPr>
-              <w:t>72÷5=14, 2</w:t>
+              <w:t>88÷7=12, 4</w:t>
             </w:r>
           </w:p>
         </w:tc>
@@ -406,7 +406,7 @@
                 <w:rFonts w:ascii="TimeNewRoman" w:hAnsi="TimeNewRoman"/>
                 <w:sz w:val="30"/>
               </w:rPr>
-              <w:t>30÷7=4, 2</w:t>
+              <w:t>96÷5=19, 1</w:t>
             </w:r>
           </w:p>
         </w:tc>
@@ -423,7 +423,7 @@
                 <w:rFonts w:ascii="TimeNewRoman" w:hAnsi="TimeNewRoman"/>
                 <w:sz w:val="30"/>
               </w:rPr>
-              <w:t>38÷4=9, 2</w:t>
+              <w:t>20÷5=4, 0</w:t>
             </w:r>
           </w:p>
         </w:tc>
@@ -440,7 +440,7 @@
                 <w:rFonts w:ascii="TimeNewRoman" w:hAnsi="TimeNewRoman"/>
                 <w:sz w:val="30"/>
               </w:rPr>
-              <w:t>89÷9=9, 8</w:t>
+              <w:t>85÷2=42, 1</w:t>
             </w:r>
           </w:p>
         </w:tc>
@@ -457,7 +457,7 @@
                 <w:rFonts w:ascii="TimeNewRoman" w:hAnsi="TimeNewRoman"/>
                 <w:sz w:val="30"/>
               </w:rPr>
-              <w:t>85÷9=9, 4</w:t>
+              <w:t>85÷4=21, 1</w:t>
             </w:r>
           </w:p>
         </w:tc>
@@ -474,7 +474,7 @@
                 <w:rFonts w:ascii="TimeNewRoman" w:hAnsi="TimeNewRoman"/>
                 <w:sz w:val="30"/>
               </w:rPr>
-              <w:t>61÷2=30, 1</w:t>
+              <w:t>82÷5=16, 2</w:t>
             </w:r>
           </w:p>
         </w:tc>
@@ -589,7 +589,7 @@
                 <w:rFonts w:ascii="TimeNewRoman" w:hAnsi="TimeNewRoman"/>
                 <w:sz w:val="30"/>
               </w:rPr>
-              <w:t>10÷2=5, 0</w:t>
+              <w:t>91÷3=30, 1</w:t>
             </w:r>
           </w:p>
         </w:tc>
@@ -606,7 +606,7 @@
                 <w:rFonts w:ascii="TimeNewRoman" w:hAnsi="TimeNewRoman"/>
                 <w:sz w:val="30"/>
               </w:rPr>
-              <w:t>66÷7=9, 3</w:t>
+              <w:t>72÷8=9, 0</w:t>
             </w:r>
           </w:p>
         </w:tc>
@@ -623,7 +623,7 @@
                 <w:rFonts w:ascii="TimeNewRoman" w:hAnsi="TimeNewRoman"/>
                 <w:sz w:val="30"/>
               </w:rPr>
-              <w:t>48÷2=24, 0</w:t>
+              <w:t>66÷9=7, 3</w:t>
             </w:r>
           </w:p>
         </w:tc>
@@ -640,7 +640,7 @@
                 <w:rFonts w:ascii="TimeNewRoman" w:hAnsi="TimeNewRoman"/>
                 <w:sz w:val="30"/>
               </w:rPr>
-              <w:t>62÷2=31, 0</w:t>
+              <w:t>17÷4=4, 1</w:t>
             </w:r>
           </w:p>
         </w:tc>
@@ -657,7 +657,7 @@
                 <w:rFonts w:ascii="TimeNewRoman" w:hAnsi="TimeNewRoman"/>
                 <w:sz w:val="30"/>
               </w:rPr>
-              <w:t>28÷6=4, 4</w:t>
+              <w:t>36÷4=9, 0</w:t>
             </w:r>
           </w:p>
         </w:tc>
@@ -772,7 +772,7 @@
                 <w:rFonts w:ascii="TimeNewRoman" w:hAnsi="TimeNewRoman"/>
                 <w:sz w:val="30"/>
               </w:rPr>
-              <w:t>25÷5=5, 0</w:t>
+              <w:t>38÷9=4, 2</w:t>
             </w:r>
           </w:p>
         </w:tc>
@@ -789,7 +789,7 @@
                 <w:rFonts w:ascii="TimeNewRoman" w:hAnsi="TimeNewRoman"/>
                 <w:sz w:val="30"/>
               </w:rPr>
-              <w:t>78÷8=9, 6</w:t>
+              <w:t>33÷3=11, 0</w:t>
             </w:r>
           </w:p>
         </w:tc>
@@ -806,7 +806,7 @@
                 <w:rFonts w:ascii="TimeNewRoman" w:hAnsi="TimeNewRoman"/>
                 <w:sz w:val="30"/>
               </w:rPr>
-              <w:t>62÷6=10, 2</w:t>
+              <w:t>73÷3=24, 1</w:t>
             </w:r>
           </w:p>
         </w:tc>
@@ -823,7 +823,7 @@
                 <w:rFonts w:ascii="TimeNewRoman" w:hAnsi="TimeNewRoman"/>
                 <w:sz w:val="30"/>
               </w:rPr>
-              <w:t>67÷4=16, 3</w:t>
+              <w:t>13÷6=2, 1</w:t>
             </w:r>
           </w:p>
         </w:tc>
@@ -840,7 +840,7 @@
                 <w:rFonts w:ascii="TimeNewRoman" w:hAnsi="TimeNewRoman"/>
                 <w:sz w:val="30"/>
               </w:rPr>
-              <w:t>62÷4=15, 2</w:t>
+              <w:t>54÷6=9, 0</w:t>
             </w:r>
           </w:p>
         </w:tc>

--- a/answers-of-two-digit_number_divided_by_one-digit_number.docx
+++ b/answers-of-two-digit_number_divided_by_one-digit_number.docx
@@ -40,7 +40,7 @@
                 <w:rFonts w:ascii="TimeNewRoman" w:hAnsi="TimeNewRoman"/>
                 <w:sz w:val="30"/>
               </w:rPr>
-              <w:t>50÷6=8, 2</w:t>
+              <w:t>73÷4=18, 1</w:t>
             </w:r>
           </w:p>
         </w:tc>
@@ -57,7 +57,7 @@
                 <w:rFonts w:ascii="TimeNewRoman" w:hAnsi="TimeNewRoman"/>
                 <w:sz w:val="30"/>
               </w:rPr>
-              <w:t>65÷7=9, 2</w:t>
+              <w:t>94÷8=11, 6</w:t>
             </w:r>
           </w:p>
         </w:tc>
@@ -74,7 +74,7 @@
                 <w:rFonts w:ascii="TimeNewRoman" w:hAnsi="TimeNewRoman"/>
                 <w:sz w:val="30"/>
               </w:rPr>
-              <w:t>25÷2=12, 1</w:t>
+              <w:t>29÷3=9, 2</w:t>
             </w:r>
           </w:p>
         </w:tc>
@@ -91,7 +91,7 @@
                 <w:rFonts w:ascii="TimeNewRoman" w:hAnsi="TimeNewRoman"/>
                 <w:sz w:val="30"/>
               </w:rPr>
-              <w:t>58÷7=8, 2</w:t>
+              <w:t>70÷9=7, 7</w:t>
             </w:r>
           </w:p>
         </w:tc>
@@ -108,7 +108,7 @@
                 <w:rFonts w:ascii="TimeNewRoman" w:hAnsi="TimeNewRoman"/>
                 <w:sz w:val="30"/>
               </w:rPr>
-              <w:t>38÷3=12, 2</w:t>
+              <w:t>30÷7=4, 2</w:t>
             </w:r>
           </w:p>
         </w:tc>
@@ -223,7 +223,7 @@
                 <w:rFonts w:ascii="TimeNewRoman" w:hAnsi="TimeNewRoman"/>
                 <w:sz w:val="30"/>
               </w:rPr>
-              <w:t>42÷3=14, 0</w:t>
+              <w:t>99÷8=12, 3</w:t>
             </w:r>
           </w:p>
         </w:tc>
@@ -240,7 +240,7 @@
                 <w:rFonts w:ascii="TimeNewRoman" w:hAnsi="TimeNewRoman"/>
                 <w:sz w:val="30"/>
               </w:rPr>
-              <w:t>23÷2=11, 1</w:t>
+              <w:t>14÷5=2, 4</w:t>
             </w:r>
           </w:p>
         </w:tc>
@@ -257,7 +257,7 @@
                 <w:rFonts w:ascii="TimeNewRoman" w:hAnsi="TimeNewRoman"/>
                 <w:sz w:val="30"/>
               </w:rPr>
-              <w:t>35÷9=3, 8</w:t>
+              <w:t>55÷2=27, 1</w:t>
             </w:r>
           </w:p>
         </w:tc>
@@ -274,7 +274,7 @@
                 <w:rFonts w:ascii="TimeNewRoman" w:hAnsi="TimeNewRoman"/>
                 <w:sz w:val="30"/>
               </w:rPr>
-              <w:t>88÷6=14, 4</w:t>
+              <w:t>44÷5=8, 4</w:t>
             </w:r>
           </w:p>
         </w:tc>
@@ -291,7 +291,7 @@
                 <w:rFonts w:ascii="TimeNewRoman" w:hAnsi="TimeNewRoman"/>
                 <w:sz w:val="30"/>
               </w:rPr>
-              <w:t>88÷7=12, 4</w:t>
+              <w:t>64÷8=8, 0</w:t>
             </w:r>
           </w:p>
         </w:tc>
@@ -406,7 +406,7 @@
                 <w:rFonts w:ascii="TimeNewRoman" w:hAnsi="TimeNewRoman"/>
                 <w:sz w:val="30"/>
               </w:rPr>
-              <w:t>96÷5=19, 1</w:t>
+              <w:t>55÷8=6, 7</w:t>
             </w:r>
           </w:p>
         </w:tc>
@@ -423,7 +423,7 @@
                 <w:rFonts w:ascii="TimeNewRoman" w:hAnsi="TimeNewRoman"/>
                 <w:sz w:val="30"/>
               </w:rPr>
-              <w:t>20÷5=4, 0</w:t>
+              <w:t>89÷7=12, 5</w:t>
             </w:r>
           </w:p>
         </w:tc>
@@ -440,7 +440,7 @@
                 <w:rFonts w:ascii="TimeNewRoman" w:hAnsi="TimeNewRoman"/>
                 <w:sz w:val="30"/>
               </w:rPr>
-              <w:t>85÷2=42, 1</w:t>
+              <w:t>18÷8=2, 2</w:t>
             </w:r>
           </w:p>
         </w:tc>
@@ -457,7 +457,7 @@
                 <w:rFonts w:ascii="TimeNewRoman" w:hAnsi="TimeNewRoman"/>
                 <w:sz w:val="30"/>
               </w:rPr>
-              <w:t>85÷4=21, 1</w:t>
+              <w:t>71÷6=11, 5</w:t>
             </w:r>
           </w:p>
         </w:tc>
@@ -474,7 +474,7 @@
                 <w:rFonts w:ascii="TimeNewRoman" w:hAnsi="TimeNewRoman"/>
                 <w:sz w:val="30"/>
               </w:rPr>
-              <w:t>82÷5=16, 2</w:t>
+              <w:t>54÷8=6, 6</w:t>
             </w:r>
           </w:p>
         </w:tc>
@@ -589,7 +589,7 @@
                 <w:rFonts w:ascii="TimeNewRoman" w:hAnsi="TimeNewRoman"/>
                 <w:sz w:val="30"/>
               </w:rPr>
-              <w:t>91÷3=30, 1</w:t>
+              <w:t>63÷9=7, 0</w:t>
             </w:r>
           </w:p>
         </w:tc>
@@ -606,7 +606,7 @@
                 <w:rFonts w:ascii="TimeNewRoman" w:hAnsi="TimeNewRoman"/>
                 <w:sz w:val="30"/>
               </w:rPr>
-              <w:t>72÷8=9, 0</w:t>
+              <w:t>73÷6=12, 1</w:t>
             </w:r>
           </w:p>
         </w:tc>
@@ -623,7 +623,7 @@
                 <w:rFonts w:ascii="TimeNewRoman" w:hAnsi="TimeNewRoman"/>
                 <w:sz w:val="30"/>
               </w:rPr>
-              <w:t>66÷9=7, 3</w:t>
+              <w:t>65÷7=9, 2</w:t>
             </w:r>
           </w:p>
         </w:tc>
@@ -640,7 +640,7 @@
                 <w:rFonts w:ascii="TimeNewRoman" w:hAnsi="TimeNewRoman"/>
                 <w:sz w:val="30"/>
               </w:rPr>
-              <w:t>17÷4=4, 1</w:t>
+              <w:t>93÷2=46, 1</w:t>
             </w:r>
           </w:p>
         </w:tc>
@@ -657,7 +657,7 @@
                 <w:rFonts w:ascii="TimeNewRoman" w:hAnsi="TimeNewRoman"/>
                 <w:sz w:val="30"/>
               </w:rPr>
-              <w:t>36÷4=9, 0</w:t>
+              <w:t>66÷3=22, 0</w:t>
             </w:r>
           </w:p>
         </w:tc>
@@ -772,7 +772,7 @@
                 <w:rFonts w:ascii="TimeNewRoman" w:hAnsi="TimeNewRoman"/>
                 <w:sz w:val="30"/>
               </w:rPr>
-              <w:t>38÷9=4, 2</w:t>
+              <w:t>60÷6=10, 0</w:t>
             </w:r>
           </w:p>
         </w:tc>
@@ -789,7 +789,7 @@
                 <w:rFonts w:ascii="TimeNewRoman" w:hAnsi="TimeNewRoman"/>
                 <w:sz w:val="30"/>
               </w:rPr>
-              <w:t>33÷3=11, 0</w:t>
+              <w:t>26÷6=4, 2</w:t>
             </w:r>
           </w:p>
         </w:tc>
@@ -806,7 +806,7 @@
                 <w:rFonts w:ascii="TimeNewRoman" w:hAnsi="TimeNewRoman"/>
                 <w:sz w:val="30"/>
               </w:rPr>
-              <w:t>73÷3=24, 1</w:t>
+              <w:t>99÷8=12, 3</w:t>
             </w:r>
           </w:p>
         </w:tc>
@@ -823,7 +823,7 @@
                 <w:rFonts w:ascii="TimeNewRoman" w:hAnsi="TimeNewRoman"/>
                 <w:sz w:val="30"/>
               </w:rPr>
-              <w:t>13÷6=2, 1</w:t>
+              <w:t>39÷9=4, 3</w:t>
             </w:r>
           </w:p>
         </w:tc>
@@ -840,7 +840,7 @@
                 <w:rFonts w:ascii="TimeNewRoman" w:hAnsi="TimeNewRoman"/>
                 <w:sz w:val="30"/>
               </w:rPr>
-              <w:t>54÷6=9, 0</w:t>
+              <w:t>69÷5=13, 4</w:t>
             </w:r>
           </w:p>
         </w:tc>

--- a/answers-of-two-digit_number_divided_by_one-digit_number.docx
+++ b/answers-of-two-digit_number_divided_by_one-digit_number.docx
@@ -11,7 +11,7 @@
           <w:rFonts w:ascii="Arial" w:hAnsi="Arial"/>
           <w:sz w:val="30"/>
         </w:rPr>
-        <w:t>2026-10-04 Sunday</w:t>
+        <w:t>2026-10-05 Monday</w:t>
       </w:r>
     </w:p>
     <w:tbl>
@@ -27,6 +27,23 @@
         <w:gridCol w:w="1987"/>
       </w:tblGrid>
       <w:tr>
+        <w:tc>
+          <w:tcPr>
+            <w:tcW w:type="dxa" w:w="1987"/>
+          </w:tcPr>
+          <w:p>
+            <w:pPr>
+              <w:jc w:val="left"/>
+            </w:pPr>
+            <w:r>
+              <w:rPr>
+                <w:rFonts w:ascii="TimeNewRoman" w:hAnsi="TimeNewRoman"/>
+                <w:sz w:val="30"/>
+              </w:rPr>
+              <w:t>71÷5=14, 1</w:t>
+            </w:r>
+          </w:p>
+        </w:tc>
         <w:tc>
           <w:tcPr>
             <w:tcW w:type="dxa" w:w="1987"/>
@@ -57,7 +74,7 @@
                 <w:rFonts w:ascii="TimeNewRoman" w:hAnsi="TimeNewRoman"/>
                 <w:sz w:val="30"/>
               </w:rPr>
-              <w:t>94÷8=11, 6</w:t>
+              <w:t>61÷2=30, 1</w:t>
             </w:r>
           </w:p>
         </w:tc>
@@ -74,7 +91,7 @@
                 <w:rFonts w:ascii="TimeNewRoman" w:hAnsi="TimeNewRoman"/>
                 <w:sz w:val="30"/>
               </w:rPr>
-              <w:t>29÷3=9, 2</w:t>
+              <w:t>52÷5=10, 2</w:t>
             </w:r>
           </w:p>
         </w:tc>
@@ -91,24 +108,7 @@
                 <w:rFonts w:ascii="TimeNewRoman" w:hAnsi="TimeNewRoman"/>
                 <w:sz w:val="30"/>
               </w:rPr>
-              <w:t>70÷9=7, 7</w:t>
-            </w:r>
-          </w:p>
-        </w:tc>
-        <w:tc>
-          <w:tcPr>
-            <w:tcW w:type="dxa" w:w="1987"/>
-          </w:tcPr>
-          <w:p>
-            <w:pPr>
-              <w:jc w:val="left"/>
-            </w:pPr>
-            <w:r>
-              <w:rPr>
-                <w:rFonts w:ascii="TimeNewRoman" w:hAnsi="TimeNewRoman"/>
-                <w:sz w:val="30"/>
-              </w:rPr>
-              <w:t>30÷7=4, 2</w:t>
+              <w:t>14÷5=2, 4</w:t>
             </w:r>
           </w:p>
         </w:tc>
@@ -223,7 +223,7 @@
                 <w:rFonts w:ascii="TimeNewRoman" w:hAnsi="TimeNewRoman"/>
                 <w:sz w:val="30"/>
               </w:rPr>
-              <w:t>99÷8=12, 3</w:t>
+              <w:t>27÷8=3, 3</w:t>
             </w:r>
           </w:p>
         </w:tc>
@@ -240,7 +240,7 @@
                 <w:rFonts w:ascii="TimeNewRoman" w:hAnsi="TimeNewRoman"/>
                 <w:sz w:val="30"/>
               </w:rPr>
-              <w:t>14÷5=2, 4</w:t>
+              <w:t>90÷3=30, 0</w:t>
             </w:r>
           </w:p>
         </w:tc>
@@ -257,7 +257,7 @@
                 <w:rFonts w:ascii="TimeNewRoman" w:hAnsi="TimeNewRoman"/>
                 <w:sz w:val="30"/>
               </w:rPr>
-              <w:t>55÷2=27, 1</w:t>
+              <w:t>78÷6=13, 0</w:t>
             </w:r>
           </w:p>
         </w:tc>
@@ -274,7 +274,7 @@
                 <w:rFonts w:ascii="TimeNewRoman" w:hAnsi="TimeNewRoman"/>
                 <w:sz w:val="30"/>
               </w:rPr>
-              <w:t>44÷5=8, 4</w:t>
+              <w:t>40÷7=5, 5</w:t>
             </w:r>
           </w:p>
         </w:tc>
@@ -291,7 +291,7 @@
                 <w:rFonts w:ascii="TimeNewRoman" w:hAnsi="TimeNewRoman"/>
                 <w:sz w:val="30"/>
               </w:rPr>
-              <w:t>64÷8=8, 0</w:t>
+              <w:t>98÷3=32, 2</w:t>
             </w:r>
           </w:p>
         </w:tc>
@@ -406,7 +406,7 @@
                 <w:rFonts w:ascii="TimeNewRoman" w:hAnsi="TimeNewRoman"/>
                 <w:sz w:val="30"/>
               </w:rPr>
-              <w:t>55÷8=6, 7</w:t>
+              <w:t>47÷7=6, 5</w:t>
             </w:r>
           </w:p>
         </w:tc>
@@ -423,7 +423,7 @@
                 <w:rFonts w:ascii="TimeNewRoman" w:hAnsi="TimeNewRoman"/>
                 <w:sz w:val="30"/>
               </w:rPr>
-              <w:t>89÷7=12, 5</w:t>
+              <w:t>17÷2=8, 1</w:t>
             </w:r>
           </w:p>
         </w:tc>
@@ -440,7 +440,24 @@
                 <w:rFonts w:ascii="TimeNewRoman" w:hAnsi="TimeNewRoman"/>
                 <w:sz w:val="30"/>
               </w:rPr>
-              <w:t>18÷8=2, 2</w:t>
+              <w:t>86÷4=21, 2</w:t>
+            </w:r>
+          </w:p>
+        </w:tc>
+        <w:tc>
+          <w:tcPr>
+            <w:tcW w:type="dxa" w:w="1987"/>
+          </w:tcPr>
+          <w:p>
+            <w:pPr>
+              <w:jc w:val="left"/>
+            </w:pPr>
+            <w:r>
+              <w:rPr>
+                <w:rFonts w:ascii="TimeNewRoman" w:hAnsi="TimeNewRoman"/>
+                <w:sz w:val="30"/>
+              </w:rPr>
+              <w:t>67÷7=9, 4</w:t>
             </w:r>
           </w:p>
         </w:tc>
@@ -458,23 +475,6 @@
                 <w:sz w:val="30"/>
               </w:rPr>
               <w:t>71÷6=11, 5</w:t>
-            </w:r>
-          </w:p>
-        </w:tc>
-        <w:tc>
-          <w:tcPr>
-            <w:tcW w:type="dxa" w:w="1987"/>
-          </w:tcPr>
-          <w:p>
-            <w:pPr>
-              <w:jc w:val="left"/>
-            </w:pPr>
-            <w:r>
-              <w:rPr>
-                <w:rFonts w:ascii="TimeNewRoman" w:hAnsi="TimeNewRoman"/>
-                <w:sz w:val="30"/>
-              </w:rPr>
-              <w:t>54÷8=6, 6</w:t>
             </w:r>
           </w:p>
         </w:tc>
@@ -589,7 +589,7 @@
                 <w:rFonts w:ascii="TimeNewRoman" w:hAnsi="TimeNewRoman"/>
                 <w:sz w:val="30"/>
               </w:rPr>
-              <w:t>63÷9=7, 0</w:t>
+              <w:t>91÷2=45, 1</w:t>
             </w:r>
           </w:p>
         </w:tc>
@@ -606,7 +606,7 @@
                 <w:rFonts w:ascii="TimeNewRoman" w:hAnsi="TimeNewRoman"/>
                 <w:sz w:val="30"/>
               </w:rPr>
-              <w:t>73÷6=12, 1</w:t>
+              <w:t>30÷6=5, 0</w:t>
             </w:r>
           </w:p>
         </w:tc>
@@ -623,7 +623,7 @@
                 <w:rFonts w:ascii="TimeNewRoman" w:hAnsi="TimeNewRoman"/>
                 <w:sz w:val="30"/>
               </w:rPr>
-              <w:t>65÷7=9, 2</w:t>
+              <w:t>17÷5=3, 2</w:t>
             </w:r>
           </w:p>
         </w:tc>
@@ -640,7 +640,7 @@
                 <w:rFonts w:ascii="TimeNewRoman" w:hAnsi="TimeNewRoman"/>
                 <w:sz w:val="30"/>
               </w:rPr>
-              <w:t>93÷2=46, 1</w:t>
+              <w:t>67÷9=7, 4</w:t>
             </w:r>
           </w:p>
         </w:tc>
@@ -657,7 +657,7 @@
                 <w:rFonts w:ascii="TimeNewRoman" w:hAnsi="TimeNewRoman"/>
                 <w:sz w:val="30"/>
               </w:rPr>
-              <w:t>66÷3=22, 0</w:t>
+              <w:t>22÷2=11, 0</w:t>
             </w:r>
           </w:p>
         </w:tc>
@@ -772,7 +772,7 @@
                 <w:rFonts w:ascii="TimeNewRoman" w:hAnsi="TimeNewRoman"/>
                 <w:sz w:val="30"/>
               </w:rPr>
-              <w:t>60÷6=10, 0</w:t>
+              <w:t>42÷5=8, 2</w:t>
             </w:r>
           </w:p>
         </w:tc>
@@ -789,7 +789,7 @@
                 <w:rFonts w:ascii="TimeNewRoman" w:hAnsi="TimeNewRoman"/>
                 <w:sz w:val="30"/>
               </w:rPr>
-              <w:t>26÷6=4, 2</w:t>
+              <w:t>78÷7=11, 1</w:t>
             </w:r>
           </w:p>
         </w:tc>
@@ -806,7 +806,7 @@
                 <w:rFonts w:ascii="TimeNewRoman" w:hAnsi="TimeNewRoman"/>
                 <w:sz w:val="30"/>
               </w:rPr>
-              <w:t>99÷8=12, 3</w:t>
+              <w:t>86÷2=43, 0</w:t>
             </w:r>
           </w:p>
         </w:tc>
@@ -823,7 +823,7 @@
                 <w:rFonts w:ascii="TimeNewRoman" w:hAnsi="TimeNewRoman"/>
                 <w:sz w:val="30"/>
               </w:rPr>
-              <w:t>39÷9=4, 3</w:t>
+              <w:t>95÷6=15, 5</w:t>
             </w:r>
           </w:p>
         </w:tc>
@@ -840,7 +840,7 @@
                 <w:rFonts w:ascii="TimeNewRoman" w:hAnsi="TimeNewRoman"/>
                 <w:sz w:val="30"/>
               </w:rPr>
-              <w:t>69÷5=13, 4</w:t>
+              <w:t>45÷6=7, 3</w:t>
             </w:r>
           </w:p>
         </w:tc>

--- a/answers-of-two-digit_number_divided_by_one-digit_number.docx
+++ b/answers-of-two-digit_number_divided_by_one-digit_number.docx
@@ -40,7 +40,7 @@
                 <w:rFonts w:ascii="TimeNewRoman" w:hAnsi="TimeNewRoman"/>
                 <w:sz w:val="30"/>
               </w:rPr>
-              <w:t>71÷5=14, 1</w:t>
+              <w:t>45÷3=15, 0</w:t>
             </w:r>
           </w:p>
         </w:tc>
@@ -57,7 +57,7 @@
                 <w:rFonts w:ascii="TimeNewRoman" w:hAnsi="TimeNewRoman"/>
                 <w:sz w:val="30"/>
               </w:rPr>
-              <w:t>73÷4=18, 1</w:t>
+              <w:t>95÷3=31, 2</w:t>
             </w:r>
           </w:p>
         </w:tc>
@@ -74,7 +74,7 @@
                 <w:rFonts w:ascii="TimeNewRoman" w:hAnsi="TimeNewRoman"/>
                 <w:sz w:val="30"/>
               </w:rPr>
-              <w:t>61÷2=30, 1</w:t>
+              <w:t>34÷6=5, 4</w:t>
             </w:r>
           </w:p>
         </w:tc>
@@ -91,7 +91,7 @@
                 <w:rFonts w:ascii="TimeNewRoman" w:hAnsi="TimeNewRoman"/>
                 <w:sz w:val="30"/>
               </w:rPr>
-              <w:t>52÷5=10, 2</w:t>
+              <w:t>56÷9=6, 2</w:t>
             </w:r>
           </w:p>
         </w:tc>
@@ -108,7 +108,7 @@
                 <w:rFonts w:ascii="TimeNewRoman" w:hAnsi="TimeNewRoman"/>
                 <w:sz w:val="30"/>
               </w:rPr>
-              <w:t>14÷5=2, 4</w:t>
+              <w:t>64÷7=9, 1</w:t>
             </w:r>
           </w:p>
         </w:tc>
@@ -223,7 +223,7 @@
                 <w:rFonts w:ascii="TimeNewRoman" w:hAnsi="TimeNewRoman"/>
                 <w:sz w:val="30"/>
               </w:rPr>
-              <w:t>27÷8=3, 3</w:t>
+              <w:t>99÷6=16, 3</w:t>
             </w:r>
           </w:p>
         </w:tc>
@@ -240,7 +240,7 @@
                 <w:rFonts w:ascii="TimeNewRoman" w:hAnsi="TimeNewRoman"/>
                 <w:sz w:val="30"/>
               </w:rPr>
-              <w:t>90÷3=30, 0</w:t>
+              <w:t>68÷3=22, 2</w:t>
             </w:r>
           </w:p>
         </w:tc>
@@ -257,7 +257,7 @@
                 <w:rFonts w:ascii="TimeNewRoman" w:hAnsi="TimeNewRoman"/>
                 <w:sz w:val="30"/>
               </w:rPr>
-              <w:t>78÷6=13, 0</w:t>
+              <w:t>70÷6=11, 4</w:t>
             </w:r>
           </w:p>
         </w:tc>
@@ -274,7 +274,7 @@
                 <w:rFonts w:ascii="TimeNewRoman" w:hAnsi="TimeNewRoman"/>
                 <w:sz w:val="30"/>
               </w:rPr>
-              <w:t>40÷7=5, 5</w:t>
+              <w:t>33÷7=4, 5</w:t>
             </w:r>
           </w:p>
         </w:tc>
@@ -291,7 +291,7 @@
                 <w:rFonts w:ascii="TimeNewRoman" w:hAnsi="TimeNewRoman"/>
                 <w:sz w:val="30"/>
               </w:rPr>
-              <w:t>98÷3=32, 2</w:t>
+              <w:t>14÷4=3, 2</w:t>
             </w:r>
           </w:p>
         </w:tc>
@@ -406,7 +406,7 @@
                 <w:rFonts w:ascii="TimeNewRoman" w:hAnsi="TimeNewRoman"/>
                 <w:sz w:val="30"/>
               </w:rPr>
-              <w:t>47÷7=6, 5</w:t>
+              <w:t>71÷8=8, 7</w:t>
             </w:r>
           </w:p>
         </w:tc>
@@ -423,7 +423,7 @@
                 <w:rFonts w:ascii="TimeNewRoman" w:hAnsi="TimeNewRoman"/>
                 <w:sz w:val="30"/>
               </w:rPr>
-              <w:t>17÷2=8, 1</w:t>
+              <w:t>60÷6=10, 0</w:t>
             </w:r>
           </w:p>
         </w:tc>
@@ -440,7 +440,7 @@
                 <w:rFonts w:ascii="TimeNewRoman" w:hAnsi="TimeNewRoman"/>
                 <w:sz w:val="30"/>
               </w:rPr>
-              <w:t>86÷4=21, 2</w:t>
+              <w:t>32÷2=16, 0</w:t>
             </w:r>
           </w:p>
         </w:tc>
@@ -457,7 +457,7 @@
                 <w:rFonts w:ascii="TimeNewRoman" w:hAnsi="TimeNewRoman"/>
                 <w:sz w:val="30"/>
               </w:rPr>
-              <w:t>67÷7=9, 4</w:t>
+              <w:t>66÷4=16, 2</w:t>
             </w:r>
           </w:p>
         </w:tc>
@@ -474,7 +474,7 @@
                 <w:rFonts w:ascii="TimeNewRoman" w:hAnsi="TimeNewRoman"/>
                 <w:sz w:val="30"/>
               </w:rPr>
-              <w:t>71÷6=11, 5</w:t>
+              <w:t>95÷2=47, 1</w:t>
             </w:r>
           </w:p>
         </w:tc>
@@ -589,7 +589,7 @@
                 <w:rFonts w:ascii="TimeNewRoman" w:hAnsi="TimeNewRoman"/>
                 <w:sz w:val="30"/>
               </w:rPr>
-              <w:t>91÷2=45, 1</w:t>
+              <w:t>88÷6=14, 4</w:t>
             </w:r>
           </w:p>
         </w:tc>
@@ -606,7 +606,7 @@
                 <w:rFonts w:ascii="TimeNewRoman" w:hAnsi="TimeNewRoman"/>
                 <w:sz w:val="30"/>
               </w:rPr>
-              <w:t>30÷6=5, 0</w:t>
+              <w:t>65÷4=16, 1</w:t>
             </w:r>
           </w:p>
         </w:tc>
@@ -623,7 +623,7 @@
                 <w:rFonts w:ascii="TimeNewRoman" w:hAnsi="TimeNewRoman"/>
                 <w:sz w:val="30"/>
               </w:rPr>
-              <w:t>17÷5=3, 2</w:t>
+              <w:t>10÷9=1, 1</w:t>
             </w:r>
           </w:p>
         </w:tc>
@@ -640,7 +640,7 @@
                 <w:rFonts w:ascii="TimeNewRoman" w:hAnsi="TimeNewRoman"/>
                 <w:sz w:val="30"/>
               </w:rPr>
-              <w:t>67÷9=7, 4</w:t>
+              <w:t>79÷4=19, 3</w:t>
             </w:r>
           </w:p>
         </w:tc>
@@ -657,7 +657,7 @@
                 <w:rFonts w:ascii="TimeNewRoman" w:hAnsi="TimeNewRoman"/>
                 <w:sz w:val="30"/>
               </w:rPr>
-              <w:t>22÷2=11, 0</w:t>
+              <w:t>57÷9=6, 3</w:t>
             </w:r>
           </w:p>
         </w:tc>
@@ -772,7 +772,7 @@
                 <w:rFonts w:ascii="TimeNewRoman" w:hAnsi="TimeNewRoman"/>
                 <w:sz w:val="30"/>
               </w:rPr>
-              <w:t>42÷5=8, 2</w:t>
+              <w:t>88÷8=11, 0</w:t>
             </w:r>
           </w:p>
         </w:tc>
@@ -789,7 +789,7 @@
                 <w:rFonts w:ascii="TimeNewRoman" w:hAnsi="TimeNewRoman"/>
                 <w:sz w:val="30"/>
               </w:rPr>
-              <w:t>78÷7=11, 1</w:t>
+              <w:t>93÷9=10, 3</w:t>
             </w:r>
           </w:p>
         </w:tc>
@@ -806,7 +806,7 @@
                 <w:rFonts w:ascii="TimeNewRoman" w:hAnsi="TimeNewRoman"/>
                 <w:sz w:val="30"/>
               </w:rPr>
-              <w:t>86÷2=43, 0</w:t>
+              <w:t>37÷8=4, 5</w:t>
             </w:r>
           </w:p>
         </w:tc>
@@ -823,7 +823,7 @@
                 <w:rFonts w:ascii="TimeNewRoman" w:hAnsi="TimeNewRoman"/>
                 <w:sz w:val="30"/>
               </w:rPr>
-              <w:t>95÷6=15, 5</w:t>
+              <w:t>96÷3=32, 0</w:t>
             </w:r>
           </w:p>
         </w:tc>
@@ -840,7 +840,7 @@
                 <w:rFonts w:ascii="TimeNewRoman" w:hAnsi="TimeNewRoman"/>
                 <w:sz w:val="30"/>
               </w:rPr>
-              <w:t>45÷6=7, 3</w:t>
+              <w:t>94÷5=18, 4</w:t>
             </w:r>
           </w:p>
         </w:tc>

--- a/answers-of-two-digit_number_divided_by_one-digit_number.docx
+++ b/answers-of-two-digit_number_divided_by_one-digit_number.docx
@@ -11,7 +11,7 @@
           <w:rFonts w:ascii="Arial" w:hAnsi="Arial"/>
           <w:sz w:val="30"/>
         </w:rPr>
-        <w:t>2026-10-05 Monday</w:t>
+        <w:t>2026-10-06 Tuesday</w:t>
       </w:r>
     </w:p>
     <w:tbl>
@@ -40,7 +40,7 @@
                 <w:rFonts w:ascii="TimeNewRoman" w:hAnsi="TimeNewRoman"/>
                 <w:sz w:val="30"/>
               </w:rPr>
-              <w:t>45÷3=15, 0</w:t>
+              <w:t>44÷7=6, 2</w:t>
             </w:r>
           </w:p>
         </w:tc>
@@ -57,7 +57,7 @@
                 <w:rFonts w:ascii="TimeNewRoman" w:hAnsi="TimeNewRoman"/>
                 <w:sz w:val="30"/>
               </w:rPr>
-              <w:t>95÷3=31, 2</w:t>
+              <w:t>40÷4=10, 0</w:t>
             </w:r>
           </w:p>
         </w:tc>
@@ -74,7 +74,7 @@
                 <w:rFonts w:ascii="TimeNewRoman" w:hAnsi="TimeNewRoman"/>
                 <w:sz w:val="30"/>
               </w:rPr>
-              <w:t>34÷6=5, 4</w:t>
+              <w:t>21÷8=2, 5</w:t>
             </w:r>
           </w:p>
         </w:tc>
@@ -91,7 +91,7 @@
                 <w:rFonts w:ascii="TimeNewRoman" w:hAnsi="TimeNewRoman"/>
                 <w:sz w:val="30"/>
               </w:rPr>
-              <w:t>56÷9=6, 2</w:t>
+              <w:t>33÷2=16, 1</w:t>
             </w:r>
           </w:p>
         </w:tc>
@@ -108,7 +108,7 @@
                 <w:rFonts w:ascii="TimeNewRoman" w:hAnsi="TimeNewRoman"/>
                 <w:sz w:val="30"/>
               </w:rPr>
-              <w:t>64÷7=9, 1</w:t>
+              <w:t>52÷3=17, 1</w:t>
             </w:r>
           </w:p>
         </w:tc>
@@ -223,7 +223,7 @@
                 <w:rFonts w:ascii="TimeNewRoman" w:hAnsi="TimeNewRoman"/>
                 <w:sz w:val="30"/>
               </w:rPr>
-              <w:t>99÷6=16, 3</w:t>
+              <w:t>75÷7=10, 5</w:t>
             </w:r>
           </w:p>
         </w:tc>
@@ -240,7 +240,7 @@
                 <w:rFonts w:ascii="TimeNewRoman" w:hAnsi="TimeNewRoman"/>
                 <w:sz w:val="30"/>
               </w:rPr>
-              <w:t>68÷3=22, 2</w:t>
+              <w:t>44÷7=6, 2</w:t>
             </w:r>
           </w:p>
         </w:tc>
@@ -257,7 +257,7 @@
                 <w:rFonts w:ascii="TimeNewRoman" w:hAnsi="TimeNewRoman"/>
                 <w:sz w:val="30"/>
               </w:rPr>
-              <w:t>70÷6=11, 4</w:t>
+              <w:t>10÷9=1, 1</w:t>
             </w:r>
           </w:p>
         </w:tc>
@@ -274,7 +274,7 @@
                 <w:rFonts w:ascii="TimeNewRoman" w:hAnsi="TimeNewRoman"/>
                 <w:sz w:val="30"/>
               </w:rPr>
-              <w:t>33÷7=4, 5</w:t>
+              <w:t>32÷7=4, 4</w:t>
             </w:r>
           </w:p>
         </w:tc>
@@ -291,7 +291,7 @@
                 <w:rFonts w:ascii="TimeNewRoman" w:hAnsi="TimeNewRoman"/>
                 <w:sz w:val="30"/>
               </w:rPr>
-              <w:t>14÷4=3, 2</w:t>
+              <w:t>67÷7=9, 4</w:t>
             </w:r>
           </w:p>
         </w:tc>
@@ -406,7 +406,7 @@
                 <w:rFonts w:ascii="TimeNewRoman" w:hAnsi="TimeNewRoman"/>
                 <w:sz w:val="30"/>
               </w:rPr>
-              <w:t>71÷8=8, 7</w:t>
+              <w:t>67÷4=16, 3</w:t>
             </w:r>
           </w:p>
         </w:tc>
@@ -423,7 +423,7 @@
                 <w:rFonts w:ascii="TimeNewRoman" w:hAnsi="TimeNewRoman"/>
                 <w:sz w:val="30"/>
               </w:rPr>
-              <w:t>60÷6=10, 0</w:t>
+              <w:t>88÷3=29, 1</w:t>
             </w:r>
           </w:p>
         </w:tc>
@@ -440,7 +440,7 @@
                 <w:rFonts w:ascii="TimeNewRoman" w:hAnsi="TimeNewRoman"/>
                 <w:sz w:val="30"/>
               </w:rPr>
-              <w:t>32÷2=16, 0</w:t>
+              <w:t>22÷6=3, 4</w:t>
             </w:r>
           </w:p>
         </w:tc>
@@ -457,7 +457,7 @@
                 <w:rFonts w:ascii="TimeNewRoman" w:hAnsi="TimeNewRoman"/>
                 <w:sz w:val="30"/>
               </w:rPr>
-              <w:t>66÷4=16, 2</w:t>
+              <w:t>32÷5=6, 2</w:t>
             </w:r>
           </w:p>
         </w:tc>
@@ -474,7 +474,7 @@
                 <w:rFonts w:ascii="TimeNewRoman" w:hAnsi="TimeNewRoman"/>
                 <w:sz w:val="30"/>
               </w:rPr>
-              <w:t>95÷2=47, 1</w:t>
+              <w:t>54÷2=27, 0</w:t>
             </w:r>
           </w:p>
         </w:tc>
@@ -589,7 +589,7 @@
                 <w:rFonts w:ascii="TimeNewRoman" w:hAnsi="TimeNewRoman"/>
                 <w:sz w:val="30"/>
               </w:rPr>
-              <w:t>88÷6=14, 4</w:t>
+              <w:t>49÷9=5, 4</w:t>
             </w:r>
           </w:p>
         </w:tc>
@@ -606,7 +606,7 @@
                 <w:rFonts w:ascii="TimeNewRoman" w:hAnsi="TimeNewRoman"/>
                 <w:sz w:val="30"/>
               </w:rPr>
-              <w:t>65÷4=16, 1</w:t>
+              <w:t>15÷6=2, 3</w:t>
             </w:r>
           </w:p>
         </w:tc>
@@ -623,7 +623,7 @@
                 <w:rFonts w:ascii="TimeNewRoman" w:hAnsi="TimeNewRoman"/>
                 <w:sz w:val="30"/>
               </w:rPr>
-              <w:t>10÷9=1, 1</w:t>
+              <w:t>97÷7=13, 6</w:t>
             </w:r>
           </w:p>
         </w:tc>
@@ -640,7 +640,7 @@
                 <w:rFonts w:ascii="TimeNewRoman" w:hAnsi="TimeNewRoman"/>
                 <w:sz w:val="30"/>
               </w:rPr>
-              <w:t>79÷4=19, 3</w:t>
+              <w:t>68÷8=8, 4</w:t>
             </w:r>
           </w:p>
         </w:tc>
@@ -657,7 +657,7 @@
                 <w:rFonts w:ascii="TimeNewRoman" w:hAnsi="TimeNewRoman"/>
                 <w:sz w:val="30"/>
               </w:rPr>
-              <w:t>57÷9=6, 3</w:t>
+              <w:t>81÷8=10, 1</w:t>
             </w:r>
           </w:p>
         </w:tc>
@@ -772,7 +772,7 @@
                 <w:rFonts w:ascii="TimeNewRoman" w:hAnsi="TimeNewRoman"/>
                 <w:sz w:val="30"/>
               </w:rPr>
-              <w:t>88÷8=11, 0</w:t>
+              <w:t>44÷8=5, 4</w:t>
             </w:r>
           </w:p>
         </w:tc>
@@ -789,7 +789,7 @@
                 <w:rFonts w:ascii="TimeNewRoman" w:hAnsi="TimeNewRoman"/>
                 <w:sz w:val="30"/>
               </w:rPr>
-              <w:t>93÷9=10, 3</w:t>
+              <w:t>37÷3=12, 1</w:t>
             </w:r>
           </w:p>
         </w:tc>
@@ -806,7 +806,7 @@
                 <w:rFonts w:ascii="TimeNewRoman" w:hAnsi="TimeNewRoman"/>
                 <w:sz w:val="30"/>
               </w:rPr>
-              <w:t>37÷8=4, 5</w:t>
+              <w:t>30÷9=3, 3</w:t>
             </w:r>
           </w:p>
         </w:tc>
@@ -823,7 +823,7 @@
                 <w:rFonts w:ascii="TimeNewRoman" w:hAnsi="TimeNewRoman"/>
                 <w:sz w:val="30"/>
               </w:rPr>
-              <w:t>96÷3=32, 0</w:t>
+              <w:t>13÷7=1, 6</w:t>
             </w:r>
           </w:p>
         </w:tc>
@@ -840,7 +840,7 @@
                 <w:rFonts w:ascii="TimeNewRoman" w:hAnsi="TimeNewRoman"/>
                 <w:sz w:val="30"/>
               </w:rPr>
-              <w:t>94÷5=18, 4</w:t>
+              <w:t>87÷4=21, 3</w:t>
             </w:r>
           </w:p>
         </w:tc>

--- a/answers-of-two-digit_number_divided_by_one-digit_number.docx
+++ b/answers-of-two-digit_number_divided_by_one-digit_number.docx
@@ -40,7 +40,7 @@
                 <w:rFonts w:ascii="TimeNewRoman" w:hAnsi="TimeNewRoman"/>
                 <w:sz w:val="30"/>
               </w:rPr>
-              <w:t>44÷7=6, 2</w:t>
+              <w:t>92÷5=18, 2</w:t>
             </w:r>
           </w:p>
         </w:tc>
@@ -57,7 +57,7 @@
                 <w:rFonts w:ascii="TimeNewRoman" w:hAnsi="TimeNewRoman"/>
                 <w:sz w:val="30"/>
               </w:rPr>
-              <w:t>40÷4=10, 0</w:t>
+              <w:t>40÷6=6, 4</w:t>
             </w:r>
           </w:p>
         </w:tc>
@@ -74,7 +74,7 @@
                 <w:rFonts w:ascii="TimeNewRoman" w:hAnsi="TimeNewRoman"/>
                 <w:sz w:val="30"/>
               </w:rPr>
-              <w:t>21÷8=2, 5</w:t>
+              <w:t>46÷8=5, 6</w:t>
             </w:r>
           </w:p>
         </w:tc>
@@ -91,373 +91,7 @@
                 <w:rFonts w:ascii="TimeNewRoman" w:hAnsi="TimeNewRoman"/>
                 <w:sz w:val="30"/>
               </w:rPr>
-              <w:t>33÷2=16, 1</w:t>
-            </w:r>
-          </w:p>
-        </w:tc>
-        <w:tc>
-          <w:tcPr>
-            <w:tcW w:type="dxa" w:w="1987"/>
-          </w:tcPr>
-          <w:p>
-            <w:pPr>
-              <w:jc w:val="left"/>
-            </w:pPr>
-            <w:r>
-              <w:rPr>
-                <w:rFonts w:ascii="TimeNewRoman" w:hAnsi="TimeNewRoman"/>
-                <w:sz w:val="30"/>
-              </w:rPr>
-              <w:t>52÷3=17, 1</w:t>
-            </w:r>
-          </w:p>
-        </w:tc>
-      </w:tr>
-      <w:tr>
-        <w:tc>
-          <w:tcPr>
-            <w:tcW w:type="dxa" w:w="1987"/>
-          </w:tcPr>
-          <w:p/>
-        </w:tc>
-        <w:tc>
-          <w:tcPr>
-            <w:tcW w:type="dxa" w:w="1987"/>
-          </w:tcPr>
-          <w:p/>
-        </w:tc>
-        <w:tc>
-          <w:tcPr>
-            <w:tcW w:type="dxa" w:w="1987"/>
-          </w:tcPr>
-          <w:p/>
-        </w:tc>
-        <w:tc>
-          <w:tcPr>
-            <w:tcW w:type="dxa" w:w="1987"/>
-          </w:tcPr>
-          <w:p/>
-        </w:tc>
-        <w:tc>
-          <w:tcPr>
-            <w:tcW w:type="dxa" w:w="1987"/>
-          </w:tcPr>
-          <w:p/>
-        </w:tc>
-      </w:tr>
-      <w:tr>
-        <w:tc>
-          <w:tcPr>
-            <w:tcW w:type="dxa" w:w="1987"/>
-          </w:tcPr>
-          <w:p/>
-        </w:tc>
-        <w:tc>
-          <w:tcPr>
-            <w:tcW w:type="dxa" w:w="1987"/>
-          </w:tcPr>
-          <w:p/>
-        </w:tc>
-        <w:tc>
-          <w:tcPr>
-            <w:tcW w:type="dxa" w:w="1987"/>
-          </w:tcPr>
-          <w:p/>
-        </w:tc>
-        <w:tc>
-          <w:tcPr>
-            <w:tcW w:type="dxa" w:w="1987"/>
-          </w:tcPr>
-          <w:p/>
-        </w:tc>
-        <w:tc>
-          <w:tcPr>
-            <w:tcW w:type="dxa" w:w="1987"/>
-          </w:tcPr>
-          <w:p/>
-        </w:tc>
-      </w:tr>
-      <w:tr>
-        <w:tc>
-          <w:tcPr>
-            <w:tcW w:type="dxa" w:w="1987"/>
-          </w:tcPr>
-          <w:p/>
-        </w:tc>
-        <w:tc>
-          <w:tcPr>
-            <w:tcW w:type="dxa" w:w="1987"/>
-          </w:tcPr>
-          <w:p/>
-        </w:tc>
-        <w:tc>
-          <w:tcPr>
-            <w:tcW w:type="dxa" w:w="1987"/>
-          </w:tcPr>
-          <w:p/>
-        </w:tc>
-        <w:tc>
-          <w:tcPr>
-            <w:tcW w:type="dxa" w:w="1987"/>
-          </w:tcPr>
-          <w:p/>
-        </w:tc>
-        <w:tc>
-          <w:tcPr>
-            <w:tcW w:type="dxa" w:w="1987"/>
-          </w:tcPr>
-          <w:p/>
-        </w:tc>
-      </w:tr>
-      <w:tr>
-        <w:tc>
-          <w:tcPr>
-            <w:tcW w:type="dxa" w:w="1987"/>
-          </w:tcPr>
-          <w:p>
-            <w:pPr>
-              <w:jc w:val="left"/>
-            </w:pPr>
-            <w:r>
-              <w:rPr>
-                <w:rFonts w:ascii="TimeNewRoman" w:hAnsi="TimeNewRoman"/>
-                <w:sz w:val="30"/>
-              </w:rPr>
-              <w:t>75÷7=10, 5</w:t>
-            </w:r>
-          </w:p>
-        </w:tc>
-        <w:tc>
-          <w:tcPr>
-            <w:tcW w:type="dxa" w:w="1987"/>
-          </w:tcPr>
-          <w:p>
-            <w:pPr>
-              <w:jc w:val="left"/>
-            </w:pPr>
-            <w:r>
-              <w:rPr>
-                <w:rFonts w:ascii="TimeNewRoman" w:hAnsi="TimeNewRoman"/>
-                <w:sz w:val="30"/>
-              </w:rPr>
-              <w:t>44÷7=6, 2</w:t>
-            </w:r>
-          </w:p>
-        </w:tc>
-        <w:tc>
-          <w:tcPr>
-            <w:tcW w:type="dxa" w:w="1987"/>
-          </w:tcPr>
-          <w:p>
-            <w:pPr>
-              <w:jc w:val="left"/>
-            </w:pPr>
-            <w:r>
-              <w:rPr>
-                <w:rFonts w:ascii="TimeNewRoman" w:hAnsi="TimeNewRoman"/>
-                <w:sz w:val="30"/>
-              </w:rPr>
-              <w:t>10÷9=1, 1</w:t>
-            </w:r>
-          </w:p>
-        </w:tc>
-        <w:tc>
-          <w:tcPr>
-            <w:tcW w:type="dxa" w:w="1987"/>
-          </w:tcPr>
-          <w:p>
-            <w:pPr>
-              <w:jc w:val="left"/>
-            </w:pPr>
-            <w:r>
-              <w:rPr>
-                <w:rFonts w:ascii="TimeNewRoman" w:hAnsi="TimeNewRoman"/>
-                <w:sz w:val="30"/>
-              </w:rPr>
-              <w:t>32÷7=4, 4</w:t>
-            </w:r>
-          </w:p>
-        </w:tc>
-        <w:tc>
-          <w:tcPr>
-            <w:tcW w:type="dxa" w:w="1987"/>
-          </w:tcPr>
-          <w:p>
-            <w:pPr>
-              <w:jc w:val="left"/>
-            </w:pPr>
-            <w:r>
-              <w:rPr>
-                <w:rFonts w:ascii="TimeNewRoman" w:hAnsi="TimeNewRoman"/>
-                <w:sz w:val="30"/>
-              </w:rPr>
-              <w:t>67÷7=9, 4</w:t>
-            </w:r>
-          </w:p>
-        </w:tc>
-      </w:tr>
-      <w:tr>
-        <w:tc>
-          <w:tcPr>
-            <w:tcW w:type="dxa" w:w="1987"/>
-          </w:tcPr>
-          <w:p/>
-        </w:tc>
-        <w:tc>
-          <w:tcPr>
-            <w:tcW w:type="dxa" w:w="1987"/>
-          </w:tcPr>
-          <w:p/>
-        </w:tc>
-        <w:tc>
-          <w:tcPr>
-            <w:tcW w:type="dxa" w:w="1987"/>
-          </w:tcPr>
-          <w:p/>
-        </w:tc>
-        <w:tc>
-          <w:tcPr>
-            <w:tcW w:type="dxa" w:w="1987"/>
-          </w:tcPr>
-          <w:p/>
-        </w:tc>
-        <w:tc>
-          <w:tcPr>
-            <w:tcW w:type="dxa" w:w="1987"/>
-          </w:tcPr>
-          <w:p/>
-        </w:tc>
-      </w:tr>
-      <w:tr>
-        <w:tc>
-          <w:tcPr>
-            <w:tcW w:type="dxa" w:w="1987"/>
-          </w:tcPr>
-          <w:p/>
-        </w:tc>
-        <w:tc>
-          <w:tcPr>
-            <w:tcW w:type="dxa" w:w="1987"/>
-          </w:tcPr>
-          <w:p/>
-        </w:tc>
-        <w:tc>
-          <w:tcPr>
-            <w:tcW w:type="dxa" w:w="1987"/>
-          </w:tcPr>
-          <w:p/>
-        </w:tc>
-        <w:tc>
-          <w:tcPr>
-            <w:tcW w:type="dxa" w:w="1987"/>
-          </w:tcPr>
-          <w:p/>
-        </w:tc>
-        <w:tc>
-          <w:tcPr>
-            <w:tcW w:type="dxa" w:w="1987"/>
-          </w:tcPr>
-          <w:p/>
-        </w:tc>
-      </w:tr>
-      <w:tr>
-        <w:tc>
-          <w:tcPr>
-            <w:tcW w:type="dxa" w:w="1987"/>
-          </w:tcPr>
-          <w:p/>
-        </w:tc>
-        <w:tc>
-          <w:tcPr>
-            <w:tcW w:type="dxa" w:w="1987"/>
-          </w:tcPr>
-          <w:p/>
-        </w:tc>
-        <w:tc>
-          <w:tcPr>
-            <w:tcW w:type="dxa" w:w="1987"/>
-          </w:tcPr>
-          <w:p/>
-        </w:tc>
-        <w:tc>
-          <w:tcPr>
-            <w:tcW w:type="dxa" w:w="1987"/>
-          </w:tcPr>
-          <w:p/>
-        </w:tc>
-        <w:tc>
-          <w:tcPr>
-            <w:tcW w:type="dxa" w:w="1987"/>
-          </w:tcPr>
-          <w:p/>
-        </w:tc>
-      </w:tr>
-      <w:tr>
-        <w:tc>
-          <w:tcPr>
-            <w:tcW w:type="dxa" w:w="1987"/>
-          </w:tcPr>
-          <w:p>
-            <w:pPr>
-              <w:jc w:val="left"/>
-            </w:pPr>
-            <w:r>
-              <w:rPr>
-                <w:rFonts w:ascii="TimeNewRoman" w:hAnsi="TimeNewRoman"/>
-                <w:sz w:val="30"/>
-              </w:rPr>
-              <w:t>67÷4=16, 3</w:t>
-            </w:r>
-          </w:p>
-        </w:tc>
-        <w:tc>
-          <w:tcPr>
-            <w:tcW w:type="dxa" w:w="1987"/>
-          </w:tcPr>
-          <w:p>
-            <w:pPr>
-              <w:jc w:val="left"/>
-            </w:pPr>
-            <w:r>
-              <w:rPr>
-                <w:rFonts w:ascii="TimeNewRoman" w:hAnsi="TimeNewRoman"/>
-                <w:sz w:val="30"/>
-              </w:rPr>
-              <w:t>88÷3=29, 1</w:t>
-            </w:r>
-          </w:p>
-        </w:tc>
-        <w:tc>
-          <w:tcPr>
-            <w:tcW w:type="dxa" w:w="1987"/>
-          </w:tcPr>
-          <w:p>
-            <w:pPr>
-              <w:jc w:val="left"/>
-            </w:pPr>
-            <w:r>
-              <w:rPr>
-                <w:rFonts w:ascii="TimeNewRoman" w:hAnsi="TimeNewRoman"/>
-                <w:sz w:val="30"/>
-              </w:rPr>
-              <w:t>22÷6=3, 4</w:t>
-            </w:r>
-          </w:p>
-        </w:tc>
-        <w:tc>
-          <w:tcPr>
-            <w:tcW w:type="dxa" w:w="1987"/>
-          </w:tcPr>
-          <w:p>
-            <w:pPr>
-              <w:jc w:val="left"/>
-            </w:pPr>
-            <w:r>
-              <w:rPr>
-                <w:rFonts w:ascii="TimeNewRoman" w:hAnsi="TimeNewRoman"/>
-                <w:sz w:val="30"/>
-              </w:rPr>
-              <w:t>32÷5=6, 2</w:t>
+              <w:t>58÷7=8, 2</w:t>
             </w:r>
           </w:p>
         </w:tc>
@@ -589,7 +223,7 @@
                 <w:rFonts w:ascii="TimeNewRoman" w:hAnsi="TimeNewRoman"/>
                 <w:sz w:val="30"/>
               </w:rPr>
-              <w:t>49÷9=5, 4</w:t>
+              <w:t>41÷9=4, 5</w:t>
             </w:r>
           </w:p>
         </w:tc>
@@ -606,7 +240,7 @@
                 <w:rFonts w:ascii="TimeNewRoman" w:hAnsi="TimeNewRoman"/>
                 <w:sz w:val="30"/>
               </w:rPr>
-              <w:t>15÷6=2, 3</w:t>
+              <w:t>93÷9=10, 3</w:t>
             </w:r>
           </w:p>
         </w:tc>
@@ -623,7 +257,7 @@
                 <w:rFonts w:ascii="TimeNewRoman" w:hAnsi="TimeNewRoman"/>
                 <w:sz w:val="30"/>
               </w:rPr>
-              <w:t>97÷7=13, 6</w:t>
+              <w:t>47÷4=11, 3</w:t>
             </w:r>
           </w:p>
         </w:tc>
@@ -640,7 +274,7 @@
                 <w:rFonts w:ascii="TimeNewRoman" w:hAnsi="TimeNewRoman"/>
                 <w:sz w:val="30"/>
               </w:rPr>
-              <w:t>68÷8=8, 4</w:t>
+              <w:t>40÷8=5, 0</w:t>
             </w:r>
           </w:p>
         </w:tc>
@@ -657,7 +291,7 @@
                 <w:rFonts w:ascii="TimeNewRoman" w:hAnsi="TimeNewRoman"/>
                 <w:sz w:val="30"/>
               </w:rPr>
-              <w:t>81÷8=10, 1</w:t>
+              <w:t>31÷2=15, 1</w:t>
             </w:r>
           </w:p>
         </w:tc>
@@ -772,7 +406,7 @@
                 <w:rFonts w:ascii="TimeNewRoman" w:hAnsi="TimeNewRoman"/>
                 <w:sz w:val="30"/>
               </w:rPr>
-              <w:t>44÷8=5, 4</w:t>
+              <w:t>41÷2=20, 1</w:t>
             </w:r>
           </w:p>
         </w:tc>
@@ -789,7 +423,7 @@
                 <w:rFonts w:ascii="TimeNewRoman" w:hAnsi="TimeNewRoman"/>
                 <w:sz w:val="30"/>
               </w:rPr>
-              <w:t>37÷3=12, 1</w:t>
+              <w:t>16÷3=5, 1</w:t>
             </w:r>
           </w:p>
         </w:tc>
@@ -806,7 +440,7 @@
                 <w:rFonts w:ascii="TimeNewRoman" w:hAnsi="TimeNewRoman"/>
                 <w:sz w:val="30"/>
               </w:rPr>
-              <w:t>30÷9=3, 3</w:t>
+              <w:t>94÷3=31, 1</w:t>
             </w:r>
           </w:p>
         </w:tc>
@@ -823,7 +457,7 @@
                 <w:rFonts w:ascii="TimeNewRoman" w:hAnsi="TimeNewRoman"/>
                 <w:sz w:val="30"/>
               </w:rPr>
-              <w:t>13÷7=1, 6</w:t>
+              <w:t>21÷2=10, 1</w:t>
             </w:r>
           </w:p>
         </w:tc>
@@ -840,7 +474,373 @@
                 <w:rFonts w:ascii="TimeNewRoman" w:hAnsi="TimeNewRoman"/>
                 <w:sz w:val="30"/>
               </w:rPr>
-              <w:t>87÷4=21, 3</w:t>
+              <w:t>31÷2=15, 1</w:t>
+            </w:r>
+          </w:p>
+        </w:tc>
+      </w:tr>
+      <w:tr>
+        <w:tc>
+          <w:tcPr>
+            <w:tcW w:type="dxa" w:w="1987"/>
+          </w:tcPr>
+          <w:p/>
+        </w:tc>
+        <w:tc>
+          <w:tcPr>
+            <w:tcW w:type="dxa" w:w="1987"/>
+          </w:tcPr>
+          <w:p/>
+        </w:tc>
+        <w:tc>
+          <w:tcPr>
+            <w:tcW w:type="dxa" w:w="1987"/>
+          </w:tcPr>
+          <w:p/>
+        </w:tc>
+        <w:tc>
+          <w:tcPr>
+            <w:tcW w:type="dxa" w:w="1987"/>
+          </w:tcPr>
+          <w:p/>
+        </w:tc>
+        <w:tc>
+          <w:tcPr>
+            <w:tcW w:type="dxa" w:w="1987"/>
+          </w:tcPr>
+          <w:p/>
+        </w:tc>
+      </w:tr>
+      <w:tr>
+        <w:tc>
+          <w:tcPr>
+            <w:tcW w:type="dxa" w:w="1987"/>
+          </w:tcPr>
+          <w:p/>
+        </w:tc>
+        <w:tc>
+          <w:tcPr>
+            <w:tcW w:type="dxa" w:w="1987"/>
+          </w:tcPr>
+          <w:p/>
+        </w:tc>
+        <w:tc>
+          <w:tcPr>
+            <w:tcW w:type="dxa" w:w="1987"/>
+          </w:tcPr>
+          <w:p/>
+        </w:tc>
+        <w:tc>
+          <w:tcPr>
+            <w:tcW w:type="dxa" w:w="1987"/>
+          </w:tcPr>
+          <w:p/>
+        </w:tc>
+        <w:tc>
+          <w:tcPr>
+            <w:tcW w:type="dxa" w:w="1987"/>
+          </w:tcPr>
+          <w:p/>
+        </w:tc>
+      </w:tr>
+      <w:tr>
+        <w:tc>
+          <w:tcPr>
+            <w:tcW w:type="dxa" w:w="1987"/>
+          </w:tcPr>
+          <w:p/>
+        </w:tc>
+        <w:tc>
+          <w:tcPr>
+            <w:tcW w:type="dxa" w:w="1987"/>
+          </w:tcPr>
+          <w:p/>
+        </w:tc>
+        <w:tc>
+          <w:tcPr>
+            <w:tcW w:type="dxa" w:w="1987"/>
+          </w:tcPr>
+          <w:p/>
+        </w:tc>
+        <w:tc>
+          <w:tcPr>
+            <w:tcW w:type="dxa" w:w="1987"/>
+          </w:tcPr>
+          <w:p/>
+        </w:tc>
+        <w:tc>
+          <w:tcPr>
+            <w:tcW w:type="dxa" w:w="1987"/>
+          </w:tcPr>
+          <w:p/>
+        </w:tc>
+      </w:tr>
+      <w:tr>
+        <w:tc>
+          <w:tcPr>
+            <w:tcW w:type="dxa" w:w="1987"/>
+          </w:tcPr>
+          <w:p>
+            <w:pPr>
+              <w:jc w:val="left"/>
+            </w:pPr>
+            <w:r>
+              <w:rPr>
+                <w:rFonts w:ascii="TimeNewRoman" w:hAnsi="TimeNewRoman"/>
+                <w:sz w:val="30"/>
+              </w:rPr>
+              <w:t>88÷3=29, 1</w:t>
+            </w:r>
+          </w:p>
+        </w:tc>
+        <w:tc>
+          <w:tcPr>
+            <w:tcW w:type="dxa" w:w="1987"/>
+          </w:tcPr>
+          <w:p>
+            <w:pPr>
+              <w:jc w:val="left"/>
+            </w:pPr>
+            <w:r>
+              <w:rPr>
+                <w:rFonts w:ascii="TimeNewRoman" w:hAnsi="TimeNewRoman"/>
+                <w:sz w:val="30"/>
+              </w:rPr>
+              <w:t>17÷9=1, 8</w:t>
+            </w:r>
+          </w:p>
+        </w:tc>
+        <w:tc>
+          <w:tcPr>
+            <w:tcW w:type="dxa" w:w="1987"/>
+          </w:tcPr>
+          <w:p>
+            <w:pPr>
+              <w:jc w:val="left"/>
+            </w:pPr>
+            <w:r>
+              <w:rPr>
+                <w:rFonts w:ascii="TimeNewRoman" w:hAnsi="TimeNewRoman"/>
+                <w:sz w:val="30"/>
+              </w:rPr>
+              <w:t>84÷8=10, 4</w:t>
+            </w:r>
+          </w:p>
+        </w:tc>
+        <w:tc>
+          <w:tcPr>
+            <w:tcW w:type="dxa" w:w="1987"/>
+          </w:tcPr>
+          <w:p>
+            <w:pPr>
+              <w:jc w:val="left"/>
+            </w:pPr>
+            <w:r>
+              <w:rPr>
+                <w:rFonts w:ascii="TimeNewRoman" w:hAnsi="TimeNewRoman"/>
+                <w:sz w:val="30"/>
+              </w:rPr>
+              <w:t>92÷6=15, 2</w:t>
+            </w:r>
+          </w:p>
+        </w:tc>
+        <w:tc>
+          <w:tcPr>
+            <w:tcW w:type="dxa" w:w="1987"/>
+          </w:tcPr>
+          <w:p>
+            <w:pPr>
+              <w:jc w:val="left"/>
+            </w:pPr>
+            <w:r>
+              <w:rPr>
+                <w:rFonts w:ascii="TimeNewRoman" w:hAnsi="TimeNewRoman"/>
+                <w:sz w:val="30"/>
+              </w:rPr>
+              <w:t>13÷3=4, 1</w:t>
+            </w:r>
+          </w:p>
+        </w:tc>
+      </w:tr>
+      <w:tr>
+        <w:tc>
+          <w:tcPr>
+            <w:tcW w:type="dxa" w:w="1987"/>
+          </w:tcPr>
+          <w:p/>
+        </w:tc>
+        <w:tc>
+          <w:tcPr>
+            <w:tcW w:type="dxa" w:w="1987"/>
+          </w:tcPr>
+          <w:p/>
+        </w:tc>
+        <w:tc>
+          <w:tcPr>
+            <w:tcW w:type="dxa" w:w="1987"/>
+          </w:tcPr>
+          <w:p/>
+        </w:tc>
+        <w:tc>
+          <w:tcPr>
+            <w:tcW w:type="dxa" w:w="1987"/>
+          </w:tcPr>
+          <w:p/>
+        </w:tc>
+        <w:tc>
+          <w:tcPr>
+            <w:tcW w:type="dxa" w:w="1987"/>
+          </w:tcPr>
+          <w:p/>
+        </w:tc>
+      </w:tr>
+      <w:tr>
+        <w:tc>
+          <w:tcPr>
+            <w:tcW w:type="dxa" w:w="1987"/>
+          </w:tcPr>
+          <w:p/>
+        </w:tc>
+        <w:tc>
+          <w:tcPr>
+            <w:tcW w:type="dxa" w:w="1987"/>
+          </w:tcPr>
+          <w:p/>
+        </w:tc>
+        <w:tc>
+          <w:tcPr>
+            <w:tcW w:type="dxa" w:w="1987"/>
+          </w:tcPr>
+          <w:p/>
+        </w:tc>
+        <w:tc>
+          <w:tcPr>
+            <w:tcW w:type="dxa" w:w="1987"/>
+          </w:tcPr>
+          <w:p/>
+        </w:tc>
+        <w:tc>
+          <w:tcPr>
+            <w:tcW w:type="dxa" w:w="1987"/>
+          </w:tcPr>
+          <w:p/>
+        </w:tc>
+      </w:tr>
+      <w:tr>
+        <w:tc>
+          <w:tcPr>
+            <w:tcW w:type="dxa" w:w="1987"/>
+          </w:tcPr>
+          <w:p/>
+        </w:tc>
+        <w:tc>
+          <w:tcPr>
+            <w:tcW w:type="dxa" w:w="1987"/>
+          </w:tcPr>
+          <w:p/>
+        </w:tc>
+        <w:tc>
+          <w:tcPr>
+            <w:tcW w:type="dxa" w:w="1987"/>
+          </w:tcPr>
+          <w:p/>
+        </w:tc>
+        <w:tc>
+          <w:tcPr>
+            <w:tcW w:type="dxa" w:w="1987"/>
+          </w:tcPr>
+          <w:p/>
+        </w:tc>
+        <w:tc>
+          <w:tcPr>
+            <w:tcW w:type="dxa" w:w="1987"/>
+          </w:tcPr>
+          <w:p/>
+        </w:tc>
+      </w:tr>
+      <w:tr>
+        <w:tc>
+          <w:tcPr>
+            <w:tcW w:type="dxa" w:w="1987"/>
+          </w:tcPr>
+          <w:p>
+            <w:pPr>
+              <w:jc w:val="left"/>
+            </w:pPr>
+            <w:r>
+              <w:rPr>
+                <w:rFonts w:ascii="TimeNewRoman" w:hAnsi="TimeNewRoman"/>
+                <w:sz w:val="30"/>
+              </w:rPr>
+              <w:t>37÷5=7, 2</w:t>
+            </w:r>
+          </w:p>
+        </w:tc>
+        <w:tc>
+          <w:tcPr>
+            <w:tcW w:type="dxa" w:w="1987"/>
+          </w:tcPr>
+          <w:p>
+            <w:pPr>
+              <w:jc w:val="left"/>
+            </w:pPr>
+            <w:r>
+              <w:rPr>
+                <w:rFonts w:ascii="TimeNewRoman" w:hAnsi="TimeNewRoman"/>
+                <w:sz w:val="30"/>
+              </w:rPr>
+              <w:t>13÷6=2, 1</w:t>
+            </w:r>
+          </w:p>
+        </w:tc>
+        <w:tc>
+          <w:tcPr>
+            <w:tcW w:type="dxa" w:w="1987"/>
+          </w:tcPr>
+          <w:p>
+            <w:pPr>
+              <w:jc w:val="left"/>
+            </w:pPr>
+            <w:r>
+              <w:rPr>
+                <w:rFonts w:ascii="TimeNewRoman" w:hAnsi="TimeNewRoman"/>
+                <w:sz w:val="30"/>
+              </w:rPr>
+              <w:t>26÷6=4, 2</w:t>
+            </w:r>
+          </w:p>
+        </w:tc>
+        <w:tc>
+          <w:tcPr>
+            <w:tcW w:type="dxa" w:w="1987"/>
+          </w:tcPr>
+          <w:p>
+            <w:pPr>
+              <w:jc w:val="left"/>
+            </w:pPr>
+            <w:r>
+              <w:rPr>
+                <w:rFonts w:ascii="TimeNewRoman" w:hAnsi="TimeNewRoman"/>
+                <w:sz w:val="30"/>
+              </w:rPr>
+              <w:t>49÷6=8, 1</w:t>
+            </w:r>
+          </w:p>
+        </w:tc>
+        <w:tc>
+          <w:tcPr>
+            <w:tcW w:type="dxa" w:w="1987"/>
+          </w:tcPr>
+          <w:p>
+            <w:pPr>
+              <w:jc w:val="left"/>
+            </w:pPr>
+            <w:r>
+              <w:rPr>
+                <w:rFonts w:ascii="TimeNewRoman" w:hAnsi="TimeNewRoman"/>
+                <w:sz w:val="30"/>
+              </w:rPr>
+              <w:t>82÷2=41, 0</w:t>
             </w:r>
           </w:p>
         </w:tc>

--- a/answers-of-two-digit_number_divided_by_one-digit_number.docx
+++ b/answers-of-two-digit_number_divided_by_one-digit_number.docx
@@ -11,7 +11,7 @@
           <w:rFonts w:ascii="Arial" w:hAnsi="Arial"/>
           <w:sz w:val="30"/>
         </w:rPr>
-        <w:t>2026-10-06 Tuesday</w:t>
+        <w:t>2026-10-07 Wednesday</w:t>
       </w:r>
     </w:p>
     <w:tbl>
@@ -40,7 +40,7 @@
                 <w:rFonts w:ascii="TimeNewRoman" w:hAnsi="TimeNewRoman"/>
                 <w:sz w:val="30"/>
               </w:rPr>
-              <w:t>92÷5=18, 2</w:t>
+              <w:t>61÷4=15, 1</w:t>
             </w:r>
           </w:p>
         </w:tc>
@@ -57,7 +57,7 @@
                 <w:rFonts w:ascii="TimeNewRoman" w:hAnsi="TimeNewRoman"/>
                 <w:sz w:val="30"/>
               </w:rPr>
-              <w:t>40÷6=6, 4</w:t>
+              <w:t>81÷7=11, 4</w:t>
             </w:r>
           </w:p>
         </w:tc>
@@ -74,7 +74,7 @@
                 <w:rFonts w:ascii="TimeNewRoman" w:hAnsi="TimeNewRoman"/>
                 <w:sz w:val="30"/>
               </w:rPr>
-              <w:t>46÷8=5, 6</w:t>
+              <w:t>28÷7=4, 0</w:t>
             </w:r>
           </w:p>
         </w:tc>
@@ -91,7 +91,7 @@
                 <w:rFonts w:ascii="TimeNewRoman" w:hAnsi="TimeNewRoman"/>
                 <w:sz w:val="30"/>
               </w:rPr>
-              <w:t>58÷7=8, 2</w:t>
+              <w:t>66÷7=9, 3</w:t>
             </w:r>
           </w:p>
         </w:tc>
@@ -108,7 +108,7 @@
                 <w:rFonts w:ascii="TimeNewRoman" w:hAnsi="TimeNewRoman"/>
                 <w:sz w:val="30"/>
               </w:rPr>
-              <w:t>54÷2=27, 0</w:t>
+              <w:t>47÷2=23, 1</w:t>
             </w:r>
           </w:p>
         </w:tc>
@@ -223,7 +223,7 @@
                 <w:rFonts w:ascii="TimeNewRoman" w:hAnsi="TimeNewRoman"/>
                 <w:sz w:val="30"/>
               </w:rPr>
-              <w:t>41÷9=4, 5</w:t>
+              <w:t>30÷4=7, 2</w:t>
             </w:r>
           </w:p>
         </w:tc>
@@ -240,7 +240,7 @@
                 <w:rFonts w:ascii="TimeNewRoman" w:hAnsi="TimeNewRoman"/>
                 <w:sz w:val="30"/>
               </w:rPr>
-              <w:t>93÷9=10, 3</w:t>
+              <w:t>84÷8=10, 4</w:t>
             </w:r>
           </w:p>
         </w:tc>
@@ -257,7 +257,7 @@
                 <w:rFonts w:ascii="TimeNewRoman" w:hAnsi="TimeNewRoman"/>
                 <w:sz w:val="30"/>
               </w:rPr>
-              <w:t>47÷4=11, 3</w:t>
+              <w:t>99÷4=24, 3</w:t>
             </w:r>
           </w:p>
         </w:tc>
@@ -274,7 +274,7 @@
                 <w:rFonts w:ascii="TimeNewRoman" w:hAnsi="TimeNewRoman"/>
                 <w:sz w:val="30"/>
               </w:rPr>
-              <w:t>40÷8=5, 0</w:t>
+              <w:t>86÷8=10, 6</w:t>
             </w:r>
           </w:p>
         </w:tc>
@@ -291,7 +291,7 @@
                 <w:rFonts w:ascii="TimeNewRoman" w:hAnsi="TimeNewRoman"/>
                 <w:sz w:val="30"/>
               </w:rPr>
-              <w:t>31÷2=15, 1</w:t>
+              <w:t>54÷6=9, 0</w:t>
             </w:r>
           </w:p>
         </w:tc>
@@ -406,7 +406,7 @@
                 <w:rFonts w:ascii="TimeNewRoman" w:hAnsi="TimeNewRoman"/>
                 <w:sz w:val="30"/>
               </w:rPr>
-              <w:t>41÷2=20, 1</w:t>
+              <w:t>52÷2=26, 0</w:t>
             </w:r>
           </w:p>
         </w:tc>
@@ -423,7 +423,7 @@
                 <w:rFonts w:ascii="TimeNewRoman" w:hAnsi="TimeNewRoman"/>
                 <w:sz w:val="30"/>
               </w:rPr>
-              <w:t>16÷3=5, 1</w:t>
+              <w:t>58÷6=9, 4</w:t>
             </w:r>
           </w:p>
         </w:tc>
@@ -440,7 +440,7 @@
                 <w:rFonts w:ascii="TimeNewRoman" w:hAnsi="TimeNewRoman"/>
                 <w:sz w:val="30"/>
               </w:rPr>
-              <w:t>94÷3=31, 1</w:t>
+              <w:t>87÷2=43, 1</w:t>
             </w:r>
           </w:p>
         </w:tc>
@@ -457,7 +457,7 @@
                 <w:rFonts w:ascii="TimeNewRoman" w:hAnsi="TimeNewRoman"/>
                 <w:sz w:val="30"/>
               </w:rPr>
-              <w:t>21÷2=10, 1</w:t>
+              <w:t>12÷8=1, 4</w:t>
             </w:r>
           </w:p>
         </w:tc>
@@ -474,7 +474,7 @@
                 <w:rFonts w:ascii="TimeNewRoman" w:hAnsi="TimeNewRoman"/>
                 <w:sz w:val="30"/>
               </w:rPr>
-              <w:t>31÷2=15, 1</w:t>
+              <w:t>74÷6=12, 2</w:t>
             </w:r>
           </w:p>
         </w:tc>
@@ -589,7 +589,7 @@
                 <w:rFonts w:ascii="TimeNewRoman" w:hAnsi="TimeNewRoman"/>
                 <w:sz w:val="30"/>
               </w:rPr>
-              <w:t>88÷3=29, 1</w:t>
+              <w:t>94÷2=47, 0</w:t>
             </w:r>
           </w:p>
         </w:tc>
@@ -606,7 +606,7 @@
                 <w:rFonts w:ascii="TimeNewRoman" w:hAnsi="TimeNewRoman"/>
                 <w:sz w:val="30"/>
               </w:rPr>
-              <w:t>17÷9=1, 8</w:t>
+              <w:t>59÷7=8, 3</w:t>
             </w:r>
           </w:p>
         </w:tc>
@@ -623,7 +623,7 @@
                 <w:rFonts w:ascii="TimeNewRoman" w:hAnsi="TimeNewRoman"/>
                 <w:sz w:val="30"/>
               </w:rPr>
-              <w:t>84÷8=10, 4</w:t>
+              <w:t>26÷9=2, 8</w:t>
             </w:r>
           </w:p>
         </w:tc>
@@ -640,7 +640,7 @@
                 <w:rFonts w:ascii="TimeNewRoman" w:hAnsi="TimeNewRoman"/>
                 <w:sz w:val="30"/>
               </w:rPr>
-              <w:t>92÷6=15, 2</w:t>
+              <w:t>52÷8=6, 4</w:t>
             </w:r>
           </w:p>
         </w:tc>
@@ -657,7 +657,7 @@
                 <w:rFonts w:ascii="TimeNewRoman" w:hAnsi="TimeNewRoman"/>
                 <w:sz w:val="30"/>
               </w:rPr>
-              <w:t>13÷3=4, 1</w:t>
+              <w:t>35÷8=4, 3</w:t>
             </w:r>
           </w:p>
         </w:tc>
@@ -772,7 +772,7 @@
                 <w:rFonts w:ascii="TimeNewRoman" w:hAnsi="TimeNewRoman"/>
                 <w:sz w:val="30"/>
               </w:rPr>
-              <w:t>37÷5=7, 2</w:t>
+              <w:t>53÷2=26, 1</w:t>
             </w:r>
           </w:p>
         </w:tc>
@@ -789,7 +789,7 @@
                 <w:rFonts w:ascii="TimeNewRoman" w:hAnsi="TimeNewRoman"/>
                 <w:sz w:val="30"/>
               </w:rPr>
-              <w:t>13÷6=2, 1</w:t>
+              <w:t>28÷3=9, 1</w:t>
             </w:r>
           </w:p>
         </w:tc>
@@ -806,7 +806,7 @@
                 <w:rFonts w:ascii="TimeNewRoman" w:hAnsi="TimeNewRoman"/>
                 <w:sz w:val="30"/>
               </w:rPr>
-              <w:t>26÷6=4, 2</w:t>
+              <w:t>64÷7=9, 1</w:t>
             </w:r>
           </w:p>
         </w:tc>
@@ -823,7 +823,7 @@
                 <w:rFonts w:ascii="TimeNewRoman" w:hAnsi="TimeNewRoman"/>
                 <w:sz w:val="30"/>
               </w:rPr>
-              <w:t>49÷6=8, 1</w:t>
+              <w:t>98÷7=14, 0</w:t>
             </w:r>
           </w:p>
         </w:tc>
@@ -840,7 +840,7 @@
                 <w:rFonts w:ascii="TimeNewRoman" w:hAnsi="TimeNewRoman"/>
                 <w:sz w:val="30"/>
               </w:rPr>
-              <w:t>82÷2=41, 0</w:t>
+              <w:t>16÷6=2, 4</w:t>
             </w:r>
           </w:p>
         </w:tc>

--- a/answers-of-two-digit_number_divided_by_one-digit_number.docx
+++ b/answers-of-two-digit_number_divided_by_one-digit_number.docx
@@ -40,7 +40,7 @@
                 <w:rFonts w:ascii="TimeNewRoman" w:hAnsi="TimeNewRoman"/>
                 <w:sz w:val="30"/>
               </w:rPr>
-              <w:t>61÷4=15, 1</w:t>
+              <w:t>73÷4=18, 1</w:t>
             </w:r>
           </w:p>
         </w:tc>
@@ -57,7 +57,7 @@
                 <w:rFonts w:ascii="TimeNewRoman" w:hAnsi="TimeNewRoman"/>
                 <w:sz w:val="30"/>
               </w:rPr>
-              <w:t>81÷7=11, 4</w:t>
+              <w:t>56÷8=7, 0</w:t>
             </w:r>
           </w:p>
         </w:tc>
@@ -74,7 +74,7 @@
                 <w:rFonts w:ascii="TimeNewRoman" w:hAnsi="TimeNewRoman"/>
                 <w:sz w:val="30"/>
               </w:rPr>
-              <w:t>28÷7=4, 0</w:t>
+              <w:t>65÷6=10, 5</w:t>
             </w:r>
           </w:p>
         </w:tc>
@@ -91,7 +91,7 @@
                 <w:rFonts w:ascii="TimeNewRoman" w:hAnsi="TimeNewRoman"/>
                 <w:sz w:val="30"/>
               </w:rPr>
-              <w:t>66÷7=9, 3</w:t>
+              <w:t>21÷9=2, 3</w:t>
             </w:r>
           </w:p>
         </w:tc>
@@ -108,7 +108,7 @@
                 <w:rFonts w:ascii="TimeNewRoman" w:hAnsi="TimeNewRoman"/>
                 <w:sz w:val="30"/>
               </w:rPr>
-              <w:t>47÷2=23, 1</w:t>
+              <w:t>64÷6=10, 4</w:t>
             </w:r>
           </w:p>
         </w:tc>
@@ -223,7 +223,7 @@
                 <w:rFonts w:ascii="TimeNewRoman" w:hAnsi="TimeNewRoman"/>
                 <w:sz w:val="30"/>
               </w:rPr>
-              <w:t>30÷4=7, 2</w:t>
+              <w:t>16÷7=2, 2</w:t>
             </w:r>
           </w:p>
         </w:tc>
@@ -240,7 +240,7 @@
                 <w:rFonts w:ascii="TimeNewRoman" w:hAnsi="TimeNewRoman"/>
                 <w:sz w:val="30"/>
               </w:rPr>
-              <w:t>84÷8=10, 4</w:t>
+              <w:t>99÷6=16, 3</w:t>
             </w:r>
           </w:p>
         </w:tc>
@@ -257,7 +257,7 @@
                 <w:rFonts w:ascii="TimeNewRoman" w:hAnsi="TimeNewRoman"/>
                 <w:sz w:val="30"/>
               </w:rPr>
-              <w:t>99÷4=24, 3</w:t>
+              <w:t>85÷2=42, 1</w:t>
             </w:r>
           </w:p>
         </w:tc>
@@ -274,7 +274,7 @@
                 <w:rFonts w:ascii="TimeNewRoman" w:hAnsi="TimeNewRoman"/>
                 <w:sz w:val="30"/>
               </w:rPr>
-              <w:t>86÷8=10, 6</w:t>
+              <w:t>46÷3=15, 1</w:t>
             </w:r>
           </w:p>
         </w:tc>
@@ -291,7 +291,7 @@
                 <w:rFonts w:ascii="TimeNewRoman" w:hAnsi="TimeNewRoman"/>
                 <w:sz w:val="30"/>
               </w:rPr>
-              <w:t>54÷6=9, 0</w:t>
+              <w:t>94÷9=10, 4</w:t>
             </w:r>
           </w:p>
         </w:tc>
@@ -406,7 +406,7 @@
                 <w:rFonts w:ascii="TimeNewRoman" w:hAnsi="TimeNewRoman"/>
                 <w:sz w:val="30"/>
               </w:rPr>
-              <w:t>52÷2=26, 0</w:t>
+              <w:t>98÷6=16, 2</w:t>
             </w:r>
           </w:p>
         </w:tc>
@@ -423,7 +423,7 @@
                 <w:rFonts w:ascii="TimeNewRoman" w:hAnsi="TimeNewRoman"/>
                 <w:sz w:val="30"/>
               </w:rPr>
-              <w:t>58÷6=9, 4</w:t>
+              <w:t>43÷6=7, 1</w:t>
             </w:r>
           </w:p>
         </w:tc>
@@ -440,7 +440,7 @@
                 <w:rFonts w:ascii="TimeNewRoman" w:hAnsi="TimeNewRoman"/>
                 <w:sz w:val="30"/>
               </w:rPr>
-              <w:t>87÷2=43, 1</w:t>
+              <w:t>20÷5=4, 0</w:t>
             </w:r>
           </w:p>
         </w:tc>
@@ -457,7 +457,7 @@
                 <w:rFonts w:ascii="TimeNewRoman" w:hAnsi="TimeNewRoman"/>
                 <w:sz w:val="30"/>
               </w:rPr>
-              <w:t>12÷8=1, 4</w:t>
+              <w:t>91÷7=13, 0</w:t>
             </w:r>
           </w:p>
         </w:tc>
@@ -474,7 +474,7 @@
                 <w:rFonts w:ascii="TimeNewRoman" w:hAnsi="TimeNewRoman"/>
                 <w:sz w:val="30"/>
               </w:rPr>
-              <w:t>74÷6=12, 2</w:t>
+              <w:t>99÷8=12, 3</w:t>
             </w:r>
           </w:p>
         </w:tc>
@@ -589,7 +589,7 @@
                 <w:rFonts w:ascii="TimeNewRoman" w:hAnsi="TimeNewRoman"/>
                 <w:sz w:val="30"/>
               </w:rPr>
-              <w:t>94÷2=47, 0</w:t>
+              <w:t>36÷6=6, 0</w:t>
             </w:r>
           </w:p>
         </w:tc>
@@ -606,7 +606,7 @@
                 <w:rFonts w:ascii="TimeNewRoman" w:hAnsi="TimeNewRoman"/>
                 <w:sz w:val="30"/>
               </w:rPr>
-              <w:t>59÷7=8, 3</w:t>
+              <w:t>86÷8=10, 6</w:t>
             </w:r>
           </w:p>
         </w:tc>
@@ -623,7 +623,7 @@
                 <w:rFonts w:ascii="TimeNewRoman" w:hAnsi="TimeNewRoman"/>
                 <w:sz w:val="30"/>
               </w:rPr>
-              <w:t>26÷9=2, 8</w:t>
+              <w:t>91÷5=18, 1</w:t>
             </w:r>
           </w:p>
         </w:tc>
@@ -640,7 +640,7 @@
                 <w:rFonts w:ascii="TimeNewRoman" w:hAnsi="TimeNewRoman"/>
                 <w:sz w:val="30"/>
               </w:rPr>
-              <w:t>52÷8=6, 4</w:t>
+              <w:t>84÷5=16, 4</w:t>
             </w:r>
           </w:p>
         </w:tc>
@@ -657,7 +657,7 @@
                 <w:rFonts w:ascii="TimeNewRoman" w:hAnsi="TimeNewRoman"/>
                 <w:sz w:val="30"/>
               </w:rPr>
-              <w:t>35÷8=4, 3</w:t>
+              <w:t>63÷3=21, 0</w:t>
             </w:r>
           </w:p>
         </w:tc>
@@ -772,7 +772,7 @@
                 <w:rFonts w:ascii="TimeNewRoman" w:hAnsi="TimeNewRoman"/>
                 <w:sz w:val="30"/>
               </w:rPr>
-              <w:t>53÷2=26, 1</w:t>
+              <w:t>89÷9=9, 8</w:t>
             </w:r>
           </w:p>
         </w:tc>
@@ -789,7 +789,7 @@
                 <w:rFonts w:ascii="TimeNewRoman" w:hAnsi="TimeNewRoman"/>
                 <w:sz w:val="30"/>
               </w:rPr>
-              <w:t>28÷3=9, 1</w:t>
+              <w:t>22÷4=5, 2</w:t>
             </w:r>
           </w:p>
         </w:tc>
@@ -806,7 +806,7 @@
                 <w:rFonts w:ascii="TimeNewRoman" w:hAnsi="TimeNewRoman"/>
                 <w:sz w:val="30"/>
               </w:rPr>
-              <w:t>64÷7=9, 1</w:t>
+              <w:t>89÷2=44, 1</w:t>
             </w:r>
           </w:p>
         </w:tc>
@@ -823,7 +823,7 @@
                 <w:rFonts w:ascii="TimeNewRoman" w:hAnsi="TimeNewRoman"/>
                 <w:sz w:val="30"/>
               </w:rPr>
-              <w:t>98÷7=14, 0</w:t>
+              <w:t>39÷7=5, 4</w:t>
             </w:r>
           </w:p>
         </w:tc>
@@ -840,7 +840,7 @@
                 <w:rFonts w:ascii="TimeNewRoman" w:hAnsi="TimeNewRoman"/>
                 <w:sz w:val="30"/>
               </w:rPr>
-              <w:t>16÷6=2, 4</w:t>
+              <w:t>86÷6=14, 2</w:t>
             </w:r>
           </w:p>
         </w:tc>

--- a/answers-of-two-digit_number_divided_by_one-digit_number.docx
+++ b/answers-of-two-digit_number_divided_by_one-digit_number.docx
@@ -11,7 +11,7 @@
           <w:rFonts w:ascii="Arial" w:hAnsi="Arial"/>
           <w:sz w:val="30"/>
         </w:rPr>
-        <w:t>2026-10-07 Wednesday</w:t>
+        <w:t>2026-10-08 Thursday</w:t>
       </w:r>
     </w:p>
     <w:tbl>
@@ -40,7 +40,7 @@
                 <w:rFonts w:ascii="TimeNewRoman" w:hAnsi="TimeNewRoman"/>
                 <w:sz w:val="30"/>
               </w:rPr>
-              <w:t>73÷4=18, 1</w:t>
+              <w:t>21÷4=5, 1</w:t>
             </w:r>
           </w:p>
         </w:tc>
@@ -57,7 +57,7 @@
                 <w:rFonts w:ascii="TimeNewRoman" w:hAnsi="TimeNewRoman"/>
                 <w:sz w:val="30"/>
               </w:rPr>
-              <w:t>56÷8=7, 0</w:t>
+              <w:t>79÷6=13, 1</w:t>
             </w:r>
           </w:p>
         </w:tc>
@@ -74,7 +74,7 @@
                 <w:rFonts w:ascii="TimeNewRoman" w:hAnsi="TimeNewRoman"/>
                 <w:sz w:val="30"/>
               </w:rPr>
-              <w:t>65÷6=10, 5</w:t>
+              <w:t>91÷8=11, 3</w:t>
             </w:r>
           </w:p>
         </w:tc>
@@ -91,7 +91,7 @@
                 <w:rFonts w:ascii="TimeNewRoman" w:hAnsi="TimeNewRoman"/>
                 <w:sz w:val="30"/>
               </w:rPr>
-              <w:t>21÷9=2, 3</w:t>
+              <w:t>83÷3=27, 2</w:t>
             </w:r>
           </w:p>
         </w:tc>
@@ -108,7 +108,7 @@
                 <w:rFonts w:ascii="TimeNewRoman" w:hAnsi="TimeNewRoman"/>
                 <w:sz w:val="30"/>
               </w:rPr>
-              <w:t>64÷6=10, 4</w:t>
+              <w:t>88÷8=11, 0</w:t>
             </w:r>
           </w:p>
         </w:tc>
@@ -223,7 +223,7 @@
                 <w:rFonts w:ascii="TimeNewRoman" w:hAnsi="TimeNewRoman"/>
                 <w:sz w:val="30"/>
               </w:rPr>
-              <w:t>16÷7=2, 2</w:t>
+              <w:t>79÷2=39, 1</w:t>
             </w:r>
           </w:p>
         </w:tc>
@@ -240,7 +240,7 @@
                 <w:rFonts w:ascii="TimeNewRoman" w:hAnsi="TimeNewRoman"/>
                 <w:sz w:val="30"/>
               </w:rPr>
-              <w:t>99÷6=16, 3</w:t>
+              <w:t>94÷4=23, 2</w:t>
             </w:r>
           </w:p>
         </w:tc>
@@ -257,7 +257,7 @@
                 <w:rFonts w:ascii="TimeNewRoman" w:hAnsi="TimeNewRoman"/>
                 <w:sz w:val="30"/>
               </w:rPr>
-              <w:t>85÷2=42, 1</w:t>
+              <w:t>55÷8=6, 7</w:t>
             </w:r>
           </w:p>
         </w:tc>
@@ -274,7 +274,7 @@
                 <w:rFonts w:ascii="TimeNewRoman" w:hAnsi="TimeNewRoman"/>
                 <w:sz w:val="30"/>
               </w:rPr>
-              <w:t>46÷3=15, 1</w:t>
+              <w:t>60÷6=10, 0</w:t>
             </w:r>
           </w:p>
         </w:tc>
@@ -291,7 +291,7 @@
                 <w:rFonts w:ascii="TimeNewRoman" w:hAnsi="TimeNewRoman"/>
                 <w:sz w:val="30"/>
               </w:rPr>
-              <w:t>94÷9=10, 4</w:t>
+              <w:t>41÷3=13, 2</w:t>
             </w:r>
           </w:p>
         </w:tc>
@@ -406,7 +406,7 @@
                 <w:rFonts w:ascii="TimeNewRoman" w:hAnsi="TimeNewRoman"/>
                 <w:sz w:val="30"/>
               </w:rPr>
-              <w:t>98÷6=16, 2</w:t>
+              <w:t>27÷5=5, 2</w:t>
             </w:r>
           </w:p>
         </w:tc>
@@ -423,7 +423,7 @@
                 <w:rFonts w:ascii="TimeNewRoman" w:hAnsi="TimeNewRoman"/>
                 <w:sz w:val="30"/>
               </w:rPr>
-              <w:t>43÷6=7, 1</w:t>
+              <w:t>60÷8=7, 4</w:t>
             </w:r>
           </w:p>
         </w:tc>
@@ -440,7 +440,7 @@
                 <w:rFonts w:ascii="TimeNewRoman" w:hAnsi="TimeNewRoman"/>
                 <w:sz w:val="30"/>
               </w:rPr>
-              <w:t>20÷5=4, 0</w:t>
+              <w:t>15÷3=5, 0</w:t>
             </w:r>
           </w:p>
         </w:tc>
@@ -457,7 +457,7 @@
                 <w:rFonts w:ascii="TimeNewRoman" w:hAnsi="TimeNewRoman"/>
                 <w:sz w:val="30"/>
               </w:rPr>
-              <w:t>91÷7=13, 0</w:t>
+              <w:t>92÷5=18, 2</w:t>
             </w:r>
           </w:p>
         </w:tc>
@@ -474,7 +474,7 @@
                 <w:rFonts w:ascii="TimeNewRoman" w:hAnsi="TimeNewRoman"/>
                 <w:sz w:val="30"/>
               </w:rPr>
-              <w:t>99÷8=12, 3</w:t>
+              <w:t>13÷4=3, 1</w:t>
             </w:r>
           </w:p>
         </w:tc>
@@ -589,7 +589,7 @@
                 <w:rFonts w:ascii="TimeNewRoman" w:hAnsi="TimeNewRoman"/>
                 <w:sz w:val="30"/>
               </w:rPr>
-              <w:t>36÷6=6, 0</w:t>
+              <w:t>48÷3=16, 0</w:t>
             </w:r>
           </w:p>
         </w:tc>
@@ -606,7 +606,7 @@
                 <w:rFonts w:ascii="TimeNewRoman" w:hAnsi="TimeNewRoman"/>
                 <w:sz w:val="30"/>
               </w:rPr>
-              <w:t>86÷8=10, 6</w:t>
+              <w:t>58÷4=14, 2</w:t>
             </w:r>
           </w:p>
         </w:tc>
@@ -623,7 +623,7 @@
                 <w:rFonts w:ascii="TimeNewRoman" w:hAnsi="TimeNewRoman"/>
                 <w:sz w:val="30"/>
               </w:rPr>
-              <w:t>91÷5=18, 1</w:t>
+              <w:t>64÷5=12, 4</w:t>
             </w:r>
           </w:p>
         </w:tc>
@@ -640,7 +640,7 @@
                 <w:rFonts w:ascii="TimeNewRoman" w:hAnsi="TimeNewRoman"/>
                 <w:sz w:val="30"/>
               </w:rPr>
-              <w:t>84÷5=16, 4</w:t>
+              <w:t>43÷7=6, 1</w:t>
             </w:r>
           </w:p>
         </w:tc>
@@ -657,7 +657,7 @@
                 <w:rFonts w:ascii="TimeNewRoman" w:hAnsi="TimeNewRoman"/>
                 <w:sz w:val="30"/>
               </w:rPr>
-              <w:t>63÷3=21, 0</w:t>
+              <w:t>19÷5=3, 4</w:t>
             </w:r>
           </w:p>
         </w:tc>
@@ -772,7 +772,7 @@
                 <w:rFonts w:ascii="TimeNewRoman" w:hAnsi="TimeNewRoman"/>
                 <w:sz w:val="30"/>
               </w:rPr>
-              <w:t>89÷9=9, 8</w:t>
+              <w:t>81÷2=40, 1</w:t>
             </w:r>
           </w:p>
         </w:tc>
@@ -789,7 +789,7 @@
                 <w:rFonts w:ascii="TimeNewRoman" w:hAnsi="TimeNewRoman"/>
                 <w:sz w:val="30"/>
               </w:rPr>
-              <w:t>22÷4=5, 2</w:t>
+              <w:t>38÷9=4, 2</w:t>
             </w:r>
           </w:p>
         </w:tc>
@@ -806,7 +806,7 @@
                 <w:rFonts w:ascii="TimeNewRoman" w:hAnsi="TimeNewRoman"/>
                 <w:sz w:val="30"/>
               </w:rPr>
-              <w:t>89÷2=44, 1</w:t>
+              <w:t>69÷3=23, 0</w:t>
             </w:r>
           </w:p>
         </w:tc>
@@ -823,7 +823,7 @@
                 <w:rFonts w:ascii="TimeNewRoman" w:hAnsi="TimeNewRoman"/>
                 <w:sz w:val="30"/>
               </w:rPr>
-              <w:t>39÷7=5, 4</w:t>
+              <w:t>12÷5=2, 2</w:t>
             </w:r>
           </w:p>
         </w:tc>
@@ -840,7 +840,7 @@
                 <w:rFonts w:ascii="TimeNewRoman" w:hAnsi="TimeNewRoman"/>
                 <w:sz w:val="30"/>
               </w:rPr>
-              <w:t>86÷6=14, 2</w:t>
+              <w:t>47÷6=7, 5</w:t>
             </w:r>
           </w:p>
         </w:tc>

--- a/answers-of-two-digit_number_divided_by_one-digit_number.docx
+++ b/answers-of-two-digit_number_divided_by_one-digit_number.docx
@@ -40,7 +40,7 @@
                 <w:rFonts w:ascii="TimeNewRoman" w:hAnsi="TimeNewRoman"/>
                 <w:sz w:val="30"/>
               </w:rPr>
-              <w:t>21÷4=5, 1</w:t>
+              <w:t>91÷6=15, 1</w:t>
             </w:r>
           </w:p>
         </w:tc>
@@ -57,7 +57,7 @@
                 <w:rFonts w:ascii="TimeNewRoman" w:hAnsi="TimeNewRoman"/>
                 <w:sz w:val="30"/>
               </w:rPr>
-              <w:t>79÷6=13, 1</w:t>
+              <w:t>43÷6=7, 1</w:t>
             </w:r>
           </w:p>
         </w:tc>
@@ -74,7 +74,7 @@
                 <w:rFonts w:ascii="TimeNewRoman" w:hAnsi="TimeNewRoman"/>
                 <w:sz w:val="30"/>
               </w:rPr>
-              <w:t>91÷8=11, 3</w:t>
+              <w:t>52÷7=7, 3</w:t>
             </w:r>
           </w:p>
         </w:tc>
@@ -91,7 +91,7 @@
                 <w:rFonts w:ascii="TimeNewRoman" w:hAnsi="TimeNewRoman"/>
                 <w:sz w:val="30"/>
               </w:rPr>
-              <w:t>83÷3=27, 2</w:t>
+              <w:t>47÷4=11, 3</w:t>
             </w:r>
           </w:p>
         </w:tc>
@@ -108,7 +108,7 @@
                 <w:rFonts w:ascii="TimeNewRoman" w:hAnsi="TimeNewRoman"/>
                 <w:sz w:val="30"/>
               </w:rPr>
-              <w:t>88÷8=11, 0</w:t>
+              <w:t>82÷9=9, 1</w:t>
             </w:r>
           </w:p>
         </w:tc>
@@ -223,7 +223,7 @@
                 <w:rFonts w:ascii="TimeNewRoman" w:hAnsi="TimeNewRoman"/>
                 <w:sz w:val="30"/>
               </w:rPr>
-              <w:t>79÷2=39, 1</w:t>
+              <w:t>79÷4=19, 3</w:t>
             </w:r>
           </w:p>
         </w:tc>
@@ -240,7 +240,7 @@
                 <w:rFonts w:ascii="TimeNewRoman" w:hAnsi="TimeNewRoman"/>
                 <w:sz w:val="30"/>
               </w:rPr>
-              <w:t>94÷4=23, 2</w:t>
+              <w:t>47÷9=5, 2</w:t>
             </w:r>
           </w:p>
         </w:tc>
@@ -257,7 +257,7 @@
                 <w:rFonts w:ascii="TimeNewRoman" w:hAnsi="TimeNewRoman"/>
                 <w:sz w:val="30"/>
               </w:rPr>
-              <w:t>55÷8=6, 7</w:t>
+              <w:t>58÷4=14, 2</w:t>
             </w:r>
           </w:p>
         </w:tc>
@@ -274,7 +274,7 @@
                 <w:rFonts w:ascii="TimeNewRoman" w:hAnsi="TimeNewRoman"/>
                 <w:sz w:val="30"/>
               </w:rPr>
-              <w:t>60÷6=10, 0</w:t>
+              <w:t>17÷9=1, 8</w:t>
             </w:r>
           </w:p>
         </w:tc>
@@ -291,7 +291,7 @@
                 <w:rFonts w:ascii="TimeNewRoman" w:hAnsi="TimeNewRoman"/>
                 <w:sz w:val="30"/>
               </w:rPr>
-              <w:t>41÷3=13, 2</w:t>
+              <w:t>69÷3=23, 0</w:t>
             </w:r>
           </w:p>
         </w:tc>
@@ -406,7 +406,7 @@
                 <w:rFonts w:ascii="TimeNewRoman" w:hAnsi="TimeNewRoman"/>
                 <w:sz w:val="30"/>
               </w:rPr>
-              <w:t>27÷5=5, 2</w:t>
+              <w:t>37÷4=9, 1</w:t>
             </w:r>
           </w:p>
         </w:tc>
@@ -423,7 +423,7 @@
                 <w:rFonts w:ascii="TimeNewRoman" w:hAnsi="TimeNewRoman"/>
                 <w:sz w:val="30"/>
               </w:rPr>
-              <w:t>60÷8=7, 4</w:t>
+              <w:t>74÷9=8, 2</w:t>
             </w:r>
           </w:p>
         </w:tc>
@@ -440,7 +440,7 @@
                 <w:rFonts w:ascii="TimeNewRoman" w:hAnsi="TimeNewRoman"/>
                 <w:sz w:val="30"/>
               </w:rPr>
-              <w:t>15÷3=5, 0</w:t>
+              <w:t>31÷3=10, 1</w:t>
             </w:r>
           </w:p>
         </w:tc>
@@ -457,7 +457,7 @@
                 <w:rFonts w:ascii="TimeNewRoman" w:hAnsi="TimeNewRoman"/>
                 <w:sz w:val="30"/>
               </w:rPr>
-              <w:t>92÷5=18, 2</w:t>
+              <w:t>68÷4=17, 0</w:t>
             </w:r>
           </w:p>
         </w:tc>
@@ -474,7 +474,7 @@
                 <w:rFonts w:ascii="TimeNewRoman" w:hAnsi="TimeNewRoman"/>
                 <w:sz w:val="30"/>
               </w:rPr>
-              <w:t>13÷4=3, 1</w:t>
+              <w:t>31÷4=7, 3</w:t>
             </w:r>
           </w:p>
         </w:tc>
@@ -589,7 +589,7 @@
                 <w:rFonts w:ascii="TimeNewRoman" w:hAnsi="TimeNewRoman"/>
                 <w:sz w:val="30"/>
               </w:rPr>
-              <w:t>48÷3=16, 0</w:t>
+              <w:t>57÷9=6, 3</w:t>
             </w:r>
           </w:p>
         </w:tc>
@@ -606,7 +606,7 @@
                 <w:rFonts w:ascii="TimeNewRoman" w:hAnsi="TimeNewRoman"/>
                 <w:sz w:val="30"/>
               </w:rPr>
-              <w:t>58÷4=14, 2</w:t>
+              <w:t>90÷9=10, 0</w:t>
             </w:r>
           </w:p>
         </w:tc>
@@ -623,7 +623,7 @@
                 <w:rFonts w:ascii="TimeNewRoman" w:hAnsi="TimeNewRoman"/>
                 <w:sz w:val="30"/>
               </w:rPr>
-              <w:t>64÷5=12, 4</w:t>
+              <w:t>15÷7=2, 1</w:t>
             </w:r>
           </w:p>
         </w:tc>
@@ -640,7 +640,7 @@
                 <w:rFonts w:ascii="TimeNewRoman" w:hAnsi="TimeNewRoman"/>
                 <w:sz w:val="30"/>
               </w:rPr>
-              <w:t>43÷7=6, 1</w:t>
+              <w:t>32÷2=16, 0</w:t>
             </w:r>
           </w:p>
         </w:tc>
@@ -657,7 +657,7 @@
                 <w:rFonts w:ascii="TimeNewRoman" w:hAnsi="TimeNewRoman"/>
                 <w:sz w:val="30"/>
               </w:rPr>
-              <w:t>19÷5=3, 4</w:t>
+              <w:t>72÷3=24, 0</w:t>
             </w:r>
           </w:p>
         </w:tc>
@@ -772,7 +772,7 @@
                 <w:rFonts w:ascii="TimeNewRoman" w:hAnsi="TimeNewRoman"/>
                 <w:sz w:val="30"/>
               </w:rPr>
-              <w:t>81÷2=40, 1</w:t>
+              <w:t>65÷9=7, 2</w:t>
             </w:r>
           </w:p>
         </w:tc>
@@ -789,7 +789,7 @@
                 <w:rFonts w:ascii="TimeNewRoman" w:hAnsi="TimeNewRoman"/>
                 <w:sz w:val="30"/>
               </w:rPr>
-              <w:t>38÷9=4, 2</w:t>
+              <w:t>42÷4=10, 2</w:t>
             </w:r>
           </w:p>
         </w:tc>
@@ -806,7 +806,7 @@
                 <w:rFonts w:ascii="TimeNewRoman" w:hAnsi="TimeNewRoman"/>
                 <w:sz w:val="30"/>
               </w:rPr>
-              <w:t>69÷3=23, 0</w:t>
+              <w:t>45÷3=15, 0</w:t>
             </w:r>
           </w:p>
         </w:tc>
@@ -823,7 +823,7 @@
                 <w:rFonts w:ascii="TimeNewRoman" w:hAnsi="TimeNewRoman"/>
                 <w:sz w:val="30"/>
               </w:rPr>
-              <w:t>12÷5=2, 2</w:t>
+              <w:t>91÷5=18, 1</w:t>
             </w:r>
           </w:p>
         </w:tc>
@@ -840,7 +840,7 @@
                 <w:rFonts w:ascii="TimeNewRoman" w:hAnsi="TimeNewRoman"/>
                 <w:sz w:val="30"/>
               </w:rPr>
-              <w:t>47÷6=7, 5</w:t>
+              <w:t>93÷6=15, 3</w:t>
             </w:r>
           </w:p>
         </w:tc>

--- a/answers-of-two-digit_number_divided_by_one-digit_number.docx
+++ b/answers-of-two-digit_number_divided_by_one-digit_number.docx
@@ -11,7 +11,7 @@
           <w:rFonts w:ascii="Arial" w:hAnsi="Arial"/>
           <w:sz w:val="30"/>
         </w:rPr>
-        <w:t>2026-10-08 Thursday</w:t>
+        <w:t>2026-10-09 Friday</w:t>
       </w:r>
     </w:p>
     <w:tbl>
@@ -40,7 +40,7 @@
                 <w:rFonts w:ascii="TimeNewRoman" w:hAnsi="TimeNewRoman"/>
                 <w:sz w:val="30"/>
               </w:rPr>
-              <w:t>91÷6=15, 1</w:t>
+              <w:t>14÷2=7, 0</w:t>
             </w:r>
           </w:p>
         </w:tc>
@@ -57,7 +57,7 @@
                 <w:rFonts w:ascii="TimeNewRoman" w:hAnsi="TimeNewRoman"/>
                 <w:sz w:val="30"/>
               </w:rPr>
-              <w:t>43÷6=7, 1</w:t>
+              <w:t>29÷4=7, 1</w:t>
             </w:r>
           </w:p>
         </w:tc>
@@ -74,7 +74,7 @@
                 <w:rFonts w:ascii="TimeNewRoman" w:hAnsi="TimeNewRoman"/>
                 <w:sz w:val="30"/>
               </w:rPr>
-              <w:t>52÷7=7, 3</w:t>
+              <w:t>29÷8=3, 5</w:t>
             </w:r>
           </w:p>
         </w:tc>
@@ -91,7 +91,7 @@
                 <w:rFonts w:ascii="TimeNewRoman" w:hAnsi="TimeNewRoman"/>
                 <w:sz w:val="30"/>
               </w:rPr>
-              <w:t>47÷4=11, 3</w:t>
+              <w:t>23÷8=2, 7</w:t>
             </w:r>
           </w:p>
         </w:tc>
@@ -108,7 +108,7 @@
                 <w:rFonts w:ascii="TimeNewRoman" w:hAnsi="TimeNewRoman"/>
                 <w:sz w:val="30"/>
               </w:rPr>
-              <w:t>82÷9=9, 1</w:t>
+              <w:t>72÷9=8, 0</w:t>
             </w:r>
           </w:p>
         </w:tc>
@@ -223,7 +223,7 @@
                 <w:rFonts w:ascii="TimeNewRoman" w:hAnsi="TimeNewRoman"/>
                 <w:sz w:val="30"/>
               </w:rPr>
-              <w:t>79÷4=19, 3</w:t>
+              <w:t>29÷7=4, 1</w:t>
             </w:r>
           </w:p>
         </w:tc>
@@ -240,7 +240,7 @@
                 <w:rFonts w:ascii="TimeNewRoman" w:hAnsi="TimeNewRoman"/>
                 <w:sz w:val="30"/>
               </w:rPr>
-              <w:t>47÷9=5, 2</w:t>
+              <w:t>53÷2=26, 1</w:t>
             </w:r>
           </w:p>
         </w:tc>
@@ -257,7 +257,7 @@
                 <w:rFonts w:ascii="TimeNewRoman" w:hAnsi="TimeNewRoman"/>
                 <w:sz w:val="30"/>
               </w:rPr>
-              <w:t>58÷4=14, 2</w:t>
+              <w:t>15÷4=3, 3</w:t>
             </w:r>
           </w:p>
         </w:tc>
@@ -274,7 +274,7 @@
                 <w:rFonts w:ascii="TimeNewRoman" w:hAnsi="TimeNewRoman"/>
                 <w:sz w:val="30"/>
               </w:rPr>
-              <w:t>17÷9=1, 8</w:t>
+              <w:t>70÷4=17, 2</w:t>
             </w:r>
           </w:p>
         </w:tc>
@@ -291,7 +291,7 @@
                 <w:rFonts w:ascii="TimeNewRoman" w:hAnsi="TimeNewRoman"/>
                 <w:sz w:val="30"/>
               </w:rPr>
-              <w:t>69÷3=23, 0</w:t>
+              <w:t>23÷8=2, 7</w:t>
             </w:r>
           </w:p>
         </w:tc>
@@ -406,7 +406,7 @@
                 <w:rFonts w:ascii="TimeNewRoman" w:hAnsi="TimeNewRoman"/>
                 <w:sz w:val="30"/>
               </w:rPr>
-              <w:t>37÷4=9, 1</w:t>
+              <w:t>67÷7=9, 4</w:t>
             </w:r>
           </w:p>
         </w:tc>
@@ -423,7 +423,7 @@
                 <w:rFonts w:ascii="TimeNewRoman" w:hAnsi="TimeNewRoman"/>
                 <w:sz w:val="30"/>
               </w:rPr>
-              <w:t>74÷9=8, 2</w:t>
+              <w:t>59÷7=8, 3</w:t>
             </w:r>
           </w:p>
         </w:tc>
@@ -440,7 +440,7 @@
                 <w:rFonts w:ascii="TimeNewRoman" w:hAnsi="TimeNewRoman"/>
                 <w:sz w:val="30"/>
               </w:rPr>
-              <w:t>31÷3=10, 1</w:t>
+              <w:t>80÷4=20, 0</w:t>
             </w:r>
           </w:p>
         </w:tc>
@@ -457,7 +457,7 @@
                 <w:rFonts w:ascii="TimeNewRoman" w:hAnsi="TimeNewRoman"/>
                 <w:sz w:val="30"/>
               </w:rPr>
-              <w:t>68÷4=17, 0</w:t>
+              <w:t>71÷7=10, 1</w:t>
             </w:r>
           </w:p>
         </w:tc>
@@ -474,7 +474,7 @@
                 <w:rFonts w:ascii="TimeNewRoman" w:hAnsi="TimeNewRoman"/>
                 <w:sz w:val="30"/>
               </w:rPr>
-              <w:t>31÷4=7, 3</w:t>
+              <w:t>18÷7=2, 4</w:t>
             </w:r>
           </w:p>
         </w:tc>
@@ -589,7 +589,7 @@
                 <w:rFonts w:ascii="TimeNewRoman" w:hAnsi="TimeNewRoman"/>
                 <w:sz w:val="30"/>
               </w:rPr>
-              <w:t>57÷9=6, 3</w:t>
+              <w:t>18÷8=2, 2</w:t>
             </w:r>
           </w:p>
         </w:tc>
@@ -606,7 +606,7 @@
                 <w:rFonts w:ascii="TimeNewRoman" w:hAnsi="TimeNewRoman"/>
                 <w:sz w:val="30"/>
               </w:rPr>
-              <w:t>90÷9=10, 0</w:t>
+              <w:t>91÷4=22, 3</w:t>
             </w:r>
           </w:p>
         </w:tc>
@@ -623,7 +623,7 @@
                 <w:rFonts w:ascii="TimeNewRoman" w:hAnsi="TimeNewRoman"/>
                 <w:sz w:val="30"/>
               </w:rPr>
-              <w:t>15÷7=2, 1</w:t>
+              <w:t>21÷4=5, 1</w:t>
             </w:r>
           </w:p>
         </w:tc>
@@ -640,7 +640,7 @@
                 <w:rFonts w:ascii="TimeNewRoman" w:hAnsi="TimeNewRoman"/>
                 <w:sz w:val="30"/>
               </w:rPr>
-              <w:t>32÷2=16, 0</w:t>
+              <w:t>68÷6=11, 2</w:t>
             </w:r>
           </w:p>
         </w:tc>
@@ -657,7 +657,7 @@
                 <w:rFonts w:ascii="TimeNewRoman" w:hAnsi="TimeNewRoman"/>
                 <w:sz w:val="30"/>
               </w:rPr>
-              <w:t>72÷3=24, 0</w:t>
+              <w:t>24÷3=8, 0</w:t>
             </w:r>
           </w:p>
         </w:tc>
@@ -772,7 +772,7 @@
                 <w:rFonts w:ascii="TimeNewRoman" w:hAnsi="TimeNewRoman"/>
                 <w:sz w:val="30"/>
               </w:rPr>
-              <w:t>65÷9=7, 2</w:t>
+              <w:t>59÷6=9, 5</w:t>
             </w:r>
           </w:p>
         </w:tc>
@@ -789,7 +789,7 @@
                 <w:rFonts w:ascii="TimeNewRoman" w:hAnsi="TimeNewRoman"/>
                 <w:sz w:val="30"/>
               </w:rPr>
-              <w:t>42÷4=10, 2</w:t>
+              <w:t>35÷2=17, 1</w:t>
             </w:r>
           </w:p>
         </w:tc>
@@ -806,7 +806,7 @@
                 <w:rFonts w:ascii="TimeNewRoman" w:hAnsi="TimeNewRoman"/>
                 <w:sz w:val="30"/>
               </w:rPr>
-              <w:t>45÷3=15, 0</w:t>
+              <w:t>22÷4=5, 2</w:t>
             </w:r>
           </w:p>
         </w:tc>
@@ -823,7 +823,7 @@
                 <w:rFonts w:ascii="TimeNewRoman" w:hAnsi="TimeNewRoman"/>
                 <w:sz w:val="30"/>
               </w:rPr>
-              <w:t>91÷5=18, 1</w:t>
+              <w:t>86÷4=21, 2</w:t>
             </w:r>
           </w:p>
         </w:tc>
@@ -840,7 +840,7 @@
                 <w:rFonts w:ascii="TimeNewRoman" w:hAnsi="TimeNewRoman"/>
                 <w:sz w:val="30"/>
               </w:rPr>
-              <w:t>93÷6=15, 3</w:t>
+              <w:t>56÷5=11, 1</w:t>
             </w:r>
           </w:p>
         </w:tc>

--- a/answers-of-two-digit_number_divided_by_one-digit_number.docx
+++ b/answers-of-two-digit_number_divided_by_one-digit_number.docx
@@ -40,7 +40,7 @@
                 <w:rFonts w:ascii="TimeNewRoman" w:hAnsi="TimeNewRoman"/>
                 <w:sz w:val="30"/>
               </w:rPr>
-              <w:t>14÷2=7, 0</w:t>
+              <w:t>80÷6=13, 2</w:t>
             </w:r>
           </w:p>
         </w:tc>
@@ -57,7 +57,7 @@
                 <w:rFonts w:ascii="TimeNewRoman" w:hAnsi="TimeNewRoman"/>
                 <w:sz w:val="30"/>
               </w:rPr>
-              <w:t>29÷4=7, 1</w:t>
+              <w:t>72÷3=24, 0</w:t>
             </w:r>
           </w:p>
         </w:tc>
@@ -74,7 +74,7 @@
                 <w:rFonts w:ascii="TimeNewRoman" w:hAnsi="TimeNewRoman"/>
                 <w:sz w:val="30"/>
               </w:rPr>
-              <w:t>29÷8=3, 5</w:t>
+              <w:t>83÷4=20, 3</w:t>
             </w:r>
           </w:p>
         </w:tc>
@@ -91,7 +91,7 @@
                 <w:rFonts w:ascii="TimeNewRoman" w:hAnsi="TimeNewRoman"/>
                 <w:sz w:val="30"/>
               </w:rPr>
-              <w:t>23÷8=2, 7</w:t>
+              <w:t>84÷3=28, 0</w:t>
             </w:r>
           </w:p>
         </w:tc>
@@ -108,7 +108,7 @@
                 <w:rFonts w:ascii="TimeNewRoman" w:hAnsi="TimeNewRoman"/>
                 <w:sz w:val="30"/>
               </w:rPr>
-              <w:t>72÷9=8, 0</w:t>
+              <w:t>25÷8=3, 1</w:t>
             </w:r>
           </w:p>
         </w:tc>
@@ -223,7 +223,7 @@
                 <w:rFonts w:ascii="TimeNewRoman" w:hAnsi="TimeNewRoman"/>
                 <w:sz w:val="30"/>
               </w:rPr>
-              <w:t>29÷7=4, 1</w:t>
+              <w:t>78÷4=19, 2</w:t>
             </w:r>
           </w:p>
         </w:tc>
@@ -240,7 +240,7 @@
                 <w:rFonts w:ascii="TimeNewRoman" w:hAnsi="TimeNewRoman"/>
                 <w:sz w:val="30"/>
               </w:rPr>
-              <w:t>53÷2=26, 1</w:t>
+              <w:t>68÷4=17, 0</w:t>
             </w:r>
           </w:p>
         </w:tc>
@@ -257,7 +257,7 @@
                 <w:rFonts w:ascii="TimeNewRoman" w:hAnsi="TimeNewRoman"/>
                 <w:sz w:val="30"/>
               </w:rPr>
-              <w:t>15÷4=3, 3</w:t>
+              <w:t>92÷4=23, 0</w:t>
             </w:r>
           </w:p>
         </w:tc>
@@ -274,7 +274,7 @@
                 <w:rFonts w:ascii="TimeNewRoman" w:hAnsi="TimeNewRoman"/>
                 <w:sz w:val="30"/>
               </w:rPr>
-              <w:t>70÷4=17, 2</w:t>
+              <w:t>80÷4=20, 0</w:t>
             </w:r>
           </w:p>
         </w:tc>
@@ -291,7 +291,7 @@
                 <w:rFonts w:ascii="TimeNewRoman" w:hAnsi="TimeNewRoman"/>
                 <w:sz w:val="30"/>
               </w:rPr>
-              <w:t>23÷8=2, 7</w:t>
+              <w:t>49÷9=5, 4</w:t>
             </w:r>
           </w:p>
         </w:tc>
@@ -406,7 +406,7 @@
                 <w:rFonts w:ascii="TimeNewRoman" w:hAnsi="TimeNewRoman"/>
                 <w:sz w:val="30"/>
               </w:rPr>
-              <w:t>67÷7=9, 4</w:t>
+              <w:t>61÷6=10, 1</w:t>
             </w:r>
           </w:p>
         </w:tc>
@@ -423,7 +423,7 @@
                 <w:rFonts w:ascii="TimeNewRoman" w:hAnsi="TimeNewRoman"/>
                 <w:sz w:val="30"/>
               </w:rPr>
-              <w:t>59÷7=8, 3</w:t>
+              <w:t>39÷8=4, 7</w:t>
             </w:r>
           </w:p>
         </w:tc>
@@ -440,7 +440,7 @@
                 <w:rFonts w:ascii="TimeNewRoman" w:hAnsi="TimeNewRoman"/>
                 <w:sz w:val="30"/>
               </w:rPr>
-              <w:t>80÷4=20, 0</w:t>
+              <w:t>12÷7=1, 5</w:t>
             </w:r>
           </w:p>
         </w:tc>
@@ -457,7 +457,7 @@
                 <w:rFonts w:ascii="TimeNewRoman" w:hAnsi="TimeNewRoman"/>
                 <w:sz w:val="30"/>
               </w:rPr>
-              <w:t>71÷7=10, 1</w:t>
+              <w:t>64÷4=16, 0</w:t>
             </w:r>
           </w:p>
         </w:tc>
@@ -474,7 +474,7 @@
                 <w:rFonts w:ascii="TimeNewRoman" w:hAnsi="TimeNewRoman"/>
                 <w:sz w:val="30"/>
               </w:rPr>
-              <w:t>18÷7=2, 4</w:t>
+              <w:t>83÷7=11, 6</w:t>
             </w:r>
           </w:p>
         </w:tc>
@@ -589,7 +589,7 @@
                 <w:rFonts w:ascii="TimeNewRoman" w:hAnsi="TimeNewRoman"/>
                 <w:sz w:val="30"/>
               </w:rPr>
-              <w:t>18÷8=2, 2</w:t>
+              <w:t>93÷4=23, 1</w:t>
             </w:r>
           </w:p>
         </w:tc>
@@ -606,7 +606,7 @@
                 <w:rFonts w:ascii="TimeNewRoman" w:hAnsi="TimeNewRoman"/>
                 <w:sz w:val="30"/>
               </w:rPr>
-              <w:t>91÷4=22, 3</w:t>
+              <w:t>28÷9=3, 1</w:t>
             </w:r>
           </w:p>
         </w:tc>
@@ -623,7 +623,7 @@
                 <w:rFonts w:ascii="TimeNewRoman" w:hAnsi="TimeNewRoman"/>
                 <w:sz w:val="30"/>
               </w:rPr>
-              <w:t>21÷4=5, 1</w:t>
+              <w:t>15÷9=1, 6</w:t>
             </w:r>
           </w:p>
         </w:tc>
@@ -640,7 +640,7 @@
                 <w:rFonts w:ascii="TimeNewRoman" w:hAnsi="TimeNewRoman"/>
                 <w:sz w:val="30"/>
               </w:rPr>
-              <w:t>68÷6=11, 2</w:t>
+              <w:t>90÷5=18, 0</w:t>
             </w:r>
           </w:p>
         </w:tc>
@@ -657,7 +657,7 @@
                 <w:rFonts w:ascii="TimeNewRoman" w:hAnsi="TimeNewRoman"/>
                 <w:sz w:val="30"/>
               </w:rPr>
-              <w:t>24÷3=8, 0</w:t>
+              <w:t>88÷3=29, 1</w:t>
             </w:r>
           </w:p>
         </w:tc>
@@ -772,7 +772,7 @@
                 <w:rFonts w:ascii="TimeNewRoman" w:hAnsi="TimeNewRoman"/>
                 <w:sz w:val="30"/>
               </w:rPr>
-              <w:t>59÷6=9, 5</w:t>
+              <w:t>36÷5=7, 1</w:t>
             </w:r>
           </w:p>
         </w:tc>
@@ -789,7 +789,7 @@
                 <w:rFonts w:ascii="TimeNewRoman" w:hAnsi="TimeNewRoman"/>
                 <w:sz w:val="30"/>
               </w:rPr>
-              <w:t>35÷2=17, 1</w:t>
+              <w:t>54÷5=10, 4</w:t>
             </w:r>
           </w:p>
         </w:tc>
@@ -806,7 +806,7 @@
                 <w:rFonts w:ascii="TimeNewRoman" w:hAnsi="TimeNewRoman"/>
                 <w:sz w:val="30"/>
               </w:rPr>
-              <w:t>22÷4=5, 2</w:t>
+              <w:t>60÷2=30, 0</w:t>
             </w:r>
           </w:p>
         </w:tc>
@@ -823,7 +823,7 @@
                 <w:rFonts w:ascii="TimeNewRoman" w:hAnsi="TimeNewRoman"/>
                 <w:sz w:val="30"/>
               </w:rPr>
-              <w:t>86÷4=21, 2</w:t>
+              <w:t>62÷4=15, 2</w:t>
             </w:r>
           </w:p>
         </w:tc>
@@ -840,7 +840,7 @@
                 <w:rFonts w:ascii="TimeNewRoman" w:hAnsi="TimeNewRoman"/>
                 <w:sz w:val="30"/>
               </w:rPr>
-              <w:t>56÷5=11, 1</w:t>
+              <w:t>17÷3=5, 2</w:t>
             </w:r>
           </w:p>
         </w:tc>

--- a/answers-of-two-digit_number_divided_by_one-digit_number.docx
+++ b/answers-of-two-digit_number_divided_by_one-digit_number.docx
@@ -11,7 +11,7 @@
           <w:rFonts w:ascii="Arial" w:hAnsi="Arial"/>
           <w:sz w:val="30"/>
         </w:rPr>
-        <w:t>2026-10-09 Friday</w:t>
+        <w:t>2026-10-10 Saturday</w:t>
       </w:r>
     </w:p>
     <w:tbl>
@@ -40,7 +40,7 @@
                 <w:rFonts w:ascii="TimeNewRoman" w:hAnsi="TimeNewRoman"/>
                 <w:sz w:val="30"/>
               </w:rPr>
-              <w:t>80÷6=13, 2</w:t>
+              <w:t>92÷4=23, 0</w:t>
             </w:r>
           </w:p>
         </w:tc>
@@ -57,7 +57,7 @@
                 <w:rFonts w:ascii="TimeNewRoman" w:hAnsi="TimeNewRoman"/>
                 <w:sz w:val="30"/>
               </w:rPr>
-              <w:t>72÷3=24, 0</w:t>
+              <w:t>15÷6=2, 3</w:t>
             </w:r>
           </w:p>
         </w:tc>
@@ -74,7 +74,7 @@
                 <w:rFonts w:ascii="TimeNewRoman" w:hAnsi="TimeNewRoman"/>
                 <w:sz w:val="30"/>
               </w:rPr>
-              <w:t>83÷4=20, 3</w:t>
+              <w:t>60÷8=7, 4</w:t>
             </w:r>
           </w:p>
         </w:tc>
@@ -91,7 +91,7 @@
                 <w:rFonts w:ascii="TimeNewRoman" w:hAnsi="TimeNewRoman"/>
                 <w:sz w:val="30"/>
               </w:rPr>
-              <w:t>84÷3=28, 0</w:t>
+              <w:t>75÷6=12, 3</w:t>
             </w:r>
           </w:p>
         </w:tc>
@@ -108,7 +108,7 @@
                 <w:rFonts w:ascii="TimeNewRoman" w:hAnsi="TimeNewRoman"/>
                 <w:sz w:val="30"/>
               </w:rPr>
-              <w:t>25÷8=3, 1</w:t>
+              <w:t>19÷4=4, 3</w:t>
             </w:r>
           </w:p>
         </w:tc>
@@ -223,7 +223,7 @@
                 <w:rFonts w:ascii="TimeNewRoman" w:hAnsi="TimeNewRoman"/>
                 <w:sz w:val="30"/>
               </w:rPr>
-              <w:t>78÷4=19, 2</w:t>
+              <w:t>63÷7=9, 0</w:t>
             </w:r>
           </w:p>
         </w:tc>
@@ -240,7 +240,7 @@
                 <w:rFonts w:ascii="TimeNewRoman" w:hAnsi="TimeNewRoman"/>
                 <w:sz w:val="30"/>
               </w:rPr>
-              <w:t>68÷4=17, 0</w:t>
+              <w:t>50÷4=12, 2</w:t>
             </w:r>
           </w:p>
         </w:tc>
@@ -257,7 +257,7 @@
                 <w:rFonts w:ascii="TimeNewRoman" w:hAnsi="TimeNewRoman"/>
                 <w:sz w:val="30"/>
               </w:rPr>
-              <w:t>92÷4=23, 0</w:t>
+              <w:t>20÷7=2, 6</w:t>
             </w:r>
           </w:p>
         </w:tc>
@@ -274,7 +274,7 @@
                 <w:rFonts w:ascii="TimeNewRoman" w:hAnsi="TimeNewRoman"/>
                 <w:sz w:val="30"/>
               </w:rPr>
-              <w:t>80÷4=20, 0</w:t>
+              <w:t>71÷5=14, 1</w:t>
             </w:r>
           </w:p>
         </w:tc>
@@ -291,7 +291,7 @@
                 <w:rFonts w:ascii="TimeNewRoman" w:hAnsi="TimeNewRoman"/>
                 <w:sz w:val="30"/>
               </w:rPr>
-              <w:t>49÷9=5, 4</w:t>
+              <w:t>26÷8=3, 2</w:t>
             </w:r>
           </w:p>
         </w:tc>
@@ -406,7 +406,7 @@
                 <w:rFonts w:ascii="TimeNewRoman" w:hAnsi="TimeNewRoman"/>
                 <w:sz w:val="30"/>
               </w:rPr>
-              <w:t>61÷6=10, 1</w:t>
+              <w:t>97÷6=16, 1</w:t>
             </w:r>
           </w:p>
         </w:tc>
@@ -423,7 +423,7 @@
                 <w:rFonts w:ascii="TimeNewRoman" w:hAnsi="TimeNewRoman"/>
                 <w:sz w:val="30"/>
               </w:rPr>
-              <w:t>39÷8=4, 7</w:t>
+              <w:t>78÷6=13, 0</w:t>
             </w:r>
           </w:p>
         </w:tc>
@@ -440,7 +440,7 @@
                 <w:rFonts w:ascii="TimeNewRoman" w:hAnsi="TimeNewRoman"/>
                 <w:sz w:val="30"/>
               </w:rPr>
-              <w:t>12÷7=1, 5</w:t>
+              <w:t>18÷7=2, 4</w:t>
             </w:r>
           </w:p>
         </w:tc>
@@ -457,7 +457,7 @@
                 <w:rFonts w:ascii="TimeNewRoman" w:hAnsi="TimeNewRoman"/>
                 <w:sz w:val="30"/>
               </w:rPr>
-              <w:t>64÷4=16, 0</w:t>
+              <w:t>73÷9=8, 1</w:t>
             </w:r>
           </w:p>
         </w:tc>
@@ -474,7 +474,7 @@
                 <w:rFonts w:ascii="TimeNewRoman" w:hAnsi="TimeNewRoman"/>
                 <w:sz w:val="30"/>
               </w:rPr>
-              <w:t>83÷7=11, 6</w:t>
+              <w:t>42÷5=8, 2</w:t>
             </w:r>
           </w:p>
         </w:tc>
@@ -589,7 +589,7 @@
                 <w:rFonts w:ascii="TimeNewRoman" w:hAnsi="TimeNewRoman"/>
                 <w:sz w:val="30"/>
               </w:rPr>
-              <w:t>93÷4=23, 1</w:t>
+              <w:t>91÷9=10, 1</w:t>
             </w:r>
           </w:p>
         </w:tc>
@@ -606,7 +606,7 @@
                 <w:rFonts w:ascii="TimeNewRoman" w:hAnsi="TimeNewRoman"/>
                 <w:sz w:val="30"/>
               </w:rPr>
-              <w:t>28÷9=3, 1</w:t>
+              <w:t>93÷7=13, 2</w:t>
             </w:r>
           </w:p>
         </w:tc>
@@ -623,7 +623,7 @@
                 <w:rFonts w:ascii="TimeNewRoman" w:hAnsi="TimeNewRoman"/>
                 <w:sz w:val="30"/>
               </w:rPr>
-              <w:t>15÷9=1, 6</w:t>
+              <w:t>72÷8=9, 0</w:t>
             </w:r>
           </w:p>
         </w:tc>
@@ -640,7 +640,7 @@
                 <w:rFonts w:ascii="TimeNewRoman" w:hAnsi="TimeNewRoman"/>
                 <w:sz w:val="30"/>
               </w:rPr>
-              <w:t>90÷5=18, 0</w:t>
+              <w:t>16÷2=8, 0</w:t>
             </w:r>
           </w:p>
         </w:tc>
@@ -657,7 +657,7 @@
                 <w:rFonts w:ascii="TimeNewRoman" w:hAnsi="TimeNewRoman"/>
                 <w:sz w:val="30"/>
               </w:rPr>
-              <w:t>88÷3=29, 1</w:t>
+              <w:t>24÷6=4, 0</w:t>
             </w:r>
           </w:p>
         </w:tc>
@@ -772,7 +772,7 @@
                 <w:rFonts w:ascii="TimeNewRoman" w:hAnsi="TimeNewRoman"/>
                 <w:sz w:val="30"/>
               </w:rPr>
-              <w:t>36÷5=7, 1</w:t>
+              <w:t>17÷2=8, 1</w:t>
             </w:r>
           </w:p>
         </w:tc>
@@ -789,7 +789,7 @@
                 <w:rFonts w:ascii="TimeNewRoman" w:hAnsi="TimeNewRoman"/>
                 <w:sz w:val="30"/>
               </w:rPr>
-              <w:t>54÷5=10, 4</w:t>
+              <w:t>94÷8=11, 6</w:t>
             </w:r>
           </w:p>
         </w:tc>
@@ -806,7 +806,7 @@
                 <w:rFonts w:ascii="TimeNewRoman" w:hAnsi="TimeNewRoman"/>
                 <w:sz w:val="30"/>
               </w:rPr>
-              <w:t>60÷2=30, 0</w:t>
+              <w:t>76÷8=9, 4</w:t>
             </w:r>
           </w:p>
         </w:tc>
@@ -823,7 +823,7 @@
                 <w:rFonts w:ascii="TimeNewRoman" w:hAnsi="TimeNewRoman"/>
                 <w:sz w:val="30"/>
               </w:rPr>
-              <w:t>62÷4=15, 2</w:t>
+              <w:t>37÷4=9, 1</w:t>
             </w:r>
           </w:p>
         </w:tc>
@@ -840,7 +840,7 @@
                 <w:rFonts w:ascii="TimeNewRoman" w:hAnsi="TimeNewRoman"/>
                 <w:sz w:val="30"/>
               </w:rPr>
-              <w:t>17÷3=5, 2</w:t>
+              <w:t>63÷7=9, 0</w:t>
             </w:r>
           </w:p>
         </w:tc>

--- a/answers-of-two-digit_number_divided_by_one-digit_number.docx
+++ b/answers-of-two-digit_number_divided_by_one-digit_number.docx
@@ -40,7 +40,7 @@
                 <w:rFonts w:ascii="TimeNewRoman" w:hAnsi="TimeNewRoman"/>
                 <w:sz w:val="30"/>
               </w:rPr>
-              <w:t>92÷4=23, 0</w:t>
+              <w:t>36÷9=4, 0</w:t>
             </w:r>
           </w:p>
         </w:tc>
@@ -57,7 +57,7 @@
                 <w:rFonts w:ascii="TimeNewRoman" w:hAnsi="TimeNewRoman"/>
                 <w:sz w:val="30"/>
               </w:rPr>
-              <w:t>15÷6=2, 3</w:t>
+              <w:t>12÷2=6, 0</w:t>
             </w:r>
           </w:p>
         </w:tc>
@@ -74,7 +74,7 @@
                 <w:rFonts w:ascii="TimeNewRoman" w:hAnsi="TimeNewRoman"/>
                 <w:sz w:val="30"/>
               </w:rPr>
-              <w:t>60÷8=7, 4</w:t>
+              <w:t>39÷3=13, 0</w:t>
             </w:r>
           </w:p>
         </w:tc>
@@ -91,7 +91,7 @@
                 <w:rFonts w:ascii="TimeNewRoman" w:hAnsi="TimeNewRoman"/>
                 <w:sz w:val="30"/>
               </w:rPr>
-              <w:t>75÷6=12, 3</w:t>
+              <w:t>14÷9=1, 5</w:t>
             </w:r>
           </w:p>
         </w:tc>
@@ -108,7 +108,7 @@
                 <w:rFonts w:ascii="TimeNewRoman" w:hAnsi="TimeNewRoman"/>
                 <w:sz w:val="30"/>
               </w:rPr>
-              <w:t>19÷4=4, 3</w:t>
+              <w:t>51÷2=25, 1</w:t>
             </w:r>
           </w:p>
         </w:tc>
@@ -223,7 +223,7 @@
                 <w:rFonts w:ascii="TimeNewRoman" w:hAnsi="TimeNewRoman"/>
                 <w:sz w:val="30"/>
               </w:rPr>
-              <w:t>63÷7=9, 0</w:t>
+              <w:t>96÷9=10, 6</w:t>
             </w:r>
           </w:p>
         </w:tc>
@@ -240,7 +240,7 @@
                 <w:rFonts w:ascii="TimeNewRoman" w:hAnsi="TimeNewRoman"/>
                 <w:sz w:val="30"/>
               </w:rPr>
-              <w:t>50÷4=12, 2</w:t>
+              <w:t>46÷3=15, 1</w:t>
             </w:r>
           </w:p>
         </w:tc>
@@ -257,7 +257,7 @@
                 <w:rFonts w:ascii="TimeNewRoman" w:hAnsi="TimeNewRoman"/>
                 <w:sz w:val="30"/>
               </w:rPr>
-              <w:t>20÷7=2, 6</w:t>
+              <w:t>72÷8=9, 0</w:t>
             </w:r>
           </w:p>
         </w:tc>
@@ -274,7 +274,7 @@
                 <w:rFonts w:ascii="TimeNewRoman" w:hAnsi="TimeNewRoman"/>
                 <w:sz w:val="30"/>
               </w:rPr>
-              <w:t>71÷5=14, 1</w:t>
+              <w:t>18÷5=3, 3</w:t>
             </w:r>
           </w:p>
         </w:tc>
@@ -291,7 +291,7 @@
                 <w:rFonts w:ascii="TimeNewRoman" w:hAnsi="TimeNewRoman"/>
                 <w:sz w:val="30"/>
               </w:rPr>
-              <w:t>26÷8=3, 2</w:t>
+              <w:t>93÷8=11, 5</w:t>
             </w:r>
           </w:p>
         </w:tc>
@@ -406,7 +406,7 @@
                 <w:rFonts w:ascii="TimeNewRoman" w:hAnsi="TimeNewRoman"/>
                 <w:sz w:val="30"/>
               </w:rPr>
-              <w:t>97÷6=16, 1</w:t>
+              <w:t>42÷4=10, 2</w:t>
             </w:r>
           </w:p>
         </w:tc>
@@ -423,7 +423,7 @@
                 <w:rFonts w:ascii="TimeNewRoman" w:hAnsi="TimeNewRoman"/>
                 <w:sz w:val="30"/>
               </w:rPr>
-              <w:t>78÷6=13, 0</w:t>
+              <w:t>84÷7=12, 0</w:t>
             </w:r>
           </w:p>
         </w:tc>
@@ -440,7 +440,7 @@
                 <w:rFonts w:ascii="TimeNewRoman" w:hAnsi="TimeNewRoman"/>
                 <w:sz w:val="30"/>
               </w:rPr>
-              <w:t>18÷7=2, 4</w:t>
+              <w:t>15÷2=7, 1</w:t>
             </w:r>
           </w:p>
         </w:tc>
@@ -457,7 +457,7 @@
                 <w:rFonts w:ascii="TimeNewRoman" w:hAnsi="TimeNewRoman"/>
                 <w:sz w:val="30"/>
               </w:rPr>
-              <w:t>73÷9=8, 1</w:t>
+              <w:t>67÷5=13, 2</w:t>
             </w:r>
           </w:p>
         </w:tc>
@@ -474,7 +474,7 @@
                 <w:rFonts w:ascii="TimeNewRoman" w:hAnsi="TimeNewRoman"/>
                 <w:sz w:val="30"/>
               </w:rPr>
-              <w:t>42÷5=8, 2</w:t>
+              <w:t>71÷2=35, 1</w:t>
             </w:r>
           </w:p>
         </w:tc>
@@ -589,7 +589,7 @@
                 <w:rFonts w:ascii="TimeNewRoman" w:hAnsi="TimeNewRoman"/>
                 <w:sz w:val="30"/>
               </w:rPr>
-              <w:t>91÷9=10, 1</w:t>
+              <w:t>26÷8=3, 2</w:t>
             </w:r>
           </w:p>
         </w:tc>
@@ -606,7 +606,7 @@
                 <w:rFonts w:ascii="TimeNewRoman" w:hAnsi="TimeNewRoman"/>
                 <w:sz w:val="30"/>
               </w:rPr>
-              <w:t>93÷7=13, 2</w:t>
+              <w:t>68÷8=8, 4</w:t>
             </w:r>
           </w:p>
         </w:tc>
@@ -623,7 +623,7 @@
                 <w:rFonts w:ascii="TimeNewRoman" w:hAnsi="TimeNewRoman"/>
                 <w:sz w:val="30"/>
               </w:rPr>
-              <w:t>72÷8=9, 0</w:t>
+              <w:t>98÷4=24, 2</w:t>
             </w:r>
           </w:p>
         </w:tc>
@@ -640,7 +640,7 @@
                 <w:rFonts w:ascii="TimeNewRoman" w:hAnsi="TimeNewRoman"/>
                 <w:sz w:val="30"/>
               </w:rPr>
-              <w:t>16÷2=8, 0</w:t>
+              <w:t>78÷3=26, 0</w:t>
             </w:r>
           </w:p>
         </w:tc>
@@ -657,7 +657,7 @@
                 <w:rFonts w:ascii="TimeNewRoman" w:hAnsi="TimeNewRoman"/>
                 <w:sz w:val="30"/>
               </w:rPr>
-              <w:t>24÷6=4, 0</w:t>
+              <w:t>33÷3=11, 0</w:t>
             </w:r>
           </w:p>
         </w:tc>
@@ -772,7 +772,7 @@
                 <w:rFonts w:ascii="TimeNewRoman" w:hAnsi="TimeNewRoman"/>
                 <w:sz w:val="30"/>
               </w:rPr>
-              <w:t>17÷2=8, 1</w:t>
+              <w:t>37÷7=5, 2</w:t>
             </w:r>
           </w:p>
         </w:tc>
@@ -789,7 +789,7 @@
                 <w:rFonts w:ascii="TimeNewRoman" w:hAnsi="TimeNewRoman"/>
                 <w:sz w:val="30"/>
               </w:rPr>
-              <w:t>94÷8=11, 6</w:t>
+              <w:t>66÷9=7, 3</w:t>
             </w:r>
           </w:p>
         </w:tc>
@@ -806,7 +806,7 @@
                 <w:rFonts w:ascii="TimeNewRoman" w:hAnsi="TimeNewRoman"/>
                 <w:sz w:val="30"/>
               </w:rPr>
-              <w:t>76÷8=9, 4</w:t>
+              <w:t>82÷4=20, 2</w:t>
             </w:r>
           </w:p>
         </w:tc>
@@ -823,7 +823,7 @@
                 <w:rFonts w:ascii="TimeNewRoman" w:hAnsi="TimeNewRoman"/>
                 <w:sz w:val="30"/>
               </w:rPr>
-              <w:t>37÷4=9, 1</w:t>
+              <w:t>68÷3=22, 2</w:t>
             </w:r>
           </w:p>
         </w:tc>
@@ -840,7 +840,7 @@
                 <w:rFonts w:ascii="TimeNewRoman" w:hAnsi="TimeNewRoman"/>
                 <w:sz w:val="30"/>
               </w:rPr>
-              <w:t>63÷7=9, 0</w:t>
+              <w:t>40÷7=5, 5</w:t>
             </w:r>
           </w:p>
         </w:tc>

--- a/answers-of-two-digit_number_divided_by_one-digit_number.docx
+++ b/answers-of-two-digit_number_divided_by_one-digit_number.docx
@@ -11,7 +11,7 @@
           <w:rFonts w:ascii="Arial" w:hAnsi="Arial"/>
           <w:sz w:val="30"/>
         </w:rPr>
-        <w:t>2026-10-10 Saturday</w:t>
+        <w:t>2026-10-11 Sunday</w:t>
       </w:r>
     </w:p>
     <w:tbl>
@@ -40,7 +40,7 @@
                 <w:rFonts w:ascii="TimeNewRoman" w:hAnsi="TimeNewRoman"/>
                 <w:sz w:val="30"/>
               </w:rPr>
-              <w:t>36÷9=4, 0</w:t>
+              <w:t>44÷4=11, 0</w:t>
             </w:r>
           </w:p>
         </w:tc>
@@ -57,7 +57,7 @@
                 <w:rFonts w:ascii="TimeNewRoman" w:hAnsi="TimeNewRoman"/>
                 <w:sz w:val="30"/>
               </w:rPr>
-              <w:t>12÷2=6, 0</w:t>
+              <w:t>21÷3=7, 0</w:t>
             </w:r>
           </w:p>
         </w:tc>
@@ -74,7 +74,7 @@
                 <w:rFonts w:ascii="TimeNewRoman" w:hAnsi="TimeNewRoman"/>
                 <w:sz w:val="30"/>
               </w:rPr>
-              <w:t>39÷3=13, 0</w:t>
+              <w:t>53÷7=7, 4</w:t>
             </w:r>
           </w:p>
         </w:tc>
@@ -91,7 +91,7 @@
                 <w:rFonts w:ascii="TimeNewRoman" w:hAnsi="TimeNewRoman"/>
                 <w:sz w:val="30"/>
               </w:rPr>
-              <w:t>14÷9=1, 5</w:t>
+              <w:t>82÷8=10, 2</w:t>
             </w:r>
           </w:p>
         </w:tc>
@@ -108,7 +108,7 @@
                 <w:rFonts w:ascii="TimeNewRoman" w:hAnsi="TimeNewRoman"/>
                 <w:sz w:val="30"/>
               </w:rPr>
-              <w:t>51÷2=25, 1</w:t>
+              <w:t>10÷4=2, 2</w:t>
             </w:r>
           </w:p>
         </w:tc>
@@ -223,7 +223,7 @@
                 <w:rFonts w:ascii="TimeNewRoman" w:hAnsi="TimeNewRoman"/>
                 <w:sz w:val="30"/>
               </w:rPr>
-              <w:t>96÷9=10, 6</w:t>
+              <w:t>80÷8=10, 0</w:t>
             </w:r>
           </w:p>
         </w:tc>
@@ -240,7 +240,7 @@
                 <w:rFonts w:ascii="TimeNewRoman" w:hAnsi="TimeNewRoman"/>
                 <w:sz w:val="30"/>
               </w:rPr>
-              <w:t>46÷3=15, 1</w:t>
+              <w:t>49÷5=9, 4</w:t>
             </w:r>
           </w:p>
         </w:tc>
@@ -257,7 +257,7 @@
                 <w:rFonts w:ascii="TimeNewRoman" w:hAnsi="TimeNewRoman"/>
                 <w:sz w:val="30"/>
               </w:rPr>
-              <w:t>72÷8=9, 0</w:t>
+              <w:t>54÷7=7, 5</w:t>
             </w:r>
           </w:p>
         </w:tc>
@@ -274,7 +274,7 @@
                 <w:rFonts w:ascii="TimeNewRoman" w:hAnsi="TimeNewRoman"/>
                 <w:sz w:val="30"/>
               </w:rPr>
-              <w:t>18÷5=3, 3</w:t>
+              <w:t>77÷8=9, 5</w:t>
             </w:r>
           </w:p>
         </w:tc>
@@ -291,7 +291,7 @@
                 <w:rFonts w:ascii="TimeNewRoman" w:hAnsi="TimeNewRoman"/>
                 <w:sz w:val="30"/>
               </w:rPr>
-              <w:t>93÷8=11, 5</w:t>
+              <w:t>65÷3=21, 2</w:t>
             </w:r>
           </w:p>
         </w:tc>
@@ -406,7 +406,7 @@
                 <w:rFonts w:ascii="TimeNewRoman" w:hAnsi="TimeNewRoman"/>
                 <w:sz w:val="30"/>
               </w:rPr>
-              <w:t>42÷4=10, 2</w:t>
+              <w:t>99÷4=24, 3</w:t>
             </w:r>
           </w:p>
         </w:tc>
@@ -423,7 +423,7 @@
                 <w:rFonts w:ascii="TimeNewRoman" w:hAnsi="TimeNewRoman"/>
                 <w:sz w:val="30"/>
               </w:rPr>
-              <w:t>84÷7=12, 0</w:t>
+              <w:t>54÷4=13, 2</w:t>
             </w:r>
           </w:p>
         </w:tc>
@@ -440,7 +440,7 @@
                 <w:rFonts w:ascii="TimeNewRoman" w:hAnsi="TimeNewRoman"/>
                 <w:sz w:val="30"/>
               </w:rPr>
-              <w:t>15÷2=7, 1</w:t>
+              <w:t>74÷2=37, 0</w:t>
             </w:r>
           </w:p>
         </w:tc>
@@ -457,7 +457,7 @@
                 <w:rFonts w:ascii="TimeNewRoman" w:hAnsi="TimeNewRoman"/>
                 <w:sz w:val="30"/>
               </w:rPr>
-              <w:t>67÷5=13, 2</w:t>
+              <w:t>47÷5=9, 2</w:t>
             </w:r>
           </w:p>
         </w:tc>
@@ -474,7 +474,7 @@
                 <w:rFonts w:ascii="TimeNewRoman" w:hAnsi="TimeNewRoman"/>
                 <w:sz w:val="30"/>
               </w:rPr>
-              <w:t>71÷2=35, 1</w:t>
+              <w:t>25÷8=3, 1</w:t>
             </w:r>
           </w:p>
         </w:tc>
@@ -589,7 +589,7 @@
                 <w:rFonts w:ascii="TimeNewRoman" w:hAnsi="TimeNewRoman"/>
                 <w:sz w:val="30"/>
               </w:rPr>
-              <w:t>26÷8=3, 2</w:t>
+              <w:t>29÷7=4, 1</w:t>
             </w:r>
           </w:p>
         </w:tc>
@@ -606,7 +606,7 @@
                 <w:rFonts w:ascii="TimeNewRoman" w:hAnsi="TimeNewRoman"/>
                 <w:sz w:val="30"/>
               </w:rPr>
-              <w:t>68÷8=8, 4</w:t>
+              <w:t>93÷8=11, 5</w:t>
             </w:r>
           </w:p>
         </w:tc>
@@ -623,7 +623,7 @@
                 <w:rFonts w:ascii="TimeNewRoman" w:hAnsi="TimeNewRoman"/>
                 <w:sz w:val="30"/>
               </w:rPr>
-              <w:t>98÷4=24, 2</w:t>
+              <w:t>15÷6=2, 3</w:t>
             </w:r>
           </w:p>
         </w:tc>
@@ -640,7 +640,7 @@
                 <w:rFonts w:ascii="TimeNewRoman" w:hAnsi="TimeNewRoman"/>
                 <w:sz w:val="30"/>
               </w:rPr>
-              <w:t>78÷3=26, 0</w:t>
+              <w:t>60÷3=20, 0</w:t>
             </w:r>
           </w:p>
         </w:tc>
@@ -657,7 +657,7 @@
                 <w:rFonts w:ascii="TimeNewRoman" w:hAnsi="TimeNewRoman"/>
                 <w:sz w:val="30"/>
               </w:rPr>
-              <w:t>33÷3=11, 0</w:t>
+              <w:t>86÷7=12, 2</w:t>
             </w:r>
           </w:p>
         </w:tc>
@@ -772,7 +772,7 @@
                 <w:rFonts w:ascii="TimeNewRoman" w:hAnsi="TimeNewRoman"/>
                 <w:sz w:val="30"/>
               </w:rPr>
-              <w:t>37÷7=5, 2</w:t>
+              <w:t>83÷7=11, 6</w:t>
             </w:r>
           </w:p>
         </w:tc>
@@ -789,7 +789,7 @@
                 <w:rFonts w:ascii="TimeNewRoman" w:hAnsi="TimeNewRoman"/>
                 <w:sz w:val="30"/>
               </w:rPr>
-              <w:t>66÷9=7, 3</w:t>
+              <w:t>76÷8=9, 4</w:t>
             </w:r>
           </w:p>
         </w:tc>
@@ -806,7 +806,7 @@
                 <w:rFonts w:ascii="TimeNewRoman" w:hAnsi="TimeNewRoman"/>
                 <w:sz w:val="30"/>
               </w:rPr>
-              <w:t>82÷4=20, 2</w:t>
+              <w:t>48÷2=24, 0</w:t>
             </w:r>
           </w:p>
         </w:tc>
@@ -823,7 +823,7 @@
                 <w:rFonts w:ascii="TimeNewRoman" w:hAnsi="TimeNewRoman"/>
                 <w:sz w:val="30"/>
               </w:rPr>
-              <w:t>68÷3=22, 2</w:t>
+              <w:t>35÷4=8, 3</w:t>
             </w:r>
           </w:p>
         </w:tc>
@@ -840,7 +840,7 @@
                 <w:rFonts w:ascii="TimeNewRoman" w:hAnsi="TimeNewRoman"/>
                 <w:sz w:val="30"/>
               </w:rPr>
-              <w:t>40÷7=5, 5</w:t>
+              <w:t>30÷6=5, 0</w:t>
             </w:r>
           </w:p>
         </w:tc>

--- a/answers-of-two-digit_number_divided_by_one-digit_number.docx
+++ b/answers-of-two-digit_number_divided_by_one-digit_number.docx
@@ -40,7 +40,7 @@
                 <w:rFonts w:ascii="TimeNewRoman" w:hAnsi="TimeNewRoman"/>
                 <w:sz w:val="30"/>
               </w:rPr>
-              <w:t>44÷4=11, 0</w:t>
+              <w:t>13÷3=4, 1</w:t>
             </w:r>
           </w:p>
         </w:tc>
@@ -57,7 +57,7 @@
                 <w:rFonts w:ascii="TimeNewRoman" w:hAnsi="TimeNewRoman"/>
                 <w:sz w:val="30"/>
               </w:rPr>
-              <w:t>21÷3=7, 0</w:t>
+              <w:t>22÷3=7, 1</w:t>
             </w:r>
           </w:p>
         </w:tc>
@@ -74,7 +74,7 @@
                 <w:rFonts w:ascii="TimeNewRoman" w:hAnsi="TimeNewRoman"/>
                 <w:sz w:val="30"/>
               </w:rPr>
-              <w:t>53÷7=7, 4</w:t>
+              <w:t>95÷4=23, 3</w:t>
             </w:r>
           </w:p>
         </w:tc>
@@ -91,7 +91,7 @@
                 <w:rFonts w:ascii="TimeNewRoman" w:hAnsi="TimeNewRoman"/>
                 <w:sz w:val="30"/>
               </w:rPr>
-              <w:t>82÷8=10, 2</w:t>
+              <w:t>15÷6=2, 3</w:t>
             </w:r>
           </w:p>
         </w:tc>
@@ -108,7 +108,7 @@
                 <w:rFonts w:ascii="TimeNewRoman" w:hAnsi="TimeNewRoman"/>
                 <w:sz w:val="30"/>
               </w:rPr>
-              <w:t>10÷4=2, 2</w:t>
+              <w:t>73÷2=36, 1</w:t>
             </w:r>
           </w:p>
         </w:tc>
@@ -223,7 +223,7 @@
                 <w:rFonts w:ascii="TimeNewRoman" w:hAnsi="TimeNewRoman"/>
                 <w:sz w:val="30"/>
               </w:rPr>
-              <w:t>80÷8=10, 0</w:t>
+              <w:t>19÷5=3, 4</w:t>
             </w:r>
           </w:p>
         </w:tc>
@@ -240,7 +240,7 @@
                 <w:rFonts w:ascii="TimeNewRoman" w:hAnsi="TimeNewRoman"/>
                 <w:sz w:val="30"/>
               </w:rPr>
-              <w:t>49÷5=9, 4</w:t>
+              <w:t>20÷9=2, 2</w:t>
             </w:r>
           </w:p>
         </w:tc>
@@ -257,7 +257,7 @@
                 <w:rFonts w:ascii="TimeNewRoman" w:hAnsi="TimeNewRoman"/>
                 <w:sz w:val="30"/>
               </w:rPr>
-              <w:t>54÷7=7, 5</w:t>
+              <w:t>88÷8=11, 0</w:t>
             </w:r>
           </w:p>
         </w:tc>
@@ -274,7 +274,7 @@
                 <w:rFonts w:ascii="TimeNewRoman" w:hAnsi="TimeNewRoman"/>
                 <w:sz w:val="30"/>
               </w:rPr>
-              <w:t>77÷8=9, 5</w:t>
+              <w:t>40÷6=6, 4</w:t>
             </w:r>
           </w:p>
         </w:tc>
@@ -291,7 +291,7 @@
                 <w:rFonts w:ascii="TimeNewRoman" w:hAnsi="TimeNewRoman"/>
                 <w:sz w:val="30"/>
               </w:rPr>
-              <w:t>65÷3=21, 2</w:t>
+              <w:t>52÷7=7, 3</w:t>
             </w:r>
           </w:p>
         </w:tc>
@@ -406,7 +406,7 @@
                 <w:rFonts w:ascii="TimeNewRoman" w:hAnsi="TimeNewRoman"/>
                 <w:sz w:val="30"/>
               </w:rPr>
-              <w:t>99÷4=24, 3</w:t>
+              <w:t>23÷4=5, 3</w:t>
             </w:r>
           </w:p>
         </w:tc>
@@ -423,7 +423,7 @@
                 <w:rFonts w:ascii="TimeNewRoman" w:hAnsi="TimeNewRoman"/>
                 <w:sz w:val="30"/>
               </w:rPr>
-              <w:t>54÷4=13, 2</w:t>
+              <w:t>36÷9=4, 0</w:t>
             </w:r>
           </w:p>
         </w:tc>
@@ -440,7 +440,7 @@
                 <w:rFonts w:ascii="TimeNewRoman" w:hAnsi="TimeNewRoman"/>
                 <w:sz w:val="30"/>
               </w:rPr>
-              <w:t>74÷2=37, 0</w:t>
+              <w:t>67÷7=9, 4</w:t>
             </w:r>
           </w:p>
         </w:tc>
@@ -457,7 +457,7 @@
                 <w:rFonts w:ascii="TimeNewRoman" w:hAnsi="TimeNewRoman"/>
                 <w:sz w:val="30"/>
               </w:rPr>
-              <w:t>47÷5=9, 2</w:t>
+              <w:t>90÷7=12, 6</w:t>
             </w:r>
           </w:p>
         </w:tc>
@@ -474,7 +474,7 @@
                 <w:rFonts w:ascii="TimeNewRoman" w:hAnsi="TimeNewRoman"/>
                 <w:sz w:val="30"/>
               </w:rPr>
-              <w:t>25÷8=3, 1</w:t>
+              <w:t>26÷6=4, 2</w:t>
             </w:r>
           </w:p>
         </w:tc>
@@ -589,7 +589,7 @@
                 <w:rFonts w:ascii="TimeNewRoman" w:hAnsi="TimeNewRoman"/>
                 <w:sz w:val="30"/>
               </w:rPr>
-              <w:t>29÷7=4, 1</w:t>
+              <w:t>46÷9=5, 1</w:t>
             </w:r>
           </w:p>
         </w:tc>
@@ -606,7 +606,7 @@
                 <w:rFonts w:ascii="TimeNewRoman" w:hAnsi="TimeNewRoman"/>
                 <w:sz w:val="30"/>
               </w:rPr>
-              <w:t>93÷8=11, 5</w:t>
+              <w:t>50÷3=16, 2</w:t>
             </w:r>
           </w:p>
         </w:tc>
@@ -623,7 +623,7 @@
                 <w:rFonts w:ascii="TimeNewRoman" w:hAnsi="TimeNewRoman"/>
                 <w:sz w:val="30"/>
               </w:rPr>
-              <w:t>15÷6=2, 3</w:t>
+              <w:t>22÷7=3, 1</w:t>
             </w:r>
           </w:p>
         </w:tc>
@@ -640,7 +640,7 @@
                 <w:rFonts w:ascii="TimeNewRoman" w:hAnsi="TimeNewRoman"/>
                 <w:sz w:val="30"/>
               </w:rPr>
-              <w:t>60÷3=20, 0</w:t>
+              <w:t>91÷3=30, 1</w:t>
             </w:r>
           </w:p>
         </w:tc>
@@ -657,7 +657,7 @@
                 <w:rFonts w:ascii="TimeNewRoman" w:hAnsi="TimeNewRoman"/>
                 <w:sz w:val="30"/>
               </w:rPr>
-              <w:t>86÷7=12, 2</w:t>
+              <w:t>77÷3=25, 2</w:t>
             </w:r>
           </w:p>
         </w:tc>
@@ -772,7 +772,7 @@
                 <w:rFonts w:ascii="TimeNewRoman" w:hAnsi="TimeNewRoman"/>
                 <w:sz w:val="30"/>
               </w:rPr>
-              <w:t>83÷7=11, 6</w:t>
+              <w:t>14÷8=1, 6</w:t>
             </w:r>
           </w:p>
         </w:tc>
@@ -789,7 +789,7 @@
                 <w:rFonts w:ascii="TimeNewRoman" w:hAnsi="TimeNewRoman"/>
                 <w:sz w:val="30"/>
               </w:rPr>
-              <w:t>76÷8=9, 4</w:t>
+              <w:t>72÷3=24, 0</w:t>
             </w:r>
           </w:p>
         </w:tc>
@@ -806,7 +806,7 @@
                 <w:rFonts w:ascii="TimeNewRoman" w:hAnsi="TimeNewRoman"/>
                 <w:sz w:val="30"/>
               </w:rPr>
-              <w:t>48÷2=24, 0</w:t>
+              <w:t>26÷9=2, 8</w:t>
             </w:r>
           </w:p>
         </w:tc>
@@ -823,7 +823,7 @@
                 <w:rFonts w:ascii="TimeNewRoman" w:hAnsi="TimeNewRoman"/>
                 <w:sz w:val="30"/>
               </w:rPr>
-              <w:t>35÷4=8, 3</w:t>
+              <w:t>69÷2=34, 1</w:t>
             </w:r>
           </w:p>
         </w:tc>
@@ -840,7 +840,7 @@
                 <w:rFonts w:ascii="TimeNewRoman" w:hAnsi="TimeNewRoman"/>
                 <w:sz w:val="30"/>
               </w:rPr>
-              <w:t>30÷6=5, 0</w:t>
+              <w:t>38÷9=4, 2</w:t>
             </w:r>
           </w:p>
         </w:tc>

--- a/answers-of-two-digit_number_divided_by_one-digit_number.docx
+++ b/answers-of-two-digit_number_divided_by_one-digit_number.docx
@@ -11,7 +11,7 @@
           <w:rFonts w:ascii="Arial" w:hAnsi="Arial"/>
           <w:sz w:val="30"/>
         </w:rPr>
-        <w:t>2026-10-11 Sunday</w:t>
+        <w:t>2026-10-12 Monday</w:t>
       </w:r>
     </w:p>
     <w:tbl>
@@ -40,7 +40,7 @@
                 <w:rFonts w:ascii="TimeNewRoman" w:hAnsi="TimeNewRoman"/>
                 <w:sz w:val="30"/>
               </w:rPr>
-              <w:t>13÷3=4, 1</w:t>
+              <w:t>56÷6=9, 2</w:t>
             </w:r>
           </w:p>
         </w:tc>
@@ -57,7 +57,7 @@
                 <w:rFonts w:ascii="TimeNewRoman" w:hAnsi="TimeNewRoman"/>
                 <w:sz w:val="30"/>
               </w:rPr>
-              <w:t>22÷3=7, 1</w:t>
+              <w:t>93÷9=10, 3</w:t>
             </w:r>
           </w:p>
         </w:tc>
@@ -74,7 +74,7 @@
                 <w:rFonts w:ascii="TimeNewRoman" w:hAnsi="TimeNewRoman"/>
                 <w:sz w:val="30"/>
               </w:rPr>
-              <w:t>95÷4=23, 3</w:t>
+              <w:t>50÷4=12, 2</w:t>
             </w:r>
           </w:p>
         </w:tc>
@@ -91,7 +91,7 @@
                 <w:rFonts w:ascii="TimeNewRoman" w:hAnsi="TimeNewRoman"/>
                 <w:sz w:val="30"/>
               </w:rPr>
-              <w:t>15÷6=2, 3</w:t>
+              <w:t>46÷2=23, 0</w:t>
             </w:r>
           </w:p>
         </w:tc>
@@ -108,7 +108,7 @@
                 <w:rFonts w:ascii="TimeNewRoman" w:hAnsi="TimeNewRoman"/>
                 <w:sz w:val="30"/>
               </w:rPr>
-              <w:t>73÷2=36, 1</w:t>
+              <w:t>60÷2=30, 0</w:t>
             </w:r>
           </w:p>
         </w:tc>
@@ -223,7 +223,7 @@
                 <w:rFonts w:ascii="TimeNewRoman" w:hAnsi="TimeNewRoman"/>
                 <w:sz w:val="30"/>
               </w:rPr>
-              <w:t>19÷5=3, 4</w:t>
+              <w:t>12÷2=6, 0</w:t>
             </w:r>
           </w:p>
         </w:tc>
@@ -240,7 +240,7 @@
                 <w:rFonts w:ascii="TimeNewRoman" w:hAnsi="TimeNewRoman"/>
                 <w:sz w:val="30"/>
               </w:rPr>
-              <w:t>20÷9=2, 2</w:t>
+              <w:t>31÷7=4, 3</w:t>
             </w:r>
           </w:p>
         </w:tc>
@@ -257,7 +257,7 @@
                 <w:rFonts w:ascii="TimeNewRoman" w:hAnsi="TimeNewRoman"/>
                 <w:sz w:val="30"/>
               </w:rPr>
-              <w:t>88÷8=11, 0</w:t>
+              <w:t>99÷2=49, 1</w:t>
             </w:r>
           </w:p>
         </w:tc>
@@ -274,7 +274,7 @@
                 <w:rFonts w:ascii="TimeNewRoman" w:hAnsi="TimeNewRoman"/>
                 <w:sz w:val="30"/>
               </w:rPr>
-              <w:t>40÷6=6, 4</w:t>
+              <w:t>59÷7=8, 3</w:t>
             </w:r>
           </w:p>
         </w:tc>
@@ -291,7 +291,7 @@
                 <w:rFonts w:ascii="TimeNewRoman" w:hAnsi="TimeNewRoman"/>
                 <w:sz w:val="30"/>
               </w:rPr>
-              <w:t>52÷7=7, 3</w:t>
+              <w:t>58÷7=8, 2</w:t>
             </w:r>
           </w:p>
         </w:tc>
@@ -406,7 +406,7 @@
                 <w:rFonts w:ascii="TimeNewRoman" w:hAnsi="TimeNewRoman"/>
                 <w:sz w:val="30"/>
               </w:rPr>
-              <w:t>23÷4=5, 3</w:t>
+              <w:t>84÷7=12, 0</w:t>
             </w:r>
           </w:p>
         </w:tc>
@@ -423,7 +423,7 @@
                 <w:rFonts w:ascii="TimeNewRoman" w:hAnsi="TimeNewRoman"/>
                 <w:sz w:val="30"/>
               </w:rPr>
-              <w:t>36÷9=4, 0</w:t>
+              <w:t>10÷4=2, 2</w:t>
             </w:r>
           </w:p>
         </w:tc>
@@ -440,7 +440,7 @@
                 <w:rFonts w:ascii="TimeNewRoman" w:hAnsi="TimeNewRoman"/>
                 <w:sz w:val="30"/>
               </w:rPr>
-              <w:t>67÷7=9, 4</w:t>
+              <w:t>44÷8=5, 4</w:t>
             </w:r>
           </w:p>
         </w:tc>
@@ -457,7 +457,7 @@
                 <w:rFonts w:ascii="TimeNewRoman" w:hAnsi="TimeNewRoman"/>
                 <w:sz w:val="30"/>
               </w:rPr>
-              <w:t>90÷7=12, 6</w:t>
+              <w:t>64÷4=16, 0</w:t>
             </w:r>
           </w:p>
         </w:tc>
@@ -474,7 +474,7 @@
                 <w:rFonts w:ascii="TimeNewRoman" w:hAnsi="TimeNewRoman"/>
                 <w:sz w:val="30"/>
               </w:rPr>
-              <w:t>26÷6=4, 2</w:t>
+              <w:t>29÷5=5, 4</w:t>
             </w:r>
           </w:p>
         </w:tc>
@@ -589,7 +589,7 @@
                 <w:rFonts w:ascii="TimeNewRoman" w:hAnsi="TimeNewRoman"/>
                 <w:sz w:val="30"/>
               </w:rPr>
-              <w:t>46÷9=5, 1</w:t>
+              <w:t>86÷5=17, 1</w:t>
             </w:r>
           </w:p>
         </w:tc>
@@ -606,7 +606,7 @@
                 <w:rFonts w:ascii="TimeNewRoman" w:hAnsi="TimeNewRoman"/>
                 <w:sz w:val="30"/>
               </w:rPr>
-              <w:t>50÷3=16, 2</w:t>
+              <w:t>51÷6=8, 3</w:t>
             </w:r>
           </w:p>
         </w:tc>
@@ -623,7 +623,7 @@
                 <w:rFonts w:ascii="TimeNewRoman" w:hAnsi="TimeNewRoman"/>
                 <w:sz w:val="30"/>
               </w:rPr>
-              <w:t>22÷7=3, 1</w:t>
+              <w:t>58÷3=19, 1</w:t>
             </w:r>
           </w:p>
         </w:tc>
@@ -640,7 +640,7 @@
                 <w:rFonts w:ascii="TimeNewRoman" w:hAnsi="TimeNewRoman"/>
                 <w:sz w:val="30"/>
               </w:rPr>
-              <w:t>91÷3=30, 1</w:t>
+              <w:t>33÷5=6, 3</w:t>
             </w:r>
           </w:p>
         </w:tc>
@@ -657,7 +657,7 @@
                 <w:rFonts w:ascii="TimeNewRoman" w:hAnsi="TimeNewRoman"/>
                 <w:sz w:val="30"/>
               </w:rPr>
-              <w:t>77÷3=25, 2</w:t>
+              <w:t>80÷2=40, 0</w:t>
             </w:r>
           </w:p>
         </w:tc>
@@ -772,7 +772,7 @@
                 <w:rFonts w:ascii="TimeNewRoman" w:hAnsi="TimeNewRoman"/>
                 <w:sz w:val="30"/>
               </w:rPr>
-              <w:t>14÷8=1, 6</w:t>
+              <w:t>46÷7=6, 4</w:t>
             </w:r>
           </w:p>
         </w:tc>
@@ -789,7 +789,7 @@
                 <w:rFonts w:ascii="TimeNewRoman" w:hAnsi="TimeNewRoman"/>
                 <w:sz w:val="30"/>
               </w:rPr>
-              <w:t>72÷3=24, 0</w:t>
+              <w:t>31÷2=15, 1</w:t>
             </w:r>
           </w:p>
         </w:tc>
@@ -806,7 +806,7 @@
                 <w:rFonts w:ascii="TimeNewRoman" w:hAnsi="TimeNewRoman"/>
                 <w:sz w:val="30"/>
               </w:rPr>
-              <w:t>26÷9=2, 8</w:t>
+              <w:t>28÷9=3, 1</w:t>
             </w:r>
           </w:p>
         </w:tc>
@@ -823,7 +823,7 @@
                 <w:rFonts w:ascii="TimeNewRoman" w:hAnsi="TimeNewRoman"/>
                 <w:sz w:val="30"/>
               </w:rPr>
-              <w:t>69÷2=34, 1</w:t>
+              <w:t>91÷4=22, 3</w:t>
             </w:r>
           </w:p>
         </w:tc>
@@ -840,7 +840,7 @@
                 <w:rFonts w:ascii="TimeNewRoman" w:hAnsi="TimeNewRoman"/>
                 <w:sz w:val="30"/>
               </w:rPr>
-              <w:t>38÷9=4, 2</w:t>
+              <w:t>33÷7=4, 5</w:t>
             </w:r>
           </w:p>
         </w:tc>

--- a/answers-of-two-digit_number_divided_by_one-digit_number.docx
+++ b/answers-of-two-digit_number_divided_by_one-digit_number.docx
@@ -40,7 +40,7 @@
                 <w:rFonts w:ascii="TimeNewRoman" w:hAnsi="TimeNewRoman"/>
                 <w:sz w:val="30"/>
               </w:rPr>
-              <w:t>56÷6=9, 2</w:t>
+              <w:t>84÷7=12, 0</w:t>
             </w:r>
           </w:p>
         </w:tc>
@@ -57,7 +57,7 @@
                 <w:rFonts w:ascii="TimeNewRoman" w:hAnsi="TimeNewRoman"/>
                 <w:sz w:val="30"/>
               </w:rPr>
-              <w:t>93÷9=10, 3</w:t>
+              <w:t>33÷3=11, 0</w:t>
             </w:r>
           </w:p>
         </w:tc>
@@ -74,7 +74,7 @@
                 <w:rFonts w:ascii="TimeNewRoman" w:hAnsi="TimeNewRoman"/>
                 <w:sz w:val="30"/>
               </w:rPr>
-              <w:t>50÷4=12, 2</w:t>
+              <w:t>83÷5=16, 3</w:t>
             </w:r>
           </w:p>
         </w:tc>
@@ -91,7 +91,7 @@
                 <w:rFonts w:ascii="TimeNewRoman" w:hAnsi="TimeNewRoman"/>
                 <w:sz w:val="30"/>
               </w:rPr>
-              <w:t>46÷2=23, 0</w:t>
+              <w:t>85÷7=12, 1</w:t>
             </w:r>
           </w:p>
         </w:tc>
@@ -108,7 +108,7 @@
                 <w:rFonts w:ascii="TimeNewRoman" w:hAnsi="TimeNewRoman"/>
                 <w:sz w:val="30"/>
               </w:rPr>
-              <w:t>60÷2=30, 0</w:t>
+              <w:t>88÷9=9, 7</w:t>
             </w:r>
           </w:p>
         </w:tc>
@@ -223,7 +223,7 @@
                 <w:rFonts w:ascii="TimeNewRoman" w:hAnsi="TimeNewRoman"/>
                 <w:sz w:val="30"/>
               </w:rPr>
-              <w:t>12÷2=6, 0</w:t>
+              <w:t>96÷5=19, 1</w:t>
             </w:r>
           </w:p>
         </w:tc>
@@ -240,7 +240,7 @@
                 <w:rFonts w:ascii="TimeNewRoman" w:hAnsi="TimeNewRoman"/>
                 <w:sz w:val="30"/>
               </w:rPr>
-              <w:t>31÷7=4, 3</w:t>
+              <w:t>34÷6=5, 4</w:t>
             </w:r>
           </w:p>
         </w:tc>
@@ -257,7 +257,7 @@
                 <w:rFonts w:ascii="TimeNewRoman" w:hAnsi="TimeNewRoman"/>
                 <w:sz w:val="30"/>
               </w:rPr>
-              <w:t>99÷2=49, 1</w:t>
+              <w:t>99÷9=11, 0</w:t>
             </w:r>
           </w:p>
         </w:tc>
@@ -274,7 +274,7 @@
                 <w:rFonts w:ascii="TimeNewRoman" w:hAnsi="TimeNewRoman"/>
                 <w:sz w:val="30"/>
               </w:rPr>
-              <w:t>59÷7=8, 3</w:t>
+              <w:t>98÷6=16, 2</w:t>
             </w:r>
           </w:p>
         </w:tc>
@@ -291,7 +291,7 @@
                 <w:rFonts w:ascii="TimeNewRoman" w:hAnsi="TimeNewRoman"/>
                 <w:sz w:val="30"/>
               </w:rPr>
-              <w:t>58÷7=8, 2</w:t>
+              <w:t>23÷8=2, 7</w:t>
             </w:r>
           </w:p>
         </w:tc>
@@ -406,7 +406,7 @@
                 <w:rFonts w:ascii="TimeNewRoman" w:hAnsi="TimeNewRoman"/>
                 <w:sz w:val="30"/>
               </w:rPr>
-              <w:t>84÷7=12, 0</w:t>
+              <w:t>27÷9=3, 0</w:t>
             </w:r>
           </w:p>
         </w:tc>
@@ -423,7 +423,7 @@
                 <w:rFonts w:ascii="TimeNewRoman" w:hAnsi="TimeNewRoman"/>
                 <w:sz w:val="30"/>
               </w:rPr>
-              <w:t>10÷4=2, 2</w:t>
+              <w:t>96÷5=19, 1</w:t>
             </w:r>
           </w:p>
         </w:tc>
@@ -440,7 +440,7 @@
                 <w:rFonts w:ascii="TimeNewRoman" w:hAnsi="TimeNewRoman"/>
                 <w:sz w:val="30"/>
               </w:rPr>
-              <w:t>44÷8=5, 4</w:t>
+              <w:t>66÷3=22, 0</w:t>
             </w:r>
           </w:p>
         </w:tc>
@@ -457,7 +457,7 @@
                 <w:rFonts w:ascii="TimeNewRoman" w:hAnsi="TimeNewRoman"/>
                 <w:sz w:val="30"/>
               </w:rPr>
-              <w:t>64÷4=16, 0</w:t>
+              <w:t>28÷3=9, 1</w:t>
             </w:r>
           </w:p>
         </w:tc>
@@ -474,7 +474,7 @@
                 <w:rFonts w:ascii="TimeNewRoman" w:hAnsi="TimeNewRoman"/>
                 <w:sz w:val="30"/>
               </w:rPr>
-              <w:t>29÷5=5, 4</w:t>
+              <w:t>29÷3=9, 2</w:t>
             </w:r>
           </w:p>
         </w:tc>
@@ -589,7 +589,7 @@
                 <w:rFonts w:ascii="TimeNewRoman" w:hAnsi="TimeNewRoman"/>
                 <w:sz w:val="30"/>
               </w:rPr>
-              <w:t>86÷5=17, 1</w:t>
+              <w:t>24÷9=2, 6</w:t>
             </w:r>
           </w:p>
         </w:tc>
@@ -606,7 +606,7 @@
                 <w:rFonts w:ascii="TimeNewRoman" w:hAnsi="TimeNewRoman"/>
                 <w:sz w:val="30"/>
               </w:rPr>
-              <w:t>51÷6=8, 3</w:t>
+              <w:t>98÷8=12, 2</w:t>
             </w:r>
           </w:p>
         </w:tc>
@@ -623,7 +623,7 @@
                 <w:rFonts w:ascii="TimeNewRoman" w:hAnsi="TimeNewRoman"/>
                 <w:sz w:val="30"/>
               </w:rPr>
-              <w:t>58÷3=19, 1</w:t>
+              <w:t>72÷7=10, 2</w:t>
             </w:r>
           </w:p>
         </w:tc>
@@ -640,7 +640,7 @@
                 <w:rFonts w:ascii="TimeNewRoman" w:hAnsi="TimeNewRoman"/>
                 <w:sz w:val="30"/>
               </w:rPr>
-              <w:t>33÷5=6, 3</w:t>
+              <w:t>72÷9=8, 0</w:t>
             </w:r>
           </w:p>
         </w:tc>
@@ -657,7 +657,7 @@
                 <w:rFonts w:ascii="TimeNewRoman" w:hAnsi="TimeNewRoman"/>
                 <w:sz w:val="30"/>
               </w:rPr>
-              <w:t>80÷2=40, 0</w:t>
+              <w:t>57÷6=9, 3</w:t>
             </w:r>
           </w:p>
         </w:tc>
@@ -772,7 +772,7 @@
                 <w:rFonts w:ascii="TimeNewRoman" w:hAnsi="TimeNewRoman"/>
                 <w:sz w:val="30"/>
               </w:rPr>
-              <w:t>46÷7=6, 4</w:t>
+              <w:t>75÷2=37, 1</w:t>
             </w:r>
           </w:p>
         </w:tc>
@@ -789,7 +789,7 @@
                 <w:rFonts w:ascii="TimeNewRoman" w:hAnsi="TimeNewRoman"/>
                 <w:sz w:val="30"/>
               </w:rPr>
-              <w:t>31÷2=15, 1</w:t>
+              <w:t>64÷8=8, 0</w:t>
             </w:r>
           </w:p>
         </w:tc>
@@ -806,7 +806,7 @@
                 <w:rFonts w:ascii="TimeNewRoman" w:hAnsi="TimeNewRoman"/>
                 <w:sz w:val="30"/>
               </w:rPr>
-              <w:t>28÷9=3, 1</w:t>
+              <w:t>99÷5=19, 4</w:t>
             </w:r>
           </w:p>
         </w:tc>
@@ -823,7 +823,7 @@
                 <w:rFonts w:ascii="TimeNewRoman" w:hAnsi="TimeNewRoman"/>
                 <w:sz w:val="30"/>
               </w:rPr>
-              <w:t>91÷4=22, 3</w:t>
+              <w:t>42÷7=6, 0</w:t>
             </w:r>
           </w:p>
         </w:tc>
@@ -840,7 +840,7 @@
                 <w:rFonts w:ascii="TimeNewRoman" w:hAnsi="TimeNewRoman"/>
                 <w:sz w:val="30"/>
               </w:rPr>
-              <w:t>33÷7=4, 5</w:t>
+              <w:t>35÷5=7, 0</w:t>
             </w:r>
           </w:p>
         </w:tc>

--- a/answers-of-two-digit_number_divided_by_one-digit_number.docx
+++ b/answers-of-two-digit_number_divided_by_one-digit_number.docx
@@ -11,7 +11,7 @@
           <w:rFonts w:ascii="Arial" w:hAnsi="Arial"/>
           <w:sz w:val="30"/>
         </w:rPr>
-        <w:t>2026-10-12 Monday</w:t>
+        <w:t>2026-10-13 Tuesday</w:t>
       </w:r>
     </w:p>
     <w:tbl>
@@ -40,7 +40,7 @@
                 <w:rFonts w:ascii="TimeNewRoman" w:hAnsi="TimeNewRoman"/>
                 <w:sz w:val="30"/>
               </w:rPr>
-              <w:t>84÷7=12, 0</w:t>
+              <w:t>22÷6=3, 4</w:t>
             </w:r>
           </w:p>
         </w:tc>
@@ -57,7 +57,7 @@
                 <w:rFonts w:ascii="TimeNewRoman" w:hAnsi="TimeNewRoman"/>
                 <w:sz w:val="30"/>
               </w:rPr>
-              <w:t>33÷3=11, 0</w:t>
+              <w:t>25÷6=4, 1</w:t>
             </w:r>
           </w:p>
         </w:tc>
@@ -74,7 +74,7 @@
                 <w:rFonts w:ascii="TimeNewRoman" w:hAnsi="TimeNewRoman"/>
                 <w:sz w:val="30"/>
               </w:rPr>
-              <w:t>83÷5=16, 3</w:t>
+              <w:t>11÷8=1, 3</w:t>
             </w:r>
           </w:p>
         </w:tc>
@@ -91,7 +91,7 @@
                 <w:rFonts w:ascii="TimeNewRoman" w:hAnsi="TimeNewRoman"/>
                 <w:sz w:val="30"/>
               </w:rPr>
-              <w:t>85÷7=12, 1</w:t>
+              <w:t>88÷5=17, 3</w:t>
             </w:r>
           </w:p>
         </w:tc>
@@ -108,7 +108,7 @@
                 <w:rFonts w:ascii="TimeNewRoman" w:hAnsi="TimeNewRoman"/>
                 <w:sz w:val="30"/>
               </w:rPr>
-              <w:t>88÷9=9, 7</w:t>
+              <w:t>88÷4=22, 0</w:t>
             </w:r>
           </w:p>
         </w:tc>
@@ -223,7 +223,7 @@
                 <w:rFonts w:ascii="TimeNewRoman" w:hAnsi="TimeNewRoman"/>
                 <w:sz w:val="30"/>
               </w:rPr>
-              <w:t>96÷5=19, 1</w:t>
+              <w:t>36÷8=4, 4</w:t>
             </w:r>
           </w:p>
         </w:tc>
@@ -240,7 +240,7 @@
                 <w:rFonts w:ascii="TimeNewRoman" w:hAnsi="TimeNewRoman"/>
                 <w:sz w:val="30"/>
               </w:rPr>
-              <w:t>34÷6=5, 4</w:t>
+              <w:t>53÷7=7, 4</w:t>
             </w:r>
           </w:p>
         </w:tc>
@@ -257,7 +257,7 @@
                 <w:rFonts w:ascii="TimeNewRoman" w:hAnsi="TimeNewRoman"/>
                 <w:sz w:val="30"/>
               </w:rPr>
-              <w:t>99÷9=11, 0</w:t>
+              <w:t>13÷3=4, 1</w:t>
             </w:r>
           </w:p>
         </w:tc>
@@ -274,7 +274,7 @@
                 <w:rFonts w:ascii="TimeNewRoman" w:hAnsi="TimeNewRoman"/>
                 <w:sz w:val="30"/>
               </w:rPr>
-              <w:t>98÷6=16, 2</w:t>
+              <w:t>99÷3=33, 0</w:t>
             </w:r>
           </w:p>
         </w:tc>
@@ -291,7 +291,7 @@
                 <w:rFonts w:ascii="TimeNewRoman" w:hAnsi="TimeNewRoman"/>
                 <w:sz w:val="30"/>
               </w:rPr>
-              <w:t>23÷8=2, 7</w:t>
+              <w:t>77÷8=9, 5</w:t>
             </w:r>
           </w:p>
         </w:tc>
@@ -406,7 +406,7 @@
                 <w:rFonts w:ascii="TimeNewRoman" w:hAnsi="TimeNewRoman"/>
                 <w:sz w:val="30"/>
               </w:rPr>
-              <w:t>27÷9=3, 0</w:t>
+              <w:t>15÷6=2, 3</w:t>
             </w:r>
           </w:p>
         </w:tc>
@@ -423,7 +423,7 @@
                 <w:rFonts w:ascii="TimeNewRoman" w:hAnsi="TimeNewRoman"/>
                 <w:sz w:val="30"/>
               </w:rPr>
-              <w:t>96÷5=19, 1</w:t>
+              <w:t>16÷6=2, 4</w:t>
             </w:r>
           </w:p>
         </w:tc>
@@ -440,7 +440,7 @@
                 <w:rFonts w:ascii="TimeNewRoman" w:hAnsi="TimeNewRoman"/>
                 <w:sz w:val="30"/>
               </w:rPr>
-              <w:t>66÷3=22, 0</w:t>
+              <w:t>14÷9=1, 5</w:t>
             </w:r>
           </w:p>
         </w:tc>
@@ -457,7 +457,7 @@
                 <w:rFonts w:ascii="TimeNewRoman" w:hAnsi="TimeNewRoman"/>
                 <w:sz w:val="30"/>
               </w:rPr>
-              <w:t>28÷3=9, 1</w:t>
+              <w:t>13÷9=1, 4</w:t>
             </w:r>
           </w:p>
         </w:tc>
@@ -474,7 +474,7 @@
                 <w:rFonts w:ascii="TimeNewRoman" w:hAnsi="TimeNewRoman"/>
                 <w:sz w:val="30"/>
               </w:rPr>
-              <w:t>29÷3=9, 2</w:t>
+              <w:t>93÷6=15, 3</w:t>
             </w:r>
           </w:p>
         </w:tc>
@@ -589,7 +589,7 @@
                 <w:rFonts w:ascii="TimeNewRoman" w:hAnsi="TimeNewRoman"/>
                 <w:sz w:val="30"/>
               </w:rPr>
-              <w:t>24÷9=2, 6</w:t>
+              <w:t>33÷4=8, 1</w:t>
             </w:r>
           </w:p>
         </w:tc>
@@ -606,7 +606,7 @@
                 <w:rFonts w:ascii="TimeNewRoman" w:hAnsi="TimeNewRoman"/>
                 <w:sz w:val="30"/>
               </w:rPr>
-              <w:t>98÷8=12, 2</w:t>
+              <w:t>59÷9=6, 5</w:t>
             </w:r>
           </w:p>
         </w:tc>
@@ -623,7 +623,7 @@
                 <w:rFonts w:ascii="TimeNewRoman" w:hAnsi="TimeNewRoman"/>
                 <w:sz w:val="30"/>
               </w:rPr>
-              <w:t>72÷7=10, 2</w:t>
+              <w:t>53÷4=13, 1</w:t>
             </w:r>
           </w:p>
         </w:tc>
@@ -640,7 +640,7 @@
                 <w:rFonts w:ascii="TimeNewRoman" w:hAnsi="TimeNewRoman"/>
                 <w:sz w:val="30"/>
               </w:rPr>
-              <w:t>72÷9=8, 0</w:t>
+              <w:t>12÷3=4, 0</w:t>
             </w:r>
           </w:p>
         </w:tc>
@@ -657,7 +657,7 @@
                 <w:rFonts w:ascii="TimeNewRoman" w:hAnsi="TimeNewRoman"/>
                 <w:sz w:val="30"/>
               </w:rPr>
-              <w:t>57÷6=9, 3</w:t>
+              <w:t>45÷5=9, 0</w:t>
             </w:r>
           </w:p>
         </w:tc>
@@ -772,7 +772,7 @@
                 <w:rFonts w:ascii="TimeNewRoman" w:hAnsi="TimeNewRoman"/>
                 <w:sz w:val="30"/>
               </w:rPr>
-              <w:t>75÷2=37, 1</w:t>
+              <w:t>62÷4=15, 2</w:t>
             </w:r>
           </w:p>
         </w:tc>
@@ -789,7 +789,7 @@
                 <w:rFonts w:ascii="TimeNewRoman" w:hAnsi="TimeNewRoman"/>
                 <w:sz w:val="30"/>
               </w:rPr>
-              <w:t>64÷8=8, 0</w:t>
+              <w:t>59÷5=11, 4</w:t>
             </w:r>
           </w:p>
         </w:tc>
@@ -806,7 +806,7 @@
                 <w:rFonts w:ascii="TimeNewRoman" w:hAnsi="TimeNewRoman"/>
                 <w:sz w:val="30"/>
               </w:rPr>
-              <w:t>99÷5=19, 4</w:t>
+              <w:t>28÷2=14, 0</w:t>
             </w:r>
           </w:p>
         </w:tc>
@@ -823,7 +823,7 @@
                 <w:rFonts w:ascii="TimeNewRoman" w:hAnsi="TimeNewRoman"/>
                 <w:sz w:val="30"/>
               </w:rPr>
-              <w:t>42÷7=6, 0</w:t>
+              <w:t>27÷2=13, 1</w:t>
             </w:r>
           </w:p>
         </w:tc>
@@ -840,7 +840,7 @@
                 <w:rFonts w:ascii="TimeNewRoman" w:hAnsi="TimeNewRoman"/>
                 <w:sz w:val="30"/>
               </w:rPr>
-              <w:t>35÷5=7, 0</w:t>
+              <w:t>20÷6=3, 2</w:t>
             </w:r>
           </w:p>
         </w:tc>

--- a/answers-of-two-digit_number_divided_by_one-digit_number.docx
+++ b/answers-of-two-digit_number_divided_by_one-digit_number.docx
@@ -40,7 +40,7 @@
                 <w:rFonts w:ascii="TimeNewRoman" w:hAnsi="TimeNewRoman"/>
                 <w:sz w:val="30"/>
               </w:rPr>
-              <w:t>22÷6=3, 4</w:t>
+              <w:t>36÷7=5, 1</w:t>
             </w:r>
           </w:p>
         </w:tc>
@@ -57,7 +57,7 @@
                 <w:rFonts w:ascii="TimeNewRoman" w:hAnsi="TimeNewRoman"/>
                 <w:sz w:val="30"/>
               </w:rPr>
-              <w:t>25÷6=4, 1</w:t>
+              <w:t>97÷5=19, 2</w:t>
             </w:r>
           </w:p>
         </w:tc>
@@ -74,7 +74,7 @@
                 <w:rFonts w:ascii="TimeNewRoman" w:hAnsi="TimeNewRoman"/>
                 <w:sz w:val="30"/>
               </w:rPr>
-              <w:t>11÷8=1, 3</w:t>
+              <w:t>37÷7=5, 2</w:t>
             </w:r>
           </w:p>
         </w:tc>
@@ -91,7 +91,7 @@
                 <w:rFonts w:ascii="TimeNewRoman" w:hAnsi="TimeNewRoman"/>
                 <w:sz w:val="30"/>
               </w:rPr>
-              <w:t>88÷5=17, 3</w:t>
+              <w:t>13÷8=1, 5</w:t>
             </w:r>
           </w:p>
         </w:tc>
@@ -108,7 +108,7 @@
                 <w:rFonts w:ascii="TimeNewRoman" w:hAnsi="TimeNewRoman"/>
                 <w:sz w:val="30"/>
               </w:rPr>
-              <w:t>88÷4=22, 0</w:t>
+              <w:t>27÷7=3, 6</w:t>
             </w:r>
           </w:p>
         </w:tc>
@@ -223,7 +223,7 @@
                 <w:rFonts w:ascii="TimeNewRoman" w:hAnsi="TimeNewRoman"/>
                 <w:sz w:val="30"/>
               </w:rPr>
-              <w:t>36÷8=4, 4</w:t>
+              <w:t>31÷8=3, 7</w:t>
             </w:r>
           </w:p>
         </w:tc>
@@ -240,7 +240,7 @@
                 <w:rFonts w:ascii="TimeNewRoman" w:hAnsi="TimeNewRoman"/>
                 <w:sz w:val="30"/>
               </w:rPr>
-              <w:t>53÷7=7, 4</w:t>
+              <w:t>51÷8=6, 3</w:t>
             </w:r>
           </w:p>
         </w:tc>
@@ -257,7 +257,7 @@
                 <w:rFonts w:ascii="TimeNewRoman" w:hAnsi="TimeNewRoman"/>
                 <w:sz w:val="30"/>
               </w:rPr>
-              <w:t>13÷3=4, 1</w:t>
+              <w:t>90÷8=11, 2</w:t>
             </w:r>
           </w:p>
         </w:tc>
@@ -274,7 +274,7 @@
                 <w:rFonts w:ascii="TimeNewRoman" w:hAnsi="TimeNewRoman"/>
                 <w:sz w:val="30"/>
               </w:rPr>
-              <w:t>99÷3=33, 0</w:t>
+              <w:t>40÷4=10, 0</w:t>
             </w:r>
           </w:p>
         </w:tc>
@@ -291,7 +291,7 @@
                 <w:rFonts w:ascii="TimeNewRoman" w:hAnsi="TimeNewRoman"/>
                 <w:sz w:val="30"/>
               </w:rPr>
-              <w:t>77÷8=9, 5</w:t>
+              <w:t>11÷8=1, 3</w:t>
             </w:r>
           </w:p>
         </w:tc>
@@ -406,7 +406,7 @@
                 <w:rFonts w:ascii="TimeNewRoman" w:hAnsi="TimeNewRoman"/>
                 <w:sz w:val="30"/>
               </w:rPr>
-              <w:t>15÷6=2, 3</w:t>
+              <w:t>53÷8=6, 5</w:t>
             </w:r>
           </w:p>
         </w:tc>
@@ -423,7 +423,7 @@
                 <w:rFonts w:ascii="TimeNewRoman" w:hAnsi="TimeNewRoman"/>
                 <w:sz w:val="30"/>
               </w:rPr>
-              <w:t>16÷6=2, 4</w:t>
+              <w:t>78÷9=8, 6</w:t>
             </w:r>
           </w:p>
         </w:tc>
@@ -440,7 +440,7 @@
                 <w:rFonts w:ascii="TimeNewRoman" w:hAnsi="TimeNewRoman"/>
                 <w:sz w:val="30"/>
               </w:rPr>
-              <w:t>14÷9=1, 5</w:t>
+              <w:t>49÷4=12, 1</w:t>
             </w:r>
           </w:p>
         </w:tc>
@@ -457,7 +457,7 @@
                 <w:rFonts w:ascii="TimeNewRoman" w:hAnsi="TimeNewRoman"/>
                 <w:sz w:val="30"/>
               </w:rPr>
-              <w:t>13÷9=1, 4</w:t>
+              <w:t>62÷8=7, 6</w:t>
             </w:r>
           </w:p>
         </w:tc>
@@ -474,7 +474,7 @@
                 <w:rFonts w:ascii="TimeNewRoman" w:hAnsi="TimeNewRoman"/>
                 <w:sz w:val="30"/>
               </w:rPr>
-              <w:t>93÷6=15, 3</w:t>
+              <w:t>29÷9=3, 2</w:t>
             </w:r>
           </w:p>
         </w:tc>
@@ -589,7 +589,7 @@
                 <w:rFonts w:ascii="TimeNewRoman" w:hAnsi="TimeNewRoman"/>
                 <w:sz w:val="30"/>
               </w:rPr>
-              <w:t>33÷4=8, 1</w:t>
+              <w:t>77÷7=11, 0</w:t>
             </w:r>
           </w:p>
         </w:tc>
@@ -606,7 +606,7 @@
                 <w:rFonts w:ascii="TimeNewRoman" w:hAnsi="TimeNewRoman"/>
                 <w:sz w:val="30"/>
               </w:rPr>
-              <w:t>59÷9=6, 5</w:t>
+              <w:t>75÷6=12, 3</w:t>
             </w:r>
           </w:p>
         </w:tc>
@@ -623,7 +623,7 @@
                 <w:rFonts w:ascii="TimeNewRoman" w:hAnsi="TimeNewRoman"/>
                 <w:sz w:val="30"/>
               </w:rPr>
-              <w:t>53÷4=13, 1</w:t>
+              <w:t>40÷3=13, 1</w:t>
             </w:r>
           </w:p>
         </w:tc>
@@ -640,7 +640,7 @@
                 <w:rFonts w:ascii="TimeNewRoman" w:hAnsi="TimeNewRoman"/>
                 <w:sz w:val="30"/>
               </w:rPr>
-              <w:t>12÷3=4, 0</w:t>
+              <w:t>28÷7=4, 0</w:t>
             </w:r>
           </w:p>
         </w:tc>
@@ -657,7 +657,7 @@
                 <w:rFonts w:ascii="TimeNewRoman" w:hAnsi="TimeNewRoman"/>
                 <w:sz w:val="30"/>
               </w:rPr>
-              <w:t>45÷5=9, 0</w:t>
+              <w:t>25÷8=3, 1</w:t>
             </w:r>
           </w:p>
         </w:tc>
@@ -772,7 +772,7 @@
                 <w:rFonts w:ascii="TimeNewRoman" w:hAnsi="TimeNewRoman"/>
                 <w:sz w:val="30"/>
               </w:rPr>
-              <w:t>62÷4=15, 2</w:t>
+              <w:t>93÷4=23, 1</w:t>
             </w:r>
           </w:p>
         </w:tc>
@@ -789,7 +789,7 @@
                 <w:rFonts w:ascii="TimeNewRoman" w:hAnsi="TimeNewRoman"/>
                 <w:sz w:val="30"/>
               </w:rPr>
-              <w:t>59÷5=11, 4</w:t>
+              <w:t>27÷8=3, 3</w:t>
             </w:r>
           </w:p>
         </w:tc>
@@ -806,7 +806,7 @@
                 <w:rFonts w:ascii="TimeNewRoman" w:hAnsi="TimeNewRoman"/>
                 <w:sz w:val="30"/>
               </w:rPr>
-              <w:t>28÷2=14, 0</w:t>
+              <w:t>69÷9=7, 6</w:t>
             </w:r>
           </w:p>
         </w:tc>
@@ -823,7 +823,7 @@
                 <w:rFonts w:ascii="TimeNewRoman" w:hAnsi="TimeNewRoman"/>
                 <w:sz w:val="30"/>
               </w:rPr>
-              <w:t>27÷2=13, 1</w:t>
+              <w:t>29÷2=14, 1</w:t>
             </w:r>
           </w:p>
         </w:tc>
@@ -840,7 +840,7 @@
                 <w:rFonts w:ascii="TimeNewRoman" w:hAnsi="TimeNewRoman"/>
                 <w:sz w:val="30"/>
               </w:rPr>
-              <w:t>20÷6=3, 2</w:t>
+              <w:t>77÷4=19, 1</w:t>
             </w:r>
           </w:p>
         </w:tc>

--- a/answers-of-two-digit_number_divided_by_one-digit_number.docx
+++ b/answers-of-two-digit_number_divided_by_one-digit_number.docx
@@ -11,7 +11,7 @@
           <w:rFonts w:ascii="Arial" w:hAnsi="Arial"/>
           <w:sz w:val="30"/>
         </w:rPr>
-        <w:t>2026-10-13 Tuesday</w:t>
+        <w:t>2026-10-14 Wednesday</w:t>
       </w:r>
     </w:p>
     <w:tbl>
@@ -40,7 +40,7 @@
                 <w:rFonts w:ascii="TimeNewRoman" w:hAnsi="TimeNewRoman"/>
                 <w:sz w:val="30"/>
               </w:rPr>
-              <w:t>36÷7=5, 1</w:t>
+              <w:t>39÷9=4, 3</w:t>
             </w:r>
           </w:p>
         </w:tc>
@@ -57,7 +57,7 @@
                 <w:rFonts w:ascii="TimeNewRoman" w:hAnsi="TimeNewRoman"/>
                 <w:sz w:val="30"/>
               </w:rPr>
-              <w:t>97÷5=19, 2</w:t>
+              <w:t>59÷3=19, 2</w:t>
             </w:r>
           </w:p>
         </w:tc>
@@ -74,7 +74,7 @@
                 <w:rFonts w:ascii="TimeNewRoman" w:hAnsi="TimeNewRoman"/>
                 <w:sz w:val="30"/>
               </w:rPr>
-              <w:t>37÷7=5, 2</w:t>
+              <w:t>91÷2=45, 1</w:t>
             </w:r>
           </w:p>
         </w:tc>
@@ -91,7 +91,7 @@
                 <w:rFonts w:ascii="TimeNewRoman" w:hAnsi="TimeNewRoman"/>
                 <w:sz w:val="30"/>
               </w:rPr>
-              <w:t>13÷8=1, 5</w:t>
+              <w:t>12÷2=6, 0</w:t>
             </w:r>
           </w:p>
         </w:tc>
@@ -108,7 +108,7 @@
                 <w:rFonts w:ascii="TimeNewRoman" w:hAnsi="TimeNewRoman"/>
                 <w:sz w:val="30"/>
               </w:rPr>
-              <w:t>27÷7=3, 6</w:t>
+              <w:t>11÷4=2, 3</w:t>
             </w:r>
           </w:p>
         </w:tc>
@@ -223,7 +223,7 @@
                 <w:rFonts w:ascii="TimeNewRoman" w:hAnsi="TimeNewRoman"/>
                 <w:sz w:val="30"/>
               </w:rPr>
-              <w:t>31÷8=3, 7</w:t>
+              <w:t>90÷4=22, 2</w:t>
             </w:r>
           </w:p>
         </w:tc>
@@ -240,7 +240,7 @@
                 <w:rFonts w:ascii="TimeNewRoman" w:hAnsi="TimeNewRoman"/>
                 <w:sz w:val="30"/>
               </w:rPr>
-              <w:t>51÷8=6, 3</w:t>
+              <w:t>41÷5=8, 1</w:t>
             </w:r>
           </w:p>
         </w:tc>
@@ -257,7 +257,7 @@
                 <w:rFonts w:ascii="TimeNewRoman" w:hAnsi="TimeNewRoman"/>
                 <w:sz w:val="30"/>
               </w:rPr>
-              <w:t>90÷8=11, 2</w:t>
+              <w:t>64÷5=12, 4</w:t>
             </w:r>
           </w:p>
         </w:tc>
@@ -274,7 +274,7 @@
                 <w:rFonts w:ascii="TimeNewRoman" w:hAnsi="TimeNewRoman"/>
                 <w:sz w:val="30"/>
               </w:rPr>
-              <w:t>40÷4=10, 0</w:t>
+              <w:t>72÷7=10, 2</w:t>
             </w:r>
           </w:p>
         </w:tc>
@@ -291,7 +291,7 @@
                 <w:rFonts w:ascii="TimeNewRoman" w:hAnsi="TimeNewRoman"/>
                 <w:sz w:val="30"/>
               </w:rPr>
-              <w:t>11÷8=1, 3</w:t>
+              <w:t>54÷2=27, 0</w:t>
             </w:r>
           </w:p>
         </w:tc>
@@ -406,7 +406,7 @@
                 <w:rFonts w:ascii="TimeNewRoman" w:hAnsi="TimeNewRoman"/>
                 <w:sz w:val="30"/>
               </w:rPr>
-              <w:t>53÷8=6, 5</w:t>
+              <w:t>92÷8=11, 4</w:t>
             </w:r>
           </w:p>
         </w:tc>
@@ -423,7 +423,7 @@
                 <w:rFonts w:ascii="TimeNewRoman" w:hAnsi="TimeNewRoman"/>
                 <w:sz w:val="30"/>
               </w:rPr>
-              <w:t>78÷9=8, 6</w:t>
+              <w:t>39÷5=7, 4</w:t>
             </w:r>
           </w:p>
         </w:tc>
@@ -440,7 +440,7 @@
                 <w:rFonts w:ascii="TimeNewRoman" w:hAnsi="TimeNewRoman"/>
                 <w:sz w:val="30"/>
               </w:rPr>
-              <w:t>49÷4=12, 1</w:t>
+              <w:t>50÷9=5, 5</w:t>
             </w:r>
           </w:p>
         </w:tc>
@@ -457,7 +457,7 @@
                 <w:rFonts w:ascii="TimeNewRoman" w:hAnsi="TimeNewRoman"/>
                 <w:sz w:val="30"/>
               </w:rPr>
-              <w:t>62÷8=7, 6</w:t>
+              <w:t>67÷4=16, 3</w:t>
             </w:r>
           </w:p>
         </w:tc>
@@ -474,7 +474,7 @@
                 <w:rFonts w:ascii="TimeNewRoman" w:hAnsi="TimeNewRoman"/>
                 <w:sz w:val="30"/>
               </w:rPr>
-              <w:t>29÷9=3, 2</w:t>
+              <w:t>29÷4=7, 1</w:t>
             </w:r>
           </w:p>
         </w:tc>
@@ -589,7 +589,7 @@
                 <w:rFonts w:ascii="TimeNewRoman" w:hAnsi="TimeNewRoman"/>
                 <w:sz w:val="30"/>
               </w:rPr>
-              <w:t>77÷7=11, 0</w:t>
+              <w:t>62÷9=6, 8</w:t>
             </w:r>
           </w:p>
         </w:tc>
@@ -606,7 +606,7 @@
                 <w:rFonts w:ascii="TimeNewRoman" w:hAnsi="TimeNewRoman"/>
                 <w:sz w:val="30"/>
               </w:rPr>
-              <w:t>75÷6=12, 3</w:t>
+              <w:t>49÷6=8, 1</w:t>
             </w:r>
           </w:p>
         </w:tc>
@@ -623,7 +623,7 @@
                 <w:rFonts w:ascii="TimeNewRoman" w:hAnsi="TimeNewRoman"/>
                 <w:sz w:val="30"/>
               </w:rPr>
-              <w:t>40÷3=13, 1</w:t>
+              <w:t>93÷4=23, 1</w:t>
             </w:r>
           </w:p>
         </w:tc>
@@ -640,7 +640,7 @@
                 <w:rFonts w:ascii="TimeNewRoman" w:hAnsi="TimeNewRoman"/>
                 <w:sz w:val="30"/>
               </w:rPr>
-              <w:t>28÷7=4, 0</w:t>
+              <w:t>82÷7=11, 5</w:t>
             </w:r>
           </w:p>
         </w:tc>
@@ -657,7 +657,7 @@
                 <w:rFonts w:ascii="TimeNewRoman" w:hAnsi="TimeNewRoman"/>
                 <w:sz w:val="30"/>
               </w:rPr>
-              <w:t>25÷8=3, 1</w:t>
+              <w:t>41÷4=10, 1</w:t>
             </w:r>
           </w:p>
         </w:tc>
@@ -772,7 +772,7 @@
                 <w:rFonts w:ascii="TimeNewRoman" w:hAnsi="TimeNewRoman"/>
                 <w:sz w:val="30"/>
               </w:rPr>
-              <w:t>93÷4=23, 1</w:t>
+              <w:t>46÷6=7, 4</w:t>
             </w:r>
           </w:p>
         </w:tc>
@@ -789,7 +789,7 @@
                 <w:rFonts w:ascii="TimeNewRoman" w:hAnsi="TimeNewRoman"/>
                 <w:sz w:val="30"/>
               </w:rPr>
-              <w:t>27÷8=3, 3</w:t>
+              <w:t>16÷5=3, 1</w:t>
             </w:r>
           </w:p>
         </w:tc>
@@ -806,7 +806,7 @@
                 <w:rFonts w:ascii="TimeNewRoman" w:hAnsi="TimeNewRoman"/>
                 <w:sz w:val="30"/>
               </w:rPr>
-              <w:t>69÷9=7, 6</w:t>
+              <w:t>69÷5=13, 4</w:t>
             </w:r>
           </w:p>
         </w:tc>
@@ -823,7 +823,7 @@
                 <w:rFonts w:ascii="TimeNewRoman" w:hAnsi="TimeNewRoman"/>
                 <w:sz w:val="30"/>
               </w:rPr>
-              <w:t>29÷2=14, 1</w:t>
+              <w:t>96÷9=10, 6</w:t>
             </w:r>
           </w:p>
         </w:tc>
@@ -840,7 +840,7 @@
                 <w:rFonts w:ascii="TimeNewRoman" w:hAnsi="TimeNewRoman"/>
                 <w:sz w:val="30"/>
               </w:rPr>
-              <w:t>77÷4=19, 1</w:t>
+              <w:t>93÷3=31, 0</w:t>
             </w:r>
           </w:p>
         </w:tc>

--- a/answers-of-two-digit_number_divided_by_one-digit_number.docx
+++ b/answers-of-two-digit_number_divided_by_one-digit_number.docx
@@ -40,7 +40,7 @@
                 <w:rFonts w:ascii="TimeNewRoman" w:hAnsi="TimeNewRoman"/>
                 <w:sz w:val="30"/>
               </w:rPr>
-              <w:t>39÷9=4, 3</w:t>
+              <w:t>59÷4=14, 3</w:t>
             </w:r>
           </w:p>
         </w:tc>
@@ -57,7 +57,7 @@
                 <w:rFonts w:ascii="TimeNewRoman" w:hAnsi="TimeNewRoman"/>
                 <w:sz w:val="30"/>
               </w:rPr>
-              <w:t>59÷3=19, 2</w:t>
+              <w:t>86÷8=10, 6</w:t>
             </w:r>
           </w:p>
         </w:tc>
@@ -74,7 +74,7 @@
                 <w:rFonts w:ascii="TimeNewRoman" w:hAnsi="TimeNewRoman"/>
                 <w:sz w:val="30"/>
               </w:rPr>
-              <w:t>91÷2=45, 1</w:t>
+              <w:t>74÷3=24, 2</w:t>
             </w:r>
           </w:p>
         </w:tc>
@@ -91,7 +91,7 @@
                 <w:rFonts w:ascii="TimeNewRoman" w:hAnsi="TimeNewRoman"/>
                 <w:sz w:val="30"/>
               </w:rPr>
-              <w:t>12÷2=6, 0</w:t>
+              <w:t>37÷7=5, 2</w:t>
             </w:r>
           </w:p>
         </w:tc>
@@ -108,7 +108,7 @@
                 <w:rFonts w:ascii="TimeNewRoman" w:hAnsi="TimeNewRoman"/>
                 <w:sz w:val="30"/>
               </w:rPr>
-              <w:t>11÷4=2, 3</w:t>
+              <w:t>24÷5=4, 4</w:t>
             </w:r>
           </w:p>
         </w:tc>
@@ -223,7 +223,7 @@
                 <w:rFonts w:ascii="TimeNewRoman" w:hAnsi="TimeNewRoman"/>
                 <w:sz w:val="30"/>
               </w:rPr>
-              <w:t>90÷4=22, 2</w:t>
+              <w:t>26÷6=4, 2</w:t>
             </w:r>
           </w:p>
         </w:tc>
@@ -240,7 +240,7 @@
                 <w:rFonts w:ascii="TimeNewRoman" w:hAnsi="TimeNewRoman"/>
                 <w:sz w:val="30"/>
               </w:rPr>
-              <w:t>41÷5=8, 1</w:t>
+              <w:t>54÷5=10, 4</w:t>
             </w:r>
           </w:p>
         </w:tc>
@@ -257,7 +257,7 @@
                 <w:rFonts w:ascii="TimeNewRoman" w:hAnsi="TimeNewRoman"/>
                 <w:sz w:val="30"/>
               </w:rPr>
-              <w:t>64÷5=12, 4</w:t>
+              <w:t>36÷8=4, 4</w:t>
             </w:r>
           </w:p>
         </w:tc>
@@ -274,7 +274,7 @@
                 <w:rFonts w:ascii="TimeNewRoman" w:hAnsi="TimeNewRoman"/>
                 <w:sz w:val="30"/>
               </w:rPr>
-              <w:t>72÷7=10, 2</w:t>
+              <w:t>40÷2=20, 0</w:t>
             </w:r>
           </w:p>
         </w:tc>
@@ -291,7 +291,7 @@
                 <w:rFonts w:ascii="TimeNewRoman" w:hAnsi="TimeNewRoman"/>
                 <w:sz w:val="30"/>
               </w:rPr>
-              <w:t>54÷2=27, 0</w:t>
+              <w:t>14÷2=7, 0</w:t>
             </w:r>
           </w:p>
         </w:tc>
@@ -406,7 +406,7 @@
                 <w:rFonts w:ascii="TimeNewRoman" w:hAnsi="TimeNewRoman"/>
                 <w:sz w:val="30"/>
               </w:rPr>
-              <w:t>92÷8=11, 4</w:t>
+              <w:t>82÷3=27, 1</w:t>
             </w:r>
           </w:p>
         </w:tc>
@@ -423,7 +423,7 @@
                 <w:rFonts w:ascii="TimeNewRoman" w:hAnsi="TimeNewRoman"/>
                 <w:sz w:val="30"/>
               </w:rPr>
-              <w:t>39÷5=7, 4</w:t>
+              <w:t>97÷5=19, 2</w:t>
             </w:r>
           </w:p>
         </w:tc>
@@ -440,7 +440,7 @@
                 <w:rFonts w:ascii="TimeNewRoman" w:hAnsi="TimeNewRoman"/>
                 <w:sz w:val="30"/>
               </w:rPr>
-              <w:t>50÷9=5, 5</w:t>
+              <w:t>94÷8=11, 6</w:t>
             </w:r>
           </w:p>
         </w:tc>
@@ -457,7 +457,7 @@
                 <w:rFonts w:ascii="TimeNewRoman" w:hAnsi="TimeNewRoman"/>
                 <w:sz w:val="30"/>
               </w:rPr>
-              <w:t>67÷4=16, 3</w:t>
+              <w:t>16÷6=2, 4</w:t>
             </w:r>
           </w:p>
         </w:tc>
@@ -474,7 +474,7 @@
                 <w:rFonts w:ascii="TimeNewRoman" w:hAnsi="TimeNewRoman"/>
                 <w:sz w:val="30"/>
               </w:rPr>
-              <w:t>29÷4=7, 1</w:t>
+              <w:t>60÷5=12, 0</w:t>
             </w:r>
           </w:p>
         </w:tc>
@@ -589,7 +589,7 @@
                 <w:rFonts w:ascii="TimeNewRoman" w:hAnsi="TimeNewRoman"/>
                 <w:sz w:val="30"/>
               </w:rPr>
-              <w:t>62÷9=6, 8</w:t>
+              <w:t>79÷7=11, 2</w:t>
             </w:r>
           </w:p>
         </w:tc>
@@ -606,7 +606,7 @@
                 <w:rFonts w:ascii="TimeNewRoman" w:hAnsi="TimeNewRoman"/>
                 <w:sz w:val="30"/>
               </w:rPr>
-              <w:t>49÷6=8, 1</w:t>
+              <w:t>52÷8=6, 4</w:t>
             </w:r>
           </w:p>
         </w:tc>
@@ -623,7 +623,7 @@
                 <w:rFonts w:ascii="TimeNewRoman" w:hAnsi="TimeNewRoman"/>
                 <w:sz w:val="30"/>
               </w:rPr>
-              <w:t>93÷4=23, 1</w:t>
+              <w:t>92÷3=30, 2</w:t>
             </w:r>
           </w:p>
         </w:tc>
@@ -640,7 +640,7 @@
                 <w:rFonts w:ascii="TimeNewRoman" w:hAnsi="TimeNewRoman"/>
                 <w:sz w:val="30"/>
               </w:rPr>
-              <w:t>82÷7=11, 5</w:t>
+              <w:t>12÷3=4, 0</w:t>
             </w:r>
           </w:p>
         </w:tc>
@@ -657,7 +657,7 @@
                 <w:rFonts w:ascii="TimeNewRoman" w:hAnsi="TimeNewRoman"/>
                 <w:sz w:val="30"/>
               </w:rPr>
-              <w:t>41÷4=10, 1</w:t>
+              <w:t>93÷5=18, 3</w:t>
             </w:r>
           </w:p>
         </w:tc>
@@ -772,7 +772,7 @@
                 <w:rFonts w:ascii="TimeNewRoman" w:hAnsi="TimeNewRoman"/>
                 <w:sz w:val="30"/>
               </w:rPr>
-              <w:t>46÷6=7, 4</w:t>
+              <w:t>13÷4=3, 1</w:t>
             </w:r>
           </w:p>
         </w:tc>
@@ -789,7 +789,7 @@
                 <w:rFonts w:ascii="TimeNewRoman" w:hAnsi="TimeNewRoman"/>
                 <w:sz w:val="30"/>
               </w:rPr>
-              <w:t>16÷5=3, 1</w:t>
+              <w:t>21÷4=5, 1</w:t>
             </w:r>
           </w:p>
         </w:tc>
@@ -806,7 +806,7 @@
                 <w:rFonts w:ascii="TimeNewRoman" w:hAnsi="TimeNewRoman"/>
                 <w:sz w:val="30"/>
               </w:rPr>
-              <w:t>69÷5=13, 4</w:t>
+              <w:t>40÷4=10, 0</w:t>
             </w:r>
           </w:p>
         </w:tc>
@@ -823,7 +823,7 @@
                 <w:rFonts w:ascii="TimeNewRoman" w:hAnsi="TimeNewRoman"/>
                 <w:sz w:val="30"/>
               </w:rPr>
-              <w:t>96÷9=10, 6</w:t>
+              <w:t>32÷3=10, 2</w:t>
             </w:r>
           </w:p>
         </w:tc>
@@ -840,7 +840,7 @@
                 <w:rFonts w:ascii="TimeNewRoman" w:hAnsi="TimeNewRoman"/>
                 <w:sz w:val="30"/>
               </w:rPr>
-              <w:t>93÷3=31, 0</w:t>
+              <w:t>29÷2=14, 1</w:t>
             </w:r>
           </w:p>
         </w:tc>

--- a/answers-of-two-digit_number_divided_by_one-digit_number.docx
+++ b/answers-of-two-digit_number_divided_by_one-digit_number.docx
@@ -11,7 +11,7 @@
           <w:rFonts w:ascii="Arial" w:hAnsi="Arial"/>
           <w:sz w:val="30"/>
         </w:rPr>
-        <w:t>2026-10-14 Wednesday</w:t>
+        <w:t>2026-10-15 Thursday</w:t>
       </w:r>
     </w:p>
     <w:tbl>
@@ -40,7 +40,7 @@
                 <w:rFonts w:ascii="TimeNewRoman" w:hAnsi="TimeNewRoman"/>
                 <w:sz w:val="30"/>
               </w:rPr>
-              <w:t>59÷4=14, 3</w:t>
+              <w:t>20÷7=2, 6</w:t>
             </w:r>
           </w:p>
         </w:tc>
@@ -57,7 +57,7 @@
                 <w:rFonts w:ascii="TimeNewRoman" w:hAnsi="TimeNewRoman"/>
                 <w:sz w:val="30"/>
               </w:rPr>
-              <w:t>86÷8=10, 6</w:t>
+              <w:t>83÷5=16, 3</w:t>
             </w:r>
           </w:p>
         </w:tc>
@@ -74,7 +74,7 @@
                 <w:rFonts w:ascii="TimeNewRoman" w:hAnsi="TimeNewRoman"/>
                 <w:sz w:val="30"/>
               </w:rPr>
-              <w:t>74÷3=24, 2</w:t>
+              <w:t>56÷3=18, 2</w:t>
             </w:r>
           </w:p>
         </w:tc>
@@ -91,7 +91,7 @@
                 <w:rFonts w:ascii="TimeNewRoman" w:hAnsi="TimeNewRoman"/>
                 <w:sz w:val="30"/>
               </w:rPr>
-              <w:t>37÷7=5, 2</w:t>
+              <w:t>43÷8=5, 3</w:t>
             </w:r>
           </w:p>
         </w:tc>
@@ -108,7 +108,7 @@
                 <w:rFonts w:ascii="TimeNewRoman" w:hAnsi="TimeNewRoman"/>
                 <w:sz w:val="30"/>
               </w:rPr>
-              <w:t>24÷5=4, 4</w:t>
+              <w:t>55÷2=27, 1</w:t>
             </w:r>
           </w:p>
         </w:tc>
@@ -223,7 +223,7 @@
                 <w:rFonts w:ascii="TimeNewRoman" w:hAnsi="TimeNewRoman"/>
                 <w:sz w:val="30"/>
               </w:rPr>
-              <w:t>26÷6=4, 2</w:t>
+              <w:t>90÷2=45, 0</w:t>
             </w:r>
           </w:p>
         </w:tc>
@@ -240,7 +240,7 @@
                 <w:rFonts w:ascii="TimeNewRoman" w:hAnsi="TimeNewRoman"/>
                 <w:sz w:val="30"/>
               </w:rPr>
-              <w:t>54÷5=10, 4</w:t>
+              <w:t>42÷6=7, 0</w:t>
             </w:r>
           </w:p>
         </w:tc>
@@ -257,7 +257,7 @@
                 <w:rFonts w:ascii="TimeNewRoman" w:hAnsi="TimeNewRoman"/>
                 <w:sz w:val="30"/>
               </w:rPr>
-              <w:t>36÷8=4, 4</w:t>
+              <w:t>60÷5=12, 0</w:t>
             </w:r>
           </w:p>
         </w:tc>
@@ -274,7 +274,7 @@
                 <w:rFonts w:ascii="TimeNewRoman" w:hAnsi="TimeNewRoman"/>
                 <w:sz w:val="30"/>
               </w:rPr>
-              <w:t>40÷2=20, 0</w:t>
+              <w:t>41÷6=6, 5</w:t>
             </w:r>
           </w:p>
         </w:tc>
@@ -291,7 +291,7 @@
                 <w:rFonts w:ascii="TimeNewRoman" w:hAnsi="TimeNewRoman"/>
                 <w:sz w:val="30"/>
               </w:rPr>
-              <w:t>14÷2=7, 0</w:t>
+              <w:t>91÷4=22, 3</w:t>
             </w:r>
           </w:p>
         </w:tc>
@@ -406,7 +406,7 @@
                 <w:rFonts w:ascii="TimeNewRoman" w:hAnsi="TimeNewRoman"/>
                 <w:sz w:val="30"/>
               </w:rPr>
-              <w:t>82÷3=27, 1</w:t>
+              <w:t>78÷6=13, 0</w:t>
             </w:r>
           </w:p>
         </w:tc>
@@ -423,7 +423,7 @@
                 <w:rFonts w:ascii="TimeNewRoman" w:hAnsi="TimeNewRoman"/>
                 <w:sz w:val="30"/>
               </w:rPr>
-              <w:t>97÷5=19, 2</w:t>
+              <w:t>67÷9=7, 4</w:t>
             </w:r>
           </w:p>
         </w:tc>
@@ -440,7 +440,7 @@
                 <w:rFonts w:ascii="TimeNewRoman" w:hAnsi="TimeNewRoman"/>
                 <w:sz w:val="30"/>
               </w:rPr>
-              <w:t>94÷8=11, 6</w:t>
+              <w:t>55÷7=7, 6</w:t>
             </w:r>
           </w:p>
         </w:tc>
@@ -457,7 +457,7 @@
                 <w:rFonts w:ascii="TimeNewRoman" w:hAnsi="TimeNewRoman"/>
                 <w:sz w:val="30"/>
               </w:rPr>
-              <w:t>16÷6=2, 4</w:t>
+              <w:t>92÷4=23, 0</w:t>
             </w:r>
           </w:p>
         </w:tc>
@@ -474,7 +474,7 @@
                 <w:rFonts w:ascii="TimeNewRoman" w:hAnsi="TimeNewRoman"/>
                 <w:sz w:val="30"/>
               </w:rPr>
-              <w:t>60÷5=12, 0</w:t>
+              <w:t>52÷9=5, 7</w:t>
             </w:r>
           </w:p>
         </w:tc>
@@ -589,7 +589,7 @@
                 <w:rFonts w:ascii="TimeNewRoman" w:hAnsi="TimeNewRoman"/>
                 <w:sz w:val="30"/>
               </w:rPr>
-              <w:t>79÷7=11, 2</w:t>
+              <w:t>49÷4=12, 1</w:t>
             </w:r>
           </w:p>
         </w:tc>
@@ -606,7 +606,7 @@
                 <w:rFonts w:ascii="TimeNewRoman" w:hAnsi="TimeNewRoman"/>
                 <w:sz w:val="30"/>
               </w:rPr>
-              <w:t>52÷8=6, 4</w:t>
+              <w:t>51÷5=10, 1</w:t>
             </w:r>
           </w:p>
         </w:tc>
@@ -623,7 +623,7 @@
                 <w:rFonts w:ascii="TimeNewRoman" w:hAnsi="TimeNewRoman"/>
                 <w:sz w:val="30"/>
               </w:rPr>
-              <w:t>92÷3=30, 2</w:t>
+              <w:t>12÷8=1, 4</w:t>
             </w:r>
           </w:p>
         </w:tc>
@@ -640,7 +640,7 @@
                 <w:rFonts w:ascii="TimeNewRoman" w:hAnsi="TimeNewRoman"/>
                 <w:sz w:val="30"/>
               </w:rPr>
-              <w:t>12÷3=4, 0</w:t>
+              <w:t>18÷9=2, 0</w:t>
             </w:r>
           </w:p>
         </w:tc>
@@ -657,7 +657,7 @@
                 <w:rFonts w:ascii="TimeNewRoman" w:hAnsi="TimeNewRoman"/>
                 <w:sz w:val="30"/>
               </w:rPr>
-              <w:t>93÷5=18, 3</w:t>
+              <w:t>28÷4=7, 0</w:t>
             </w:r>
           </w:p>
         </w:tc>
@@ -772,7 +772,7 @@
                 <w:rFonts w:ascii="TimeNewRoman" w:hAnsi="TimeNewRoman"/>
                 <w:sz w:val="30"/>
               </w:rPr>
-              <w:t>13÷4=3, 1</w:t>
+              <w:t>18÷6=3, 0</w:t>
             </w:r>
           </w:p>
         </w:tc>
@@ -789,7 +789,7 @@
                 <w:rFonts w:ascii="TimeNewRoman" w:hAnsi="TimeNewRoman"/>
                 <w:sz w:val="30"/>
               </w:rPr>
-              <w:t>21÷4=5, 1</w:t>
+              <w:t>71÷5=14, 1</w:t>
             </w:r>
           </w:p>
         </w:tc>
@@ -806,7 +806,7 @@
                 <w:rFonts w:ascii="TimeNewRoman" w:hAnsi="TimeNewRoman"/>
                 <w:sz w:val="30"/>
               </w:rPr>
-              <w:t>40÷4=10, 0</w:t>
+              <w:t>47÷8=5, 7</w:t>
             </w:r>
           </w:p>
         </w:tc>
@@ -823,7 +823,7 @@
                 <w:rFonts w:ascii="TimeNewRoman" w:hAnsi="TimeNewRoman"/>
                 <w:sz w:val="30"/>
               </w:rPr>
-              <w:t>32÷3=10, 2</w:t>
+              <w:t>51÷6=8, 3</w:t>
             </w:r>
           </w:p>
         </w:tc>
@@ -840,7 +840,7 @@
                 <w:rFonts w:ascii="TimeNewRoman" w:hAnsi="TimeNewRoman"/>
                 <w:sz w:val="30"/>
               </w:rPr>
-              <w:t>29÷2=14, 1</w:t>
+              <w:t>35÷5=7, 0</w:t>
             </w:r>
           </w:p>
         </w:tc>

--- a/answers-of-two-digit_number_divided_by_one-digit_number.docx
+++ b/answers-of-two-digit_number_divided_by_one-digit_number.docx
@@ -40,7 +40,7 @@
                 <w:rFonts w:ascii="TimeNewRoman" w:hAnsi="TimeNewRoman"/>
                 <w:sz w:val="30"/>
               </w:rPr>
-              <w:t>20÷7=2, 6</w:t>
+              <w:t>81÷3=27, 0</w:t>
             </w:r>
           </w:p>
         </w:tc>
@@ -57,7 +57,7 @@
                 <w:rFonts w:ascii="TimeNewRoman" w:hAnsi="TimeNewRoman"/>
                 <w:sz w:val="30"/>
               </w:rPr>
-              <w:t>83÷5=16, 3</w:t>
+              <w:t>75÷2=37, 1</w:t>
             </w:r>
           </w:p>
         </w:tc>
@@ -74,7 +74,7 @@
                 <w:rFonts w:ascii="TimeNewRoman" w:hAnsi="TimeNewRoman"/>
                 <w:sz w:val="30"/>
               </w:rPr>
-              <w:t>56÷3=18, 2</w:t>
+              <w:t>70÷4=17, 2</w:t>
             </w:r>
           </w:p>
         </w:tc>
@@ -91,7 +91,7 @@
                 <w:rFonts w:ascii="TimeNewRoman" w:hAnsi="TimeNewRoman"/>
                 <w:sz w:val="30"/>
               </w:rPr>
-              <w:t>43÷8=5, 3</w:t>
+              <w:t>62÷7=8, 6</w:t>
             </w:r>
           </w:p>
         </w:tc>
@@ -108,7 +108,7 @@
                 <w:rFonts w:ascii="TimeNewRoman" w:hAnsi="TimeNewRoman"/>
                 <w:sz w:val="30"/>
               </w:rPr>
-              <w:t>55÷2=27, 1</w:t>
+              <w:t>65÷6=10, 5</w:t>
             </w:r>
           </w:p>
         </w:tc>
@@ -223,7 +223,7 @@
                 <w:rFonts w:ascii="TimeNewRoman" w:hAnsi="TimeNewRoman"/>
                 <w:sz w:val="30"/>
               </w:rPr>
-              <w:t>90÷2=45, 0</w:t>
+              <w:t>85÷4=21, 1</w:t>
             </w:r>
           </w:p>
         </w:tc>
@@ -240,7 +240,7 @@
                 <w:rFonts w:ascii="TimeNewRoman" w:hAnsi="TimeNewRoman"/>
                 <w:sz w:val="30"/>
               </w:rPr>
-              <w:t>42÷6=7, 0</w:t>
+              <w:t>51÷8=6, 3</w:t>
             </w:r>
           </w:p>
         </w:tc>
@@ -257,7 +257,7 @@
                 <w:rFonts w:ascii="TimeNewRoman" w:hAnsi="TimeNewRoman"/>
                 <w:sz w:val="30"/>
               </w:rPr>
-              <w:t>60÷5=12, 0</w:t>
+              <w:t>41÷9=4, 5</w:t>
             </w:r>
           </w:p>
         </w:tc>
@@ -274,7 +274,7 @@
                 <w:rFonts w:ascii="TimeNewRoman" w:hAnsi="TimeNewRoman"/>
                 <w:sz w:val="30"/>
               </w:rPr>
-              <w:t>41÷6=6, 5</w:t>
+              <w:t>29÷3=9, 2</w:t>
             </w:r>
           </w:p>
         </w:tc>
@@ -291,7 +291,7 @@
                 <w:rFonts w:ascii="TimeNewRoman" w:hAnsi="TimeNewRoman"/>
                 <w:sz w:val="30"/>
               </w:rPr>
-              <w:t>91÷4=22, 3</w:t>
+              <w:t>69÷3=23, 0</w:t>
             </w:r>
           </w:p>
         </w:tc>
@@ -406,7 +406,7 @@
                 <w:rFonts w:ascii="TimeNewRoman" w:hAnsi="TimeNewRoman"/>
                 <w:sz w:val="30"/>
               </w:rPr>
-              <w:t>78÷6=13, 0</w:t>
+              <w:t>94÷4=23, 2</w:t>
             </w:r>
           </w:p>
         </w:tc>
@@ -423,7 +423,7 @@
                 <w:rFonts w:ascii="TimeNewRoman" w:hAnsi="TimeNewRoman"/>
                 <w:sz w:val="30"/>
               </w:rPr>
-              <w:t>67÷9=7, 4</w:t>
+              <w:t>24÷9=2, 6</w:t>
             </w:r>
           </w:p>
         </w:tc>
@@ -440,7 +440,7 @@
                 <w:rFonts w:ascii="TimeNewRoman" w:hAnsi="TimeNewRoman"/>
                 <w:sz w:val="30"/>
               </w:rPr>
-              <w:t>55÷7=7, 6</w:t>
+              <w:t>72÷2=36, 0</w:t>
             </w:r>
           </w:p>
         </w:tc>
@@ -457,7 +457,7 @@
                 <w:rFonts w:ascii="TimeNewRoman" w:hAnsi="TimeNewRoman"/>
                 <w:sz w:val="30"/>
               </w:rPr>
-              <w:t>92÷4=23, 0</w:t>
+              <w:t>11÷7=1, 4</w:t>
             </w:r>
           </w:p>
         </w:tc>
@@ -474,7 +474,7 @@
                 <w:rFonts w:ascii="TimeNewRoman" w:hAnsi="TimeNewRoman"/>
                 <w:sz w:val="30"/>
               </w:rPr>
-              <w:t>52÷9=5, 7</w:t>
+              <w:t>30÷3=10, 0</w:t>
             </w:r>
           </w:p>
         </w:tc>
@@ -589,7 +589,7 @@
                 <w:rFonts w:ascii="TimeNewRoman" w:hAnsi="TimeNewRoman"/>
                 <w:sz w:val="30"/>
               </w:rPr>
-              <w:t>49÷4=12, 1</w:t>
+              <w:t>99÷7=14, 1</w:t>
             </w:r>
           </w:p>
         </w:tc>
@@ -606,7 +606,7 @@
                 <w:rFonts w:ascii="TimeNewRoman" w:hAnsi="TimeNewRoman"/>
                 <w:sz w:val="30"/>
               </w:rPr>
-              <w:t>51÷5=10, 1</w:t>
+              <w:t>21÷8=2, 5</w:t>
             </w:r>
           </w:p>
         </w:tc>
@@ -623,7 +623,7 @@
                 <w:rFonts w:ascii="TimeNewRoman" w:hAnsi="TimeNewRoman"/>
                 <w:sz w:val="30"/>
               </w:rPr>
-              <w:t>12÷8=1, 4</w:t>
+              <w:t>67÷3=22, 1</w:t>
             </w:r>
           </w:p>
         </w:tc>
@@ -640,7 +640,7 @@
                 <w:rFonts w:ascii="TimeNewRoman" w:hAnsi="TimeNewRoman"/>
                 <w:sz w:val="30"/>
               </w:rPr>
-              <w:t>18÷9=2, 0</w:t>
+              <w:t>50÷9=5, 5</w:t>
             </w:r>
           </w:p>
         </w:tc>
@@ -657,7 +657,7 @@
                 <w:rFonts w:ascii="TimeNewRoman" w:hAnsi="TimeNewRoman"/>
                 <w:sz w:val="30"/>
               </w:rPr>
-              <w:t>28÷4=7, 0</w:t>
+              <w:t>20÷3=6, 2</w:t>
             </w:r>
           </w:p>
         </w:tc>
@@ -772,7 +772,7 @@
                 <w:rFonts w:ascii="TimeNewRoman" w:hAnsi="TimeNewRoman"/>
                 <w:sz w:val="30"/>
               </w:rPr>
-              <w:t>18÷6=3, 0</w:t>
+              <w:t>41÷3=13, 2</w:t>
             </w:r>
           </w:p>
         </w:tc>
@@ -789,7 +789,7 @@
                 <w:rFonts w:ascii="TimeNewRoman" w:hAnsi="TimeNewRoman"/>
                 <w:sz w:val="30"/>
               </w:rPr>
-              <w:t>71÷5=14, 1</w:t>
+              <w:t>37÷8=4, 5</w:t>
             </w:r>
           </w:p>
         </w:tc>
@@ -806,7 +806,7 @@
                 <w:rFonts w:ascii="TimeNewRoman" w:hAnsi="TimeNewRoman"/>
                 <w:sz w:val="30"/>
               </w:rPr>
-              <w:t>47÷8=5, 7</w:t>
+              <w:t>73÷4=18, 1</w:t>
             </w:r>
           </w:p>
         </w:tc>
@@ -823,7 +823,7 @@
                 <w:rFonts w:ascii="TimeNewRoman" w:hAnsi="TimeNewRoman"/>
                 <w:sz w:val="30"/>
               </w:rPr>
-              <w:t>51÷6=8, 3</w:t>
+              <w:t>98÷3=32, 2</w:t>
             </w:r>
           </w:p>
         </w:tc>
@@ -840,7 +840,7 @@
                 <w:rFonts w:ascii="TimeNewRoman" w:hAnsi="TimeNewRoman"/>
                 <w:sz w:val="30"/>
               </w:rPr>
-              <w:t>35÷5=7, 0</w:t>
+              <w:t>22÷7=3, 1</w:t>
             </w:r>
           </w:p>
         </w:tc>

--- a/answers-of-two-digit_number_divided_by_one-digit_number.docx
+++ b/answers-of-two-digit_number_divided_by_one-digit_number.docx
@@ -11,7 +11,7 @@
           <w:rFonts w:ascii="Arial" w:hAnsi="Arial"/>
           <w:sz w:val="30"/>
         </w:rPr>
-        <w:t>2026-10-15 Thursday</w:t>
+        <w:t>2026-10-16 Friday</w:t>
       </w:r>
     </w:p>
     <w:tbl>
@@ -40,7 +40,7 @@
                 <w:rFonts w:ascii="TimeNewRoman" w:hAnsi="TimeNewRoman"/>
                 <w:sz w:val="30"/>
               </w:rPr>
-              <w:t>81÷3=27, 0</w:t>
+              <w:t>77÷7=11, 0</w:t>
             </w:r>
           </w:p>
         </w:tc>
@@ -57,7 +57,7 @@
                 <w:rFonts w:ascii="TimeNewRoman" w:hAnsi="TimeNewRoman"/>
                 <w:sz w:val="30"/>
               </w:rPr>
-              <w:t>75÷2=37, 1</w:t>
+              <w:t>99÷6=16, 3</w:t>
             </w:r>
           </w:p>
         </w:tc>
@@ -74,7 +74,7 @@
                 <w:rFonts w:ascii="TimeNewRoman" w:hAnsi="TimeNewRoman"/>
                 <w:sz w:val="30"/>
               </w:rPr>
-              <w:t>70÷4=17, 2</w:t>
+              <w:t>57÷7=8, 1</w:t>
             </w:r>
           </w:p>
         </w:tc>
@@ -91,7 +91,373 @@
                 <w:rFonts w:ascii="TimeNewRoman" w:hAnsi="TimeNewRoman"/>
                 <w:sz w:val="30"/>
               </w:rPr>
-              <w:t>62÷7=8, 6</w:t>
+              <w:t>49÷4=12, 1</w:t>
+            </w:r>
+          </w:p>
+        </w:tc>
+        <w:tc>
+          <w:tcPr>
+            <w:tcW w:type="dxa" w:w="1987"/>
+          </w:tcPr>
+          <w:p>
+            <w:pPr>
+              <w:jc w:val="left"/>
+            </w:pPr>
+            <w:r>
+              <w:rPr>
+                <w:rFonts w:ascii="TimeNewRoman" w:hAnsi="TimeNewRoman"/>
+                <w:sz w:val="30"/>
+              </w:rPr>
+              <w:t>24÷6=4, 0</w:t>
+            </w:r>
+          </w:p>
+        </w:tc>
+      </w:tr>
+      <w:tr>
+        <w:tc>
+          <w:tcPr>
+            <w:tcW w:type="dxa" w:w="1987"/>
+          </w:tcPr>
+          <w:p/>
+        </w:tc>
+        <w:tc>
+          <w:tcPr>
+            <w:tcW w:type="dxa" w:w="1987"/>
+          </w:tcPr>
+          <w:p/>
+        </w:tc>
+        <w:tc>
+          <w:tcPr>
+            <w:tcW w:type="dxa" w:w="1987"/>
+          </w:tcPr>
+          <w:p/>
+        </w:tc>
+        <w:tc>
+          <w:tcPr>
+            <w:tcW w:type="dxa" w:w="1987"/>
+          </w:tcPr>
+          <w:p/>
+        </w:tc>
+        <w:tc>
+          <w:tcPr>
+            <w:tcW w:type="dxa" w:w="1987"/>
+          </w:tcPr>
+          <w:p/>
+        </w:tc>
+      </w:tr>
+      <w:tr>
+        <w:tc>
+          <w:tcPr>
+            <w:tcW w:type="dxa" w:w="1987"/>
+          </w:tcPr>
+          <w:p/>
+        </w:tc>
+        <w:tc>
+          <w:tcPr>
+            <w:tcW w:type="dxa" w:w="1987"/>
+          </w:tcPr>
+          <w:p/>
+        </w:tc>
+        <w:tc>
+          <w:tcPr>
+            <w:tcW w:type="dxa" w:w="1987"/>
+          </w:tcPr>
+          <w:p/>
+        </w:tc>
+        <w:tc>
+          <w:tcPr>
+            <w:tcW w:type="dxa" w:w="1987"/>
+          </w:tcPr>
+          <w:p/>
+        </w:tc>
+        <w:tc>
+          <w:tcPr>
+            <w:tcW w:type="dxa" w:w="1987"/>
+          </w:tcPr>
+          <w:p/>
+        </w:tc>
+      </w:tr>
+      <w:tr>
+        <w:tc>
+          <w:tcPr>
+            <w:tcW w:type="dxa" w:w="1987"/>
+          </w:tcPr>
+          <w:p/>
+        </w:tc>
+        <w:tc>
+          <w:tcPr>
+            <w:tcW w:type="dxa" w:w="1987"/>
+          </w:tcPr>
+          <w:p/>
+        </w:tc>
+        <w:tc>
+          <w:tcPr>
+            <w:tcW w:type="dxa" w:w="1987"/>
+          </w:tcPr>
+          <w:p/>
+        </w:tc>
+        <w:tc>
+          <w:tcPr>
+            <w:tcW w:type="dxa" w:w="1987"/>
+          </w:tcPr>
+          <w:p/>
+        </w:tc>
+        <w:tc>
+          <w:tcPr>
+            <w:tcW w:type="dxa" w:w="1987"/>
+          </w:tcPr>
+          <w:p/>
+        </w:tc>
+      </w:tr>
+      <w:tr>
+        <w:tc>
+          <w:tcPr>
+            <w:tcW w:type="dxa" w:w="1987"/>
+          </w:tcPr>
+          <w:p>
+            <w:pPr>
+              <w:jc w:val="left"/>
+            </w:pPr>
+            <w:r>
+              <w:rPr>
+                <w:rFonts w:ascii="TimeNewRoman" w:hAnsi="TimeNewRoman"/>
+                <w:sz w:val="30"/>
+              </w:rPr>
+              <w:t>91÷7=13, 0</w:t>
+            </w:r>
+          </w:p>
+        </w:tc>
+        <w:tc>
+          <w:tcPr>
+            <w:tcW w:type="dxa" w:w="1987"/>
+          </w:tcPr>
+          <w:p>
+            <w:pPr>
+              <w:jc w:val="left"/>
+            </w:pPr>
+            <w:r>
+              <w:rPr>
+                <w:rFonts w:ascii="TimeNewRoman" w:hAnsi="TimeNewRoman"/>
+                <w:sz w:val="30"/>
+              </w:rPr>
+              <w:t>17÷7=2, 3</w:t>
+            </w:r>
+          </w:p>
+        </w:tc>
+        <w:tc>
+          <w:tcPr>
+            <w:tcW w:type="dxa" w:w="1987"/>
+          </w:tcPr>
+          <w:p>
+            <w:pPr>
+              <w:jc w:val="left"/>
+            </w:pPr>
+            <w:r>
+              <w:rPr>
+                <w:rFonts w:ascii="TimeNewRoman" w:hAnsi="TimeNewRoman"/>
+                <w:sz w:val="30"/>
+              </w:rPr>
+              <w:t>50÷3=16, 2</w:t>
+            </w:r>
+          </w:p>
+        </w:tc>
+        <w:tc>
+          <w:tcPr>
+            <w:tcW w:type="dxa" w:w="1987"/>
+          </w:tcPr>
+          <w:p>
+            <w:pPr>
+              <w:jc w:val="left"/>
+            </w:pPr>
+            <w:r>
+              <w:rPr>
+                <w:rFonts w:ascii="TimeNewRoman" w:hAnsi="TimeNewRoman"/>
+                <w:sz w:val="30"/>
+              </w:rPr>
+              <w:t>23÷3=7, 2</w:t>
+            </w:r>
+          </w:p>
+        </w:tc>
+        <w:tc>
+          <w:tcPr>
+            <w:tcW w:type="dxa" w:w="1987"/>
+          </w:tcPr>
+          <w:p>
+            <w:pPr>
+              <w:jc w:val="left"/>
+            </w:pPr>
+            <w:r>
+              <w:rPr>
+                <w:rFonts w:ascii="TimeNewRoman" w:hAnsi="TimeNewRoman"/>
+                <w:sz w:val="30"/>
+              </w:rPr>
+              <w:t>91÷6=15, 1</w:t>
+            </w:r>
+          </w:p>
+        </w:tc>
+      </w:tr>
+      <w:tr>
+        <w:tc>
+          <w:tcPr>
+            <w:tcW w:type="dxa" w:w="1987"/>
+          </w:tcPr>
+          <w:p/>
+        </w:tc>
+        <w:tc>
+          <w:tcPr>
+            <w:tcW w:type="dxa" w:w="1987"/>
+          </w:tcPr>
+          <w:p/>
+        </w:tc>
+        <w:tc>
+          <w:tcPr>
+            <w:tcW w:type="dxa" w:w="1987"/>
+          </w:tcPr>
+          <w:p/>
+        </w:tc>
+        <w:tc>
+          <w:tcPr>
+            <w:tcW w:type="dxa" w:w="1987"/>
+          </w:tcPr>
+          <w:p/>
+        </w:tc>
+        <w:tc>
+          <w:tcPr>
+            <w:tcW w:type="dxa" w:w="1987"/>
+          </w:tcPr>
+          <w:p/>
+        </w:tc>
+      </w:tr>
+      <w:tr>
+        <w:tc>
+          <w:tcPr>
+            <w:tcW w:type="dxa" w:w="1987"/>
+          </w:tcPr>
+          <w:p/>
+        </w:tc>
+        <w:tc>
+          <w:tcPr>
+            <w:tcW w:type="dxa" w:w="1987"/>
+          </w:tcPr>
+          <w:p/>
+        </w:tc>
+        <w:tc>
+          <w:tcPr>
+            <w:tcW w:type="dxa" w:w="1987"/>
+          </w:tcPr>
+          <w:p/>
+        </w:tc>
+        <w:tc>
+          <w:tcPr>
+            <w:tcW w:type="dxa" w:w="1987"/>
+          </w:tcPr>
+          <w:p/>
+        </w:tc>
+        <w:tc>
+          <w:tcPr>
+            <w:tcW w:type="dxa" w:w="1987"/>
+          </w:tcPr>
+          <w:p/>
+        </w:tc>
+      </w:tr>
+      <w:tr>
+        <w:tc>
+          <w:tcPr>
+            <w:tcW w:type="dxa" w:w="1987"/>
+          </w:tcPr>
+          <w:p/>
+        </w:tc>
+        <w:tc>
+          <w:tcPr>
+            <w:tcW w:type="dxa" w:w="1987"/>
+          </w:tcPr>
+          <w:p/>
+        </w:tc>
+        <w:tc>
+          <w:tcPr>
+            <w:tcW w:type="dxa" w:w="1987"/>
+          </w:tcPr>
+          <w:p/>
+        </w:tc>
+        <w:tc>
+          <w:tcPr>
+            <w:tcW w:type="dxa" w:w="1987"/>
+          </w:tcPr>
+          <w:p/>
+        </w:tc>
+        <w:tc>
+          <w:tcPr>
+            <w:tcW w:type="dxa" w:w="1987"/>
+          </w:tcPr>
+          <w:p/>
+        </w:tc>
+      </w:tr>
+      <w:tr>
+        <w:tc>
+          <w:tcPr>
+            <w:tcW w:type="dxa" w:w="1987"/>
+          </w:tcPr>
+          <w:p>
+            <w:pPr>
+              <w:jc w:val="left"/>
+            </w:pPr>
+            <w:r>
+              <w:rPr>
+                <w:rFonts w:ascii="TimeNewRoman" w:hAnsi="TimeNewRoman"/>
+                <w:sz w:val="30"/>
+              </w:rPr>
+              <w:t>50÷4=12, 2</w:t>
+            </w:r>
+          </w:p>
+        </w:tc>
+        <w:tc>
+          <w:tcPr>
+            <w:tcW w:type="dxa" w:w="1987"/>
+          </w:tcPr>
+          <w:p>
+            <w:pPr>
+              <w:jc w:val="left"/>
+            </w:pPr>
+            <w:r>
+              <w:rPr>
+                <w:rFonts w:ascii="TimeNewRoman" w:hAnsi="TimeNewRoman"/>
+                <w:sz w:val="30"/>
+              </w:rPr>
+              <w:t>63÷8=7, 7</w:t>
+            </w:r>
+          </w:p>
+        </w:tc>
+        <w:tc>
+          <w:tcPr>
+            <w:tcW w:type="dxa" w:w="1987"/>
+          </w:tcPr>
+          <w:p>
+            <w:pPr>
+              <w:jc w:val="left"/>
+            </w:pPr>
+            <w:r>
+              <w:rPr>
+                <w:rFonts w:ascii="TimeNewRoman" w:hAnsi="TimeNewRoman"/>
+                <w:sz w:val="30"/>
+              </w:rPr>
+              <w:t>73÷2=36, 1</w:t>
+            </w:r>
+          </w:p>
+        </w:tc>
+        <w:tc>
+          <w:tcPr>
+            <w:tcW w:type="dxa" w:w="1987"/>
+          </w:tcPr>
+          <w:p>
+            <w:pPr>
+              <w:jc w:val="left"/>
+            </w:pPr>
+            <w:r>
+              <w:rPr>
+                <w:rFonts w:ascii="TimeNewRoman" w:hAnsi="TimeNewRoman"/>
+                <w:sz w:val="30"/>
+              </w:rPr>
+              <w:t>10÷9=1, 1</w:t>
             </w:r>
           </w:p>
         </w:tc>
@@ -223,7 +589,7 @@
                 <w:rFonts w:ascii="TimeNewRoman" w:hAnsi="TimeNewRoman"/>
                 <w:sz w:val="30"/>
               </w:rPr>
-              <w:t>85÷4=21, 1</w:t>
+              <w:t>28÷5=5, 3</w:t>
             </w:r>
           </w:p>
         </w:tc>
@@ -240,7 +606,7 @@
                 <w:rFonts w:ascii="TimeNewRoman" w:hAnsi="TimeNewRoman"/>
                 <w:sz w:val="30"/>
               </w:rPr>
-              <w:t>51÷8=6, 3</w:t>
+              <w:t>91÷3=30, 1</w:t>
             </w:r>
           </w:p>
         </w:tc>
@@ -257,7 +623,7 @@
                 <w:rFonts w:ascii="TimeNewRoman" w:hAnsi="TimeNewRoman"/>
                 <w:sz w:val="30"/>
               </w:rPr>
-              <w:t>41÷9=4, 5</w:t>
+              <w:t>40÷4=10, 0</w:t>
             </w:r>
           </w:p>
         </w:tc>
@@ -274,7 +640,7 @@
                 <w:rFonts w:ascii="TimeNewRoman" w:hAnsi="TimeNewRoman"/>
                 <w:sz w:val="30"/>
               </w:rPr>
-              <w:t>29÷3=9, 2</w:t>
+              <w:t>84÷4=21, 0</w:t>
             </w:r>
           </w:p>
         </w:tc>
@@ -291,7 +657,7 @@
                 <w:rFonts w:ascii="TimeNewRoman" w:hAnsi="TimeNewRoman"/>
                 <w:sz w:val="30"/>
               </w:rPr>
-              <w:t>69÷3=23, 0</w:t>
+              <w:t>63÷4=15, 3</w:t>
             </w:r>
           </w:p>
         </w:tc>
@@ -406,7 +772,7 @@
                 <w:rFonts w:ascii="TimeNewRoman" w:hAnsi="TimeNewRoman"/>
                 <w:sz w:val="30"/>
               </w:rPr>
-              <w:t>94÷4=23, 2</w:t>
+              <w:t>70÷6=11, 4</w:t>
             </w:r>
           </w:p>
         </w:tc>
@@ -423,7 +789,7 @@
                 <w:rFonts w:ascii="TimeNewRoman" w:hAnsi="TimeNewRoman"/>
                 <w:sz w:val="30"/>
               </w:rPr>
-              <w:t>24÷9=2, 6</w:t>
+              <w:t>88÷6=14, 4</w:t>
             </w:r>
           </w:p>
         </w:tc>
@@ -440,7 +806,7 @@
                 <w:rFonts w:ascii="TimeNewRoman" w:hAnsi="TimeNewRoman"/>
                 <w:sz w:val="30"/>
               </w:rPr>
-              <w:t>72÷2=36, 0</w:t>
+              <w:t>42÷3=14, 0</w:t>
             </w:r>
           </w:p>
         </w:tc>
@@ -457,7 +823,7 @@
                 <w:rFonts w:ascii="TimeNewRoman" w:hAnsi="TimeNewRoman"/>
                 <w:sz w:val="30"/>
               </w:rPr>
-              <w:t>11÷7=1, 4</w:t>
+              <w:t>69÷6=11, 3</w:t>
             </w:r>
           </w:p>
         </w:tc>
@@ -474,373 +840,7 @@
                 <w:rFonts w:ascii="TimeNewRoman" w:hAnsi="TimeNewRoman"/>
                 <w:sz w:val="30"/>
               </w:rPr>
-              <w:t>30÷3=10, 0</w:t>
-            </w:r>
-          </w:p>
-        </w:tc>
-      </w:tr>
-      <w:tr>
-        <w:tc>
-          <w:tcPr>
-            <w:tcW w:type="dxa" w:w="1987"/>
-          </w:tcPr>
-          <w:p/>
-        </w:tc>
-        <w:tc>
-          <w:tcPr>
-            <w:tcW w:type="dxa" w:w="1987"/>
-          </w:tcPr>
-          <w:p/>
-        </w:tc>
-        <w:tc>
-          <w:tcPr>
-            <w:tcW w:type="dxa" w:w="1987"/>
-          </w:tcPr>
-          <w:p/>
-        </w:tc>
-        <w:tc>
-          <w:tcPr>
-            <w:tcW w:type="dxa" w:w="1987"/>
-          </w:tcPr>
-          <w:p/>
-        </w:tc>
-        <w:tc>
-          <w:tcPr>
-            <w:tcW w:type="dxa" w:w="1987"/>
-          </w:tcPr>
-          <w:p/>
-        </w:tc>
-      </w:tr>
-      <w:tr>
-        <w:tc>
-          <w:tcPr>
-            <w:tcW w:type="dxa" w:w="1987"/>
-          </w:tcPr>
-          <w:p/>
-        </w:tc>
-        <w:tc>
-          <w:tcPr>
-            <w:tcW w:type="dxa" w:w="1987"/>
-          </w:tcPr>
-          <w:p/>
-        </w:tc>
-        <w:tc>
-          <w:tcPr>
-            <w:tcW w:type="dxa" w:w="1987"/>
-          </w:tcPr>
-          <w:p/>
-        </w:tc>
-        <w:tc>
-          <w:tcPr>
-            <w:tcW w:type="dxa" w:w="1987"/>
-          </w:tcPr>
-          <w:p/>
-        </w:tc>
-        <w:tc>
-          <w:tcPr>
-            <w:tcW w:type="dxa" w:w="1987"/>
-          </w:tcPr>
-          <w:p/>
-        </w:tc>
-      </w:tr>
-      <w:tr>
-        <w:tc>
-          <w:tcPr>
-            <w:tcW w:type="dxa" w:w="1987"/>
-          </w:tcPr>
-          <w:p/>
-        </w:tc>
-        <w:tc>
-          <w:tcPr>
-            <w:tcW w:type="dxa" w:w="1987"/>
-          </w:tcPr>
-          <w:p/>
-        </w:tc>
-        <w:tc>
-          <w:tcPr>
-            <w:tcW w:type="dxa" w:w="1987"/>
-          </w:tcPr>
-          <w:p/>
-        </w:tc>
-        <w:tc>
-          <w:tcPr>
-            <w:tcW w:type="dxa" w:w="1987"/>
-          </w:tcPr>
-          <w:p/>
-        </w:tc>
-        <w:tc>
-          <w:tcPr>
-            <w:tcW w:type="dxa" w:w="1987"/>
-          </w:tcPr>
-          <w:p/>
-        </w:tc>
-      </w:tr>
-      <w:tr>
-        <w:tc>
-          <w:tcPr>
-            <w:tcW w:type="dxa" w:w="1987"/>
-          </w:tcPr>
-          <w:p>
-            <w:pPr>
-              <w:jc w:val="left"/>
-            </w:pPr>
-            <w:r>
-              <w:rPr>
-                <w:rFonts w:ascii="TimeNewRoman" w:hAnsi="TimeNewRoman"/>
-                <w:sz w:val="30"/>
-              </w:rPr>
-              <w:t>99÷7=14, 1</w:t>
-            </w:r>
-          </w:p>
-        </w:tc>
-        <w:tc>
-          <w:tcPr>
-            <w:tcW w:type="dxa" w:w="1987"/>
-          </w:tcPr>
-          <w:p>
-            <w:pPr>
-              <w:jc w:val="left"/>
-            </w:pPr>
-            <w:r>
-              <w:rPr>
-                <w:rFonts w:ascii="TimeNewRoman" w:hAnsi="TimeNewRoman"/>
-                <w:sz w:val="30"/>
-              </w:rPr>
-              <w:t>21÷8=2, 5</w:t>
-            </w:r>
-          </w:p>
-        </w:tc>
-        <w:tc>
-          <w:tcPr>
-            <w:tcW w:type="dxa" w:w="1987"/>
-          </w:tcPr>
-          <w:p>
-            <w:pPr>
-              <w:jc w:val="left"/>
-            </w:pPr>
-            <w:r>
-              <w:rPr>
-                <w:rFonts w:ascii="TimeNewRoman" w:hAnsi="TimeNewRoman"/>
-                <w:sz w:val="30"/>
-              </w:rPr>
-              <w:t>67÷3=22, 1</w:t>
-            </w:r>
-          </w:p>
-        </w:tc>
-        <w:tc>
-          <w:tcPr>
-            <w:tcW w:type="dxa" w:w="1987"/>
-          </w:tcPr>
-          <w:p>
-            <w:pPr>
-              <w:jc w:val="left"/>
-            </w:pPr>
-            <w:r>
-              <w:rPr>
-                <w:rFonts w:ascii="TimeNewRoman" w:hAnsi="TimeNewRoman"/>
-                <w:sz w:val="30"/>
-              </w:rPr>
-              <w:t>50÷9=5, 5</w:t>
-            </w:r>
-          </w:p>
-        </w:tc>
-        <w:tc>
-          <w:tcPr>
-            <w:tcW w:type="dxa" w:w="1987"/>
-          </w:tcPr>
-          <w:p>
-            <w:pPr>
-              <w:jc w:val="left"/>
-            </w:pPr>
-            <w:r>
-              <w:rPr>
-                <w:rFonts w:ascii="TimeNewRoman" w:hAnsi="TimeNewRoman"/>
-                <w:sz w:val="30"/>
-              </w:rPr>
-              <w:t>20÷3=6, 2</w:t>
-            </w:r>
-          </w:p>
-        </w:tc>
-      </w:tr>
-      <w:tr>
-        <w:tc>
-          <w:tcPr>
-            <w:tcW w:type="dxa" w:w="1987"/>
-          </w:tcPr>
-          <w:p/>
-        </w:tc>
-        <w:tc>
-          <w:tcPr>
-            <w:tcW w:type="dxa" w:w="1987"/>
-          </w:tcPr>
-          <w:p/>
-        </w:tc>
-        <w:tc>
-          <w:tcPr>
-            <w:tcW w:type="dxa" w:w="1987"/>
-          </w:tcPr>
-          <w:p/>
-        </w:tc>
-        <w:tc>
-          <w:tcPr>
-            <w:tcW w:type="dxa" w:w="1987"/>
-          </w:tcPr>
-          <w:p/>
-        </w:tc>
-        <w:tc>
-          <w:tcPr>
-            <w:tcW w:type="dxa" w:w="1987"/>
-          </w:tcPr>
-          <w:p/>
-        </w:tc>
-      </w:tr>
-      <w:tr>
-        <w:tc>
-          <w:tcPr>
-            <w:tcW w:type="dxa" w:w="1987"/>
-          </w:tcPr>
-          <w:p/>
-        </w:tc>
-        <w:tc>
-          <w:tcPr>
-            <w:tcW w:type="dxa" w:w="1987"/>
-          </w:tcPr>
-          <w:p/>
-        </w:tc>
-        <w:tc>
-          <w:tcPr>
-            <w:tcW w:type="dxa" w:w="1987"/>
-          </w:tcPr>
-          <w:p/>
-        </w:tc>
-        <w:tc>
-          <w:tcPr>
-            <w:tcW w:type="dxa" w:w="1987"/>
-          </w:tcPr>
-          <w:p/>
-        </w:tc>
-        <w:tc>
-          <w:tcPr>
-            <w:tcW w:type="dxa" w:w="1987"/>
-          </w:tcPr>
-          <w:p/>
-        </w:tc>
-      </w:tr>
-      <w:tr>
-        <w:tc>
-          <w:tcPr>
-            <w:tcW w:type="dxa" w:w="1987"/>
-          </w:tcPr>
-          <w:p/>
-        </w:tc>
-        <w:tc>
-          <w:tcPr>
-            <w:tcW w:type="dxa" w:w="1987"/>
-          </w:tcPr>
-          <w:p/>
-        </w:tc>
-        <w:tc>
-          <w:tcPr>
-            <w:tcW w:type="dxa" w:w="1987"/>
-          </w:tcPr>
-          <w:p/>
-        </w:tc>
-        <w:tc>
-          <w:tcPr>
-            <w:tcW w:type="dxa" w:w="1987"/>
-          </w:tcPr>
-          <w:p/>
-        </w:tc>
-        <w:tc>
-          <w:tcPr>
-            <w:tcW w:type="dxa" w:w="1987"/>
-          </w:tcPr>
-          <w:p/>
-        </w:tc>
-      </w:tr>
-      <w:tr>
-        <w:tc>
-          <w:tcPr>
-            <w:tcW w:type="dxa" w:w="1987"/>
-          </w:tcPr>
-          <w:p>
-            <w:pPr>
-              <w:jc w:val="left"/>
-            </w:pPr>
-            <w:r>
-              <w:rPr>
-                <w:rFonts w:ascii="TimeNewRoman" w:hAnsi="TimeNewRoman"/>
-                <w:sz w:val="30"/>
-              </w:rPr>
-              <w:t>41÷3=13, 2</w:t>
-            </w:r>
-          </w:p>
-        </w:tc>
-        <w:tc>
-          <w:tcPr>
-            <w:tcW w:type="dxa" w:w="1987"/>
-          </w:tcPr>
-          <w:p>
-            <w:pPr>
-              <w:jc w:val="left"/>
-            </w:pPr>
-            <w:r>
-              <w:rPr>
-                <w:rFonts w:ascii="TimeNewRoman" w:hAnsi="TimeNewRoman"/>
-                <w:sz w:val="30"/>
-              </w:rPr>
-              <w:t>37÷8=4, 5</w:t>
-            </w:r>
-          </w:p>
-        </w:tc>
-        <w:tc>
-          <w:tcPr>
-            <w:tcW w:type="dxa" w:w="1987"/>
-          </w:tcPr>
-          <w:p>
-            <w:pPr>
-              <w:jc w:val="left"/>
-            </w:pPr>
-            <w:r>
-              <w:rPr>
-                <w:rFonts w:ascii="TimeNewRoman" w:hAnsi="TimeNewRoman"/>
-                <w:sz w:val="30"/>
-              </w:rPr>
-              <w:t>73÷4=18, 1</w:t>
-            </w:r>
-          </w:p>
-        </w:tc>
-        <w:tc>
-          <w:tcPr>
-            <w:tcW w:type="dxa" w:w="1987"/>
-          </w:tcPr>
-          <w:p>
-            <w:pPr>
-              <w:jc w:val="left"/>
-            </w:pPr>
-            <w:r>
-              <w:rPr>
-                <w:rFonts w:ascii="TimeNewRoman" w:hAnsi="TimeNewRoman"/>
-                <w:sz w:val="30"/>
-              </w:rPr>
-              <w:t>98÷3=32, 2</w:t>
-            </w:r>
-          </w:p>
-        </w:tc>
-        <w:tc>
-          <w:tcPr>
-            <w:tcW w:type="dxa" w:w="1987"/>
-          </w:tcPr>
-          <w:p>
-            <w:pPr>
-              <w:jc w:val="left"/>
-            </w:pPr>
-            <w:r>
-              <w:rPr>
-                <w:rFonts w:ascii="TimeNewRoman" w:hAnsi="TimeNewRoman"/>
-                <w:sz w:val="30"/>
-              </w:rPr>
-              <w:t>22÷7=3, 1</w:t>
+              <w:t>75÷6=12, 3</w:t>
             </w:r>
           </w:p>
         </w:tc>

--- a/answers-of-two-digit_number_divided_by_one-digit_number.docx
+++ b/answers-of-two-digit_number_divided_by_one-digit_number.docx
@@ -40,7 +40,7 @@
                 <w:rFonts w:ascii="TimeNewRoman" w:hAnsi="TimeNewRoman"/>
                 <w:sz w:val="30"/>
               </w:rPr>
-              <w:t>77÷7=11, 0</w:t>
+              <w:t>25÷3=8, 1</w:t>
             </w:r>
           </w:p>
         </w:tc>
@@ -57,7 +57,7 @@
                 <w:rFonts w:ascii="TimeNewRoman" w:hAnsi="TimeNewRoman"/>
                 <w:sz w:val="30"/>
               </w:rPr>
-              <w:t>99÷6=16, 3</w:t>
+              <w:t>59÷5=11, 4</w:t>
             </w:r>
           </w:p>
         </w:tc>
@@ -74,7 +74,7 @@
                 <w:rFonts w:ascii="TimeNewRoman" w:hAnsi="TimeNewRoman"/>
                 <w:sz w:val="30"/>
               </w:rPr>
-              <w:t>57÷7=8, 1</w:t>
+              <w:t>91÷2=45, 1</w:t>
             </w:r>
           </w:p>
         </w:tc>
@@ -91,7 +91,7 @@
                 <w:rFonts w:ascii="TimeNewRoman" w:hAnsi="TimeNewRoman"/>
                 <w:sz w:val="30"/>
               </w:rPr>
-              <w:t>49÷4=12, 1</w:t>
+              <w:t>80÷3=26, 2</w:t>
             </w:r>
           </w:p>
         </w:tc>
@@ -108,7 +108,7 @@
                 <w:rFonts w:ascii="TimeNewRoman" w:hAnsi="TimeNewRoman"/>
                 <w:sz w:val="30"/>
               </w:rPr>
-              <w:t>24÷6=4, 0</w:t>
+              <w:t>32÷6=5, 2</w:t>
             </w:r>
           </w:p>
         </w:tc>
@@ -223,7 +223,7 @@
                 <w:rFonts w:ascii="TimeNewRoman" w:hAnsi="TimeNewRoman"/>
                 <w:sz w:val="30"/>
               </w:rPr>
-              <w:t>91÷7=13, 0</w:t>
+              <w:t>79÷4=19, 3</w:t>
             </w:r>
           </w:p>
         </w:tc>
@@ -240,7 +240,7 @@
                 <w:rFonts w:ascii="TimeNewRoman" w:hAnsi="TimeNewRoman"/>
                 <w:sz w:val="30"/>
               </w:rPr>
-              <w:t>17÷7=2, 3</w:t>
+              <w:t>65÷6=10, 5</w:t>
             </w:r>
           </w:p>
         </w:tc>
@@ -257,7 +257,7 @@
                 <w:rFonts w:ascii="TimeNewRoman" w:hAnsi="TimeNewRoman"/>
                 <w:sz w:val="30"/>
               </w:rPr>
-              <w:t>50÷3=16, 2</w:t>
+              <w:t>60÷8=7, 4</w:t>
             </w:r>
           </w:p>
         </w:tc>
@@ -274,7 +274,7 @@
                 <w:rFonts w:ascii="TimeNewRoman" w:hAnsi="TimeNewRoman"/>
                 <w:sz w:val="30"/>
               </w:rPr>
-              <w:t>23÷3=7, 2</w:t>
+              <w:t>17÷8=2, 1</w:t>
             </w:r>
           </w:p>
         </w:tc>
@@ -291,7 +291,7 @@
                 <w:rFonts w:ascii="TimeNewRoman" w:hAnsi="TimeNewRoman"/>
                 <w:sz w:val="30"/>
               </w:rPr>
-              <w:t>91÷6=15, 1</w:t>
+              <w:t>55÷8=6, 7</w:t>
             </w:r>
           </w:p>
         </w:tc>
@@ -406,7 +406,7 @@
                 <w:rFonts w:ascii="TimeNewRoman" w:hAnsi="TimeNewRoman"/>
                 <w:sz w:val="30"/>
               </w:rPr>
-              <w:t>50÷4=12, 2</w:t>
+              <w:t>37÷5=7, 2</w:t>
             </w:r>
           </w:p>
         </w:tc>
@@ -423,7 +423,7 @@
                 <w:rFonts w:ascii="TimeNewRoman" w:hAnsi="TimeNewRoman"/>
                 <w:sz w:val="30"/>
               </w:rPr>
-              <w:t>63÷8=7, 7</w:t>
+              <w:t>30÷5=6, 0</w:t>
             </w:r>
           </w:p>
         </w:tc>
@@ -440,7 +440,7 @@
                 <w:rFonts w:ascii="TimeNewRoman" w:hAnsi="TimeNewRoman"/>
                 <w:sz w:val="30"/>
               </w:rPr>
-              <w:t>73÷2=36, 1</w:t>
+              <w:t>97÷9=10, 7</w:t>
             </w:r>
           </w:p>
         </w:tc>
@@ -457,7 +457,7 @@
                 <w:rFonts w:ascii="TimeNewRoman" w:hAnsi="TimeNewRoman"/>
                 <w:sz w:val="30"/>
               </w:rPr>
-              <w:t>10÷9=1, 1</w:t>
+              <w:t>19÷5=3, 4</w:t>
             </w:r>
           </w:p>
         </w:tc>
@@ -474,7 +474,7 @@
                 <w:rFonts w:ascii="TimeNewRoman" w:hAnsi="TimeNewRoman"/>
                 <w:sz w:val="30"/>
               </w:rPr>
-              <w:t>65÷6=10, 5</w:t>
+              <w:t>30÷2=15, 0</w:t>
             </w:r>
           </w:p>
         </w:tc>
@@ -589,7 +589,7 @@
                 <w:rFonts w:ascii="TimeNewRoman" w:hAnsi="TimeNewRoman"/>
                 <w:sz w:val="30"/>
               </w:rPr>
-              <w:t>28÷5=5, 3</w:t>
+              <w:t>76÷6=12, 4</w:t>
             </w:r>
           </w:p>
         </w:tc>
@@ -606,7 +606,7 @@
                 <w:rFonts w:ascii="TimeNewRoman" w:hAnsi="TimeNewRoman"/>
                 <w:sz w:val="30"/>
               </w:rPr>
-              <w:t>91÷3=30, 1</w:t>
+              <w:t>22÷7=3, 1</w:t>
             </w:r>
           </w:p>
         </w:tc>
@@ -623,7 +623,7 @@
                 <w:rFonts w:ascii="TimeNewRoman" w:hAnsi="TimeNewRoman"/>
                 <w:sz w:val="30"/>
               </w:rPr>
-              <w:t>40÷4=10, 0</w:t>
+              <w:t>87÷4=21, 3</w:t>
             </w:r>
           </w:p>
         </w:tc>
@@ -640,7 +640,7 @@
                 <w:rFonts w:ascii="TimeNewRoman" w:hAnsi="TimeNewRoman"/>
                 <w:sz w:val="30"/>
               </w:rPr>
-              <w:t>84÷4=21, 0</w:t>
+              <w:t>53÷6=8, 5</w:t>
             </w:r>
           </w:p>
         </w:tc>
@@ -657,7 +657,7 @@
                 <w:rFonts w:ascii="TimeNewRoman" w:hAnsi="TimeNewRoman"/>
                 <w:sz w:val="30"/>
               </w:rPr>
-              <w:t>63÷4=15, 3</w:t>
+              <w:t>30÷8=3, 6</w:t>
             </w:r>
           </w:p>
         </w:tc>
@@ -772,7 +772,7 @@
                 <w:rFonts w:ascii="TimeNewRoman" w:hAnsi="TimeNewRoman"/>
                 <w:sz w:val="30"/>
               </w:rPr>
-              <w:t>70÷6=11, 4</w:t>
+              <w:t>43÷8=5, 3</w:t>
             </w:r>
           </w:p>
         </w:tc>
@@ -789,7 +789,7 @@
                 <w:rFonts w:ascii="TimeNewRoman" w:hAnsi="TimeNewRoman"/>
                 <w:sz w:val="30"/>
               </w:rPr>
-              <w:t>88÷6=14, 4</w:t>
+              <w:t>81÷7=11, 4</w:t>
             </w:r>
           </w:p>
         </w:tc>
@@ -806,7 +806,7 @@
                 <w:rFonts w:ascii="TimeNewRoman" w:hAnsi="TimeNewRoman"/>
                 <w:sz w:val="30"/>
               </w:rPr>
-              <w:t>42÷3=14, 0</w:t>
+              <w:t>41÷5=8, 1</w:t>
             </w:r>
           </w:p>
         </w:tc>
@@ -823,7 +823,7 @@
                 <w:rFonts w:ascii="TimeNewRoman" w:hAnsi="TimeNewRoman"/>
                 <w:sz w:val="30"/>
               </w:rPr>
-              <w:t>69÷6=11, 3</w:t>
+              <w:t>36÷8=4, 4</w:t>
             </w:r>
           </w:p>
         </w:tc>
@@ -840,7 +840,7 @@
                 <w:rFonts w:ascii="TimeNewRoman" w:hAnsi="TimeNewRoman"/>
                 <w:sz w:val="30"/>
               </w:rPr>
-              <w:t>75÷6=12, 3</w:t>
+              <w:t>58÷5=11, 3</w:t>
             </w:r>
           </w:p>
         </w:tc>

--- a/answers-of-two-digit_number_divided_by_one-digit_number.docx
+++ b/answers-of-two-digit_number_divided_by_one-digit_number.docx
@@ -11,7 +11,7 @@
           <w:rFonts w:ascii="Arial" w:hAnsi="Arial"/>
           <w:sz w:val="30"/>
         </w:rPr>
-        <w:t>2026-10-16 Friday</w:t>
+        <w:t>2026-10-17 Saturday</w:t>
       </w:r>
     </w:p>
     <w:tbl>
@@ -40,7 +40,7 @@
                 <w:rFonts w:ascii="TimeNewRoman" w:hAnsi="TimeNewRoman"/>
                 <w:sz w:val="30"/>
               </w:rPr>
-              <w:t>25÷3=8, 1</w:t>
+              <w:t>39÷9=4, 3</w:t>
             </w:r>
           </w:p>
         </w:tc>
@@ -57,7 +57,7 @@
                 <w:rFonts w:ascii="TimeNewRoman" w:hAnsi="TimeNewRoman"/>
                 <w:sz w:val="30"/>
               </w:rPr>
-              <w:t>59÷5=11, 4</w:t>
+              <w:t>82÷9=9, 1</w:t>
             </w:r>
           </w:p>
         </w:tc>
@@ -74,7 +74,7 @@
                 <w:rFonts w:ascii="TimeNewRoman" w:hAnsi="TimeNewRoman"/>
                 <w:sz w:val="30"/>
               </w:rPr>
-              <w:t>91÷2=45, 1</w:t>
+              <w:t>21÷3=7, 0</w:t>
             </w:r>
           </w:p>
         </w:tc>
@@ -91,7 +91,7 @@
                 <w:rFonts w:ascii="TimeNewRoman" w:hAnsi="TimeNewRoman"/>
                 <w:sz w:val="30"/>
               </w:rPr>
-              <w:t>80÷3=26, 2</w:t>
+              <w:t>17÷2=8, 1</w:t>
             </w:r>
           </w:p>
         </w:tc>
@@ -108,7 +108,7 @@
                 <w:rFonts w:ascii="TimeNewRoman" w:hAnsi="TimeNewRoman"/>
                 <w:sz w:val="30"/>
               </w:rPr>
-              <w:t>32÷6=5, 2</w:t>
+              <w:t>19÷3=6, 1</w:t>
             </w:r>
           </w:p>
         </w:tc>
@@ -223,7 +223,7 @@
                 <w:rFonts w:ascii="TimeNewRoman" w:hAnsi="TimeNewRoman"/>
                 <w:sz w:val="30"/>
               </w:rPr>
-              <w:t>79÷4=19, 3</w:t>
+              <w:t>47÷7=6, 5</w:t>
             </w:r>
           </w:p>
         </w:tc>
@@ -240,7 +240,7 @@
                 <w:rFonts w:ascii="TimeNewRoman" w:hAnsi="TimeNewRoman"/>
                 <w:sz w:val="30"/>
               </w:rPr>
-              <w:t>65÷6=10, 5</w:t>
+              <w:t>61÷3=20, 1</w:t>
             </w:r>
           </w:p>
         </w:tc>
@@ -257,7 +257,7 @@
                 <w:rFonts w:ascii="TimeNewRoman" w:hAnsi="TimeNewRoman"/>
                 <w:sz w:val="30"/>
               </w:rPr>
-              <w:t>60÷8=7, 4</w:t>
+              <w:t>48÷9=5, 3</w:t>
             </w:r>
           </w:p>
         </w:tc>
@@ -274,7 +274,7 @@
                 <w:rFonts w:ascii="TimeNewRoman" w:hAnsi="TimeNewRoman"/>
                 <w:sz w:val="30"/>
               </w:rPr>
-              <w:t>17÷8=2, 1</w:t>
+              <w:t>66÷5=13, 1</w:t>
             </w:r>
           </w:p>
         </w:tc>
@@ -291,7 +291,7 @@
                 <w:rFonts w:ascii="TimeNewRoman" w:hAnsi="TimeNewRoman"/>
                 <w:sz w:val="30"/>
               </w:rPr>
-              <w:t>55÷8=6, 7</w:t>
+              <w:t>27÷7=3, 6</w:t>
             </w:r>
           </w:p>
         </w:tc>
@@ -406,7 +406,7 @@
                 <w:rFonts w:ascii="TimeNewRoman" w:hAnsi="TimeNewRoman"/>
                 <w:sz w:val="30"/>
               </w:rPr>
-              <w:t>37÷5=7, 2</w:t>
+              <w:t>28÷2=14, 0</w:t>
             </w:r>
           </w:p>
         </w:tc>
@@ -423,7 +423,7 @@
                 <w:rFonts w:ascii="TimeNewRoman" w:hAnsi="TimeNewRoman"/>
                 <w:sz w:val="30"/>
               </w:rPr>
-              <w:t>30÷5=6, 0</w:t>
+              <w:t>95÷4=23, 3</w:t>
             </w:r>
           </w:p>
         </w:tc>
@@ -440,7 +440,7 @@
                 <w:rFonts w:ascii="TimeNewRoman" w:hAnsi="TimeNewRoman"/>
                 <w:sz w:val="30"/>
               </w:rPr>
-              <w:t>97÷9=10, 7</w:t>
+              <w:t>72÷7=10, 2</w:t>
             </w:r>
           </w:p>
         </w:tc>
@@ -457,7 +457,7 @@
                 <w:rFonts w:ascii="TimeNewRoman" w:hAnsi="TimeNewRoman"/>
                 <w:sz w:val="30"/>
               </w:rPr>
-              <w:t>19÷5=3, 4</w:t>
+              <w:t>24÷4=6, 0</w:t>
             </w:r>
           </w:p>
         </w:tc>
@@ -474,7 +474,7 @@
                 <w:rFonts w:ascii="TimeNewRoman" w:hAnsi="TimeNewRoman"/>
                 <w:sz w:val="30"/>
               </w:rPr>
-              <w:t>30÷2=15, 0</w:t>
+              <w:t>93÷8=11, 5</w:t>
             </w:r>
           </w:p>
         </w:tc>
@@ -589,7 +589,7 @@
                 <w:rFonts w:ascii="TimeNewRoman" w:hAnsi="TimeNewRoman"/>
                 <w:sz w:val="30"/>
               </w:rPr>
-              <w:t>76÷6=12, 4</w:t>
+              <w:t>66÷6=11, 0</w:t>
             </w:r>
           </w:p>
         </w:tc>
@@ -606,7 +606,7 @@
                 <w:rFonts w:ascii="TimeNewRoman" w:hAnsi="TimeNewRoman"/>
                 <w:sz w:val="30"/>
               </w:rPr>
-              <w:t>22÷7=3, 1</w:t>
+              <w:t>13÷5=2, 3</w:t>
             </w:r>
           </w:p>
         </w:tc>
@@ -623,7 +623,7 @@
                 <w:rFonts w:ascii="TimeNewRoman" w:hAnsi="TimeNewRoman"/>
                 <w:sz w:val="30"/>
               </w:rPr>
-              <w:t>87÷4=21, 3</w:t>
+              <w:t>31÷4=7, 3</w:t>
             </w:r>
           </w:p>
         </w:tc>
@@ -640,7 +640,7 @@
                 <w:rFonts w:ascii="TimeNewRoman" w:hAnsi="TimeNewRoman"/>
                 <w:sz w:val="30"/>
               </w:rPr>
-              <w:t>53÷6=8, 5</w:t>
+              <w:t>69÷5=13, 4</w:t>
             </w:r>
           </w:p>
         </w:tc>
@@ -657,7 +657,7 @@
                 <w:rFonts w:ascii="TimeNewRoman" w:hAnsi="TimeNewRoman"/>
                 <w:sz w:val="30"/>
               </w:rPr>
-              <w:t>30÷8=3, 6</w:t>
+              <w:t>21÷9=2, 3</w:t>
             </w:r>
           </w:p>
         </w:tc>
@@ -772,7 +772,7 @@
                 <w:rFonts w:ascii="TimeNewRoman" w:hAnsi="TimeNewRoman"/>
                 <w:sz w:val="30"/>
               </w:rPr>
-              <w:t>43÷8=5, 3</w:t>
+              <w:t>90÷5=18, 0</w:t>
             </w:r>
           </w:p>
         </w:tc>
@@ -789,7 +789,7 @@
                 <w:rFonts w:ascii="TimeNewRoman" w:hAnsi="TimeNewRoman"/>
                 <w:sz w:val="30"/>
               </w:rPr>
-              <w:t>81÷7=11, 4</w:t>
+              <w:t>77÷5=15, 2</w:t>
             </w:r>
           </w:p>
         </w:tc>
@@ -806,7 +806,7 @@
                 <w:rFonts w:ascii="TimeNewRoman" w:hAnsi="TimeNewRoman"/>
                 <w:sz w:val="30"/>
               </w:rPr>
-              <w:t>41÷5=8, 1</w:t>
+              <w:t>48÷5=9, 3</w:t>
             </w:r>
           </w:p>
         </w:tc>
@@ -823,7 +823,7 @@
                 <w:rFonts w:ascii="TimeNewRoman" w:hAnsi="TimeNewRoman"/>
                 <w:sz w:val="30"/>
               </w:rPr>
-              <w:t>36÷8=4, 4</w:t>
+              <w:t>36÷4=9, 0</w:t>
             </w:r>
           </w:p>
         </w:tc>
@@ -840,7 +840,7 @@
                 <w:rFonts w:ascii="TimeNewRoman" w:hAnsi="TimeNewRoman"/>
                 <w:sz w:val="30"/>
               </w:rPr>
-              <w:t>58÷5=11, 3</w:t>
+              <w:t>97÷6=16, 1</w:t>
             </w:r>
           </w:p>
         </w:tc>

--- a/answers-of-two-digit_number_divided_by_one-digit_number.docx
+++ b/answers-of-two-digit_number_divided_by_one-digit_number.docx
@@ -40,7 +40,7 @@
                 <w:rFonts w:ascii="TimeNewRoman" w:hAnsi="TimeNewRoman"/>
                 <w:sz w:val="30"/>
               </w:rPr>
-              <w:t>39÷9=4, 3</w:t>
+              <w:t>21÷3=7, 0</w:t>
             </w:r>
           </w:p>
         </w:tc>
@@ -74,7 +74,7 @@
                 <w:rFonts w:ascii="TimeNewRoman" w:hAnsi="TimeNewRoman"/>
                 <w:sz w:val="30"/>
               </w:rPr>
-              <w:t>21÷3=7, 0</w:t>
+              <w:t>68÷5=13, 3</w:t>
             </w:r>
           </w:p>
         </w:tc>
@@ -91,7 +91,7 @@
                 <w:rFonts w:ascii="TimeNewRoman" w:hAnsi="TimeNewRoman"/>
                 <w:sz w:val="30"/>
               </w:rPr>
-              <w:t>17÷2=8, 1</w:t>
+              <w:t>28÷8=3, 4</w:t>
             </w:r>
           </w:p>
         </w:tc>
@@ -108,7 +108,7 @@
                 <w:rFonts w:ascii="TimeNewRoman" w:hAnsi="TimeNewRoman"/>
                 <w:sz w:val="30"/>
               </w:rPr>
-              <w:t>19÷3=6, 1</w:t>
+              <w:t>32÷9=3, 5</w:t>
             </w:r>
           </w:p>
         </w:tc>
@@ -223,7 +223,7 @@
                 <w:rFonts w:ascii="TimeNewRoman" w:hAnsi="TimeNewRoman"/>
                 <w:sz w:val="30"/>
               </w:rPr>
-              <w:t>47÷7=6, 5</w:t>
+              <w:t>82÷9=9, 1</w:t>
             </w:r>
           </w:p>
         </w:tc>
@@ -240,7 +240,7 @@
                 <w:rFonts w:ascii="TimeNewRoman" w:hAnsi="TimeNewRoman"/>
                 <w:sz w:val="30"/>
               </w:rPr>
-              <w:t>61÷3=20, 1</w:t>
+              <w:t>37÷8=4, 5</w:t>
             </w:r>
           </w:p>
         </w:tc>
@@ -257,7 +257,7 @@
                 <w:rFonts w:ascii="TimeNewRoman" w:hAnsi="TimeNewRoman"/>
                 <w:sz w:val="30"/>
               </w:rPr>
-              <w:t>48÷9=5, 3</w:t>
+              <w:t>53÷2=26, 1</w:t>
             </w:r>
           </w:p>
         </w:tc>
@@ -274,7 +274,7 @@
                 <w:rFonts w:ascii="TimeNewRoman" w:hAnsi="TimeNewRoman"/>
                 <w:sz w:val="30"/>
               </w:rPr>
-              <w:t>66÷5=13, 1</w:t>
+              <w:t>29÷9=3, 2</w:t>
             </w:r>
           </w:p>
         </w:tc>
@@ -291,7 +291,7 @@
                 <w:rFonts w:ascii="TimeNewRoman" w:hAnsi="TimeNewRoman"/>
                 <w:sz w:val="30"/>
               </w:rPr>
-              <w:t>27÷7=3, 6</w:t>
+              <w:t>78÷6=13, 0</w:t>
             </w:r>
           </w:p>
         </w:tc>
@@ -406,7 +406,7 @@
                 <w:rFonts w:ascii="TimeNewRoman" w:hAnsi="TimeNewRoman"/>
                 <w:sz w:val="30"/>
               </w:rPr>
-              <w:t>28÷2=14, 0</w:t>
+              <w:t>96÷7=13, 5</w:t>
             </w:r>
           </w:p>
         </w:tc>
@@ -423,7 +423,7 @@
                 <w:rFonts w:ascii="TimeNewRoman" w:hAnsi="TimeNewRoman"/>
                 <w:sz w:val="30"/>
               </w:rPr>
-              <w:t>95÷4=23, 3</w:t>
+              <w:t>23÷6=3, 5</w:t>
             </w:r>
           </w:p>
         </w:tc>
@@ -440,7 +440,7 @@
                 <w:rFonts w:ascii="TimeNewRoman" w:hAnsi="TimeNewRoman"/>
                 <w:sz w:val="30"/>
               </w:rPr>
-              <w:t>72÷7=10, 2</w:t>
+              <w:t>38÷6=6, 2</w:t>
             </w:r>
           </w:p>
         </w:tc>
@@ -457,7 +457,7 @@
                 <w:rFonts w:ascii="TimeNewRoman" w:hAnsi="TimeNewRoman"/>
                 <w:sz w:val="30"/>
               </w:rPr>
-              <w:t>24÷4=6, 0</w:t>
+              <w:t>53÷6=8, 5</w:t>
             </w:r>
           </w:p>
         </w:tc>
@@ -474,7 +474,7 @@
                 <w:rFonts w:ascii="TimeNewRoman" w:hAnsi="TimeNewRoman"/>
                 <w:sz w:val="30"/>
               </w:rPr>
-              <w:t>93÷8=11, 5</w:t>
+              <w:t>45÷8=5, 5</w:t>
             </w:r>
           </w:p>
         </w:tc>
@@ -589,7 +589,7 @@
                 <w:rFonts w:ascii="TimeNewRoman" w:hAnsi="TimeNewRoman"/>
                 <w:sz w:val="30"/>
               </w:rPr>
-              <w:t>66÷6=11, 0</w:t>
+              <w:t>34÷8=4, 2</w:t>
             </w:r>
           </w:p>
         </w:tc>
@@ -606,7 +606,7 @@
                 <w:rFonts w:ascii="TimeNewRoman" w:hAnsi="TimeNewRoman"/>
                 <w:sz w:val="30"/>
               </w:rPr>
-              <w:t>13÷5=2, 3</w:t>
+              <w:t>73÷8=9, 1</w:t>
             </w:r>
           </w:p>
         </w:tc>
@@ -623,7 +623,7 @@
                 <w:rFonts w:ascii="TimeNewRoman" w:hAnsi="TimeNewRoman"/>
                 <w:sz w:val="30"/>
               </w:rPr>
-              <w:t>31÷4=7, 3</w:t>
+              <w:t>64÷5=12, 4</w:t>
             </w:r>
           </w:p>
         </w:tc>
@@ -640,7 +640,7 @@
                 <w:rFonts w:ascii="TimeNewRoman" w:hAnsi="TimeNewRoman"/>
                 <w:sz w:val="30"/>
               </w:rPr>
-              <w:t>69÷5=13, 4</w:t>
+              <w:t>89÷8=11, 1</w:t>
             </w:r>
           </w:p>
         </w:tc>
@@ -657,7 +657,7 @@
                 <w:rFonts w:ascii="TimeNewRoman" w:hAnsi="TimeNewRoman"/>
                 <w:sz w:val="30"/>
               </w:rPr>
-              <w:t>21÷9=2, 3</w:t>
+              <w:t>20÷9=2, 2</w:t>
             </w:r>
           </w:p>
         </w:tc>
@@ -772,7 +772,7 @@
                 <w:rFonts w:ascii="TimeNewRoman" w:hAnsi="TimeNewRoman"/>
                 <w:sz w:val="30"/>
               </w:rPr>
-              <w:t>90÷5=18, 0</w:t>
+              <w:t>88÷9=9, 7</w:t>
             </w:r>
           </w:p>
         </w:tc>
@@ -789,7 +789,7 @@
                 <w:rFonts w:ascii="TimeNewRoman" w:hAnsi="TimeNewRoman"/>
                 <w:sz w:val="30"/>
               </w:rPr>
-              <w:t>77÷5=15, 2</w:t>
+              <w:t>78÷2=39, 0</w:t>
             </w:r>
           </w:p>
         </w:tc>
@@ -806,7 +806,7 @@
                 <w:rFonts w:ascii="TimeNewRoman" w:hAnsi="TimeNewRoman"/>
                 <w:sz w:val="30"/>
               </w:rPr>
-              <w:t>48÷5=9, 3</w:t>
+              <w:t>14÷6=2, 2</w:t>
             </w:r>
           </w:p>
         </w:tc>
@@ -823,7 +823,7 @@
                 <w:rFonts w:ascii="TimeNewRoman" w:hAnsi="TimeNewRoman"/>
                 <w:sz w:val="30"/>
               </w:rPr>
-              <w:t>36÷4=9, 0</w:t>
+              <w:t>45÷3=15, 0</w:t>
             </w:r>
           </w:p>
         </w:tc>
@@ -840,7 +840,7 @@
                 <w:rFonts w:ascii="TimeNewRoman" w:hAnsi="TimeNewRoman"/>
                 <w:sz w:val="30"/>
               </w:rPr>
-              <w:t>97÷6=16, 1</w:t>
+              <w:t>41÷9=4, 5</w:t>
             </w:r>
           </w:p>
         </w:tc>

--- a/answers-of-two-digit_number_divided_by_one-digit_number.docx
+++ b/answers-of-two-digit_number_divided_by_one-digit_number.docx
@@ -11,7 +11,7 @@
           <w:rFonts w:ascii="Arial" w:hAnsi="Arial"/>
           <w:sz w:val="30"/>
         </w:rPr>
-        <w:t>2026-10-17 Saturday</w:t>
+        <w:t>2026-10-18 Sunday</w:t>
       </w:r>
     </w:p>
     <w:tbl>
@@ -40,7 +40,7 @@
                 <w:rFonts w:ascii="TimeNewRoman" w:hAnsi="TimeNewRoman"/>
                 <w:sz w:val="30"/>
               </w:rPr>
-              <w:t>21÷3=7, 0</w:t>
+              <w:t>30÷4=7, 2</w:t>
             </w:r>
           </w:p>
         </w:tc>
@@ -57,7 +57,7 @@
                 <w:rFonts w:ascii="TimeNewRoman" w:hAnsi="TimeNewRoman"/>
                 <w:sz w:val="30"/>
               </w:rPr>
-              <w:t>82÷9=9, 1</w:t>
+              <w:t>12÷3=4, 0</w:t>
             </w:r>
           </w:p>
         </w:tc>
@@ -74,7 +74,7 @@
                 <w:rFonts w:ascii="TimeNewRoman" w:hAnsi="TimeNewRoman"/>
                 <w:sz w:val="30"/>
               </w:rPr>
-              <w:t>68÷5=13, 3</w:t>
+              <w:t>21÷2=10, 1</w:t>
             </w:r>
           </w:p>
         </w:tc>
@@ -91,556 +91,7 @@
                 <w:rFonts w:ascii="TimeNewRoman" w:hAnsi="TimeNewRoman"/>
                 <w:sz w:val="30"/>
               </w:rPr>
-              <w:t>28÷8=3, 4</w:t>
-            </w:r>
-          </w:p>
-        </w:tc>
-        <w:tc>
-          <w:tcPr>
-            <w:tcW w:type="dxa" w:w="1987"/>
-          </w:tcPr>
-          <w:p>
-            <w:pPr>
-              <w:jc w:val="left"/>
-            </w:pPr>
-            <w:r>
-              <w:rPr>
-                <w:rFonts w:ascii="TimeNewRoman" w:hAnsi="TimeNewRoman"/>
-                <w:sz w:val="30"/>
-              </w:rPr>
-              <w:t>32÷9=3, 5</w:t>
-            </w:r>
-          </w:p>
-        </w:tc>
-      </w:tr>
-      <w:tr>
-        <w:tc>
-          <w:tcPr>
-            <w:tcW w:type="dxa" w:w="1987"/>
-          </w:tcPr>
-          <w:p/>
-        </w:tc>
-        <w:tc>
-          <w:tcPr>
-            <w:tcW w:type="dxa" w:w="1987"/>
-          </w:tcPr>
-          <w:p/>
-        </w:tc>
-        <w:tc>
-          <w:tcPr>
-            <w:tcW w:type="dxa" w:w="1987"/>
-          </w:tcPr>
-          <w:p/>
-        </w:tc>
-        <w:tc>
-          <w:tcPr>
-            <w:tcW w:type="dxa" w:w="1987"/>
-          </w:tcPr>
-          <w:p/>
-        </w:tc>
-        <w:tc>
-          <w:tcPr>
-            <w:tcW w:type="dxa" w:w="1987"/>
-          </w:tcPr>
-          <w:p/>
-        </w:tc>
-      </w:tr>
-      <w:tr>
-        <w:tc>
-          <w:tcPr>
-            <w:tcW w:type="dxa" w:w="1987"/>
-          </w:tcPr>
-          <w:p/>
-        </w:tc>
-        <w:tc>
-          <w:tcPr>
-            <w:tcW w:type="dxa" w:w="1987"/>
-          </w:tcPr>
-          <w:p/>
-        </w:tc>
-        <w:tc>
-          <w:tcPr>
-            <w:tcW w:type="dxa" w:w="1987"/>
-          </w:tcPr>
-          <w:p/>
-        </w:tc>
-        <w:tc>
-          <w:tcPr>
-            <w:tcW w:type="dxa" w:w="1987"/>
-          </w:tcPr>
-          <w:p/>
-        </w:tc>
-        <w:tc>
-          <w:tcPr>
-            <w:tcW w:type="dxa" w:w="1987"/>
-          </w:tcPr>
-          <w:p/>
-        </w:tc>
-      </w:tr>
-      <w:tr>
-        <w:tc>
-          <w:tcPr>
-            <w:tcW w:type="dxa" w:w="1987"/>
-          </w:tcPr>
-          <w:p/>
-        </w:tc>
-        <w:tc>
-          <w:tcPr>
-            <w:tcW w:type="dxa" w:w="1987"/>
-          </w:tcPr>
-          <w:p/>
-        </w:tc>
-        <w:tc>
-          <w:tcPr>
-            <w:tcW w:type="dxa" w:w="1987"/>
-          </w:tcPr>
-          <w:p/>
-        </w:tc>
-        <w:tc>
-          <w:tcPr>
-            <w:tcW w:type="dxa" w:w="1987"/>
-          </w:tcPr>
-          <w:p/>
-        </w:tc>
-        <w:tc>
-          <w:tcPr>
-            <w:tcW w:type="dxa" w:w="1987"/>
-          </w:tcPr>
-          <w:p/>
-        </w:tc>
-      </w:tr>
-      <w:tr>
-        <w:tc>
-          <w:tcPr>
-            <w:tcW w:type="dxa" w:w="1987"/>
-          </w:tcPr>
-          <w:p>
-            <w:pPr>
-              <w:jc w:val="left"/>
-            </w:pPr>
-            <w:r>
-              <w:rPr>
-                <w:rFonts w:ascii="TimeNewRoman" w:hAnsi="TimeNewRoman"/>
-                <w:sz w:val="30"/>
-              </w:rPr>
-              <w:t>82÷9=9, 1</w:t>
-            </w:r>
-          </w:p>
-        </w:tc>
-        <w:tc>
-          <w:tcPr>
-            <w:tcW w:type="dxa" w:w="1987"/>
-          </w:tcPr>
-          <w:p>
-            <w:pPr>
-              <w:jc w:val="left"/>
-            </w:pPr>
-            <w:r>
-              <w:rPr>
-                <w:rFonts w:ascii="TimeNewRoman" w:hAnsi="TimeNewRoman"/>
-                <w:sz w:val="30"/>
-              </w:rPr>
-              <w:t>37÷8=4, 5</w:t>
-            </w:r>
-          </w:p>
-        </w:tc>
-        <w:tc>
-          <w:tcPr>
-            <w:tcW w:type="dxa" w:w="1987"/>
-          </w:tcPr>
-          <w:p>
-            <w:pPr>
-              <w:jc w:val="left"/>
-            </w:pPr>
-            <w:r>
-              <w:rPr>
-                <w:rFonts w:ascii="TimeNewRoman" w:hAnsi="TimeNewRoman"/>
-                <w:sz w:val="30"/>
-              </w:rPr>
-              <w:t>53÷2=26, 1</w:t>
-            </w:r>
-          </w:p>
-        </w:tc>
-        <w:tc>
-          <w:tcPr>
-            <w:tcW w:type="dxa" w:w="1987"/>
-          </w:tcPr>
-          <w:p>
-            <w:pPr>
-              <w:jc w:val="left"/>
-            </w:pPr>
-            <w:r>
-              <w:rPr>
-                <w:rFonts w:ascii="TimeNewRoman" w:hAnsi="TimeNewRoman"/>
-                <w:sz w:val="30"/>
-              </w:rPr>
-              <w:t>29÷9=3, 2</w:t>
-            </w:r>
-          </w:p>
-        </w:tc>
-        <w:tc>
-          <w:tcPr>
-            <w:tcW w:type="dxa" w:w="1987"/>
-          </w:tcPr>
-          <w:p>
-            <w:pPr>
-              <w:jc w:val="left"/>
-            </w:pPr>
-            <w:r>
-              <w:rPr>
-                <w:rFonts w:ascii="TimeNewRoman" w:hAnsi="TimeNewRoman"/>
-                <w:sz w:val="30"/>
-              </w:rPr>
-              <w:t>78÷6=13, 0</w:t>
-            </w:r>
-          </w:p>
-        </w:tc>
-      </w:tr>
-      <w:tr>
-        <w:tc>
-          <w:tcPr>
-            <w:tcW w:type="dxa" w:w="1987"/>
-          </w:tcPr>
-          <w:p/>
-        </w:tc>
-        <w:tc>
-          <w:tcPr>
-            <w:tcW w:type="dxa" w:w="1987"/>
-          </w:tcPr>
-          <w:p/>
-        </w:tc>
-        <w:tc>
-          <w:tcPr>
-            <w:tcW w:type="dxa" w:w="1987"/>
-          </w:tcPr>
-          <w:p/>
-        </w:tc>
-        <w:tc>
-          <w:tcPr>
-            <w:tcW w:type="dxa" w:w="1987"/>
-          </w:tcPr>
-          <w:p/>
-        </w:tc>
-        <w:tc>
-          <w:tcPr>
-            <w:tcW w:type="dxa" w:w="1987"/>
-          </w:tcPr>
-          <w:p/>
-        </w:tc>
-      </w:tr>
-      <w:tr>
-        <w:tc>
-          <w:tcPr>
-            <w:tcW w:type="dxa" w:w="1987"/>
-          </w:tcPr>
-          <w:p/>
-        </w:tc>
-        <w:tc>
-          <w:tcPr>
-            <w:tcW w:type="dxa" w:w="1987"/>
-          </w:tcPr>
-          <w:p/>
-        </w:tc>
-        <w:tc>
-          <w:tcPr>
-            <w:tcW w:type="dxa" w:w="1987"/>
-          </w:tcPr>
-          <w:p/>
-        </w:tc>
-        <w:tc>
-          <w:tcPr>
-            <w:tcW w:type="dxa" w:w="1987"/>
-          </w:tcPr>
-          <w:p/>
-        </w:tc>
-        <w:tc>
-          <w:tcPr>
-            <w:tcW w:type="dxa" w:w="1987"/>
-          </w:tcPr>
-          <w:p/>
-        </w:tc>
-      </w:tr>
-      <w:tr>
-        <w:tc>
-          <w:tcPr>
-            <w:tcW w:type="dxa" w:w="1987"/>
-          </w:tcPr>
-          <w:p/>
-        </w:tc>
-        <w:tc>
-          <w:tcPr>
-            <w:tcW w:type="dxa" w:w="1987"/>
-          </w:tcPr>
-          <w:p/>
-        </w:tc>
-        <w:tc>
-          <w:tcPr>
-            <w:tcW w:type="dxa" w:w="1987"/>
-          </w:tcPr>
-          <w:p/>
-        </w:tc>
-        <w:tc>
-          <w:tcPr>
-            <w:tcW w:type="dxa" w:w="1987"/>
-          </w:tcPr>
-          <w:p/>
-        </w:tc>
-        <w:tc>
-          <w:tcPr>
-            <w:tcW w:type="dxa" w:w="1987"/>
-          </w:tcPr>
-          <w:p/>
-        </w:tc>
-      </w:tr>
-      <w:tr>
-        <w:tc>
-          <w:tcPr>
-            <w:tcW w:type="dxa" w:w="1987"/>
-          </w:tcPr>
-          <w:p>
-            <w:pPr>
-              <w:jc w:val="left"/>
-            </w:pPr>
-            <w:r>
-              <w:rPr>
-                <w:rFonts w:ascii="TimeNewRoman" w:hAnsi="TimeNewRoman"/>
-                <w:sz w:val="30"/>
-              </w:rPr>
-              <w:t>96÷7=13, 5</w:t>
-            </w:r>
-          </w:p>
-        </w:tc>
-        <w:tc>
-          <w:tcPr>
-            <w:tcW w:type="dxa" w:w="1987"/>
-          </w:tcPr>
-          <w:p>
-            <w:pPr>
-              <w:jc w:val="left"/>
-            </w:pPr>
-            <w:r>
-              <w:rPr>
-                <w:rFonts w:ascii="TimeNewRoman" w:hAnsi="TimeNewRoman"/>
-                <w:sz w:val="30"/>
-              </w:rPr>
-              <w:t>23÷6=3, 5</w:t>
-            </w:r>
-          </w:p>
-        </w:tc>
-        <w:tc>
-          <w:tcPr>
-            <w:tcW w:type="dxa" w:w="1987"/>
-          </w:tcPr>
-          <w:p>
-            <w:pPr>
-              <w:jc w:val="left"/>
-            </w:pPr>
-            <w:r>
-              <w:rPr>
-                <w:rFonts w:ascii="TimeNewRoman" w:hAnsi="TimeNewRoman"/>
-                <w:sz w:val="30"/>
-              </w:rPr>
-              <w:t>38÷6=6, 2</w:t>
-            </w:r>
-          </w:p>
-        </w:tc>
-        <w:tc>
-          <w:tcPr>
-            <w:tcW w:type="dxa" w:w="1987"/>
-          </w:tcPr>
-          <w:p>
-            <w:pPr>
-              <w:jc w:val="left"/>
-            </w:pPr>
-            <w:r>
-              <w:rPr>
-                <w:rFonts w:ascii="TimeNewRoman" w:hAnsi="TimeNewRoman"/>
-                <w:sz w:val="30"/>
-              </w:rPr>
-              <w:t>53÷6=8, 5</w:t>
-            </w:r>
-          </w:p>
-        </w:tc>
-        <w:tc>
-          <w:tcPr>
-            <w:tcW w:type="dxa" w:w="1987"/>
-          </w:tcPr>
-          <w:p>
-            <w:pPr>
-              <w:jc w:val="left"/>
-            </w:pPr>
-            <w:r>
-              <w:rPr>
-                <w:rFonts w:ascii="TimeNewRoman" w:hAnsi="TimeNewRoman"/>
-                <w:sz w:val="30"/>
-              </w:rPr>
-              <w:t>45÷8=5, 5</w:t>
-            </w:r>
-          </w:p>
-        </w:tc>
-      </w:tr>
-      <w:tr>
-        <w:tc>
-          <w:tcPr>
-            <w:tcW w:type="dxa" w:w="1987"/>
-          </w:tcPr>
-          <w:p/>
-        </w:tc>
-        <w:tc>
-          <w:tcPr>
-            <w:tcW w:type="dxa" w:w="1987"/>
-          </w:tcPr>
-          <w:p/>
-        </w:tc>
-        <w:tc>
-          <w:tcPr>
-            <w:tcW w:type="dxa" w:w="1987"/>
-          </w:tcPr>
-          <w:p/>
-        </w:tc>
-        <w:tc>
-          <w:tcPr>
-            <w:tcW w:type="dxa" w:w="1987"/>
-          </w:tcPr>
-          <w:p/>
-        </w:tc>
-        <w:tc>
-          <w:tcPr>
-            <w:tcW w:type="dxa" w:w="1987"/>
-          </w:tcPr>
-          <w:p/>
-        </w:tc>
-      </w:tr>
-      <w:tr>
-        <w:tc>
-          <w:tcPr>
-            <w:tcW w:type="dxa" w:w="1987"/>
-          </w:tcPr>
-          <w:p/>
-        </w:tc>
-        <w:tc>
-          <w:tcPr>
-            <w:tcW w:type="dxa" w:w="1987"/>
-          </w:tcPr>
-          <w:p/>
-        </w:tc>
-        <w:tc>
-          <w:tcPr>
-            <w:tcW w:type="dxa" w:w="1987"/>
-          </w:tcPr>
-          <w:p/>
-        </w:tc>
-        <w:tc>
-          <w:tcPr>
-            <w:tcW w:type="dxa" w:w="1987"/>
-          </w:tcPr>
-          <w:p/>
-        </w:tc>
-        <w:tc>
-          <w:tcPr>
-            <w:tcW w:type="dxa" w:w="1987"/>
-          </w:tcPr>
-          <w:p/>
-        </w:tc>
-      </w:tr>
-      <w:tr>
-        <w:tc>
-          <w:tcPr>
-            <w:tcW w:type="dxa" w:w="1987"/>
-          </w:tcPr>
-          <w:p/>
-        </w:tc>
-        <w:tc>
-          <w:tcPr>
-            <w:tcW w:type="dxa" w:w="1987"/>
-          </w:tcPr>
-          <w:p/>
-        </w:tc>
-        <w:tc>
-          <w:tcPr>
-            <w:tcW w:type="dxa" w:w="1987"/>
-          </w:tcPr>
-          <w:p/>
-        </w:tc>
-        <w:tc>
-          <w:tcPr>
-            <w:tcW w:type="dxa" w:w="1987"/>
-          </w:tcPr>
-          <w:p/>
-        </w:tc>
-        <w:tc>
-          <w:tcPr>
-            <w:tcW w:type="dxa" w:w="1987"/>
-          </w:tcPr>
-          <w:p/>
-        </w:tc>
-      </w:tr>
-      <w:tr>
-        <w:tc>
-          <w:tcPr>
-            <w:tcW w:type="dxa" w:w="1987"/>
-          </w:tcPr>
-          <w:p>
-            <w:pPr>
-              <w:jc w:val="left"/>
-            </w:pPr>
-            <w:r>
-              <w:rPr>
-                <w:rFonts w:ascii="TimeNewRoman" w:hAnsi="TimeNewRoman"/>
-                <w:sz w:val="30"/>
-              </w:rPr>
-              <w:t>34÷8=4, 2</w:t>
-            </w:r>
-          </w:p>
-        </w:tc>
-        <w:tc>
-          <w:tcPr>
-            <w:tcW w:type="dxa" w:w="1987"/>
-          </w:tcPr>
-          <w:p>
-            <w:pPr>
-              <w:jc w:val="left"/>
-            </w:pPr>
-            <w:r>
-              <w:rPr>
-                <w:rFonts w:ascii="TimeNewRoman" w:hAnsi="TimeNewRoman"/>
-                <w:sz w:val="30"/>
-              </w:rPr>
-              <w:t>73÷8=9, 1</w:t>
-            </w:r>
-          </w:p>
-        </w:tc>
-        <w:tc>
-          <w:tcPr>
-            <w:tcW w:type="dxa" w:w="1987"/>
-          </w:tcPr>
-          <w:p>
-            <w:pPr>
-              <w:jc w:val="left"/>
-            </w:pPr>
-            <w:r>
-              <w:rPr>
-                <w:rFonts w:ascii="TimeNewRoman" w:hAnsi="TimeNewRoman"/>
-                <w:sz w:val="30"/>
-              </w:rPr>
-              <w:t>64÷5=12, 4</w:t>
-            </w:r>
-          </w:p>
-        </w:tc>
-        <w:tc>
-          <w:tcPr>
-            <w:tcW w:type="dxa" w:w="1987"/>
-          </w:tcPr>
-          <w:p>
-            <w:pPr>
-              <w:jc w:val="left"/>
-            </w:pPr>
-            <w:r>
-              <w:rPr>
-                <w:rFonts w:ascii="TimeNewRoman" w:hAnsi="TimeNewRoman"/>
-                <w:sz w:val="30"/>
-              </w:rPr>
-              <w:t>89÷8=11, 1</w:t>
+              <w:t>95÷8=11, 7</w:t>
             </w:r>
           </w:p>
         </w:tc>
@@ -772,7 +223,7 @@
                 <w:rFonts w:ascii="TimeNewRoman" w:hAnsi="TimeNewRoman"/>
                 <w:sz w:val="30"/>
               </w:rPr>
-              <w:t>88÷9=9, 7</w:t>
+              <w:t>21÷9=2, 3</w:t>
             </w:r>
           </w:p>
         </w:tc>
@@ -789,7 +240,7 @@
                 <w:rFonts w:ascii="TimeNewRoman" w:hAnsi="TimeNewRoman"/>
                 <w:sz w:val="30"/>
               </w:rPr>
-              <w:t>78÷2=39, 0</w:t>
+              <w:t>29÷4=7, 1</w:t>
             </w:r>
           </w:p>
         </w:tc>
@@ -806,7 +257,7 @@
                 <w:rFonts w:ascii="TimeNewRoman" w:hAnsi="TimeNewRoman"/>
                 <w:sz w:val="30"/>
               </w:rPr>
-              <w:t>14÷6=2, 2</w:t>
+              <w:t>98÷3=32, 2</w:t>
             </w:r>
           </w:p>
         </w:tc>
@@ -823,7 +274,7 @@
                 <w:rFonts w:ascii="TimeNewRoman" w:hAnsi="TimeNewRoman"/>
                 <w:sz w:val="30"/>
               </w:rPr>
-              <w:t>45÷3=15, 0</w:t>
+              <w:t>86÷2=43, 0</w:t>
             </w:r>
           </w:p>
         </w:tc>
@@ -840,7 +291,556 @@
                 <w:rFonts w:ascii="TimeNewRoman" w:hAnsi="TimeNewRoman"/>
                 <w:sz w:val="30"/>
               </w:rPr>
-              <w:t>41÷9=4, 5</w:t>
+              <w:t>89÷7=12, 5</w:t>
+            </w:r>
+          </w:p>
+        </w:tc>
+      </w:tr>
+      <w:tr>
+        <w:tc>
+          <w:tcPr>
+            <w:tcW w:type="dxa" w:w="1987"/>
+          </w:tcPr>
+          <w:p/>
+        </w:tc>
+        <w:tc>
+          <w:tcPr>
+            <w:tcW w:type="dxa" w:w="1987"/>
+          </w:tcPr>
+          <w:p/>
+        </w:tc>
+        <w:tc>
+          <w:tcPr>
+            <w:tcW w:type="dxa" w:w="1987"/>
+          </w:tcPr>
+          <w:p/>
+        </w:tc>
+        <w:tc>
+          <w:tcPr>
+            <w:tcW w:type="dxa" w:w="1987"/>
+          </w:tcPr>
+          <w:p/>
+        </w:tc>
+        <w:tc>
+          <w:tcPr>
+            <w:tcW w:type="dxa" w:w="1987"/>
+          </w:tcPr>
+          <w:p/>
+        </w:tc>
+      </w:tr>
+      <w:tr>
+        <w:tc>
+          <w:tcPr>
+            <w:tcW w:type="dxa" w:w="1987"/>
+          </w:tcPr>
+          <w:p/>
+        </w:tc>
+        <w:tc>
+          <w:tcPr>
+            <w:tcW w:type="dxa" w:w="1987"/>
+          </w:tcPr>
+          <w:p/>
+        </w:tc>
+        <w:tc>
+          <w:tcPr>
+            <w:tcW w:type="dxa" w:w="1987"/>
+          </w:tcPr>
+          <w:p/>
+        </w:tc>
+        <w:tc>
+          <w:tcPr>
+            <w:tcW w:type="dxa" w:w="1987"/>
+          </w:tcPr>
+          <w:p/>
+        </w:tc>
+        <w:tc>
+          <w:tcPr>
+            <w:tcW w:type="dxa" w:w="1987"/>
+          </w:tcPr>
+          <w:p/>
+        </w:tc>
+      </w:tr>
+      <w:tr>
+        <w:tc>
+          <w:tcPr>
+            <w:tcW w:type="dxa" w:w="1987"/>
+          </w:tcPr>
+          <w:p/>
+        </w:tc>
+        <w:tc>
+          <w:tcPr>
+            <w:tcW w:type="dxa" w:w="1987"/>
+          </w:tcPr>
+          <w:p/>
+        </w:tc>
+        <w:tc>
+          <w:tcPr>
+            <w:tcW w:type="dxa" w:w="1987"/>
+          </w:tcPr>
+          <w:p/>
+        </w:tc>
+        <w:tc>
+          <w:tcPr>
+            <w:tcW w:type="dxa" w:w="1987"/>
+          </w:tcPr>
+          <w:p/>
+        </w:tc>
+        <w:tc>
+          <w:tcPr>
+            <w:tcW w:type="dxa" w:w="1987"/>
+          </w:tcPr>
+          <w:p/>
+        </w:tc>
+      </w:tr>
+      <w:tr>
+        <w:tc>
+          <w:tcPr>
+            <w:tcW w:type="dxa" w:w="1987"/>
+          </w:tcPr>
+          <w:p>
+            <w:pPr>
+              <w:jc w:val="left"/>
+            </w:pPr>
+            <w:r>
+              <w:rPr>
+                <w:rFonts w:ascii="TimeNewRoman" w:hAnsi="TimeNewRoman"/>
+                <w:sz w:val="30"/>
+              </w:rPr>
+              <w:t>48÷5=9, 3</w:t>
+            </w:r>
+          </w:p>
+        </w:tc>
+        <w:tc>
+          <w:tcPr>
+            <w:tcW w:type="dxa" w:w="1987"/>
+          </w:tcPr>
+          <w:p>
+            <w:pPr>
+              <w:jc w:val="left"/>
+            </w:pPr>
+            <w:r>
+              <w:rPr>
+                <w:rFonts w:ascii="TimeNewRoman" w:hAnsi="TimeNewRoman"/>
+                <w:sz w:val="30"/>
+              </w:rPr>
+              <w:t>33÷6=5, 3</w:t>
+            </w:r>
+          </w:p>
+        </w:tc>
+        <w:tc>
+          <w:tcPr>
+            <w:tcW w:type="dxa" w:w="1987"/>
+          </w:tcPr>
+          <w:p>
+            <w:pPr>
+              <w:jc w:val="left"/>
+            </w:pPr>
+            <w:r>
+              <w:rPr>
+                <w:rFonts w:ascii="TimeNewRoman" w:hAnsi="TimeNewRoman"/>
+                <w:sz w:val="30"/>
+              </w:rPr>
+              <w:t>70÷5=14, 0</w:t>
+            </w:r>
+          </w:p>
+        </w:tc>
+        <w:tc>
+          <w:tcPr>
+            <w:tcW w:type="dxa" w:w="1987"/>
+          </w:tcPr>
+          <w:p>
+            <w:pPr>
+              <w:jc w:val="left"/>
+            </w:pPr>
+            <w:r>
+              <w:rPr>
+                <w:rFonts w:ascii="TimeNewRoman" w:hAnsi="TimeNewRoman"/>
+                <w:sz w:val="30"/>
+              </w:rPr>
+              <w:t>73÷8=9, 1</w:t>
+            </w:r>
+          </w:p>
+        </w:tc>
+        <w:tc>
+          <w:tcPr>
+            <w:tcW w:type="dxa" w:w="1987"/>
+          </w:tcPr>
+          <w:p>
+            <w:pPr>
+              <w:jc w:val="left"/>
+            </w:pPr>
+            <w:r>
+              <w:rPr>
+                <w:rFonts w:ascii="TimeNewRoman" w:hAnsi="TimeNewRoman"/>
+                <w:sz w:val="30"/>
+              </w:rPr>
+              <w:t>19÷7=2, 5</w:t>
+            </w:r>
+          </w:p>
+        </w:tc>
+      </w:tr>
+      <w:tr>
+        <w:tc>
+          <w:tcPr>
+            <w:tcW w:type="dxa" w:w="1987"/>
+          </w:tcPr>
+          <w:p/>
+        </w:tc>
+        <w:tc>
+          <w:tcPr>
+            <w:tcW w:type="dxa" w:w="1987"/>
+          </w:tcPr>
+          <w:p/>
+        </w:tc>
+        <w:tc>
+          <w:tcPr>
+            <w:tcW w:type="dxa" w:w="1987"/>
+          </w:tcPr>
+          <w:p/>
+        </w:tc>
+        <w:tc>
+          <w:tcPr>
+            <w:tcW w:type="dxa" w:w="1987"/>
+          </w:tcPr>
+          <w:p/>
+        </w:tc>
+        <w:tc>
+          <w:tcPr>
+            <w:tcW w:type="dxa" w:w="1987"/>
+          </w:tcPr>
+          <w:p/>
+        </w:tc>
+      </w:tr>
+      <w:tr>
+        <w:tc>
+          <w:tcPr>
+            <w:tcW w:type="dxa" w:w="1987"/>
+          </w:tcPr>
+          <w:p/>
+        </w:tc>
+        <w:tc>
+          <w:tcPr>
+            <w:tcW w:type="dxa" w:w="1987"/>
+          </w:tcPr>
+          <w:p/>
+        </w:tc>
+        <w:tc>
+          <w:tcPr>
+            <w:tcW w:type="dxa" w:w="1987"/>
+          </w:tcPr>
+          <w:p/>
+        </w:tc>
+        <w:tc>
+          <w:tcPr>
+            <w:tcW w:type="dxa" w:w="1987"/>
+          </w:tcPr>
+          <w:p/>
+        </w:tc>
+        <w:tc>
+          <w:tcPr>
+            <w:tcW w:type="dxa" w:w="1987"/>
+          </w:tcPr>
+          <w:p/>
+        </w:tc>
+      </w:tr>
+      <w:tr>
+        <w:tc>
+          <w:tcPr>
+            <w:tcW w:type="dxa" w:w="1987"/>
+          </w:tcPr>
+          <w:p/>
+        </w:tc>
+        <w:tc>
+          <w:tcPr>
+            <w:tcW w:type="dxa" w:w="1987"/>
+          </w:tcPr>
+          <w:p/>
+        </w:tc>
+        <w:tc>
+          <w:tcPr>
+            <w:tcW w:type="dxa" w:w="1987"/>
+          </w:tcPr>
+          <w:p/>
+        </w:tc>
+        <w:tc>
+          <w:tcPr>
+            <w:tcW w:type="dxa" w:w="1987"/>
+          </w:tcPr>
+          <w:p/>
+        </w:tc>
+        <w:tc>
+          <w:tcPr>
+            <w:tcW w:type="dxa" w:w="1987"/>
+          </w:tcPr>
+          <w:p/>
+        </w:tc>
+      </w:tr>
+      <w:tr>
+        <w:tc>
+          <w:tcPr>
+            <w:tcW w:type="dxa" w:w="1987"/>
+          </w:tcPr>
+          <w:p>
+            <w:pPr>
+              <w:jc w:val="left"/>
+            </w:pPr>
+            <w:r>
+              <w:rPr>
+                <w:rFonts w:ascii="TimeNewRoman" w:hAnsi="TimeNewRoman"/>
+                <w:sz w:val="30"/>
+              </w:rPr>
+              <w:t>87÷9=9, 6</w:t>
+            </w:r>
+          </w:p>
+        </w:tc>
+        <w:tc>
+          <w:tcPr>
+            <w:tcW w:type="dxa" w:w="1987"/>
+          </w:tcPr>
+          <w:p>
+            <w:pPr>
+              <w:jc w:val="left"/>
+            </w:pPr>
+            <w:r>
+              <w:rPr>
+                <w:rFonts w:ascii="TimeNewRoman" w:hAnsi="TimeNewRoman"/>
+                <w:sz w:val="30"/>
+              </w:rPr>
+              <w:t>98÷4=24, 2</w:t>
+            </w:r>
+          </w:p>
+        </w:tc>
+        <w:tc>
+          <w:tcPr>
+            <w:tcW w:type="dxa" w:w="1987"/>
+          </w:tcPr>
+          <w:p>
+            <w:pPr>
+              <w:jc w:val="left"/>
+            </w:pPr>
+            <w:r>
+              <w:rPr>
+                <w:rFonts w:ascii="TimeNewRoman" w:hAnsi="TimeNewRoman"/>
+                <w:sz w:val="30"/>
+              </w:rPr>
+              <w:t>56÷3=18, 2</w:t>
+            </w:r>
+          </w:p>
+        </w:tc>
+        <w:tc>
+          <w:tcPr>
+            <w:tcW w:type="dxa" w:w="1987"/>
+          </w:tcPr>
+          <w:p>
+            <w:pPr>
+              <w:jc w:val="left"/>
+            </w:pPr>
+            <w:r>
+              <w:rPr>
+                <w:rFonts w:ascii="TimeNewRoman" w:hAnsi="TimeNewRoman"/>
+                <w:sz w:val="30"/>
+              </w:rPr>
+              <w:t>93÷5=18, 3</w:t>
+            </w:r>
+          </w:p>
+        </w:tc>
+        <w:tc>
+          <w:tcPr>
+            <w:tcW w:type="dxa" w:w="1987"/>
+          </w:tcPr>
+          <w:p>
+            <w:pPr>
+              <w:jc w:val="left"/>
+            </w:pPr>
+            <w:r>
+              <w:rPr>
+                <w:rFonts w:ascii="TimeNewRoman" w:hAnsi="TimeNewRoman"/>
+                <w:sz w:val="30"/>
+              </w:rPr>
+              <w:t>90÷4=22, 2</w:t>
+            </w:r>
+          </w:p>
+        </w:tc>
+      </w:tr>
+      <w:tr>
+        <w:tc>
+          <w:tcPr>
+            <w:tcW w:type="dxa" w:w="1987"/>
+          </w:tcPr>
+          <w:p/>
+        </w:tc>
+        <w:tc>
+          <w:tcPr>
+            <w:tcW w:type="dxa" w:w="1987"/>
+          </w:tcPr>
+          <w:p/>
+        </w:tc>
+        <w:tc>
+          <w:tcPr>
+            <w:tcW w:type="dxa" w:w="1987"/>
+          </w:tcPr>
+          <w:p/>
+        </w:tc>
+        <w:tc>
+          <w:tcPr>
+            <w:tcW w:type="dxa" w:w="1987"/>
+          </w:tcPr>
+          <w:p/>
+        </w:tc>
+        <w:tc>
+          <w:tcPr>
+            <w:tcW w:type="dxa" w:w="1987"/>
+          </w:tcPr>
+          <w:p/>
+        </w:tc>
+      </w:tr>
+      <w:tr>
+        <w:tc>
+          <w:tcPr>
+            <w:tcW w:type="dxa" w:w="1987"/>
+          </w:tcPr>
+          <w:p/>
+        </w:tc>
+        <w:tc>
+          <w:tcPr>
+            <w:tcW w:type="dxa" w:w="1987"/>
+          </w:tcPr>
+          <w:p/>
+        </w:tc>
+        <w:tc>
+          <w:tcPr>
+            <w:tcW w:type="dxa" w:w="1987"/>
+          </w:tcPr>
+          <w:p/>
+        </w:tc>
+        <w:tc>
+          <w:tcPr>
+            <w:tcW w:type="dxa" w:w="1987"/>
+          </w:tcPr>
+          <w:p/>
+        </w:tc>
+        <w:tc>
+          <w:tcPr>
+            <w:tcW w:type="dxa" w:w="1987"/>
+          </w:tcPr>
+          <w:p/>
+        </w:tc>
+      </w:tr>
+      <w:tr>
+        <w:tc>
+          <w:tcPr>
+            <w:tcW w:type="dxa" w:w="1987"/>
+          </w:tcPr>
+          <w:p/>
+        </w:tc>
+        <w:tc>
+          <w:tcPr>
+            <w:tcW w:type="dxa" w:w="1987"/>
+          </w:tcPr>
+          <w:p/>
+        </w:tc>
+        <w:tc>
+          <w:tcPr>
+            <w:tcW w:type="dxa" w:w="1987"/>
+          </w:tcPr>
+          <w:p/>
+        </w:tc>
+        <w:tc>
+          <w:tcPr>
+            <w:tcW w:type="dxa" w:w="1987"/>
+          </w:tcPr>
+          <w:p/>
+        </w:tc>
+        <w:tc>
+          <w:tcPr>
+            <w:tcW w:type="dxa" w:w="1987"/>
+          </w:tcPr>
+          <w:p/>
+        </w:tc>
+      </w:tr>
+      <w:tr>
+        <w:tc>
+          <w:tcPr>
+            <w:tcW w:type="dxa" w:w="1987"/>
+          </w:tcPr>
+          <w:p>
+            <w:pPr>
+              <w:jc w:val="left"/>
+            </w:pPr>
+            <w:r>
+              <w:rPr>
+                <w:rFonts w:ascii="TimeNewRoman" w:hAnsi="TimeNewRoman"/>
+                <w:sz w:val="30"/>
+              </w:rPr>
+              <w:t>11÷9=1, 2</w:t>
+            </w:r>
+          </w:p>
+        </w:tc>
+        <w:tc>
+          <w:tcPr>
+            <w:tcW w:type="dxa" w:w="1987"/>
+          </w:tcPr>
+          <w:p>
+            <w:pPr>
+              <w:jc w:val="left"/>
+            </w:pPr>
+            <w:r>
+              <w:rPr>
+                <w:rFonts w:ascii="TimeNewRoman" w:hAnsi="TimeNewRoman"/>
+                <w:sz w:val="30"/>
+              </w:rPr>
+              <w:t>31÷5=6, 1</w:t>
+            </w:r>
+          </w:p>
+        </w:tc>
+        <w:tc>
+          <w:tcPr>
+            <w:tcW w:type="dxa" w:w="1987"/>
+          </w:tcPr>
+          <w:p>
+            <w:pPr>
+              <w:jc w:val="left"/>
+            </w:pPr>
+            <w:r>
+              <w:rPr>
+                <w:rFonts w:ascii="TimeNewRoman" w:hAnsi="TimeNewRoman"/>
+                <w:sz w:val="30"/>
+              </w:rPr>
+              <w:t>95÷6=15, 5</w:t>
+            </w:r>
+          </w:p>
+        </w:tc>
+        <w:tc>
+          <w:tcPr>
+            <w:tcW w:type="dxa" w:w="1987"/>
+          </w:tcPr>
+          <w:p>
+            <w:pPr>
+              <w:jc w:val="left"/>
+            </w:pPr>
+            <w:r>
+              <w:rPr>
+                <w:rFonts w:ascii="TimeNewRoman" w:hAnsi="TimeNewRoman"/>
+                <w:sz w:val="30"/>
+              </w:rPr>
+              <w:t>43÷2=21, 1</w:t>
+            </w:r>
+          </w:p>
+        </w:tc>
+        <w:tc>
+          <w:tcPr>
+            <w:tcW w:type="dxa" w:w="1987"/>
+          </w:tcPr>
+          <w:p>
+            <w:pPr>
+              <w:jc w:val="left"/>
+            </w:pPr>
+            <w:r>
+              <w:rPr>
+                <w:rFonts w:ascii="TimeNewRoman" w:hAnsi="TimeNewRoman"/>
+                <w:sz w:val="30"/>
+              </w:rPr>
+              <w:t>24÷6=4, 0</w:t>
             </w:r>
           </w:p>
         </w:tc>

--- a/answers-of-two-digit_number_divided_by_one-digit_number.docx
+++ b/answers-of-two-digit_number_divided_by_one-digit_number.docx
@@ -40,7 +40,7 @@
                 <w:rFonts w:ascii="TimeNewRoman" w:hAnsi="TimeNewRoman"/>
                 <w:sz w:val="30"/>
               </w:rPr>
-              <w:t>30÷4=7, 2</w:t>
+              <w:t>20÷9=2, 2</w:t>
             </w:r>
           </w:p>
         </w:tc>
@@ -57,7 +57,7 @@
                 <w:rFonts w:ascii="TimeNewRoman" w:hAnsi="TimeNewRoman"/>
                 <w:sz w:val="30"/>
               </w:rPr>
-              <w:t>12÷3=4, 0</w:t>
+              <w:t>47÷2=23, 1</w:t>
             </w:r>
           </w:p>
         </w:tc>
@@ -74,7 +74,7 @@
                 <w:rFonts w:ascii="TimeNewRoman" w:hAnsi="TimeNewRoman"/>
                 <w:sz w:val="30"/>
               </w:rPr>
-              <w:t>21÷2=10, 1</w:t>
+              <w:t>29÷2=14, 1</w:t>
             </w:r>
           </w:p>
         </w:tc>
@@ -91,7 +91,7 @@
                 <w:rFonts w:ascii="TimeNewRoman" w:hAnsi="TimeNewRoman"/>
                 <w:sz w:val="30"/>
               </w:rPr>
-              <w:t>95÷8=11, 7</w:t>
+              <w:t>26÷5=5, 1</w:t>
             </w:r>
           </w:p>
         </w:tc>
@@ -108,7 +108,7 @@
                 <w:rFonts w:ascii="TimeNewRoman" w:hAnsi="TimeNewRoman"/>
                 <w:sz w:val="30"/>
               </w:rPr>
-              <w:t>20÷9=2, 2</w:t>
+              <w:t>72÷3=24, 0</w:t>
             </w:r>
           </w:p>
         </w:tc>
@@ -223,7 +223,7 @@
                 <w:rFonts w:ascii="TimeNewRoman" w:hAnsi="TimeNewRoman"/>
                 <w:sz w:val="30"/>
               </w:rPr>
-              <w:t>21÷9=2, 3</w:t>
+              <w:t>39÷2=19, 1</w:t>
             </w:r>
           </w:p>
         </w:tc>
@@ -240,7 +240,7 @@
                 <w:rFonts w:ascii="TimeNewRoman" w:hAnsi="TimeNewRoman"/>
                 <w:sz w:val="30"/>
               </w:rPr>
-              <w:t>29÷4=7, 1</w:t>
+              <w:t>10÷8=1, 2</w:t>
             </w:r>
           </w:p>
         </w:tc>
@@ -257,7 +257,7 @@
                 <w:rFonts w:ascii="TimeNewRoman" w:hAnsi="TimeNewRoman"/>
                 <w:sz w:val="30"/>
               </w:rPr>
-              <w:t>98÷3=32, 2</w:t>
+              <w:t>80÷2=40, 0</w:t>
             </w:r>
           </w:p>
         </w:tc>
@@ -274,7 +274,7 @@
                 <w:rFonts w:ascii="TimeNewRoman" w:hAnsi="TimeNewRoman"/>
                 <w:sz w:val="30"/>
               </w:rPr>
-              <w:t>86÷2=43, 0</w:t>
+              <w:t>61÷9=6, 7</w:t>
             </w:r>
           </w:p>
         </w:tc>
@@ -291,7 +291,7 @@
                 <w:rFonts w:ascii="TimeNewRoman" w:hAnsi="TimeNewRoman"/>
                 <w:sz w:val="30"/>
               </w:rPr>
-              <w:t>89÷7=12, 5</w:t>
+              <w:t>81÷8=10, 1</w:t>
             </w:r>
           </w:p>
         </w:tc>
@@ -406,7 +406,7 @@
                 <w:rFonts w:ascii="TimeNewRoman" w:hAnsi="TimeNewRoman"/>
                 <w:sz w:val="30"/>
               </w:rPr>
-              <w:t>48÷5=9, 3</w:t>
+              <w:t>99÷5=19, 4</w:t>
             </w:r>
           </w:p>
         </w:tc>
@@ -423,7 +423,7 @@
                 <w:rFonts w:ascii="TimeNewRoman" w:hAnsi="TimeNewRoman"/>
                 <w:sz w:val="30"/>
               </w:rPr>
-              <w:t>33÷6=5, 3</w:t>
+              <w:t>33÷8=4, 1</w:t>
             </w:r>
           </w:p>
         </w:tc>
@@ -440,7 +440,7 @@
                 <w:rFonts w:ascii="TimeNewRoman" w:hAnsi="TimeNewRoman"/>
                 <w:sz w:val="30"/>
               </w:rPr>
-              <w:t>70÷5=14, 0</w:t>
+              <w:t>97÷4=24, 1</w:t>
             </w:r>
           </w:p>
         </w:tc>
@@ -457,7 +457,7 @@
                 <w:rFonts w:ascii="TimeNewRoman" w:hAnsi="TimeNewRoman"/>
                 <w:sz w:val="30"/>
               </w:rPr>
-              <w:t>73÷8=9, 1</w:t>
+              <w:t>59÷4=14, 3</w:t>
             </w:r>
           </w:p>
         </w:tc>
@@ -474,7 +474,7 @@
                 <w:rFonts w:ascii="TimeNewRoman" w:hAnsi="TimeNewRoman"/>
                 <w:sz w:val="30"/>
               </w:rPr>
-              <w:t>19÷7=2, 5</w:t>
+              <w:t>86÷9=9, 5</w:t>
             </w:r>
           </w:p>
         </w:tc>
@@ -589,7 +589,7 @@
                 <w:rFonts w:ascii="TimeNewRoman" w:hAnsi="TimeNewRoman"/>
                 <w:sz w:val="30"/>
               </w:rPr>
-              <w:t>87÷9=9, 6</w:t>
+              <w:t>84÷9=9, 3</w:t>
             </w:r>
           </w:p>
         </w:tc>
@@ -606,7 +606,7 @@
                 <w:rFonts w:ascii="TimeNewRoman" w:hAnsi="TimeNewRoman"/>
                 <w:sz w:val="30"/>
               </w:rPr>
-              <w:t>98÷4=24, 2</w:t>
+              <w:t>40÷2=20, 0</w:t>
             </w:r>
           </w:p>
         </w:tc>
@@ -623,7 +623,7 @@
                 <w:rFonts w:ascii="TimeNewRoman" w:hAnsi="TimeNewRoman"/>
                 <w:sz w:val="30"/>
               </w:rPr>
-              <w:t>56÷3=18, 2</w:t>
+              <w:t>37÷6=6, 1</w:t>
             </w:r>
           </w:p>
         </w:tc>
@@ -640,7 +640,7 @@
                 <w:rFonts w:ascii="TimeNewRoman" w:hAnsi="TimeNewRoman"/>
                 <w:sz w:val="30"/>
               </w:rPr>
-              <w:t>93÷5=18, 3</w:t>
+              <w:t>40÷2=20, 0</w:t>
             </w:r>
           </w:p>
         </w:tc>
@@ -657,7 +657,7 @@
                 <w:rFonts w:ascii="TimeNewRoman" w:hAnsi="TimeNewRoman"/>
                 <w:sz w:val="30"/>
               </w:rPr>
-              <w:t>90÷4=22, 2</w:t>
+              <w:t>71÷5=14, 1</w:t>
             </w:r>
           </w:p>
         </w:tc>
@@ -772,7 +772,7 @@
                 <w:rFonts w:ascii="TimeNewRoman" w:hAnsi="TimeNewRoman"/>
                 <w:sz w:val="30"/>
               </w:rPr>
-              <w:t>11÷9=1, 2</w:t>
+              <w:t>57÷2=28, 1</w:t>
             </w:r>
           </w:p>
         </w:tc>
@@ -789,7 +789,7 @@
                 <w:rFonts w:ascii="TimeNewRoman" w:hAnsi="TimeNewRoman"/>
                 <w:sz w:val="30"/>
               </w:rPr>
-              <w:t>31÷5=6, 1</w:t>
+              <w:t>18÷6=3, 0</w:t>
             </w:r>
           </w:p>
         </w:tc>
@@ -806,7 +806,7 @@
                 <w:rFonts w:ascii="TimeNewRoman" w:hAnsi="TimeNewRoman"/>
                 <w:sz w:val="30"/>
               </w:rPr>
-              <w:t>95÷6=15, 5</w:t>
+              <w:t>70÷9=7, 7</w:t>
             </w:r>
           </w:p>
         </w:tc>
@@ -823,7 +823,7 @@
                 <w:rFonts w:ascii="TimeNewRoman" w:hAnsi="TimeNewRoman"/>
                 <w:sz w:val="30"/>
               </w:rPr>
-              <w:t>43÷2=21, 1</w:t>
+              <w:t>38÷8=4, 6</w:t>
             </w:r>
           </w:p>
         </w:tc>
@@ -840,7 +840,7 @@
                 <w:rFonts w:ascii="TimeNewRoman" w:hAnsi="TimeNewRoman"/>
                 <w:sz w:val="30"/>
               </w:rPr>
-              <w:t>24÷6=4, 0</w:t>
+              <w:t>23÷2=11, 1</w:t>
             </w:r>
           </w:p>
         </w:tc>

--- a/answers-of-two-digit_number_divided_by_one-digit_number.docx
+++ b/answers-of-two-digit_number_divided_by_one-digit_number.docx
@@ -11,7 +11,7 @@
           <w:rFonts w:ascii="Arial" w:hAnsi="Arial"/>
           <w:sz w:val="30"/>
         </w:rPr>
-        <w:t>2026-10-18 Sunday</w:t>
+        <w:t>2026-10-19 Monday</w:t>
       </w:r>
     </w:p>
     <w:tbl>
@@ -40,7 +40,7 @@
                 <w:rFonts w:ascii="TimeNewRoman" w:hAnsi="TimeNewRoman"/>
                 <w:sz w:val="30"/>
               </w:rPr>
-              <w:t>20÷9=2, 2</w:t>
+              <w:t>97÷4=24, 1</w:t>
             </w:r>
           </w:p>
         </w:tc>
@@ -57,7 +57,7 @@
                 <w:rFonts w:ascii="TimeNewRoman" w:hAnsi="TimeNewRoman"/>
                 <w:sz w:val="30"/>
               </w:rPr>
-              <w:t>47÷2=23, 1</w:t>
+              <w:t>50÷5=10, 0</w:t>
             </w:r>
           </w:p>
         </w:tc>
@@ -74,7 +74,7 @@
                 <w:rFonts w:ascii="TimeNewRoman" w:hAnsi="TimeNewRoman"/>
                 <w:sz w:val="30"/>
               </w:rPr>
-              <w:t>29÷2=14, 1</w:t>
+              <w:t>90÷2=45, 0</w:t>
             </w:r>
           </w:p>
         </w:tc>
@@ -91,7 +91,7 @@
                 <w:rFonts w:ascii="TimeNewRoman" w:hAnsi="TimeNewRoman"/>
                 <w:sz w:val="30"/>
               </w:rPr>
-              <w:t>26÷5=5, 1</w:t>
+              <w:t>98÷8=12, 2</w:t>
             </w:r>
           </w:p>
         </w:tc>
@@ -108,7 +108,7 @@
                 <w:rFonts w:ascii="TimeNewRoman" w:hAnsi="TimeNewRoman"/>
                 <w:sz w:val="30"/>
               </w:rPr>
-              <w:t>72÷3=24, 0</w:t>
+              <w:t>14÷6=2, 2</w:t>
             </w:r>
           </w:p>
         </w:tc>
@@ -223,7 +223,7 @@
                 <w:rFonts w:ascii="TimeNewRoman" w:hAnsi="TimeNewRoman"/>
                 <w:sz w:val="30"/>
               </w:rPr>
-              <w:t>39÷2=19, 1</w:t>
+              <w:t>75÷7=10, 5</w:t>
             </w:r>
           </w:p>
         </w:tc>
@@ -240,7 +240,7 @@
                 <w:rFonts w:ascii="TimeNewRoman" w:hAnsi="TimeNewRoman"/>
                 <w:sz w:val="30"/>
               </w:rPr>
-              <w:t>10÷8=1, 2</w:t>
+              <w:t>42÷3=14, 0</w:t>
             </w:r>
           </w:p>
         </w:tc>
@@ -257,7 +257,7 @@
                 <w:rFonts w:ascii="TimeNewRoman" w:hAnsi="TimeNewRoman"/>
                 <w:sz w:val="30"/>
               </w:rPr>
-              <w:t>80÷2=40, 0</w:t>
+              <w:t>52÷2=26, 0</w:t>
             </w:r>
           </w:p>
         </w:tc>
@@ -274,7 +274,7 @@
                 <w:rFonts w:ascii="TimeNewRoman" w:hAnsi="TimeNewRoman"/>
                 <w:sz w:val="30"/>
               </w:rPr>
-              <w:t>61÷9=6, 7</w:t>
+              <w:t>66÷8=8, 2</w:t>
             </w:r>
           </w:p>
         </w:tc>
@@ -291,7 +291,7 @@
                 <w:rFonts w:ascii="TimeNewRoman" w:hAnsi="TimeNewRoman"/>
                 <w:sz w:val="30"/>
               </w:rPr>
-              <w:t>81÷8=10, 1</w:t>
+              <w:t>50÷9=5, 5</w:t>
             </w:r>
           </w:p>
         </w:tc>
@@ -406,7 +406,7 @@
                 <w:rFonts w:ascii="TimeNewRoman" w:hAnsi="TimeNewRoman"/>
                 <w:sz w:val="30"/>
               </w:rPr>
-              <w:t>99÷5=19, 4</w:t>
+              <w:t>26÷8=3, 2</w:t>
             </w:r>
           </w:p>
         </w:tc>
@@ -423,7 +423,7 @@
                 <w:rFonts w:ascii="TimeNewRoman" w:hAnsi="TimeNewRoman"/>
                 <w:sz w:val="30"/>
               </w:rPr>
-              <w:t>33÷8=4, 1</w:t>
+              <w:t>93÷3=31, 0</w:t>
             </w:r>
           </w:p>
         </w:tc>
@@ -440,7 +440,7 @@
                 <w:rFonts w:ascii="TimeNewRoman" w:hAnsi="TimeNewRoman"/>
                 <w:sz w:val="30"/>
               </w:rPr>
-              <w:t>97÷4=24, 1</w:t>
+              <w:t>52÷7=7, 3</w:t>
             </w:r>
           </w:p>
         </w:tc>
@@ -457,7 +457,7 @@
                 <w:rFonts w:ascii="TimeNewRoman" w:hAnsi="TimeNewRoman"/>
                 <w:sz w:val="30"/>
               </w:rPr>
-              <w:t>59÷4=14, 3</w:t>
+              <w:t>30÷4=7, 2</w:t>
             </w:r>
           </w:p>
         </w:tc>
@@ -474,7 +474,7 @@
                 <w:rFonts w:ascii="TimeNewRoman" w:hAnsi="TimeNewRoman"/>
                 <w:sz w:val="30"/>
               </w:rPr>
-              <w:t>86÷9=9, 5</w:t>
+              <w:t>68÷2=34, 0</w:t>
             </w:r>
           </w:p>
         </w:tc>
@@ -589,7 +589,7 @@
                 <w:rFonts w:ascii="TimeNewRoman" w:hAnsi="TimeNewRoman"/>
                 <w:sz w:val="30"/>
               </w:rPr>
-              <w:t>84÷9=9, 3</w:t>
+              <w:t>91÷2=45, 1</w:t>
             </w:r>
           </w:p>
         </w:tc>
@@ -606,7 +606,7 @@
                 <w:rFonts w:ascii="TimeNewRoman" w:hAnsi="TimeNewRoman"/>
                 <w:sz w:val="30"/>
               </w:rPr>
-              <w:t>40÷2=20, 0</w:t>
+              <w:t>81÷4=20, 1</w:t>
             </w:r>
           </w:p>
         </w:tc>
@@ -623,7 +623,7 @@
                 <w:rFonts w:ascii="TimeNewRoman" w:hAnsi="TimeNewRoman"/>
                 <w:sz w:val="30"/>
               </w:rPr>
-              <w:t>37÷6=6, 1</w:t>
+              <w:t>29÷5=5, 4</w:t>
             </w:r>
           </w:p>
         </w:tc>
@@ -640,7 +640,7 @@
                 <w:rFonts w:ascii="TimeNewRoman" w:hAnsi="TimeNewRoman"/>
                 <w:sz w:val="30"/>
               </w:rPr>
-              <w:t>40÷2=20, 0</w:t>
+              <w:t>57÷2=28, 1</w:t>
             </w:r>
           </w:p>
         </w:tc>
@@ -657,7 +657,7 @@
                 <w:rFonts w:ascii="TimeNewRoman" w:hAnsi="TimeNewRoman"/>
                 <w:sz w:val="30"/>
               </w:rPr>
-              <w:t>71÷5=14, 1</w:t>
+              <w:t>74÷9=8, 2</w:t>
             </w:r>
           </w:p>
         </w:tc>
@@ -772,7 +772,7 @@
                 <w:rFonts w:ascii="TimeNewRoman" w:hAnsi="TimeNewRoman"/>
                 <w:sz w:val="30"/>
               </w:rPr>
-              <w:t>57÷2=28, 1</w:t>
+              <w:t>52÷6=8, 4</w:t>
             </w:r>
           </w:p>
         </w:tc>
@@ -789,7 +789,7 @@
                 <w:rFonts w:ascii="TimeNewRoman" w:hAnsi="TimeNewRoman"/>
                 <w:sz w:val="30"/>
               </w:rPr>
-              <w:t>18÷6=3, 0</w:t>
+              <w:t>24÷7=3, 3</w:t>
             </w:r>
           </w:p>
         </w:tc>
@@ -806,7 +806,7 @@
                 <w:rFonts w:ascii="TimeNewRoman" w:hAnsi="TimeNewRoman"/>
                 <w:sz w:val="30"/>
               </w:rPr>
-              <w:t>70÷9=7, 7</w:t>
+              <w:t>81÷2=40, 1</w:t>
             </w:r>
           </w:p>
         </w:tc>
@@ -823,7 +823,7 @@
                 <w:rFonts w:ascii="TimeNewRoman" w:hAnsi="TimeNewRoman"/>
                 <w:sz w:val="30"/>
               </w:rPr>
-              <w:t>38÷8=4, 6</w:t>
+              <w:t>41÷8=5, 1</w:t>
             </w:r>
           </w:p>
         </w:tc>
@@ -840,7 +840,7 @@
                 <w:rFonts w:ascii="TimeNewRoman" w:hAnsi="TimeNewRoman"/>
                 <w:sz w:val="30"/>
               </w:rPr>
-              <w:t>23÷2=11, 1</w:t>
+              <w:t>83÷2=41, 1</w:t>
             </w:r>
           </w:p>
         </w:tc>

--- a/answers-of-two-digit_number_divided_by_one-digit_number.docx
+++ b/answers-of-two-digit_number_divided_by_one-digit_number.docx
@@ -40,7 +40,7 @@
                 <w:rFonts w:ascii="TimeNewRoman" w:hAnsi="TimeNewRoman"/>
                 <w:sz w:val="30"/>
               </w:rPr>
-              <w:t>97÷4=24, 1</w:t>
+              <w:t>91÷7=13, 0</w:t>
             </w:r>
           </w:p>
         </w:tc>
@@ -57,7 +57,7 @@
                 <w:rFonts w:ascii="TimeNewRoman" w:hAnsi="TimeNewRoman"/>
                 <w:sz w:val="30"/>
               </w:rPr>
-              <w:t>50÷5=10, 0</w:t>
+              <w:t>96÷2=48, 0</w:t>
             </w:r>
           </w:p>
         </w:tc>
@@ -74,7 +74,7 @@
                 <w:rFonts w:ascii="TimeNewRoman" w:hAnsi="TimeNewRoman"/>
                 <w:sz w:val="30"/>
               </w:rPr>
-              <w:t>90÷2=45, 0</w:t>
+              <w:t>88÷6=14, 4</w:t>
             </w:r>
           </w:p>
         </w:tc>
@@ -91,7 +91,7 @@
                 <w:rFonts w:ascii="TimeNewRoman" w:hAnsi="TimeNewRoman"/>
                 <w:sz w:val="30"/>
               </w:rPr>
-              <w:t>98÷8=12, 2</w:t>
+              <w:t>71÷3=23, 2</w:t>
             </w:r>
           </w:p>
         </w:tc>
@@ -108,7 +108,7 @@
                 <w:rFonts w:ascii="TimeNewRoman" w:hAnsi="TimeNewRoman"/>
                 <w:sz w:val="30"/>
               </w:rPr>
-              <w:t>14÷6=2, 2</w:t>
+              <w:t>77÷5=15, 2</w:t>
             </w:r>
           </w:p>
         </w:tc>
@@ -223,7 +223,7 @@
                 <w:rFonts w:ascii="TimeNewRoman" w:hAnsi="TimeNewRoman"/>
                 <w:sz w:val="30"/>
               </w:rPr>
-              <w:t>75÷7=10, 5</w:t>
+              <w:t>46÷7=6, 4</w:t>
             </w:r>
           </w:p>
         </w:tc>
@@ -240,7 +240,7 @@
                 <w:rFonts w:ascii="TimeNewRoman" w:hAnsi="TimeNewRoman"/>
                 <w:sz w:val="30"/>
               </w:rPr>
-              <w:t>42÷3=14, 0</w:t>
+              <w:t>92÷4=23, 0</w:t>
             </w:r>
           </w:p>
         </w:tc>
@@ -257,7 +257,7 @@
                 <w:rFonts w:ascii="TimeNewRoman" w:hAnsi="TimeNewRoman"/>
                 <w:sz w:val="30"/>
               </w:rPr>
-              <w:t>52÷2=26, 0</w:t>
+              <w:t>65÷2=32, 1</w:t>
             </w:r>
           </w:p>
         </w:tc>
@@ -274,7 +274,7 @@
                 <w:rFonts w:ascii="TimeNewRoman" w:hAnsi="TimeNewRoman"/>
                 <w:sz w:val="30"/>
               </w:rPr>
-              <w:t>66÷8=8, 2</w:t>
+              <w:t>34÷3=11, 1</w:t>
             </w:r>
           </w:p>
         </w:tc>
@@ -291,7 +291,7 @@
                 <w:rFonts w:ascii="TimeNewRoman" w:hAnsi="TimeNewRoman"/>
                 <w:sz w:val="30"/>
               </w:rPr>
-              <w:t>50÷9=5, 5</w:t>
+              <w:t>35÷5=7, 0</w:t>
             </w:r>
           </w:p>
         </w:tc>
@@ -406,7 +406,7 @@
                 <w:rFonts w:ascii="TimeNewRoman" w:hAnsi="TimeNewRoman"/>
                 <w:sz w:val="30"/>
               </w:rPr>
-              <w:t>26÷8=3, 2</w:t>
+              <w:t>14÷8=1, 6</w:t>
             </w:r>
           </w:p>
         </w:tc>
@@ -423,7 +423,7 @@
                 <w:rFonts w:ascii="TimeNewRoman" w:hAnsi="TimeNewRoman"/>
                 <w:sz w:val="30"/>
               </w:rPr>
-              <w:t>93÷3=31, 0</w:t>
+              <w:t>59÷6=9, 5</w:t>
             </w:r>
           </w:p>
         </w:tc>
@@ -440,7 +440,7 @@
                 <w:rFonts w:ascii="TimeNewRoman" w:hAnsi="TimeNewRoman"/>
                 <w:sz w:val="30"/>
               </w:rPr>
-              <w:t>52÷7=7, 3</w:t>
+              <w:t>39÷8=4, 7</w:t>
             </w:r>
           </w:p>
         </w:tc>
@@ -457,7 +457,7 @@
                 <w:rFonts w:ascii="TimeNewRoman" w:hAnsi="TimeNewRoman"/>
                 <w:sz w:val="30"/>
               </w:rPr>
-              <w:t>30÷4=7, 2</w:t>
+              <w:t>62÷7=8, 6</w:t>
             </w:r>
           </w:p>
         </w:tc>
@@ -474,7 +474,7 @@
                 <w:rFonts w:ascii="TimeNewRoman" w:hAnsi="TimeNewRoman"/>
                 <w:sz w:val="30"/>
               </w:rPr>
-              <w:t>68÷2=34, 0</w:t>
+              <w:t>88÷7=12, 4</w:t>
             </w:r>
           </w:p>
         </w:tc>
@@ -589,7 +589,7 @@
                 <w:rFonts w:ascii="TimeNewRoman" w:hAnsi="TimeNewRoman"/>
                 <w:sz w:val="30"/>
               </w:rPr>
-              <w:t>91÷2=45, 1</w:t>
+              <w:t>38÷6=6, 2</w:t>
             </w:r>
           </w:p>
         </w:tc>
@@ -606,7 +606,7 @@
                 <w:rFonts w:ascii="TimeNewRoman" w:hAnsi="TimeNewRoman"/>
                 <w:sz w:val="30"/>
               </w:rPr>
-              <w:t>81÷4=20, 1</w:t>
+              <w:t>79÷4=19, 3</w:t>
             </w:r>
           </w:p>
         </w:tc>
@@ -623,7 +623,7 @@
                 <w:rFonts w:ascii="TimeNewRoman" w:hAnsi="TimeNewRoman"/>
                 <w:sz w:val="30"/>
               </w:rPr>
-              <w:t>29÷5=5, 4</w:t>
+              <w:t>43÷7=6, 1</w:t>
             </w:r>
           </w:p>
         </w:tc>
@@ -640,7 +640,7 @@
                 <w:rFonts w:ascii="TimeNewRoman" w:hAnsi="TimeNewRoman"/>
                 <w:sz w:val="30"/>
               </w:rPr>
-              <w:t>57÷2=28, 1</w:t>
+              <w:t>93÷8=11, 5</w:t>
             </w:r>
           </w:p>
         </w:tc>
@@ -657,7 +657,7 @@
                 <w:rFonts w:ascii="TimeNewRoman" w:hAnsi="TimeNewRoman"/>
                 <w:sz w:val="30"/>
               </w:rPr>
-              <w:t>74÷9=8, 2</w:t>
+              <w:t>33÷3=11, 0</w:t>
             </w:r>
           </w:p>
         </w:tc>
@@ -772,7 +772,7 @@
                 <w:rFonts w:ascii="TimeNewRoman" w:hAnsi="TimeNewRoman"/>
                 <w:sz w:val="30"/>
               </w:rPr>
-              <w:t>52÷6=8, 4</w:t>
+              <w:t>18÷7=2, 4</w:t>
             </w:r>
           </w:p>
         </w:tc>
@@ -789,7 +789,7 @@
                 <w:rFonts w:ascii="TimeNewRoman" w:hAnsi="TimeNewRoman"/>
                 <w:sz w:val="30"/>
               </w:rPr>
-              <w:t>24÷7=3, 3</w:t>
+              <w:t>77÷5=15, 2</w:t>
             </w:r>
           </w:p>
         </w:tc>
@@ -806,7 +806,7 @@
                 <w:rFonts w:ascii="TimeNewRoman" w:hAnsi="TimeNewRoman"/>
                 <w:sz w:val="30"/>
               </w:rPr>
-              <w:t>81÷2=40, 1</w:t>
+              <w:t>58÷2=29, 0</w:t>
             </w:r>
           </w:p>
         </w:tc>
@@ -823,7 +823,7 @@
                 <w:rFonts w:ascii="TimeNewRoman" w:hAnsi="TimeNewRoman"/>
                 <w:sz w:val="30"/>
               </w:rPr>
-              <w:t>41÷8=5, 1</w:t>
+              <w:t>23÷9=2, 5</w:t>
             </w:r>
           </w:p>
         </w:tc>
@@ -840,7 +840,7 @@
                 <w:rFonts w:ascii="TimeNewRoman" w:hAnsi="TimeNewRoman"/>
                 <w:sz w:val="30"/>
               </w:rPr>
-              <w:t>83÷2=41, 1</w:t>
+              <w:t>60÷8=7, 4</w:t>
             </w:r>
           </w:p>
         </w:tc>

--- a/answers-of-two-digit_number_divided_by_one-digit_number.docx
+++ b/answers-of-two-digit_number_divided_by_one-digit_number.docx
@@ -11,7 +11,7 @@
           <w:rFonts w:ascii="Arial" w:hAnsi="Arial"/>
           <w:sz w:val="30"/>
         </w:rPr>
-        <w:t>2026-10-19 Monday</w:t>
+        <w:t>2026-10-20 Tuesday</w:t>
       </w:r>
     </w:p>
     <w:tbl>
@@ -40,7 +40,7 @@
                 <w:rFonts w:ascii="TimeNewRoman" w:hAnsi="TimeNewRoman"/>
                 <w:sz w:val="30"/>
               </w:rPr>
-              <w:t>91÷7=13, 0</w:t>
+              <w:t>82÷6=13, 4</w:t>
             </w:r>
           </w:p>
         </w:tc>
@@ -57,7 +57,7 @@
                 <w:rFonts w:ascii="TimeNewRoman" w:hAnsi="TimeNewRoman"/>
                 <w:sz w:val="30"/>
               </w:rPr>
-              <w:t>96÷2=48, 0</w:t>
+              <w:t>19÷6=3, 1</w:t>
             </w:r>
           </w:p>
         </w:tc>
@@ -74,7 +74,7 @@
                 <w:rFonts w:ascii="TimeNewRoman" w:hAnsi="TimeNewRoman"/>
                 <w:sz w:val="30"/>
               </w:rPr>
-              <w:t>88÷6=14, 4</w:t>
+              <w:t>35÷8=4, 3</w:t>
             </w:r>
           </w:p>
         </w:tc>
@@ -91,7 +91,7 @@
                 <w:rFonts w:ascii="TimeNewRoman" w:hAnsi="TimeNewRoman"/>
                 <w:sz w:val="30"/>
               </w:rPr>
-              <w:t>71÷3=23, 2</w:t>
+              <w:t>20÷5=4, 0</w:t>
             </w:r>
           </w:p>
         </w:tc>
@@ -108,7 +108,7 @@
                 <w:rFonts w:ascii="TimeNewRoman" w:hAnsi="TimeNewRoman"/>
                 <w:sz w:val="30"/>
               </w:rPr>
-              <w:t>77÷5=15, 2</w:t>
+              <w:t>61÷7=8, 5</w:t>
             </w:r>
           </w:p>
         </w:tc>
@@ -223,7 +223,7 @@
                 <w:rFonts w:ascii="TimeNewRoman" w:hAnsi="TimeNewRoman"/>
                 <w:sz w:val="30"/>
               </w:rPr>
-              <w:t>46÷7=6, 4</w:t>
+              <w:t>33÷8=4, 1</w:t>
             </w:r>
           </w:p>
         </w:tc>
@@ -240,7 +240,7 @@
                 <w:rFonts w:ascii="TimeNewRoman" w:hAnsi="TimeNewRoman"/>
                 <w:sz w:val="30"/>
               </w:rPr>
-              <w:t>92÷4=23, 0</w:t>
+              <w:t>43÷3=14, 1</w:t>
             </w:r>
           </w:p>
         </w:tc>
@@ -257,7 +257,7 @@
                 <w:rFonts w:ascii="TimeNewRoman" w:hAnsi="TimeNewRoman"/>
                 <w:sz w:val="30"/>
               </w:rPr>
-              <w:t>65÷2=32, 1</w:t>
+              <w:t>52÷4=13, 0</w:t>
             </w:r>
           </w:p>
         </w:tc>
@@ -274,7 +274,7 @@
                 <w:rFonts w:ascii="TimeNewRoman" w:hAnsi="TimeNewRoman"/>
                 <w:sz w:val="30"/>
               </w:rPr>
-              <w:t>34÷3=11, 1</w:t>
+              <w:t>94÷9=10, 4</w:t>
             </w:r>
           </w:p>
         </w:tc>
@@ -291,7 +291,7 @@
                 <w:rFonts w:ascii="TimeNewRoman" w:hAnsi="TimeNewRoman"/>
                 <w:sz w:val="30"/>
               </w:rPr>
-              <w:t>35÷5=7, 0</w:t>
+              <w:t>29÷7=4, 1</w:t>
             </w:r>
           </w:p>
         </w:tc>
@@ -406,7 +406,7 @@
                 <w:rFonts w:ascii="TimeNewRoman" w:hAnsi="TimeNewRoman"/>
                 <w:sz w:val="30"/>
               </w:rPr>
-              <w:t>14÷8=1, 6</w:t>
+              <w:t>43÷8=5, 3</w:t>
             </w:r>
           </w:p>
         </w:tc>
@@ -423,7 +423,7 @@
                 <w:rFonts w:ascii="TimeNewRoman" w:hAnsi="TimeNewRoman"/>
                 <w:sz w:val="30"/>
               </w:rPr>
-              <w:t>59÷6=9, 5</w:t>
+              <w:t>71÷3=23, 2</w:t>
             </w:r>
           </w:p>
         </w:tc>
@@ -440,7 +440,7 @@
                 <w:rFonts w:ascii="TimeNewRoman" w:hAnsi="TimeNewRoman"/>
                 <w:sz w:val="30"/>
               </w:rPr>
-              <w:t>39÷8=4, 7</w:t>
+              <w:t>43÷9=4, 7</w:t>
             </w:r>
           </w:p>
         </w:tc>
@@ -457,7 +457,7 @@
                 <w:rFonts w:ascii="TimeNewRoman" w:hAnsi="TimeNewRoman"/>
                 <w:sz w:val="30"/>
               </w:rPr>
-              <w:t>62÷7=8, 6</w:t>
+              <w:t>76÷2=38, 0</w:t>
             </w:r>
           </w:p>
         </w:tc>
@@ -474,7 +474,7 @@
                 <w:rFonts w:ascii="TimeNewRoman" w:hAnsi="TimeNewRoman"/>
                 <w:sz w:val="30"/>
               </w:rPr>
-              <w:t>88÷7=12, 4</w:t>
+              <w:t>69÷3=23, 0</w:t>
             </w:r>
           </w:p>
         </w:tc>
@@ -589,7 +589,7 @@
                 <w:rFonts w:ascii="TimeNewRoman" w:hAnsi="TimeNewRoman"/>
                 <w:sz w:val="30"/>
               </w:rPr>
-              <w:t>38÷6=6, 2</w:t>
+              <w:t>44÷5=8, 4</w:t>
             </w:r>
           </w:p>
         </w:tc>
@@ -606,7 +606,7 @@
                 <w:rFonts w:ascii="TimeNewRoman" w:hAnsi="TimeNewRoman"/>
                 <w:sz w:val="30"/>
               </w:rPr>
-              <w:t>79÷4=19, 3</w:t>
+              <w:t>42÷7=6, 0</w:t>
             </w:r>
           </w:p>
         </w:tc>
@@ -623,7 +623,7 @@
                 <w:rFonts w:ascii="TimeNewRoman" w:hAnsi="TimeNewRoman"/>
                 <w:sz w:val="30"/>
               </w:rPr>
-              <w:t>43÷7=6, 1</w:t>
+              <w:t>47÷7=6, 5</w:t>
             </w:r>
           </w:p>
         </w:tc>
@@ -640,7 +640,7 @@
                 <w:rFonts w:ascii="TimeNewRoman" w:hAnsi="TimeNewRoman"/>
                 <w:sz w:val="30"/>
               </w:rPr>
-              <w:t>93÷8=11, 5</w:t>
+              <w:t>28÷2=14, 0</w:t>
             </w:r>
           </w:p>
         </w:tc>
@@ -657,7 +657,7 @@
                 <w:rFonts w:ascii="TimeNewRoman" w:hAnsi="TimeNewRoman"/>
                 <w:sz w:val="30"/>
               </w:rPr>
-              <w:t>33÷3=11, 0</w:t>
+              <w:t>57÷8=7, 1</w:t>
             </w:r>
           </w:p>
         </w:tc>
@@ -772,7 +772,7 @@
                 <w:rFonts w:ascii="TimeNewRoman" w:hAnsi="TimeNewRoman"/>
                 <w:sz w:val="30"/>
               </w:rPr>
-              <w:t>18÷7=2, 4</w:t>
+              <w:t>67÷6=11, 1</w:t>
             </w:r>
           </w:p>
         </w:tc>
@@ -789,7 +789,7 @@
                 <w:rFonts w:ascii="TimeNewRoman" w:hAnsi="TimeNewRoman"/>
                 <w:sz w:val="30"/>
               </w:rPr>
-              <w:t>77÷5=15, 2</w:t>
+              <w:t>99÷6=16, 3</w:t>
             </w:r>
           </w:p>
         </w:tc>
@@ -806,7 +806,7 @@
                 <w:rFonts w:ascii="TimeNewRoman" w:hAnsi="TimeNewRoman"/>
                 <w:sz w:val="30"/>
               </w:rPr>
-              <w:t>58÷2=29, 0</w:t>
+              <w:t>90÷5=18, 0</w:t>
             </w:r>
           </w:p>
         </w:tc>
@@ -823,7 +823,7 @@
                 <w:rFonts w:ascii="TimeNewRoman" w:hAnsi="TimeNewRoman"/>
                 <w:sz w:val="30"/>
               </w:rPr>
-              <w:t>23÷9=2, 5</w:t>
+              <w:t>11÷7=1, 4</w:t>
             </w:r>
           </w:p>
         </w:tc>
@@ -840,7 +840,7 @@
                 <w:rFonts w:ascii="TimeNewRoman" w:hAnsi="TimeNewRoman"/>
                 <w:sz w:val="30"/>
               </w:rPr>
-              <w:t>60÷8=7, 4</w:t>
+              <w:t>11÷9=1, 2</w:t>
             </w:r>
           </w:p>
         </w:tc>

--- a/answers-of-two-digit_number_divided_by_one-digit_number.docx
+++ b/answers-of-two-digit_number_divided_by_one-digit_number.docx
@@ -40,7 +40,7 @@
                 <w:rFonts w:ascii="TimeNewRoman" w:hAnsi="TimeNewRoman"/>
                 <w:sz w:val="30"/>
               </w:rPr>
-              <w:t>82÷6=13, 4</w:t>
+              <w:t>99÷3=33, 0</w:t>
             </w:r>
           </w:p>
         </w:tc>
@@ -57,7 +57,7 @@
                 <w:rFonts w:ascii="TimeNewRoman" w:hAnsi="TimeNewRoman"/>
                 <w:sz w:val="30"/>
               </w:rPr>
-              <w:t>19÷6=3, 1</w:t>
+              <w:t>40÷8=5, 0</w:t>
             </w:r>
           </w:p>
         </w:tc>
@@ -74,7 +74,7 @@
                 <w:rFonts w:ascii="TimeNewRoman" w:hAnsi="TimeNewRoman"/>
                 <w:sz w:val="30"/>
               </w:rPr>
-              <w:t>35÷8=4, 3</w:t>
+              <w:t>82÷8=10, 2</w:t>
             </w:r>
           </w:p>
         </w:tc>
@@ -91,7 +91,7 @@
                 <w:rFonts w:ascii="TimeNewRoman" w:hAnsi="TimeNewRoman"/>
                 <w:sz w:val="30"/>
               </w:rPr>
-              <w:t>20÷5=4, 0</w:t>
+              <w:t>55÷5=11, 0</w:t>
             </w:r>
           </w:p>
         </w:tc>
@@ -108,7 +108,7 @@
                 <w:rFonts w:ascii="TimeNewRoman" w:hAnsi="TimeNewRoman"/>
                 <w:sz w:val="30"/>
               </w:rPr>
-              <w:t>61÷7=8, 5</w:t>
+              <w:t>26÷2=13, 0</w:t>
             </w:r>
           </w:p>
         </w:tc>
@@ -223,7 +223,7 @@
                 <w:rFonts w:ascii="TimeNewRoman" w:hAnsi="TimeNewRoman"/>
                 <w:sz w:val="30"/>
               </w:rPr>
-              <w:t>33÷8=4, 1</w:t>
+              <w:t>95÷5=19, 0</w:t>
             </w:r>
           </w:p>
         </w:tc>
@@ -240,7 +240,7 @@
                 <w:rFonts w:ascii="TimeNewRoman" w:hAnsi="TimeNewRoman"/>
                 <w:sz w:val="30"/>
               </w:rPr>
-              <w:t>43÷3=14, 1</w:t>
+              <w:t>27÷7=3, 6</w:t>
             </w:r>
           </w:p>
         </w:tc>
@@ -257,7 +257,7 @@
                 <w:rFonts w:ascii="TimeNewRoman" w:hAnsi="TimeNewRoman"/>
                 <w:sz w:val="30"/>
               </w:rPr>
-              <w:t>52÷4=13, 0</w:t>
+              <w:t>82÷3=27, 1</w:t>
             </w:r>
           </w:p>
         </w:tc>
@@ -274,7 +274,7 @@
                 <w:rFonts w:ascii="TimeNewRoman" w:hAnsi="TimeNewRoman"/>
                 <w:sz w:val="30"/>
               </w:rPr>
-              <w:t>94÷9=10, 4</w:t>
+              <w:t>42÷7=6, 0</w:t>
             </w:r>
           </w:p>
         </w:tc>
@@ -291,7 +291,7 @@
                 <w:rFonts w:ascii="TimeNewRoman" w:hAnsi="TimeNewRoman"/>
                 <w:sz w:val="30"/>
               </w:rPr>
-              <w:t>29÷7=4, 1</w:t>
+              <w:t>93÷6=15, 3</w:t>
             </w:r>
           </w:p>
         </w:tc>
@@ -406,7 +406,7 @@
                 <w:rFonts w:ascii="TimeNewRoman" w:hAnsi="TimeNewRoman"/>
                 <w:sz w:val="30"/>
               </w:rPr>
-              <w:t>43÷8=5, 3</w:t>
+              <w:t>58÷9=6, 4</w:t>
             </w:r>
           </w:p>
         </w:tc>
@@ -423,7 +423,7 @@
                 <w:rFonts w:ascii="TimeNewRoman" w:hAnsi="TimeNewRoman"/>
                 <w:sz w:val="30"/>
               </w:rPr>
-              <w:t>71÷3=23, 2</w:t>
+              <w:t>71÷6=11, 5</w:t>
             </w:r>
           </w:p>
         </w:tc>
@@ -440,24 +440,7 @@
                 <w:rFonts w:ascii="TimeNewRoman" w:hAnsi="TimeNewRoman"/>
                 <w:sz w:val="30"/>
               </w:rPr>
-              <w:t>43÷9=4, 7</w:t>
-            </w:r>
-          </w:p>
-        </w:tc>
-        <w:tc>
-          <w:tcPr>
-            <w:tcW w:type="dxa" w:w="1987"/>
-          </w:tcPr>
-          <w:p>
-            <w:pPr>
-              <w:jc w:val="left"/>
-            </w:pPr>
-            <w:r>
-              <w:rPr>
-                <w:rFonts w:ascii="TimeNewRoman" w:hAnsi="TimeNewRoman"/>
-                <w:sz w:val="30"/>
-              </w:rPr>
-              <w:t>76÷2=38, 0</w:t>
+              <w:t>91÷6=15, 1</w:t>
             </w:r>
           </w:p>
         </w:tc>
@@ -475,6 +458,23 @@
                 <w:sz w:val="30"/>
               </w:rPr>
               <w:t>69÷3=23, 0</w:t>
+            </w:r>
+          </w:p>
+        </w:tc>
+        <w:tc>
+          <w:tcPr>
+            <w:tcW w:type="dxa" w:w="1987"/>
+          </w:tcPr>
+          <w:p>
+            <w:pPr>
+              <w:jc w:val="left"/>
+            </w:pPr>
+            <w:r>
+              <w:rPr>
+                <w:rFonts w:ascii="TimeNewRoman" w:hAnsi="TimeNewRoman"/>
+                <w:sz w:val="30"/>
+              </w:rPr>
+              <w:t>93÷4=23, 1</w:t>
             </w:r>
           </w:p>
         </w:tc>
@@ -589,7 +589,7 @@
                 <w:rFonts w:ascii="TimeNewRoman" w:hAnsi="TimeNewRoman"/>
                 <w:sz w:val="30"/>
               </w:rPr>
-              <w:t>44÷5=8, 4</w:t>
+              <w:t>99÷8=12, 3</w:t>
             </w:r>
           </w:p>
         </w:tc>
@@ -606,7 +606,7 @@
                 <w:rFonts w:ascii="TimeNewRoman" w:hAnsi="TimeNewRoman"/>
                 <w:sz w:val="30"/>
               </w:rPr>
-              <w:t>42÷7=6, 0</w:t>
+              <w:t>22÷3=7, 1</w:t>
             </w:r>
           </w:p>
         </w:tc>
@@ -623,7 +623,7 @@
                 <w:rFonts w:ascii="TimeNewRoman" w:hAnsi="TimeNewRoman"/>
                 <w:sz w:val="30"/>
               </w:rPr>
-              <w:t>47÷7=6, 5</w:t>
+              <w:t>76÷6=12, 4</w:t>
             </w:r>
           </w:p>
         </w:tc>
@@ -640,7 +640,7 @@
                 <w:rFonts w:ascii="TimeNewRoman" w:hAnsi="TimeNewRoman"/>
                 <w:sz w:val="30"/>
               </w:rPr>
-              <w:t>28÷2=14, 0</w:t>
+              <w:t>24÷4=6, 0</w:t>
             </w:r>
           </w:p>
         </w:tc>
@@ -657,7 +657,7 @@
                 <w:rFonts w:ascii="TimeNewRoman" w:hAnsi="TimeNewRoman"/>
                 <w:sz w:val="30"/>
               </w:rPr>
-              <w:t>57÷8=7, 1</w:t>
+              <w:t>87÷4=21, 3</w:t>
             </w:r>
           </w:p>
         </w:tc>
@@ -772,7 +772,7 @@
                 <w:rFonts w:ascii="TimeNewRoman" w:hAnsi="TimeNewRoman"/>
                 <w:sz w:val="30"/>
               </w:rPr>
-              <w:t>67÷6=11, 1</w:t>
+              <w:t>38÷2=19, 0</w:t>
             </w:r>
           </w:p>
         </w:tc>
@@ -789,7 +789,7 @@
                 <w:rFonts w:ascii="TimeNewRoman" w:hAnsi="TimeNewRoman"/>
                 <w:sz w:val="30"/>
               </w:rPr>
-              <w:t>99÷6=16, 3</w:t>
+              <w:t>73÷5=14, 3</w:t>
             </w:r>
           </w:p>
         </w:tc>
@@ -806,7 +806,24 @@
                 <w:rFonts w:ascii="TimeNewRoman" w:hAnsi="TimeNewRoman"/>
                 <w:sz w:val="30"/>
               </w:rPr>
-              <w:t>90÷5=18, 0</w:t>
+              <w:t>69÷7=9, 6</w:t>
+            </w:r>
+          </w:p>
+        </w:tc>
+        <w:tc>
+          <w:tcPr>
+            <w:tcW w:type="dxa" w:w="1987"/>
+          </w:tcPr>
+          <w:p>
+            <w:pPr>
+              <w:jc w:val="left"/>
+            </w:pPr>
+            <w:r>
+              <w:rPr>
+                <w:rFonts w:ascii="TimeNewRoman" w:hAnsi="TimeNewRoman"/>
+                <w:sz w:val="30"/>
+              </w:rPr>
+              <w:t>84÷3=28, 0</w:t>
             </w:r>
           </w:p>
         </w:tc>
@@ -824,23 +841,6 @@
                 <w:sz w:val="30"/>
               </w:rPr>
               <w:t>11÷7=1, 4</w:t>
-            </w:r>
-          </w:p>
-        </w:tc>
-        <w:tc>
-          <w:tcPr>
-            <w:tcW w:type="dxa" w:w="1987"/>
-          </w:tcPr>
-          <w:p>
-            <w:pPr>
-              <w:jc w:val="left"/>
-            </w:pPr>
-            <w:r>
-              <w:rPr>
-                <w:rFonts w:ascii="TimeNewRoman" w:hAnsi="TimeNewRoman"/>
-                <w:sz w:val="30"/>
-              </w:rPr>
-              <w:t>11÷9=1, 2</w:t>
             </w:r>
           </w:p>
         </w:tc>

--- a/answers-of-two-digit_number_divided_by_one-digit_number.docx
+++ b/answers-of-two-digit_number_divided_by_one-digit_number.docx
@@ -11,7 +11,7 @@
           <w:rFonts w:ascii="Arial" w:hAnsi="Arial"/>
           <w:sz w:val="30"/>
         </w:rPr>
-        <w:t>2026-10-20 Tuesday</w:t>
+        <w:t>2026-10-21 Wednesday</w:t>
       </w:r>
     </w:p>
     <w:tbl>
@@ -40,7 +40,7 @@
                 <w:rFonts w:ascii="TimeNewRoman" w:hAnsi="TimeNewRoman"/>
                 <w:sz w:val="30"/>
               </w:rPr>
-              <w:t>99÷3=33, 0</w:t>
+              <w:t>11÷2=5, 1</w:t>
             </w:r>
           </w:p>
         </w:tc>
@@ -57,7 +57,7 @@
                 <w:rFonts w:ascii="TimeNewRoman" w:hAnsi="TimeNewRoman"/>
                 <w:sz w:val="30"/>
               </w:rPr>
-              <w:t>40÷8=5, 0</w:t>
+              <w:t>45÷4=11, 1</w:t>
             </w:r>
           </w:p>
         </w:tc>
@@ -74,7 +74,7 @@
                 <w:rFonts w:ascii="TimeNewRoman" w:hAnsi="TimeNewRoman"/>
                 <w:sz w:val="30"/>
               </w:rPr>
-              <w:t>82÷8=10, 2</w:t>
+              <w:t>13÷9=1, 4</w:t>
             </w:r>
           </w:p>
         </w:tc>
@@ -91,7 +91,7 @@
                 <w:rFonts w:ascii="TimeNewRoman" w:hAnsi="TimeNewRoman"/>
                 <w:sz w:val="30"/>
               </w:rPr>
-              <w:t>55÷5=11, 0</w:t>
+              <w:t>61÷5=12, 1</w:t>
             </w:r>
           </w:p>
         </w:tc>
@@ -108,7 +108,7 @@
                 <w:rFonts w:ascii="TimeNewRoman" w:hAnsi="TimeNewRoman"/>
                 <w:sz w:val="30"/>
               </w:rPr>
-              <w:t>26÷2=13, 0</w:t>
+              <w:t>98÷8=12, 2</w:t>
             </w:r>
           </w:p>
         </w:tc>
@@ -223,7 +223,7 @@
                 <w:rFonts w:ascii="TimeNewRoman" w:hAnsi="TimeNewRoman"/>
                 <w:sz w:val="30"/>
               </w:rPr>
-              <w:t>95÷5=19, 0</w:t>
+              <w:t>24÷8=3, 0</w:t>
             </w:r>
           </w:p>
         </w:tc>
@@ -240,7 +240,7 @@
                 <w:rFonts w:ascii="TimeNewRoman" w:hAnsi="TimeNewRoman"/>
                 <w:sz w:val="30"/>
               </w:rPr>
-              <w:t>27÷7=3, 6</w:t>
+              <w:t>92÷4=23, 0</w:t>
             </w:r>
           </w:p>
         </w:tc>
@@ -257,7 +257,7 @@
                 <w:rFonts w:ascii="TimeNewRoman" w:hAnsi="TimeNewRoman"/>
                 <w:sz w:val="30"/>
               </w:rPr>
-              <w:t>82÷3=27, 1</w:t>
+              <w:t>72÷2=36, 0</w:t>
             </w:r>
           </w:p>
         </w:tc>
@@ -274,7 +274,7 @@
                 <w:rFonts w:ascii="TimeNewRoman" w:hAnsi="TimeNewRoman"/>
                 <w:sz w:val="30"/>
               </w:rPr>
-              <w:t>42÷7=6, 0</w:t>
+              <w:t>25÷4=6, 1</w:t>
             </w:r>
           </w:p>
         </w:tc>
@@ -291,7 +291,7 @@
                 <w:rFonts w:ascii="TimeNewRoman" w:hAnsi="TimeNewRoman"/>
                 <w:sz w:val="30"/>
               </w:rPr>
-              <w:t>93÷6=15, 3</w:t>
+              <w:t>65÷6=10, 5</w:t>
             </w:r>
           </w:p>
         </w:tc>
@@ -406,7 +406,7 @@
                 <w:rFonts w:ascii="TimeNewRoman" w:hAnsi="TimeNewRoman"/>
                 <w:sz w:val="30"/>
               </w:rPr>
-              <w:t>58÷9=6, 4</w:t>
+              <w:t>71÷8=8, 7</w:t>
             </w:r>
           </w:p>
         </w:tc>
@@ -423,7 +423,7 @@
                 <w:rFonts w:ascii="TimeNewRoman" w:hAnsi="TimeNewRoman"/>
                 <w:sz w:val="30"/>
               </w:rPr>
-              <w:t>71÷6=11, 5</w:t>
+              <w:t>51÷5=10, 1</w:t>
             </w:r>
           </w:p>
         </w:tc>
@@ -440,7 +440,7 @@
                 <w:rFonts w:ascii="TimeNewRoman" w:hAnsi="TimeNewRoman"/>
                 <w:sz w:val="30"/>
               </w:rPr>
-              <w:t>91÷6=15, 1</w:t>
+              <w:t>31÷4=7, 3</w:t>
             </w:r>
           </w:p>
         </w:tc>
@@ -457,7 +457,7 @@
                 <w:rFonts w:ascii="TimeNewRoman" w:hAnsi="TimeNewRoman"/>
                 <w:sz w:val="30"/>
               </w:rPr>
-              <w:t>69÷3=23, 0</w:t>
+              <w:t>12÷7=1, 5</w:t>
             </w:r>
           </w:p>
         </w:tc>
@@ -474,7 +474,7 @@
                 <w:rFonts w:ascii="TimeNewRoman" w:hAnsi="TimeNewRoman"/>
                 <w:sz w:val="30"/>
               </w:rPr>
-              <w:t>93÷4=23, 1</w:t>
+              <w:t>25÷9=2, 7</w:t>
             </w:r>
           </w:p>
         </w:tc>
@@ -589,7 +589,7 @@
                 <w:rFonts w:ascii="TimeNewRoman" w:hAnsi="TimeNewRoman"/>
                 <w:sz w:val="30"/>
               </w:rPr>
-              <w:t>99÷8=12, 3</w:t>
+              <w:t>91÷6=15, 1</w:t>
             </w:r>
           </w:p>
         </w:tc>
@@ -606,7 +606,7 @@
                 <w:rFonts w:ascii="TimeNewRoman" w:hAnsi="TimeNewRoman"/>
                 <w:sz w:val="30"/>
               </w:rPr>
-              <w:t>22÷3=7, 1</w:t>
+              <w:t>29÷3=9, 2</w:t>
             </w:r>
           </w:p>
         </w:tc>
@@ -623,7 +623,7 @@
                 <w:rFonts w:ascii="TimeNewRoman" w:hAnsi="TimeNewRoman"/>
                 <w:sz w:val="30"/>
               </w:rPr>
-              <w:t>76÷6=12, 4</w:t>
+              <w:t>43÷2=21, 1</w:t>
             </w:r>
           </w:p>
         </w:tc>
@@ -640,7 +640,7 @@
                 <w:rFonts w:ascii="TimeNewRoman" w:hAnsi="TimeNewRoman"/>
                 <w:sz w:val="30"/>
               </w:rPr>
-              <w:t>24÷4=6, 0</w:t>
+              <w:t>82÷7=11, 5</w:t>
             </w:r>
           </w:p>
         </w:tc>
@@ -657,7 +657,7 @@
                 <w:rFonts w:ascii="TimeNewRoman" w:hAnsi="TimeNewRoman"/>
                 <w:sz w:val="30"/>
               </w:rPr>
-              <w:t>87÷4=21, 3</w:t>
+              <w:t>91÷5=18, 1</w:t>
             </w:r>
           </w:p>
         </w:tc>
@@ -772,7 +772,7 @@
                 <w:rFonts w:ascii="TimeNewRoman" w:hAnsi="TimeNewRoman"/>
                 <w:sz w:val="30"/>
               </w:rPr>
-              <w:t>38÷2=19, 0</w:t>
+              <w:t>23÷4=5, 3</w:t>
             </w:r>
           </w:p>
         </w:tc>
@@ -789,7 +789,7 @@
                 <w:rFonts w:ascii="TimeNewRoman" w:hAnsi="TimeNewRoman"/>
                 <w:sz w:val="30"/>
               </w:rPr>
-              <w:t>73÷5=14, 3</w:t>
+              <w:t>39÷8=4, 7</w:t>
             </w:r>
           </w:p>
         </w:tc>
@@ -806,7 +806,7 @@
                 <w:rFonts w:ascii="TimeNewRoman" w:hAnsi="TimeNewRoman"/>
                 <w:sz w:val="30"/>
               </w:rPr>
-              <w:t>69÷7=9, 6</w:t>
+              <w:t>67÷7=9, 4</w:t>
             </w:r>
           </w:p>
         </w:tc>
@@ -823,7 +823,7 @@
                 <w:rFonts w:ascii="TimeNewRoman" w:hAnsi="TimeNewRoman"/>
                 <w:sz w:val="30"/>
               </w:rPr>
-              <w:t>84÷3=28, 0</w:t>
+              <w:t>10÷6=1, 4</w:t>
             </w:r>
           </w:p>
         </w:tc>
@@ -840,7 +840,7 @@
                 <w:rFonts w:ascii="TimeNewRoman" w:hAnsi="TimeNewRoman"/>
                 <w:sz w:val="30"/>
               </w:rPr>
-              <w:t>11÷7=1, 4</w:t>
+              <w:t>50÷8=6, 2</w:t>
             </w:r>
           </w:p>
         </w:tc>

--- a/answers-of-two-digit_number_divided_by_one-digit_number.docx
+++ b/answers-of-two-digit_number_divided_by_one-digit_number.docx
@@ -40,7 +40,7 @@
                 <w:rFonts w:ascii="TimeNewRoman" w:hAnsi="TimeNewRoman"/>
                 <w:sz w:val="30"/>
               </w:rPr>
-              <w:t>11÷2=5, 1</w:t>
+              <w:t>11÷9=1, 2</w:t>
             </w:r>
           </w:p>
         </w:tc>
@@ -57,7 +57,7 @@
                 <w:rFonts w:ascii="TimeNewRoman" w:hAnsi="TimeNewRoman"/>
                 <w:sz w:val="30"/>
               </w:rPr>
-              <w:t>45÷4=11, 1</w:t>
+              <w:t>89÷4=22, 1</w:t>
             </w:r>
           </w:p>
         </w:tc>
@@ -74,7 +74,7 @@
                 <w:rFonts w:ascii="TimeNewRoman" w:hAnsi="TimeNewRoman"/>
                 <w:sz w:val="30"/>
               </w:rPr>
-              <w:t>13÷9=1, 4</w:t>
+              <w:t>79÷4=19, 3</w:t>
             </w:r>
           </w:p>
         </w:tc>
@@ -91,7 +91,7 @@
                 <w:rFonts w:ascii="TimeNewRoman" w:hAnsi="TimeNewRoman"/>
                 <w:sz w:val="30"/>
               </w:rPr>
-              <w:t>61÷5=12, 1</w:t>
+              <w:t>24÷6=4, 0</w:t>
             </w:r>
           </w:p>
         </w:tc>
@@ -108,7 +108,7 @@
                 <w:rFonts w:ascii="TimeNewRoman" w:hAnsi="TimeNewRoman"/>
                 <w:sz w:val="30"/>
               </w:rPr>
-              <w:t>98÷8=12, 2</w:t>
+              <w:t>19÷2=9, 1</w:t>
             </w:r>
           </w:p>
         </w:tc>
@@ -223,7 +223,7 @@
                 <w:rFonts w:ascii="TimeNewRoman" w:hAnsi="TimeNewRoman"/>
                 <w:sz w:val="30"/>
               </w:rPr>
-              <w:t>24÷8=3, 0</w:t>
+              <w:t>11÷6=1, 5</w:t>
             </w:r>
           </w:p>
         </w:tc>
@@ -240,7 +240,7 @@
                 <w:rFonts w:ascii="TimeNewRoman" w:hAnsi="TimeNewRoman"/>
                 <w:sz w:val="30"/>
               </w:rPr>
-              <w:t>92÷4=23, 0</w:t>
+              <w:t>11÷4=2, 3</w:t>
             </w:r>
           </w:p>
         </w:tc>
@@ -257,7 +257,7 @@
                 <w:rFonts w:ascii="TimeNewRoman" w:hAnsi="TimeNewRoman"/>
                 <w:sz w:val="30"/>
               </w:rPr>
-              <w:t>72÷2=36, 0</w:t>
+              <w:t>51÷2=25, 1</w:t>
             </w:r>
           </w:p>
         </w:tc>
@@ -274,7 +274,7 @@
                 <w:rFonts w:ascii="TimeNewRoman" w:hAnsi="TimeNewRoman"/>
                 <w:sz w:val="30"/>
               </w:rPr>
-              <w:t>25÷4=6, 1</w:t>
+              <w:t>43÷6=7, 1</w:t>
             </w:r>
           </w:p>
         </w:tc>
@@ -291,7 +291,7 @@
                 <w:rFonts w:ascii="TimeNewRoman" w:hAnsi="TimeNewRoman"/>
                 <w:sz w:val="30"/>
               </w:rPr>
-              <w:t>65÷6=10, 5</w:t>
+              <w:t>68÷2=34, 0</w:t>
             </w:r>
           </w:p>
         </w:tc>
@@ -406,7 +406,7 @@
                 <w:rFonts w:ascii="TimeNewRoman" w:hAnsi="TimeNewRoman"/>
                 <w:sz w:val="30"/>
               </w:rPr>
-              <w:t>71÷8=8, 7</w:t>
+              <w:t>57÷6=9, 3</w:t>
             </w:r>
           </w:p>
         </w:tc>
@@ -423,7 +423,7 @@
                 <w:rFonts w:ascii="TimeNewRoman" w:hAnsi="TimeNewRoman"/>
                 <w:sz w:val="30"/>
               </w:rPr>
-              <w:t>51÷5=10, 1</w:t>
+              <w:t>89÷8=11, 1</w:t>
             </w:r>
           </w:p>
         </w:tc>
@@ -440,7 +440,7 @@
                 <w:rFonts w:ascii="TimeNewRoman" w:hAnsi="TimeNewRoman"/>
                 <w:sz w:val="30"/>
               </w:rPr>
-              <w:t>31÷4=7, 3</w:t>
+              <w:t>30÷6=5, 0</w:t>
             </w:r>
           </w:p>
         </w:tc>
@@ -457,7 +457,7 @@
                 <w:rFonts w:ascii="TimeNewRoman" w:hAnsi="TimeNewRoman"/>
                 <w:sz w:val="30"/>
               </w:rPr>
-              <w:t>12÷7=1, 5</w:t>
+              <w:t>24÷3=8, 0</w:t>
             </w:r>
           </w:p>
         </w:tc>
@@ -474,7 +474,7 @@
                 <w:rFonts w:ascii="TimeNewRoman" w:hAnsi="TimeNewRoman"/>
                 <w:sz w:val="30"/>
               </w:rPr>
-              <w:t>25÷9=2, 7</w:t>
+              <w:t>18÷4=4, 2</w:t>
             </w:r>
           </w:p>
         </w:tc>
@@ -589,7 +589,7 @@
                 <w:rFonts w:ascii="TimeNewRoman" w:hAnsi="TimeNewRoman"/>
                 <w:sz w:val="30"/>
               </w:rPr>
-              <w:t>91÷6=15, 1</w:t>
+              <w:t>71÷9=7, 8</w:t>
             </w:r>
           </w:p>
         </w:tc>
@@ -606,7 +606,7 @@
                 <w:rFonts w:ascii="TimeNewRoman" w:hAnsi="TimeNewRoman"/>
                 <w:sz w:val="30"/>
               </w:rPr>
-              <w:t>29÷3=9, 2</w:t>
+              <w:t>46÷6=7, 4</w:t>
             </w:r>
           </w:p>
         </w:tc>
@@ -623,7 +623,7 @@
                 <w:rFonts w:ascii="TimeNewRoman" w:hAnsi="TimeNewRoman"/>
                 <w:sz w:val="30"/>
               </w:rPr>
-              <w:t>43÷2=21, 1</w:t>
+              <w:t>30÷3=10, 0</w:t>
             </w:r>
           </w:p>
         </w:tc>
@@ -640,7 +640,7 @@
                 <w:rFonts w:ascii="TimeNewRoman" w:hAnsi="TimeNewRoman"/>
                 <w:sz w:val="30"/>
               </w:rPr>
-              <w:t>82÷7=11, 5</w:t>
+              <w:t>36÷2=18, 0</w:t>
             </w:r>
           </w:p>
         </w:tc>
@@ -657,7 +657,7 @@
                 <w:rFonts w:ascii="TimeNewRoman" w:hAnsi="TimeNewRoman"/>
                 <w:sz w:val="30"/>
               </w:rPr>
-              <w:t>91÷5=18, 1</w:t>
+              <w:t>24÷2=12, 0</w:t>
             </w:r>
           </w:p>
         </w:tc>
@@ -772,7 +772,7 @@
                 <w:rFonts w:ascii="TimeNewRoman" w:hAnsi="TimeNewRoman"/>
                 <w:sz w:val="30"/>
               </w:rPr>
-              <w:t>23÷4=5, 3</w:t>
+              <w:t>97÷7=13, 6</w:t>
             </w:r>
           </w:p>
         </w:tc>
@@ -789,7 +789,7 @@
                 <w:rFonts w:ascii="TimeNewRoman" w:hAnsi="TimeNewRoman"/>
                 <w:sz w:val="30"/>
               </w:rPr>
-              <w:t>39÷8=4, 7</w:t>
+              <w:t>42÷9=4, 6</w:t>
             </w:r>
           </w:p>
         </w:tc>
@@ -806,7 +806,7 @@
                 <w:rFonts w:ascii="TimeNewRoman" w:hAnsi="TimeNewRoman"/>
                 <w:sz w:val="30"/>
               </w:rPr>
-              <w:t>67÷7=9, 4</w:t>
+              <w:t>34÷6=5, 4</w:t>
             </w:r>
           </w:p>
         </w:tc>
@@ -823,7 +823,7 @@
                 <w:rFonts w:ascii="TimeNewRoman" w:hAnsi="TimeNewRoman"/>
                 <w:sz w:val="30"/>
               </w:rPr>
-              <w:t>10÷6=1, 4</w:t>
+              <w:t>56÷3=18, 2</w:t>
             </w:r>
           </w:p>
         </w:tc>
@@ -840,7 +840,7 @@
                 <w:rFonts w:ascii="TimeNewRoman" w:hAnsi="TimeNewRoman"/>
                 <w:sz w:val="30"/>
               </w:rPr>
-              <w:t>50÷8=6, 2</w:t>
+              <w:t>29÷7=4, 1</w:t>
             </w:r>
           </w:p>
         </w:tc>

--- a/answers-of-two-digit_number_divided_by_one-digit_number.docx
+++ b/answers-of-two-digit_number_divided_by_one-digit_number.docx
@@ -11,7 +11,7 @@
           <w:rFonts w:ascii="Arial" w:hAnsi="Arial"/>
           <w:sz w:val="30"/>
         </w:rPr>
-        <w:t>2026-10-21 Wednesday</w:t>
+        <w:t>2026-10-22 Thursday</w:t>
       </w:r>
     </w:p>
     <w:tbl>
@@ -40,7 +40,7 @@
                 <w:rFonts w:ascii="TimeNewRoman" w:hAnsi="TimeNewRoman"/>
                 <w:sz w:val="30"/>
               </w:rPr>
-              <w:t>11÷9=1, 2</w:t>
+              <w:t>17÷2=8, 1</w:t>
             </w:r>
           </w:p>
         </w:tc>
@@ -57,7 +57,7 @@
                 <w:rFonts w:ascii="TimeNewRoman" w:hAnsi="TimeNewRoman"/>
                 <w:sz w:val="30"/>
               </w:rPr>
-              <w:t>89÷4=22, 1</w:t>
+              <w:t>14÷4=3, 2</w:t>
             </w:r>
           </w:p>
         </w:tc>
@@ -74,7 +74,7 @@
                 <w:rFonts w:ascii="TimeNewRoman" w:hAnsi="TimeNewRoman"/>
                 <w:sz w:val="30"/>
               </w:rPr>
-              <w:t>79÷4=19, 3</w:t>
+              <w:t>39÷8=4, 7</w:t>
             </w:r>
           </w:p>
         </w:tc>
@@ -91,7 +91,7 @@
                 <w:rFonts w:ascii="TimeNewRoman" w:hAnsi="TimeNewRoman"/>
                 <w:sz w:val="30"/>
               </w:rPr>
-              <w:t>24÷6=4, 0</w:t>
+              <w:t>25÷3=8, 1</w:t>
             </w:r>
           </w:p>
         </w:tc>
@@ -108,7 +108,7 @@
                 <w:rFonts w:ascii="TimeNewRoman" w:hAnsi="TimeNewRoman"/>
                 <w:sz w:val="30"/>
               </w:rPr>
-              <w:t>19÷2=9, 1</w:t>
+              <w:t>76÷5=15, 1</w:t>
             </w:r>
           </w:p>
         </w:tc>
@@ -223,7 +223,7 @@
                 <w:rFonts w:ascii="TimeNewRoman" w:hAnsi="TimeNewRoman"/>
                 <w:sz w:val="30"/>
               </w:rPr>
-              <w:t>11÷6=1, 5</w:t>
+              <w:t>91÷8=11, 3</w:t>
             </w:r>
           </w:p>
         </w:tc>
@@ -240,7 +240,7 @@
                 <w:rFonts w:ascii="TimeNewRoman" w:hAnsi="TimeNewRoman"/>
                 <w:sz w:val="30"/>
               </w:rPr>
-              <w:t>11÷4=2, 3</w:t>
+              <w:t>16÷2=8, 0</w:t>
             </w:r>
           </w:p>
         </w:tc>
@@ -257,7 +257,7 @@
                 <w:rFonts w:ascii="TimeNewRoman" w:hAnsi="TimeNewRoman"/>
                 <w:sz w:val="30"/>
               </w:rPr>
-              <w:t>51÷2=25, 1</w:t>
+              <w:t>69÷9=7, 6</w:t>
             </w:r>
           </w:p>
         </w:tc>
@@ -274,7 +274,7 @@
                 <w:rFonts w:ascii="TimeNewRoman" w:hAnsi="TimeNewRoman"/>
                 <w:sz w:val="30"/>
               </w:rPr>
-              <w:t>43÷6=7, 1</w:t>
+              <w:t>93÷6=15, 3</w:t>
             </w:r>
           </w:p>
         </w:tc>
@@ -291,7 +291,7 @@
                 <w:rFonts w:ascii="TimeNewRoman" w:hAnsi="TimeNewRoman"/>
                 <w:sz w:val="30"/>
               </w:rPr>
-              <w:t>68÷2=34, 0</w:t>
+              <w:t>24÷4=6, 0</w:t>
             </w:r>
           </w:p>
         </w:tc>
@@ -406,7 +406,7 @@
                 <w:rFonts w:ascii="TimeNewRoman" w:hAnsi="TimeNewRoman"/>
                 <w:sz w:val="30"/>
               </w:rPr>
-              <w:t>57÷6=9, 3</w:t>
+              <w:t>99÷5=19, 4</w:t>
             </w:r>
           </w:p>
         </w:tc>
@@ -423,7 +423,7 @@
                 <w:rFonts w:ascii="TimeNewRoman" w:hAnsi="TimeNewRoman"/>
                 <w:sz w:val="30"/>
               </w:rPr>
-              <w:t>89÷8=11, 1</w:t>
+              <w:t>99÷9=11, 0</w:t>
             </w:r>
           </w:p>
         </w:tc>
@@ -440,7 +440,7 @@
                 <w:rFonts w:ascii="TimeNewRoman" w:hAnsi="TimeNewRoman"/>
                 <w:sz w:val="30"/>
               </w:rPr>
-              <w:t>30÷6=5, 0</w:t>
+              <w:t>56÷4=14, 0</w:t>
             </w:r>
           </w:p>
         </w:tc>
@@ -457,7 +457,7 @@
                 <w:rFonts w:ascii="TimeNewRoman" w:hAnsi="TimeNewRoman"/>
                 <w:sz w:val="30"/>
               </w:rPr>
-              <w:t>24÷3=8, 0</w:t>
+              <w:t>55÷8=6, 7</w:t>
             </w:r>
           </w:p>
         </w:tc>
@@ -474,7 +474,7 @@
                 <w:rFonts w:ascii="TimeNewRoman" w:hAnsi="TimeNewRoman"/>
                 <w:sz w:val="30"/>
               </w:rPr>
-              <w:t>18÷4=4, 2</w:t>
+              <w:t>31÷3=10, 1</w:t>
             </w:r>
           </w:p>
         </w:tc>
@@ -589,7 +589,7 @@
                 <w:rFonts w:ascii="TimeNewRoman" w:hAnsi="TimeNewRoman"/>
                 <w:sz w:val="30"/>
               </w:rPr>
-              <w:t>71÷9=7, 8</w:t>
+              <w:t>55÷6=9, 1</w:t>
             </w:r>
           </w:p>
         </w:tc>
@@ -606,7 +606,7 @@
                 <w:rFonts w:ascii="TimeNewRoman" w:hAnsi="TimeNewRoman"/>
                 <w:sz w:val="30"/>
               </w:rPr>
-              <w:t>46÷6=7, 4</w:t>
+              <w:t>30÷7=4, 2</w:t>
             </w:r>
           </w:p>
         </w:tc>
@@ -623,7 +623,7 @@
                 <w:rFonts w:ascii="TimeNewRoman" w:hAnsi="TimeNewRoman"/>
                 <w:sz w:val="30"/>
               </w:rPr>
-              <w:t>30÷3=10, 0</w:t>
+              <w:t>11÷7=1, 4</w:t>
             </w:r>
           </w:p>
         </w:tc>
@@ -640,7 +640,7 @@
                 <w:rFonts w:ascii="TimeNewRoman" w:hAnsi="TimeNewRoman"/>
                 <w:sz w:val="30"/>
               </w:rPr>
-              <w:t>36÷2=18, 0</w:t>
+              <w:t>12÷9=1, 3</w:t>
             </w:r>
           </w:p>
         </w:tc>
@@ -657,7 +657,7 @@
                 <w:rFonts w:ascii="TimeNewRoman" w:hAnsi="TimeNewRoman"/>
                 <w:sz w:val="30"/>
               </w:rPr>
-              <w:t>24÷2=12, 0</w:t>
+              <w:t>59÷6=9, 5</w:t>
             </w:r>
           </w:p>
         </w:tc>
@@ -772,7 +772,7 @@
                 <w:rFonts w:ascii="TimeNewRoman" w:hAnsi="TimeNewRoman"/>
                 <w:sz w:val="30"/>
               </w:rPr>
-              <w:t>97÷7=13, 6</w:t>
+              <w:t>47÷4=11, 3</w:t>
             </w:r>
           </w:p>
         </w:tc>
@@ -789,7 +789,7 @@
                 <w:rFonts w:ascii="TimeNewRoman" w:hAnsi="TimeNewRoman"/>
                 <w:sz w:val="30"/>
               </w:rPr>
-              <w:t>42÷9=4, 6</w:t>
+              <w:t>43÷9=4, 7</w:t>
             </w:r>
           </w:p>
         </w:tc>
@@ -806,7 +806,7 @@
                 <w:rFonts w:ascii="TimeNewRoman" w:hAnsi="TimeNewRoman"/>
                 <w:sz w:val="30"/>
               </w:rPr>
-              <w:t>34÷6=5, 4</w:t>
+              <w:t>53÷8=6, 5</w:t>
             </w:r>
           </w:p>
         </w:tc>
@@ -823,7 +823,7 @@
                 <w:rFonts w:ascii="TimeNewRoman" w:hAnsi="TimeNewRoman"/>
                 <w:sz w:val="30"/>
               </w:rPr>
-              <w:t>56÷3=18, 2</w:t>
+              <w:t>80÷9=8, 8</w:t>
             </w:r>
           </w:p>
         </w:tc>
@@ -840,7 +840,7 @@
                 <w:rFonts w:ascii="TimeNewRoman" w:hAnsi="TimeNewRoman"/>
                 <w:sz w:val="30"/>
               </w:rPr>
-              <w:t>29÷7=4, 1</w:t>
+              <w:t>96÷9=10, 6</w:t>
             </w:r>
           </w:p>
         </w:tc>

--- a/answers-of-two-digit_number_divided_by_one-digit_number.docx
+++ b/answers-of-two-digit_number_divided_by_one-digit_number.docx
@@ -40,7 +40,7 @@
                 <w:rFonts w:ascii="TimeNewRoman" w:hAnsi="TimeNewRoman"/>
                 <w:sz w:val="30"/>
               </w:rPr>
-              <w:t>17÷2=8, 1</w:t>
+              <w:t>80÷5=16, 0</w:t>
             </w:r>
           </w:p>
         </w:tc>
@@ -74,7 +74,7 @@
                 <w:rFonts w:ascii="TimeNewRoman" w:hAnsi="TimeNewRoman"/>
                 <w:sz w:val="30"/>
               </w:rPr>
-              <w:t>39÷8=4, 7</w:t>
+              <w:t>47÷4=11, 3</w:t>
             </w:r>
           </w:p>
         </w:tc>
@@ -91,7 +91,7 @@
                 <w:rFonts w:ascii="TimeNewRoman" w:hAnsi="TimeNewRoman"/>
                 <w:sz w:val="30"/>
               </w:rPr>
-              <w:t>25÷3=8, 1</w:t>
+              <w:t>50÷3=16, 2</w:t>
             </w:r>
           </w:p>
         </w:tc>
@@ -108,7 +108,7 @@
                 <w:rFonts w:ascii="TimeNewRoman" w:hAnsi="TimeNewRoman"/>
                 <w:sz w:val="30"/>
               </w:rPr>
-              <w:t>76÷5=15, 1</w:t>
+              <w:t>63÷7=9, 0</w:t>
             </w:r>
           </w:p>
         </w:tc>
@@ -223,7 +223,7 @@
                 <w:rFonts w:ascii="TimeNewRoman" w:hAnsi="TimeNewRoman"/>
                 <w:sz w:val="30"/>
               </w:rPr>
-              <w:t>91÷8=11, 3</w:t>
+              <w:t>37÷9=4, 1</w:t>
             </w:r>
           </w:p>
         </w:tc>
@@ -240,7 +240,7 @@
                 <w:rFonts w:ascii="TimeNewRoman" w:hAnsi="TimeNewRoman"/>
                 <w:sz w:val="30"/>
               </w:rPr>
-              <w:t>16÷2=8, 0</w:t>
+              <w:t>31÷3=10, 1</w:t>
             </w:r>
           </w:p>
         </w:tc>
@@ -257,7 +257,7 @@
                 <w:rFonts w:ascii="TimeNewRoman" w:hAnsi="TimeNewRoman"/>
                 <w:sz w:val="30"/>
               </w:rPr>
-              <w:t>69÷9=7, 6</w:t>
+              <w:t>19÷4=4, 3</w:t>
             </w:r>
           </w:p>
         </w:tc>
@@ -274,7 +274,7 @@
                 <w:rFonts w:ascii="TimeNewRoman" w:hAnsi="TimeNewRoman"/>
                 <w:sz w:val="30"/>
               </w:rPr>
-              <w:t>93÷6=15, 3</w:t>
+              <w:t>68÷3=22, 2</w:t>
             </w:r>
           </w:p>
         </w:tc>
@@ -291,7 +291,7 @@
                 <w:rFonts w:ascii="TimeNewRoman" w:hAnsi="TimeNewRoman"/>
                 <w:sz w:val="30"/>
               </w:rPr>
-              <w:t>24÷4=6, 0</w:t>
+              <w:t>48÷9=5, 3</w:t>
             </w:r>
           </w:p>
         </w:tc>
@@ -406,7 +406,7 @@
                 <w:rFonts w:ascii="TimeNewRoman" w:hAnsi="TimeNewRoman"/>
                 <w:sz w:val="30"/>
               </w:rPr>
-              <w:t>99÷5=19, 4</w:t>
+              <w:t>64÷4=16, 0</w:t>
             </w:r>
           </w:p>
         </w:tc>
@@ -423,7 +423,7 @@
                 <w:rFonts w:ascii="TimeNewRoman" w:hAnsi="TimeNewRoman"/>
                 <w:sz w:val="30"/>
               </w:rPr>
-              <w:t>99÷9=11, 0</w:t>
+              <w:t>16÷6=2, 4</w:t>
             </w:r>
           </w:p>
         </w:tc>
@@ -440,7 +440,7 @@
                 <w:rFonts w:ascii="TimeNewRoman" w:hAnsi="TimeNewRoman"/>
                 <w:sz w:val="30"/>
               </w:rPr>
-              <w:t>56÷4=14, 0</w:t>
+              <w:t>96÷9=10, 6</w:t>
             </w:r>
           </w:p>
         </w:tc>
@@ -457,7 +457,7 @@
                 <w:rFonts w:ascii="TimeNewRoman" w:hAnsi="TimeNewRoman"/>
                 <w:sz w:val="30"/>
               </w:rPr>
-              <w:t>55÷8=6, 7</w:t>
+              <w:t>43÷5=8, 3</w:t>
             </w:r>
           </w:p>
         </w:tc>
@@ -474,7 +474,7 @@
                 <w:rFonts w:ascii="TimeNewRoman" w:hAnsi="TimeNewRoman"/>
                 <w:sz w:val="30"/>
               </w:rPr>
-              <w:t>31÷3=10, 1</w:t>
+              <w:t>79÷3=26, 1</w:t>
             </w:r>
           </w:p>
         </w:tc>
@@ -589,7 +589,7 @@
                 <w:rFonts w:ascii="TimeNewRoman" w:hAnsi="TimeNewRoman"/>
                 <w:sz w:val="30"/>
               </w:rPr>
-              <w:t>55÷6=9, 1</w:t>
+              <w:t>37÷7=5, 2</w:t>
             </w:r>
           </w:p>
         </w:tc>
@@ -606,7 +606,7 @@
                 <w:rFonts w:ascii="TimeNewRoman" w:hAnsi="TimeNewRoman"/>
                 <w:sz w:val="30"/>
               </w:rPr>
-              <w:t>30÷7=4, 2</w:t>
+              <w:t>53÷9=5, 8</w:t>
             </w:r>
           </w:p>
         </w:tc>
@@ -623,7 +623,7 @@
                 <w:rFonts w:ascii="TimeNewRoman" w:hAnsi="TimeNewRoman"/>
                 <w:sz w:val="30"/>
               </w:rPr>
-              <w:t>11÷7=1, 4</w:t>
+              <w:t>69÷4=17, 1</w:t>
             </w:r>
           </w:p>
         </w:tc>
@@ -640,7 +640,7 @@
                 <w:rFonts w:ascii="TimeNewRoman" w:hAnsi="TimeNewRoman"/>
                 <w:sz w:val="30"/>
               </w:rPr>
-              <w:t>12÷9=1, 3</w:t>
+              <w:t>97÷6=16, 1</w:t>
             </w:r>
           </w:p>
         </w:tc>
@@ -657,7 +657,7 @@
                 <w:rFonts w:ascii="TimeNewRoman" w:hAnsi="TimeNewRoman"/>
                 <w:sz w:val="30"/>
               </w:rPr>
-              <w:t>59÷6=9, 5</w:t>
+              <w:t>83÷6=13, 5</w:t>
             </w:r>
           </w:p>
         </w:tc>
@@ -772,7 +772,7 @@
                 <w:rFonts w:ascii="TimeNewRoman" w:hAnsi="TimeNewRoman"/>
                 <w:sz w:val="30"/>
               </w:rPr>
-              <w:t>47÷4=11, 3</w:t>
+              <w:t>25÷7=3, 4</w:t>
             </w:r>
           </w:p>
         </w:tc>
@@ -789,7 +789,7 @@
                 <w:rFonts w:ascii="TimeNewRoman" w:hAnsi="TimeNewRoman"/>
                 <w:sz w:val="30"/>
               </w:rPr>
-              <w:t>43÷9=4, 7</w:t>
+              <w:t>69÷7=9, 6</w:t>
             </w:r>
           </w:p>
         </w:tc>
@@ -806,7 +806,7 @@
                 <w:rFonts w:ascii="TimeNewRoman" w:hAnsi="TimeNewRoman"/>
                 <w:sz w:val="30"/>
               </w:rPr>
-              <w:t>53÷8=6, 5</w:t>
+              <w:t>84÷2=42, 0</w:t>
             </w:r>
           </w:p>
         </w:tc>
@@ -823,7 +823,7 @@
                 <w:rFonts w:ascii="TimeNewRoman" w:hAnsi="TimeNewRoman"/>
                 <w:sz w:val="30"/>
               </w:rPr>
-              <w:t>80÷9=8, 8</w:t>
+              <w:t>41÷5=8, 1</w:t>
             </w:r>
           </w:p>
         </w:tc>
@@ -840,7 +840,7 @@
                 <w:rFonts w:ascii="TimeNewRoman" w:hAnsi="TimeNewRoman"/>
                 <w:sz w:val="30"/>
               </w:rPr>
-              <w:t>96÷9=10, 6</w:t>
+              <w:t>79÷9=8, 7</w:t>
             </w:r>
           </w:p>
         </w:tc>

--- a/answers-of-two-digit_number_divided_by_one-digit_number.docx
+++ b/answers-of-two-digit_number_divided_by_one-digit_number.docx
@@ -11,7 +11,7 @@
           <w:rFonts w:ascii="Arial" w:hAnsi="Arial"/>
           <w:sz w:val="30"/>
         </w:rPr>
-        <w:t>2026-10-22 Thursday</w:t>
+        <w:t>2026-10-23 Friday</w:t>
       </w:r>
     </w:p>
     <w:tbl>
@@ -40,7 +40,7 @@
                 <w:rFonts w:ascii="TimeNewRoman" w:hAnsi="TimeNewRoman"/>
                 <w:sz w:val="30"/>
               </w:rPr>
-              <w:t>80÷5=16, 0</w:t>
+              <w:t>66÷7=9, 3</w:t>
             </w:r>
           </w:p>
         </w:tc>
@@ -57,7 +57,7 @@
                 <w:rFonts w:ascii="TimeNewRoman" w:hAnsi="TimeNewRoman"/>
                 <w:sz w:val="30"/>
               </w:rPr>
-              <w:t>14÷4=3, 2</w:t>
+              <w:t>39÷5=7, 4</w:t>
             </w:r>
           </w:p>
         </w:tc>
@@ -74,7 +74,7 @@
                 <w:rFonts w:ascii="TimeNewRoman" w:hAnsi="TimeNewRoman"/>
                 <w:sz w:val="30"/>
               </w:rPr>
-              <w:t>47÷4=11, 3</w:t>
+              <w:t>60÷9=6, 6</w:t>
             </w:r>
           </w:p>
         </w:tc>
@@ -91,7 +91,7 @@
                 <w:rFonts w:ascii="TimeNewRoman" w:hAnsi="TimeNewRoman"/>
                 <w:sz w:val="30"/>
               </w:rPr>
-              <w:t>50÷3=16, 2</w:t>
+              <w:t>35÷8=4, 3</w:t>
             </w:r>
           </w:p>
         </w:tc>
@@ -108,7 +108,7 @@
                 <w:rFonts w:ascii="TimeNewRoman" w:hAnsi="TimeNewRoman"/>
                 <w:sz w:val="30"/>
               </w:rPr>
-              <w:t>63÷7=9, 0</w:t>
+              <w:t>95÷2=47, 1</w:t>
             </w:r>
           </w:p>
         </w:tc>
@@ -223,7 +223,7 @@
                 <w:rFonts w:ascii="TimeNewRoman" w:hAnsi="TimeNewRoman"/>
                 <w:sz w:val="30"/>
               </w:rPr>
-              <w:t>37÷9=4, 1</w:t>
+              <w:t>37÷4=9, 1</w:t>
             </w:r>
           </w:p>
         </w:tc>
@@ -240,7 +240,7 @@
                 <w:rFonts w:ascii="TimeNewRoman" w:hAnsi="TimeNewRoman"/>
                 <w:sz w:val="30"/>
               </w:rPr>
-              <w:t>31÷3=10, 1</w:t>
+              <w:t>89÷6=14, 5</w:t>
             </w:r>
           </w:p>
         </w:tc>
@@ -257,7 +257,7 @@
                 <w:rFonts w:ascii="TimeNewRoman" w:hAnsi="TimeNewRoman"/>
                 <w:sz w:val="30"/>
               </w:rPr>
-              <w:t>19÷4=4, 3</w:t>
+              <w:t>62÷7=8, 6</w:t>
             </w:r>
           </w:p>
         </w:tc>
@@ -274,7 +274,7 @@
                 <w:rFonts w:ascii="TimeNewRoman" w:hAnsi="TimeNewRoman"/>
                 <w:sz w:val="30"/>
               </w:rPr>
-              <w:t>68÷3=22, 2</w:t>
+              <w:t>19÷3=6, 1</w:t>
             </w:r>
           </w:p>
         </w:tc>
@@ -291,7 +291,7 @@
                 <w:rFonts w:ascii="TimeNewRoman" w:hAnsi="TimeNewRoman"/>
                 <w:sz w:val="30"/>
               </w:rPr>
-              <w:t>48÷9=5, 3</w:t>
+              <w:t>61÷8=7, 5</w:t>
             </w:r>
           </w:p>
         </w:tc>
@@ -406,7 +406,7 @@
                 <w:rFonts w:ascii="TimeNewRoman" w:hAnsi="TimeNewRoman"/>
                 <w:sz w:val="30"/>
               </w:rPr>
-              <w:t>64÷4=16, 0</w:t>
+              <w:t>42÷9=4, 6</w:t>
             </w:r>
           </w:p>
         </w:tc>
@@ -423,7 +423,7 @@
                 <w:rFonts w:ascii="TimeNewRoman" w:hAnsi="TimeNewRoman"/>
                 <w:sz w:val="30"/>
               </w:rPr>
-              <w:t>16÷6=2, 4</w:t>
+              <w:t>94÷8=11, 6</w:t>
             </w:r>
           </w:p>
         </w:tc>
@@ -440,7 +440,7 @@
                 <w:rFonts w:ascii="TimeNewRoman" w:hAnsi="TimeNewRoman"/>
                 <w:sz w:val="30"/>
               </w:rPr>
-              <w:t>96÷9=10, 6</w:t>
+              <w:t>57÷4=14, 1</w:t>
             </w:r>
           </w:p>
         </w:tc>
@@ -457,7 +457,7 @@
                 <w:rFonts w:ascii="TimeNewRoman" w:hAnsi="TimeNewRoman"/>
                 <w:sz w:val="30"/>
               </w:rPr>
-              <w:t>43÷5=8, 3</w:t>
+              <w:t>66÷3=22, 0</w:t>
             </w:r>
           </w:p>
         </w:tc>
@@ -474,7 +474,7 @@
                 <w:rFonts w:ascii="TimeNewRoman" w:hAnsi="TimeNewRoman"/>
                 <w:sz w:val="30"/>
               </w:rPr>
-              <w:t>79÷3=26, 1</w:t>
+              <w:t>43÷8=5, 3</w:t>
             </w:r>
           </w:p>
         </w:tc>
@@ -589,7 +589,7 @@
                 <w:rFonts w:ascii="TimeNewRoman" w:hAnsi="TimeNewRoman"/>
                 <w:sz w:val="30"/>
               </w:rPr>
-              <w:t>37÷7=5, 2</w:t>
+              <w:t>87÷6=14, 3</w:t>
             </w:r>
           </w:p>
         </w:tc>
@@ -606,7 +606,7 @@
                 <w:rFonts w:ascii="TimeNewRoman" w:hAnsi="TimeNewRoman"/>
                 <w:sz w:val="30"/>
               </w:rPr>
-              <w:t>53÷9=5, 8</w:t>
+              <w:t>28÷8=3, 4</w:t>
             </w:r>
           </w:p>
         </w:tc>
@@ -623,7 +623,7 @@
                 <w:rFonts w:ascii="TimeNewRoman" w:hAnsi="TimeNewRoman"/>
                 <w:sz w:val="30"/>
               </w:rPr>
-              <w:t>69÷4=17, 1</w:t>
+              <w:t>74÷5=14, 4</w:t>
             </w:r>
           </w:p>
         </w:tc>
@@ -640,7 +640,7 @@
                 <w:rFonts w:ascii="TimeNewRoman" w:hAnsi="TimeNewRoman"/>
                 <w:sz w:val="30"/>
               </w:rPr>
-              <w:t>97÷6=16, 1</w:t>
+              <w:t>65÷9=7, 2</w:t>
             </w:r>
           </w:p>
         </w:tc>
@@ -657,7 +657,7 @@
                 <w:rFonts w:ascii="TimeNewRoman" w:hAnsi="TimeNewRoman"/>
                 <w:sz w:val="30"/>
               </w:rPr>
-              <w:t>83÷6=13, 5</w:t>
+              <w:t>74÷2=37, 0</w:t>
             </w:r>
           </w:p>
         </w:tc>
@@ -772,7 +772,7 @@
                 <w:rFonts w:ascii="TimeNewRoman" w:hAnsi="TimeNewRoman"/>
                 <w:sz w:val="30"/>
               </w:rPr>
-              <w:t>25÷7=3, 4</w:t>
+              <w:t>52÷6=8, 4</w:t>
             </w:r>
           </w:p>
         </w:tc>
@@ -789,7 +789,7 @@
                 <w:rFonts w:ascii="TimeNewRoman" w:hAnsi="TimeNewRoman"/>
                 <w:sz w:val="30"/>
               </w:rPr>
-              <w:t>69÷7=9, 6</w:t>
+              <w:t>35÷7=5, 0</w:t>
             </w:r>
           </w:p>
         </w:tc>
@@ -806,7 +806,7 @@
                 <w:rFonts w:ascii="TimeNewRoman" w:hAnsi="TimeNewRoman"/>
                 <w:sz w:val="30"/>
               </w:rPr>
-              <w:t>84÷2=42, 0</w:t>
+              <w:t>11÷3=3, 2</w:t>
             </w:r>
           </w:p>
         </w:tc>
@@ -823,7 +823,7 @@
                 <w:rFonts w:ascii="TimeNewRoman" w:hAnsi="TimeNewRoman"/>
                 <w:sz w:val="30"/>
               </w:rPr>
-              <w:t>41÷5=8, 1</w:t>
+              <w:t>84÷8=10, 4</w:t>
             </w:r>
           </w:p>
         </w:tc>
@@ -840,7 +840,7 @@
                 <w:rFonts w:ascii="TimeNewRoman" w:hAnsi="TimeNewRoman"/>
                 <w:sz w:val="30"/>
               </w:rPr>
-              <w:t>79÷9=8, 7</w:t>
+              <w:t>22÷7=3, 1</w:t>
             </w:r>
           </w:p>
         </w:tc>

--- a/answers-of-two-digit_number_divided_by_one-digit_number.docx
+++ b/answers-of-two-digit_number_divided_by_one-digit_number.docx
@@ -40,7 +40,7 @@
                 <w:rFonts w:ascii="TimeNewRoman" w:hAnsi="TimeNewRoman"/>
                 <w:sz w:val="30"/>
               </w:rPr>
-              <w:t>66÷7=9, 3</w:t>
+              <w:t>84÷7=12, 0</w:t>
             </w:r>
           </w:p>
         </w:tc>
@@ -57,7 +57,7 @@
                 <w:rFonts w:ascii="TimeNewRoman" w:hAnsi="TimeNewRoman"/>
                 <w:sz w:val="30"/>
               </w:rPr>
-              <w:t>39÷5=7, 4</w:t>
+              <w:t>60÷4=15, 0</w:t>
             </w:r>
           </w:p>
         </w:tc>
@@ -74,7 +74,7 @@
                 <w:rFonts w:ascii="TimeNewRoman" w:hAnsi="TimeNewRoman"/>
                 <w:sz w:val="30"/>
               </w:rPr>
-              <w:t>60÷9=6, 6</w:t>
+              <w:t>77÷5=15, 2</w:t>
             </w:r>
           </w:p>
         </w:tc>
@@ -91,7 +91,7 @@
                 <w:rFonts w:ascii="TimeNewRoman" w:hAnsi="TimeNewRoman"/>
                 <w:sz w:val="30"/>
               </w:rPr>
-              <w:t>35÷8=4, 3</w:t>
+              <w:t>24÷4=6, 0</w:t>
             </w:r>
           </w:p>
         </w:tc>
@@ -108,7 +108,7 @@
                 <w:rFonts w:ascii="TimeNewRoman" w:hAnsi="TimeNewRoman"/>
                 <w:sz w:val="30"/>
               </w:rPr>
-              <w:t>95÷2=47, 1</w:t>
+              <w:t>83÷7=11, 6</w:t>
             </w:r>
           </w:p>
         </w:tc>
@@ -223,57 +223,6 @@
                 <w:rFonts w:ascii="TimeNewRoman" w:hAnsi="TimeNewRoman"/>
                 <w:sz w:val="30"/>
               </w:rPr>
-              <w:t>37÷4=9, 1</w:t>
-            </w:r>
-          </w:p>
-        </w:tc>
-        <w:tc>
-          <w:tcPr>
-            <w:tcW w:type="dxa" w:w="1987"/>
-          </w:tcPr>
-          <w:p>
-            <w:pPr>
-              <w:jc w:val="left"/>
-            </w:pPr>
-            <w:r>
-              <w:rPr>
-                <w:rFonts w:ascii="TimeNewRoman" w:hAnsi="TimeNewRoman"/>
-                <w:sz w:val="30"/>
-              </w:rPr>
-              <w:t>89÷6=14, 5</w:t>
-            </w:r>
-          </w:p>
-        </w:tc>
-        <w:tc>
-          <w:tcPr>
-            <w:tcW w:type="dxa" w:w="1987"/>
-          </w:tcPr>
-          <w:p>
-            <w:pPr>
-              <w:jc w:val="left"/>
-            </w:pPr>
-            <w:r>
-              <w:rPr>
-                <w:rFonts w:ascii="TimeNewRoman" w:hAnsi="TimeNewRoman"/>
-                <w:sz w:val="30"/>
-              </w:rPr>
-              <w:t>62÷7=8, 6</w:t>
-            </w:r>
-          </w:p>
-        </w:tc>
-        <w:tc>
-          <w:tcPr>
-            <w:tcW w:type="dxa" w:w="1987"/>
-          </w:tcPr>
-          <w:p>
-            <w:pPr>
-              <w:jc w:val="left"/>
-            </w:pPr>
-            <w:r>
-              <w:rPr>
-                <w:rFonts w:ascii="TimeNewRoman" w:hAnsi="TimeNewRoman"/>
-                <w:sz w:val="30"/>
-              </w:rPr>
               <w:t>19÷3=6, 1</w:t>
             </w:r>
           </w:p>
@@ -291,7 +240,58 @@
                 <w:rFonts w:ascii="TimeNewRoman" w:hAnsi="TimeNewRoman"/>
                 <w:sz w:val="30"/>
               </w:rPr>
-              <w:t>61÷8=7, 5</w:t>
+              <w:t>54÷2=27, 0</w:t>
+            </w:r>
+          </w:p>
+        </w:tc>
+        <w:tc>
+          <w:tcPr>
+            <w:tcW w:type="dxa" w:w="1987"/>
+          </w:tcPr>
+          <w:p>
+            <w:pPr>
+              <w:jc w:val="left"/>
+            </w:pPr>
+            <w:r>
+              <w:rPr>
+                <w:rFonts w:ascii="TimeNewRoman" w:hAnsi="TimeNewRoman"/>
+                <w:sz w:val="30"/>
+              </w:rPr>
+              <w:t>46÷7=6, 4</w:t>
+            </w:r>
+          </w:p>
+        </w:tc>
+        <w:tc>
+          <w:tcPr>
+            <w:tcW w:type="dxa" w:w="1987"/>
+          </w:tcPr>
+          <w:p>
+            <w:pPr>
+              <w:jc w:val="left"/>
+            </w:pPr>
+            <w:r>
+              <w:rPr>
+                <w:rFonts w:ascii="TimeNewRoman" w:hAnsi="TimeNewRoman"/>
+                <w:sz w:val="30"/>
+              </w:rPr>
+              <w:t>44÷5=8, 4</w:t>
+            </w:r>
+          </w:p>
+        </w:tc>
+        <w:tc>
+          <w:tcPr>
+            <w:tcW w:type="dxa" w:w="1987"/>
+          </w:tcPr>
+          <w:p>
+            <w:pPr>
+              <w:jc w:val="left"/>
+            </w:pPr>
+            <w:r>
+              <w:rPr>
+                <w:rFonts w:ascii="TimeNewRoman" w:hAnsi="TimeNewRoman"/>
+                <w:sz w:val="30"/>
+              </w:rPr>
+              <w:t>98÷7=14, 0</w:t>
             </w:r>
           </w:p>
         </w:tc>
@@ -406,7 +406,7 @@
                 <w:rFonts w:ascii="TimeNewRoman" w:hAnsi="TimeNewRoman"/>
                 <w:sz w:val="30"/>
               </w:rPr>
-              <w:t>42÷9=4, 6</w:t>
+              <w:t>86÷3=28, 2</w:t>
             </w:r>
           </w:p>
         </w:tc>
@@ -423,7 +423,7 @@
                 <w:rFonts w:ascii="TimeNewRoman" w:hAnsi="TimeNewRoman"/>
                 <w:sz w:val="30"/>
               </w:rPr>
-              <w:t>94÷8=11, 6</w:t>
+              <w:t>12÷7=1, 5</w:t>
             </w:r>
           </w:p>
         </w:tc>
@@ -440,7 +440,7 @@
                 <w:rFonts w:ascii="TimeNewRoman" w:hAnsi="TimeNewRoman"/>
                 <w:sz w:val="30"/>
               </w:rPr>
-              <w:t>57÷4=14, 1</w:t>
+              <w:t>43÷2=21, 1</w:t>
             </w:r>
           </w:p>
         </w:tc>
@@ -457,7 +457,7 @@
                 <w:rFonts w:ascii="TimeNewRoman" w:hAnsi="TimeNewRoman"/>
                 <w:sz w:val="30"/>
               </w:rPr>
-              <w:t>66÷3=22, 0</w:t>
+              <w:t>86÷3=28, 2</w:t>
             </w:r>
           </w:p>
         </w:tc>
@@ -474,7 +474,7 @@
                 <w:rFonts w:ascii="TimeNewRoman" w:hAnsi="TimeNewRoman"/>
                 <w:sz w:val="30"/>
               </w:rPr>
-              <w:t>43÷8=5, 3</w:t>
+              <w:t>21÷5=4, 1</w:t>
             </w:r>
           </w:p>
         </w:tc>
@@ -589,7 +589,7 @@
                 <w:rFonts w:ascii="TimeNewRoman" w:hAnsi="TimeNewRoman"/>
                 <w:sz w:val="30"/>
               </w:rPr>
-              <w:t>87÷6=14, 3</w:t>
+              <w:t>91÷2=45, 1</w:t>
             </w:r>
           </w:p>
         </w:tc>
@@ -606,7 +606,7 @@
                 <w:rFonts w:ascii="TimeNewRoman" w:hAnsi="TimeNewRoman"/>
                 <w:sz w:val="30"/>
               </w:rPr>
-              <w:t>28÷8=3, 4</w:t>
+              <w:t>91÷4=22, 3</w:t>
             </w:r>
           </w:p>
         </w:tc>
@@ -623,7 +623,7 @@
                 <w:rFonts w:ascii="TimeNewRoman" w:hAnsi="TimeNewRoman"/>
                 <w:sz w:val="30"/>
               </w:rPr>
-              <w:t>74÷5=14, 4</w:t>
+              <w:t>99÷9=11, 0</w:t>
             </w:r>
           </w:p>
         </w:tc>
@@ -640,7 +640,7 @@
                 <w:rFonts w:ascii="TimeNewRoman" w:hAnsi="TimeNewRoman"/>
                 <w:sz w:val="30"/>
               </w:rPr>
-              <w:t>65÷9=7, 2</w:t>
+              <w:t>13÷8=1, 5</w:t>
             </w:r>
           </w:p>
         </w:tc>
@@ -657,7 +657,7 @@
                 <w:rFonts w:ascii="TimeNewRoman" w:hAnsi="TimeNewRoman"/>
                 <w:sz w:val="30"/>
               </w:rPr>
-              <w:t>74÷2=37, 0</w:t>
+              <w:t>53÷7=7, 4</w:t>
             </w:r>
           </w:p>
         </w:tc>
@@ -772,7 +772,7 @@
                 <w:rFonts w:ascii="TimeNewRoman" w:hAnsi="TimeNewRoman"/>
                 <w:sz w:val="30"/>
               </w:rPr>
-              <w:t>52÷6=8, 4</w:t>
+              <w:t>18÷9=2, 0</w:t>
             </w:r>
           </w:p>
         </w:tc>
@@ -789,7 +789,7 @@
                 <w:rFonts w:ascii="TimeNewRoman" w:hAnsi="TimeNewRoman"/>
                 <w:sz w:val="30"/>
               </w:rPr>
-              <w:t>35÷7=5, 0</w:t>
+              <w:t>82÷4=20, 2</w:t>
             </w:r>
           </w:p>
         </w:tc>
@@ -806,7 +806,7 @@
                 <w:rFonts w:ascii="TimeNewRoman" w:hAnsi="TimeNewRoman"/>
                 <w:sz w:val="30"/>
               </w:rPr>
-              <w:t>11÷3=3, 2</w:t>
+              <w:t>87÷2=43, 1</w:t>
             </w:r>
           </w:p>
         </w:tc>
@@ -823,7 +823,7 @@
                 <w:rFonts w:ascii="TimeNewRoman" w:hAnsi="TimeNewRoman"/>
                 <w:sz w:val="30"/>
               </w:rPr>
-              <w:t>84÷8=10, 4</w:t>
+              <w:t>56÷6=9, 2</w:t>
             </w:r>
           </w:p>
         </w:tc>
@@ -840,7 +840,7 @@
                 <w:rFonts w:ascii="TimeNewRoman" w:hAnsi="TimeNewRoman"/>
                 <w:sz w:val="30"/>
               </w:rPr>
-              <w:t>22÷7=3, 1</w:t>
+              <w:t>13÷4=3, 1</w:t>
             </w:r>
           </w:p>
         </w:tc>

--- a/answers-of-two-digit_number_divided_by_one-digit_number.docx
+++ b/answers-of-two-digit_number_divided_by_one-digit_number.docx
@@ -11,7 +11,7 @@
           <w:rFonts w:ascii="Arial" w:hAnsi="Arial"/>
           <w:sz w:val="30"/>
         </w:rPr>
-        <w:t>2026-10-23 Friday</w:t>
+        <w:t>2026-10-24 Saturday</w:t>
       </w:r>
     </w:p>
     <w:tbl>
@@ -40,7 +40,7 @@
                 <w:rFonts w:ascii="TimeNewRoman" w:hAnsi="TimeNewRoman"/>
                 <w:sz w:val="30"/>
               </w:rPr>
-              <w:t>84÷7=12, 0</w:t>
+              <w:t>94÷8=11, 6</w:t>
             </w:r>
           </w:p>
         </w:tc>
@@ -57,7 +57,7 @@
                 <w:rFonts w:ascii="TimeNewRoman" w:hAnsi="TimeNewRoman"/>
                 <w:sz w:val="30"/>
               </w:rPr>
-              <w:t>60÷4=15, 0</w:t>
+              <w:t>39÷3=13, 0</w:t>
             </w:r>
           </w:p>
         </w:tc>
@@ -74,7 +74,7 @@
                 <w:rFonts w:ascii="TimeNewRoman" w:hAnsi="TimeNewRoman"/>
                 <w:sz w:val="30"/>
               </w:rPr>
-              <w:t>77÷5=15, 2</w:t>
+              <w:t>36÷5=7, 1</w:t>
             </w:r>
           </w:p>
         </w:tc>
@@ -91,7 +91,7 @@
                 <w:rFonts w:ascii="TimeNewRoman" w:hAnsi="TimeNewRoman"/>
                 <w:sz w:val="30"/>
               </w:rPr>
-              <w:t>24÷4=6, 0</w:t>
+              <w:t>38÷5=7, 3</w:t>
             </w:r>
           </w:p>
         </w:tc>
@@ -108,7 +108,7 @@
                 <w:rFonts w:ascii="TimeNewRoman" w:hAnsi="TimeNewRoman"/>
                 <w:sz w:val="30"/>
               </w:rPr>
-              <w:t>83÷7=11, 6</w:t>
+              <w:t>40÷3=13, 1</w:t>
             </w:r>
           </w:p>
         </w:tc>
@@ -223,7 +223,7 @@
                 <w:rFonts w:ascii="TimeNewRoman" w:hAnsi="TimeNewRoman"/>
                 <w:sz w:val="30"/>
               </w:rPr>
-              <w:t>19÷3=6, 1</w:t>
+              <w:t>17÷8=2, 1</w:t>
             </w:r>
           </w:p>
         </w:tc>
@@ -240,7 +240,7 @@
                 <w:rFonts w:ascii="TimeNewRoman" w:hAnsi="TimeNewRoman"/>
                 <w:sz w:val="30"/>
               </w:rPr>
-              <w:t>54÷2=27, 0</w:t>
+              <w:t>83÷8=10, 3</w:t>
             </w:r>
           </w:p>
         </w:tc>
@@ -257,7 +257,7 @@
                 <w:rFonts w:ascii="TimeNewRoman" w:hAnsi="TimeNewRoman"/>
                 <w:sz w:val="30"/>
               </w:rPr>
-              <w:t>46÷7=6, 4</w:t>
+              <w:t>88÷5=17, 3</w:t>
             </w:r>
           </w:p>
         </w:tc>
@@ -274,7 +274,7 @@
                 <w:rFonts w:ascii="TimeNewRoman" w:hAnsi="TimeNewRoman"/>
                 <w:sz w:val="30"/>
               </w:rPr>
-              <w:t>44÷5=8, 4</w:t>
+              <w:t>57÷9=6, 3</w:t>
             </w:r>
           </w:p>
         </w:tc>
@@ -291,7 +291,7 @@
                 <w:rFonts w:ascii="TimeNewRoman" w:hAnsi="TimeNewRoman"/>
                 <w:sz w:val="30"/>
               </w:rPr>
-              <w:t>98÷7=14, 0</w:t>
+              <w:t>43÷6=7, 1</w:t>
             </w:r>
           </w:p>
         </w:tc>
@@ -406,7 +406,7 @@
                 <w:rFonts w:ascii="TimeNewRoman" w:hAnsi="TimeNewRoman"/>
                 <w:sz w:val="30"/>
               </w:rPr>
-              <w:t>86÷3=28, 2</w:t>
+              <w:t>25÷9=2, 7</w:t>
             </w:r>
           </w:p>
         </w:tc>
@@ -423,7 +423,7 @@
                 <w:rFonts w:ascii="TimeNewRoman" w:hAnsi="TimeNewRoman"/>
                 <w:sz w:val="30"/>
               </w:rPr>
-              <w:t>12÷7=1, 5</w:t>
+              <w:t>21÷2=10, 1</w:t>
             </w:r>
           </w:p>
         </w:tc>
@@ -440,7 +440,7 @@
                 <w:rFonts w:ascii="TimeNewRoman" w:hAnsi="TimeNewRoman"/>
                 <w:sz w:val="30"/>
               </w:rPr>
-              <w:t>43÷2=21, 1</w:t>
+              <w:t>53÷8=6, 5</w:t>
             </w:r>
           </w:p>
         </w:tc>
@@ -457,7 +457,7 @@
                 <w:rFonts w:ascii="TimeNewRoman" w:hAnsi="TimeNewRoman"/>
                 <w:sz w:val="30"/>
               </w:rPr>
-              <w:t>86÷3=28, 2</w:t>
+              <w:t>32÷3=10, 2</w:t>
             </w:r>
           </w:p>
         </w:tc>
@@ -474,7 +474,7 @@
                 <w:rFonts w:ascii="TimeNewRoman" w:hAnsi="TimeNewRoman"/>
                 <w:sz w:val="30"/>
               </w:rPr>
-              <w:t>21÷5=4, 1</w:t>
+              <w:t>22÷8=2, 6</w:t>
             </w:r>
           </w:p>
         </w:tc>
@@ -589,7 +589,7 @@
                 <w:rFonts w:ascii="TimeNewRoman" w:hAnsi="TimeNewRoman"/>
                 <w:sz w:val="30"/>
               </w:rPr>
-              <w:t>91÷2=45, 1</w:t>
+              <w:t>36÷9=4, 0</w:t>
             </w:r>
           </w:p>
         </w:tc>
@@ -606,7 +606,7 @@
                 <w:rFonts w:ascii="TimeNewRoman" w:hAnsi="TimeNewRoman"/>
                 <w:sz w:val="30"/>
               </w:rPr>
-              <w:t>91÷4=22, 3</w:t>
+              <w:t>46÷7=6, 4</w:t>
             </w:r>
           </w:p>
         </w:tc>
@@ -623,7 +623,7 @@
                 <w:rFonts w:ascii="TimeNewRoman" w:hAnsi="TimeNewRoman"/>
                 <w:sz w:val="30"/>
               </w:rPr>
-              <w:t>99÷9=11, 0</w:t>
+              <w:t>15÷2=7, 1</w:t>
             </w:r>
           </w:p>
         </w:tc>
@@ -640,7 +640,7 @@
                 <w:rFonts w:ascii="TimeNewRoman" w:hAnsi="TimeNewRoman"/>
                 <w:sz w:val="30"/>
               </w:rPr>
-              <w:t>13÷8=1, 5</w:t>
+              <w:t>66÷9=7, 3</w:t>
             </w:r>
           </w:p>
         </w:tc>
@@ -657,7 +657,7 @@
                 <w:rFonts w:ascii="TimeNewRoman" w:hAnsi="TimeNewRoman"/>
                 <w:sz w:val="30"/>
               </w:rPr>
-              <w:t>53÷7=7, 4</w:t>
+              <w:t>66÷4=16, 2</w:t>
             </w:r>
           </w:p>
         </w:tc>
@@ -772,7 +772,7 @@
                 <w:rFonts w:ascii="TimeNewRoman" w:hAnsi="TimeNewRoman"/>
                 <w:sz w:val="30"/>
               </w:rPr>
-              <w:t>18÷9=2, 0</w:t>
+              <w:t>65÷4=16, 1</w:t>
             </w:r>
           </w:p>
         </w:tc>
@@ -789,7 +789,7 @@
                 <w:rFonts w:ascii="TimeNewRoman" w:hAnsi="TimeNewRoman"/>
                 <w:sz w:val="30"/>
               </w:rPr>
-              <w:t>82÷4=20, 2</w:t>
+              <w:t>96÷3=32, 0</w:t>
             </w:r>
           </w:p>
         </w:tc>
@@ -806,7 +806,7 @@
                 <w:rFonts w:ascii="TimeNewRoman" w:hAnsi="TimeNewRoman"/>
                 <w:sz w:val="30"/>
               </w:rPr>
-              <w:t>87÷2=43, 1</w:t>
+              <w:t>59÷5=11, 4</w:t>
             </w:r>
           </w:p>
         </w:tc>
@@ -823,7 +823,7 @@
                 <w:rFonts w:ascii="TimeNewRoman" w:hAnsi="TimeNewRoman"/>
                 <w:sz w:val="30"/>
               </w:rPr>
-              <w:t>56÷6=9, 2</w:t>
+              <w:t>20÷3=6, 2</w:t>
             </w:r>
           </w:p>
         </w:tc>
@@ -840,7 +840,7 @@
                 <w:rFonts w:ascii="TimeNewRoman" w:hAnsi="TimeNewRoman"/>
                 <w:sz w:val="30"/>
               </w:rPr>
-              <w:t>13÷4=3, 1</w:t>
+              <w:t>19÷9=2, 1</w:t>
             </w:r>
           </w:p>
         </w:tc>

--- a/answers-of-two-digit_number_divided_by_one-digit_number.docx
+++ b/answers-of-two-digit_number_divided_by_one-digit_number.docx
@@ -40,7 +40,7 @@
                 <w:rFonts w:ascii="TimeNewRoman" w:hAnsi="TimeNewRoman"/>
                 <w:sz w:val="30"/>
               </w:rPr>
-              <w:t>94÷8=11, 6</w:t>
+              <w:t>13÷7=1, 6</w:t>
             </w:r>
           </w:p>
         </w:tc>
@@ -57,7 +57,7 @@
                 <w:rFonts w:ascii="TimeNewRoman" w:hAnsi="TimeNewRoman"/>
                 <w:sz w:val="30"/>
               </w:rPr>
-              <w:t>39÷3=13, 0</w:t>
+              <w:t>25÷9=2, 7</w:t>
             </w:r>
           </w:p>
         </w:tc>
@@ -74,7 +74,7 @@
                 <w:rFonts w:ascii="TimeNewRoman" w:hAnsi="TimeNewRoman"/>
                 <w:sz w:val="30"/>
               </w:rPr>
-              <w:t>36÷5=7, 1</w:t>
+              <w:t>28÷7=4, 0</w:t>
             </w:r>
           </w:p>
         </w:tc>
@@ -91,7 +91,7 @@
                 <w:rFonts w:ascii="TimeNewRoman" w:hAnsi="TimeNewRoman"/>
                 <w:sz w:val="30"/>
               </w:rPr>
-              <w:t>38÷5=7, 3</w:t>
+              <w:t>89÷6=14, 5</w:t>
             </w:r>
           </w:p>
         </w:tc>
@@ -108,7 +108,7 @@
                 <w:rFonts w:ascii="TimeNewRoman" w:hAnsi="TimeNewRoman"/>
                 <w:sz w:val="30"/>
               </w:rPr>
-              <w:t>40÷3=13, 1</w:t>
+              <w:t>31÷7=4, 3</w:t>
             </w:r>
           </w:p>
         </w:tc>
@@ -223,7 +223,7 @@
                 <w:rFonts w:ascii="TimeNewRoman" w:hAnsi="TimeNewRoman"/>
                 <w:sz w:val="30"/>
               </w:rPr>
-              <w:t>17÷8=2, 1</w:t>
+              <w:t>19÷4=4, 3</w:t>
             </w:r>
           </w:p>
         </w:tc>
@@ -240,7 +240,7 @@
                 <w:rFonts w:ascii="TimeNewRoman" w:hAnsi="TimeNewRoman"/>
                 <w:sz w:val="30"/>
               </w:rPr>
-              <w:t>83÷8=10, 3</w:t>
+              <w:t>98÷4=24, 2</w:t>
             </w:r>
           </w:p>
         </w:tc>
@@ -257,7 +257,7 @@
                 <w:rFonts w:ascii="TimeNewRoman" w:hAnsi="TimeNewRoman"/>
                 <w:sz w:val="30"/>
               </w:rPr>
-              <w:t>88÷5=17, 3</w:t>
+              <w:t>60÷5=12, 0</w:t>
             </w:r>
           </w:p>
         </w:tc>
@@ -274,7 +274,7 @@
                 <w:rFonts w:ascii="TimeNewRoman" w:hAnsi="TimeNewRoman"/>
                 <w:sz w:val="30"/>
               </w:rPr>
-              <w:t>57÷9=6, 3</w:t>
+              <w:t>76÷6=12, 4</w:t>
             </w:r>
           </w:p>
         </w:tc>
@@ -291,7 +291,7 @@
                 <w:rFonts w:ascii="TimeNewRoman" w:hAnsi="TimeNewRoman"/>
                 <w:sz w:val="30"/>
               </w:rPr>
-              <w:t>43÷6=7, 1</w:t>
+              <w:t>95÷8=11, 7</w:t>
             </w:r>
           </w:p>
         </w:tc>
@@ -406,7 +406,7 @@
                 <w:rFonts w:ascii="TimeNewRoman" w:hAnsi="TimeNewRoman"/>
                 <w:sz w:val="30"/>
               </w:rPr>
-              <w:t>25÷9=2, 7</w:t>
+              <w:t>33÷3=11, 0</w:t>
             </w:r>
           </w:p>
         </w:tc>
@@ -423,7 +423,7 @@
                 <w:rFonts w:ascii="TimeNewRoman" w:hAnsi="TimeNewRoman"/>
                 <w:sz w:val="30"/>
               </w:rPr>
-              <w:t>21÷2=10, 1</w:t>
+              <w:t>65÷3=21, 2</w:t>
             </w:r>
           </w:p>
         </w:tc>
@@ -440,7 +440,7 @@
                 <w:rFonts w:ascii="TimeNewRoman" w:hAnsi="TimeNewRoman"/>
                 <w:sz w:val="30"/>
               </w:rPr>
-              <w:t>53÷8=6, 5</w:t>
+              <w:t>38÷3=12, 2</w:t>
             </w:r>
           </w:p>
         </w:tc>
@@ -457,7 +457,7 @@
                 <w:rFonts w:ascii="TimeNewRoman" w:hAnsi="TimeNewRoman"/>
                 <w:sz w:val="30"/>
               </w:rPr>
-              <w:t>32÷3=10, 2</w:t>
+              <w:t>66÷5=13, 1</w:t>
             </w:r>
           </w:p>
         </w:tc>
@@ -474,7 +474,7 @@
                 <w:rFonts w:ascii="TimeNewRoman" w:hAnsi="TimeNewRoman"/>
                 <w:sz w:val="30"/>
               </w:rPr>
-              <w:t>22÷8=2, 6</w:t>
+              <w:t>14÷6=2, 2</w:t>
             </w:r>
           </w:p>
         </w:tc>
@@ -589,7 +589,7 @@
                 <w:rFonts w:ascii="TimeNewRoman" w:hAnsi="TimeNewRoman"/>
                 <w:sz w:val="30"/>
               </w:rPr>
-              <w:t>36÷9=4, 0</w:t>
+              <w:t>66÷3=22, 0</w:t>
             </w:r>
           </w:p>
         </w:tc>
@@ -606,7 +606,7 @@
                 <w:rFonts w:ascii="TimeNewRoman" w:hAnsi="TimeNewRoman"/>
                 <w:sz w:val="30"/>
               </w:rPr>
-              <w:t>46÷7=6, 4</w:t>
+              <w:t>64÷3=21, 1</w:t>
             </w:r>
           </w:p>
         </w:tc>
@@ -623,7 +623,7 @@
                 <w:rFonts w:ascii="TimeNewRoman" w:hAnsi="TimeNewRoman"/>
                 <w:sz w:val="30"/>
               </w:rPr>
-              <w:t>15÷2=7, 1</w:t>
+              <w:t>17÷6=2, 5</w:t>
             </w:r>
           </w:p>
         </w:tc>
@@ -640,7 +640,7 @@
                 <w:rFonts w:ascii="TimeNewRoman" w:hAnsi="TimeNewRoman"/>
                 <w:sz w:val="30"/>
               </w:rPr>
-              <w:t>66÷9=7, 3</w:t>
+              <w:t>50÷3=16, 2</w:t>
             </w:r>
           </w:p>
         </w:tc>
@@ -657,7 +657,7 @@
                 <w:rFonts w:ascii="TimeNewRoman" w:hAnsi="TimeNewRoman"/>
                 <w:sz w:val="30"/>
               </w:rPr>
-              <w:t>66÷4=16, 2</w:t>
+              <w:t>86÷3=28, 2</w:t>
             </w:r>
           </w:p>
         </w:tc>
@@ -772,7 +772,7 @@
                 <w:rFonts w:ascii="TimeNewRoman" w:hAnsi="TimeNewRoman"/>
                 <w:sz w:val="30"/>
               </w:rPr>
-              <w:t>65÷4=16, 1</w:t>
+              <w:t>90÷6=15, 0</w:t>
             </w:r>
           </w:p>
         </w:tc>
@@ -789,7 +789,7 @@
                 <w:rFonts w:ascii="TimeNewRoman" w:hAnsi="TimeNewRoman"/>
                 <w:sz w:val="30"/>
               </w:rPr>
-              <w:t>96÷3=32, 0</w:t>
+              <w:t>57÷4=14, 1</w:t>
             </w:r>
           </w:p>
         </w:tc>
@@ -806,7 +806,7 @@
                 <w:rFonts w:ascii="TimeNewRoman" w:hAnsi="TimeNewRoman"/>
                 <w:sz w:val="30"/>
               </w:rPr>
-              <w:t>59÷5=11, 4</w:t>
+              <w:t>86÷3=28, 2</w:t>
             </w:r>
           </w:p>
         </w:tc>
@@ -823,7 +823,7 @@
                 <w:rFonts w:ascii="TimeNewRoman" w:hAnsi="TimeNewRoman"/>
                 <w:sz w:val="30"/>
               </w:rPr>
-              <w:t>20÷3=6, 2</w:t>
+              <w:t>53÷3=17, 2</w:t>
             </w:r>
           </w:p>
         </w:tc>
@@ -840,7 +840,7 @@
                 <w:rFonts w:ascii="TimeNewRoman" w:hAnsi="TimeNewRoman"/>
                 <w:sz w:val="30"/>
               </w:rPr>
-              <w:t>19÷9=2, 1</w:t>
+              <w:t>91÷5=18, 1</w:t>
             </w:r>
           </w:p>
         </w:tc>

--- a/answers-of-two-digit_number_divided_by_one-digit_number.docx
+++ b/answers-of-two-digit_number_divided_by_one-digit_number.docx
@@ -11,7 +11,7 @@
           <w:rFonts w:ascii="Arial" w:hAnsi="Arial"/>
           <w:sz w:val="30"/>
         </w:rPr>
-        <w:t>2026-10-24 Saturday</w:t>
+        <w:t>2026-10-25 Sunday</w:t>
       </w:r>
     </w:p>
     <w:tbl>
@@ -40,7 +40,7 @@
                 <w:rFonts w:ascii="TimeNewRoman" w:hAnsi="TimeNewRoman"/>
                 <w:sz w:val="30"/>
               </w:rPr>
-              <w:t>13÷7=1, 6</w:t>
+              <w:t>37÷6=6, 1</w:t>
             </w:r>
           </w:p>
         </w:tc>
@@ -57,7 +57,7 @@
                 <w:rFonts w:ascii="TimeNewRoman" w:hAnsi="TimeNewRoman"/>
                 <w:sz w:val="30"/>
               </w:rPr>
-              <w:t>25÷9=2, 7</w:t>
+              <w:t>11÷9=1, 2</w:t>
             </w:r>
           </w:p>
         </w:tc>
@@ -74,7 +74,7 @@
                 <w:rFonts w:ascii="TimeNewRoman" w:hAnsi="TimeNewRoman"/>
                 <w:sz w:val="30"/>
               </w:rPr>
-              <w:t>28÷7=4, 0</w:t>
+              <w:t>55÷5=11, 0</w:t>
             </w:r>
           </w:p>
         </w:tc>
@@ -91,7 +91,7 @@
                 <w:rFonts w:ascii="TimeNewRoman" w:hAnsi="TimeNewRoman"/>
                 <w:sz w:val="30"/>
               </w:rPr>
-              <w:t>89÷6=14, 5</w:t>
+              <w:t>45÷3=15, 0</w:t>
             </w:r>
           </w:p>
         </w:tc>
@@ -108,7 +108,7 @@
                 <w:rFonts w:ascii="TimeNewRoman" w:hAnsi="TimeNewRoman"/>
                 <w:sz w:val="30"/>
               </w:rPr>
-              <w:t>31÷7=4, 3</w:t>
+              <w:t>31÷2=15, 1</w:t>
             </w:r>
           </w:p>
         </w:tc>
@@ -223,7 +223,7 @@
                 <w:rFonts w:ascii="TimeNewRoman" w:hAnsi="TimeNewRoman"/>
                 <w:sz w:val="30"/>
               </w:rPr>
-              <w:t>19÷4=4, 3</w:t>
+              <w:t>51÷3=17, 0</w:t>
             </w:r>
           </w:p>
         </w:tc>
@@ -240,7 +240,7 @@
                 <w:rFonts w:ascii="TimeNewRoman" w:hAnsi="TimeNewRoman"/>
                 <w:sz w:val="30"/>
               </w:rPr>
-              <w:t>98÷4=24, 2</w:t>
+              <w:t>52÷9=5, 7</w:t>
             </w:r>
           </w:p>
         </w:tc>
@@ -257,7 +257,7 @@
                 <w:rFonts w:ascii="TimeNewRoman" w:hAnsi="TimeNewRoman"/>
                 <w:sz w:val="30"/>
               </w:rPr>
-              <w:t>60÷5=12, 0</w:t>
+              <w:t>18÷5=3, 3</w:t>
             </w:r>
           </w:p>
         </w:tc>
@@ -274,7 +274,7 @@
                 <w:rFonts w:ascii="TimeNewRoman" w:hAnsi="TimeNewRoman"/>
                 <w:sz w:val="30"/>
               </w:rPr>
-              <w:t>76÷6=12, 4</w:t>
+              <w:t>30÷5=6, 0</w:t>
             </w:r>
           </w:p>
         </w:tc>
@@ -291,7 +291,7 @@
                 <w:rFonts w:ascii="TimeNewRoman" w:hAnsi="TimeNewRoman"/>
                 <w:sz w:val="30"/>
               </w:rPr>
-              <w:t>95÷8=11, 7</w:t>
+              <w:t>81÷7=11, 4</w:t>
             </w:r>
           </w:p>
         </w:tc>
@@ -406,7 +406,7 @@
                 <w:rFonts w:ascii="TimeNewRoman" w:hAnsi="TimeNewRoman"/>
                 <w:sz w:val="30"/>
               </w:rPr>
-              <w:t>33÷3=11, 0</w:t>
+              <w:t>92÷7=13, 1</w:t>
             </w:r>
           </w:p>
         </w:tc>
@@ -423,7 +423,7 @@
                 <w:rFonts w:ascii="TimeNewRoman" w:hAnsi="TimeNewRoman"/>
                 <w:sz w:val="30"/>
               </w:rPr>
-              <w:t>65÷3=21, 2</w:t>
+              <w:t>73÷5=14, 3</w:t>
             </w:r>
           </w:p>
         </w:tc>
@@ -440,7 +440,7 @@
                 <w:rFonts w:ascii="TimeNewRoman" w:hAnsi="TimeNewRoman"/>
                 <w:sz w:val="30"/>
               </w:rPr>
-              <w:t>38÷3=12, 2</w:t>
+              <w:t>35÷5=7, 0</w:t>
             </w:r>
           </w:p>
         </w:tc>
@@ -457,7 +457,7 @@
                 <w:rFonts w:ascii="TimeNewRoman" w:hAnsi="TimeNewRoman"/>
                 <w:sz w:val="30"/>
               </w:rPr>
-              <w:t>66÷5=13, 1</w:t>
+              <w:t>16÷2=8, 0</w:t>
             </w:r>
           </w:p>
         </w:tc>
@@ -474,7 +474,7 @@
                 <w:rFonts w:ascii="TimeNewRoman" w:hAnsi="TimeNewRoman"/>
                 <w:sz w:val="30"/>
               </w:rPr>
-              <w:t>14÷6=2, 2</w:t>
+              <w:t>25÷8=3, 1</w:t>
             </w:r>
           </w:p>
         </w:tc>
@@ -589,7 +589,7 @@
                 <w:rFonts w:ascii="TimeNewRoman" w:hAnsi="TimeNewRoman"/>
                 <w:sz w:val="30"/>
               </w:rPr>
-              <w:t>66÷3=22, 0</w:t>
+              <w:t>88÷6=14, 4</w:t>
             </w:r>
           </w:p>
         </w:tc>
@@ -606,7 +606,7 @@
                 <w:rFonts w:ascii="TimeNewRoman" w:hAnsi="TimeNewRoman"/>
                 <w:sz w:val="30"/>
               </w:rPr>
-              <w:t>64÷3=21, 1</w:t>
+              <w:t>62÷2=31, 0</w:t>
             </w:r>
           </w:p>
         </w:tc>
@@ -623,7 +623,7 @@
                 <w:rFonts w:ascii="TimeNewRoman" w:hAnsi="TimeNewRoman"/>
                 <w:sz w:val="30"/>
               </w:rPr>
-              <w:t>17÷6=2, 5</w:t>
+              <w:t>69÷2=34, 1</w:t>
             </w:r>
           </w:p>
         </w:tc>
@@ -640,7 +640,7 @@
                 <w:rFonts w:ascii="TimeNewRoman" w:hAnsi="TimeNewRoman"/>
                 <w:sz w:val="30"/>
               </w:rPr>
-              <w:t>50÷3=16, 2</w:t>
+              <w:t>25÷7=3, 4</w:t>
             </w:r>
           </w:p>
         </w:tc>
@@ -657,7 +657,7 @@
                 <w:rFonts w:ascii="TimeNewRoman" w:hAnsi="TimeNewRoman"/>
                 <w:sz w:val="30"/>
               </w:rPr>
-              <w:t>86÷3=28, 2</w:t>
+              <w:t>80÷8=10, 0</w:t>
             </w:r>
           </w:p>
         </w:tc>
@@ -772,7 +772,7 @@
                 <w:rFonts w:ascii="TimeNewRoman" w:hAnsi="TimeNewRoman"/>
                 <w:sz w:val="30"/>
               </w:rPr>
-              <w:t>90÷6=15, 0</w:t>
+              <w:t>85÷3=28, 1</w:t>
             </w:r>
           </w:p>
         </w:tc>
@@ -789,7 +789,7 @@
                 <w:rFonts w:ascii="TimeNewRoman" w:hAnsi="TimeNewRoman"/>
                 <w:sz w:val="30"/>
               </w:rPr>
-              <w:t>57÷4=14, 1</w:t>
+              <w:t>35÷2=17, 1</w:t>
             </w:r>
           </w:p>
         </w:tc>
@@ -806,7 +806,7 @@
                 <w:rFonts w:ascii="TimeNewRoman" w:hAnsi="TimeNewRoman"/>
                 <w:sz w:val="30"/>
               </w:rPr>
-              <w:t>86÷3=28, 2</w:t>
+              <w:t>72÷7=10, 2</w:t>
             </w:r>
           </w:p>
         </w:tc>
@@ -823,7 +823,7 @@
                 <w:rFonts w:ascii="TimeNewRoman" w:hAnsi="TimeNewRoman"/>
                 <w:sz w:val="30"/>
               </w:rPr>
-              <w:t>53÷3=17, 2</w:t>
+              <w:t>78÷3=26, 0</w:t>
             </w:r>
           </w:p>
         </w:tc>
@@ -840,7 +840,7 @@
                 <w:rFonts w:ascii="TimeNewRoman" w:hAnsi="TimeNewRoman"/>
                 <w:sz w:val="30"/>
               </w:rPr>
-              <w:t>91÷5=18, 1</w:t>
+              <w:t>52÷2=26, 0</w:t>
             </w:r>
           </w:p>
         </w:tc>

--- a/answers-of-two-digit_number_divided_by_one-digit_number.docx
+++ b/answers-of-two-digit_number_divided_by_one-digit_number.docx
@@ -40,7 +40,7 @@
                 <w:rFonts w:ascii="TimeNewRoman" w:hAnsi="TimeNewRoman"/>
                 <w:sz w:val="30"/>
               </w:rPr>
-              <w:t>37÷6=6, 1</w:t>
+              <w:t>10÷8=1, 2</w:t>
             </w:r>
           </w:p>
         </w:tc>
@@ -57,7 +57,7 @@
                 <w:rFonts w:ascii="TimeNewRoman" w:hAnsi="TimeNewRoman"/>
                 <w:sz w:val="30"/>
               </w:rPr>
-              <w:t>11÷9=1, 2</w:t>
+              <w:t>34÷2=17, 0</w:t>
             </w:r>
           </w:p>
         </w:tc>
@@ -74,7 +74,7 @@
                 <w:rFonts w:ascii="TimeNewRoman" w:hAnsi="TimeNewRoman"/>
                 <w:sz w:val="30"/>
               </w:rPr>
-              <w:t>55÷5=11, 0</w:t>
+              <w:t>34÷4=8, 2</w:t>
             </w:r>
           </w:p>
         </w:tc>
@@ -91,7 +91,7 @@
                 <w:rFonts w:ascii="TimeNewRoman" w:hAnsi="TimeNewRoman"/>
                 <w:sz w:val="30"/>
               </w:rPr>
-              <w:t>45÷3=15, 0</w:t>
+              <w:t>38÷6=6, 2</w:t>
             </w:r>
           </w:p>
         </w:tc>
@@ -108,7 +108,7 @@
                 <w:rFonts w:ascii="TimeNewRoman" w:hAnsi="TimeNewRoman"/>
                 <w:sz w:val="30"/>
               </w:rPr>
-              <w:t>31÷2=15, 1</w:t>
+              <w:t>59÷4=14, 3</w:t>
             </w:r>
           </w:p>
         </w:tc>
@@ -223,7 +223,7 @@
                 <w:rFonts w:ascii="TimeNewRoman" w:hAnsi="TimeNewRoman"/>
                 <w:sz w:val="30"/>
               </w:rPr>
-              <w:t>51÷3=17, 0</w:t>
+              <w:t>85÷7=12, 1</w:t>
             </w:r>
           </w:p>
         </w:tc>
@@ -240,7 +240,7 @@
                 <w:rFonts w:ascii="TimeNewRoman" w:hAnsi="TimeNewRoman"/>
                 <w:sz w:val="30"/>
               </w:rPr>
-              <w:t>52÷9=5, 7</w:t>
+              <w:t>86÷5=17, 1</w:t>
             </w:r>
           </w:p>
         </w:tc>
@@ -257,7 +257,7 @@
                 <w:rFonts w:ascii="TimeNewRoman" w:hAnsi="TimeNewRoman"/>
                 <w:sz w:val="30"/>
               </w:rPr>
-              <w:t>18÷5=3, 3</w:t>
+              <w:t>32÷8=4, 0</w:t>
             </w:r>
           </w:p>
         </w:tc>
@@ -274,7 +274,7 @@
                 <w:rFonts w:ascii="TimeNewRoman" w:hAnsi="TimeNewRoman"/>
                 <w:sz w:val="30"/>
               </w:rPr>
-              <w:t>30÷5=6, 0</w:t>
+              <w:t>20÷4=5, 0</w:t>
             </w:r>
           </w:p>
         </w:tc>
@@ -291,7 +291,7 @@
                 <w:rFonts w:ascii="TimeNewRoman" w:hAnsi="TimeNewRoman"/>
                 <w:sz w:val="30"/>
               </w:rPr>
-              <w:t>81÷7=11, 4</w:t>
+              <w:t>41÷2=20, 1</w:t>
             </w:r>
           </w:p>
         </w:tc>
@@ -406,7 +406,7 @@
                 <w:rFonts w:ascii="TimeNewRoman" w:hAnsi="TimeNewRoman"/>
                 <w:sz w:val="30"/>
               </w:rPr>
-              <w:t>92÷7=13, 1</w:t>
+              <w:t>45÷6=7, 3</w:t>
             </w:r>
           </w:p>
         </w:tc>
@@ -423,7 +423,7 @@
                 <w:rFonts w:ascii="TimeNewRoman" w:hAnsi="TimeNewRoman"/>
                 <w:sz w:val="30"/>
               </w:rPr>
-              <w:t>73÷5=14, 3</w:t>
+              <w:t>56÷8=7, 0</w:t>
             </w:r>
           </w:p>
         </w:tc>
@@ -440,7 +440,7 @@
                 <w:rFonts w:ascii="TimeNewRoman" w:hAnsi="TimeNewRoman"/>
                 <w:sz w:val="30"/>
               </w:rPr>
-              <w:t>35÷5=7, 0</w:t>
+              <w:t>55÷6=9, 1</w:t>
             </w:r>
           </w:p>
         </w:tc>
@@ -457,7 +457,7 @@
                 <w:rFonts w:ascii="TimeNewRoman" w:hAnsi="TimeNewRoman"/>
                 <w:sz w:val="30"/>
               </w:rPr>
-              <w:t>16÷2=8, 0</w:t>
+              <w:t>24÷5=4, 4</w:t>
             </w:r>
           </w:p>
         </w:tc>
@@ -474,7 +474,7 @@
                 <w:rFonts w:ascii="TimeNewRoman" w:hAnsi="TimeNewRoman"/>
                 <w:sz w:val="30"/>
               </w:rPr>
-              <w:t>25÷8=3, 1</w:t>
+              <w:t>29÷7=4, 1</w:t>
             </w:r>
           </w:p>
         </w:tc>
@@ -589,7 +589,7 @@
                 <w:rFonts w:ascii="TimeNewRoman" w:hAnsi="TimeNewRoman"/>
                 <w:sz w:val="30"/>
               </w:rPr>
-              <w:t>88÷6=14, 4</w:t>
+              <w:t>31÷7=4, 3</w:t>
             </w:r>
           </w:p>
         </w:tc>
@@ -606,7 +606,7 @@
                 <w:rFonts w:ascii="TimeNewRoman" w:hAnsi="TimeNewRoman"/>
                 <w:sz w:val="30"/>
               </w:rPr>
-              <w:t>62÷2=31, 0</w:t>
+              <w:t>15÷7=2, 1</w:t>
             </w:r>
           </w:p>
         </w:tc>
@@ -623,7 +623,7 @@
                 <w:rFonts w:ascii="TimeNewRoman" w:hAnsi="TimeNewRoman"/>
                 <w:sz w:val="30"/>
               </w:rPr>
-              <w:t>69÷2=34, 1</w:t>
+              <w:t>62÷7=8, 6</w:t>
             </w:r>
           </w:p>
         </w:tc>
@@ -640,7 +640,7 @@
                 <w:rFonts w:ascii="TimeNewRoman" w:hAnsi="TimeNewRoman"/>
                 <w:sz w:val="30"/>
               </w:rPr>
-              <w:t>25÷7=3, 4</w:t>
+              <w:t>45÷9=5, 0</w:t>
             </w:r>
           </w:p>
         </w:tc>
@@ -657,7 +657,7 @@
                 <w:rFonts w:ascii="TimeNewRoman" w:hAnsi="TimeNewRoman"/>
                 <w:sz w:val="30"/>
               </w:rPr>
-              <w:t>80÷8=10, 0</w:t>
+              <w:t>96÷3=32, 0</w:t>
             </w:r>
           </w:p>
         </w:tc>
@@ -772,7 +772,7 @@
                 <w:rFonts w:ascii="TimeNewRoman" w:hAnsi="TimeNewRoman"/>
                 <w:sz w:val="30"/>
               </w:rPr>
-              <w:t>85÷3=28, 1</w:t>
+              <w:t>94÷2=47, 0</w:t>
             </w:r>
           </w:p>
         </w:tc>
@@ -789,7 +789,7 @@
                 <w:rFonts w:ascii="TimeNewRoman" w:hAnsi="TimeNewRoman"/>
                 <w:sz w:val="30"/>
               </w:rPr>
-              <w:t>35÷2=17, 1</w:t>
+              <w:t>20÷6=3, 2</w:t>
             </w:r>
           </w:p>
         </w:tc>
@@ -806,7 +806,7 @@
                 <w:rFonts w:ascii="TimeNewRoman" w:hAnsi="TimeNewRoman"/>
                 <w:sz w:val="30"/>
               </w:rPr>
-              <w:t>72÷7=10, 2</w:t>
+              <w:t>88÷2=44, 0</w:t>
             </w:r>
           </w:p>
         </w:tc>
@@ -823,7 +823,7 @@
                 <w:rFonts w:ascii="TimeNewRoman" w:hAnsi="TimeNewRoman"/>
                 <w:sz w:val="30"/>
               </w:rPr>
-              <w:t>78÷3=26, 0</w:t>
+              <w:t>38÷4=9, 2</w:t>
             </w:r>
           </w:p>
         </w:tc>
@@ -840,7 +840,7 @@
                 <w:rFonts w:ascii="TimeNewRoman" w:hAnsi="TimeNewRoman"/>
                 <w:sz w:val="30"/>
               </w:rPr>
-              <w:t>52÷2=26, 0</w:t>
+              <w:t>53÷8=6, 5</w:t>
             </w:r>
           </w:p>
         </w:tc>

--- a/answers-of-two-digit_number_divided_by_one-digit_number.docx
+++ b/answers-of-two-digit_number_divided_by_one-digit_number.docx
@@ -11,7 +11,7 @@
           <w:rFonts w:ascii="Arial" w:hAnsi="Arial"/>
           <w:sz w:val="30"/>
         </w:rPr>
-        <w:t>2026-10-25 Sunday</w:t>
+        <w:t>2026-10-26 Monday</w:t>
       </w:r>
     </w:p>
     <w:tbl>
@@ -40,7 +40,7 @@
                 <w:rFonts w:ascii="TimeNewRoman" w:hAnsi="TimeNewRoman"/>
                 <w:sz w:val="30"/>
               </w:rPr>
-              <w:t>10÷8=1, 2</w:t>
+              <w:t>75÷2=37, 1</w:t>
             </w:r>
           </w:p>
         </w:tc>
@@ -57,7 +57,7 @@
                 <w:rFonts w:ascii="TimeNewRoman" w:hAnsi="TimeNewRoman"/>
                 <w:sz w:val="30"/>
               </w:rPr>
-              <w:t>34÷2=17, 0</w:t>
+              <w:t>17÷3=5, 2</w:t>
             </w:r>
           </w:p>
         </w:tc>
@@ -74,7 +74,7 @@
                 <w:rFonts w:ascii="TimeNewRoman" w:hAnsi="TimeNewRoman"/>
                 <w:sz w:val="30"/>
               </w:rPr>
-              <w:t>34÷4=8, 2</w:t>
+              <w:t>23÷2=11, 1</w:t>
             </w:r>
           </w:p>
         </w:tc>
@@ -91,7 +91,7 @@
                 <w:rFonts w:ascii="TimeNewRoman" w:hAnsi="TimeNewRoman"/>
                 <w:sz w:val="30"/>
               </w:rPr>
-              <w:t>38÷6=6, 2</w:t>
+              <w:t>14÷8=1, 6</w:t>
             </w:r>
           </w:p>
         </w:tc>
@@ -108,7 +108,7 @@
                 <w:rFonts w:ascii="TimeNewRoman" w:hAnsi="TimeNewRoman"/>
                 <w:sz w:val="30"/>
               </w:rPr>
-              <w:t>59÷4=14, 3</w:t>
+              <w:t>14÷9=1, 5</w:t>
             </w:r>
           </w:p>
         </w:tc>
@@ -223,7 +223,7 @@
                 <w:rFonts w:ascii="TimeNewRoman" w:hAnsi="TimeNewRoman"/>
                 <w:sz w:val="30"/>
               </w:rPr>
-              <w:t>85÷7=12, 1</w:t>
+              <w:t>21÷2=10, 1</w:t>
             </w:r>
           </w:p>
         </w:tc>
@@ -240,7 +240,7 @@
                 <w:rFonts w:ascii="TimeNewRoman" w:hAnsi="TimeNewRoman"/>
                 <w:sz w:val="30"/>
               </w:rPr>
-              <w:t>86÷5=17, 1</w:t>
+              <w:t>61÷2=30, 1</w:t>
             </w:r>
           </w:p>
         </w:tc>
@@ -257,7 +257,7 @@
                 <w:rFonts w:ascii="TimeNewRoman" w:hAnsi="TimeNewRoman"/>
                 <w:sz w:val="30"/>
               </w:rPr>
-              <w:t>32÷8=4, 0</w:t>
+              <w:t>80÷2=40, 0</w:t>
             </w:r>
           </w:p>
         </w:tc>
@@ -274,7 +274,7 @@
                 <w:rFonts w:ascii="TimeNewRoman" w:hAnsi="TimeNewRoman"/>
                 <w:sz w:val="30"/>
               </w:rPr>
-              <w:t>20÷4=5, 0</w:t>
+              <w:t>40÷4=10, 0</w:t>
             </w:r>
           </w:p>
         </w:tc>
@@ -291,7 +291,7 @@
                 <w:rFonts w:ascii="TimeNewRoman" w:hAnsi="TimeNewRoman"/>
                 <w:sz w:val="30"/>
               </w:rPr>
-              <w:t>41÷2=20, 1</w:t>
+              <w:t>92÷4=23, 0</w:t>
             </w:r>
           </w:p>
         </w:tc>
@@ -406,7 +406,7 @@
                 <w:rFonts w:ascii="TimeNewRoman" w:hAnsi="TimeNewRoman"/>
                 <w:sz w:val="30"/>
               </w:rPr>
-              <w:t>45÷6=7, 3</w:t>
+              <w:t>88÷3=29, 1</w:t>
             </w:r>
           </w:p>
         </w:tc>
@@ -423,7 +423,7 @@
                 <w:rFonts w:ascii="TimeNewRoman" w:hAnsi="TimeNewRoman"/>
                 <w:sz w:val="30"/>
               </w:rPr>
-              <w:t>56÷8=7, 0</w:t>
+              <w:t>27÷5=5, 2</w:t>
             </w:r>
           </w:p>
         </w:tc>
@@ -440,7 +440,7 @@
                 <w:rFonts w:ascii="TimeNewRoman" w:hAnsi="TimeNewRoman"/>
                 <w:sz w:val="30"/>
               </w:rPr>
-              <w:t>55÷6=9, 1</w:t>
+              <w:t>63÷8=7, 7</w:t>
             </w:r>
           </w:p>
         </w:tc>
@@ -457,7 +457,7 @@
                 <w:rFonts w:ascii="TimeNewRoman" w:hAnsi="TimeNewRoman"/>
                 <w:sz w:val="30"/>
               </w:rPr>
-              <w:t>24÷5=4, 4</w:t>
+              <w:t>17÷9=1, 8</w:t>
             </w:r>
           </w:p>
         </w:tc>
@@ -474,7 +474,7 @@
                 <w:rFonts w:ascii="TimeNewRoman" w:hAnsi="TimeNewRoman"/>
                 <w:sz w:val="30"/>
               </w:rPr>
-              <w:t>29÷7=4, 1</w:t>
+              <w:t>90÷7=12, 6</w:t>
             </w:r>
           </w:p>
         </w:tc>
@@ -589,7 +589,7 @@
                 <w:rFonts w:ascii="TimeNewRoman" w:hAnsi="TimeNewRoman"/>
                 <w:sz w:val="30"/>
               </w:rPr>
-              <w:t>31÷7=4, 3</w:t>
+              <w:t>32÷2=16, 0</w:t>
             </w:r>
           </w:p>
         </w:tc>
@@ -606,7 +606,7 @@
                 <w:rFonts w:ascii="TimeNewRoman" w:hAnsi="TimeNewRoman"/>
                 <w:sz w:val="30"/>
               </w:rPr>
-              <w:t>15÷7=2, 1</w:t>
+              <w:t>42÷7=6, 0</w:t>
             </w:r>
           </w:p>
         </w:tc>
@@ -623,7 +623,7 @@
                 <w:rFonts w:ascii="TimeNewRoman" w:hAnsi="TimeNewRoman"/>
                 <w:sz w:val="30"/>
               </w:rPr>
-              <w:t>62÷7=8, 6</w:t>
+              <w:t>70÷7=10, 0</w:t>
             </w:r>
           </w:p>
         </w:tc>
@@ -640,7 +640,7 @@
                 <w:rFonts w:ascii="TimeNewRoman" w:hAnsi="TimeNewRoman"/>
                 <w:sz w:val="30"/>
               </w:rPr>
-              <w:t>45÷9=5, 0</w:t>
+              <w:t>20÷4=5, 0</w:t>
             </w:r>
           </w:p>
         </w:tc>
@@ -657,7 +657,7 @@
                 <w:rFonts w:ascii="TimeNewRoman" w:hAnsi="TimeNewRoman"/>
                 <w:sz w:val="30"/>
               </w:rPr>
-              <w:t>96÷3=32, 0</w:t>
+              <w:t>51÷4=12, 3</w:t>
             </w:r>
           </w:p>
         </w:tc>
@@ -772,7 +772,7 @@
                 <w:rFonts w:ascii="TimeNewRoman" w:hAnsi="TimeNewRoman"/>
                 <w:sz w:val="30"/>
               </w:rPr>
-              <w:t>94÷2=47, 0</w:t>
+              <w:t>27÷9=3, 0</w:t>
             </w:r>
           </w:p>
         </w:tc>
@@ -789,7 +789,7 @@
                 <w:rFonts w:ascii="TimeNewRoman" w:hAnsi="TimeNewRoman"/>
                 <w:sz w:val="30"/>
               </w:rPr>
-              <w:t>20÷6=3, 2</w:t>
+              <w:t>32÷9=3, 5</w:t>
             </w:r>
           </w:p>
         </w:tc>
@@ -806,7 +806,7 @@
                 <w:rFonts w:ascii="TimeNewRoman" w:hAnsi="TimeNewRoman"/>
                 <w:sz w:val="30"/>
               </w:rPr>
-              <w:t>88÷2=44, 0</w:t>
+              <w:t>56÷4=14, 0</w:t>
             </w:r>
           </w:p>
         </w:tc>
@@ -823,7 +823,7 @@
                 <w:rFonts w:ascii="TimeNewRoman" w:hAnsi="TimeNewRoman"/>
                 <w:sz w:val="30"/>
               </w:rPr>
-              <w:t>38÷4=9, 2</w:t>
+              <w:t>87÷7=12, 3</w:t>
             </w:r>
           </w:p>
         </w:tc>
@@ -840,7 +840,7 @@
                 <w:rFonts w:ascii="TimeNewRoman" w:hAnsi="TimeNewRoman"/>
                 <w:sz w:val="30"/>
               </w:rPr>
-              <w:t>53÷8=6, 5</w:t>
+              <w:t>94÷6=15, 4</w:t>
             </w:r>
           </w:p>
         </w:tc>

--- a/answers-of-two-digit_number_divided_by_one-digit_number.docx
+++ b/answers-of-two-digit_number_divided_by_one-digit_number.docx
@@ -40,7 +40,7 @@
                 <w:rFonts w:ascii="TimeNewRoman" w:hAnsi="TimeNewRoman"/>
                 <w:sz w:val="30"/>
               </w:rPr>
-              <w:t>75÷2=37, 1</w:t>
+              <w:t>20÷6=3, 2</w:t>
             </w:r>
           </w:p>
         </w:tc>
@@ -57,7 +57,7 @@
                 <w:rFonts w:ascii="TimeNewRoman" w:hAnsi="TimeNewRoman"/>
                 <w:sz w:val="30"/>
               </w:rPr>
-              <w:t>17÷3=5, 2</w:t>
+              <w:t>58÷6=9, 4</w:t>
             </w:r>
           </w:p>
         </w:tc>
@@ -74,7 +74,7 @@
                 <w:rFonts w:ascii="TimeNewRoman" w:hAnsi="TimeNewRoman"/>
                 <w:sz w:val="30"/>
               </w:rPr>
-              <w:t>23÷2=11, 1</w:t>
+              <w:t>40÷8=5, 0</w:t>
             </w:r>
           </w:p>
         </w:tc>
@@ -91,7 +91,7 @@
                 <w:rFonts w:ascii="TimeNewRoman" w:hAnsi="TimeNewRoman"/>
                 <w:sz w:val="30"/>
               </w:rPr>
-              <w:t>14÷8=1, 6</w:t>
+              <w:t>14÷6=2, 2</w:t>
             </w:r>
           </w:p>
         </w:tc>
@@ -108,7 +108,7 @@
                 <w:rFonts w:ascii="TimeNewRoman" w:hAnsi="TimeNewRoman"/>
                 <w:sz w:val="30"/>
               </w:rPr>
-              <w:t>14÷9=1, 5</w:t>
+              <w:t>88÷7=12, 4</w:t>
             </w:r>
           </w:p>
         </w:tc>
@@ -223,7 +223,7 @@
                 <w:rFonts w:ascii="TimeNewRoman" w:hAnsi="TimeNewRoman"/>
                 <w:sz w:val="30"/>
               </w:rPr>
-              <w:t>21÷2=10, 1</w:t>
+              <w:t>36÷6=6, 0</w:t>
             </w:r>
           </w:p>
         </w:tc>
@@ -240,7 +240,7 @@
                 <w:rFonts w:ascii="TimeNewRoman" w:hAnsi="TimeNewRoman"/>
                 <w:sz w:val="30"/>
               </w:rPr>
-              <w:t>61÷2=30, 1</w:t>
+              <w:t>76÷3=25, 1</w:t>
             </w:r>
           </w:p>
         </w:tc>
@@ -257,7 +257,7 @@
                 <w:rFonts w:ascii="TimeNewRoman" w:hAnsi="TimeNewRoman"/>
                 <w:sz w:val="30"/>
               </w:rPr>
-              <w:t>80÷2=40, 0</w:t>
+              <w:t>73÷3=24, 1</w:t>
             </w:r>
           </w:p>
         </w:tc>
@@ -274,7 +274,7 @@
                 <w:rFonts w:ascii="TimeNewRoman" w:hAnsi="TimeNewRoman"/>
                 <w:sz w:val="30"/>
               </w:rPr>
-              <w:t>40÷4=10, 0</w:t>
+              <w:t>71÷4=17, 3</w:t>
             </w:r>
           </w:p>
         </w:tc>
@@ -291,7 +291,7 @@
                 <w:rFonts w:ascii="TimeNewRoman" w:hAnsi="TimeNewRoman"/>
                 <w:sz w:val="30"/>
               </w:rPr>
-              <w:t>92÷4=23, 0</w:t>
+              <w:t>58÷5=11, 3</w:t>
             </w:r>
           </w:p>
         </w:tc>
@@ -406,7 +406,7 @@
                 <w:rFonts w:ascii="TimeNewRoman" w:hAnsi="TimeNewRoman"/>
                 <w:sz w:val="30"/>
               </w:rPr>
-              <w:t>88÷3=29, 1</w:t>
+              <w:t>91÷7=13, 0</w:t>
             </w:r>
           </w:p>
         </w:tc>
@@ -423,7 +423,7 @@
                 <w:rFonts w:ascii="TimeNewRoman" w:hAnsi="TimeNewRoman"/>
                 <w:sz w:val="30"/>
               </w:rPr>
-              <w:t>27÷5=5, 2</w:t>
+              <w:t>90÷8=11, 2</w:t>
             </w:r>
           </w:p>
         </w:tc>
@@ -440,7 +440,7 @@
                 <w:rFonts w:ascii="TimeNewRoman" w:hAnsi="TimeNewRoman"/>
                 <w:sz w:val="30"/>
               </w:rPr>
-              <w:t>63÷8=7, 7</w:t>
+              <w:t>56÷7=8, 0</w:t>
             </w:r>
           </w:p>
         </w:tc>
@@ -457,7 +457,7 @@
                 <w:rFonts w:ascii="TimeNewRoman" w:hAnsi="TimeNewRoman"/>
                 <w:sz w:val="30"/>
               </w:rPr>
-              <w:t>17÷9=1, 8</w:t>
+              <w:t>30÷4=7, 2</w:t>
             </w:r>
           </w:p>
         </w:tc>
@@ -474,7 +474,7 @@
                 <w:rFonts w:ascii="TimeNewRoman" w:hAnsi="TimeNewRoman"/>
                 <w:sz w:val="30"/>
               </w:rPr>
-              <w:t>90÷7=12, 6</w:t>
+              <w:t>39÷8=4, 7</w:t>
             </w:r>
           </w:p>
         </w:tc>
@@ -589,7 +589,7 @@
                 <w:rFonts w:ascii="TimeNewRoman" w:hAnsi="TimeNewRoman"/>
                 <w:sz w:val="30"/>
               </w:rPr>
-              <w:t>32÷2=16, 0</w:t>
+              <w:t>28÷7=4, 0</w:t>
             </w:r>
           </w:p>
         </w:tc>
@@ -606,7 +606,7 @@
                 <w:rFonts w:ascii="TimeNewRoman" w:hAnsi="TimeNewRoman"/>
                 <w:sz w:val="30"/>
               </w:rPr>
-              <w:t>42÷7=6, 0</w:t>
+              <w:t>31÷8=3, 7</w:t>
             </w:r>
           </w:p>
         </w:tc>
@@ -623,7 +623,7 @@
                 <w:rFonts w:ascii="TimeNewRoman" w:hAnsi="TimeNewRoman"/>
                 <w:sz w:val="30"/>
               </w:rPr>
-              <w:t>70÷7=10, 0</w:t>
+              <w:t>98÷7=14, 0</w:t>
             </w:r>
           </w:p>
         </w:tc>
@@ -640,7 +640,7 @@
                 <w:rFonts w:ascii="TimeNewRoman" w:hAnsi="TimeNewRoman"/>
                 <w:sz w:val="30"/>
               </w:rPr>
-              <w:t>20÷4=5, 0</w:t>
+              <w:t>78÷6=13, 0</w:t>
             </w:r>
           </w:p>
         </w:tc>
@@ -657,7 +657,7 @@
                 <w:rFonts w:ascii="TimeNewRoman" w:hAnsi="TimeNewRoman"/>
                 <w:sz w:val="30"/>
               </w:rPr>
-              <w:t>51÷4=12, 3</w:t>
+              <w:t>71÷8=8, 7</w:t>
             </w:r>
           </w:p>
         </w:tc>
@@ -772,7 +772,7 @@
                 <w:rFonts w:ascii="TimeNewRoman" w:hAnsi="TimeNewRoman"/>
                 <w:sz w:val="30"/>
               </w:rPr>
-              <w:t>27÷9=3, 0</w:t>
+              <w:t>70÷8=8, 6</w:t>
             </w:r>
           </w:p>
         </w:tc>
@@ -789,7 +789,7 @@
                 <w:rFonts w:ascii="TimeNewRoman" w:hAnsi="TimeNewRoman"/>
                 <w:sz w:val="30"/>
               </w:rPr>
-              <w:t>32÷9=3, 5</w:t>
+              <w:t>80÷4=20, 0</w:t>
             </w:r>
           </w:p>
         </w:tc>
@@ -806,7 +806,7 @@
                 <w:rFonts w:ascii="TimeNewRoman" w:hAnsi="TimeNewRoman"/>
                 <w:sz w:val="30"/>
               </w:rPr>
-              <w:t>56÷4=14, 0</w:t>
+              <w:t>82÷6=13, 4</w:t>
             </w:r>
           </w:p>
         </w:tc>
@@ -823,7 +823,7 @@
                 <w:rFonts w:ascii="TimeNewRoman" w:hAnsi="TimeNewRoman"/>
                 <w:sz w:val="30"/>
               </w:rPr>
-              <w:t>87÷7=12, 3</w:t>
+              <w:t>67÷9=7, 4</w:t>
             </w:r>
           </w:p>
         </w:tc>
@@ -840,7 +840,7 @@
                 <w:rFonts w:ascii="TimeNewRoman" w:hAnsi="TimeNewRoman"/>
                 <w:sz w:val="30"/>
               </w:rPr>
-              <w:t>94÷6=15, 4</w:t>
+              <w:t>70÷4=17, 2</w:t>
             </w:r>
           </w:p>
         </w:tc>

--- a/answers-of-two-digit_number_divided_by_one-digit_number.docx
+++ b/answers-of-two-digit_number_divided_by_one-digit_number.docx
@@ -11,7 +11,7 @@
           <w:rFonts w:ascii="Arial" w:hAnsi="Arial"/>
           <w:sz w:val="30"/>
         </w:rPr>
-        <w:t>2026-10-26 Monday</w:t>
+        <w:t>2026-10-27 Tuesday</w:t>
       </w:r>
     </w:p>
     <w:tbl>
@@ -40,7 +40,7 @@
                 <w:rFonts w:ascii="TimeNewRoman" w:hAnsi="TimeNewRoman"/>
                 <w:sz w:val="30"/>
               </w:rPr>
-              <w:t>20÷6=3, 2</w:t>
+              <w:t>64÷4=16, 0</w:t>
             </w:r>
           </w:p>
         </w:tc>
@@ -57,7 +57,7 @@
                 <w:rFonts w:ascii="TimeNewRoman" w:hAnsi="TimeNewRoman"/>
                 <w:sz w:val="30"/>
               </w:rPr>
-              <w:t>58÷6=9, 4</w:t>
+              <w:t>91÷4=22, 3</w:t>
             </w:r>
           </w:p>
         </w:tc>
@@ -74,7 +74,7 @@
                 <w:rFonts w:ascii="TimeNewRoman" w:hAnsi="TimeNewRoman"/>
                 <w:sz w:val="30"/>
               </w:rPr>
-              <w:t>40÷8=5, 0</w:t>
+              <w:t>26÷2=13, 0</w:t>
             </w:r>
           </w:p>
         </w:tc>
@@ -91,7 +91,7 @@
                 <w:rFonts w:ascii="TimeNewRoman" w:hAnsi="TimeNewRoman"/>
                 <w:sz w:val="30"/>
               </w:rPr>
-              <w:t>14÷6=2, 2</w:t>
+              <w:t>34÷6=5, 4</w:t>
             </w:r>
           </w:p>
         </w:tc>
@@ -108,7 +108,7 @@
                 <w:rFonts w:ascii="TimeNewRoman" w:hAnsi="TimeNewRoman"/>
                 <w:sz w:val="30"/>
               </w:rPr>
-              <w:t>88÷7=12, 4</w:t>
+              <w:t>32÷9=3, 5</w:t>
             </w:r>
           </w:p>
         </w:tc>
@@ -223,7 +223,7 @@
                 <w:rFonts w:ascii="TimeNewRoman" w:hAnsi="TimeNewRoman"/>
                 <w:sz w:val="30"/>
               </w:rPr>
-              <w:t>36÷6=6, 0</w:t>
+              <w:t>56÷7=8, 0</w:t>
             </w:r>
           </w:p>
         </w:tc>
@@ -240,7 +240,7 @@
                 <w:rFonts w:ascii="TimeNewRoman" w:hAnsi="TimeNewRoman"/>
                 <w:sz w:val="30"/>
               </w:rPr>
-              <w:t>76÷3=25, 1</w:t>
+              <w:t>35÷8=4, 3</w:t>
             </w:r>
           </w:p>
         </w:tc>
@@ -257,7 +257,7 @@
                 <w:rFonts w:ascii="TimeNewRoman" w:hAnsi="TimeNewRoman"/>
                 <w:sz w:val="30"/>
               </w:rPr>
-              <w:t>73÷3=24, 1</w:t>
+              <w:t>58÷6=9, 4</w:t>
             </w:r>
           </w:p>
         </w:tc>
@@ -274,7 +274,7 @@
                 <w:rFonts w:ascii="TimeNewRoman" w:hAnsi="TimeNewRoman"/>
                 <w:sz w:val="30"/>
               </w:rPr>
-              <w:t>71÷4=17, 3</w:t>
+              <w:t>44÷4=11, 0</w:t>
             </w:r>
           </w:p>
         </w:tc>
@@ -291,7 +291,7 @@
                 <w:rFonts w:ascii="TimeNewRoman" w:hAnsi="TimeNewRoman"/>
                 <w:sz w:val="30"/>
               </w:rPr>
-              <w:t>58÷5=11, 3</w:t>
+              <w:t>31÷2=15, 1</w:t>
             </w:r>
           </w:p>
         </w:tc>
@@ -406,7 +406,7 @@
                 <w:rFonts w:ascii="TimeNewRoman" w:hAnsi="TimeNewRoman"/>
                 <w:sz w:val="30"/>
               </w:rPr>
-              <w:t>91÷7=13, 0</w:t>
+              <w:t>49÷2=24, 1</w:t>
             </w:r>
           </w:p>
         </w:tc>
@@ -423,7 +423,7 @@
                 <w:rFonts w:ascii="TimeNewRoman" w:hAnsi="TimeNewRoman"/>
                 <w:sz w:val="30"/>
               </w:rPr>
-              <w:t>90÷8=11, 2</w:t>
+              <w:t>11÷3=3, 2</w:t>
             </w:r>
           </w:p>
         </w:tc>
@@ -440,7 +440,7 @@
                 <w:rFonts w:ascii="TimeNewRoman" w:hAnsi="TimeNewRoman"/>
                 <w:sz w:val="30"/>
               </w:rPr>
-              <w:t>56÷7=8, 0</w:t>
+              <w:t>49÷4=12, 1</w:t>
             </w:r>
           </w:p>
         </w:tc>
@@ -457,7 +457,7 @@
                 <w:rFonts w:ascii="TimeNewRoman" w:hAnsi="TimeNewRoman"/>
                 <w:sz w:val="30"/>
               </w:rPr>
-              <w:t>30÷4=7, 2</w:t>
+              <w:t>98÷8=12, 2</w:t>
             </w:r>
           </w:p>
         </w:tc>
@@ -474,7 +474,7 @@
                 <w:rFonts w:ascii="TimeNewRoman" w:hAnsi="TimeNewRoman"/>
                 <w:sz w:val="30"/>
               </w:rPr>
-              <w:t>39÷8=4, 7</w:t>
+              <w:t>94÷7=13, 3</w:t>
             </w:r>
           </w:p>
         </w:tc>
@@ -589,7 +589,7 @@
                 <w:rFonts w:ascii="TimeNewRoman" w:hAnsi="TimeNewRoman"/>
                 <w:sz w:val="30"/>
               </w:rPr>
-              <w:t>28÷7=4, 0</w:t>
+              <w:t>29÷3=9, 2</w:t>
             </w:r>
           </w:p>
         </w:tc>
@@ -606,7 +606,7 @@
                 <w:rFonts w:ascii="TimeNewRoman" w:hAnsi="TimeNewRoman"/>
                 <w:sz w:val="30"/>
               </w:rPr>
-              <w:t>31÷8=3, 7</w:t>
+              <w:t>52÷4=13, 0</w:t>
             </w:r>
           </w:p>
         </w:tc>
@@ -623,7 +623,7 @@
                 <w:rFonts w:ascii="TimeNewRoman" w:hAnsi="TimeNewRoman"/>
                 <w:sz w:val="30"/>
               </w:rPr>
-              <w:t>98÷7=14, 0</w:t>
+              <w:t>48÷7=6, 6</w:t>
             </w:r>
           </w:p>
         </w:tc>
@@ -640,7 +640,7 @@
                 <w:rFonts w:ascii="TimeNewRoman" w:hAnsi="TimeNewRoman"/>
                 <w:sz w:val="30"/>
               </w:rPr>
-              <w:t>78÷6=13, 0</w:t>
+              <w:t>66÷2=33, 0</w:t>
             </w:r>
           </w:p>
         </w:tc>
@@ -657,7 +657,7 @@
                 <w:rFonts w:ascii="TimeNewRoman" w:hAnsi="TimeNewRoman"/>
                 <w:sz w:val="30"/>
               </w:rPr>
-              <w:t>71÷8=8, 7</w:t>
+              <w:t>33÷6=5, 3</w:t>
             </w:r>
           </w:p>
         </w:tc>
@@ -772,7 +772,7 @@
                 <w:rFonts w:ascii="TimeNewRoman" w:hAnsi="TimeNewRoman"/>
                 <w:sz w:val="30"/>
               </w:rPr>
-              <w:t>70÷8=8, 6</w:t>
+              <w:t>31÷4=7, 3</w:t>
             </w:r>
           </w:p>
         </w:tc>
@@ -789,7 +789,7 @@
                 <w:rFonts w:ascii="TimeNewRoman" w:hAnsi="TimeNewRoman"/>
                 <w:sz w:val="30"/>
               </w:rPr>
-              <w:t>80÷4=20, 0</w:t>
+              <w:t>32÷7=4, 4</w:t>
             </w:r>
           </w:p>
         </w:tc>
@@ -806,7 +806,7 @@
                 <w:rFonts w:ascii="TimeNewRoman" w:hAnsi="TimeNewRoman"/>
                 <w:sz w:val="30"/>
               </w:rPr>
-              <w:t>82÷6=13, 4</w:t>
+              <w:t>47÷6=7, 5</w:t>
             </w:r>
           </w:p>
         </w:tc>
@@ -823,7 +823,7 @@
                 <w:rFonts w:ascii="TimeNewRoman" w:hAnsi="TimeNewRoman"/>
                 <w:sz w:val="30"/>
               </w:rPr>
-              <w:t>67÷9=7, 4</w:t>
+              <w:t>26÷9=2, 8</w:t>
             </w:r>
           </w:p>
         </w:tc>
@@ -840,7 +840,7 @@
                 <w:rFonts w:ascii="TimeNewRoman" w:hAnsi="TimeNewRoman"/>
                 <w:sz w:val="30"/>
               </w:rPr>
-              <w:t>70÷4=17, 2</w:t>
+              <w:t>90÷5=18, 0</w:t>
             </w:r>
           </w:p>
         </w:tc>

--- a/answers-of-two-digit_number_divided_by_one-digit_number.docx
+++ b/answers-of-two-digit_number_divided_by_one-digit_number.docx
@@ -40,7 +40,7 @@
                 <w:rFonts w:ascii="TimeNewRoman" w:hAnsi="TimeNewRoman"/>
                 <w:sz w:val="30"/>
               </w:rPr>
-              <w:t>64÷4=16, 0</w:t>
+              <w:t>74÷2=37, 0</w:t>
             </w:r>
           </w:p>
         </w:tc>
@@ -57,7 +57,7 @@
                 <w:rFonts w:ascii="TimeNewRoman" w:hAnsi="TimeNewRoman"/>
                 <w:sz w:val="30"/>
               </w:rPr>
-              <w:t>91÷4=22, 3</w:t>
+              <w:t>37÷5=7, 2</w:t>
             </w:r>
           </w:p>
         </w:tc>
@@ -74,7 +74,7 @@
                 <w:rFonts w:ascii="TimeNewRoman" w:hAnsi="TimeNewRoman"/>
                 <w:sz w:val="30"/>
               </w:rPr>
-              <w:t>26÷2=13, 0</w:t>
+              <w:t>40÷7=5, 5</w:t>
             </w:r>
           </w:p>
         </w:tc>
@@ -91,7 +91,7 @@
                 <w:rFonts w:ascii="TimeNewRoman" w:hAnsi="TimeNewRoman"/>
                 <w:sz w:val="30"/>
               </w:rPr>
-              <w:t>34÷6=5, 4</w:t>
+              <w:t>74÷6=12, 2</w:t>
             </w:r>
           </w:p>
         </w:tc>
@@ -108,7 +108,7 @@
                 <w:rFonts w:ascii="TimeNewRoman" w:hAnsi="TimeNewRoman"/>
                 <w:sz w:val="30"/>
               </w:rPr>
-              <w:t>32÷9=3, 5</w:t>
+              <w:t>78÷3=26, 0</w:t>
             </w:r>
           </w:p>
         </w:tc>
@@ -223,7 +223,7 @@
                 <w:rFonts w:ascii="TimeNewRoman" w:hAnsi="TimeNewRoman"/>
                 <w:sz w:val="30"/>
               </w:rPr>
-              <w:t>56÷7=8, 0</w:t>
+              <w:t>98÷6=16, 2</w:t>
             </w:r>
           </w:p>
         </w:tc>
@@ -240,7 +240,7 @@
                 <w:rFonts w:ascii="TimeNewRoman" w:hAnsi="TimeNewRoman"/>
                 <w:sz w:val="30"/>
               </w:rPr>
-              <w:t>35÷8=4, 3</w:t>
+              <w:t>51÷6=8, 3</w:t>
             </w:r>
           </w:p>
         </w:tc>
@@ -257,7 +257,7 @@
                 <w:rFonts w:ascii="TimeNewRoman" w:hAnsi="TimeNewRoman"/>
                 <w:sz w:val="30"/>
               </w:rPr>
-              <w:t>58÷6=9, 4</w:t>
+              <w:t>75÷5=15, 0</w:t>
             </w:r>
           </w:p>
         </w:tc>
@@ -274,7 +274,7 @@
                 <w:rFonts w:ascii="TimeNewRoman" w:hAnsi="TimeNewRoman"/>
                 <w:sz w:val="30"/>
               </w:rPr>
-              <w:t>44÷4=11, 0</w:t>
+              <w:t>98÷5=19, 3</w:t>
             </w:r>
           </w:p>
         </w:tc>
@@ -291,7 +291,7 @@
                 <w:rFonts w:ascii="TimeNewRoman" w:hAnsi="TimeNewRoman"/>
                 <w:sz w:val="30"/>
               </w:rPr>
-              <w:t>31÷2=15, 1</w:t>
+              <w:t>49÷9=5, 4</w:t>
             </w:r>
           </w:p>
         </w:tc>
@@ -406,7 +406,7 @@
                 <w:rFonts w:ascii="TimeNewRoman" w:hAnsi="TimeNewRoman"/>
                 <w:sz w:val="30"/>
               </w:rPr>
-              <w:t>49÷2=24, 1</w:t>
+              <w:t>49÷3=16, 1</w:t>
             </w:r>
           </w:p>
         </w:tc>
@@ -423,7 +423,7 @@
                 <w:rFonts w:ascii="TimeNewRoman" w:hAnsi="TimeNewRoman"/>
                 <w:sz w:val="30"/>
               </w:rPr>
-              <w:t>11÷3=3, 2</w:t>
+              <w:t>57÷5=11, 2</w:t>
             </w:r>
           </w:p>
         </w:tc>
@@ -440,7 +440,7 @@
                 <w:rFonts w:ascii="TimeNewRoman" w:hAnsi="TimeNewRoman"/>
                 <w:sz w:val="30"/>
               </w:rPr>
-              <w:t>49÷4=12, 1</w:t>
+              <w:t>30÷8=3, 6</w:t>
             </w:r>
           </w:p>
         </w:tc>
@@ -457,7 +457,7 @@
                 <w:rFonts w:ascii="TimeNewRoman" w:hAnsi="TimeNewRoman"/>
                 <w:sz w:val="30"/>
               </w:rPr>
-              <w:t>98÷8=12, 2</w:t>
+              <w:t>10÷6=1, 4</w:t>
             </w:r>
           </w:p>
         </w:tc>
@@ -474,7 +474,7 @@
                 <w:rFonts w:ascii="TimeNewRoman" w:hAnsi="TimeNewRoman"/>
                 <w:sz w:val="30"/>
               </w:rPr>
-              <w:t>94÷7=13, 3</w:t>
+              <w:t>15÷2=7, 1</w:t>
             </w:r>
           </w:p>
         </w:tc>
@@ -589,7 +589,7 @@
                 <w:rFonts w:ascii="TimeNewRoman" w:hAnsi="TimeNewRoman"/>
                 <w:sz w:val="30"/>
               </w:rPr>
-              <w:t>29÷3=9, 2</w:t>
+              <w:t>11÷2=5, 1</w:t>
             </w:r>
           </w:p>
         </w:tc>
@@ -606,7 +606,7 @@
                 <w:rFonts w:ascii="TimeNewRoman" w:hAnsi="TimeNewRoman"/>
                 <w:sz w:val="30"/>
               </w:rPr>
-              <w:t>52÷4=13, 0</w:t>
+              <w:t>81÷6=13, 3</w:t>
             </w:r>
           </w:p>
         </w:tc>
@@ -623,7 +623,7 @@
                 <w:rFonts w:ascii="TimeNewRoman" w:hAnsi="TimeNewRoman"/>
                 <w:sz w:val="30"/>
               </w:rPr>
-              <w:t>48÷7=6, 6</w:t>
+              <w:t>28÷7=4, 0</w:t>
             </w:r>
           </w:p>
         </w:tc>
@@ -640,7 +640,7 @@
                 <w:rFonts w:ascii="TimeNewRoman" w:hAnsi="TimeNewRoman"/>
                 <w:sz w:val="30"/>
               </w:rPr>
-              <w:t>66÷2=33, 0</w:t>
+              <w:t>83÷8=10, 3</w:t>
             </w:r>
           </w:p>
         </w:tc>
@@ -657,7 +657,7 @@
                 <w:rFonts w:ascii="TimeNewRoman" w:hAnsi="TimeNewRoman"/>
                 <w:sz w:val="30"/>
               </w:rPr>
-              <w:t>33÷6=5, 3</w:t>
+              <w:t>39÷4=9, 3</w:t>
             </w:r>
           </w:p>
         </w:tc>
@@ -772,7 +772,7 @@
                 <w:rFonts w:ascii="TimeNewRoman" w:hAnsi="TimeNewRoman"/>
                 <w:sz w:val="30"/>
               </w:rPr>
-              <w:t>31÷4=7, 3</w:t>
+              <w:t>45÷4=11, 1</w:t>
             </w:r>
           </w:p>
         </w:tc>
@@ -789,7 +789,7 @@
                 <w:rFonts w:ascii="TimeNewRoman" w:hAnsi="TimeNewRoman"/>
                 <w:sz w:val="30"/>
               </w:rPr>
-              <w:t>32÷7=4, 4</w:t>
+              <w:t>95÷5=19, 0</w:t>
             </w:r>
           </w:p>
         </w:tc>
@@ -806,7 +806,7 @@
                 <w:rFonts w:ascii="TimeNewRoman" w:hAnsi="TimeNewRoman"/>
                 <w:sz w:val="30"/>
               </w:rPr>
-              <w:t>47÷6=7, 5</w:t>
+              <w:t>30÷4=7, 2</w:t>
             </w:r>
           </w:p>
         </w:tc>
@@ -823,7 +823,7 @@
                 <w:rFonts w:ascii="TimeNewRoman" w:hAnsi="TimeNewRoman"/>
                 <w:sz w:val="30"/>
               </w:rPr>
-              <w:t>26÷9=2, 8</w:t>
+              <w:t>10÷2=5, 0</w:t>
             </w:r>
           </w:p>
         </w:tc>
@@ -840,7 +840,7 @@
                 <w:rFonts w:ascii="TimeNewRoman" w:hAnsi="TimeNewRoman"/>
                 <w:sz w:val="30"/>
               </w:rPr>
-              <w:t>90÷5=18, 0</w:t>
+              <w:t>66÷6=11, 0</w:t>
             </w:r>
           </w:p>
         </w:tc>

--- a/answers-of-two-digit_number_divided_by_one-digit_number.docx
+++ b/answers-of-two-digit_number_divided_by_one-digit_number.docx
@@ -11,7 +11,7 @@
           <w:rFonts w:ascii="Arial" w:hAnsi="Arial"/>
           <w:sz w:val="30"/>
         </w:rPr>
-        <w:t>2026-10-27 Tuesday</w:t>
+        <w:t>2026-10-28 Wednesday</w:t>
       </w:r>
     </w:p>
     <w:tbl>
@@ -40,7 +40,7 @@
                 <w:rFonts w:ascii="TimeNewRoman" w:hAnsi="TimeNewRoman"/>
                 <w:sz w:val="30"/>
               </w:rPr>
-              <w:t>74÷2=37, 0</w:t>
+              <w:t>72÷2=36, 0</w:t>
             </w:r>
           </w:p>
         </w:tc>
@@ -57,7 +57,7 @@
                 <w:rFonts w:ascii="TimeNewRoman" w:hAnsi="TimeNewRoman"/>
                 <w:sz w:val="30"/>
               </w:rPr>
-              <w:t>37÷5=7, 2</w:t>
+              <w:t>99÷8=12, 3</w:t>
             </w:r>
           </w:p>
         </w:tc>
@@ -74,7 +74,7 @@
                 <w:rFonts w:ascii="TimeNewRoman" w:hAnsi="TimeNewRoman"/>
                 <w:sz w:val="30"/>
               </w:rPr>
-              <w:t>40÷7=5, 5</w:t>
+              <w:t>48÷7=6, 6</w:t>
             </w:r>
           </w:p>
         </w:tc>
@@ -91,7 +91,7 @@
                 <w:rFonts w:ascii="TimeNewRoman" w:hAnsi="TimeNewRoman"/>
                 <w:sz w:val="30"/>
               </w:rPr>
-              <w:t>74÷6=12, 2</w:t>
+              <w:t>32÷2=16, 0</w:t>
             </w:r>
           </w:p>
         </w:tc>
@@ -108,7 +108,7 @@
                 <w:rFonts w:ascii="TimeNewRoman" w:hAnsi="TimeNewRoman"/>
                 <w:sz w:val="30"/>
               </w:rPr>
-              <w:t>78÷3=26, 0</w:t>
+              <w:t>26÷2=13, 0</w:t>
             </w:r>
           </w:p>
         </w:tc>
@@ -223,7 +223,7 @@
                 <w:rFonts w:ascii="TimeNewRoman" w:hAnsi="TimeNewRoman"/>
                 <w:sz w:val="30"/>
               </w:rPr>
-              <w:t>98÷6=16, 2</w:t>
+              <w:t>73÷5=14, 3</w:t>
             </w:r>
           </w:p>
         </w:tc>
@@ -240,7 +240,7 @@
                 <w:rFonts w:ascii="TimeNewRoman" w:hAnsi="TimeNewRoman"/>
                 <w:sz w:val="30"/>
               </w:rPr>
-              <w:t>51÷6=8, 3</w:t>
+              <w:t>31÷3=10, 1</w:t>
             </w:r>
           </w:p>
         </w:tc>
@@ -257,7 +257,7 @@
                 <w:rFonts w:ascii="TimeNewRoman" w:hAnsi="TimeNewRoman"/>
                 <w:sz w:val="30"/>
               </w:rPr>
-              <w:t>75÷5=15, 0</w:t>
+              <w:t>44÷5=8, 4</w:t>
             </w:r>
           </w:p>
         </w:tc>
@@ -274,7 +274,7 @@
                 <w:rFonts w:ascii="TimeNewRoman" w:hAnsi="TimeNewRoman"/>
                 <w:sz w:val="30"/>
               </w:rPr>
-              <w:t>98÷5=19, 3</w:t>
+              <w:t>11÷4=2, 3</w:t>
             </w:r>
           </w:p>
         </w:tc>
@@ -291,7 +291,7 @@
                 <w:rFonts w:ascii="TimeNewRoman" w:hAnsi="TimeNewRoman"/>
                 <w:sz w:val="30"/>
               </w:rPr>
-              <w:t>49÷9=5, 4</w:t>
+              <w:t>99÷3=33, 0</w:t>
             </w:r>
           </w:p>
         </w:tc>
@@ -406,7 +406,7 @@
                 <w:rFonts w:ascii="TimeNewRoman" w:hAnsi="TimeNewRoman"/>
                 <w:sz w:val="30"/>
               </w:rPr>
-              <w:t>49÷3=16, 1</w:t>
+              <w:t>28÷3=9, 1</w:t>
             </w:r>
           </w:p>
         </w:tc>
@@ -423,7 +423,7 @@
                 <w:rFonts w:ascii="TimeNewRoman" w:hAnsi="TimeNewRoman"/>
                 <w:sz w:val="30"/>
               </w:rPr>
-              <w:t>57÷5=11, 2</w:t>
+              <w:t>78÷7=11, 1</w:t>
             </w:r>
           </w:p>
         </w:tc>
@@ -440,7 +440,7 @@
                 <w:rFonts w:ascii="TimeNewRoman" w:hAnsi="TimeNewRoman"/>
                 <w:sz w:val="30"/>
               </w:rPr>
-              <w:t>30÷8=3, 6</w:t>
+              <w:t>41÷8=5, 1</w:t>
             </w:r>
           </w:p>
         </w:tc>
@@ -457,7 +457,7 @@
                 <w:rFonts w:ascii="TimeNewRoman" w:hAnsi="TimeNewRoman"/>
                 <w:sz w:val="30"/>
               </w:rPr>
-              <w:t>10÷6=1, 4</w:t>
+              <w:t>41÷4=10, 1</w:t>
             </w:r>
           </w:p>
         </w:tc>
@@ -474,7 +474,7 @@
                 <w:rFonts w:ascii="TimeNewRoman" w:hAnsi="TimeNewRoman"/>
                 <w:sz w:val="30"/>
               </w:rPr>
-              <w:t>15÷2=7, 1</w:t>
+              <w:t>48÷6=8, 0</w:t>
             </w:r>
           </w:p>
         </w:tc>
@@ -589,7 +589,7 @@
                 <w:rFonts w:ascii="TimeNewRoman" w:hAnsi="TimeNewRoman"/>
                 <w:sz w:val="30"/>
               </w:rPr>
-              <w:t>11÷2=5, 1</w:t>
+              <w:t>90÷9=10, 0</w:t>
             </w:r>
           </w:p>
         </w:tc>
@@ -606,7 +606,7 @@
                 <w:rFonts w:ascii="TimeNewRoman" w:hAnsi="TimeNewRoman"/>
                 <w:sz w:val="30"/>
               </w:rPr>
-              <w:t>81÷6=13, 3</w:t>
+              <w:t>19÷9=2, 1</w:t>
             </w:r>
           </w:p>
         </w:tc>
@@ -623,7 +623,7 @@
                 <w:rFonts w:ascii="TimeNewRoman" w:hAnsi="TimeNewRoman"/>
                 <w:sz w:val="30"/>
               </w:rPr>
-              <w:t>28÷7=4, 0</w:t>
+              <w:t>52÷8=6, 4</w:t>
             </w:r>
           </w:p>
         </w:tc>
@@ -640,7 +640,7 @@
                 <w:rFonts w:ascii="TimeNewRoman" w:hAnsi="TimeNewRoman"/>
                 <w:sz w:val="30"/>
               </w:rPr>
-              <w:t>83÷8=10, 3</w:t>
+              <w:t>10÷7=1, 3</w:t>
             </w:r>
           </w:p>
         </w:tc>
@@ -657,7 +657,7 @@
                 <w:rFonts w:ascii="TimeNewRoman" w:hAnsi="TimeNewRoman"/>
                 <w:sz w:val="30"/>
               </w:rPr>
-              <w:t>39÷4=9, 3</w:t>
+              <w:t>30÷2=15, 0</w:t>
             </w:r>
           </w:p>
         </w:tc>
@@ -772,7 +772,7 @@
                 <w:rFonts w:ascii="TimeNewRoman" w:hAnsi="TimeNewRoman"/>
                 <w:sz w:val="30"/>
               </w:rPr>
-              <w:t>45÷4=11, 1</w:t>
+              <w:t>40÷9=4, 4</w:t>
             </w:r>
           </w:p>
         </w:tc>
@@ -789,7 +789,7 @@
                 <w:rFonts w:ascii="TimeNewRoman" w:hAnsi="TimeNewRoman"/>
                 <w:sz w:val="30"/>
               </w:rPr>
-              <w:t>95÷5=19, 0</w:t>
+              <w:t>60÷7=8, 4</w:t>
             </w:r>
           </w:p>
         </w:tc>
@@ -806,7 +806,7 @@
                 <w:rFonts w:ascii="TimeNewRoman" w:hAnsi="TimeNewRoman"/>
                 <w:sz w:val="30"/>
               </w:rPr>
-              <w:t>30÷4=7, 2</w:t>
+              <w:t>45÷6=7, 3</w:t>
             </w:r>
           </w:p>
         </w:tc>
@@ -823,7 +823,7 @@
                 <w:rFonts w:ascii="TimeNewRoman" w:hAnsi="TimeNewRoman"/>
                 <w:sz w:val="30"/>
               </w:rPr>
-              <w:t>10÷2=5, 0</w:t>
+              <w:t>38÷9=4, 2</w:t>
             </w:r>
           </w:p>
         </w:tc>
@@ -840,7 +840,7 @@
                 <w:rFonts w:ascii="TimeNewRoman" w:hAnsi="TimeNewRoman"/>
                 <w:sz w:val="30"/>
               </w:rPr>
-              <w:t>66÷6=11, 0</w:t>
+              <w:t>49÷6=8, 1</w:t>
             </w:r>
           </w:p>
         </w:tc>

--- a/answers-of-two-digit_number_divided_by_one-digit_number.docx
+++ b/answers-of-two-digit_number_divided_by_one-digit_number.docx
@@ -40,7 +40,7 @@
                 <w:rFonts w:ascii="TimeNewRoman" w:hAnsi="TimeNewRoman"/>
                 <w:sz w:val="30"/>
               </w:rPr>
-              <w:t>72÷2=36, 0</w:t>
+              <w:t>67÷8=8, 3</w:t>
             </w:r>
           </w:p>
         </w:tc>
@@ -57,7 +57,7 @@
                 <w:rFonts w:ascii="TimeNewRoman" w:hAnsi="TimeNewRoman"/>
                 <w:sz w:val="30"/>
               </w:rPr>
-              <w:t>99÷8=12, 3</w:t>
+              <w:t>82÷5=16, 2</w:t>
             </w:r>
           </w:p>
         </w:tc>
@@ -74,7 +74,24 @@
                 <w:rFonts w:ascii="TimeNewRoman" w:hAnsi="TimeNewRoman"/>
                 <w:sz w:val="30"/>
               </w:rPr>
-              <w:t>48÷7=6, 6</w:t>
+              <w:t>88÷2=44, 0</w:t>
+            </w:r>
+          </w:p>
+        </w:tc>
+        <w:tc>
+          <w:tcPr>
+            <w:tcW w:type="dxa" w:w="1987"/>
+          </w:tcPr>
+          <w:p>
+            <w:pPr>
+              <w:jc w:val="left"/>
+            </w:pPr>
+            <w:r>
+              <w:rPr>
+                <w:rFonts w:ascii="TimeNewRoman" w:hAnsi="TimeNewRoman"/>
+                <w:sz w:val="30"/>
+              </w:rPr>
+              <w:t>10÷8=1, 2</w:t>
             </w:r>
           </w:p>
         </w:tc>
@@ -92,23 +109,6 @@
                 <w:sz w:val="30"/>
               </w:rPr>
               <w:t>32÷2=16, 0</w:t>
-            </w:r>
-          </w:p>
-        </w:tc>
-        <w:tc>
-          <w:tcPr>
-            <w:tcW w:type="dxa" w:w="1987"/>
-          </w:tcPr>
-          <w:p>
-            <w:pPr>
-              <w:jc w:val="left"/>
-            </w:pPr>
-            <w:r>
-              <w:rPr>
-                <w:rFonts w:ascii="TimeNewRoman" w:hAnsi="TimeNewRoman"/>
-                <w:sz w:val="30"/>
-              </w:rPr>
-              <w:t>26÷2=13, 0</w:t>
             </w:r>
           </w:p>
         </w:tc>
@@ -223,7 +223,7 @@
                 <w:rFonts w:ascii="TimeNewRoman" w:hAnsi="TimeNewRoman"/>
                 <w:sz w:val="30"/>
               </w:rPr>
-              <w:t>73÷5=14, 3</w:t>
+              <w:t>17÷6=2, 5</w:t>
             </w:r>
           </w:p>
         </w:tc>
@@ -240,7 +240,7 @@
                 <w:rFonts w:ascii="TimeNewRoman" w:hAnsi="TimeNewRoman"/>
                 <w:sz w:val="30"/>
               </w:rPr>
-              <w:t>31÷3=10, 1</w:t>
+              <w:t>34÷2=17, 0</w:t>
             </w:r>
           </w:p>
         </w:tc>
@@ -257,7 +257,7 @@
                 <w:rFonts w:ascii="TimeNewRoman" w:hAnsi="TimeNewRoman"/>
                 <w:sz w:val="30"/>
               </w:rPr>
-              <w:t>44÷5=8, 4</w:t>
+              <w:t>90÷4=22, 2</w:t>
             </w:r>
           </w:p>
         </w:tc>
@@ -274,7 +274,7 @@
                 <w:rFonts w:ascii="TimeNewRoman" w:hAnsi="TimeNewRoman"/>
                 <w:sz w:val="30"/>
               </w:rPr>
-              <w:t>11÷4=2, 3</w:t>
+              <w:t>21÷2=10, 1</w:t>
             </w:r>
           </w:p>
         </w:tc>
@@ -291,7 +291,7 @@
                 <w:rFonts w:ascii="TimeNewRoman" w:hAnsi="TimeNewRoman"/>
                 <w:sz w:val="30"/>
               </w:rPr>
-              <w:t>99÷3=33, 0</w:t>
+              <w:t>36÷5=7, 1</w:t>
             </w:r>
           </w:p>
         </w:tc>
@@ -406,7 +406,7 @@
                 <w:rFonts w:ascii="TimeNewRoman" w:hAnsi="TimeNewRoman"/>
                 <w:sz w:val="30"/>
               </w:rPr>
-              <w:t>28÷3=9, 1</w:t>
+              <w:t>96÷4=24, 0</w:t>
             </w:r>
           </w:p>
         </w:tc>
@@ -423,7 +423,7 @@
                 <w:rFonts w:ascii="TimeNewRoman" w:hAnsi="TimeNewRoman"/>
                 <w:sz w:val="30"/>
               </w:rPr>
-              <w:t>78÷7=11, 1</w:t>
+              <w:t>26÷5=5, 1</w:t>
             </w:r>
           </w:p>
         </w:tc>
@@ -440,7 +440,7 @@
                 <w:rFonts w:ascii="TimeNewRoman" w:hAnsi="TimeNewRoman"/>
                 <w:sz w:val="30"/>
               </w:rPr>
-              <w:t>41÷8=5, 1</w:t>
+              <w:t>10÷2=5, 0</w:t>
             </w:r>
           </w:p>
         </w:tc>
@@ -457,7 +457,7 @@
                 <w:rFonts w:ascii="TimeNewRoman" w:hAnsi="TimeNewRoman"/>
                 <w:sz w:val="30"/>
               </w:rPr>
-              <w:t>41÷4=10, 1</w:t>
+              <w:t>80÷4=20, 0</w:t>
             </w:r>
           </w:p>
         </w:tc>
@@ -474,7 +474,7 @@
                 <w:rFonts w:ascii="TimeNewRoman" w:hAnsi="TimeNewRoman"/>
                 <w:sz w:val="30"/>
               </w:rPr>
-              <w:t>48÷6=8, 0</w:t>
+              <w:t>87÷7=12, 3</w:t>
             </w:r>
           </w:p>
         </w:tc>
@@ -589,7 +589,7 @@
                 <w:rFonts w:ascii="TimeNewRoman" w:hAnsi="TimeNewRoman"/>
                 <w:sz w:val="30"/>
               </w:rPr>
-              <w:t>90÷9=10, 0</w:t>
+              <w:t>67÷3=22, 1</w:t>
             </w:r>
           </w:p>
         </w:tc>
@@ -606,7 +606,7 @@
                 <w:rFonts w:ascii="TimeNewRoman" w:hAnsi="TimeNewRoman"/>
                 <w:sz w:val="30"/>
               </w:rPr>
-              <w:t>19÷9=2, 1</w:t>
+              <w:t>82÷2=41, 0</w:t>
             </w:r>
           </w:p>
         </w:tc>
@@ -623,7 +623,7 @@
                 <w:rFonts w:ascii="TimeNewRoman" w:hAnsi="TimeNewRoman"/>
                 <w:sz w:val="30"/>
               </w:rPr>
-              <w:t>52÷8=6, 4</w:t>
+              <w:t>60÷2=30, 0</w:t>
             </w:r>
           </w:p>
         </w:tc>
@@ -640,7 +640,7 @@
                 <w:rFonts w:ascii="TimeNewRoman" w:hAnsi="TimeNewRoman"/>
                 <w:sz w:val="30"/>
               </w:rPr>
-              <w:t>10÷7=1, 3</w:t>
+              <w:t>99÷2=49, 1</w:t>
             </w:r>
           </w:p>
         </w:tc>
@@ -657,7 +657,7 @@
                 <w:rFonts w:ascii="TimeNewRoman" w:hAnsi="TimeNewRoman"/>
                 <w:sz w:val="30"/>
               </w:rPr>
-              <w:t>30÷2=15, 0</w:t>
+              <w:t>87÷8=10, 7</w:t>
             </w:r>
           </w:p>
         </w:tc>
@@ -772,7 +772,7 @@
                 <w:rFonts w:ascii="TimeNewRoman" w:hAnsi="TimeNewRoman"/>
                 <w:sz w:val="30"/>
               </w:rPr>
-              <w:t>40÷9=4, 4</w:t>
+              <w:t>31÷6=5, 1</w:t>
             </w:r>
           </w:p>
         </w:tc>
@@ -789,7 +789,7 @@
                 <w:rFonts w:ascii="TimeNewRoman" w:hAnsi="TimeNewRoman"/>
                 <w:sz w:val="30"/>
               </w:rPr>
-              <w:t>60÷7=8, 4</w:t>
+              <w:t>69÷8=8, 5</w:t>
             </w:r>
           </w:p>
         </w:tc>
@@ -806,7 +806,7 @@
                 <w:rFonts w:ascii="TimeNewRoman" w:hAnsi="TimeNewRoman"/>
                 <w:sz w:val="30"/>
               </w:rPr>
-              <w:t>45÷6=7, 3</w:t>
+              <w:t>47÷5=9, 2</w:t>
             </w:r>
           </w:p>
         </w:tc>
@@ -823,7 +823,7 @@
                 <w:rFonts w:ascii="TimeNewRoman" w:hAnsi="TimeNewRoman"/>
                 <w:sz w:val="30"/>
               </w:rPr>
-              <w:t>38÷9=4, 2</w:t>
+              <w:t>14÷7=2, 0</w:t>
             </w:r>
           </w:p>
         </w:tc>
@@ -840,7 +840,7 @@
                 <w:rFonts w:ascii="TimeNewRoman" w:hAnsi="TimeNewRoman"/>
                 <w:sz w:val="30"/>
               </w:rPr>
-              <w:t>49÷6=8, 1</w:t>
+              <w:t>32÷2=16, 0</w:t>
             </w:r>
           </w:p>
         </w:tc>

--- a/answers-of-two-digit_number_divided_by_one-digit_number.docx
+++ b/answers-of-two-digit_number_divided_by_one-digit_number.docx
@@ -11,7 +11,7 @@
           <w:rFonts w:ascii="Arial" w:hAnsi="Arial"/>
           <w:sz w:val="30"/>
         </w:rPr>
-        <w:t>2026-10-28 Wednesday</w:t>
+        <w:t>2026-10-29 Thursday</w:t>
       </w:r>
     </w:p>
     <w:tbl>
@@ -40,7 +40,7 @@
                 <w:rFonts w:ascii="TimeNewRoman" w:hAnsi="TimeNewRoman"/>
                 <w:sz w:val="30"/>
               </w:rPr>
-              <w:t>67÷8=8, 3</w:t>
+              <w:t>13÷7=1, 6</w:t>
             </w:r>
           </w:p>
         </w:tc>
@@ -57,7 +57,7 @@
                 <w:rFonts w:ascii="TimeNewRoman" w:hAnsi="TimeNewRoman"/>
                 <w:sz w:val="30"/>
               </w:rPr>
-              <w:t>82÷5=16, 2</w:t>
+              <w:t>62÷9=6, 8</w:t>
             </w:r>
           </w:p>
         </w:tc>
@@ -74,7 +74,7 @@
                 <w:rFonts w:ascii="TimeNewRoman" w:hAnsi="TimeNewRoman"/>
                 <w:sz w:val="30"/>
               </w:rPr>
-              <w:t>88÷2=44, 0</w:t>
+              <w:t>88÷3=29, 1</w:t>
             </w:r>
           </w:p>
         </w:tc>
@@ -91,7 +91,7 @@
                 <w:rFonts w:ascii="TimeNewRoman" w:hAnsi="TimeNewRoman"/>
                 <w:sz w:val="30"/>
               </w:rPr>
-              <w:t>10÷8=1, 2</w:t>
+              <w:t>61÷6=10, 1</w:t>
             </w:r>
           </w:p>
         </w:tc>
@@ -108,7 +108,7 @@
                 <w:rFonts w:ascii="TimeNewRoman" w:hAnsi="TimeNewRoman"/>
                 <w:sz w:val="30"/>
               </w:rPr>
-              <w:t>32÷2=16, 0</w:t>
+              <w:t>59÷2=29, 1</w:t>
             </w:r>
           </w:p>
         </w:tc>
@@ -223,7 +223,7 @@
                 <w:rFonts w:ascii="TimeNewRoman" w:hAnsi="TimeNewRoman"/>
                 <w:sz w:val="30"/>
               </w:rPr>
-              <w:t>17÷6=2, 5</w:t>
+              <w:t>74÷2=37, 0</w:t>
             </w:r>
           </w:p>
         </w:tc>
@@ -240,7 +240,7 @@
                 <w:rFonts w:ascii="TimeNewRoman" w:hAnsi="TimeNewRoman"/>
                 <w:sz w:val="30"/>
               </w:rPr>
-              <w:t>34÷2=17, 0</w:t>
+              <w:t>88÷4=22, 0</w:t>
             </w:r>
           </w:p>
         </w:tc>
@@ -257,7 +257,7 @@
                 <w:rFonts w:ascii="TimeNewRoman" w:hAnsi="TimeNewRoman"/>
                 <w:sz w:val="30"/>
               </w:rPr>
-              <w:t>90÷4=22, 2</w:t>
+              <w:t>53÷2=26, 1</w:t>
             </w:r>
           </w:p>
         </w:tc>
@@ -274,7 +274,7 @@
                 <w:rFonts w:ascii="TimeNewRoman" w:hAnsi="TimeNewRoman"/>
                 <w:sz w:val="30"/>
               </w:rPr>
-              <w:t>21÷2=10, 1</w:t>
+              <w:t>43÷4=10, 3</w:t>
             </w:r>
           </w:p>
         </w:tc>
@@ -291,7 +291,7 @@
                 <w:rFonts w:ascii="TimeNewRoman" w:hAnsi="TimeNewRoman"/>
                 <w:sz w:val="30"/>
               </w:rPr>
-              <w:t>36÷5=7, 1</w:t>
+              <w:t>56÷2=28, 0</w:t>
             </w:r>
           </w:p>
         </w:tc>
@@ -406,7 +406,7 @@
                 <w:rFonts w:ascii="TimeNewRoman" w:hAnsi="TimeNewRoman"/>
                 <w:sz w:val="30"/>
               </w:rPr>
-              <w:t>96÷4=24, 0</w:t>
+              <w:t>84÷2=42, 0</w:t>
             </w:r>
           </w:p>
         </w:tc>
@@ -423,7 +423,7 @@
                 <w:rFonts w:ascii="TimeNewRoman" w:hAnsi="TimeNewRoman"/>
                 <w:sz w:val="30"/>
               </w:rPr>
-              <w:t>26÷5=5, 1</w:t>
+              <w:t>83÷2=41, 1</w:t>
             </w:r>
           </w:p>
         </w:tc>
@@ -440,7 +440,7 @@
                 <w:rFonts w:ascii="TimeNewRoman" w:hAnsi="TimeNewRoman"/>
                 <w:sz w:val="30"/>
               </w:rPr>
-              <w:t>10÷2=5, 0</w:t>
+              <w:t>71÷3=23, 2</w:t>
             </w:r>
           </w:p>
         </w:tc>
@@ -457,7 +457,7 @@
                 <w:rFonts w:ascii="TimeNewRoman" w:hAnsi="TimeNewRoman"/>
                 <w:sz w:val="30"/>
               </w:rPr>
-              <w:t>80÷4=20, 0</w:t>
+              <w:t>97÷7=13, 6</w:t>
             </w:r>
           </w:p>
         </w:tc>
@@ -474,7 +474,7 @@
                 <w:rFonts w:ascii="TimeNewRoman" w:hAnsi="TimeNewRoman"/>
                 <w:sz w:val="30"/>
               </w:rPr>
-              <w:t>87÷7=12, 3</w:t>
+              <w:t>26÷6=4, 2</w:t>
             </w:r>
           </w:p>
         </w:tc>
@@ -589,7 +589,7 @@
                 <w:rFonts w:ascii="TimeNewRoman" w:hAnsi="TimeNewRoman"/>
                 <w:sz w:val="30"/>
               </w:rPr>
-              <w:t>67÷3=22, 1</w:t>
+              <w:t>24÷3=8, 0</w:t>
             </w:r>
           </w:p>
         </w:tc>
@@ -606,7 +606,7 @@
                 <w:rFonts w:ascii="TimeNewRoman" w:hAnsi="TimeNewRoman"/>
                 <w:sz w:val="30"/>
               </w:rPr>
-              <w:t>82÷2=41, 0</w:t>
+              <w:t>58÷5=11, 3</w:t>
             </w:r>
           </w:p>
         </w:tc>
@@ -623,7 +623,7 @@
                 <w:rFonts w:ascii="TimeNewRoman" w:hAnsi="TimeNewRoman"/>
                 <w:sz w:val="30"/>
               </w:rPr>
-              <w:t>60÷2=30, 0</w:t>
+              <w:t>54÷3=18, 0</w:t>
             </w:r>
           </w:p>
         </w:tc>
@@ -640,7 +640,7 @@
                 <w:rFonts w:ascii="TimeNewRoman" w:hAnsi="TimeNewRoman"/>
                 <w:sz w:val="30"/>
               </w:rPr>
-              <w:t>99÷2=49, 1</w:t>
+              <w:t>12÷5=2, 2</w:t>
             </w:r>
           </w:p>
         </w:tc>
@@ -657,7 +657,7 @@
                 <w:rFonts w:ascii="TimeNewRoman" w:hAnsi="TimeNewRoman"/>
                 <w:sz w:val="30"/>
               </w:rPr>
-              <w:t>87÷8=10, 7</w:t>
+              <w:t>95÷5=19, 0</w:t>
             </w:r>
           </w:p>
         </w:tc>
@@ -772,7 +772,7 @@
                 <w:rFonts w:ascii="TimeNewRoman" w:hAnsi="TimeNewRoman"/>
                 <w:sz w:val="30"/>
               </w:rPr>
-              <w:t>31÷6=5, 1</w:t>
+              <w:t>74÷2=37, 0</w:t>
             </w:r>
           </w:p>
         </w:tc>
@@ -789,7 +789,7 @@
                 <w:rFonts w:ascii="TimeNewRoman" w:hAnsi="TimeNewRoman"/>
                 <w:sz w:val="30"/>
               </w:rPr>
-              <w:t>69÷8=8, 5</w:t>
+              <w:t>89÷8=11, 1</w:t>
             </w:r>
           </w:p>
         </w:tc>
@@ -806,7 +806,7 @@
                 <w:rFonts w:ascii="TimeNewRoman" w:hAnsi="TimeNewRoman"/>
                 <w:sz w:val="30"/>
               </w:rPr>
-              <w:t>47÷5=9, 2</w:t>
+              <w:t>19÷6=3, 1</w:t>
             </w:r>
           </w:p>
         </w:tc>
@@ -823,7 +823,7 @@
                 <w:rFonts w:ascii="TimeNewRoman" w:hAnsi="TimeNewRoman"/>
                 <w:sz w:val="30"/>
               </w:rPr>
-              <w:t>14÷7=2, 0</w:t>
+              <w:t>14÷2=7, 0</w:t>
             </w:r>
           </w:p>
         </w:tc>
@@ -840,7 +840,7 @@
                 <w:rFonts w:ascii="TimeNewRoman" w:hAnsi="TimeNewRoman"/>
                 <w:sz w:val="30"/>
               </w:rPr>
-              <w:t>32÷2=16, 0</w:t>
+              <w:t>77÷9=8, 5</w:t>
             </w:r>
           </w:p>
         </w:tc>

--- a/answers-of-two-digit_number_divided_by_one-digit_number.docx
+++ b/answers-of-two-digit_number_divided_by_one-digit_number.docx
@@ -40,7 +40,7 @@
                 <w:rFonts w:ascii="TimeNewRoman" w:hAnsi="TimeNewRoman"/>
                 <w:sz w:val="30"/>
               </w:rPr>
-              <w:t>13÷7=1, 6</w:t>
+              <w:t>67÷2=33, 1</w:t>
             </w:r>
           </w:p>
         </w:tc>
@@ -57,7 +57,7 @@
                 <w:rFonts w:ascii="TimeNewRoman" w:hAnsi="TimeNewRoman"/>
                 <w:sz w:val="30"/>
               </w:rPr>
-              <w:t>62÷9=6, 8</w:t>
+              <w:t>47÷2=23, 1</w:t>
             </w:r>
           </w:p>
         </w:tc>
@@ -74,7 +74,7 @@
                 <w:rFonts w:ascii="TimeNewRoman" w:hAnsi="TimeNewRoman"/>
                 <w:sz w:val="30"/>
               </w:rPr>
-              <w:t>88÷3=29, 1</w:t>
+              <w:t>65÷6=10, 5</w:t>
             </w:r>
           </w:p>
         </w:tc>
@@ -91,7 +91,7 @@
                 <w:rFonts w:ascii="TimeNewRoman" w:hAnsi="TimeNewRoman"/>
                 <w:sz w:val="30"/>
               </w:rPr>
-              <w:t>61÷6=10, 1</w:t>
+              <w:t>68÷9=7, 5</w:t>
             </w:r>
           </w:p>
         </w:tc>
@@ -108,7 +108,7 @@
                 <w:rFonts w:ascii="TimeNewRoman" w:hAnsi="TimeNewRoman"/>
                 <w:sz w:val="30"/>
               </w:rPr>
-              <w:t>59÷2=29, 1</w:t>
+              <w:t>76÷3=25, 1</w:t>
             </w:r>
           </w:p>
         </w:tc>
@@ -223,7 +223,7 @@
                 <w:rFonts w:ascii="TimeNewRoman" w:hAnsi="TimeNewRoman"/>
                 <w:sz w:val="30"/>
               </w:rPr>
-              <w:t>74÷2=37, 0</w:t>
+              <w:t>66÷8=8, 2</w:t>
             </w:r>
           </w:p>
         </w:tc>
@@ -240,7 +240,7 @@
                 <w:rFonts w:ascii="TimeNewRoman" w:hAnsi="TimeNewRoman"/>
                 <w:sz w:val="30"/>
               </w:rPr>
-              <w:t>88÷4=22, 0</w:t>
+              <w:t>92÷7=13, 1</w:t>
             </w:r>
           </w:p>
         </w:tc>
@@ -257,7 +257,7 @@
                 <w:rFonts w:ascii="TimeNewRoman" w:hAnsi="TimeNewRoman"/>
                 <w:sz w:val="30"/>
               </w:rPr>
-              <w:t>53÷2=26, 1</w:t>
+              <w:t>43÷9=4, 7</w:t>
             </w:r>
           </w:p>
         </w:tc>
@@ -274,7 +274,7 @@
                 <w:rFonts w:ascii="TimeNewRoman" w:hAnsi="TimeNewRoman"/>
                 <w:sz w:val="30"/>
               </w:rPr>
-              <w:t>43÷4=10, 3</w:t>
+              <w:t>18÷8=2, 2</w:t>
             </w:r>
           </w:p>
         </w:tc>
@@ -291,7 +291,7 @@
                 <w:rFonts w:ascii="TimeNewRoman" w:hAnsi="TimeNewRoman"/>
                 <w:sz w:val="30"/>
               </w:rPr>
-              <w:t>56÷2=28, 0</w:t>
+              <w:t>28÷8=3, 4</w:t>
             </w:r>
           </w:p>
         </w:tc>
@@ -406,7 +406,7 @@
                 <w:rFonts w:ascii="TimeNewRoman" w:hAnsi="TimeNewRoman"/>
                 <w:sz w:val="30"/>
               </w:rPr>
-              <w:t>84÷2=42, 0</w:t>
+              <w:t>81÷4=20, 1</w:t>
             </w:r>
           </w:p>
         </w:tc>
@@ -423,7 +423,7 @@
                 <w:rFonts w:ascii="TimeNewRoman" w:hAnsi="TimeNewRoman"/>
                 <w:sz w:val="30"/>
               </w:rPr>
-              <w:t>83÷2=41, 1</w:t>
+              <w:t>33÷5=6, 3</w:t>
             </w:r>
           </w:p>
         </w:tc>
@@ -440,7 +440,7 @@
                 <w:rFonts w:ascii="TimeNewRoman" w:hAnsi="TimeNewRoman"/>
                 <w:sz w:val="30"/>
               </w:rPr>
-              <w:t>71÷3=23, 2</w:t>
+              <w:t>23÷3=7, 2</w:t>
             </w:r>
           </w:p>
         </w:tc>
@@ -457,7 +457,7 @@
                 <w:rFonts w:ascii="TimeNewRoman" w:hAnsi="TimeNewRoman"/>
                 <w:sz w:val="30"/>
               </w:rPr>
-              <w:t>97÷7=13, 6</w:t>
+              <w:t>74÷2=37, 0</w:t>
             </w:r>
           </w:p>
         </w:tc>
@@ -474,7 +474,7 @@
                 <w:rFonts w:ascii="TimeNewRoman" w:hAnsi="TimeNewRoman"/>
                 <w:sz w:val="30"/>
               </w:rPr>
-              <w:t>26÷6=4, 2</w:t>
+              <w:t>52÷7=7, 3</w:t>
             </w:r>
           </w:p>
         </w:tc>
@@ -589,7 +589,7 @@
                 <w:rFonts w:ascii="TimeNewRoman" w:hAnsi="TimeNewRoman"/>
                 <w:sz w:val="30"/>
               </w:rPr>
-              <w:t>24÷3=8, 0</w:t>
+              <w:t>29÷3=9, 2</w:t>
             </w:r>
           </w:p>
         </w:tc>
@@ -606,7 +606,7 @@
                 <w:rFonts w:ascii="TimeNewRoman" w:hAnsi="TimeNewRoman"/>
                 <w:sz w:val="30"/>
               </w:rPr>
-              <w:t>58÷5=11, 3</w:t>
+              <w:t>60÷7=8, 4</w:t>
             </w:r>
           </w:p>
         </w:tc>
@@ -623,7 +623,7 @@
                 <w:rFonts w:ascii="TimeNewRoman" w:hAnsi="TimeNewRoman"/>
                 <w:sz w:val="30"/>
               </w:rPr>
-              <w:t>54÷3=18, 0</w:t>
+              <w:t>79÷6=13, 1</w:t>
             </w:r>
           </w:p>
         </w:tc>
@@ -640,7 +640,7 @@
                 <w:rFonts w:ascii="TimeNewRoman" w:hAnsi="TimeNewRoman"/>
                 <w:sz w:val="30"/>
               </w:rPr>
-              <w:t>12÷5=2, 2</w:t>
+              <w:t>26÷5=5, 1</w:t>
             </w:r>
           </w:p>
         </w:tc>
@@ -657,7 +657,7 @@
                 <w:rFonts w:ascii="TimeNewRoman" w:hAnsi="TimeNewRoman"/>
                 <w:sz w:val="30"/>
               </w:rPr>
-              <w:t>95÷5=19, 0</w:t>
+              <w:t>94÷7=13, 3</w:t>
             </w:r>
           </w:p>
         </w:tc>
@@ -772,7 +772,7 @@
                 <w:rFonts w:ascii="TimeNewRoman" w:hAnsi="TimeNewRoman"/>
                 <w:sz w:val="30"/>
               </w:rPr>
-              <w:t>74÷2=37, 0</w:t>
+              <w:t>92÷8=11, 4</w:t>
             </w:r>
           </w:p>
         </w:tc>
@@ -789,7 +789,7 @@
                 <w:rFonts w:ascii="TimeNewRoman" w:hAnsi="TimeNewRoman"/>
                 <w:sz w:val="30"/>
               </w:rPr>
-              <w:t>89÷8=11, 1</w:t>
+              <w:t>32÷5=6, 2</w:t>
             </w:r>
           </w:p>
         </w:tc>
@@ -806,7 +806,7 @@
                 <w:rFonts w:ascii="TimeNewRoman" w:hAnsi="TimeNewRoman"/>
                 <w:sz w:val="30"/>
               </w:rPr>
-              <w:t>19÷6=3, 1</w:t>
+              <w:t>17÷9=1, 8</w:t>
             </w:r>
           </w:p>
         </w:tc>
@@ -823,7 +823,7 @@
                 <w:rFonts w:ascii="TimeNewRoman" w:hAnsi="TimeNewRoman"/>
                 <w:sz w:val="30"/>
               </w:rPr>
-              <w:t>14÷2=7, 0</w:t>
+              <w:t>53÷5=10, 3</w:t>
             </w:r>
           </w:p>
         </w:tc>
@@ -840,7 +840,7 @@
                 <w:rFonts w:ascii="TimeNewRoman" w:hAnsi="TimeNewRoman"/>
                 <w:sz w:val="30"/>
               </w:rPr>
-              <w:t>77÷9=8, 5</w:t>
+              <w:t>12÷2=6, 0</w:t>
             </w:r>
           </w:p>
         </w:tc>

--- a/answers-of-two-digit_number_divided_by_one-digit_number.docx
+++ b/answers-of-two-digit_number_divided_by_one-digit_number.docx
@@ -11,7 +11,7 @@
           <w:rFonts w:ascii="Arial" w:hAnsi="Arial"/>
           <w:sz w:val="30"/>
         </w:rPr>
-        <w:t>2026-10-29 Thursday</w:t>
+        <w:t>2026-10-30 Friday</w:t>
       </w:r>
     </w:p>
     <w:tbl>
@@ -40,7 +40,7 @@
                 <w:rFonts w:ascii="TimeNewRoman" w:hAnsi="TimeNewRoman"/>
                 <w:sz w:val="30"/>
               </w:rPr>
-              <w:t>67÷2=33, 1</w:t>
+              <w:t>87÷4=21, 3</w:t>
             </w:r>
           </w:p>
         </w:tc>
@@ -57,7 +57,7 @@
                 <w:rFonts w:ascii="TimeNewRoman" w:hAnsi="TimeNewRoman"/>
                 <w:sz w:val="30"/>
               </w:rPr>
-              <w:t>47÷2=23, 1</w:t>
+              <w:t>51÷8=6, 3</w:t>
             </w:r>
           </w:p>
         </w:tc>
@@ -74,7 +74,7 @@
                 <w:rFonts w:ascii="TimeNewRoman" w:hAnsi="TimeNewRoman"/>
                 <w:sz w:val="30"/>
               </w:rPr>
-              <w:t>65÷6=10, 5</w:t>
+              <w:t>21÷7=3, 0</w:t>
             </w:r>
           </w:p>
         </w:tc>
@@ -91,7 +91,7 @@
                 <w:rFonts w:ascii="TimeNewRoman" w:hAnsi="TimeNewRoman"/>
                 <w:sz w:val="30"/>
               </w:rPr>
-              <w:t>68÷9=7, 5</w:t>
+              <w:t>54÷9=6, 0</w:t>
             </w:r>
           </w:p>
         </w:tc>
@@ -108,7 +108,7 @@
                 <w:rFonts w:ascii="TimeNewRoman" w:hAnsi="TimeNewRoman"/>
                 <w:sz w:val="30"/>
               </w:rPr>
-              <w:t>76÷3=25, 1</w:t>
+              <w:t>97÷5=19, 2</w:t>
             </w:r>
           </w:p>
         </w:tc>
@@ -223,7 +223,7 @@
                 <w:rFonts w:ascii="TimeNewRoman" w:hAnsi="TimeNewRoman"/>
                 <w:sz w:val="30"/>
               </w:rPr>
-              <w:t>66÷8=8, 2</w:t>
+              <w:t>19÷5=3, 4</w:t>
             </w:r>
           </w:p>
         </w:tc>
@@ -240,7 +240,7 @@
                 <w:rFonts w:ascii="TimeNewRoman" w:hAnsi="TimeNewRoman"/>
                 <w:sz w:val="30"/>
               </w:rPr>
-              <w:t>92÷7=13, 1</w:t>
+              <w:t>38÷7=5, 3</w:t>
             </w:r>
           </w:p>
         </w:tc>
@@ -257,7 +257,7 @@
                 <w:rFonts w:ascii="TimeNewRoman" w:hAnsi="TimeNewRoman"/>
                 <w:sz w:val="30"/>
               </w:rPr>
-              <w:t>43÷9=4, 7</w:t>
+              <w:t>94÷3=31, 1</w:t>
             </w:r>
           </w:p>
         </w:tc>
@@ -274,7 +274,7 @@
                 <w:rFonts w:ascii="TimeNewRoman" w:hAnsi="TimeNewRoman"/>
                 <w:sz w:val="30"/>
               </w:rPr>
-              <w:t>18÷8=2, 2</w:t>
+              <w:t>20÷4=5, 0</w:t>
             </w:r>
           </w:p>
         </w:tc>
@@ -291,7 +291,7 @@
                 <w:rFonts w:ascii="TimeNewRoman" w:hAnsi="TimeNewRoman"/>
                 <w:sz w:val="30"/>
               </w:rPr>
-              <w:t>28÷8=3, 4</w:t>
+              <w:t>60÷6=10, 0</w:t>
             </w:r>
           </w:p>
         </w:tc>
@@ -406,7 +406,7 @@
                 <w:rFonts w:ascii="TimeNewRoman" w:hAnsi="TimeNewRoman"/>
                 <w:sz w:val="30"/>
               </w:rPr>
-              <w:t>81÷4=20, 1</w:t>
+              <w:t>84÷6=14, 0</w:t>
             </w:r>
           </w:p>
         </w:tc>
@@ -423,7 +423,7 @@
                 <w:rFonts w:ascii="TimeNewRoman" w:hAnsi="TimeNewRoman"/>
                 <w:sz w:val="30"/>
               </w:rPr>
-              <w:t>33÷5=6, 3</w:t>
+              <w:t>90÷6=15, 0</w:t>
             </w:r>
           </w:p>
         </w:tc>
@@ -440,7 +440,7 @@
                 <w:rFonts w:ascii="TimeNewRoman" w:hAnsi="TimeNewRoman"/>
                 <w:sz w:val="30"/>
               </w:rPr>
-              <w:t>23÷3=7, 2</w:t>
+              <w:t>62÷2=31, 0</w:t>
             </w:r>
           </w:p>
         </w:tc>
@@ -457,7 +457,7 @@
                 <w:rFonts w:ascii="TimeNewRoman" w:hAnsi="TimeNewRoman"/>
                 <w:sz w:val="30"/>
               </w:rPr>
-              <w:t>74÷2=37, 0</w:t>
+              <w:t>52÷5=10, 2</w:t>
             </w:r>
           </w:p>
         </w:tc>
@@ -474,7 +474,7 @@
                 <w:rFonts w:ascii="TimeNewRoman" w:hAnsi="TimeNewRoman"/>
                 <w:sz w:val="30"/>
               </w:rPr>
-              <w:t>52÷7=7, 3</w:t>
+              <w:t>86÷3=28, 2</w:t>
             </w:r>
           </w:p>
         </w:tc>
@@ -589,7 +589,7 @@
                 <w:rFonts w:ascii="TimeNewRoman" w:hAnsi="TimeNewRoman"/>
                 <w:sz w:val="30"/>
               </w:rPr>
-              <w:t>29÷3=9, 2</w:t>
+              <w:t>41÷2=20, 1</w:t>
             </w:r>
           </w:p>
         </w:tc>
@@ -606,7 +606,7 @@
                 <w:rFonts w:ascii="TimeNewRoman" w:hAnsi="TimeNewRoman"/>
                 <w:sz w:val="30"/>
               </w:rPr>
-              <w:t>60÷7=8, 4</w:t>
+              <w:t>88÷7=12, 4</w:t>
             </w:r>
           </w:p>
         </w:tc>
@@ -623,7 +623,7 @@
                 <w:rFonts w:ascii="TimeNewRoman" w:hAnsi="TimeNewRoman"/>
                 <w:sz w:val="30"/>
               </w:rPr>
-              <w:t>79÷6=13, 1</w:t>
+              <w:t>72÷2=36, 0</w:t>
             </w:r>
           </w:p>
         </w:tc>
@@ -640,7 +640,7 @@
                 <w:rFonts w:ascii="TimeNewRoman" w:hAnsi="TimeNewRoman"/>
                 <w:sz w:val="30"/>
               </w:rPr>
-              <w:t>26÷5=5, 1</w:t>
+              <w:t>90÷6=15, 0</w:t>
             </w:r>
           </w:p>
         </w:tc>
@@ -657,7 +657,7 @@
                 <w:rFonts w:ascii="TimeNewRoman" w:hAnsi="TimeNewRoman"/>
                 <w:sz w:val="30"/>
               </w:rPr>
-              <w:t>94÷7=13, 3</w:t>
+              <w:t>57÷9=6, 3</w:t>
             </w:r>
           </w:p>
         </w:tc>
@@ -772,7 +772,7 @@
                 <w:rFonts w:ascii="TimeNewRoman" w:hAnsi="TimeNewRoman"/>
                 <w:sz w:val="30"/>
               </w:rPr>
-              <w:t>92÷8=11, 4</w:t>
+              <w:t>74÷2=37, 0</w:t>
             </w:r>
           </w:p>
         </w:tc>
@@ -789,7 +789,7 @@
                 <w:rFonts w:ascii="TimeNewRoman" w:hAnsi="TimeNewRoman"/>
                 <w:sz w:val="30"/>
               </w:rPr>
-              <w:t>32÷5=6, 2</w:t>
+              <w:t>13÷8=1, 5</w:t>
             </w:r>
           </w:p>
         </w:tc>
@@ -806,7 +806,7 @@
                 <w:rFonts w:ascii="TimeNewRoman" w:hAnsi="TimeNewRoman"/>
                 <w:sz w:val="30"/>
               </w:rPr>
-              <w:t>17÷9=1, 8</w:t>
+              <w:t>12÷7=1, 5</w:t>
             </w:r>
           </w:p>
         </w:tc>
@@ -823,7 +823,7 @@
                 <w:rFonts w:ascii="TimeNewRoman" w:hAnsi="TimeNewRoman"/>
                 <w:sz w:val="30"/>
               </w:rPr>
-              <w:t>53÷5=10, 3</w:t>
+              <w:t>32÷6=5, 2</w:t>
             </w:r>
           </w:p>
         </w:tc>
@@ -840,7 +840,7 @@
                 <w:rFonts w:ascii="TimeNewRoman" w:hAnsi="TimeNewRoman"/>
                 <w:sz w:val="30"/>
               </w:rPr>
-              <w:t>12÷2=6, 0</w:t>
+              <w:t>15÷8=1, 7</w:t>
             </w:r>
           </w:p>
         </w:tc>

--- a/answers-of-two-digit_number_divided_by_one-digit_number.docx
+++ b/answers-of-two-digit_number_divided_by_one-digit_number.docx
@@ -40,7 +40,7 @@
                 <w:rFonts w:ascii="TimeNewRoman" w:hAnsi="TimeNewRoman"/>
                 <w:sz w:val="30"/>
               </w:rPr>
-              <w:t>87÷4=21, 3</w:t>
+              <w:t>40÷2=20, 0</w:t>
             </w:r>
           </w:p>
         </w:tc>
@@ -57,7 +57,7 @@
                 <w:rFonts w:ascii="TimeNewRoman" w:hAnsi="TimeNewRoman"/>
                 <w:sz w:val="30"/>
               </w:rPr>
-              <w:t>51÷8=6, 3</w:t>
+              <w:t>50÷5=10, 0</w:t>
             </w:r>
           </w:p>
         </w:tc>
@@ -74,7 +74,7 @@
                 <w:rFonts w:ascii="TimeNewRoman" w:hAnsi="TimeNewRoman"/>
                 <w:sz w:val="30"/>
               </w:rPr>
-              <w:t>21÷7=3, 0</w:t>
+              <w:t>50÷7=7, 1</w:t>
             </w:r>
           </w:p>
         </w:tc>
@@ -91,7 +91,7 @@
                 <w:rFonts w:ascii="TimeNewRoman" w:hAnsi="TimeNewRoman"/>
                 <w:sz w:val="30"/>
               </w:rPr>
-              <w:t>54÷9=6, 0</w:t>
+              <w:t>43÷8=5, 3</w:t>
             </w:r>
           </w:p>
         </w:tc>
@@ -108,7 +108,7 @@
                 <w:rFonts w:ascii="TimeNewRoman" w:hAnsi="TimeNewRoman"/>
                 <w:sz w:val="30"/>
               </w:rPr>
-              <w:t>97÷5=19, 2</w:t>
+              <w:t>84÷6=14, 0</w:t>
             </w:r>
           </w:p>
         </w:tc>
@@ -223,7 +223,7 @@
                 <w:rFonts w:ascii="TimeNewRoman" w:hAnsi="TimeNewRoman"/>
                 <w:sz w:val="30"/>
               </w:rPr>
-              <w:t>19÷5=3, 4</w:t>
+              <w:t>21÷8=2, 5</w:t>
             </w:r>
           </w:p>
         </w:tc>
@@ -240,7 +240,7 @@
                 <w:rFonts w:ascii="TimeNewRoman" w:hAnsi="TimeNewRoman"/>
                 <w:sz w:val="30"/>
               </w:rPr>
-              <w:t>38÷7=5, 3</w:t>
+              <w:t>15÷6=2, 3</w:t>
             </w:r>
           </w:p>
         </w:tc>
@@ -257,7 +257,7 @@
                 <w:rFonts w:ascii="TimeNewRoman" w:hAnsi="TimeNewRoman"/>
                 <w:sz w:val="30"/>
               </w:rPr>
-              <w:t>94÷3=31, 1</w:t>
+              <w:t>31÷2=15, 1</w:t>
             </w:r>
           </w:p>
         </w:tc>
@@ -274,7 +274,7 @@
                 <w:rFonts w:ascii="TimeNewRoman" w:hAnsi="TimeNewRoman"/>
                 <w:sz w:val="30"/>
               </w:rPr>
-              <w:t>20÷4=5, 0</w:t>
+              <w:t>99÷8=12, 3</w:t>
             </w:r>
           </w:p>
         </w:tc>
@@ -291,7 +291,7 @@
                 <w:rFonts w:ascii="TimeNewRoman" w:hAnsi="TimeNewRoman"/>
                 <w:sz w:val="30"/>
               </w:rPr>
-              <w:t>60÷6=10, 0</w:t>
+              <w:t>41÷2=20, 1</w:t>
             </w:r>
           </w:p>
         </w:tc>
@@ -406,7 +406,7 @@
                 <w:rFonts w:ascii="TimeNewRoman" w:hAnsi="TimeNewRoman"/>
                 <w:sz w:val="30"/>
               </w:rPr>
-              <w:t>84÷6=14, 0</w:t>
+              <w:t>30÷5=6, 0</w:t>
             </w:r>
           </w:p>
         </w:tc>
@@ -423,7 +423,7 @@
                 <w:rFonts w:ascii="TimeNewRoman" w:hAnsi="TimeNewRoman"/>
                 <w:sz w:val="30"/>
               </w:rPr>
-              <w:t>90÷6=15, 0</w:t>
+              <w:t>12÷4=3, 0</w:t>
             </w:r>
           </w:p>
         </w:tc>
@@ -440,7 +440,7 @@
                 <w:rFonts w:ascii="TimeNewRoman" w:hAnsi="TimeNewRoman"/>
                 <w:sz w:val="30"/>
               </w:rPr>
-              <w:t>62÷2=31, 0</w:t>
+              <w:t>74÷7=10, 4</w:t>
             </w:r>
           </w:p>
         </w:tc>
@@ -457,7 +457,7 @@
                 <w:rFonts w:ascii="TimeNewRoman" w:hAnsi="TimeNewRoman"/>
                 <w:sz w:val="30"/>
               </w:rPr>
-              <w:t>52÷5=10, 2</w:t>
+              <w:t>31÷4=7, 3</w:t>
             </w:r>
           </w:p>
         </w:tc>
@@ -474,7 +474,7 @@
                 <w:rFonts w:ascii="TimeNewRoman" w:hAnsi="TimeNewRoman"/>
                 <w:sz w:val="30"/>
               </w:rPr>
-              <w:t>86÷3=28, 2</w:t>
+              <w:t>81÷7=11, 4</w:t>
             </w:r>
           </w:p>
         </w:tc>
@@ -589,7 +589,7 @@
                 <w:rFonts w:ascii="TimeNewRoman" w:hAnsi="TimeNewRoman"/>
                 <w:sz w:val="30"/>
               </w:rPr>
-              <w:t>41÷2=20, 1</w:t>
+              <w:t>70÷9=7, 7</w:t>
             </w:r>
           </w:p>
         </w:tc>
@@ -606,7 +606,7 @@
                 <w:rFonts w:ascii="TimeNewRoman" w:hAnsi="TimeNewRoman"/>
                 <w:sz w:val="30"/>
               </w:rPr>
-              <w:t>88÷7=12, 4</w:t>
+              <w:t>17÷2=8, 1</w:t>
             </w:r>
           </w:p>
         </w:tc>
@@ -623,7 +623,7 @@
                 <w:rFonts w:ascii="TimeNewRoman" w:hAnsi="TimeNewRoman"/>
                 <w:sz w:val="30"/>
               </w:rPr>
-              <w:t>72÷2=36, 0</w:t>
+              <w:t>29÷8=3, 5</w:t>
             </w:r>
           </w:p>
         </w:tc>
@@ -640,7 +640,7 @@
                 <w:rFonts w:ascii="TimeNewRoman" w:hAnsi="TimeNewRoman"/>
                 <w:sz w:val="30"/>
               </w:rPr>
-              <w:t>90÷6=15, 0</w:t>
+              <w:t>65÷2=32, 1</w:t>
             </w:r>
           </w:p>
         </w:tc>
@@ -657,7 +657,7 @@
                 <w:rFonts w:ascii="TimeNewRoman" w:hAnsi="TimeNewRoman"/>
                 <w:sz w:val="30"/>
               </w:rPr>
-              <w:t>57÷9=6, 3</w:t>
+              <w:t>34÷6=5, 4</w:t>
             </w:r>
           </w:p>
         </w:tc>
@@ -772,7 +772,7 @@
                 <w:rFonts w:ascii="TimeNewRoman" w:hAnsi="TimeNewRoman"/>
                 <w:sz w:val="30"/>
               </w:rPr>
-              <w:t>74÷2=37, 0</w:t>
+              <w:t>92÷2=46, 0</w:t>
             </w:r>
           </w:p>
         </w:tc>
@@ -789,7 +789,7 @@
                 <w:rFonts w:ascii="TimeNewRoman" w:hAnsi="TimeNewRoman"/>
                 <w:sz w:val="30"/>
               </w:rPr>
-              <w:t>13÷8=1, 5</w:t>
+              <w:t>47÷8=5, 7</w:t>
             </w:r>
           </w:p>
         </w:tc>
@@ -806,7 +806,7 @@
                 <w:rFonts w:ascii="TimeNewRoman" w:hAnsi="TimeNewRoman"/>
                 <w:sz w:val="30"/>
               </w:rPr>
-              <w:t>12÷7=1, 5</w:t>
+              <w:t>81÷8=10, 1</w:t>
             </w:r>
           </w:p>
         </w:tc>
@@ -823,7 +823,7 @@
                 <w:rFonts w:ascii="TimeNewRoman" w:hAnsi="TimeNewRoman"/>
                 <w:sz w:val="30"/>
               </w:rPr>
-              <w:t>32÷6=5, 2</w:t>
+              <w:t>70÷6=11, 4</w:t>
             </w:r>
           </w:p>
         </w:tc>
@@ -840,7 +840,7 @@
                 <w:rFonts w:ascii="TimeNewRoman" w:hAnsi="TimeNewRoman"/>
                 <w:sz w:val="30"/>
               </w:rPr>
-              <w:t>15÷8=1, 7</w:t>
+              <w:t>82÷2=41, 0</w:t>
             </w:r>
           </w:p>
         </w:tc>

--- a/answers-of-two-digit_number_divided_by_one-digit_number.docx
+++ b/answers-of-two-digit_number_divided_by_one-digit_number.docx
@@ -11,7 +11,7 @@
           <w:rFonts w:ascii="Arial" w:hAnsi="Arial"/>
           <w:sz w:val="30"/>
         </w:rPr>
-        <w:t>2026-10-30 Friday</w:t>
+        <w:t>2026-10-31 Saturday</w:t>
       </w:r>
     </w:p>
     <w:tbl>
@@ -40,7 +40,7 @@
                 <w:rFonts w:ascii="TimeNewRoman" w:hAnsi="TimeNewRoman"/>
                 <w:sz w:val="30"/>
               </w:rPr>
-              <w:t>40÷2=20, 0</w:t>
+              <w:t>29÷7=4, 1</w:t>
             </w:r>
           </w:p>
         </w:tc>
@@ -57,7 +57,7 @@
                 <w:rFonts w:ascii="TimeNewRoman" w:hAnsi="TimeNewRoman"/>
                 <w:sz w:val="30"/>
               </w:rPr>
-              <w:t>50÷5=10, 0</w:t>
+              <w:t>45÷9=5, 0</w:t>
             </w:r>
           </w:p>
         </w:tc>
@@ -74,7 +74,7 @@
                 <w:rFonts w:ascii="TimeNewRoman" w:hAnsi="TimeNewRoman"/>
                 <w:sz w:val="30"/>
               </w:rPr>
-              <w:t>50÷7=7, 1</w:t>
+              <w:t>42÷4=10, 2</w:t>
             </w:r>
           </w:p>
         </w:tc>
@@ -91,7 +91,7 @@
                 <w:rFonts w:ascii="TimeNewRoman" w:hAnsi="TimeNewRoman"/>
                 <w:sz w:val="30"/>
               </w:rPr>
-              <w:t>43÷8=5, 3</w:t>
+              <w:t>42÷3=14, 0</w:t>
             </w:r>
           </w:p>
         </w:tc>
@@ -108,7 +108,7 @@
                 <w:rFonts w:ascii="TimeNewRoman" w:hAnsi="TimeNewRoman"/>
                 <w:sz w:val="30"/>
               </w:rPr>
-              <w:t>84÷6=14, 0</w:t>
+              <w:t>26÷9=2, 8</w:t>
             </w:r>
           </w:p>
         </w:tc>
@@ -223,7 +223,7 @@
                 <w:rFonts w:ascii="TimeNewRoman" w:hAnsi="TimeNewRoman"/>
                 <w:sz w:val="30"/>
               </w:rPr>
-              <w:t>21÷8=2, 5</w:t>
+              <w:t>23÷5=4, 3</w:t>
             </w:r>
           </w:p>
         </w:tc>
@@ -240,7 +240,7 @@
                 <w:rFonts w:ascii="TimeNewRoman" w:hAnsi="TimeNewRoman"/>
                 <w:sz w:val="30"/>
               </w:rPr>
-              <w:t>15÷6=2, 3</w:t>
+              <w:t>19÷3=6, 1</w:t>
             </w:r>
           </w:p>
         </w:tc>
@@ -257,7 +257,7 @@
                 <w:rFonts w:ascii="TimeNewRoman" w:hAnsi="TimeNewRoman"/>
                 <w:sz w:val="30"/>
               </w:rPr>
-              <w:t>31÷2=15, 1</w:t>
+              <w:t>27÷9=3, 0</w:t>
             </w:r>
           </w:p>
         </w:tc>
@@ -274,7 +274,7 @@
                 <w:rFonts w:ascii="TimeNewRoman" w:hAnsi="TimeNewRoman"/>
                 <w:sz w:val="30"/>
               </w:rPr>
-              <w:t>99÷8=12, 3</w:t>
+              <w:t>11÷9=1, 2</w:t>
             </w:r>
           </w:p>
         </w:tc>
@@ -291,7 +291,7 @@
                 <w:rFonts w:ascii="TimeNewRoman" w:hAnsi="TimeNewRoman"/>
                 <w:sz w:val="30"/>
               </w:rPr>
-              <w:t>41÷2=20, 1</w:t>
+              <w:t>89÷2=44, 1</w:t>
             </w:r>
           </w:p>
         </w:tc>
@@ -406,7 +406,7 @@
                 <w:rFonts w:ascii="TimeNewRoman" w:hAnsi="TimeNewRoman"/>
                 <w:sz w:val="30"/>
               </w:rPr>
-              <w:t>30÷5=6, 0</w:t>
+              <w:t>95÷7=13, 4</w:t>
             </w:r>
           </w:p>
         </w:tc>
@@ -423,7 +423,7 @@
                 <w:rFonts w:ascii="TimeNewRoman" w:hAnsi="TimeNewRoman"/>
                 <w:sz w:val="30"/>
               </w:rPr>
-              <w:t>12÷4=3, 0</w:t>
+              <w:t>90÷2=45, 0</w:t>
             </w:r>
           </w:p>
         </w:tc>
@@ -440,7 +440,7 @@
                 <w:rFonts w:ascii="TimeNewRoman" w:hAnsi="TimeNewRoman"/>
                 <w:sz w:val="30"/>
               </w:rPr>
-              <w:t>74÷7=10, 4</w:t>
+              <w:t>78÷4=19, 2</w:t>
             </w:r>
           </w:p>
         </w:tc>
@@ -457,7 +457,7 @@
                 <w:rFonts w:ascii="TimeNewRoman" w:hAnsi="TimeNewRoman"/>
                 <w:sz w:val="30"/>
               </w:rPr>
-              <w:t>31÷4=7, 3</w:t>
+              <w:t>81÷3=27, 0</w:t>
             </w:r>
           </w:p>
         </w:tc>
@@ -474,7 +474,7 @@
                 <w:rFonts w:ascii="TimeNewRoman" w:hAnsi="TimeNewRoman"/>
                 <w:sz w:val="30"/>
               </w:rPr>
-              <w:t>81÷7=11, 4</w:t>
+              <w:t>59÷6=9, 5</w:t>
             </w:r>
           </w:p>
         </w:tc>
@@ -589,7 +589,7 @@
                 <w:rFonts w:ascii="TimeNewRoman" w:hAnsi="TimeNewRoman"/>
                 <w:sz w:val="30"/>
               </w:rPr>
-              <w:t>70÷9=7, 7</w:t>
+              <w:t>78÷8=9, 6</w:t>
             </w:r>
           </w:p>
         </w:tc>
@@ -606,7 +606,7 @@
                 <w:rFonts w:ascii="TimeNewRoman" w:hAnsi="TimeNewRoman"/>
                 <w:sz w:val="30"/>
               </w:rPr>
-              <w:t>17÷2=8, 1</w:t>
+              <w:t>11÷8=1, 3</w:t>
             </w:r>
           </w:p>
         </w:tc>
@@ -623,7 +623,7 @@
                 <w:rFonts w:ascii="TimeNewRoman" w:hAnsi="TimeNewRoman"/>
                 <w:sz w:val="30"/>
               </w:rPr>
-              <w:t>29÷8=3, 5</w:t>
+              <w:t>79÷8=9, 7</w:t>
             </w:r>
           </w:p>
         </w:tc>
@@ -640,7 +640,7 @@
                 <w:rFonts w:ascii="TimeNewRoman" w:hAnsi="TimeNewRoman"/>
                 <w:sz w:val="30"/>
               </w:rPr>
-              <w:t>65÷2=32, 1</w:t>
+              <w:t>64÷5=12, 4</w:t>
             </w:r>
           </w:p>
         </w:tc>
@@ -657,7 +657,7 @@
                 <w:rFonts w:ascii="TimeNewRoman" w:hAnsi="TimeNewRoman"/>
                 <w:sz w:val="30"/>
               </w:rPr>
-              <w:t>34÷6=5, 4</w:t>
+              <w:t>16÷3=5, 1</w:t>
             </w:r>
           </w:p>
         </w:tc>
@@ -772,24 +772,7 @@
                 <w:rFonts w:ascii="TimeNewRoman" w:hAnsi="TimeNewRoman"/>
                 <w:sz w:val="30"/>
               </w:rPr>
-              <w:t>92÷2=46, 0</w:t>
-            </w:r>
-          </w:p>
-        </w:tc>
-        <w:tc>
-          <w:tcPr>
-            <w:tcW w:type="dxa" w:w="1987"/>
-          </w:tcPr>
-          <w:p>
-            <w:pPr>
-              <w:jc w:val="left"/>
-            </w:pPr>
-            <w:r>
-              <w:rPr>
-                <w:rFonts w:ascii="TimeNewRoman" w:hAnsi="TimeNewRoman"/>
-                <w:sz w:val="30"/>
-              </w:rPr>
-              <w:t>47÷8=5, 7</w:t>
+              <w:t>32÷8=4, 0</w:t>
             </w:r>
           </w:p>
         </w:tc>
@@ -823,7 +806,7 @@
                 <w:rFonts w:ascii="TimeNewRoman" w:hAnsi="TimeNewRoman"/>
                 <w:sz w:val="30"/>
               </w:rPr>
-              <w:t>70÷6=11, 4</w:t>
+              <w:t>27÷4=6, 3</w:t>
             </w:r>
           </w:p>
         </w:tc>
@@ -840,7 +823,24 @@
                 <w:rFonts w:ascii="TimeNewRoman" w:hAnsi="TimeNewRoman"/>
                 <w:sz w:val="30"/>
               </w:rPr>
-              <w:t>82÷2=41, 0</w:t>
+              <w:t>42÷7=6, 0</w:t>
+            </w:r>
+          </w:p>
+        </w:tc>
+        <w:tc>
+          <w:tcPr>
+            <w:tcW w:type="dxa" w:w="1987"/>
+          </w:tcPr>
+          <w:p>
+            <w:pPr>
+              <w:jc w:val="left"/>
+            </w:pPr>
+            <w:r>
+              <w:rPr>
+                <w:rFonts w:ascii="TimeNewRoman" w:hAnsi="TimeNewRoman"/>
+                <w:sz w:val="30"/>
+              </w:rPr>
+              <w:t>72÷3=24, 0</w:t>
             </w:r>
           </w:p>
         </w:tc>
